--- a/murari-gupta/Murari-Gupta-Kadacha-ru.docx
+++ b/murari-gupta/Murari-Gupta-Kadacha-ru.docx
@@ -180,6 +180,42 @@
       </w:r>
     </w:p>
     <w:p>
+      <w:pPr>
+        <w:spacing w:after="60"/>
+        <w:ind w:left="340"/>
+      </w:pPr>
+      <w:r>
+        <w:t>• Пракрама 1, сарга 5. Явление Шри Чайтаньи</w:t>
+      </w:r>
+    </w:p>
+    <w:p>
+      <w:pPr>
+        <w:spacing w:after="60"/>
+        <w:ind w:left="340"/>
+      </w:pPr>
+      <w:r>
+        <w:t>• Пракрама 1, сарга 6. Описание игр от рождения среди детских забав</w:t>
+      </w:r>
+    </w:p>
+    <w:p>
+      <w:pPr>
+        <w:spacing w:after="60"/>
+        <w:ind w:left="340"/>
+      </w:pPr>
+      <w:r>
+        <w:t>• Пракрама 1, сарга 7. Детские игры</w:t>
+      </w:r>
+    </w:p>
+    <w:p>
+      <w:pPr>
+        <w:spacing w:after="60"/>
+        <w:ind w:left="340"/>
+      </w:pPr>
+      <w:r>
+        <w:t>• Пракрама 1, сарга 8. Кончина Джаганнатхи Мишры</w:t>
+      </w:r>
+    </w:p>
+    <w:p>
       <w:r>
         <w:br w:type="page"/>
       </w:r>
@@ -2862,6 +2898,2881 @@
           <w:sz w:val="18"/>
         </w:rPr>
         <w:t xml:space="preserve"> Бхаргава — Парашурама, потомок Бхригу.</w:t>
+      </w:r>
+    </w:p>
+    <w:p>
+      <w:pPr>
+        <w:pStyle w:val="Heading2"/>
+      </w:pPr>
+      <w:r>
+        <w:t>Пракрама 1, сарга 5. Явление Шри Чайтаньи</w:t>
+      </w:r>
+    </w:p>
+    <w:p>
+      <w:pPr>
+        <w:spacing w:after="60"/>
+        <w:jc w:val="both"/>
+      </w:pPr>
+      <w:r>
+        <w:rPr>
+          <w:b w:val="0"/>
+          <w:i/>
+        </w:rPr>
+        <w:t>Шачи носит во чреве частицу Хари; гимн богов Шачи; рождение Господа в ночь полнолуния Пхальгуны во время лунного затмения; предсказание Ниламбары Чакраварти; обряды после рождения</w:t>
+      </w:r>
+    </w:p>
+    <w:p>
+      <w:pPr>
+        <w:spacing w:after="60"/>
+        <w:ind w:left="510" w:hanging="510"/>
+      </w:pPr>
+      <w:r>
+        <w:rPr>
+          <w:b/>
+          <w:i w:val="0"/>
+        </w:rPr>
+        <w:t>1.</w:t>
+      </w:r>
+      <w:r>
+        <w:t xml:space="preserve"> «Слушай же внимательно, о брахман, новую повесть о нисхождении Чайтаньи — всемогущего Владыки мира, океана милости.</w:t>
+      </w:r>
+    </w:p>
+    <w:p>
+      <w:pPr>
+        <w:spacing w:after="60"/>
+        <w:ind w:left="510" w:hanging="510"/>
+      </w:pPr>
+      <w:r>
+        <w:rPr>
+          <w:b/>
+          <w:i w:val="0"/>
+        </w:rPr>
+        <w:t>2.</w:t>
+      </w:r>
+      <w:r>
+        <w:t xml:space="preserve"> Когда лучший из божественных мудрецов</w:t>
+      </w:r>
+      <w:r>
+        <w:rPr>
+          <w:b w:val="0"/>
+          <w:i w:val="0"/>
+          <w:vertAlign w:val="superscript"/>
+        </w:rPr>
+        <w:t>1</w:t>
+      </w:r>
+      <w:r>
+        <w:t xml:space="preserve"> удалился в свою обитель, Верховный Бхагаван Ачьюта вошёл в ум мудреца-брахмана Джаганнатхи.</w:t>
+      </w:r>
+    </w:p>
+    <w:p>
+      <w:pPr>
+        <w:spacing w:after="60"/>
+        <w:ind w:left="510" w:hanging="510"/>
+      </w:pPr>
+      <w:r>
+        <w:rPr>
+          <w:b/>
+          <w:i w:val="0"/>
+        </w:rPr>
+        <w:t>3.</w:t>
+      </w:r>
+      <w:r>
+        <w:t xml:space="preserve"> Целомудренная супруга в должный срок приняла великое сияние, вложенное им. Так благочестивая Шачи, преданная мужу,</w:t>
+      </w:r>
+    </w:p>
+    <w:p>
+      <w:pPr>
+        <w:spacing w:after="60"/>
+        <w:ind w:left="510" w:hanging="510"/>
+      </w:pPr>
+      <w:r>
+        <w:rPr>
+          <w:b/>
+          <w:i w:val="0"/>
+        </w:rPr>
+        <w:t>4.</w:t>
+      </w:r>
+      <w:r>
+        <w:t xml:space="preserve"> благая, зачала плод — частицу Хари, как некогда Ганга приняла семя Шамбху</w:t>
+      </w:r>
+      <w:r>
+        <w:rPr>
+          <w:b w:val="0"/>
+          <w:i w:val="0"/>
+          <w:vertAlign w:val="superscript"/>
+        </w:rPr>
+        <w:t>2</w:t>
+      </w:r>
+      <w:r>
+        <w:t>; и сияние её прибывало, как луна в светлую половину месяца.</w:t>
+      </w:r>
+    </w:p>
+    <w:p>
+      <w:pPr>
+        <w:spacing w:after="60"/>
+        <w:ind w:left="510" w:hanging="510"/>
+      </w:pPr>
+      <w:r>
+        <w:rPr>
+          <w:b/>
+          <w:i w:val="0"/>
+        </w:rPr>
+        <w:t>5.</w:t>
+      </w:r>
+      <w:r>
+        <w:t xml:space="preserve"> Видя её красоту и сияние, подобное расплавленному золоту, Джаганнатха, осенённый благодатью, возрадовался всем сердцем.</w:t>
+      </w:r>
+    </w:p>
+    <w:p>
+      <w:pPr>
+        <w:spacing w:after="60"/>
+        <w:ind w:left="510" w:hanging="510"/>
+      </w:pPr>
+      <w:r>
+        <w:rPr>
+          <w:b/>
+          <w:i w:val="0"/>
+        </w:rPr>
+        <w:t>6.</w:t>
+      </w:r>
+      <w:r>
+        <w:t xml:space="preserve"> Тогда, видя её такой, Брахма и другие боги, гандхарвы, бессмертные и небожители вместе с Индрой</w:t>
+      </w:r>
+    </w:p>
+    <w:p>
+      <w:pPr>
+        <w:spacing w:after="60"/>
+        <w:ind w:left="510" w:hanging="510"/>
+      </w:pPr>
+      <w:r>
+        <w:rPr>
+          <w:b/>
+          <w:i w:val="0"/>
+        </w:rPr>
+        <w:t>7.</w:t>
+      </w:r>
+      <w:r>
+        <w:t xml:space="preserve"> в радости сложили ладони; со слезами в голосе и в глазах, склонив головы в поклоне, все они ликуя вознесли ей хвалу:</w:t>
+      </w:r>
+    </w:p>
+    <w:p>
+      <w:pPr>
+        <w:spacing w:after="60"/>
+        <w:ind w:left="510" w:hanging="510"/>
+      </w:pPr>
+      <w:r>
+        <w:rPr>
+          <w:b/>
+          <w:i w:val="0"/>
+        </w:rPr>
+        <w:t>8.</w:t>
+      </w:r>
+      <w:r>
+        <w:t xml:space="preserve"> „Склоняемся пред тобою, вечно носящей Его во чреве! Ты — Адити, мать Хари; ты носишь во чреве сияние луны, солнца и огня, носишь во чреве чистое бытие; ты — стойкость и терпение;</w:t>
+      </w:r>
+    </w:p>
+    <w:p>
+      <w:pPr>
+        <w:spacing w:after="60"/>
+        <w:ind w:left="510" w:hanging="510"/>
+      </w:pPr>
+      <w:r>
+        <w:rPr>
+          <w:b/>
+          <w:i w:val="0"/>
+        </w:rPr>
+        <w:t>9.</w:t>
+      </w:r>
+      <w:r>
+        <w:t xml:space="preserve"> ты носишь во чреве незлобие; ты — совершенство; ты носишь во чреве Веду — Самого Хари. Ты — Деваки, Рохини и Яшода, во всех обличьях — источник бытия</w:t>
+      </w:r>
+      <w:r>
+        <w:rPr>
+          <w:b w:val="0"/>
+          <w:i w:val="0"/>
+          <w:vertAlign w:val="superscript"/>
+        </w:rPr>
+        <w:t>3</w:t>
+      </w:r>
+      <w:r>
+        <w:t>.</w:t>
+      </w:r>
+    </w:p>
+    <w:p>
+      <w:pPr>
+        <w:spacing w:after="60"/>
+        <w:ind w:left="510" w:hanging="510"/>
+      </w:pPr>
+      <w:r>
+        <w:rPr>
+          <w:b/>
+          <w:i w:val="0"/>
+        </w:rPr>
+        <w:t>10.</w:t>
+      </w:r>
+      <w:r>
+        <w:t xml:space="preserve"> Ты носишь во чреве Того, кто распространит жертвоприношение величайшей святости — киртану, плода которой не достичь (обычными) жертвоприношениями.</w:t>
+      </w:r>
+    </w:p>
+    <w:p>
+      <w:pPr>
+        <w:spacing w:after="60"/>
+        <w:ind w:left="510" w:hanging="510"/>
+      </w:pPr>
+      <w:r>
+        <w:rPr>
+          <w:b/>
+          <w:i w:val="0"/>
+        </w:rPr>
+        <w:t>11.</w:t>
+      </w:r>
+      <w:r>
+        <w:t xml:space="preserve"> Даже миллионы жертвоприношений не дадут той радости, что рождается в таких, как мы, за полмгновения слушания киртаны о Нрихари.</w:t>
+      </w:r>
+    </w:p>
+    <w:p>
+      <w:pPr>
+        <w:spacing w:after="60"/>
+        <w:ind w:left="510" w:hanging="510"/>
+      </w:pPr>
+      <w:r>
+        <w:rPr>
+          <w:b/>
+          <w:i w:val="0"/>
+        </w:rPr>
+        <w:t>12.</w:t>
+      </w:r>
+      <w:r>
+        <w:t xml:space="preserve"> О! Велик был нектар бессмертия, который некогда даровал Сам Хари, вспахтав океан</w:t>
+      </w:r>
+      <w:r>
+        <w:rPr>
+          <w:b w:val="0"/>
+          <w:i w:val="0"/>
+          <w:vertAlign w:val="superscript"/>
+        </w:rPr>
+        <w:t>4</w:t>
+      </w:r>
+      <w:r>
+        <w:t>, — но сладость, в миллионы раз большую,</w:t>
+      </w:r>
+    </w:p>
+    <w:p>
+      <w:pPr>
+        <w:spacing w:after="60"/>
+        <w:ind w:left="510" w:hanging="510"/>
+      </w:pPr>
+      <w:r>
+        <w:rPr>
+          <w:b/>
+          <w:i w:val="0"/>
+        </w:rPr>
+        <w:t>13.</w:t>
+      </w:r>
+      <w:r>
+        <w:t xml:space="preserve"> вкушаем мы здесь, слушая славу Шри Хари: ради киртаны о Хари ум не ставит ни во что даже освобождение“.</w:t>
+      </w:r>
+    </w:p>
+    <w:p>
+      <w:pPr>
+        <w:spacing w:after="60"/>
+        <w:ind w:left="510" w:hanging="510"/>
+      </w:pPr>
+      <w:r>
+        <w:rPr>
+          <w:b/>
+          <w:i w:val="0"/>
+        </w:rPr>
+        <w:t>14.</w:t>
+      </w:r>
+      <w:r>
+        <w:t xml:space="preserve"> Сказав так, боги с Индрой поклонились ей и, поставив впереди Брахму, с песнями во славу Шри Хари удалились</w:t>
+      </w:r>
+    </w:p>
+    <w:p>
+      <w:pPr>
+        <w:spacing w:after="60"/>
+        <w:ind w:left="510" w:hanging="510"/>
+      </w:pPr>
+      <w:r>
+        <w:rPr>
+          <w:b/>
+          <w:i w:val="0"/>
+        </w:rPr>
+        <w:t>15.</w:t>
+      </w:r>
+      <w:r>
+        <w:t xml:space="preserve"> в свой небесный град. Ликуя оттого, что на земле родилась частица Супруга Шри, они восхваляли удачу (века) Кали и танцевали, охваченные любовью.</w:t>
+      </w:r>
+    </w:p>
+    <w:p>
+      <w:pPr>
+        <w:spacing w:after="60"/>
+        <w:ind w:left="510" w:hanging="510"/>
+      </w:pPr>
+      <w:r>
+        <w:rPr>
+          <w:b/>
+          <w:i w:val="0"/>
+        </w:rPr>
+        <w:t>16.</w:t>
+      </w:r>
+      <w:r>
+        <w:t xml:space="preserve"> И вот в полночь, в благом месяце пхальгуна, когда луна — владыка ночи — была полной, в пору, наделённую всеми достоинствами и овеянную чистым ветерком,</w:t>
+      </w:r>
+    </w:p>
+    <w:p>
+      <w:pPr>
+        <w:spacing w:after="60"/>
+        <w:ind w:left="510" w:hanging="510"/>
+      </w:pPr>
+      <w:r>
+        <w:rPr>
+          <w:b/>
+          <w:i w:val="0"/>
+        </w:rPr>
+        <w:t>17.</w:t>
+      </w:r>
+      <w:r>
+        <w:t xml:space="preserve"> когда умы богов и праведников были ясны, а воды небесной реки — прохладны и чисты, родился Сам Хари.</w:t>
+      </w:r>
+    </w:p>
+    <w:p>
+      <w:pPr>
+        <w:spacing w:after="60"/>
+        <w:ind w:left="510" w:hanging="510"/>
+      </w:pPr>
+      <w:r>
+        <w:rPr>
+          <w:b/>
+          <w:i w:val="0"/>
+        </w:rPr>
+        <w:t>18.</w:t>
+      </w:r>
+      <w:r>
+        <w:t xml:space="preserve"> Сын, которого он обрёл, был золотист; глаза Его — как раскрывшиеся лотосы, лицо — как сияющая полная луна, и Своим сиянием Он Сам рассеивал тьму во всех сторонах света.</w:t>
+      </w:r>
+    </w:p>
+    <w:p>
+      <w:pPr>
+        <w:spacing w:after="60"/>
+        <w:ind w:left="510" w:hanging="510"/>
+      </w:pPr>
+      <w:r>
+        <w:rPr>
+          <w:b/>
+          <w:i w:val="0"/>
+        </w:rPr>
+        <w:t>19.</w:t>
+      </w:r>
+      <w:r>
+        <w:t xml:space="preserve"> И Шри Джаганнатха Мишра Пурандара, словно бедняк, нашедший сокровище падма</w:t>
+      </w:r>
+      <w:r>
+        <w:rPr>
+          <w:b w:val="0"/>
+          <w:i w:val="0"/>
+          <w:vertAlign w:val="superscript"/>
+        </w:rPr>
+        <w:t>5</w:t>
+      </w:r>
+      <w:r>
+        <w:t>, не мог доплыть до другого берега океана радости, и голос его то и дело прерывался от любви.</w:t>
+      </w:r>
+    </w:p>
+    <w:p>
+      <w:pPr>
+        <w:spacing w:after="60"/>
+        <w:ind w:left="510" w:hanging="510"/>
+      </w:pPr>
+      <w:r>
+        <w:rPr>
+          <w:b/>
+          <w:i w:val="0"/>
+        </w:rPr>
+        <w:t>20.</w:t>
+      </w:r>
+      <w:r>
+        <w:t xml:space="preserve"> В час Его рождения Раху целиком поглотил луну: побеждённая лотосным лицом Кришны, она словно от стыда скрылась в пасти врага богов</w:t>
+      </w:r>
+      <w:r>
+        <w:rPr>
+          <w:b w:val="0"/>
+          <w:i w:val="0"/>
+          <w:vertAlign w:val="superscript"/>
+        </w:rPr>
+        <w:t>6</w:t>
+      </w:r>
+      <w:r>
+        <w:t>.</w:t>
+      </w:r>
+    </w:p>
+    <w:p>
+      <w:pPr>
+        <w:spacing w:after="60"/>
+        <w:ind w:left="510" w:hanging="510"/>
+      </w:pPr>
+      <w:r>
+        <w:rPr>
+          <w:b/>
+          <w:i w:val="0"/>
+        </w:rPr>
+        <w:t>21.</w:t>
+      </w:r>
+      <w:r>
+        <w:t xml:space="preserve"> В этот святой час люди пели киртану о Нарахари, совершали поклонение, а затем, соблюдая чистоту, омывались в водах Джахнави, раздавали дары и совершали обряд очищения от грехов.</w:t>
+      </w:r>
+    </w:p>
+    <w:p>
+      <w:pPr>
+        <w:spacing w:after="60"/>
+        <w:ind w:left="510" w:hanging="510"/>
+      </w:pPr>
+      <w:r>
+        <w:rPr>
+          <w:b/>
+          <w:i w:val="0"/>
+        </w:rPr>
+        <w:t>22.</w:t>
+      </w:r>
+      <w:r>
+        <w:t xml:space="preserve"> Возрадовались сонмы богов с Махендрой во главе с Рождённым из лотоса и Махешей; апсары предались пляске, а предводители (гандхарвов) пролили дождь цветов.</w:t>
+      </w:r>
+    </w:p>
+    <w:p>
+      <w:pPr>
+        <w:spacing w:after="60"/>
+        <w:ind w:left="510" w:hanging="510"/>
+      </w:pPr>
+      <w:r>
+        <w:rPr>
+          <w:b/>
+          <w:i w:val="0"/>
+        </w:rPr>
+        <w:t>23.</w:t>
+      </w:r>
+      <w:r>
+        <w:t xml:space="preserve"> Обрадованный Его рождением, в дом зятя поспешил Ниламбара Чакраварти, знаток всех шастр.</w:t>
+      </w:r>
+    </w:p>
+    <w:p>
+      <w:pPr>
+        <w:spacing w:after="60"/>
+        <w:ind w:left="510" w:hanging="510"/>
+      </w:pPr>
+      <w:r>
+        <w:rPr>
+          <w:b/>
+          <w:i w:val="0"/>
+        </w:rPr>
+        <w:t>24.</w:t>
+      </w:r>
+      <w:r>
+        <w:t xml:space="preserve"> Мудрец, знавший (по звёздам), в какой час родился его внук, позвал Джаганнатху и, обращаясь к Шачи, сказал:</w:t>
+      </w:r>
+    </w:p>
+    <w:p>
+      <w:pPr>
+        <w:spacing w:after="60"/>
+        <w:ind w:left="510" w:hanging="510"/>
+      </w:pPr>
+      <w:r>
+        <w:rPr>
+          <w:b/>
+          <w:i w:val="0"/>
+        </w:rPr>
+        <w:t>25.</w:t>
+      </w:r>
+      <w:r>
+        <w:t xml:space="preserve"> „О! Этот лев среди людей родился, когда Брихаспати (Юпитер) стоит в экзальтации</w:t>
+      </w:r>
+      <w:r>
+        <w:rPr>
+          <w:b w:val="0"/>
+          <w:i w:val="0"/>
+          <w:vertAlign w:val="superscript"/>
+        </w:rPr>
+        <w:t>7</w:t>
+      </w:r>
+      <w:r>
+        <w:t>. Он будет вечным защитником всего мира;</w:t>
+      </w:r>
+    </w:p>
+    <w:p>
+      <w:pPr>
+        <w:spacing w:after="60"/>
+        <w:ind w:left="510" w:hanging="510"/>
+      </w:pPr>
+      <w:r>
+        <w:rPr>
+          <w:b/>
+          <w:i w:val="0"/>
+        </w:rPr>
+        <w:t>26.</w:t>
+      </w:r>
+      <w:r>
+        <w:t xml:space="preserve"> благонравный, прибежище всех дхарм, лучший из санньяси, Он будет радовать все существа, как полная луна, льющая нектар.</w:t>
+      </w:r>
+    </w:p>
+    <w:p>
+      <w:pPr>
+        <w:spacing w:after="60"/>
+        <w:ind w:left="510" w:hanging="510"/>
+      </w:pPr>
+      <w:r>
+        <w:rPr>
+          <w:b/>
+          <w:i w:val="0"/>
+        </w:rPr>
+        <w:t>27.</w:t>
+      </w:r>
+      <w:r>
+        <w:t xml:space="preserve"> Он навсегда спасёт оба рода — отцовский и материнский“. Когда брахман сказал так, все возрадовались.</w:t>
+      </w:r>
+    </w:p>
+    <w:p>
+      <w:pPr>
+        <w:spacing w:after="60"/>
+        <w:ind w:left="510" w:hanging="510"/>
+      </w:pPr>
+      <w:r>
+        <w:rPr>
+          <w:b/>
+          <w:i w:val="0"/>
+        </w:rPr>
+        <w:t>28.</w:t>
+      </w:r>
+      <w:r>
+        <w:t xml:space="preserve"> Слыша эти слова своего отца, мать исполнилась великой радости, а Ватсья</w:t>
+      </w:r>
+      <w:r>
+        <w:rPr>
+          <w:b w:val="0"/>
+          <w:i w:val="0"/>
+          <w:vertAlign w:val="superscript"/>
+        </w:rPr>
+        <w:t>8</w:t>
+      </w:r>
+      <w:r>
+        <w:t xml:space="preserve"> справил великий праздник — джатакарму, обряд рождения сына.</w:t>
+      </w:r>
+    </w:p>
+    <w:p>
+      <w:pPr>
+        <w:spacing w:after="60"/>
+        <w:ind w:left="510" w:hanging="510"/>
+      </w:pPr>
+      <w:r>
+        <w:rPr>
+          <w:b/>
+          <w:i w:val="0"/>
+        </w:rPr>
+        <w:t>29.</w:t>
+      </w:r>
+      <w:r>
+        <w:t xml:space="preserve"> Он раздал брахманам бетель, сандал, гирлянды и благовония и по порядку совершил благие обряды, начиная с обряда уттханы — «вставания»</w:t>
+      </w:r>
+      <w:r>
+        <w:rPr>
+          <w:b w:val="0"/>
+          <w:i w:val="0"/>
+          <w:vertAlign w:val="superscript"/>
+        </w:rPr>
+        <w:t>9</w:t>
+      </w:r>
+      <w:r>
+        <w:t>».</w:t>
+      </w:r>
+    </w:p>
+    <w:p>
+      <w:pPr>
+        <w:spacing w:after="60"/>
+        <w:jc w:val="both"/>
+      </w:pPr>
+      <w:r>
+        <w:rPr>
+          <w:b w:val="0"/>
+          <w:i/>
+        </w:rPr>
+        <w:t>Так заканчивается пятая сарга, «Явление Шри Чайтаньи» (Шри Чайтанья-авирбхава), великой поэмы «Шри Кришна-чайтанья-чаритамрита».</w:t>
+      </w:r>
+    </w:p>
+    <w:p>
+      <w:pPr>
+        <w:spacing w:after="60"/>
+        <w:ind w:left="283"/>
+      </w:pPr>
+      <w:r>
+        <w:rPr>
+          <w:b/>
+          <w:i w:val="0"/>
+          <w:sz w:val="18"/>
+        </w:rPr>
+        <w:t>1.</w:t>
+      </w:r>
+      <w:r>
+        <w:rPr>
+          <w:sz w:val="18"/>
+        </w:rPr>
+        <w:t xml:space="preserve"> Нарада, по мольбе которого Господь согласился нисойти (сарга 1.03).</w:t>
+      </w:r>
+    </w:p>
+    <w:p>
+      <w:pPr>
+        <w:spacing w:after="60"/>
+        <w:ind w:left="283"/>
+      </w:pPr>
+      <w:r>
+        <w:rPr>
+          <w:b/>
+          <w:i w:val="0"/>
+          <w:sz w:val="18"/>
+        </w:rPr>
+        <w:t>2.</w:t>
+      </w:r>
+      <w:r>
+        <w:rPr>
+          <w:sz w:val="18"/>
+        </w:rPr>
+        <w:t xml:space="preserve"> Аллюзия на рождение Сканды: семя Шивы (Шамбху) было принято Гангой.</w:t>
+      </w:r>
+    </w:p>
+    <w:p>
+      <w:pPr>
+        <w:spacing w:after="60"/>
+        <w:ind w:left="283"/>
+      </w:pPr>
+      <w:r>
+        <w:rPr>
+          <w:b/>
+          <w:i w:val="0"/>
+          <w:sz w:val="18"/>
+        </w:rPr>
+        <w:t>3.</w:t>
+      </w:r>
+      <w:r>
+        <w:rPr>
+          <w:sz w:val="18"/>
+        </w:rPr>
+        <w:t xml:space="preserve"> Чтение последнего слова шлоки неясно; перевод предположителен.</w:t>
+      </w:r>
+    </w:p>
+    <w:p>
+      <w:pPr>
+        <w:spacing w:after="60"/>
+        <w:ind w:left="283"/>
+      </w:pPr>
+      <w:r>
+        <w:rPr>
+          <w:b/>
+          <w:i w:val="0"/>
+          <w:sz w:val="18"/>
+        </w:rPr>
+        <w:t>4.</w:t>
+      </w:r>
+      <w:r>
+        <w:rPr>
+          <w:sz w:val="18"/>
+        </w:rPr>
+        <w:t xml:space="preserve"> Пахтание Молочного океана богами и асурами, из которого был добыт нектар бессмертия (амрита).</w:t>
+      </w:r>
+    </w:p>
+    <w:p>
+      <w:pPr>
+        <w:spacing w:after="60"/>
+        <w:ind w:left="283"/>
+      </w:pPr>
+      <w:r>
+        <w:rPr>
+          <w:b/>
+          <w:i w:val="0"/>
+          <w:sz w:val="18"/>
+        </w:rPr>
+        <w:t>5.</w:t>
+      </w:r>
+      <w:r>
+        <w:rPr>
+          <w:sz w:val="18"/>
+        </w:rPr>
+        <w:t xml:space="preserve"> Падма — одно из девяти сокровищ (нидхи) Куберы.</w:t>
+      </w:r>
+    </w:p>
+    <w:p>
+      <w:pPr>
+        <w:spacing w:after="60"/>
+        <w:ind w:left="283"/>
+      </w:pPr>
+      <w:r>
+        <w:rPr>
+          <w:b/>
+          <w:i w:val="0"/>
+          <w:sz w:val="18"/>
+        </w:rPr>
+        <w:t>6.</w:t>
+      </w:r>
+      <w:r>
+        <w:rPr>
+          <w:sz w:val="18"/>
+        </w:rPr>
+        <w:t xml:space="preserve"> Рождение Господа пришлось на лунное затмение; Раху — демон, «враг богов», поглощающий луну.</w:t>
+      </w:r>
+    </w:p>
+    <w:p>
+      <w:pPr>
+        <w:spacing w:after="60"/>
+        <w:ind w:left="283"/>
+      </w:pPr>
+      <w:r>
+        <w:rPr>
+          <w:b/>
+          <w:i w:val="0"/>
+          <w:sz w:val="18"/>
+        </w:rPr>
+        <w:t>7.</w:t>
+      </w:r>
+      <w:r>
+        <w:rPr>
+          <w:sz w:val="18"/>
+        </w:rPr>
+        <w:t xml:space="preserve"> «Высшее положение» (уччха) планеты в астрологии — знак наибольшей её силы.</w:t>
+      </w:r>
+    </w:p>
+    <w:p>
+      <w:pPr>
+        <w:spacing w:after="60"/>
+        <w:ind w:left="283"/>
+      </w:pPr>
+      <w:r>
+        <w:rPr>
+          <w:b/>
+          <w:i w:val="0"/>
+          <w:sz w:val="18"/>
+        </w:rPr>
+        <w:t>8.</w:t>
+      </w:r>
+      <w:r>
+        <w:rPr>
+          <w:sz w:val="18"/>
+        </w:rPr>
+        <w:t xml:space="preserve"> Ватсья — Джаганнатха Мишра, из рода Ватсья.</w:t>
+      </w:r>
+    </w:p>
+    <w:p>
+      <w:pPr>
+        <w:spacing w:after="60"/>
+        <w:ind w:left="283"/>
+      </w:pPr>
+      <w:r>
+        <w:rPr>
+          <w:b/>
+          <w:i w:val="0"/>
+          <w:sz w:val="18"/>
+        </w:rPr>
+        <w:t>9.</w:t>
+      </w:r>
+      <w:r>
+        <w:rPr>
+          <w:sz w:val="18"/>
+        </w:rPr>
+        <w:t xml:space="preserve"> Вероятно, обряд по окончании родильного периода; возможно и иное понимание — первое вставание ребёнка на ноги.</w:t>
+      </w:r>
+    </w:p>
+    <w:p>
+      <w:pPr>
+        <w:pStyle w:val="Heading2"/>
+      </w:pPr>
+      <w:r>
+        <w:t>Пракрама 1, сарга 6. Описание игр от рождения среди детских забав</w:t>
+      </w:r>
+    </w:p>
+    <w:p>
+      <w:pPr>
+        <w:spacing w:after="60"/>
+        <w:jc w:val="both"/>
+      </w:pPr>
+      <w:r>
+        <w:rPr>
+          <w:b w:val="0"/>
+          <w:i/>
+        </w:rPr>
+        <w:t>Младенчество Вишвамбхары: наречение имени, облик, детские игры; брахман-странник; разбитые горшки; поучение о чистом и нечистом; кирпич, брошенный в мать; два кокоса; звон ножных колокольчиков</w:t>
+      </w:r>
+    </w:p>
+    <w:p>
+      <w:pPr>
+        <w:spacing w:after="60"/>
+        <w:ind w:left="510" w:hanging="510"/>
+      </w:pPr>
+      <w:r>
+        <w:rPr>
+          <w:b/>
+          <w:i w:val="0"/>
+        </w:rPr>
+        <w:t>1.</w:t>
+      </w:r>
+      <w:r>
+        <w:t xml:space="preserve"> Прошло немного времени, и супруги, глядя, как их сладко лепечущий младенец ползает на коленках, преисполнились великой радости.</w:t>
+      </w:r>
+    </w:p>
+    <w:p>
+      <w:pPr>
+        <w:spacing w:after="60"/>
+        <w:ind w:left="510" w:hanging="510"/>
+      </w:pPr>
+      <w:r>
+        <w:rPr>
+          <w:b/>
+          <w:i w:val="0"/>
+        </w:rPr>
+        <w:t>2.</w:t>
+      </w:r>
+      <w:r>
+        <w:t xml:space="preserve"> На Его улыбающемся лице, подобном алому лотосу, сияли лучи «царя дваждырождённых»</w:t>
+      </w:r>
+      <w:r>
+        <w:rPr>
+          <w:b w:val="0"/>
+          <w:i w:val="0"/>
+          <w:vertAlign w:val="superscript"/>
+        </w:rPr>
+        <w:t>1</w:t>
+      </w:r>
+      <w:r>
+        <w:t>, рассеивая тьму в умах праведников.</w:t>
+      </w:r>
+    </w:p>
+    <w:p>
+      <w:pPr>
+        <w:spacing w:after="60"/>
+        <w:ind w:left="510" w:hanging="510"/>
+      </w:pPr>
+      <w:r>
+        <w:rPr>
+          <w:b/>
+          <w:i w:val="0"/>
+        </w:rPr>
+        <w:t>3.</w:t>
+      </w:r>
+      <w:r>
+        <w:t xml:space="preserve"> «Он издревле поддерживает вселенную», — подумал отец и сам дал Ему прекраснейшее имя — Шриман Вишвамбхара</w:t>
+      </w:r>
+      <w:r>
+        <w:rPr>
+          <w:b w:val="0"/>
+          <w:i w:val="0"/>
+          <w:vertAlign w:val="superscript"/>
+        </w:rPr>
+        <w:t>2</w:t>
+      </w:r>
+      <w:r>
+        <w:t>.</w:t>
+      </w:r>
+    </w:p>
+    <w:p>
+      <w:pPr>
+        <w:spacing w:after="60"/>
+        <w:ind w:left="510" w:hanging="510"/>
+      </w:pPr>
+      <w:r>
+        <w:rPr>
+          <w:b/>
+          <w:i w:val="0"/>
+        </w:rPr>
+        <w:t>4.</w:t>
+      </w:r>
+      <w:r>
+        <w:t xml:space="preserve"> Тело Хари золотилось, как расплавленное золото, глаза были широки, как сияющие лотосы; одетый лишь ветром, Он носил серебряное ожерелье и гирлянду в кудрях.</w:t>
+      </w:r>
+    </w:p>
+    <w:p>
+      <w:pPr>
+        <w:spacing w:after="60"/>
+        <w:ind w:left="510" w:hanging="510"/>
+      </w:pPr>
+      <w:r>
+        <w:rPr>
+          <w:b/>
+          <w:i w:val="0"/>
+        </w:rPr>
+        <w:t>5.</w:t>
+      </w:r>
+      <w:r>
+        <w:t xml:space="preserve"> Лицо Его было как полная луна, лепет — сладок, как нектар; прелестного малыша украшали браслеты на запястьях и на плечах.</w:t>
+      </w:r>
+    </w:p>
+    <w:p>
+      <w:pPr>
+        <w:spacing w:after="60"/>
+        <w:ind w:left="510" w:hanging="510"/>
+      </w:pPr>
+      <w:r>
+        <w:rPr>
+          <w:b/>
+          <w:i w:val="0"/>
+        </w:rPr>
+        <w:t>6.</w:t>
+      </w:r>
+      <w:r>
+        <w:t xml:space="preserve"> Чистый, с ладонями и ступнями, алыми, как лотос или растёртая киноварь, Он рос день ото дня, прибывая, как луна в светлую половину месяца.</w:t>
+      </w:r>
+    </w:p>
+    <w:p>
+      <w:pPr>
+        <w:spacing w:after="60"/>
+        <w:ind w:left="510" w:hanging="510"/>
+      </w:pPr>
+      <w:r>
+        <w:rPr>
+          <w:b/>
+          <w:i w:val="0"/>
+        </w:rPr>
+        <w:t>7.</w:t>
+      </w:r>
+      <w:r>
+        <w:t xml:space="preserve"> Со временем безмерно сияющий (младенец) пошёл и, ступая алыми стопами, унял жар земли, рождённый разлукой (с Ним)</w:t>
+      </w:r>
+      <w:r>
+        <w:rPr>
+          <w:b w:val="0"/>
+          <w:i w:val="0"/>
+          <w:vertAlign w:val="superscript"/>
+        </w:rPr>
+        <w:t>3</w:t>
+      </w:r>
+      <w:r>
+        <w:t>.</w:t>
+      </w:r>
+    </w:p>
+    <w:p>
+      <w:pPr>
+        <w:spacing w:after="60"/>
+        <w:ind w:left="510" w:hanging="510"/>
+      </w:pPr>
+      <w:r>
+        <w:rPr>
+          <w:b/>
+          <w:i w:val="0"/>
+        </w:rPr>
+        <w:t>8.</w:t>
+      </w:r>
+      <w:r>
+        <w:t xml:space="preserve"> Джанардана съел пищу брахмана, странствовавшего по святым местам, и тем напомнил ему о чуде в доме Нанды</w:t>
+      </w:r>
+      <w:r>
+        <w:rPr>
+          <w:b w:val="0"/>
+          <w:i w:val="0"/>
+          <w:vertAlign w:val="superscript"/>
+        </w:rPr>
+        <w:t>4</w:t>
+      </w:r>
+      <w:r>
+        <w:t>.</w:t>
+      </w:r>
+    </w:p>
+    <w:p>
+      <w:pPr>
+        <w:spacing w:after="60"/>
+        <w:ind w:left="510" w:hanging="510"/>
+      </w:pPr>
+      <w:r>
+        <w:rPr>
+          <w:b/>
+          <w:i w:val="0"/>
+        </w:rPr>
+        <w:t>9.</w:t>
+      </w:r>
+      <w:r>
+        <w:t xml:space="preserve"> Он играл с мальчиками-сверстниками, (размахивая) побегами деревьев, и дети, получив удар, радостно резвились перед Ним.</w:t>
+      </w:r>
+    </w:p>
+    <w:p>
+      <w:pPr>
+        <w:spacing w:after="60"/>
+        <w:ind w:left="510" w:hanging="510"/>
+      </w:pPr>
+      <w:r>
+        <w:rPr>
+          <w:b/>
+          <w:i w:val="0"/>
+        </w:rPr>
+        <w:t>10.</w:t>
+      </w:r>
+      <w:r>
+        <w:t xml:space="preserve"> Хари, ставший ребёнком силой Своей майи, играл по-обезьяньи: стоя на одной ноге, Он касался коленом колена другого.</w:t>
+      </w:r>
+    </w:p>
+    <w:p>
+      <w:pPr>
+        <w:spacing w:after="60"/>
+        <w:ind w:left="510" w:hanging="510"/>
+      </w:pPr>
+      <w:r>
+        <w:rPr>
+          <w:b/>
+          <w:i w:val="0"/>
+        </w:rPr>
+        <w:t>11.</w:t>
+      </w:r>
+      <w:r>
+        <w:t xml:space="preserve"> Однажды, увидев, что мать в гневе хочет схватить Его, Он и Сам разгневался и перебил горшки.</w:t>
+      </w:r>
+    </w:p>
+    <w:p>
+      <w:pPr>
+        <w:spacing w:after="60"/>
+        <w:ind w:left="510" w:hanging="510"/>
+      </w:pPr>
+      <w:r>
+        <w:rPr>
+          <w:b/>
+          <w:i w:val="0"/>
+        </w:rPr>
+        <w:t>12.</w:t>
+      </w:r>
+      <w:r>
+        <w:t xml:space="preserve"> Того, кого некогда за разбитый горшок Яшода связала верёвками для скота</w:t>
+      </w:r>
+      <w:r>
+        <w:rPr>
+          <w:b w:val="0"/>
+          <w:i w:val="0"/>
+          <w:vertAlign w:val="superscript"/>
+        </w:rPr>
+        <w:t>5</w:t>
+      </w:r>
+      <w:r>
+        <w:t>, — Его Шачи теперь боялась: взглянув на Его лицо, она затрепетала.</w:t>
+      </w:r>
+    </w:p>
+    <w:p>
+      <w:pPr>
+        <w:spacing w:after="60"/>
+        <w:ind w:left="510" w:hanging="510"/>
+      </w:pPr>
+      <w:r>
+        <w:rPr>
+          <w:b/>
+          <w:i w:val="0"/>
+        </w:rPr>
+        <w:t>13.</w:t>
+      </w:r>
+      <w:r>
+        <w:t xml:space="preserve"> Затем Он уселся в нечистом месте, на груде выброшенных глиняных горшков, сложенных один на другой, и смеялся перед матерью.</w:t>
+      </w:r>
+    </w:p>
+    <w:p>
+      <w:pPr>
+        <w:spacing w:after="60"/>
+        <w:ind w:left="510" w:hanging="510"/>
+      </w:pPr>
+      <w:r>
+        <w:rPr>
+          <w:b/>
+          <w:i w:val="0"/>
+        </w:rPr>
+        <w:t>14.</w:t>
+      </w:r>
+      <w:r>
+        <w:t xml:space="preserve"> Увидев это, Шачи сказала: «Дитя, уйди из этого скверного места! Омойся снова, стань чистым и садись ко мне на колени».</w:t>
+      </w:r>
+    </w:p>
+    <w:p>
+      <w:pPr>
+        <w:spacing w:after="60"/>
+        <w:ind w:left="510" w:hanging="510"/>
+      </w:pPr>
+      <w:r>
+        <w:rPr>
+          <w:b/>
+          <w:i w:val="0"/>
+        </w:rPr>
+        <w:t>15.</w:t>
+      </w:r>
+      <w:r>
+        <w:t xml:space="preserve"> На эти слова Бхагаван, знающий все истины, всецело проникнутый настроением Даттатреи</w:t>
+      </w:r>
+      <w:r>
+        <w:rPr>
+          <w:b w:val="0"/>
+          <w:i w:val="0"/>
+          <w:vertAlign w:val="superscript"/>
+        </w:rPr>
+        <w:t>6</w:t>
+      </w:r>
+      <w:r>
+        <w:t xml:space="preserve"> и восполняющий (знание) всеведущих, ответил ей:</w:t>
+      </w:r>
+    </w:p>
+    <w:p>
+      <w:pPr>
+        <w:spacing w:after="60"/>
+        <w:ind w:left="510" w:hanging="510"/>
+      </w:pPr>
+      <w:r>
+        <w:rPr>
+          <w:b/>
+          <w:i w:val="0"/>
+        </w:rPr>
+        <w:t>16.</w:t>
+      </w:r>
+      <w:r>
+        <w:t xml:space="preserve"> «Слушай: чистое и нечистое — лишь домысел ума. Ведь мир — (лишь) земля, вода, воздух, огонь, эфир и ум; а сияет здесь один лишь Хари, океан милости, чьи лотосные стопы недвойственны и прежде всякого развёрнутого проявления. Знай: нет ничего иного.</w:t>
+      </w:r>
+    </w:p>
+    <w:p>
+      <w:pPr>
+        <w:spacing w:after="60"/>
+        <w:ind w:left="510" w:hanging="510"/>
+      </w:pPr>
+      <w:r>
+        <w:rPr>
+          <w:b/>
+          <w:i w:val="0"/>
+        </w:rPr>
+        <w:t>17.</w:t>
+      </w:r>
+      <w:r>
+        <w:t xml:space="preserve"> Поэтому Я чист и никоим образом не нечист. Знай это, мать, и не питай здесь иных сомнений».</w:t>
+      </w:r>
+    </w:p>
+    <w:p>
+      <w:pPr>
+        <w:spacing w:after="60"/>
+        <w:ind w:left="510" w:hanging="510"/>
+      </w:pPr>
+      <w:r>
+        <w:rPr>
+          <w:b/>
+          <w:i w:val="0"/>
+        </w:rPr>
+        <w:t>18.</w:t>
+      </w:r>
+      <w:r>
+        <w:t xml:space="preserve"> Когда сын сказал так, она поспешно взяла Его за руку, отвела (к реке) и омыла чистыми водами небесной реки.</w:t>
+      </w:r>
+    </w:p>
+    <w:p>
+      <w:pPr>
+        <w:spacing w:after="60"/>
+        <w:ind w:left="510" w:hanging="510"/>
+      </w:pPr>
+      <w:r>
+        <w:rPr>
+          <w:b/>
+          <w:i w:val="0"/>
+        </w:rPr>
+        <w:t>19.</w:t>
+      </w:r>
+      <w:r>
+        <w:t xml:space="preserve"> Через некоторое время Шачи снова увидела сына сидящим на груде брошенных глиняных горшков и стала бранить Его:</w:t>
+      </w:r>
+    </w:p>
+    <w:p>
+      <w:pPr>
+        <w:spacing w:after="60"/>
+        <w:ind w:left="510" w:hanging="510"/>
+      </w:pPr>
+      <w:r>
+        <w:rPr>
+          <w:b/>
+          <w:i w:val="0"/>
+        </w:rPr>
+        <w:t>20.</w:t>
+      </w:r>
+      <w:r>
+        <w:t xml:space="preserve"> «Неразумный! Почему ты сидишь в нечистом, запретном месте?» Услышав эти слова матери, исполненный гнева</w:t>
+      </w:r>
+    </w:p>
+    <w:p>
+      <w:pPr>
+        <w:spacing w:after="60"/>
+        <w:ind w:left="510" w:hanging="510"/>
+      </w:pPr>
+      <w:r>
+        <w:rPr>
+          <w:b/>
+          <w:i w:val="0"/>
+        </w:rPr>
+        <w:t>21.</w:t>
+      </w:r>
+      <w:r>
+        <w:t xml:space="preserve"> Шриман Вишвамбхара сказал: «Глупая! Нигде нет нечистого. Я уже говорил тебе это прежде, так почему же ты порицаешь Меня?»</w:t>
+      </w:r>
+    </w:p>
+    <w:p>
+      <w:pPr>
+        <w:spacing w:after="60"/>
+        <w:ind w:left="510" w:hanging="510"/>
+      </w:pPr>
+      <w:r>
+        <w:rPr>
+          <w:b/>
+          <w:i w:val="0"/>
+        </w:rPr>
+        <w:t>22.</w:t>
+      </w:r>
+      <w:r>
+        <w:t xml:space="preserve"> Сказав так, Он в гневе бросил ей в лицо кирпич. От удара она, поражённая болью, лишилась чувств и упала.</w:t>
+      </w:r>
+    </w:p>
+    <w:p>
+      <w:pPr>
+        <w:spacing w:after="60"/>
+        <w:ind w:left="510" w:hanging="510"/>
+      </w:pPr>
+      <w:r>
+        <w:rPr>
+          <w:b/>
+          <w:i w:val="0"/>
+        </w:rPr>
+        <w:t>23.</w:t>
+      </w:r>
+      <w:r>
+        <w:t xml:space="preserve"> Тогда сбежались все женщины и стали кропить её прохладной водой. И тогда туда пришёл Хари, совершающий человеческие деяния,</w:t>
+      </w:r>
+    </w:p>
+    <w:p>
+      <w:pPr>
+        <w:spacing w:after="60"/>
+        <w:ind w:left="510" w:hanging="510"/>
+      </w:pPr>
+      <w:r>
+        <w:rPr>
+          <w:b/>
+          <w:i w:val="0"/>
+        </w:rPr>
+        <w:t>24.</w:t>
+      </w:r>
+      <w:r>
+        <w:t xml:space="preserve"> и тотчас Сам расплакался: «Мама, мама!» — и положил ей на лицо Свою прекрасную руку, которая устраняет всякое страдание.</w:t>
+      </w:r>
+    </w:p>
+    <w:p>
+      <w:pPr>
+        <w:spacing w:after="60"/>
+        <w:ind w:left="510" w:hanging="510"/>
+      </w:pPr>
+      <w:r>
+        <w:rPr>
+          <w:b/>
+          <w:i w:val="0"/>
+        </w:rPr>
+        <w:t>25.</w:t>
+      </w:r>
+      <w:r>
+        <w:t xml:space="preserve"> Шачи тотчас очнулась, взяла сына на колени и, вне себя от любви к нему, всем сердцем возрадовалась.</w:t>
+      </w:r>
+    </w:p>
+    <w:p>
+      <w:pPr>
+        <w:spacing w:after="60"/>
+        <w:ind w:left="510" w:hanging="510"/>
+      </w:pPr>
+      <w:r>
+        <w:rPr>
+          <w:b/>
+          <w:i w:val="0"/>
+        </w:rPr>
+        <w:t>26.</w:t>
+      </w:r>
+      <w:r>
+        <w:t xml:space="preserve"> Тогда одна весёлая женщина, любительница пошутить, сказала Учителю мира: «Сходи-ка за двумя кокосами для матери,</w:t>
+      </w:r>
+    </w:p>
+    <w:p>
+      <w:pPr>
+        <w:spacing w:after="60"/>
+        <w:ind w:left="510" w:hanging="510"/>
+      </w:pPr>
+      <w:r>
+        <w:rPr>
+          <w:b/>
+          <w:i w:val="0"/>
+        </w:rPr>
+        <w:t>27.</w:t>
+      </w:r>
+      <w:r>
+        <w:t xml:space="preserve"> принеси и дай ей — тогда она поправится. А не то умрёт — что ты тогда будешь делать?»</w:t>
+      </w:r>
+    </w:p>
+    <w:p>
+      <w:pPr>
+        <w:spacing w:after="60"/>
+        <w:ind w:left="510" w:hanging="510"/>
+      </w:pPr>
+      <w:r>
+        <w:rPr>
+          <w:b/>
+          <w:i w:val="0"/>
+        </w:rPr>
+        <w:t>28.</w:t>
+      </w:r>
+      <w:r>
+        <w:t xml:space="preserve"> Услышав её слова, Он (соскользнул) с колен матери</w:t>
+      </w:r>
+      <w:r>
+        <w:rPr>
+          <w:b w:val="0"/>
+          <w:i w:val="0"/>
+          <w:vertAlign w:val="superscript"/>
+        </w:rPr>
+        <w:t>7</w:t>
+      </w:r>
+      <w:r>
+        <w:t>, вышел, принёс и дал два кокосовых ореха.</w:t>
+      </w:r>
+    </w:p>
+    <w:p>
+      <w:pPr>
+        <w:spacing w:after="60"/>
+        <w:ind w:left="510" w:hanging="510"/>
+      </w:pPr>
+      <w:r>
+        <w:rPr>
+          <w:b/>
+          <w:i w:val="0"/>
+        </w:rPr>
+        <w:t>29.</w:t>
+      </w:r>
+      <w:r>
+        <w:t xml:space="preserve"> Хари принёс пару кокосов, на черенках которых ещё блестел сок, будто они только что упали. Изумлённые женщины спросили: «Откуда ты взял эти плоды?»</w:t>
+      </w:r>
+    </w:p>
+    <w:p>
+      <w:pPr>
+        <w:spacing w:after="60"/>
+        <w:ind w:left="510" w:hanging="510"/>
+      </w:pPr>
+      <w:r>
+        <w:rPr>
+          <w:b/>
+          <w:i w:val="0"/>
+        </w:rPr>
+        <w:t>30.</w:t>
+      </w:r>
+      <w:r>
+        <w:t xml:space="preserve"> Тогда великодушный (мальчик), знамя рода Ватса</w:t>
+      </w:r>
+      <w:r>
+        <w:rPr>
+          <w:b w:val="0"/>
+          <w:i w:val="0"/>
+          <w:vertAlign w:val="superscript"/>
+        </w:rPr>
+        <w:t>8</w:t>
+      </w:r>
+      <w:r>
+        <w:t>, грозным «хум!» заставил всех умолкнуть и обратил к матери Своё улыбающееся лотосное лицо.</w:t>
+      </w:r>
+    </w:p>
+    <w:p>
+      <w:pPr>
+        <w:spacing w:after="60"/>
+        <w:ind w:left="510" w:hanging="510"/>
+      </w:pPr>
+      <w:r>
+        <w:rPr>
+          <w:b/>
+          <w:i w:val="0"/>
+        </w:rPr>
+        <w:t>31.</w:t>
+      </w:r>
+      <w:r>
+        <w:t xml:space="preserve"> А теперь послушай ещё о дивных подвигах Великой Души — Высшей Души, Владыки майи: благих и превосходящих всё мирское.</w:t>
+      </w:r>
+    </w:p>
+    <w:p>
+      <w:pPr>
+        <w:spacing w:after="60"/>
+        <w:ind w:left="510" w:hanging="510"/>
+      </w:pPr>
+      <w:r>
+        <w:rPr>
+          <w:b/>
+          <w:i w:val="0"/>
+        </w:rPr>
+        <w:t>32.</w:t>
+      </w:r>
+      <w:r>
+        <w:t xml:space="preserve"> Однажды ночью Шачи, уснув, заметила, что дом словно полон людей; встревоженная, она взяла своего сына, лежавшего у неё на коленях,</w:t>
+      </w:r>
+    </w:p>
+    <w:p>
+      <w:pPr>
+        <w:spacing w:after="60"/>
+        <w:ind w:left="510" w:hanging="510"/>
+      </w:pPr>
+      <w:r>
+        <w:rPr>
+          <w:b/>
+          <w:i w:val="0"/>
+        </w:rPr>
+        <w:t>33.</w:t>
+      </w:r>
+      <w:r>
+        <w:t xml:space="preserve"> и в страхе поспешно отправила Шримана Вишвамбхару-Хари в покои мужа; а на пути Ему поклонялись боги</w:t>
+      </w:r>
+      <w:r>
+        <w:rPr>
+          <w:b w:val="0"/>
+          <w:i w:val="0"/>
+          <w:vertAlign w:val="superscript"/>
+        </w:rPr>
+        <w:t>9</w:t>
+      </w:r>
+      <w:r>
+        <w:t>.</w:t>
+      </w:r>
+    </w:p>
+    <w:p>
+      <w:pPr>
+        <w:spacing w:after="60"/>
+        <w:ind w:left="510" w:hanging="510"/>
+      </w:pPr>
+      <w:r>
+        <w:rPr>
+          <w:b/>
+          <w:i w:val="0"/>
+        </w:rPr>
+        <w:t>34.</w:t>
+      </w:r>
+      <w:r>
+        <w:t xml:space="preserve"> Когда сын шёл туда, от Его совсем босых ног то и дело доносился звон ножных колокольчиков. Услышав его, встревоженный Ватсья спросил Шачи, а Шачи — Ватсью: «Что это? Откуда этот звон?»</w:t>
+      </w:r>
+    </w:p>
+    <w:p>
+      <w:pPr>
+        <w:spacing w:after="60"/>
+        <w:ind w:left="510" w:hanging="510"/>
+      </w:pPr>
+      <w:r>
+        <w:rPr>
+          <w:b/>
+          <w:i w:val="0"/>
+        </w:rPr>
+        <w:t>35.</w:t>
+      </w:r>
+      <w:r>
+        <w:t xml:space="preserve"> Когда сын подошёл, брахман в великом изумлении увидел, что лотосные стопы сына совсем босы. «Откуда же звенели колокольчики?» — (подумал он) и, обняв сына, исполнился радости.</w:t>
+      </w:r>
+    </w:p>
+    <w:p>
+      <w:pPr>
+        <w:spacing w:after="60"/>
+        <w:jc w:val="both"/>
+      </w:pPr>
+      <w:r>
+        <w:rPr>
+          <w:b w:val="0"/>
+          <w:i/>
+        </w:rPr>
+        <w:t>Так заканчивается шестая сарга, «Описание игр от рождения среди детских забав» (Балья-крида: джанмади-лила-варнана), первой пракрамы великой поэмы «Шри Кришна-чайтанья-чаритамрита».</w:t>
+      </w:r>
+    </w:p>
+    <w:p>
+      <w:pPr>
+        <w:spacing w:after="60"/>
+        <w:ind w:left="283"/>
+      </w:pPr>
+      <w:r>
+        <w:rPr>
+          <w:b/>
+          <w:i w:val="0"/>
+          <w:sz w:val="18"/>
+        </w:rPr>
+        <w:t>1.</w:t>
+      </w:r>
+      <w:r>
+        <w:rPr>
+          <w:sz w:val="18"/>
+        </w:rPr>
+        <w:t xml:space="preserve"> «Царь дваждырождённых» (двиджараджа) — луна; но «дваждырождённые» (двиджа) — также зубы: игра слов, сияние зубов в улыбке.</w:t>
+      </w:r>
+    </w:p>
+    <w:p>
+      <w:pPr>
+        <w:spacing w:after="60"/>
+        <w:ind w:left="283"/>
+      </w:pPr>
+      <w:r>
+        <w:rPr>
+          <w:b/>
+          <w:i w:val="0"/>
+          <w:sz w:val="18"/>
+        </w:rPr>
+        <w:t>2.</w:t>
+      </w:r>
+      <w:r>
+        <w:rPr>
+          <w:sz w:val="18"/>
+        </w:rPr>
+        <w:t xml:space="preserve"> Вишвамбхара — «Поддерживающий вселенную».</w:t>
+      </w:r>
+    </w:p>
+    <w:p>
+      <w:pPr>
+        <w:spacing w:after="60"/>
+        <w:ind w:left="283"/>
+      </w:pPr>
+      <w:r>
+        <w:rPr>
+          <w:b/>
+          <w:i w:val="0"/>
+          <w:sz w:val="18"/>
+        </w:rPr>
+        <w:t>3.</w:t>
+      </w:r>
+      <w:r>
+        <w:rPr>
+          <w:sz w:val="18"/>
+        </w:rPr>
+        <w:t xml:space="preserve"> Земля, по преданию, страдала в разлуке со стопами Кришны после Его ухода.</w:t>
+      </w:r>
+    </w:p>
+    <w:p>
+      <w:pPr>
+        <w:spacing w:after="60"/>
+        <w:ind w:left="283"/>
+      </w:pPr>
+      <w:r>
+        <w:rPr>
+          <w:b/>
+          <w:i w:val="0"/>
+          <w:sz w:val="18"/>
+        </w:rPr>
+        <w:t>4.</w:t>
+      </w:r>
+      <w:r>
+        <w:rPr>
+          <w:sz w:val="18"/>
+        </w:rPr>
+        <w:t xml:space="preserve"> Рассказ о брахмане-паломнике, чью пищу, предложенную Господу, съедал младенец Нимай; так же некогда младенец Кришна в доме Нанды съел пищу странствующего брахмана.</w:t>
+      </w:r>
+    </w:p>
+    <w:p>
+      <w:pPr>
+        <w:spacing w:after="60"/>
+        <w:ind w:left="283"/>
+      </w:pPr>
+      <w:r>
+        <w:rPr>
+          <w:b/>
+          <w:i w:val="0"/>
+          <w:sz w:val="18"/>
+        </w:rPr>
+        <w:t>5.</w:t>
+      </w:r>
+      <w:r>
+        <w:rPr>
+          <w:sz w:val="18"/>
+        </w:rPr>
+        <w:t xml:space="preserve"> Аллюзия на «Бхагавата-пурану» (10.9): Яшода связала младенца Кришну, разбившего горшок с простоквашей.</w:t>
+      </w:r>
+    </w:p>
+    <w:p>
+      <w:pPr>
+        <w:spacing w:after="60"/>
+        <w:ind w:left="283"/>
+      </w:pPr>
+      <w:r>
+        <w:rPr>
+          <w:b/>
+          <w:i w:val="0"/>
+          <w:sz w:val="18"/>
+        </w:rPr>
+        <w:t>6.</w:t>
+      </w:r>
+      <w:r>
+        <w:rPr>
+          <w:sz w:val="18"/>
+        </w:rPr>
+        <w:t xml:space="preserve"> Даттатрея — воплощение Господа, авадхута, не различавший чистого и нечистого.</w:t>
+      </w:r>
+    </w:p>
+    <w:p>
+      <w:pPr>
+        <w:spacing w:after="60"/>
+        <w:ind w:left="283"/>
+      </w:pPr>
+      <w:r>
+        <w:rPr>
+          <w:b/>
+          <w:i w:val="0"/>
+          <w:sz w:val="18"/>
+        </w:rPr>
+        <w:t>7.</w:t>
+      </w:r>
+      <w:r>
+        <w:rPr>
+          <w:sz w:val="18"/>
+        </w:rPr>
+        <w:t xml:space="preserve"> Конец строки в источниках испорчен; чтение предположительно.</w:t>
+      </w:r>
+    </w:p>
+    <w:p>
+      <w:pPr>
+        <w:spacing w:after="60"/>
+        <w:ind w:left="283"/>
+      </w:pPr>
+      <w:r>
+        <w:rPr>
+          <w:b/>
+          <w:i w:val="0"/>
+          <w:sz w:val="18"/>
+        </w:rPr>
+        <w:t>8.</w:t>
+      </w:r>
+      <w:r>
+        <w:rPr>
+          <w:sz w:val="18"/>
+        </w:rPr>
+        <w:t xml:space="preserve"> Род (готра) Ватса — род Джаганнатхи Мишры (ср. «Ватсья»).</w:t>
+      </w:r>
+    </w:p>
+    <w:p>
+      <w:pPr>
+        <w:spacing w:after="60"/>
+        <w:ind w:left="283"/>
+      </w:pPr>
+      <w:r>
+        <w:rPr>
+          <w:b/>
+          <w:i w:val="0"/>
+          <w:sz w:val="18"/>
+        </w:rPr>
+        <w:t>9.</w:t>
+      </w:r>
+      <w:r>
+        <w:rPr>
+          <w:sz w:val="18"/>
+        </w:rPr>
+        <w:t xml:space="preserve"> Люди, которых Шачи видела в доме, — по-видимому, боги, пришедшие поклониться Господу.</w:t>
+      </w:r>
+    </w:p>
+    <w:p>
+      <w:pPr>
+        <w:pStyle w:val="Heading2"/>
+      </w:pPr>
+      <w:r>
+        <w:t>Пракрама 1, сарга 7. Детские игры</w:t>
+      </w:r>
+    </w:p>
+    <w:p>
+      <w:pPr>
+        <w:spacing w:after="60"/>
+        <w:jc w:val="both"/>
+      </w:pPr>
+      <w:r>
+        <w:rPr>
+          <w:b w:val="0"/>
+          <w:i/>
+        </w:rPr>
+        <w:t>Повесть о Вишварупе: его санньяса и благословение родителей; обещание Вишвамбхары служить родителям; шалости и сон Джаганнатхи Мишры; Вишвамбхара просит мать не есть в экадаши; вопрос Дамодары</w:t>
+      </w:r>
+    </w:p>
+    <w:p>
+      <w:pPr>
+        <w:spacing w:after="60"/>
+        <w:ind w:left="510" w:hanging="510"/>
+      </w:pPr>
+      <w:r>
+        <w:rPr>
+          <w:b/>
+          <w:i w:val="0"/>
+        </w:rPr>
+        <w:t>1.</w:t>
+      </w:r>
+      <w:r>
+        <w:t xml:space="preserve"> Услышав это и блаженствуя в созерцании лотосных стоп Хари, Дамодара попросил рассказать благую повесть о старшем брате Хари:</w:t>
+      </w:r>
+    </w:p>
+    <w:p>
+      <w:pPr>
+        <w:spacing w:after="60"/>
+        <w:ind w:left="510" w:hanging="510"/>
+      </w:pPr>
+      <w:r>
+        <w:rPr>
+          <w:b/>
+          <w:i w:val="0"/>
+        </w:rPr>
+        <w:t>2.</w:t>
+      </w:r>
+      <w:r>
+        <w:t xml:space="preserve"> «Поведай по истине великую, прославленную повесть о Вишварупе». Услышав это, (Мурари) ответил: «Слушай, о брахман, я расскажу тебе».</w:t>
+      </w:r>
+    </w:p>
+    <w:p>
+      <w:pPr>
+        <w:spacing w:after="60"/>
+        <w:ind w:left="510" w:hanging="510"/>
+      </w:pPr>
+      <w:r>
+        <w:rPr>
+          <w:b/>
+          <w:i w:val="0"/>
+        </w:rPr>
+        <w:t>3.</w:t>
+      </w:r>
+      <w:r>
+        <w:t xml:space="preserve"> С этими словами врач</w:t>
+      </w:r>
+      <w:r>
+        <w:rPr>
+          <w:b w:val="0"/>
+          <w:i w:val="0"/>
+          <w:vertAlign w:val="superscript"/>
+        </w:rPr>
+        <w:t>1</w:t>
+      </w:r>
+      <w:r>
+        <w:t xml:space="preserve"> начал пленяющую сердце, благую, очищающую повесть о Вишварупе — частице Баладевы.</w:t>
+      </w:r>
+    </w:p>
+    <w:p>
+      <w:pPr>
+        <w:spacing w:after="60"/>
+        <w:ind w:left="510" w:hanging="510"/>
+      </w:pPr>
+      <w:r>
+        <w:rPr>
+          <w:b/>
+          <w:i w:val="0"/>
+        </w:rPr>
+        <w:t>4.</w:t>
+      </w:r>
+      <w:r>
+        <w:t xml:space="preserve"> Шриман Шри Вишварупа, сокровищница всех достоинств, совершенно чистый, в шестнадцать лет стал ачарьей, слушая (наставления) о Высшем «Я» и размышляя о нём. Наделённый сильным умом, исполненный любовной преданности, всезнающий, он всегда пребывал в радости, сердцем прильнув к стопам Нарахари; умиротворённый и довольный, не привязанный к миру, он знал Веды и знал расу.</w:t>
+      </w:r>
+    </w:p>
+    <w:p>
+      <w:pPr>
+        <w:spacing w:after="60"/>
+        <w:ind w:left="510" w:hanging="510"/>
+      </w:pPr>
+      <w:r>
+        <w:rPr>
+          <w:b/>
+          <w:i w:val="0"/>
+        </w:rPr>
+        <w:t>5.</w:t>
+      </w:r>
+      <w:r>
+        <w:t xml:space="preserve"> Отец наедине размышлял о подходящей невесте для сына; но сам сын брахмана узнал всё, что тот обдумывал про себя.</w:t>
+      </w:r>
+    </w:p>
+    <w:p>
+      <w:pPr>
+        <w:spacing w:after="60"/>
+        <w:ind w:left="510" w:hanging="510"/>
+      </w:pPr>
+      <w:r>
+        <w:rPr>
+          <w:b/>
+          <w:i w:val="0"/>
+        </w:rPr>
+        <w:t>6.</w:t>
+      </w:r>
+      <w:r>
+        <w:t xml:space="preserve"> Проведав так обо всех тайных замыслах отца, терпеливый Вишварупа оставил дом, переправился через небесную реку и принял санньясу, недоступную другим.</w:t>
+      </w:r>
+    </w:p>
+    <w:p>
+      <w:pPr>
+        <w:spacing w:after="60"/>
+        <w:ind w:left="510" w:hanging="510"/>
+      </w:pPr>
+      <w:r>
+        <w:rPr>
+          <w:b/>
+          <w:i w:val="0"/>
+        </w:rPr>
+        <w:t>7.</w:t>
+      </w:r>
+      <w:r>
+        <w:t xml:space="preserve"> Узнав об этом, отец был потрясён, а благочестивая мать горько зарыдала. Но затем оба, желая сыну блага, сказали: «Да пребудет наш сын верен дхарме санньясы!»</w:t>
+      </w:r>
+    </w:p>
+    <w:p>
+      <w:pPr>
+        <w:spacing w:after="60"/>
+        <w:ind w:left="510" w:hanging="510"/>
+      </w:pPr>
+      <w:r>
+        <w:rPr>
+          <w:b/>
+          <w:i w:val="0"/>
+        </w:rPr>
+        <w:t>8.</w:t>
+      </w:r>
+      <w:r>
+        <w:t xml:space="preserve"> Дав сыну такое благословение, оба, подобно мудрецам, сохранили стойкость; отбросив скорбь, они посадили к себе на колени сына — Владыку мира — и тотчас исполнились радости.</w:t>
+      </w:r>
+    </w:p>
+    <w:p>
+      <w:pPr>
+        <w:spacing w:after="60"/>
+        <w:ind w:left="510" w:hanging="510"/>
+      </w:pPr>
+      <w:r>
+        <w:rPr>
+          <w:b/>
+          <w:i w:val="0"/>
+        </w:rPr>
+        <w:t>9.</w:t>
+      </w:r>
+      <w:r>
+        <w:t xml:space="preserve"> Тогда Хари сказал: «Отец, Мой брат покинул тебя и ушёл далеко. Служить тебе и матери буду Я — а ты всегда будь счастлив».</w:t>
+      </w:r>
+    </w:p>
+    <w:p>
+      <w:pPr>
+        <w:spacing w:after="60"/>
+        <w:ind w:left="510" w:hanging="510"/>
+      </w:pPr>
+      <w:r>
+        <w:rPr>
+          <w:b/>
+          <w:i w:val="0"/>
+        </w:rPr>
+        <w:t>10.</w:t>
+      </w:r>
+      <w:r>
+        <w:t xml:space="preserve"> Услышав такую речь сына — весомую, глубокую, пленительную и полную смысла, — мать и отец обняли Его и со слезами радости на глазах исполнились восторга.</w:t>
+      </w:r>
+    </w:p>
+    <w:p>
+      <w:pPr>
+        <w:spacing w:after="60"/>
+        <w:ind w:left="510" w:hanging="510"/>
+      </w:pPr>
+      <w:r>
+        <w:rPr>
+          <w:b/>
+          <w:i w:val="0"/>
+        </w:rPr>
+        <w:t>11.</w:t>
+      </w:r>
+      <w:r>
+        <w:t xml:space="preserve"> Их тела насытились сладостью прикосновения к Нему; омытые слезами, они не знали ничего иного — как совершенные йоги, погружённые в свою йогу, не видят ни этого мира, ни иного.</w:t>
+      </w:r>
+    </w:p>
+    <w:p>
+      <w:pPr>
+        <w:spacing w:after="60"/>
+        <w:ind w:left="510" w:hanging="510"/>
+      </w:pPr>
+      <w:r>
+        <w:rPr>
+          <w:b/>
+          <w:i w:val="0"/>
+        </w:rPr>
+        <w:t>12.</w:t>
+      </w:r>
+      <w:r>
+        <w:t xml:space="preserve"> Он учился, всем сердцем служа отцу, но увлекался и играми в ватаге мальчиков: заигравшись со сверстниками, весь серый от пыли, Он и голодный забывал о еде.</w:t>
+      </w:r>
+    </w:p>
+    <w:p>
+      <w:pPr>
+        <w:spacing w:after="60"/>
+        <w:ind w:left="510" w:hanging="510"/>
+      </w:pPr>
+      <w:r>
+        <w:rPr>
+          <w:b/>
+          <w:i w:val="0"/>
+        </w:rPr>
+        <w:t>13.</w:t>
+      </w:r>
+      <w:r>
+        <w:t xml:space="preserve"> Однажды, видя, что сын своевольничает, отец, желая Ему блага, выбранил Его: «Ты забросил учение и всё прочее и, голодный, играешь с мальчишками!»</w:t>
+      </w:r>
+    </w:p>
+    <w:p>
+      <w:pPr>
+        <w:spacing w:after="60"/>
+        <w:ind w:left="510" w:hanging="510"/>
+      </w:pPr>
+      <w:r>
+        <w:rPr>
+          <w:b/>
+          <w:i w:val="0"/>
+        </w:rPr>
+        <w:t>14.</w:t>
+      </w:r>
+      <w:r>
+        <w:t xml:space="preserve"> И вот ночью, под утро, ему во сне явился первейший из лучших брахманов и сказал: «Разве ты не ценишь своего сына? Или ты — как скотина, что не ведает цены философскому камню?</w:t>
+      </w:r>
+    </w:p>
+    <w:p>
+      <w:pPr>
+        <w:spacing w:after="60"/>
+        <w:ind w:left="510" w:hanging="510"/>
+      </w:pPr>
+      <w:r>
+        <w:rPr>
+          <w:b/>
+          <w:i w:val="0"/>
+        </w:rPr>
+        <w:t>15.</w:t>
+      </w:r>
+      <w:r>
+        <w:t xml:space="preserve"> Укрась её тело шелками с драгоценностями — разве она не изжуёт эти шелка?»</w:t>
+      </w:r>
+      <w:r>
+        <w:rPr>
+          <w:b w:val="0"/>
+          <w:i w:val="0"/>
+          <w:vertAlign w:val="superscript"/>
+        </w:rPr>
+        <w:t>2</w:t>
+      </w:r>
+      <w:r>
+        <w:t xml:space="preserve"> Мишра бесстрашно ответил: «Пусть даже мой сын — Сам Нараяна,</w:t>
+      </w:r>
+    </w:p>
+    <w:p>
+      <w:pPr>
+        <w:spacing w:after="60"/>
+        <w:ind w:left="510" w:hanging="510"/>
+      </w:pPr>
+      <w:r>
+        <w:rPr>
+          <w:b/>
+          <w:i w:val="0"/>
+        </w:rPr>
+        <w:t>16.</w:t>
+      </w:r>
+      <w:r>
+        <w:t xml:space="preserve"> всё же мой долг — наказывать Его». Брахман на это сказал: «Верно». С этими словами лучший из брахманов удалился, а Ватсья, проснувшись, рассказал (о сне).</w:t>
+      </w:r>
+    </w:p>
+    <w:p>
+      <w:pPr>
+        <w:spacing w:after="60"/>
+        <w:ind w:left="510" w:hanging="510"/>
+      </w:pPr>
+      <w:r>
+        <w:rPr>
+          <w:b/>
+          <w:i w:val="0"/>
+        </w:rPr>
+        <w:t>17.</w:t>
+      </w:r>
+      <w:r>
+        <w:t xml:space="preserve"> Услышав о сне, люди обрадовались и с ликованием признали в Вишвамбхаре, лучшем из лучших, исполнение своих чаяний; отец же считал Его своим сыном, и мать была довольна.</w:t>
+      </w:r>
+    </w:p>
+    <w:p>
+      <w:pPr>
+        <w:spacing w:after="60"/>
+        <w:ind w:left="510" w:hanging="510"/>
+      </w:pPr>
+      <w:r>
+        <w:rPr>
+          <w:b/>
+          <w:i w:val="0"/>
+        </w:rPr>
+        <w:t>18.</w:t>
+      </w:r>
+      <w:r>
+        <w:t xml:space="preserve"> Однажды, когда Он был дома, Его тело, алое, как лучи восходящего солнца, засияло собственным светом, и Он сказал: «Мать, исполни Моё слово».</w:t>
+      </w:r>
+    </w:p>
+    <w:p>
+      <w:pPr>
+        <w:spacing w:after="60"/>
+        <w:ind w:left="510" w:hanging="510"/>
+      </w:pPr>
+      <w:r>
+        <w:rPr>
+          <w:b/>
+          <w:i w:val="0"/>
+        </w:rPr>
+        <w:t>19.</w:t>
+      </w:r>
+      <w:r>
+        <w:t xml:space="preserve"> Видя сына, пылающего собственным светом, испуганная и изумлённая мать сказала: «Дитя, что ты скажешь, то я и сделаю; скажи сам, что у тебя на уме».</w:t>
+      </w:r>
+    </w:p>
+    <w:p>
+      <w:pPr>
+        <w:spacing w:after="60"/>
+        <w:ind w:left="510" w:hanging="510"/>
+      </w:pPr>
+      <w:r>
+        <w:rPr>
+          <w:b/>
+          <w:i w:val="0"/>
+        </w:rPr>
+        <w:t>20.</w:t>
+      </w:r>
+      <w:r>
+        <w:t xml:space="preserve"> Услышав эти слова, сладкие, как нектар, Он сказал ей: «Мать, в день Хари ты не должна есть»</w:t>
+      </w:r>
+      <w:r>
+        <w:rPr>
+          <w:b w:val="0"/>
+          <w:i w:val="0"/>
+          <w:vertAlign w:val="superscript"/>
+        </w:rPr>
+        <w:t>3</w:t>
+      </w:r>
+      <w:r>
+        <w:t>. Выслушав сына, она радостно согласилась: «Да будет так».</w:t>
+      </w:r>
+    </w:p>
+    <w:p>
+      <w:pPr>
+        <w:spacing w:after="60"/>
+        <w:ind w:left="510" w:hanging="510"/>
+      </w:pPr>
+      <w:r>
+        <w:rPr>
+          <w:b/>
+          <w:i w:val="0"/>
+        </w:rPr>
+        <w:t>21.</w:t>
+      </w:r>
+      <w:r>
+        <w:t xml:space="preserve"> Затем, съев бетельный орех и прочее, что поднёс (Господу) некий брахман, Он снова сказал ей: «Я ухожу. Береги тело своего сына, которое на полмгновения станет недвижным».</w:t>
+      </w:r>
+    </w:p>
+    <w:p>
+      <w:pPr>
+        <w:spacing w:after="60"/>
+        <w:ind w:left="510" w:hanging="510"/>
+      </w:pPr>
+      <w:r>
+        <w:rPr>
+          <w:b/>
+          <w:i w:val="0"/>
+        </w:rPr>
+        <w:t>22.</w:t>
+      </w:r>
+      <w:r>
+        <w:t xml:space="preserve"> Сказав так, Он внезапно поднялся и рухнул на землю, как палка. Решив, что Вишвамбхара покинул её, мать в великой скорби</w:t>
+      </w:r>
+    </w:p>
+    <w:p>
+      <w:pPr>
+        <w:spacing w:after="60"/>
+        <w:ind w:left="510" w:hanging="510"/>
+      </w:pPr>
+      <w:r>
+        <w:rPr>
+          <w:b/>
+          <w:i w:val="0"/>
+        </w:rPr>
+        <w:t>23.</w:t>
+      </w:r>
+      <w:r>
+        <w:t xml:space="preserve"> омыла Его водами Ганги, подобными нектару. Тогда Он очнулся, пришёл в себя и снова жил счастливо,</w:t>
+      </w:r>
+    </w:p>
+    <w:p>
+      <w:pPr>
+        <w:spacing w:after="60"/>
+        <w:ind w:left="510" w:hanging="510"/>
+      </w:pPr>
+      <w:r>
+        <w:rPr>
+          <w:b/>
+          <w:i w:val="0"/>
+        </w:rPr>
+        <w:t>24.</w:t>
+      </w:r>
+      <w:r>
+        <w:t xml:space="preserve"> сияя природным Своим светом. Услышав об этом, изумлённый Джаганнатха сказал: «Мы не постигаем этой божественной майи».</w:t>
+      </w:r>
+    </w:p>
+    <w:p>
+      <w:pPr>
+        <w:spacing w:after="60"/>
+        <w:ind w:left="510" w:hanging="510"/>
+      </w:pPr>
+      <w:r>
+        <w:rPr>
+          <w:b/>
+          <w:i w:val="0"/>
+        </w:rPr>
+        <w:t>25.</w:t>
+      </w:r>
+      <w:r>
+        <w:t xml:space="preserve"> Выслушав эту дивную повесть, брахман Дамодара сказал: «Что же ты рассказал, добрый друг? Ведь Сам Кришна, учитель мира,</w:t>
+      </w:r>
+    </w:p>
+    <w:p>
+      <w:pPr>
+        <w:spacing w:after="60"/>
+        <w:ind w:left="510" w:hanging="510"/>
+      </w:pPr>
+      <w:r>
+        <w:rPr>
+          <w:b/>
+          <w:i w:val="0"/>
+        </w:rPr>
+        <w:t>26.</w:t>
+      </w:r>
+      <w:r>
+        <w:t xml:space="preserve"> родился (здесь) — как же Он мог сказать матери: „Я ухожу, береги сына, о благая“? В этом у меня великое сомнение.</w:t>
+      </w:r>
+    </w:p>
+    <w:p>
+      <w:pPr>
+        <w:spacing w:after="60"/>
+        <w:ind w:left="510" w:hanging="510"/>
+      </w:pPr>
+      <w:r>
+        <w:rPr>
+          <w:b/>
+          <w:i w:val="0"/>
+        </w:rPr>
+        <w:t>27.</w:t>
+      </w:r>
+      <w:r>
+        <w:t xml:space="preserve"> Неужто это майя Владыки мира? Объясни мне это — ведь деяния Хари совершаются на благо мира».</w:t>
+      </w:r>
+    </w:p>
+    <w:p>
+      <w:pPr>
+        <w:spacing w:after="60"/>
+        <w:jc w:val="both"/>
+      </w:pPr>
+      <w:r>
+        <w:rPr>
+          <w:b w:val="0"/>
+          <w:i/>
+        </w:rPr>
+        <w:t>Так заканчивается седьмая сарга, «Детские игры» (Балья-крида), первой пракрамы великой поэмы «Шри Кришна-чайтанья-чаритамрита».</w:t>
+      </w:r>
+    </w:p>
+    <w:p>
+      <w:pPr>
+        <w:spacing w:after="60"/>
+        <w:ind w:left="283"/>
+      </w:pPr>
+      <w:r>
+        <w:rPr>
+          <w:b/>
+          <w:i w:val="0"/>
+          <w:sz w:val="18"/>
+        </w:rPr>
+        <w:t>1.</w:t>
+      </w:r>
+      <w:r>
+        <w:rPr>
+          <w:sz w:val="18"/>
+        </w:rPr>
+        <w:t xml:space="preserve"> Мурари Гупта — врач (вайдья) по касте и занятию.</w:t>
+      </w:r>
+    </w:p>
+    <w:p>
+      <w:pPr>
+        <w:spacing w:after="60"/>
+        <w:ind w:left="283"/>
+      </w:pPr>
+      <w:r>
+        <w:rPr>
+          <w:b/>
+          <w:i w:val="0"/>
+          <w:sz w:val="18"/>
+        </w:rPr>
+        <w:t>2.</w:t>
+      </w:r>
+      <w:r>
+        <w:rPr>
+          <w:sz w:val="18"/>
+        </w:rPr>
+        <w:t xml:space="preserve"> Смысл: ты не ценишь сына, как скотина не знает цены ни философскому камню, ни драгоценному шёлку.</w:t>
+      </w:r>
+    </w:p>
+    <w:p>
+      <w:pPr>
+        <w:spacing w:after="60"/>
+        <w:ind w:left="283"/>
+      </w:pPr>
+      <w:r>
+        <w:rPr>
+          <w:b/>
+          <w:i w:val="0"/>
+          <w:sz w:val="18"/>
+        </w:rPr>
+        <w:t>3.</w:t>
+      </w:r>
+      <w:r>
+        <w:rPr>
+          <w:sz w:val="18"/>
+        </w:rPr>
+        <w:t xml:space="preserve"> Лунный день Хари — экадаши, одиннадцатый день лунной половины месяца, день поста.</w:t>
+      </w:r>
+    </w:p>
+    <w:p>
+      <w:pPr>
+        <w:pStyle w:val="Heading2"/>
+      </w:pPr>
+      <w:r>
+        <w:t>Пракрама 1, сарга 8. Кончина Джаганнатхи Мишры</w:t>
+      </w:r>
+    </w:p>
+    <w:p>
+      <w:pPr>
+        <w:spacing w:after="60"/>
+        <w:jc w:val="both"/>
+      </w:pPr>
+      <w:r>
+        <w:rPr>
+          <w:b w:val="0"/>
+          <w:i/>
+        </w:rPr>
+        <w:t>Ответ Мурари: Господь входит в сердце преданного, и тот принимает Его облик (примеры Прахлады, гопи, Нарады); учёба Вишвамбхары; болезнь и кончина Джаганнатхи Мишры на берегу Ганги; погребальные обряды</w:t>
+      </w:r>
+    </w:p>
+    <w:p>
+      <w:pPr>
+        <w:spacing w:after="60"/>
+        <w:ind w:left="510" w:hanging="510"/>
+      </w:pPr>
+      <w:r>
+        <w:rPr>
+          <w:b/>
+          <w:i w:val="0"/>
+        </w:rPr>
+        <w:t>1.</w:t>
+      </w:r>
+      <w:r>
+        <w:t xml:space="preserve"> Выслушав его, (Мурари) подумал, поразмыслил, поклонился Хари и снова заговорил: «Слушай со всем вниманием.</w:t>
+      </w:r>
+    </w:p>
+    <w:p>
+      <w:pPr>
+        <w:spacing w:after="60"/>
+        <w:ind w:left="510" w:hanging="510"/>
+      </w:pPr>
+      <w:r>
+        <w:rPr>
+          <w:b/>
+          <w:i w:val="0"/>
+        </w:rPr>
+        <w:t>2.</w:t>
+      </w:r>
+      <w:r>
+        <w:t xml:space="preserve"> Когда человек созерцает Бхагавана, поёт киртану и слушает (о Нём), Хари входит в сердце этой великой души.</w:t>
+      </w:r>
+    </w:p>
+    <w:p>
+      <w:pPr>
+        <w:spacing w:after="60"/>
+        <w:ind w:left="510" w:hanging="510"/>
+      </w:pPr>
+      <w:r>
+        <w:rPr>
+          <w:b/>
+          <w:i w:val="0"/>
+        </w:rPr>
+        <w:t>3.</w:t>
+      </w:r>
+      <w:r>
+        <w:t xml:space="preserve"> И тогда он подражает Ему: забыв о своём теле и обо всём прочем, он постоянно несёт в себе Его сияние и Его мощь.</w:t>
+      </w:r>
+    </w:p>
+    <w:p>
+      <w:pPr>
+        <w:spacing w:after="60"/>
+        <w:ind w:left="510" w:hanging="510"/>
+      </w:pPr>
+      <w:r>
+        <w:rPr>
+          <w:b/>
+          <w:i w:val="0"/>
+        </w:rPr>
+        <w:t>4.</w:t>
+      </w:r>
+      <w:r>
+        <w:t xml:space="preserve"> Так бывает некоторое время, а затем он вновь возвращается к внешнему сознанию и делает обычные дела — как некогда Прахлада:</w:t>
+      </w:r>
+    </w:p>
+    <w:p>
+      <w:pPr>
+        <w:spacing w:after="60"/>
+        <w:ind w:left="510" w:hanging="510"/>
+      </w:pPr>
+      <w:r>
+        <w:rPr>
+          <w:b/>
+          <w:i w:val="0"/>
+        </w:rPr>
+        <w:t>5.</w:t>
+      </w:r>
+      <w:r>
+        <w:t xml:space="preserve"> в океане он отождествился (с Господом), а на берегу к нему вернулась память о теле</w:t>
+      </w:r>
+      <w:r>
+        <w:rPr>
+          <w:b w:val="0"/>
+          <w:i w:val="0"/>
+          <w:vertAlign w:val="superscript"/>
+        </w:rPr>
+        <w:t>1</w:t>
+      </w:r>
+      <w:r>
+        <w:t>. Так ведь и у благочестивых гопи иногда бывает такое отождествление</w:t>
+      </w:r>
+      <w:r>
+        <w:rPr>
+          <w:b w:val="0"/>
+          <w:i w:val="0"/>
+          <w:vertAlign w:val="superscript"/>
+        </w:rPr>
+        <w:t>2</w:t>
+      </w:r>
+      <w:r>
+        <w:t>.</w:t>
+      </w:r>
+    </w:p>
+    <w:p>
+      <w:pPr>
+        <w:spacing w:after="60"/>
+        <w:ind w:left="510" w:hanging="510"/>
+      </w:pPr>
+      <w:r>
+        <w:rPr>
+          <w:b/>
+          <w:i w:val="0"/>
+        </w:rPr>
+        <w:t>6.</w:t>
+      </w:r>
+      <w:r>
+        <w:t xml:space="preserve"> Владыка сделал это, чтобы преподать миру урок: у преданного Кришны может быть такое тождество облика (с Ним).</w:t>
+      </w:r>
+    </w:p>
+    <w:p>
+      <w:pPr>
+        <w:spacing w:after="60"/>
+        <w:ind w:left="510" w:hanging="510"/>
+      </w:pPr>
+      <w:r>
+        <w:rPr>
+          <w:b/>
+          <w:i w:val="0"/>
+        </w:rPr>
+        <w:t>7.</w:t>
+      </w:r>
+      <w:r>
+        <w:t xml:space="preserve"> И чтобы люди здесь не впадали в заблуждение, Он научил: тело преданного — поистине сама душа Бхагавана, в этом нет сомнения.</w:t>
+      </w:r>
+    </w:p>
+    <w:p>
+      <w:pPr>
+        <w:spacing w:after="60"/>
+        <w:ind w:left="510" w:hanging="510"/>
+      </w:pPr>
+      <w:r>
+        <w:rPr>
+          <w:b/>
+          <w:i w:val="0"/>
+        </w:rPr>
+        <w:t>8.</w:t>
+      </w:r>
+      <w:r>
+        <w:t xml:space="preserve"> Кришна, убив Кеши, явил Нараде Свою славу и мощь; и тогда лучший из мудрецов</w:t>
+      </w:r>
+    </w:p>
+    <w:p>
+      <w:pPr>
+        <w:spacing w:after="60"/>
+        <w:ind w:left="510" w:hanging="510"/>
+      </w:pPr>
+      <w:r>
+        <w:rPr>
+          <w:b/>
+          <w:i w:val="0"/>
+        </w:rPr>
+        <w:t>9.</w:t>
+      </w:r>
+      <w:r>
+        <w:t xml:space="preserve"> пал на землю, как палка. Вайшнав же, придя в город Матхуру, обретает на том месте во сто крат большую награду</w:t>
+      </w:r>
+      <w:r>
+        <w:rPr>
+          <w:b w:val="0"/>
+          <w:i w:val="0"/>
+          <w:vertAlign w:val="superscript"/>
+        </w:rPr>
+        <w:t>3</w:t>
+      </w:r>
+      <w:r>
+        <w:t>.</w:t>
+      </w:r>
+    </w:p>
+    <w:p>
+      <w:pPr>
+        <w:spacing w:after="60"/>
+        <w:ind w:left="510" w:hanging="510"/>
+      </w:pPr>
+      <w:r>
+        <w:rPr>
+          <w:b/>
+          <w:i w:val="0"/>
+        </w:rPr>
+        <w:t>10.</w:t>
+      </w:r>
+      <w:r>
+        <w:t xml:space="preserve"> Так и Рама, источник мира, явил Шиве Свой вселенский облик, а затем снова совершал человеческие деяния</w:t>
+      </w:r>
+      <w:r>
+        <w:rPr>
+          <w:b w:val="0"/>
+          <w:i w:val="0"/>
+          <w:vertAlign w:val="superscript"/>
+        </w:rPr>
+        <w:t>4</w:t>
+      </w:r>
+      <w:r>
+        <w:t>.</w:t>
+      </w:r>
+    </w:p>
+    <w:p>
+      <w:pPr>
+        <w:spacing w:after="60"/>
+        <w:ind w:left="510" w:hanging="510"/>
+      </w:pPr>
+      <w:r>
+        <w:rPr>
+          <w:b/>
+          <w:i w:val="0"/>
+        </w:rPr>
+        <w:t>11.</w:t>
+      </w:r>
+      <w:r>
+        <w:t xml:space="preserve"> А теперь, о брахман, слушай дальше благую повесть о Чайтанье: кто слушает её с верой, тот, хоть и смертный, освобождается от уз мирского бытия.</w:t>
+      </w:r>
+    </w:p>
+    <w:p>
+      <w:pPr>
+        <w:spacing w:after="60"/>
+        <w:ind w:left="510" w:hanging="510"/>
+      </w:pPr>
+      <w:r>
+        <w:rPr>
+          <w:b/>
+          <w:i w:val="0"/>
+        </w:rPr>
+        <w:t>12.</w:t>
+      </w:r>
+      <w:r>
+        <w:t xml:space="preserve"> Живя в доме учителя, Победоносный изучил все Веды, а затем Сам, супруг Сарасвати</w:t>
+      </w:r>
+      <w:r>
+        <w:rPr>
+          <w:b w:val="0"/>
+          <w:i w:val="0"/>
+          <w:vertAlign w:val="superscript"/>
+        </w:rPr>
+        <w:t>5</w:t>
+      </w:r>
+      <w:r>
+        <w:t>, стал обучать учеников.</w:t>
+      </w:r>
+    </w:p>
+    <w:p>
+      <w:pPr>
+        <w:spacing w:after="60"/>
+        <w:ind w:left="510" w:hanging="510"/>
+      </w:pPr>
+      <w:r>
+        <w:rPr>
+          <w:b/>
+          <w:i w:val="0"/>
+        </w:rPr>
+        <w:t>13.</w:t>
+      </w:r>
+      <w:r>
+        <w:t xml:space="preserve"> Его отец, исполненный великой удачи, тоже счастливо изучал Веданту и другие писания. И вот, когда Джаганнатха, бык среди брахманов, вернулся (домой),</w:t>
+      </w:r>
+    </w:p>
+    <w:p>
+      <w:pPr>
+        <w:spacing w:after="60"/>
+        <w:ind w:left="510" w:hanging="510"/>
+      </w:pPr>
+      <w:r>
+        <w:rPr>
+          <w:b/>
+          <w:i w:val="0"/>
+        </w:rPr>
+        <w:t>14.</w:t>
+      </w:r>
+      <w:r>
+        <w:t xml:space="preserve"> по воле судьбы его настигла лихорадка, уносящая жизнь. Увидев отца в таком состоянии, Сам Хари вместе с матерью</w:t>
+      </w:r>
+    </w:p>
+    <w:p>
+      <w:pPr>
+        <w:spacing w:after="60"/>
+        <w:ind w:left="510" w:hanging="510"/>
+      </w:pPr>
+      <w:r>
+        <w:rPr>
+          <w:b/>
+          <w:i w:val="0"/>
+        </w:rPr>
+        <w:t>15.</w:t>
+      </w:r>
+      <w:r>
+        <w:t xml:space="preserve"> отправился на берег Джахнави — прекрасный Господь Вишвамбхара, окружённый Своими преданными, поглощёнными киртаной о Хари.</w:t>
+      </w:r>
+    </w:p>
+    <w:p>
+      <w:pPr>
+        <w:spacing w:after="60"/>
+        <w:ind w:left="510" w:hanging="510"/>
+      </w:pPr>
+      <w:r>
+        <w:rPr>
+          <w:b/>
+          <w:i w:val="0"/>
+        </w:rPr>
+        <w:t>16.</w:t>
+      </w:r>
+      <w:r>
+        <w:t xml:space="preserve"> Тогда Хари обнял обе стопы отца и сказал прерывающимся голосом: „Отец, господин мой! Куда же ты уходишь, так скоро покидая Меня?“</w:t>
+      </w:r>
+    </w:p>
+    <w:p>
+      <w:pPr>
+        <w:spacing w:after="60"/>
+        <w:ind w:left="510" w:hanging="510"/>
+      </w:pPr>
+      <w:r>
+        <w:rPr>
+          <w:b/>
+          <w:i w:val="0"/>
+        </w:rPr>
+        <w:t>17.</w:t>
+      </w:r>
+      <w:r>
+        <w:t xml:space="preserve"> Он с любовью впитал слухом нектар слов сына и ответил: „Я всецело вручил Тебя стопам Рагхунатхи“</w:t>
+      </w:r>
+      <w:r>
+        <w:rPr>
+          <w:b w:val="0"/>
+          <w:i w:val="0"/>
+          <w:vertAlign w:val="superscript"/>
+        </w:rPr>
+        <w:t>6</w:t>
+      </w:r>
+      <w:r>
+        <w:t>.</w:t>
+      </w:r>
+    </w:p>
+    <w:p>
+      <w:pPr>
+        <w:spacing w:after="60"/>
+        <w:ind w:left="510" w:hanging="510"/>
+      </w:pPr>
+      <w:r>
+        <w:rPr>
+          <w:b/>
+          <w:i w:val="0"/>
+        </w:rPr>
+        <w:t>18.</w:t>
+      </w:r>
+      <w:r>
+        <w:t xml:space="preserve"> Днём, когда в небе предстал сонм лучших богов вместе с Махендрой, а люди были поглощены санкиртаной о Хари, лучший из брахманов, стоя в водах небесной реки,</w:t>
+      </w:r>
+    </w:p>
+    <w:p>
+      <w:pPr>
+        <w:spacing w:after="60"/>
+        <w:ind w:left="510" w:hanging="510"/>
+      </w:pPr>
+      <w:r>
+        <w:rPr>
+          <w:b/>
+          <w:i w:val="0"/>
+        </w:rPr>
+        <w:t>19.</w:t>
+      </w:r>
+      <w:r>
+        <w:t xml:space="preserve"> оставил тело, взошёл на колесницу небожителей и отправился в обитель Хари. Хотя тело этой великой души вечно совершенно, он (явил смерть) по своей воле — чтобы его поведение послужило благу мира.</w:t>
+      </w:r>
+    </w:p>
+    <w:p>
+      <w:pPr>
+        <w:spacing w:after="60"/>
+        <w:ind w:left="510" w:hanging="510"/>
+      </w:pPr>
+      <w:r>
+        <w:rPr>
+          <w:b/>
+          <w:i w:val="0"/>
+        </w:rPr>
+        <w:t>20.</w:t>
+      </w:r>
+      <w:r>
+        <w:t xml:space="preserve"> Тогда Шачи, совершенно убитая горем, оплакивала мужа, достигшего совершенства; окружённая толпой женщин, она припала к стопам своего господина и кричала, как скопа.</w:t>
+      </w:r>
+    </w:p>
+    <w:p>
+      <w:pPr>
+        <w:spacing w:after="60"/>
+        <w:ind w:left="510" w:hanging="510"/>
+      </w:pPr>
+      <w:r>
+        <w:rPr>
+          <w:b/>
+          <w:i w:val="0"/>
+        </w:rPr>
+        <w:t>21.</w:t>
+      </w:r>
+      <w:r>
+        <w:t xml:space="preserve"> Когда океан милости снова и снова рыдал об отце, из Его глаз лились потоки слёз; оставляя на груди след, похожий на ожерелье из слоновьего жемчуга</w:t>
+      </w:r>
+      <w:r>
+        <w:rPr>
+          <w:b w:val="0"/>
+          <w:i w:val="0"/>
+          <w:vertAlign w:val="superscript"/>
+        </w:rPr>
+        <w:t>7</w:t>
+      </w:r>
+      <w:r>
+        <w:t>, они сияли.</w:t>
+      </w:r>
+    </w:p>
+    <w:p>
+      <w:pPr>
+        <w:spacing w:after="60"/>
+        <w:ind w:left="510" w:hanging="510"/>
+      </w:pPr>
+      <w:r>
+        <w:rPr>
+          <w:b/>
+          <w:i w:val="0"/>
+        </w:rPr>
+        <w:t>22.</w:t>
+      </w:r>
+      <w:r>
+        <w:t xml:space="preserve"> Затем, утешенный родными, Господь, полный скорби, вместе с брахманами совершил по предписаниям все благие обряды, подобающие кончине.</w:t>
+      </w:r>
+    </w:p>
+    <w:p>
+      <w:pPr>
+        <w:spacing w:after="60"/>
+        <w:ind w:left="510" w:hanging="510"/>
+      </w:pPr>
+      <w:r>
+        <w:rPr>
+          <w:b/>
+          <w:i w:val="0"/>
+        </w:rPr>
+        <w:t>23.</w:t>
+      </w:r>
+      <w:r>
+        <w:t xml:space="preserve"> Словно удручённый, любящий отца, Он совершил на накопленное имущество жертвоприношение предкам, а затем по порядку — благой обряд почитания брахманов, одарив их землёй и прочим</w:t>
+      </w:r>
+      <w:r>
+        <w:rPr>
+          <w:b w:val="0"/>
+          <w:i w:val="0"/>
+          <w:vertAlign w:val="superscript"/>
+        </w:rPr>
+        <w:t>8</w:t>
+      </w:r>
+      <w:r>
+        <w:t>.</w:t>
+      </w:r>
+    </w:p>
+    <w:p>
+      <w:pPr>
+        <w:spacing w:after="60"/>
+        <w:ind w:left="510" w:hanging="510"/>
+      </w:pPr>
+      <w:r>
+        <w:rPr>
+          <w:b/>
+          <w:i w:val="0"/>
+        </w:rPr>
+        <w:t>24.</w:t>
+      </w:r>
+      <w:r>
+        <w:t xml:space="preserve"> Кто неустанно рассказывает так об уходе на небо отца Господа, тот обретёт небесную реку и, быстро отбросив скверну, придёт в обитель Хари».</w:t>
+      </w:r>
+    </w:p>
+    <w:p>
+      <w:pPr>
+        <w:spacing w:after="60"/>
+        <w:jc w:val="both"/>
+      </w:pPr>
+      <w:r>
+        <w:rPr>
+          <w:b w:val="0"/>
+          <w:i/>
+        </w:rPr>
+        <w:t>Так заканчивается восьмая сарга, «Кончина Джаганнатхи Мишры» (Джаганнатха-мишра-самсиддхи), первой пракрамы великой поэмы «Шри Кришна-чайтанья-чаритамрита».</w:t>
+      </w:r>
+    </w:p>
+    <w:p>
+      <w:pPr>
+        <w:spacing w:after="60"/>
+        <w:ind w:left="283"/>
+      </w:pPr>
+      <w:r>
+        <w:rPr>
+          <w:b/>
+          <w:i w:val="0"/>
+          <w:sz w:val="18"/>
+        </w:rPr>
+        <w:t>1.</w:t>
+      </w:r>
+      <w:r>
+        <w:rPr>
+          <w:sz w:val="18"/>
+        </w:rPr>
+        <w:t xml:space="preserve"> Прахлада, брошенный по приказу Хираньякашипу в океан, погрузился в созерцание Господа и ощутил себя единым с Ним; на берегу он вновь осознал своё тело.</w:t>
+      </w:r>
+    </w:p>
+    <w:p>
+      <w:pPr>
+        <w:spacing w:after="60"/>
+        <w:ind w:left="283"/>
+      </w:pPr>
+      <w:r>
+        <w:rPr>
+          <w:b/>
+          <w:i w:val="0"/>
+          <w:sz w:val="18"/>
+        </w:rPr>
+        <w:t>2.</w:t>
+      </w:r>
+      <w:r>
+        <w:rPr>
+          <w:sz w:val="18"/>
+        </w:rPr>
+        <w:t xml:space="preserve"> Гопи в разлуке с Кришной подражали Его играм, отождествляя себя с Ним.</w:t>
+      </w:r>
+    </w:p>
+    <w:p>
+      <w:pPr>
+        <w:spacing w:after="60"/>
+        <w:ind w:left="283"/>
+      </w:pPr>
+      <w:r>
+        <w:rPr>
+          <w:b/>
+          <w:i w:val="0"/>
+          <w:sz w:val="18"/>
+        </w:rPr>
+        <w:t>3.</w:t>
+      </w:r>
+      <w:r>
+        <w:rPr>
+          <w:sz w:val="18"/>
+        </w:rPr>
+        <w:t xml:space="preserve"> Место убийства демона Кеши во Вриндаване почитается как святое (Кеши-гхат).</w:t>
+      </w:r>
+    </w:p>
+    <w:p>
+      <w:pPr>
+        <w:spacing w:after="60"/>
+        <w:ind w:left="283"/>
+      </w:pPr>
+      <w:r>
+        <w:rPr>
+          <w:b/>
+          <w:i w:val="0"/>
+          <w:sz w:val="18"/>
+        </w:rPr>
+        <w:t>4.</w:t>
+      </w:r>
+      <w:r>
+        <w:rPr>
+          <w:sz w:val="18"/>
+        </w:rPr>
+        <w:t xml:space="preserve"> Рама — Рамачандра, аватара Вишну; Шива — Его великий почитатель.</w:t>
+      </w:r>
+    </w:p>
+    <w:p>
+      <w:pPr>
+        <w:spacing w:after="60"/>
+        <w:ind w:left="283"/>
+      </w:pPr>
+      <w:r>
+        <w:rPr>
+          <w:b/>
+          <w:i w:val="0"/>
+          <w:sz w:val="18"/>
+        </w:rPr>
+        <w:t>5.</w:t>
+      </w:r>
+      <w:r>
+        <w:rPr>
+          <w:sz w:val="18"/>
+        </w:rPr>
+        <w:t xml:space="preserve"> Супруг Сарасвати (богини учёности) — Господь как владыка всякого знания.</w:t>
+      </w:r>
+    </w:p>
+    <w:p>
+      <w:pPr>
+        <w:spacing w:after="60"/>
+        <w:ind w:left="283"/>
+      </w:pPr>
+      <w:r>
+        <w:rPr>
+          <w:b/>
+          <w:i w:val="0"/>
+          <w:sz w:val="18"/>
+        </w:rPr>
+        <w:t>6.</w:t>
+      </w:r>
+      <w:r>
+        <w:rPr>
+          <w:sz w:val="18"/>
+        </w:rPr>
+        <w:t xml:space="preserve"> Рагхунатха («Владыка рода Рагху») — Рамачандра.</w:t>
+      </w:r>
+    </w:p>
+    <w:p>
+      <w:pPr>
+        <w:spacing w:after="60"/>
+        <w:ind w:left="283"/>
+      </w:pPr>
+      <w:r>
+        <w:rPr>
+          <w:b/>
+          <w:i w:val="0"/>
+          <w:sz w:val="18"/>
+        </w:rPr>
+        <w:t>7.</w:t>
+      </w:r>
+      <w:r>
+        <w:rPr>
+          <w:sz w:val="18"/>
+        </w:rPr>
+        <w:t xml:space="preserve"> По поэтической условности, жемчуг рождается во лбу слонов.</w:t>
+      </w:r>
+    </w:p>
+    <w:p>
+      <w:pPr>
+        <w:spacing w:after="60"/>
+        <w:ind w:left="283"/>
+      </w:pPr>
+      <w:r>
+        <w:rPr>
+          <w:b/>
+          <w:i w:val="0"/>
+          <w:sz w:val="18"/>
+        </w:rPr>
+        <w:t>8.</w:t>
+      </w:r>
+      <w:r>
+        <w:rPr>
+          <w:sz w:val="18"/>
+        </w:rPr>
+        <w:t xml:space="preserve"> Смысл слова «дхарадибхаджанаих» неясен; перевод предположителен.</w:t>
       </w:r>
     </w:p>
     <w:sectPr>

--- a/murari-gupta/Murari-Gupta-Kadacha-ru.docx
+++ b/murari-gupta/Murari-Gupta-Kadacha-ru.docx
@@ -263,7 +263,7 @@
         <w:t>1.</w:t>
       </w:r>
       <w:r>
-        <w:t xml:space="preserve"> Слава Ему, чья доблесть совершенно чиста, кто сияет как золото, чьи глаза широки, как лепестки лотоса, чьи прекрасные руки свисают до колен, кто на все лады танцует в расе преданности!</w:t>
+        <w:t xml:space="preserve"> Слава Ему! Доблесть Его безупречно чиста, Он сияет, как золото, глаза Его широки, как лепестки лотоса, статные руки достигают прекрасных колен, и на многие лады Он танцует в расе преданности.</w:t>
       </w:r>
     </w:p>
     <w:p>
@@ -279,7 +279,7 @@
         <w:t>2.</w:t>
       </w:r>
       <w:r>
-        <w:t xml:space="preserve"> Сын Джаганнатхи, Владыка мира, начало мира, избавляющий мир от страданий, всемогущий, защитник в век Кали, снимающий бремя Кали, — Он родился у Шачи, неся с Собой преданность Самому Себе.</w:t>
+        <w:t xml:space="preserve"> Он — сын Джаганнатхи, Владыка и начало мира, всемогущий избавитель мира от страданий, защитник в век Кали, снимающий бремя Кали; Он родился у Шачи, неся с Собою преданность Самому Себе.</w:t>
       </w:r>
     </w:p>
     <w:p>
@@ -295,7 +295,15 @@
         <w:t>3.</w:t>
       </w:r>
       <w:r>
-        <w:t xml:space="preserve"> Хари, приветствуемый лучшими из дваждырождённых в землях Навадвипы, радуя родителей и счастливо живя дома, —</w:t>
+        <w:t xml:space="preserve"> Приветствуемый лучшими из дваждырождённых в землях Навадвипы, Хари счастливо жил дома, радуя Своих родителей, а Веду с шестью её ангами</w:t>
+      </w:r>
+      <w:r>
+        <w:rPr>
+          <w:b w:val="0"/>
+          <w:i w:val="0"/>
+          <w:vertAlign w:val="superscript"/>
+        </w:rPr>
+        <w:t>1</w:t>
       </w:r>
     </w:p>
     <w:p>
@@ -311,7 +319,39 @@
         <w:t>4.</w:t>
       </w:r>
       <w:r>
-        <w:t xml:space="preserve"> изучил Веду с шестью её ангами</w:t>
+        <w:t xml:space="preserve"> изучил, поселившись в доме гуру, — усердный в служении ему и чистый в обетах. И тот же Хари, наречённый Вишвамбхарой, чтобы праведные следовали дхарме этого века,</w:t>
+      </w:r>
+    </w:p>
+    <w:p>
+      <w:pPr>
+        <w:spacing w:after="60"/>
+        <w:ind w:left="510" w:hanging="510"/>
+      </w:pPr>
+      <w:r>
+        <w:rPr>
+          <w:b/>
+          <w:i w:val="0"/>
+        </w:rPr>
+        <w:t>5.</w:t>
+      </w:r>
+      <w:r>
+        <w:t xml:space="preserve"> заповедал киртану Хари — ради высшей цели человека, помня, что она бесконечно дорога Хари. Когда же Он Сам совершал в Гае, на земле, отмеченной стопами Хари, обряд для предков,</w:t>
+      </w:r>
+    </w:p>
+    <w:p>
+      <w:pPr>
+        <w:spacing w:after="60"/>
+        <w:ind w:left="510" w:hanging="510"/>
+      </w:pPr>
+      <w:r>
+        <w:rPr>
+          <w:b/>
+          <w:i w:val="0"/>
+        </w:rPr>
+        <w:t>6.</w:t>
+      </w:r>
+      <w:r>
+        <w:t xml:space="preserve"> от одной лишь памяти о Самом Себе — этого сокровища — Он оцепенел от любви, и волоски на Его теле поднялись. Тогда, по слову бестелесного голоса</w:t>
       </w:r>
       <w:r>
         <w:rPr>
@@ -319,10 +359,10 @@
           <w:i w:val="0"/>
           <w:vertAlign w:val="superscript"/>
         </w:rPr>
-        <w:t>1</w:t>
-      </w:r>
-      <w:r>
-        <w:t>, живя в доме гуру, преданный служению ему и чистый в обетах. И Он же, Хари, именуемый Вишвамбхарой, ради того чтобы праведные следовали дхарме этой эпохи, —</w:t>
+        <w:t>2</w:t>
+      </w:r>
+      <w:r>
+        <w:t>, Он вернулся в Свой дом.</w:t>
       </w:r>
     </w:p>
     <w:p>
@@ -335,10 +375,10 @@
           <w:b/>
           <w:i w:val="0"/>
         </w:rPr>
-        <w:t>5.</w:t>
-      </w:r>
-      <w:r>
-        <w:t xml:space="preserve"> заповедал киртану Хари, помня, что она бесконечно дорога Хари и есть высшая цель человека. Совершая обряд для предков в Гае, в землях, отмеченных стопами Хари, Он сам —</w:t>
+        <w:t>7.</w:t>
+      </w:r>
+      <w:r>
+        <w:t xml:space="preserve"> Окружённый лучшими из преданных, Господь, сокрушитель львов среди данавов, чей облик был исполнен созревшей любви, радостно предавался киртане Хари и святым беседам о Нём.</w:t>
       </w:r>
     </w:p>
     <w:p>
@@ -351,10 +391,10 @@
           <w:b/>
           <w:i w:val="0"/>
         </w:rPr>
-        <w:t>6.</w:t>
-      </w:r>
-      <w:r>
-        <w:t xml:space="preserve"> от одного лишь сокровища памяти о Самом Себе оцепенел от любви, и волосы на Его теле встали дыбом. Тогда, по слову бестелесного голоса</w:t>
+        <w:t>8.</w:t>
+      </w:r>
+      <w:r>
+        <w:t xml:space="preserve"> И вот, чтобы жаждущий слух мог погрузиться в славу Великославного — нектар для ушей праведных, — некто с глазами, полными дрожащих слёз радости, взялся за это прекрасное, благое и правдивое повествование</w:t>
       </w:r>
       <w:r>
         <w:rPr>
@@ -362,10 +402,10 @@
           <w:i w:val="0"/>
           <w:vertAlign w:val="superscript"/>
         </w:rPr>
-        <w:t>2</w:t>
-      </w:r>
-      <w:r>
-        <w:t>, Он вернулся в Свой дом.</w:t>
+        <w:t>3</w:t>
+      </w:r>
+      <w:r>
+        <w:t>.</w:t>
       </w:r>
     </w:p>
     <w:p>
@@ -378,10 +418,10 @@
           <w:b/>
           <w:i w:val="0"/>
         </w:rPr>
-        <w:t>7.</w:t>
-      </w:r>
-      <w:r>
-        <w:t xml:space="preserve"> Господь, окружённый лучшими из Своих преданных, — Тот, чей облик был полон созревшей любви, сокрушитель львов-данавов, — радовался счастью киртаны Хари и благих бесед о Нём.</w:t>
+        <w:t>9.</w:t>
+      </w:r>
+      <w:r>
+        <w:t xml:space="preserve"> Преданный по имени Шриваса — солнце, от которого расцветает лотос рода дваждырождённых, — сказал Шри Мурари: «Поведай же здесь новое святое жизнеописание Хари». Приняв его повеление, Мурари открыто сложил ладони, вновь и вновь поклонился ему и сам стал повествовать о славе Шримат Чайтаньи, смывающей скверну Кали.</w:t>
       </w:r>
     </w:p>
     <w:p>
@@ -394,10 +434,26 @@
           <w:b/>
           <w:i w:val="0"/>
         </w:rPr>
-        <w:t>8.</w:t>
-      </w:r>
-      <w:r>
-        <w:t xml:space="preserve"> И вот, чтобы жаждущие уши могли погрузиться в славу Его, щедрого славой, — нектар для слуха праведных, — некто с глазами, дрожащими от слёз радости, принял на себя это прекрасное, благое и правдивое повествование</w:t>
+        <w:t>10.</w:t>
+      </w:r>
+      <w:r>
+        <w:t xml:space="preserve"> И тогда Мурари, сын врача, задумался: «Как же мне рассказать благое повествование о Чайтанье, столь богатое смыслами,</w:t>
+      </w:r>
+    </w:p>
+    <w:p>
+      <w:pPr>
+        <w:spacing w:after="60"/>
+        <w:ind w:left="510" w:hanging="510"/>
+      </w:pPr>
+      <w:r>
+        <w:rPr>
+          <w:b/>
+          <w:i w:val="0"/>
+        </w:rPr>
+        <w:t>11.</w:t>
+      </w:r>
+      <w:r>
+        <w:t xml:space="preserve"> которое не в силах рассказать даже сам Вачаспати</w:t>
       </w:r>
       <w:r>
         <w:rPr>
@@ -405,7 +461,243 @@
           <w:i w:val="0"/>
           <w:vertAlign w:val="superscript"/>
         </w:rPr>
-        <w:t>3</w:t>
+        <w:t>4</w:t>
+      </w:r>
+      <w:r>
+        <w:t>? И всё же подобает исполнить повеление вайшнава — так я решил;</w:t>
+      </w:r>
+    </w:p>
+    <w:p>
+      <w:pPr>
+        <w:spacing w:after="60"/>
+        <w:ind w:left="510" w:hanging="510"/>
+      </w:pPr>
+      <w:r>
+        <w:rPr>
+          <w:b/>
+          <w:i w:val="0"/>
+        </w:rPr>
+        <w:t>12.</w:t>
+      </w:r>
+      <w:r>
+        <w:t xml:space="preserve"> и решимость моя неизменно сияет чистотой благодаря сокровищу памятования о Кришне. Повеление вайшнава непременно принесёт плод — иначе быть не может».</w:t>
+      </w:r>
+    </w:p>
+    <w:p>
+      <w:pPr>
+        <w:spacing w:after="60"/>
+        <w:ind w:left="510" w:hanging="510"/>
+      </w:pPr>
+      <w:r>
+        <w:rPr>
+          <w:b/>
+          <w:i w:val="0"/>
+        </w:rPr>
+        <w:t>13.</w:t>
+      </w:r>
+      <w:r>
+        <w:t xml:space="preserve"> Сказав так, он начал рассказывать повествование, напоённое преданностью Бхагавану, — ради дхармы, богатства и наслаждения, ради освобождения и ради преданности Вишну.</w:t>
+      </w:r>
+    </w:p>
+    <w:p>
+      <w:pPr>
+        <w:spacing w:after="60"/>
+        <w:ind w:left="510" w:hanging="510"/>
+      </w:pPr>
+      <w:r>
+        <w:rPr>
+          <w:b/>
+          <w:i w:val="0"/>
+        </w:rPr>
+        <w:t>14.</w:t>
+      </w:r>
+      <w:r>
+        <w:t xml:space="preserve"> Склоняюсь перед Чайтаньей — нерождённым, изначальным Хари, четырёхруким, держащим раковину, булаву, лотос и диск. Грудь Его отмечена знаком Шриватсы, на прекрасном челе — самоцвет, одежды Его прекрасны.</w:t>
+      </w:r>
+    </w:p>
+    <w:p>
+      <w:pPr>
+        <w:spacing w:after="60"/>
+        <w:ind w:left="510" w:hanging="510"/>
+      </w:pPr>
+      <w:r>
+        <w:rPr>
+          <w:b/>
+          <w:i w:val="0"/>
+        </w:rPr>
+        <w:t>15.</w:t>
+      </w:r>
+      <w:r>
+        <w:t xml:space="preserve"> На радость праведным я расскажу кое-что из повествований о Бхагаване. Если же где-нибудь вкрадётся ошибка, исправить её — дело величайших душ, творящих благо другим: в этом мерило — только они.</w:t>
+      </w:r>
+    </w:p>
+    <w:p>
+      <w:pPr>
+        <w:spacing w:after="60"/>
+        <w:ind w:left="510" w:hanging="510"/>
+      </w:pPr>
+      <w:r>
+        <w:rPr>
+          <w:b/>
+          <w:i w:val="0"/>
+        </w:rPr>
+        <w:t>16.</w:t>
+      </w:r>
+      <w:r>
+        <w:t xml:space="preserve"> В святой земле, что зовётся Навадвипой, всецело вайшнавской, живут брахманы — праведные, умиротворённые вайшнавы из достойных родов,</w:t>
+      </w:r>
+    </w:p>
+    <w:p>
+      <w:pPr>
+        <w:spacing w:after="60"/>
+        <w:ind w:left="510" w:hanging="510"/>
+      </w:pPr>
+      <w:r>
+        <w:rPr>
+          <w:b/>
+          <w:i w:val="0"/>
+        </w:rPr>
+        <w:t>17.</w:t>
+      </w:r>
+      <w:r>
+        <w:t xml:space="preserve"> великие душой, искусные в обрядах, все до одного постигшие смысл шастр. Живут там во множестве и другие люди — лекари, шудры и торговцы.</w:t>
+      </w:r>
+    </w:p>
+    <w:p>
+      <w:pPr>
+        <w:spacing w:after="60"/>
+        <w:ind w:left="510" w:hanging="510"/>
+      </w:pPr>
+      <w:r>
+        <w:rPr>
+          <w:b/>
+          <w:i w:val="0"/>
+        </w:rPr>
+        <w:t>18.</w:t>
+      </w:r>
+      <w:r>
+        <w:t xml:space="preserve"> Все они верны своим обязанностям и чисты, все живут учёностью, все посвятили свои обеты Богу — в этом краю, подобном обители Вайкунтхи.</w:t>
+      </w:r>
+    </w:p>
+    <w:p>
+      <w:pPr>
+        <w:spacing w:after="60"/>
+        <w:ind w:left="510" w:hanging="510"/>
+      </w:pPr>
+      <w:r>
+        <w:rPr>
+          <w:b/>
+          <w:i w:val="0"/>
+        </w:rPr>
+        <w:t>19.</w:t>
+      </w:r>
+      <w:r>
+        <w:t xml:space="preserve"> Там блистал Шриваса — опьянённая пчела, что резвится у лотосных стоп Хари: весь в слезах любви, воздев руки</w:t>
+      </w:r>
+      <w:r>
+        <w:rPr>
+          <w:b w:val="0"/>
+          <w:i w:val="0"/>
+          <w:vertAlign w:val="superscript"/>
+        </w:rPr>
+        <w:t>5</w:t>
+      </w:r>
+      <w:r>
+        <w:t>, неизменно пылкий, он в упоении высшей расой поёт хвалу Владыке. Там же и Гопинатха</w:t>
+      </w:r>
+      <w:r>
+        <w:rPr>
+          <w:b w:val="0"/>
+          <w:i w:val="0"/>
+          <w:vertAlign w:val="superscript"/>
+        </w:rPr>
+        <w:t>6</w:t>
+      </w:r>
+      <w:r>
+        <w:t>, лучший из дваждырождённых: едва имя Кришны касалось его слуха, он, опьянённый, вновь и вновь громко рыдал и без конца танцевал, и руки его трепетали в такт.</w:t>
+      </w:r>
+    </w:p>
+    <w:p>
+      <w:pPr>
+        <w:spacing w:after="60"/>
+        <w:ind w:left="510" w:hanging="510"/>
+      </w:pPr>
+      <w:r>
+        <w:rPr>
+          <w:b/>
+          <w:i w:val="0"/>
+        </w:rPr>
+        <w:t>20.</w:t>
+      </w:r>
+      <w:r>
+        <w:t xml:space="preserve"> Там блистал владыка Шри Адвайта, превосходнейший, великая душа. Сияющий, как восходящее утреннее солнце, он умел пробуждать мудрецов, как солнце пробуждает лотосы; словно луна, рождённая океаном сострадания, он был единственным воплощением покоя, гасящего жар в людских сердцах. Непревзойдённый в любовном созерцании, богатый благим даром искусства танца, он был наставником в искусстве высшей расы.</w:t>
+      </w:r>
+    </w:p>
+    <w:p>
+      <w:pPr>
+        <w:spacing w:after="60"/>
+        <w:ind w:left="510" w:hanging="510"/>
+      </w:pPr>
+      <w:r>
+        <w:rPr>
+          <w:b/>
+          <w:i w:val="0"/>
+        </w:rPr>
+        <w:t>21.</w:t>
+      </w:r>
+      <w:r>
+        <w:t xml:space="preserve"> Там ярко блистал наставник Чандрашекхара, царь дваждырождённых</w:t>
+      </w:r>
+      <w:r>
+        <w:rPr>
+          <w:b w:val="0"/>
+          <w:i w:val="0"/>
+          <w:vertAlign w:val="superscript"/>
+        </w:rPr>
+        <w:t>7</w:t>
+      </w:r>
+      <w:r>
+        <w:t>, наделённый всеми достоинствами: от имени Кришны волоски на его теле поднимались, и он был влажен от струящихся слёз.</w:t>
+      </w:r>
+    </w:p>
+    <w:p>
+      <w:pPr>
+        <w:spacing w:after="60"/>
+        <w:ind w:left="510" w:hanging="510"/>
+      </w:pPr>
+      <w:r>
+        <w:rPr>
+          <w:b/>
+          <w:i w:val="0"/>
+        </w:rPr>
+        <w:t>22.</w:t>
+      </w:r>
+      <w:r>
+        <w:t xml:space="preserve"> Там, когда танцует мудрец Харидас, Владыка мира из любви к Своему слуге тотчас с радостью взирает на этот танец вместе с сонмами богов, странствующих по небу, и с Махешей.</w:t>
+      </w:r>
+    </w:p>
+    <w:p>
+      <w:pPr>
+        <w:spacing w:after="60"/>
+        <w:ind w:left="510" w:hanging="510"/>
+      </w:pPr>
+      <w:r>
+        <w:rPr>
+          <w:b/>
+          <w:i w:val="0"/>
+        </w:rPr>
+        <w:t>23.</w:t>
+      </w:r>
+      <w:r>
+        <w:t xml:space="preserve"> Там течёт рождённая из стопы Вишну река — стремительная, исполненная влаги сострадания; соперничая с Ямуной, дочерью Солнца, и с Сараю, она приняла Хари, сияющего, как золото</w:t>
+      </w:r>
+      <w:r>
+        <w:rPr>
+          <w:b w:val="0"/>
+          <w:i w:val="0"/>
+          <w:vertAlign w:val="superscript"/>
+        </w:rPr>
+        <w:t>8</w:t>
       </w:r>
       <w:r>
         <w:t>.</w:t>
@@ -421,305 +713,10 @@
           <w:b/>
           <w:i w:val="0"/>
         </w:rPr>
-        <w:t>9.</w:t>
-      </w:r>
-      <w:r>
-        <w:t xml:space="preserve"> Преданный по имени Шриваса, солнце, от которого расцветает лотос рода дваждырождённых, сказал Шри Мурари: «Расскажи здесь новое святое жизнеописание Хари». Приняв его повеление и вновь и вновь поклонившись ему, открыто сложив ладони, Мурари сам стал повествовать о славе Шримат Чайтаньи, уносящей скверну Кали.</w:t>
-      </w:r>
-    </w:p>
-    <w:p>
-      <w:pPr>
-        <w:spacing w:after="60"/>
-        <w:ind w:left="510" w:hanging="510"/>
-      </w:pPr>
-      <w:r>
-        <w:rPr>
-          <w:b/>
-          <w:i w:val="0"/>
-        </w:rPr>
-        <w:t>10.</w:t>
-      </w:r>
-      <w:r>
-        <w:t xml:space="preserve"> И тогда Мурари, сын врача, задумался: «Как же я расскажу многосмысленное, благое повествование о Чайтанье,</w:t>
-      </w:r>
-    </w:p>
-    <w:p>
-      <w:pPr>
-        <w:spacing w:after="60"/>
-        <w:ind w:left="510" w:hanging="510"/>
-      </w:pPr>
-      <w:r>
-        <w:rPr>
-          <w:b/>
-          <w:i w:val="0"/>
-        </w:rPr>
-        <w:t>11.</w:t>
-      </w:r>
-      <w:r>
-        <w:t xml:space="preserve"> которое не в силах рассказать даже сам Вачаспати</w:t>
-      </w:r>
-      <w:r>
-        <w:rPr>
-          <w:b w:val="0"/>
-          <w:i w:val="0"/>
-          <w:vertAlign w:val="superscript"/>
-        </w:rPr>
-        <w:t>4</w:t>
-      </w:r>
-      <w:r>
-        <w:t>? И всё же подобает исполнить повеление вайшнава — так решил мой ум.</w:t>
-      </w:r>
-    </w:p>
-    <w:p>
-      <w:pPr>
-        <w:spacing w:after="60"/>
-        <w:ind w:left="510" w:hanging="510"/>
-      </w:pPr>
-      <w:r>
-        <w:rPr>
-          <w:b/>
-          <w:i w:val="0"/>
-        </w:rPr>
-        <w:t>12.</w:t>
-      </w:r>
-      <w:r>
-        <w:t xml:space="preserve"> Он неизменно сияет чистотой благодаря сокровищу памятования о Кришне; повеление вайшнава непременно принесёт плод — и не иначе».</w:t>
-      </w:r>
-    </w:p>
-    <w:p>
-      <w:pPr>
-        <w:spacing w:after="60"/>
-        <w:ind w:left="510" w:hanging="510"/>
-      </w:pPr>
-      <w:r>
-        <w:rPr>
-          <w:b/>
-          <w:i w:val="0"/>
-        </w:rPr>
-        <w:t>13.</w:t>
-      </w:r>
-      <w:r>
-        <w:t xml:space="preserve"> Сказав так, он начал рассказывать повествование, возвеличенное преданностью Бхагавану, — ради дхармы, богатства и желаний, ради освобождения и ради преданности Вишну.</w:t>
-      </w:r>
-    </w:p>
-    <w:p>
-      <w:pPr>
-        <w:spacing w:after="60"/>
-        <w:ind w:left="510" w:hanging="510"/>
-      </w:pPr>
-      <w:r>
-        <w:rPr>
-          <w:b/>
-          <w:i w:val="0"/>
-        </w:rPr>
-        <w:t>14.</w:t>
-      </w:r>
-      <w:r>
-        <w:t xml:space="preserve"> Склоняюсь перед Чайтаньей — нерождённым, изначальным, четырёхруким, держащим раковину, булаву, лотос и диск, — перед Хари, чья грудь отмечена знаком Шриватсы, с самоцветом на прекрасном челе, в прекрасных одеждах.</w:t>
-      </w:r>
-    </w:p>
-    <w:p>
-      <w:pPr>
-        <w:spacing w:after="60"/>
-        <w:ind w:left="510" w:hanging="510"/>
-      </w:pPr>
-      <w:r>
-        <w:rPr>
-          <w:b/>
-          <w:i w:val="0"/>
-        </w:rPr>
-        <w:t>15.</w:t>
-      </w:r>
-      <w:r>
-        <w:t xml:space="preserve"> Я расскажу кое-что из повествований о Бхагаване на радость праведным. Если же где-то случится ошибка, то исправить её здесь — дело величайших душ, творящих благо другим: они здесь и есть мерило.</w:t>
-      </w:r>
-    </w:p>
-    <w:p>
-      <w:pPr>
-        <w:spacing w:after="60"/>
-        <w:ind w:left="510" w:hanging="510"/>
-      </w:pPr>
-      <w:r>
-        <w:rPr>
-          <w:b/>
-          <w:i w:val="0"/>
-        </w:rPr>
-        <w:t>16.</w:t>
-      </w:r>
-      <w:r>
-        <w:t xml:space="preserve"> В святой обители, именуемой Навадвипой, высочайше вайшнавской, жили брахманы — праведные, умиротворённые, вайшнавы, рождённые в благих родах,</w:t>
-      </w:r>
-    </w:p>
-    <w:p>
-      <w:pPr>
-        <w:spacing w:after="60"/>
-        <w:ind w:left="510" w:hanging="510"/>
-      </w:pPr>
-      <w:r>
-        <w:rPr>
-          <w:b/>
-          <w:i w:val="0"/>
-        </w:rPr>
-        <w:t>17.</w:t>
-      </w:r>
-      <w:r>
-        <w:t xml:space="preserve"> великие, искусные в обрядах, все постигшие смысл шастр; есть там во множестве и другие люди — врачеватели, шудры и торговцы.</w:t>
-      </w:r>
-    </w:p>
-    <w:p>
-      <w:pPr>
-        <w:spacing w:after="60"/>
-        <w:ind w:left="510" w:hanging="510"/>
-      </w:pPr>
-      <w:r>
-        <w:rPr>
-          <w:b/>
-          <w:i w:val="0"/>
-        </w:rPr>
-        <w:t>18.</w:t>
-      </w:r>
-      <w:r>
-        <w:t xml:space="preserve"> Все они преданы своим обязанностям и чисты, все живут учёностью; все они там посвятили свои обеты Богу — в этом месте, подобном обители Вайкунтхи.</w:t>
-      </w:r>
-    </w:p>
-    <w:p>
-      <w:pPr>
-        <w:spacing w:after="60"/>
-        <w:ind w:left="510" w:hanging="510"/>
-      </w:pPr>
-      <w:r>
-        <w:rPr>
-          <w:b/>
-          <w:i w:val="0"/>
-        </w:rPr>
-        <w:t>19.</w:t>
-      </w:r>
-      <w:r>
-        <w:t xml:space="preserve"> Там блистал Шриваса — опьянённая пчела, резвящаяся у лотосных стоп Хари: увлажнённый любовью, воздев руки</w:t>
-      </w:r>
-      <w:r>
-        <w:rPr>
-          <w:b w:val="0"/>
-          <w:i w:val="0"/>
-          <w:vertAlign w:val="superscript"/>
-        </w:rPr>
-        <w:t>5</w:t>
-      </w:r>
-      <w:r>
-        <w:t>, всегда полный пыла, он в упоении высшей расой воспевает Владыку. Там и Гопинатха</w:t>
-      </w:r>
-      <w:r>
-        <w:rPr>
-          <w:b w:val="0"/>
-          <w:i w:val="0"/>
-          <w:vertAlign w:val="superscript"/>
-        </w:rPr>
-        <w:t>6</w:t>
-      </w:r>
-      <w:r>
-        <w:t>, лучший из дваждырождённых: едва имя Кришны достигало его слуха, он, опьянённый, вновь и вновь громко рыдал и без меры танцевал, и руки его трепетали в такт.</w:t>
-      </w:r>
-    </w:p>
-    <w:p>
-      <w:pPr>
-        <w:spacing w:after="60"/>
-        <w:ind w:left="510" w:hanging="510"/>
-      </w:pPr>
-      <w:r>
-        <w:rPr>
-          <w:b/>
-          <w:i w:val="0"/>
-        </w:rPr>
-        <w:t>20.</w:t>
-      </w:r>
-      <w:r>
-        <w:t xml:space="preserve"> Там блистал владыка, великая душа, превосходный Шри Адвайта — сияющий, как восходящее утреннее солнце, умеющий пробуждать лотосы сердец мудрых; словно луна, рождённая океаном сострадания, — единственное воплощение утоления жара в сердцах людей; непревзойдённый в любовном созерцании, богатый благим даром искусства танца, наставник в искусстве высшей расы.</w:t>
-      </w:r>
-    </w:p>
-    <w:p>
-      <w:pPr>
-        <w:spacing w:after="60"/>
-        <w:ind w:left="510" w:hanging="510"/>
-      </w:pPr>
-      <w:r>
-        <w:rPr>
-          <w:b/>
-          <w:i w:val="0"/>
-        </w:rPr>
-        <w:t>21.</w:t>
-      </w:r>
-      <w:r>
-        <w:t xml:space="preserve"> Там ярко блистал наставник Чандрашекхара, наделённый всеми достоинствами, царь дваждырождённых</w:t>
-      </w:r>
-      <w:r>
-        <w:rPr>
-          <w:b w:val="0"/>
-          <w:i w:val="0"/>
-          <w:vertAlign w:val="superscript"/>
-        </w:rPr>
-        <w:t>7</w:t>
-      </w:r>
-      <w:r>
-        <w:t>, — от имени Кришны волоски на его теле вставали дыбом, и он был влажен от струящихся слёз.</w:t>
-      </w:r>
-    </w:p>
-    <w:p>
-      <w:pPr>
-        <w:spacing w:after="60"/>
-        <w:ind w:left="510" w:hanging="510"/>
-      </w:pPr>
-      <w:r>
-        <w:rPr>
-          <w:b/>
-          <w:i w:val="0"/>
-        </w:rPr>
-        <w:t>22.</w:t>
-      </w:r>
-      <w:r>
-        <w:t xml:space="preserve"> Там, когда танцует мудрец Харидас, Владыка мира из любви к Своему слуге радостно созерцает этот танец вместе с сонмами богов во главе с Махешей, движущимися по небу.</w:t>
-      </w:r>
-    </w:p>
-    <w:p>
-      <w:pPr>
-        <w:spacing w:after="60"/>
-        <w:ind w:left="510" w:hanging="510"/>
-      </w:pPr>
-      <w:r>
-        <w:rPr>
-          <w:b/>
-          <w:i w:val="0"/>
-        </w:rPr>
-        <w:t>23.</w:t>
-      </w:r>
-      <w:r>
-        <w:t xml:space="preserve"> Там течёт рождённая из стопы Вишну река, стремительная и вся увлажнённая состраданием, которая, соперничая с Ямуной, дочерью Солнца, и с Сараю, понесла сияющего золотом Хари</w:t>
-      </w:r>
-      <w:r>
-        <w:rPr>
-          <w:b w:val="0"/>
-          <w:i w:val="0"/>
-          <w:vertAlign w:val="superscript"/>
-        </w:rPr>
-        <w:t>8</w:t>
-      </w:r>
-      <w:r>
-        <w:t>.</w:t>
-      </w:r>
-    </w:p>
-    <w:p>
-      <w:pPr>
-        <w:spacing w:after="60"/>
-        <w:ind w:left="510" w:hanging="510"/>
-      </w:pPr>
-      <w:r>
-        <w:rPr>
-          <w:b/>
-          <w:i w:val="0"/>
-        </w:rPr>
         <w:t>24.</w:t>
       </w:r>
       <w:r>
-        <w:t xml:space="preserve"> В ней жил Джаганнатха, подобный луне в океане рода дваждырождённых, учитель Вед, наделённый всеми достоинствами, равный Брихаспати. Чистый умом благодаря могучей йоге созерцания стоп Кришны, увлажнённый любовью, он быстро возрастал, как молодой месяц.</w:t>
+        <w:t xml:space="preserve"> Там жил Джаганнатха — словно луна, взошедшая из океана рода дваждырождённых, — учитель Вед, наделённый всеми достоинствами, равный Брихаспати. Очистив ум могучей йогой созерцания стоп Кришны, с сердцем, тающим от любви, он быстро возрастал, как молодой месяц.</w:t>
       </w:r>
     </w:p>
     <w:p>
@@ -832,7 +829,7 @@
         <w:rPr>
           <w:sz w:val="18"/>
         </w:rPr>
-        <w:t xml:space="preserve"> Начало второй строки шлоки в источниках повреждено; «воздев руки» — восстановленное по метру чтение.</w:t>
+        <w:t xml:space="preserve"> Начало второй строки шлоки в источниках повреждено; «воздев руки» — чтение, восстановленное по метру предположительно.</w:t>
       </w:r>
     </w:p>
     <w:p>
@@ -929,7 +926,7 @@
         <w:t>1.</w:t>
       </w:r>
       <w:r>
-        <w:t xml:space="preserve"> Затем гуру, знающий истину, дал ему, постигшему смысл всех шастр, звание «Шриман Мишра Пурандара»</w:t>
+        <w:t xml:space="preserve"> Затем гуру, знающий истину, удостоил его, постигшего смысл всех шастр, звания «Шриман Мишра Пурандара»</w:t>
       </w:r>
       <w:r>
         <w:rPr>
@@ -956,7 +953,7 @@
         <w:t>2.</w:t>
       </w:r>
       <w:r>
-        <w:t xml:space="preserve"> Однажды славный и великодушный Ниламбара по имени Чакраварти, призвав к себе этого учёного мужа благородного рода, лучшего из праведных,</w:t>
+        <w:t xml:space="preserve"> Однажды славный и великодушный Чакраварти по имени Ниламбара призвал к себе этого учёного мужа благородного рода, лучшего из праведных,</w:t>
       </w:r>
     </w:p>
     <w:p>
@@ -972,7 +969,7 @@
         <w:t>3.</w:t>
       </w:r>
       <w:r>
-        <w:t xml:space="preserve"> отдал ему в жёны свою дочь Шачи — он, опора своего рода</w:t>
+        <w:t xml:space="preserve"> и он, опора своего рода</w:t>
       </w:r>
       <w:r>
         <w:rPr>
@@ -983,7 +980,7 @@
         <w:t>2</w:t>
       </w:r>
       <w:r>
-        <w:t>; и, обретя её, Мишра процвёл, как Пурандара, обретший Шачи</w:t>
+        <w:t>, отдал ему в жёны свою дочь Шачи. Обретя её, Мишра процвёл, как Пурандара, обретший Шачи</w:t>
       </w:r>
       <w:r>
         <w:rPr>
@@ -1010,7 +1007,7 @@
         <w:t>4.</w:t>
       </w:r>
       <w:r>
-        <w:t xml:space="preserve"> С тех пор, пока он жил дома, дхарма его возрастала — гостеприимством, умиротворяющими обрядами, очищениями, плодами постоянных и желательных обрядов.</w:t>
+        <w:t xml:space="preserve"> Он жил дома, и дхарма его всё возрастала — гостеприимством, умиротворяющими обрядами, очищениями, плодами обрядов постоянных и совершаемых ради желанной цели.</w:t>
       </w:r>
     </w:p>
     <w:p>
@@ -1026,7 +1023,7 @@
         <w:t>5.</w:t>
       </w:r>
       <w:r>
-        <w:t xml:space="preserve"> Со временем у него одна за другой родились восемь прекрасных дочерей, и по воле судьбы все они умерли. Шачи —</w:t>
+        <w:t xml:space="preserve"> Со временем у него одна за другой родились восемь прекрасных дочерей, но по воле судьбы все они умерли. И Шачи,</w:t>
       </w:r>
     </w:p>
     <w:p>
@@ -1042,7 +1039,7 @@
         <w:t>6.</w:t>
       </w:r>
       <w:r>
-        <w:t xml:space="preserve"> с умом, опалённым горем материнской любви, мысленно прибегла к Хари, моля о сыне, а славный Мишра совершил жертвоприношение предкам.</w:t>
+        <w:t xml:space="preserve"> с сердцем, опалённым горем материнской любви, мысленно прибегла к Хари, моля о сыне, а славный Мишра совершил жертвоприношение предкам.</w:t>
       </w:r>
     </w:p>
     <w:p>
@@ -1074,7 +1071,7 @@
         <w:t>8.</w:t>
       </w:r>
       <w:r>
-        <w:t xml:space="preserve"> Отец дал славному мальчику имя Вишварупа. В очень краткое время эта великая душа изучила</w:t>
+        <w:t xml:space="preserve"> Отец нарёк славного мальчика Вишварупой. За очень краткий срок он, великая душа, изучил</w:t>
       </w:r>
     </w:p>
     <w:p>
@@ -1090,7 +1087,7 @@
         <w:t>9.</w:t>
       </w:r>
       <w:r>
-        <w:t xml:space="preserve"> Веды и науку логики и прославилась как превосходный, обладающий истинной йогой. Он был всеведущ, мудр, умиротворён и благотворил всем.</w:t>
+        <w:t xml:space="preserve"> Веды и науку логики и прославился: превосходный, наделённый истинной йогой, он был всеведущ, мудр, умиротворён и благотворил всем.</w:t>
       </w:r>
     </w:p>
     <w:p>
@@ -1106,7 +1103,7 @@
         <w:t>10.</w:t>
       </w:r>
       <w:r>
-        <w:t xml:space="preserve"> Всегда погружённый в созерцание Хари, он не обращал ума к чувственным предметам и был непрестанно опьянён вкусом расы «Шримад-Бхагаваты».</w:t>
+        <w:t xml:space="preserve"> Всегда погружённый в созерцание Хари, он не обращал ума к чувственному и был непрестанно опьянён вкусом расы «Шримад-Бхагаваты».</w:t>
       </w:r>
     </w:p>
     <w:p>
@@ -1122,7 +1119,7 @@
         <w:t>11.</w:t>
       </w:r>
       <w:r>
-        <w:t xml:space="preserve"> Его младшим братом родился Сам Господь — нерождённый источник мира, — как Упендра, младший брат Индры, родился сыном Кашьяпы и Адити</w:t>
+        <w:t xml:space="preserve"> Младшим братом его родился Сам Господь, нерождённый источник мира, — так Упендра, младший брат Индры, родился сыном Кашьяпы и Адити</w:t>
       </w:r>
       <w:r>
         <w:rPr>
@@ -1149,7 +1146,7 @@
         <w:t>12.</w:t>
       </w:r>
       <w:r>
-        <w:t xml:space="preserve"> Он Сам сделал три мира преданными санкиртане Хари; прожив в лучшей из святых обителей, именуемой Пурушоттамой,</w:t>
+        <w:t xml:space="preserve"> Он Сам сделал три мира преданными санкиртане Хари. Он жил в лучшей из святых обителей, именуемой Пурушоттамой,</w:t>
       </w:r>
     </w:p>
     <w:p>
@@ -1165,7 +1162,7 @@
         <w:t>13.</w:t>
       </w:r>
       <w:r>
-        <w:t xml:space="preserve"> являя преданность Хари и научив ей людей, вкусив сладость Шри Вриндаваны и дав вкусить её людям,</w:t>
+        <w:t xml:space="preserve"> являл преданность Хари и учил ей людей; Сам вкушал сладость Шри Вриндаваны и давал вкусить её людям;</w:t>
       </w:r>
     </w:p>
     <w:p>
@@ -1181,7 +1178,7 @@
         <w:t>14.</w:t>
       </w:r>
       <w:r>
-        <w:t xml:space="preserve"> спасши весь мир, — Он, почтённый обитателями Вайкунтхи, радостно отправился в Свою собственную обитель, исполненную великого богатства.</w:t>
+        <w:t xml:space="preserve"> и, спасши весь мир, почтённый обитателями Вайкунтхи, Он радостно удалился в Свою собственную обитель, исполненную великого богатства.</w:t>
       </w:r>
     </w:p>
     <w:p>
@@ -1197,7 +1194,7 @@
         <w:t>15.</w:t>
       </w:r>
       <w:r>
-        <w:t xml:space="preserve"> Услышав об этом чуде, сказал брахмачари, обуздавший чувства, опьянённый повествованиями о Шри Чайтанье, — Шри Дамодара Пандит</w:t>
+        <w:t xml:space="preserve"> Услышав об этом чуде, брахмачари Шри Дамодара Пандит</w:t>
       </w:r>
       <w:r>
         <w:rPr>
@@ -1208,7 +1205,7 @@
         <w:t>5</w:t>
       </w:r>
       <w:r>
-        <w:t>, —</w:t>
+        <w:t>, обуздавший чувства и опьянённый повествованиями о Шри Чайтанье, сказал:</w:t>
       </w:r>
     </w:p>
     <w:p>
@@ -1224,7 +1221,7 @@
         <w:t>16.</w:t>
       </w:r>
       <w:r>
-        <w:t xml:space="preserve"> «Расскажи божественное, дивное, очищающее мир повествование, услышав которое люди освобождаются от круговорота рождений и от страшной скверны.</w:t>
+        <w:t xml:space="preserve"> «Расскажи же божественное, дивное повествование, очищающее мир: услышав его, люди освобождаются от круговорота рождений и от страшной скверны.</w:t>
       </w:r>
     </w:p>
     <w:p>
@@ -1240,7 +1237,7 @@
         <w:t>17.</w:t>
       </w:r>
       <w:r>
-        <w:t xml:space="preserve"> От него у всех людей рождаются высшие сокровища любви к лотосным стопам Шри Кришны; так расскажи же о Хари.</w:t>
+        <w:t xml:space="preserve"> Благодаря ему у всех людей рождаются высшие сокровища любви к лотосным стопам Шри Кришны. Так расскажи же о Хари!</w:t>
       </w:r>
     </w:p>
     <w:p>
@@ -1272,7 +1269,7 @@
         <w:t>19.</w:t>
       </w:r>
       <w:r>
-        <w:t xml:space="preserve"> Соизволь рассказать о Его благих и благословенных деяниях — ради утоления страданий миров и ради любви величайших душ».</w:t>
+        <w:t xml:space="preserve"> Соизволь поведать о Его благих, благословенных деяниях — ради утоления страданий миров и ради любви величайших душ».</w:t>
       </w:r>
     </w:p>
     <w:p>
@@ -1288,7 +1285,7 @@
         <w:t>20.</w:t>
       </w:r>
       <w:r>
-        <w:t xml:space="preserve"> Услышав эту речь великой души, пандита, довольный Мурари сказал: «Слушай же!</w:t>
+        <w:t xml:space="preserve"> Выслушав речь великодушного пандита, Мурари с радостью ответил: «Слушай же!</w:t>
       </w:r>
     </w:p>
     <w:p>
@@ -1304,7 +1301,7 @@
         <w:t>21.</w:t>
       </w:r>
       <w:r>
-        <w:t xml:space="preserve"> Хорошо, о лучший из дваждырождённых, я расскажу тебе по мере сил — вкратце, ибо подробно рассказать не в силах даже Бхаргава</w:t>
+        <w:t xml:space="preserve"> Что ж, о лучший из дваждырождённых, я расскажу тебе, насколько хватит сил, — вкратце: подробно этого не рассказать даже Бхаргаве</w:t>
       </w:r>
       <w:r>
         <w:rPr>
@@ -1331,7 +1328,7 @@
         <w:t>22.</w:t>
       </w:r>
       <w:r>
-        <w:t xml:space="preserve"> Некогда Нарада, праведная душа, первый из вайшнавов, исполненный великой мощи, сияющий, как полная луна, — в стране, именуемой Бхаратой, —</w:t>
+        <w:t xml:space="preserve"> Некогда в стране, именуемой Бхаратой, Нарада — праведная душа, первый из вайшнавов, исполненный великой мощи, сияющий, как полная луна,</w:t>
       </w:r>
     </w:p>
     <w:p>
@@ -1347,7 +1344,7 @@
         <w:t>23.</w:t>
       </w:r>
       <w:r>
-        <w:t xml:space="preserve"> белый, словно вершина Кайласы, украшенный прекрасным поясом, в одеянии из шкуры антилопы, частица Вишну, любимый всеми людьми, —</w:t>
+        <w:t xml:space="preserve"> белый, словно вершина Кайласы, украшенный прекрасным поясом, одетый в шкуру антилопы, частица Вишну, любимец всех людей, —</w:t>
       </w:r>
     </w:p>
     <w:p>
@@ -1363,7 +1360,7 @@
         <w:t>24.</w:t>
       </w:r>
       <w:r>
-        <w:t xml:space="preserve"> странствовал по небесному своду ради блага всех, радостно заставляя звенеть свою Махати</w:t>
+        <w:t xml:space="preserve"> ради блага всех странствовал по небесному своду и радостно звенел на своей Махати</w:t>
       </w:r>
       <w:r>
         <w:rPr>
@@ -1374,7 +1371,7 @@
         <w:t>7</w:t>
       </w:r>
       <w:r>
-        <w:t>, воспевающую имя Хари.</w:t>
+        <w:t>, что поёт имя Хари.</w:t>
       </w:r>
     </w:p>
     <w:p>
@@ -1390,7 +1387,7 @@
         <w:t>25.</w:t>
       </w:r>
       <w:r>
-        <w:t xml:space="preserve"> „Где мне увидеть вайшнава? Там я теперь и поселюсь“, — подумав так, он окинул мысленным взором эту землю</w:t>
+        <w:t xml:space="preserve"> „Где мне увидеть вайшнава? Там я теперь и поселюсь“, — подумал он и окинул мысленным взором эту землю.</w:t>
       </w:r>
     </w:p>
     <w:p>
@@ -1406,7 +1403,7 @@
         <w:t>26.</w:t>
       </w:r>
       <w:r>
-        <w:t xml:space="preserve"> и увидел, что Кали, друг греха, замарал грязью широкую землю, что сама эта земля-корова — в руках млеччхов и иссушена жестокими податями</w:t>
+        <w:t xml:space="preserve"> И он увидел, что Кали, друг греха, замарал грязью широкую землю, что сама земля-корова — в руках млеччхов и иссушена жестокими податями</w:t>
       </w:r>
       <w:r>
         <w:rPr>
@@ -1433,7 +1430,7 @@
         <w:t>27.</w:t>
       </w:r>
       <w:r>
-        <w:t xml:space="preserve"> И он увидел там людей, терзаемых грехами и болезнями, склонных хулить других, лживых, недолговечных, истощённых;</w:t>
+        <w:t xml:space="preserve"> Увидел он там и людей, терзаемых грехами и болезнями, охочих хулить других, лживых, недолговечных, истощённых;</w:t>
       </w:r>
     </w:p>
     <w:p>
@@ -1449,7 +1446,7 @@
         <w:t>28.</w:t>
       </w:r>
       <w:r>
-        <w:t xml:space="preserve"> увидел царей, искусных во грехе, шудр, яванов-злодеев, млеччхов, преданных недолжным делам, отнимающих у подданных всё их достояние,</w:t>
+        <w:t xml:space="preserve"> увидел царей, искусных во грехе, шудр, яванов-злодеев, млеччхов, творящих недолжное и отнимающих у подданных всё их достояние,</w:t>
       </w:r>
     </w:p>
     <w:p>
@@ -1465,7 +1462,7 @@
         <w:t>29.</w:t>
       </w:r>
       <w:r>
-        <w:t xml:space="preserve"> и даже знатоков шастр — гордецов, хулящих святых. Увидев всех этих многоразличных людей, Нарада задумался.</w:t>
+        <w:t xml:space="preserve"> и даже знатоков шастр — гордецов, хулящих святых. Увидев всех этих людей, столь многоразличных, Нарада задумался».</w:t>
       </w:r>
     </w:p>
     <w:p>
@@ -1484,84 +1481,161 @@
     <w:p>
       <w:pPr>
         <w:spacing w:after="60"/>
-        <w:ind w:left="567"/>
-      </w:pPr>
-      <w:r>
-        <w:rPr>
-          <w:rFonts w:cs="Noto Serif Devanagari" w:hAnsi="Noto Serif Devanagari"/>
-          <w:sz w:val="24"/>
-        </w:rPr>
-        <w:t>[^102-1]: Пурандара («Разрушитель крепостей») — имя Индры; отсюда игра слов в шл. 3: супругу Индры тоже зовут Шачи.</w:t>
-      </w:r>
-      <w:r>
-        <w:br/>
-      </w:r>
-      <w:r>
-        <w:rPr>
-          <w:rFonts w:cs="Noto Serif Devanagari" w:hAnsi="Noto Serif Devanagari"/>
-          <w:sz w:val="24"/>
-        </w:rPr>
-        <w:t>[^102-2]: Эпитет कुलकृच्छदः одинаков во всех источниках, но смысл его неясен; перевод предположителен.</w:t>
-      </w:r>
-      <w:r>
-        <w:br/>
-      </w:r>
-      <w:r>
-        <w:rPr>
-          <w:rFonts w:cs="Noto Serif Devanagari" w:hAnsi="Noto Serif Devanagari"/>
-          <w:sz w:val="24"/>
-        </w:rPr>
-        <w:t>[^102-3]: То есть как Индра, обретший свою супругу Шачи.</w:t>
-      </w:r>
-      <w:r>
-        <w:br/>
-      </w:r>
-      <w:r>
-        <w:rPr>
-          <w:rFonts w:cs="Noto Serif Devanagari" w:hAnsi="Noto Serif Devanagari"/>
-          <w:sz w:val="24"/>
-        </w:rPr>
-        <w:t>[^102-4]: Упендра — Вишну в облике Ваманы, рождённый от мудреца Кашьяпы и Адити младшим братом Индры.</w:t>
-      </w:r>
-      <w:r>
-        <w:br/>
-      </w:r>
-      <w:r>
-        <w:rPr>
-          <w:rFonts w:cs="Noto Serif Devanagari" w:hAnsi="Noto Serif Devanagari"/>
-          <w:sz w:val="24"/>
-        </w:rPr>
-        <w:t>[^102-5]: С этой шлоки поэма построена как беседа: Дамодара Пандит спрашивает, Мурари рассказывает.</w:t>
-      </w:r>
-      <w:r>
-        <w:br/>
-      </w:r>
-      <w:r>
-        <w:rPr>
-          <w:rFonts w:cs="Noto Serif Devanagari" w:hAnsi="Noto Serif Devanagari"/>
-          <w:sz w:val="24"/>
-        </w:rPr>
-        <w:t>[^102-6]: Бхаргава — Шукра, наставник асуров, прославленный мудростью.</w:t>
-      </w:r>
-      <w:r>
-        <w:br/>
-      </w:r>
-      <w:r>
-        <w:rPr>
-          <w:rFonts w:cs="Noto Serif Devanagari" w:hAnsi="Noto Serif Devanagari"/>
-          <w:sz w:val="24"/>
-        </w:rPr>
-        <w:t>[^102-7]: Махати — вина Нарады.</w:t>
-      </w:r>
-      <w:r>
-        <w:br/>
-      </w:r>
-      <w:r>
-        <w:rPr>
-          <w:rFonts w:cs="Noto Serif Devanagari" w:hAnsi="Noto Serif Devanagari"/>
-          <w:sz w:val="24"/>
-        </w:rPr>
-        <w:t>[^102-8]: Игра слов: «го» — и «земля», и «корова»; «кара» — и «подать», и «луч» (земля иссушена, как жгучими лучами). Млеччхи и яваны — иноземцы, не следующие ведийской дхарме; здесь подразумеваются мусульманские правители Бенгалии.</w:t>
+        <w:ind w:left="283"/>
+      </w:pPr>
+      <w:r>
+        <w:rPr>
+          <w:b/>
+          <w:i w:val="0"/>
+          <w:sz w:val="18"/>
+        </w:rPr>
+        <w:t>1.</w:t>
+      </w:r>
+      <w:r>
+        <w:rPr>
+          <w:sz w:val="18"/>
+        </w:rPr>
+        <w:t xml:space="preserve"> Пурандара («Разрушитель крепостей») — имя Индры; отсюда игра слов в шл. 3: супругу Индры тоже зовут Шачи.</w:t>
+      </w:r>
+    </w:p>
+    <w:p>
+      <w:pPr>
+        <w:spacing w:after="60"/>
+        <w:ind w:left="283"/>
+      </w:pPr>
+      <w:r>
+        <w:rPr>
+          <w:b/>
+          <w:i w:val="0"/>
+          <w:sz w:val="18"/>
+        </w:rPr>
+        <w:t>2.</w:t>
+      </w:r>
+      <w:r>
+        <w:rPr>
+          <w:sz w:val="18"/>
+        </w:rPr>
+        <w:t xml:space="preserve"> Эпитет кула-криччхада одинаков во всех источниках, но смысл его неясен; перевод предположителен.</w:t>
+      </w:r>
+    </w:p>
+    <w:p>
+      <w:pPr>
+        <w:spacing w:after="60"/>
+        <w:ind w:left="283"/>
+      </w:pPr>
+      <w:r>
+        <w:rPr>
+          <w:b/>
+          <w:i w:val="0"/>
+          <w:sz w:val="18"/>
+        </w:rPr>
+        <w:t>3.</w:t>
+      </w:r>
+      <w:r>
+        <w:rPr>
+          <w:sz w:val="18"/>
+        </w:rPr>
+        <w:t xml:space="preserve"> То есть как Индра, обретший свою супругу Шачи.</w:t>
+      </w:r>
+    </w:p>
+    <w:p>
+      <w:pPr>
+        <w:spacing w:after="60"/>
+        <w:ind w:left="283"/>
+      </w:pPr>
+      <w:r>
+        <w:rPr>
+          <w:b/>
+          <w:i w:val="0"/>
+          <w:sz w:val="18"/>
+        </w:rPr>
+        <w:t>4.</w:t>
+      </w:r>
+      <w:r>
+        <w:rPr>
+          <w:sz w:val="18"/>
+        </w:rPr>
+        <w:t xml:space="preserve"> Упендра — Вишну в облике Ваманы, рождённый от мудреца Кашьяпы и Адити младшим братом Индры.</w:t>
+      </w:r>
+    </w:p>
+    <w:p>
+      <w:pPr>
+        <w:spacing w:after="60"/>
+        <w:ind w:left="283"/>
+      </w:pPr>
+      <w:r>
+        <w:rPr>
+          <w:b/>
+          <w:i w:val="0"/>
+          <w:sz w:val="18"/>
+        </w:rPr>
+        <w:t>5.</w:t>
+      </w:r>
+      <w:r>
+        <w:rPr>
+          <w:sz w:val="18"/>
+        </w:rPr>
+        <w:t xml:space="preserve"> С этой шлоки поэма построена как беседа: Дамодара Пандит спрашивает, Мурари рассказывает.</w:t>
+      </w:r>
+    </w:p>
+    <w:p>
+      <w:pPr>
+        <w:spacing w:after="60"/>
+        <w:ind w:left="283"/>
+      </w:pPr>
+      <w:r>
+        <w:rPr>
+          <w:b/>
+          <w:i w:val="0"/>
+          <w:sz w:val="18"/>
+        </w:rPr>
+        <w:t>6.</w:t>
+      </w:r>
+      <w:r>
+        <w:rPr>
+          <w:sz w:val="18"/>
+        </w:rPr>
+        <w:t xml:space="preserve"> Бхаргава — Шукра, наставник асуров, прославленный мудростью.</w:t>
+      </w:r>
+    </w:p>
+    <w:p>
+      <w:pPr>
+        <w:spacing w:after="60"/>
+        <w:ind w:left="283"/>
+      </w:pPr>
+      <w:r>
+        <w:rPr>
+          <w:b/>
+          <w:i w:val="0"/>
+          <w:sz w:val="18"/>
+        </w:rPr>
+        <w:t>7.</w:t>
+      </w:r>
+      <w:r>
+        <w:rPr>
+          <w:sz w:val="18"/>
+        </w:rPr>
+        <w:t xml:space="preserve"> Махати — вина Нарады.</w:t>
+      </w:r>
+    </w:p>
+    <w:p>
+      <w:pPr>
+        <w:spacing w:after="60"/>
+        <w:ind w:left="283"/>
+      </w:pPr>
+      <w:r>
+        <w:rPr>
+          <w:b/>
+          <w:i w:val="0"/>
+          <w:sz w:val="18"/>
+        </w:rPr>
+        <w:t>8.</w:t>
+      </w:r>
+      <w:r>
+        <w:rPr>
+          <w:sz w:val="18"/>
+        </w:rPr>
+        <w:t xml:space="preserve"> Игра слов: «го» — и «земля», и «корова»; «кара» — и «подать», и «луч» (земля иссушена, как жгучими лучами). Млеччхи и яваны — иноземцы, не следующие ведийской дхарме; здесь подразумеваются мусульманские правители Бенгалии.</w:t>
       </w:r>
     </w:p>
     <w:p>
@@ -1598,7 +1672,7 @@
         <w:t>1.</w:t>
       </w:r>
       <w:r>
-        <w:t xml:space="preserve"> «В первые сумерки Кали</w:t>
+        <w:t xml:space="preserve"> «„В первые сумерки Кали</w:t>
       </w:r>
       <w:r>
         <w:rPr>
@@ -1609,7 +1683,7 @@
         <w:t>1</w:t>
       </w:r>
       <w:r>
-        <w:t xml:space="preserve"> эта земля погрузилась (во грех). Для всех, опалённых грехом, имя Хари — целительное снадобье;</w:t>
+        <w:t xml:space="preserve"> эта земля погрузилась (во грех). Для всех, кого опалил грех, имя Хари — целительное снадобье;</w:t>
       </w:r>
     </w:p>
     <w:p>
@@ -1625,7 +1699,7 @@
         <w:t>2.</w:t>
       </w:r>
       <w:r>
-        <w:t xml:space="preserve"> оно непременно станет спасителем — для всех, кроме ненавистников вайшнавов: кроме самодовольных и кроме хулителей вайшнавов.</w:t>
+        <w:t xml:space="preserve"> оно непременно спасает всех, кроме ненавистников вайшнавов — кроме самодовольных и хулителей вайшнавов.</w:t>
       </w:r>
     </w:p>
     <w:p>
@@ -1641,7 +1715,7 @@
         <w:t>3.</w:t>
       </w:r>
       <w:r>
-        <w:t xml:space="preserve"> А те скудоумные, что стали бы хулить имя Кришны и Его облики, говоря: „Они не вечны“</w:t>
+        <w:t xml:space="preserve"> А тем скудоумным, что стали бы хулить имя Кришны и Его облики, называя их невечными</w:t>
       </w:r>
       <w:r>
         <w:rPr>
@@ -1652,7 +1726,7 @@
         <w:t>2</w:t>
       </w:r>
       <w:r>
-        <w:t>, — тем уготован лишь ад.</w:t>
+        <w:t>, уготован лишь ад.</w:t>
       </w:r>
     </w:p>
     <w:p>
@@ -1668,7 +1742,7 @@
         <w:t>4.</w:t>
       </w:r>
       <w:r>
-        <w:t xml:space="preserve"> Какое же здесь может быть средство?» — обдумав это, чистый разумом мудрец, сокровищница сострадания, отправился в высшую обитель, именуемую Вайкунтхой.</w:t>
+        <w:t xml:space="preserve"> Какое же средство здесь возможно?“ — обдумав это, мудрец, чистый разумом, сокровищница сострадания, отправился в высшую обитель, что зовётся Вайкунтхой.</w:t>
       </w:r>
     </w:p>
     <w:p>
@@ -1684,7 +1758,7 @@
         <w:t>5.</w:t>
       </w:r>
       <w:r>
-        <w:t xml:space="preserve"> И мудрец увидел Вайкунтху, воспеваемую тремя Ведами, неделимую обитель, своим сиянием рассеявшую пыль (раджас) во всех сторонах света, — и достиг состояния, запредельного гунам.</w:t>
+        <w:t xml:space="preserve"> И мудрец увидел Вайкунтху — неделимую обитель, которую воспевают три Веды, своим сиянием развеявшую всю пыль (раджас) по сторонам света, — и достиг состояния, запредельного гунам.</w:t>
       </w:r>
     </w:p>
     <w:p>
@@ -1700,7 +1774,7 @@
         <w:t>6.</w:t>
       </w:r>
       <w:r>
-        <w:t xml:space="preserve"> Там рои пчёл воспевают славу Хари среди рядов лотосов; её украшают пруды, прекрасные берегами из самоцветов, благоуханные от свисающих лиан;</w:t>
+        <w:t xml:space="preserve"> Там рои пчёл среди рядов лотосов поют славу Хари; её украшают пруды с прекрасными берегами из самоцветов, благоуханные от свисающих лиан.</w:t>
       </w:r>
     </w:p>
     <w:p>
@@ -1716,7 +1790,7 @@
         <w:t>7.</w:t>
       </w:r>
       <w:r>
-        <w:t xml:space="preserve"> в ней — рубиновые дома с башенками, украшенными нитями жемчуга из голов царственных слонов</w:t>
+        <w:t xml:space="preserve"> Там рубиновые дома с башенками, украшенными нитями жемчуга из голов царственных слонов</w:t>
       </w:r>
       <w:r>
         <w:rPr>
@@ -1727,7 +1801,7 @@
         <w:t>3</w:t>
       </w:r>
       <w:r>
-        <w:t>; в ней — деревья, плодоносящие во все времена года, она оглашена щебетом птиц и богата дорогами из лунного камня.</w:t>
+        <w:t>; там деревья, плодоносящие во все времена года; там звенит щебет птиц и стелются дороги из лунного камня.</w:t>
       </w:r>
     </w:p>
     <w:p>
@@ -1743,7 +1817,7 @@
         <w:t>8.</w:t>
       </w:r>
       <w:r>
-        <w:t xml:space="preserve"> Там он увидел нерождённого, изначального, почитаемого Шри, — Того, чьи кудри озарены сиянием блистающей короны, чьи глаза превзошли раскрытые небесные лотосы, чей прекрасный сияющий лик чтит сама луна;</w:t>
+        <w:t xml:space="preserve"> Там он увидел Нерождённого, Изначального, Которому служит Шри: кудри Его озарены сиянием блистающей короны, глаза затмевают раскрывшиеся небесные лотосы, а сияющему прекрасному лику поклоняется сама луна;</w:t>
       </w:r>
     </w:p>
     <w:p>
@@ -1759,7 +1833,7 @@
         <w:t>9.</w:t>
       </w:r>
       <w:r>
-        <w:t xml:space="preserve"> чьи щёки украшены сверкающими большими серьгами, чья шея прекрасна, как раковина, чьи одежды сияют золотом, — Кришну с четырьмя руками, подобными засовам, словно синюю горную вершину с древами желаний;</w:t>
+        <w:t xml:space="preserve"> щёки Его украшают сверкающие большие серьги, шея прекрасна, как раковина, одежды сияют золотом, — Кришну, чьи четыре руки подобны засовам: Он был словно синяя горная вершина с древами желаний.</w:t>
       </w:r>
     </w:p>
     <w:p>
@@ -1775,7 +1849,7 @@
         <w:t>10.</w:t>
       </w:r>
       <w:r>
-        <w:t xml:space="preserve"> блистающего золотыми браслетами и иными украшениями, нитями жемчуга, прекрасными золотыми шнурами, Того, чьи бёдра сияют одеждой, перехваченной сеткой с колокольчиками, Того, чьи стопы — прекрасные лотосы.</w:t>
+        <w:t xml:space="preserve"> Он блистал золотыми браслетами и иными украшениями, нитями жемчуга, прекрасными золотыми шнурами; на бёдрах Его сияла одежда, перехваченная сеткой с колокольчиками, а стопы Его были прекрасными лотосами.</w:t>
       </w:r>
     </w:p>
     <w:p>
@@ -1791,7 +1865,7 @@
         <w:t>11.</w:t>
       </w:r>
       <w:r>
-        <w:t xml:space="preserve"> Вдохнув чарующее благоухание Его лотосных стоп, мудрец — в слезах радости, с вставшими дыбом волосками — тотчас, словно лишившись чувств, упал на землю подле Кришны, как падает палка.</w:t>
+        <w:t xml:space="preserve"> Вдохнув чарующее благоухание Его лотосных стоп, мудрец, в слезах радости, с поднявшимися волосками, тотчас, словно без чувств, рухнул наземь подле Кришны, распростёршись, как палка.</w:t>
       </w:r>
     </w:p>
     <w:p>
@@ -1807,7 +1881,7 @@
         <w:t>12.</w:t>
       </w:r>
       <w:r>
-        <w:t xml:space="preserve"> Тогда благодарный Господь, тотчас протянув руку, сияние ногтей которой было расцвечено перстнями с самоцветами, радостно коснулся головы мудреца и, с лицом, украшенным лёгкой улыбкой, чарующе заговорил:</w:t>
+        <w:t xml:space="preserve"> Тогда благодарный Господь тотчас протянул руку, на которой сияние ногтей смешивалось с блеском перстней, радостно коснулся головы мудреца и с лёгкой улыбкой на лице заговорил чарующим голосом:</w:t>
       </w:r>
     </w:p>
     <w:p>
@@ -1823,7 +1897,7 @@
         <w:t>13.</w:t>
       </w:r>
       <w:r>
-        <w:t xml:space="preserve"> «Встань, о сын Самосущего</w:t>
+        <w:t xml:space="preserve"> „Встань, о сын Самосущего</w:t>
       </w:r>
       <w:r>
         <w:rPr>
@@ -1834,7 +1908,7 @@
         <w:t>4</w:t>
       </w:r>
       <w:r>
-        <w:t>, о мудрец, о великая душа! Что ты скажешь Мне сегодня, то Я для тебя и сделаю. Ведь само собой пришло Моё время — время, когда в югах праведные должны следовать дхарме».</w:t>
+        <w:t>, мудрец, великая душа! Что ты Мне сегодня скажешь, то Я для тебя и сделаю. Ведь само собой настало Моё время — время, когда в югах праведным должно следовать дхарме“.</w:t>
       </w:r>
     </w:p>
     <w:p>
@@ -1850,7 +1924,7 @@
         <w:t>14.</w:t>
       </w:r>
       <w:r>
-        <w:t xml:space="preserve"> Затем Хари, всецело преданный величайшим душам, поднял лучшего из великих риши и тотчас указал ему сиденье, и по велению Хари мудрец сел.</w:t>
+        <w:t xml:space="preserve"> Затем Хари, всецело преданный величайшим душам, поднял лучшего из великих риши и тотчас указал ему на сиденье; и по велению Хари мудрец сел.</w:t>
       </w:r>
     </w:p>
     <w:p>
@@ -1866,7 +1940,7 @@
         <w:t>15.</w:t>
       </w:r>
       <w:r>
-        <w:t xml:space="preserve"> И тогда Бхагаван спросил: «О мудрец, зачем ты пришёл сюда ко Мне? Чего ты желаешь? Хоть Я и совершенен, позволь Мне исполнить твоё дело, о праведник: деяния великих — ради блага других».</w:t>
+        <w:t xml:space="preserve"> И Бхагаван спросил: „О мудрец, зачем ты пришёл сюда ко Мне? Чего ты желаешь? Хоть Я и совершенен, позволь Мне исполнить твоё дело, о праведник: великие трудятся ради блага других“.</w:t>
       </w:r>
     </w:p>
     <w:p>
@@ -1882,7 +1956,7 @@
         <w:t>16.</w:t>
       </w:r>
       <w:r>
-        <w:t xml:space="preserve"> Услышав такую нектарную речь Кришны, океана нектара милости, звучавшую, как полная дождя туча, и (ободрённый) полным улыбки взглядом Хари, мудрец сказал: «Склоняюсь пред Тобой! Защити страждущие миры!</w:t>
+        <w:t xml:space="preserve"> Такова была нектарная речь Кришны, океана нектара милости, звучная, как полная дождя туча. И под полным улыбки взглядом Хари мудрец сказал: „Склоняюсь пред Тобой! Защити страждущие миры!</w:t>
       </w:r>
     </w:p>
     <w:p>
@@ -1898,7 +1972,7 @@
         <w:t>17.</w:t>
       </w:r>
       <w:r>
-        <w:t xml:space="preserve"> Ныне земля, о Всемогущий, в смятении изнемогает, неся на себе людей, отягчённых потоками грехов. И все люди, ужаленные временем Кали, находят радость во грехе и оставили беседы о Тебе.</w:t>
+        <w:t xml:space="preserve"> Ныне земля, о Всемогущий, в смятении изнемогает под тяжестью людей, отягчённых потоками грехов. Все люди, ужаленные временем Кали, находят радость во грехе и оставили беседы о Тебе.</w:t>
       </w:r>
     </w:p>
     <w:p>
@@ -1914,7 +1988,7 @@
         <w:t>18.</w:t>
       </w:r>
       <w:r>
-        <w:t xml:space="preserve"> Защити их, о Господин: кроме Тебя, нет у них иного защитника от ада, нет иного благого прибежища. Рассудив так, действуй, о Господин всех миров: Ты Сам — благое прибежище, о Владыка, и никто иной».</w:t>
+        <w:t xml:space="preserve"> Защити их, о Господин: кроме Тебя, нет у них иного защитника от ада, нет благого прибежища. Рассуди же так и действуй, о Господин всех миров: Ты Сам — благое прибежище, о Владыка, и никто иной“.</w:t>
       </w:r>
     </w:p>
     <w:p>
@@ -1930,7 +2004,7 @@
         <w:t>19.</w:t>
       </w:r>
       <w:r>
-        <w:t xml:space="preserve"> Выслушав такую речь мудреца, Хари, хотя и знал всё, сказал: «Что же Мне сделать? Каким средством может наступить умиротворение? Скажи же». И сын Самосущего снова сказал Ему:</w:t>
+        <w:t xml:space="preserve"> Выслушав такую речь мудреца, Хари, хоть и знал всё, сказал: „Что же Мне сделать? Каким средством может наступить умиротворение? Скажи“. И сын Самосущего снова сказал Ему:</w:t>
       </w:r>
     </w:p>
     <w:p>
@@ -1946,7 +2020,7 @@
         <w:t>20.</w:t>
       </w:r>
       <w:r>
-        <w:t xml:space="preserve"> «Нисойди Сам, прохладный, словно сотня лун, в роду брахманов, в благой семье из рода Ватсья</w:t>
+        <w:t xml:space="preserve"> „Нисойди Сам, прохладный, словно сотня лун, в благую семью из рода брахманов — из рода Ватсья</w:t>
       </w:r>
       <w:r>
         <w:rPr>
@@ -1957,7 +2031,7 @@
         <w:t>5</w:t>
       </w:r>
       <w:r>
-        <w:t>, обрети славу „сына Джаганнатхи“ и сотвори благо земле.</w:t>
+        <w:t>; прославься как «сын Джаганнатхи» и сотвори благо земле.</w:t>
       </w:r>
     </w:p>
     <w:p>
@@ -1973,7 +2047,7 @@
         <w:t>21.</w:t>
       </w:r>
       <w:r>
-        <w:t xml:space="preserve"> Что Ты, о Бхагаван, совершал в облике Рамы и других, — убиение грешных ракшасов и данавов и прочее, — того здесь делать не следует: очисти умы людей.</w:t>
+        <w:t xml:space="preserve"> То, что Ты, о Бхагаван, совершал в облике Рамы и других, — убиение грешных ракшасов и данавов и прочее, — здесь делать не нужно: очисти умы людей.</w:t>
       </w:r>
     </w:p>
     <w:p>
@@ -1989,7 +2063,7 @@
         <w:t>22.</w:t>
       </w:r>
       <w:r>
-        <w:t xml:space="preserve"> „Если Я стану убивать тех, кто впал в асурическое состояние, то где тогда останется мир?“ — решив так Своим разумом, яви Свою славу, — и да станут люди счастливы.</w:t>
+        <w:t xml:space="preserve"> «Если Я стану убивать тех, кто впал в асурическое состояние, где тогда останется мир?» — решив так Своим разумом, яви Свою славу, и да будут люди счастливы.</w:t>
       </w:r>
     </w:p>
     <w:p>
@@ -2005,7 +2079,7 @@
         <w:t>23.</w:t>
       </w:r>
       <w:r>
-        <w:t xml:space="preserve"> И там же, вместе с Рудрой, нисошли бы лучшие из мудрецов, чтобы помогать Тебе»</w:t>
+        <w:t xml:space="preserve"> Там же вместе с Рудрой нисойдут и лучшие из мудрецов, чтобы помогать Тебе“</w:t>
       </w:r>
       <w:r>
         <w:rPr>
@@ -2016,7 +2090,7 @@
         <w:t>6</w:t>
       </w:r>
       <w:r>
-        <w:t>. — «Да будет так», — сказал Хари божественному риши, и тот, поклонившись, тотчас радостно удалился.</w:t>
+        <w:t>. — „Да будет так“, — сказал Хари божественному риши, и тот, поклонившись, тотчас радостно удалился».</w:t>
       </w:r>
     </w:p>
     <w:p>
@@ -2186,7 +2260,7 @@
         <w:t>1.</w:t>
       </w:r>
       <w:r>
-        <w:t xml:space="preserve"> Выслушав всё это, Шри Дамодара Пандит, весьма довольный, сказал: «Расскажи же повествование о Нрихари</w:t>
+        <w:t xml:space="preserve"> Выслушав всё это, Шри Дамодара Пандит, весьма довольный, сказал: «Поведай же повествование о Нрихари</w:t>
       </w:r>
       <w:r>
         <w:rPr>
@@ -2213,7 +2287,7 @@
         <w:t>2.</w:t>
       </w:r>
       <w:r>
-        <w:t xml:space="preserve"> Кто именно нисошёл на землю при этих нисхождениях? И скольких видов бывают нисхождения? Расскажи о них по порядку».</w:t>
+        <w:t xml:space="preserve"> Кто же нисошёл на землю в этих нисхождениях? И скольких видов бывают нисхождения? Расскажи о них по порядку».</w:t>
       </w:r>
     </w:p>
     <w:p>
@@ -2229,7 +2303,7 @@
         <w:t>3.</w:t>
       </w:r>
       <w:r>
-        <w:t xml:space="preserve"> Услышав такую речь лучшего из дваждырождённых, Шри Мурари почтительно и с великой любовью сказал: «Слушай!</w:t>
+        <w:t xml:space="preserve"> Услышав такую речь лучшего из дваждырождённых, Шри Мурари с великой любовью и почтением ответил: «Слушай!</w:t>
       </w:r>
     </w:p>
     <w:p>
@@ -2245,7 +2319,7 @@
         <w:t>4.</w:t>
       </w:r>
       <w:r>
-        <w:t xml:space="preserve"> Теперь я расскажу тебе о другом — о нисхождении собственных частиц Хари: о преданных, прославленных как чистые преданные, которые суть облики Владыки.</w:t>
+        <w:t xml:space="preserve"> Теперь я расскажу тебе о другом — о нисхождении собственных частиц Хари, о преданных, которые суть облики Владыки, хотя прославлены как чистые преданные.</w:t>
       </w:r>
     </w:p>
     <w:p>
@@ -2261,7 +2335,7 @@
         <w:t>5.</w:t>
       </w:r>
       <w:r>
-        <w:t xml:space="preserve"> Первым родился лучший из дваждырождённых, господин Шри Мадхава Пури. Частица Владыки, разделившись надвое, (явилась как он) и как Адвайта Ачарья, наделённый благими качествами</w:t>
+        <w:t xml:space="preserve"> Первым родился лучший из дваждырождённых, господин Шри Мадхава Пури. Частица Владыки, разделившись надвое, явилась и им, и Адвайтой Ачарьей, исполненным добродетелей</w:t>
       </w:r>
       <w:r>
         <w:rPr>
@@ -2304,7 +2378,7 @@
         <w:t>7.</w:t>
       </w:r>
       <w:r>
-        <w:t xml:space="preserve"> Шриман Шриваса Пандит родился как частица Шри Нарады; частицей гандхарвы стал Шри Мукунда из рода врачей, прекрасный певец.</w:t>
+        <w:t xml:space="preserve"> Шриман Шриваса Пандит родился частицей Шри Нарады, а Шри Мукунда из рода врачей, прекрасный певец, — частицей гандхарва.</w:t>
       </w:r>
     </w:p>
     <w:p>
@@ -2320,7 +2394,7 @@
         <w:t>8.</w:t>
       </w:r>
       <w:r>
-        <w:t xml:space="preserve"> Шриман Шри Харидас был частицей мудреца. Послушай, как об этом некогда поведал брахман, укушенный змеёй</w:t>
+        <w:t xml:space="preserve"> Шриман Шри Харидас был частицей мудреца. Послушай, как поведал об этом некогда брахман, укушенный змеёй</w:t>
       </w:r>
       <w:r>
         <w:rPr>
@@ -2347,7 +2421,7 @@
         <w:t>9.</w:t>
       </w:r>
       <w:r>
-        <w:t xml:space="preserve"> Некогда жил в Дравиде, в вайшнавской святой обители, славный лучший из мудрецов по имени Рама, великий подвижник, нежно любивший своего сына.</w:t>
+        <w:t xml:space="preserve"> Некогда в Дравиде, в вайшнавской святой обители, жил прославленный мудрец по имени Рама, лучший из мудрецов, великий подвижник, нежно любивший своего сына.</w:t>
       </w:r>
     </w:p>
     <w:p>
@@ -2363,7 +2437,7 @@
         <w:t>10.</w:t>
       </w:r>
       <w:r>
-        <w:t xml:space="preserve"> Его сын омыл листья туласи и положил их в чистый сосуд, но они упали на землю, и, не омыв их снова,</w:t>
+        <w:t xml:space="preserve"> Его сын омыл туласи и положил её в чистый сосуд, но она упала на землю, и он, не омыв её снова,</w:t>
       </w:r>
     </w:p>
     <w:p>
@@ -2379,7 +2453,7 @@
         <w:t>11.</w:t>
       </w:r>
       <w:r>
-        <w:t xml:space="preserve"> он отдал их отцу; и тот, великий мудрец по имени Шри Рама, поднёс их Бхагавану. Оттого он и родился в яванском (мусульманском) роду.</w:t>
+        <w:t xml:space="preserve"> отдал её отцу, а тот, великий мудрец по имени Шри Рама, поднёс её Бхагавану. Оттого он и родился в роду яванов (мусульман).</w:t>
       </w:r>
     </w:p>
     <w:p>
@@ -2395,7 +2469,7 @@
         <w:t>12.</w:t>
       </w:r>
       <w:r>
-        <w:t xml:space="preserve"> Он праведен, мудр, умиротворён, сведущ во всяком знании; он также частица Брахмы</w:t>
+        <w:t xml:space="preserve"> Он праведен, мудр, умиротворён, сведущ во всяком знании; к тому же он частица Брахмы</w:t>
       </w:r>
       <w:r>
         <w:rPr>
@@ -2406,7 +2480,7 @@
         <w:t>4</w:t>
       </w:r>
       <w:r>
-        <w:t xml:space="preserve"> — а потому славный Харидас, несомненно, истинный преданный.</w:t>
+        <w:t>, а потому славный Харидас, без сомнения, истинный преданный.</w:t>
       </w:r>
     </w:p>
     <w:p>
@@ -2422,7 +2496,7 @@
         <w:t>13.</w:t>
       </w:r>
       <w:r>
-        <w:t xml:space="preserve"> Авадхута Нитьянанда, исполненный великой мощи, величайший, родился как частица Баладевы; он — великий йог, Сам Господь.</w:t>
+        <w:t xml:space="preserve"> Авадхута Нитьянанда, величайший, исполненный великой мощи, родился частицей Баладевы; он — великий йог, Сам Господь.</w:t>
       </w:r>
     </w:p>
     <w:p>
@@ -2454,7 +2528,7 @@
         <w:t>15.</w:t>
       </w:r>
       <w:r>
-        <w:t xml:space="preserve"> не в силах рассказать о них — что же говорить о других, о нас, ничтожных тварях! Он — второй облик Шри Кришны, любимый Гаурангой, как сама жизнь.</w:t>
+        <w:t xml:space="preserve"> не смог бы о них рассказать, что же говорить о других — о нас, ничтожных созданиях! Он — второй облик Шри Кришны, дорогой Гауранге, как сама жизнь.</w:t>
       </w:r>
     </w:p>
     <w:p>
@@ -2470,7 +2544,7 @@
         <w:t>16.</w:t>
       </w:r>
       <w:r>
-        <w:t xml:space="preserve"> И многие другие — сотни богов и лучших из мудрецов — родились на земле как частицы; я не дерзаю их перечислять.</w:t>
+        <w:t xml:space="preserve"> И многие другие — сотни богов и лучших из мудрецов — родились на земле частицами; перечислить их я не дерзаю.</w:t>
       </w:r>
     </w:p>
     <w:p>
@@ -2486,7 +2560,7 @@
         <w:t>17.</w:t>
       </w:r>
       <w:r>
-        <w:t xml:space="preserve"> Далее: провозглашено, что нисхождения Пуруши бывают двух видов. Первый — аватара эпохи (юга-аватара); второй являет Себя ради особого дела.</w:t>
+        <w:t xml:space="preserve"> Далее: провозглашено, что нисхождения Пуруши бывают двух видов. Первое — аватара эпохи (юга-аватара); другое является ради особого дела.</w:t>
       </w:r>
     </w:p>
     <w:p>
@@ -2518,7 +2592,7 @@
         <w:t>19.</w:t>
       </w:r>
       <w:r>
-        <w:t xml:space="preserve"> В Сатья-югу одно лишь созерцание приводит человека к цели. Ради этого нисшёл Белый, четырёхрукий, со спутанными волосами;</w:t>
+        <w:t xml:space="preserve"> В Сатья-югу лишь созерцание ведёт человека к цели. Ради этого нисшёл Белый, четырёхрукий, со спутанными волосами;</w:t>
       </w:r>
     </w:p>
     <w:p>
@@ -2609,7 +2683,7 @@
         <w:t>24.</w:t>
       </w:r>
       <w:r>
-        <w:t xml:space="preserve"> Праведный, Он совершал поклонение и наставлял в нём людей, и ум у всех обратился к поклонению.</w:t>
+        <w:t xml:space="preserve"> Праведный, Он Сам совершал поклонение и наставлял в нём людей, и умы у всех обратились к поклонению.</w:t>
       </w:r>
     </w:p>
     <w:p>
@@ -2625,7 +2699,7 @@
         <w:t>25.</w:t>
       </w:r>
       <w:r>
-        <w:t xml:space="preserve"> В Кали же высшее благо — киртана, дхарма, благотворная для всех, исполненная всех сил, непосредственно дарующая высшее блаженство.</w:t>
+        <w:t xml:space="preserve"> В Кали же высшее благо — киртана: это дхарма, благотворная для всех, исполненная всех сил, прямо дарующая высшее блаженство.</w:t>
       </w:r>
     </w:p>
     <w:p>
@@ -2641,7 +2715,7 @@
         <w:t>26.</w:t>
       </w:r>
       <w:r>
-        <w:t xml:space="preserve"> Решив так в уме, Сам Шри Чайтанья Махапрабху родился на земле, принося счастье праведным.</w:t>
+        <w:t xml:space="preserve"> Решив так в уме, Сам Шри Чайтанья Махапрабху родился на земле, неся счастье праведным.</w:t>
       </w:r>
     </w:p>
     <w:p>
@@ -2657,7 +2731,7 @@
         <w:t>27.</w:t>
       </w:r>
       <w:r>
-        <w:t xml:space="preserve"> Исполненный радости, Он Сам совершал киртану и побуждал к ней других. Таковы аватары эпох. Послушай теперь и о других — нисходящих ради особого дела.</w:t>
+        <w:t xml:space="preserve"> Исполненный радости, Он Сам пел киртану и побуждал к ней других. Таковы аватары эпох. Послушай теперь и о других — о тех, кто нисходит ради особого дела.</w:t>
       </w:r>
     </w:p>
     <w:p>
@@ -2764,7 +2838,7 @@
         <w:t>33.</w:t>
       </w:r>
       <w:r>
-        <w:t xml:space="preserve"> Таковы многие деяния многообразного Нрихари; великие риши описали эти аватары, нисходящие ради особого дела».</w:t>
+        <w:t xml:space="preserve"> Таковы многие деяния многообразного Нрихари; эти аватары, нисходящие ради особого дела, описаны великими риши».</w:t>
       </w:r>
     </w:p>
     <w:p>
@@ -2837,7 +2911,7 @@
         <w:rPr>
           <w:sz w:val="18"/>
         </w:rPr>
-        <w:t xml:space="preserve"> Сам рассказ брахмана в поэме не приводится; Мурари передаёт лишь его суть (шл. 9–11).</w:t>
+        <w:t xml:space="preserve"> Сам рассказ брахмана в поэме не приводится; Мурари передаёт лишь его суть (шл. 9–11). Возможно, «Укушенный змеёй» (Нагадашта) — имя этого брахмана.</w:t>
       </w:r>
     </w:p>
     <w:p>

--- a/murari-gupta/Murari-Gupta-Kadacha-ru.docx
+++ b/murari-gupta/Murari-Gupta-Kadacha-ru.docx
@@ -216,6 +216,42 @@
       </w:r>
     </w:p>
     <w:p>
+      <w:pPr>
+        <w:spacing w:after="60"/>
+        <w:ind w:left="340"/>
+      </w:pPr>
+      <w:r>
+        <w:t>• Пракрама 1, сарга 9. Адхиваса перед свадьбой с Лакшми</w:t>
+      </w:r>
+    </w:p>
+    <w:p>
+      <w:pPr>
+        <w:spacing w:after="60"/>
+        <w:ind w:left="340"/>
+      </w:pPr>
+      <w:r>
+        <w:t>• Пракрама 1, сарга 10. Свадьба</w:t>
+      </w:r>
+    </w:p>
+    <w:p>
+      <w:pPr>
+        <w:spacing w:after="60"/>
+        <w:ind w:left="340"/>
+      </w:pPr>
+      <w:r>
+        <w:t>• Пракрама 1, сарга 11. Торжество ухода Шри Лакшми</w:t>
+      </w:r>
+    </w:p>
+    <w:p>
+      <w:pPr>
+        <w:spacing w:after="60"/>
+        <w:ind w:left="340"/>
+      </w:pPr>
+      <w:r>
+        <w:t>• Пракрама 1, сарга 12. Утешение Шачи; уход Лакшми на небо</w:t>
+      </w:r>
+    </w:p>
+    <w:p>
       <w:r>
         <w:br w:type="page"/>
       </w:r>
@@ -5847,6 +5883,2667 @@
           <w:sz w:val="18"/>
         </w:rPr>
         <w:t xml:space="preserve"> Смысл слова «дхарадибхаджанаих» неясен; перевод предположителен.</w:t>
+      </w:r>
+    </w:p>
+    <w:p>
+      <w:pPr>
+        <w:pStyle w:val="Heading2"/>
+      </w:pPr>
+      <w:r>
+        <w:t>Пракрама 1, сарга 9. Адхиваса перед свадьбой с Лакшми</w:t>
+      </w:r>
+    </w:p>
+    <w:p>
+      <w:pPr>
+        <w:spacing w:after="60"/>
+        <w:jc w:val="both"/>
+      </w:pPr>
+      <w:r>
+        <w:rPr>
+          <w:b w:val="0"/>
+          <w:i/>
+        </w:rPr>
+        <w:t>Вишвамбхара учится у пандитов Навадвипы; встреча с дочерью Валлабхачарьи на пути к Ганге; сватовство Ванамали Ачарьи: отказ и согласие Шачи; согласие Валлабхачарьи; приготовления к свадьбе и обряд адхивасы</w:t>
+      </w:r>
+    </w:p>
+    <w:p>
+      <w:pPr>
+        <w:spacing w:after="60"/>
+        <w:ind w:left="510" w:hanging="510"/>
+      </w:pPr>
+      <w:r>
+        <w:rPr>
+          <w:b/>
+          <w:i w:val="0"/>
+        </w:rPr>
+        <w:t>1.</w:t>
+      </w:r>
+      <w:r>
+        <w:t xml:space="preserve"> Затем прекрасный Господь продолжил учение — у Шри Вишну Пандита, у Сударшаны Пандита и у Шри Гангадаса Пандита.</w:t>
+      </w:r>
+    </w:p>
+    <w:p>
+      <w:pPr>
+        <w:spacing w:after="60"/>
+        <w:ind w:left="510" w:hanging="510"/>
+      </w:pPr>
+      <w:r>
+        <w:rPr>
+          <w:b/>
+          <w:i w:val="0"/>
+        </w:rPr>
+        <w:t>2.</w:t>
+      </w:r>
+      <w:r>
+        <w:t xml:space="preserve"> Он Сам одаривал знанием брахманов; а у тех, кто был величайшими из пандитов, Он учился — ради их же великого блага.</w:t>
+      </w:r>
+    </w:p>
+    <w:p>
+      <w:pPr>
+        <w:spacing w:after="60"/>
+        <w:ind w:left="510" w:hanging="510"/>
+      </w:pPr>
+      <w:r>
+        <w:rPr>
+          <w:b/>
+          <w:i w:val="0"/>
+        </w:rPr>
+        <w:t>3.</w:t>
+      </w:r>
+      <w:r>
+        <w:t xml:space="preserve"> Ради научения мира Он, по Своей майе принявший облик человека, учился у пандитов и у почтенного Сударшаны;</w:t>
+      </w:r>
+    </w:p>
+    <w:p>
+      <w:pPr>
+        <w:spacing w:after="60"/>
+        <w:ind w:left="510" w:hanging="510"/>
+      </w:pPr>
+      <w:r>
+        <w:rPr>
+          <w:b/>
+          <w:i w:val="0"/>
+        </w:rPr>
+        <w:t>4.</w:t>
+      </w:r>
+      <w:r>
+        <w:t xml:space="preserve"> а знаток рас, с улыбкой на лице, шутливо заговаривал с соучениками-брахманами на наречии Ванги</w:t>
+      </w:r>
+      <w:r>
+        <w:rPr>
+          <w:b w:val="0"/>
+          <w:i w:val="0"/>
+          <w:vertAlign w:val="superscript"/>
+        </w:rPr>
+        <w:t>1</w:t>
+      </w:r>
+      <w:r>
+        <w:t xml:space="preserve"> и смеялся вместе с ними, а они смеялись в ответ.</w:t>
+      </w:r>
+    </w:p>
+    <w:p>
+      <w:pPr>
+        <w:spacing w:after="60"/>
+        <w:ind w:left="510" w:hanging="510"/>
+      </w:pPr>
+      <w:r>
+        <w:rPr>
+          <w:b/>
+          <w:i w:val="0"/>
+        </w:rPr>
+        <w:t>5.</w:t>
+      </w:r>
+      <w:r>
+        <w:t xml:space="preserve"> Прошло некоторое время, и Он с радостным нетерпением отправился в дом Ачарьи Ванамали, преданного Ему, чтобы повидать его</w:t>
+      </w:r>
+      <w:r>
+        <w:rPr>
+          <w:b w:val="0"/>
+          <w:i w:val="0"/>
+          <w:vertAlign w:val="superscript"/>
+        </w:rPr>
+        <w:t>2</w:t>
+      </w:r>
+      <w:r>
+        <w:t>.</w:t>
+      </w:r>
+    </w:p>
+    <w:p>
+      <w:pPr>
+        <w:spacing w:after="60"/>
+        <w:ind w:left="510" w:hanging="510"/>
+      </w:pPr>
+      <w:r>
+        <w:rPr>
+          <w:b/>
+          <w:i w:val="0"/>
+        </w:rPr>
+        <w:t>6.</w:t>
+      </w:r>
+      <w:r>
+        <w:t xml:space="preserve"> Простившись с Ачарьей, Хари шёл обратно и увидел на дороге дочь Валлабхачарьи в кругу подруг.</w:t>
+      </w:r>
+    </w:p>
+    <w:p>
+      <w:pPr>
+        <w:spacing w:after="60"/>
+        <w:ind w:left="510" w:hanging="510"/>
+      </w:pPr>
+      <w:r>
+        <w:rPr>
+          <w:b/>
+          <w:i w:val="0"/>
+        </w:rPr>
+        <w:t>7.</w:t>
+      </w:r>
+      <w:r>
+        <w:t xml:space="preserve"> Прекрасноликая, она шла омыться в водах Джахнави. Увидев её такой и постигнув сердцем, ради чего она родилась</w:t>
+      </w:r>
+      <w:r>
+        <w:rPr>
+          <w:b w:val="0"/>
+          <w:i w:val="0"/>
+          <w:vertAlign w:val="superscript"/>
+        </w:rPr>
+        <w:t>3</w:t>
+      </w:r>
+      <w:r>
+        <w:t>,</w:t>
+      </w:r>
+    </w:p>
+    <w:p>
+      <w:pPr>
+        <w:spacing w:after="60"/>
+        <w:ind w:left="510" w:hanging="510"/>
+      </w:pPr>
+      <w:r>
+        <w:rPr>
+          <w:b/>
+          <w:i w:val="0"/>
+        </w:rPr>
+        <w:t>8.</w:t>
+      </w:r>
+      <w:r>
+        <w:t xml:space="preserve"> прекрасный Господь Вишвамбхара, находивший радость во вкусе учёности, вернулся со Своими спутниками к Себе домой.</w:t>
+      </w:r>
+    </w:p>
+    <w:p>
+      <w:pPr>
+        <w:spacing w:after="60"/>
+        <w:ind w:left="510" w:hanging="510"/>
+      </w:pPr>
+      <w:r>
+        <w:rPr>
+          <w:b/>
+          <w:i w:val="0"/>
+        </w:rPr>
+        <w:t>9.</w:t>
+      </w:r>
+      <w:r>
+        <w:t xml:space="preserve"> На следующий день лучший из брахманов, Ачарья Ванамали, снова пришёл туда — в дом Шри Хари — и, поклонившись Шачи, обратился к ней со сладкими словами:</w:t>
+      </w:r>
+    </w:p>
+    <w:p>
+      <w:pPr>
+        <w:spacing w:after="60"/>
+        <w:ind w:left="510" w:hanging="510"/>
+      </w:pPr>
+      <w:r>
+        <w:rPr>
+          <w:b/>
+          <w:i w:val="0"/>
+        </w:rPr>
+        <w:t>10.</w:t>
+      </w:r>
+      <w:r>
+        <w:t xml:space="preserve"> «Если хочешь женить своего сына, прекрасного Вишвамбхару, выбери Ему в невесты дочь достойнейшего Валлабхачарьи — девушку, подобную дочери богов».</w:t>
+      </w:r>
+    </w:p>
+    <w:p>
+      <w:pPr>
+        <w:spacing w:after="60"/>
+        <w:ind w:left="510" w:hanging="510"/>
+      </w:pPr>
+      <w:r>
+        <w:rPr>
+          <w:b/>
+          <w:i w:val="0"/>
+        </w:rPr>
+        <w:t>11.</w:t>
+      </w:r>
+      <w:r>
+        <w:t xml:space="preserve"> Услышав это, Шачи сказала: «Мой сынок ещё мальчик, к тому же Он лишился отца. Пусть учится — вот о чём надо позаботиться».</w:t>
+      </w:r>
+    </w:p>
+    <w:p>
+      <w:pPr>
+        <w:spacing w:after="60"/>
+        <w:ind w:left="510" w:hanging="510"/>
+      </w:pPr>
+      <w:r>
+        <w:rPr>
+          <w:b/>
+          <w:i w:val="0"/>
+        </w:rPr>
+        <w:t>12.</w:t>
+      </w:r>
+      <w:r>
+        <w:t xml:space="preserve"> Выслушав её, Ачарья ушёл без особой радости. И там, на дороге, он увидел Кришну, сияющего весельем.</w:t>
+      </w:r>
+    </w:p>
+    <w:p>
+      <w:pPr>
+        <w:spacing w:after="60"/>
+        <w:ind w:left="510" w:hanging="510"/>
+      </w:pPr>
+      <w:r>
+        <w:rPr>
+          <w:b/>
+          <w:i w:val="0"/>
+        </w:rPr>
+        <w:t>13.</w:t>
+      </w:r>
+      <w:r>
+        <w:t xml:space="preserve"> Бхагаван тотчас поклонился ему, крепко обнял его и ласково спросил: «Куда вы сегодня направляетесь?»</w:t>
+      </w:r>
+    </w:p>
+    <w:p>
+      <w:pPr>
+        <w:spacing w:after="60"/>
+        <w:ind w:left="510" w:hanging="510"/>
+      </w:pPr>
+      <w:r>
+        <w:rPr>
+          <w:b/>
+          <w:i w:val="0"/>
+        </w:rPr>
+        <w:t>14.</w:t>
+      </w:r>
+      <w:r>
+        <w:t xml:space="preserve"> Он ответил: «Я был у стоп Твоей матери и предложил ей женить Тебя. Но она</w:t>
+      </w:r>
+    </w:p>
+    <w:p>
+      <w:pPr>
+        <w:spacing w:after="60"/>
+        <w:ind w:left="510" w:hanging="510"/>
+      </w:pPr>
+      <w:r>
+        <w:rPr>
+          <w:b/>
+          <w:i w:val="0"/>
+        </w:rPr>
+        <w:t>15.</w:t>
+      </w:r>
+      <w:r>
+        <w:t xml:space="preserve"> не вняла моему предложению, вот я и иду опечаленный». Выслушав это, Хари ничего не ответил, только рассмеялся и пошёл дальше.</w:t>
+      </w:r>
+    </w:p>
+    <w:p>
+      <w:pPr>
+        <w:spacing w:after="60"/>
+        <w:ind w:left="510" w:hanging="510"/>
+      </w:pPr>
+      <w:r>
+        <w:rPr>
+          <w:b/>
+          <w:i w:val="0"/>
+        </w:rPr>
+        <w:t>16.</w:t>
+      </w:r>
+      <w:r>
+        <w:t xml:space="preserve"> Придя домой, Он сказал матери: «Что ты сказала Ачарье? Он идёт по дороге такой печальный.</w:t>
+      </w:r>
+    </w:p>
+    <w:p>
+      <w:pPr>
+        <w:spacing w:after="60"/>
+        <w:ind w:left="510" w:hanging="510"/>
+      </w:pPr>
+      <w:r>
+        <w:rPr>
+          <w:b/>
+          <w:i w:val="0"/>
+        </w:rPr>
+        <w:t>17.</w:t>
+      </w:r>
+      <w:r>
+        <w:t xml:space="preserve"> Почему ты не порадовала его ласковыми словами, мама?» Поняв это желание сына, благая Шачи тотчас снова послала доверенного человека,</w:t>
+      </w:r>
+    </w:p>
+    <w:p>
+      <w:pPr>
+        <w:spacing w:after="60"/>
+        <w:ind w:left="510" w:hanging="510"/>
+      </w:pPr>
+      <w:r>
+        <w:rPr>
+          <w:b/>
+          <w:i w:val="0"/>
+        </w:rPr>
+        <w:t>18.</w:t>
+      </w:r>
+      <w:r>
+        <w:t xml:space="preserve"> чтобы тот поскорее привёл Ачарью. Ачарья немедля пришёл, поклонился и сказал:</w:t>
+      </w:r>
+    </w:p>
+    <w:p>
+      <w:pPr>
+        <w:spacing w:after="60"/>
+        <w:ind w:left="510" w:hanging="510"/>
+      </w:pPr>
+      <w:r>
+        <w:rPr>
+          <w:b/>
+          <w:i w:val="0"/>
+        </w:rPr>
+        <w:t>19.</w:t>
+      </w:r>
+      <w:r>
+        <w:t xml:space="preserve"> «Для чего, госпожа, ваша милость призвала меня? Пусть скажет мне. Я обрадовался, услышав ваш зов, — и вот я перед вами».</w:t>
+      </w:r>
+    </w:p>
+    <w:p>
+      <w:pPr>
+        <w:spacing w:after="60"/>
+        <w:ind w:left="510" w:hanging="510"/>
+      </w:pPr>
+      <w:r>
+        <w:rPr>
+          <w:b/>
+          <w:i w:val="0"/>
+        </w:rPr>
+        <w:t>20.</w:t>
+      </w:r>
+      <w:r>
+        <w:t xml:space="preserve"> В ответ Шачи сказала ему: «То, что ты предлагал насчёт женитьбы, — исполни это, прошу тебя.</w:t>
+      </w:r>
+    </w:p>
+    <w:p>
+      <w:pPr>
+        <w:spacing w:after="60"/>
+        <w:ind w:left="510" w:hanging="510"/>
+      </w:pPr>
+      <w:r>
+        <w:rPr>
+          <w:b/>
+          <w:i w:val="0"/>
+        </w:rPr>
+        <w:t>21.</w:t>
+      </w:r>
+      <w:r>
+        <w:t xml:space="preserve"> Ты друг нам и очень любишь моего сына; ты сам из любви к нему предложил это прежде — что же мне ещё тебе сказать?»</w:t>
+      </w:r>
+    </w:p>
+    <w:p>
+      <w:pPr>
+        <w:spacing w:after="60"/>
+        <w:ind w:left="510" w:hanging="510"/>
+      </w:pPr>
+      <w:r>
+        <w:rPr>
+          <w:b/>
+          <w:i w:val="0"/>
+        </w:rPr>
+        <w:t>22.</w:t>
+      </w:r>
+      <w:r>
+        <w:t xml:space="preserve"> Выслушав её, Ачарья с поклоном ответил: «Госпожа, твоё слово я всегда исполняю, принимая его на голову».</w:t>
+      </w:r>
+    </w:p>
+    <w:p>
+      <w:pPr>
+        <w:spacing w:after="60"/>
+        <w:ind w:left="510" w:hanging="510"/>
+      </w:pPr>
+      <w:r>
+        <w:rPr>
+          <w:b/>
+          <w:i w:val="0"/>
+        </w:rPr>
+        <w:t>23.</w:t>
+      </w:r>
+      <w:r>
+        <w:t xml:space="preserve"> Сказав так, он отправился туда, где жил Валлабха, лучший из Мишр. Тот поспешно поднялся навстречу,</w:t>
+      </w:r>
+    </w:p>
+    <w:p>
+      <w:pPr>
+        <w:spacing w:after="60"/>
+        <w:ind w:left="510" w:hanging="510"/>
+      </w:pPr>
+      <w:r>
+        <w:rPr>
+          <w:b/>
+          <w:i w:val="0"/>
+        </w:rPr>
+        <w:t>24.</w:t>
+      </w:r>
+      <w:r>
+        <w:t xml:space="preserve"> сам принёс сиденье и, как велит обычай, предложил его гостю; а затем смиренно спросил Ачарью Ванамали:</w:t>
+      </w:r>
+    </w:p>
+    <w:p>
+      <w:pPr>
+        <w:spacing w:after="60"/>
+        <w:ind w:left="510" w:hanging="510"/>
+      </w:pPr>
+      <w:r>
+        <w:rPr>
+          <w:b/>
+          <w:i w:val="0"/>
+        </w:rPr>
+        <w:t>25.</w:t>
+      </w:r>
+      <w:r>
+        <w:t xml:space="preserve"> «Привела ли тебя сюда лишь милость ко мне, или есть какое-то дело? Тогда прикажи».</w:t>
+      </w:r>
+    </w:p>
+    <w:p>
+      <w:pPr>
+        <w:spacing w:after="60"/>
+        <w:ind w:left="510" w:hanging="510"/>
+      </w:pPr>
+      <w:r>
+        <w:rPr>
+          <w:b/>
+          <w:i w:val="0"/>
+        </w:rPr>
+        <w:t>26.</w:t>
+      </w:r>
+      <w:r>
+        <w:t xml:space="preserve"> В ответ Ачарья сказал: «Выслушай меня. Сын Мишры Пурандары, Шри Вишвамбхара Пандит,</w:t>
+      </w:r>
+    </w:p>
+    <w:p>
+      <w:pPr>
+        <w:spacing w:after="60"/>
+        <w:ind w:left="510" w:hanging="510"/>
+      </w:pPr>
+      <w:r>
+        <w:rPr>
+          <w:b/>
+          <w:i w:val="0"/>
+        </w:rPr>
+        <w:t>27.</w:t>
+      </w:r>
+      <w:r>
+        <w:t xml:space="preserve"> средоточие всех добродетелей, — вот кто достоин стать мужем твоей дочери. Поэтому говорю тебе ныне: отдай Ему свою прекрасную дочь».</w:t>
+      </w:r>
+    </w:p>
+    <w:p>
+      <w:pPr>
+        <w:spacing w:after="60"/>
+        <w:ind w:left="510" w:hanging="510"/>
+      </w:pPr>
+      <w:r>
+        <w:rPr>
+          <w:b/>
+          <w:i w:val="0"/>
+        </w:rPr>
+        <w:t>28.</w:t>
+      </w:r>
+      <w:r>
+        <w:t xml:space="preserve"> Выслушав его, Мишра обдумал дело и сказал: «Послушай: если на то будет воля удачи, это сбудется.</w:t>
+      </w:r>
+    </w:p>
+    <w:p>
+      <w:pPr>
+        <w:spacing w:after="60"/>
+        <w:ind w:left="510" w:hanging="510"/>
+      </w:pPr>
+      <w:r>
+        <w:rPr>
+          <w:b/>
+          <w:i w:val="0"/>
+        </w:rPr>
+        <w:t>29.</w:t>
+      </w:r>
+      <w:r>
+        <w:t xml:space="preserve"> Но я беден и ничего не могу дать — отдать могу лишь саму дочь. Реши же, как тут быть.</w:t>
+      </w:r>
+    </w:p>
+    <w:p>
+      <w:pPr>
+        <w:spacing w:after="60"/>
+        <w:ind w:left="510" w:hanging="510"/>
+      </w:pPr>
+      <w:r>
+        <w:rPr>
+          <w:b/>
+          <w:i w:val="0"/>
+        </w:rPr>
+        <w:t>30.</w:t>
+      </w:r>
+      <w:r>
+        <w:t xml:space="preserve"> Если Бхагаван Хари будет доволен мной и моей дочерью — лишь тогда лучший из пандитов станет моим зятем.</w:t>
+      </w:r>
+    </w:p>
+    <w:p>
+      <w:pPr>
+        <w:spacing w:after="60"/>
+        <w:ind w:left="510" w:hanging="510"/>
+      </w:pPr>
+      <w:r>
+        <w:rPr>
+          <w:b/>
+          <w:i w:val="0"/>
+        </w:rPr>
+        <w:t>31.</w:t>
+      </w:r>
+      <w:r>
+        <w:t xml:space="preserve"> Как жемчужина соединяется с драгоценным камнем лишь посредством нити, так и их союз состоится лишь благодаря твоей доброте</w:t>
+      </w:r>
+      <w:r>
+        <w:rPr>
+          <w:b w:val="0"/>
+          <w:i w:val="0"/>
+          <w:vertAlign w:val="superscript"/>
+        </w:rPr>
+        <w:t>4</w:t>
+      </w:r>
+      <w:r>
+        <w:t>».</w:t>
+      </w:r>
+    </w:p>
+    <w:p>
+      <w:pPr>
+        <w:spacing w:after="60"/>
+        <w:ind w:left="510" w:hanging="510"/>
+      </w:pPr>
+      <w:r>
+        <w:rPr>
+          <w:b/>
+          <w:i w:val="0"/>
+        </w:rPr>
+        <w:t>32.</w:t>
+      </w:r>
+      <w:r>
+        <w:t xml:space="preserve"> Ачарья, очень довольный этими словами, почтительно ответил: «Благодаря твоему смирению и любви всё сложится благополучно».</w:t>
+      </w:r>
+    </w:p>
+    <w:p>
+      <w:pPr>
+        <w:spacing w:after="60"/>
+        <w:ind w:left="510" w:hanging="510"/>
+      </w:pPr>
+      <w:r>
+        <w:rPr>
+          <w:b/>
+          <w:i w:val="0"/>
+        </w:rPr>
+        <w:t>33.</w:t>
+      </w:r>
+      <w:r>
+        <w:t xml:space="preserve"> Сказав так, Ачарья вернулся и обо всём рассказал Шачи, блаженствуя от радости о свадьбе Гаурачандры.</w:t>
+      </w:r>
+    </w:p>
+    <w:p>
+      <w:pPr>
+        <w:spacing w:after="60"/>
+        <w:ind w:left="510" w:hanging="510"/>
+      </w:pPr>
+      <w:r>
+        <w:rPr>
+          <w:b/>
+          <w:i w:val="0"/>
+        </w:rPr>
+        <w:t>34.</w:t>
+      </w:r>
+      <w:r>
+        <w:t xml:space="preserve"> Узнав обо всём, Шачи сказала сыну: «Время настало, дитя моё: соверши же свадебный обряд».</w:t>
+      </w:r>
+    </w:p>
+    <w:p>
+      <w:pPr>
+        <w:spacing w:after="60"/>
+        <w:ind w:left="510" w:hanging="510"/>
+      </w:pPr>
+      <w:r>
+        <w:rPr>
+          <w:b/>
+          <w:i w:val="0"/>
+        </w:rPr>
+        <w:t>35.</w:t>
+      </w:r>
+      <w:r>
+        <w:t xml:space="preserve"> Выслушав мать, Хари всё обдумал и, почтив её повеление, быстро собрал всё необходимое.</w:t>
+      </w:r>
+    </w:p>
+    <w:p>
+      <w:pPr>
+        <w:spacing w:after="60"/>
+        <w:ind w:left="510" w:hanging="510"/>
+      </w:pPr>
+      <w:r>
+        <w:rPr>
+          <w:b/>
+          <w:i w:val="0"/>
+        </w:rPr>
+        <w:t>36.</w:t>
+      </w:r>
+      <w:r>
+        <w:t xml:space="preserve"> И вот пришло благоприятное время свадьбы — средоточие всех добрых качеств, несущее благо всем. Гремели мриданги и барабаны-панавы,</w:t>
+      </w:r>
+    </w:p>
+    <w:p>
+      <w:pPr>
+        <w:spacing w:after="60"/>
+        <w:ind w:left="510" w:hanging="510"/>
+      </w:pPr>
+      <w:r>
+        <w:rPr>
+          <w:b/>
+          <w:i w:val="0"/>
+        </w:rPr>
+        <w:t>37.</w:t>
+      </w:r>
+      <w:r>
+        <w:t xml:space="preserve"> раздавалось пение Вед из уст многолюдного собрания брахманов, все стороны света были украшены рядами светильников, флагами и прочим,</w:t>
+      </w:r>
+    </w:p>
+    <w:p>
+      <w:pPr>
+        <w:spacing w:after="60"/>
+        <w:ind w:left="510" w:hanging="510"/>
+      </w:pPr>
+      <w:r>
+        <w:rPr>
+          <w:b/>
+          <w:i w:val="0"/>
+        </w:rPr>
+        <w:t>38.</w:t>
+      </w:r>
+      <w:r>
+        <w:t xml:space="preserve"> всё благоухало курениями из девадару, агуру, уширы, сандала и прочего, — и лучшие из брахманов совершили для Хари предсвадебный обряд адхивасы</w:t>
+      </w:r>
+      <w:r>
+        <w:rPr>
+          <w:b w:val="0"/>
+          <w:i w:val="0"/>
+          <w:vertAlign w:val="superscript"/>
+        </w:rPr>
+        <w:t>5</w:t>
+      </w:r>
+      <w:r>
+        <w:t>.</w:t>
+      </w:r>
+    </w:p>
+    <w:p>
+      <w:pPr>
+        <w:spacing w:after="60"/>
+        <w:jc w:val="both"/>
+      </w:pPr>
+      <w:r>
+        <w:rPr>
+          <w:b w:val="0"/>
+          <w:i/>
+        </w:rPr>
+        <w:t>Так заканчивается девятая сарга, «Адхиваса перед свадьбой с Шри Лакшми» (Шри-лакшми-удвахе адхиваса-прасанга), первой пракрамы великой поэмы «Шри Кришна-чайтанья-чаритамрита».</w:t>
+      </w:r>
+    </w:p>
+    <w:p>
+      <w:pPr>
+        <w:spacing w:after="60"/>
+        <w:ind w:left="283"/>
+      </w:pPr>
+      <w:r>
+        <w:rPr>
+          <w:b/>
+          <w:i w:val="0"/>
+          <w:sz w:val="18"/>
+        </w:rPr>
+        <w:t>1.</w:t>
+      </w:r>
+      <w:r>
+        <w:rPr>
+          <w:sz w:val="18"/>
+        </w:rPr>
+        <w:t xml:space="preserve"> Ванга — восточная часть Бенгалии; оттуда (из Шрихатты) происходил род Джаганнатхи Мишры.</w:t>
+      </w:r>
+    </w:p>
+    <w:p>
+      <w:pPr>
+        <w:spacing w:after="60"/>
+        <w:ind w:left="283"/>
+      </w:pPr>
+      <w:r>
+        <w:rPr>
+          <w:b/>
+          <w:i w:val="0"/>
+          <w:sz w:val="18"/>
+        </w:rPr>
+        <w:t>2.</w:t>
+      </w:r>
+      <w:r>
+        <w:rPr>
+          <w:sz w:val="18"/>
+        </w:rPr>
+        <w:t xml:space="preserve"> Ванамали Ачарья — брахман Навадвипы, взявший на себя роль свата.</w:t>
+      </w:r>
+    </w:p>
+    <w:p>
+      <w:pPr>
+        <w:spacing w:after="60"/>
+        <w:ind w:left="283"/>
+      </w:pPr>
+      <w:r>
+        <w:rPr>
+          <w:b/>
+          <w:i w:val="0"/>
+          <w:sz w:val="18"/>
+        </w:rPr>
+        <w:t>3.</w:t>
+      </w:r>
+      <w:r>
+        <w:rPr>
+          <w:sz w:val="18"/>
+        </w:rPr>
+        <w:t xml:space="preserve"> Дочь Валлабхачарьи — Лакшмиприя, сама Лакшми, явившаяся, чтобы стать супругой Господа.</w:t>
+      </w:r>
+    </w:p>
+    <w:p>
+      <w:pPr>
+        <w:spacing w:after="60"/>
+        <w:ind w:left="283"/>
+      </w:pPr>
+      <w:r>
+        <w:rPr>
+          <w:b/>
+          <w:i w:val="0"/>
+          <w:sz w:val="18"/>
+        </w:rPr>
+        <w:t>4.</w:t>
+      </w:r>
+      <w:r>
+        <w:rPr>
+          <w:sz w:val="18"/>
+        </w:rPr>
+        <w:t xml:space="preserve"> Игра слов: «гуна» значит и «нить», и «добродетель».</w:t>
+      </w:r>
+    </w:p>
+    <w:p>
+      <w:pPr>
+        <w:spacing w:after="60"/>
+        <w:ind w:left="283"/>
+      </w:pPr>
+      <w:r>
+        <w:rPr>
+          <w:b/>
+          <w:i w:val="0"/>
+          <w:sz w:val="18"/>
+        </w:rPr>
+        <w:t>5.</w:t>
+      </w:r>
+      <w:r>
+        <w:rPr>
+          <w:sz w:val="18"/>
+        </w:rPr>
+        <w:t xml:space="preserve"> Адхиваса — обряд освящения накануне свадьбы или другого торжества: жениха умащают сандалом, украшают цветами, окуривают благовониями.</w:t>
+      </w:r>
+    </w:p>
+    <w:p>
+      <w:pPr>
+        <w:pStyle w:val="Heading2"/>
+      </w:pPr>
+      <w:r>
+        <w:t>Пракрама 1, сарга 10. Свадьба</w:t>
+      </w:r>
+    </w:p>
+    <w:p>
+      <w:pPr>
+        <w:spacing w:after="60"/>
+        <w:jc w:val="both"/>
+      </w:pPr>
+      <w:r>
+        <w:rPr>
+          <w:b w:val="0"/>
+          <w:i/>
+        </w:rPr>
+        <w:t>Адхиваса и нандимукха-шраддха; слёзы Вишвамбхары об отце и Его утешение; свадебное шествие к дому Валлабхачарьи; обряд передачи невесты; возвращение Господа с Лакшми</w:t>
+      </w:r>
+    </w:p>
+    <w:p>
+      <w:pPr>
+        <w:spacing w:after="60"/>
+        <w:ind w:left="510" w:hanging="510"/>
+      </w:pPr>
+      <w:r>
+        <w:rPr>
+          <w:b/>
+          <w:i w:val="0"/>
+        </w:rPr>
+        <w:t>1.</w:t>
+      </w:r>
+      <w:r>
+        <w:t xml:space="preserve"> Затем Он снова и снова раздавал брахманам орехи бетеля, благоуханные гирлянды, благовония с сандалом несравненного аромата; и все люди ликовали и пели от радости.</w:t>
+      </w:r>
+    </w:p>
+    <w:p>
+      <w:pPr>
+        <w:spacing w:after="60"/>
+        <w:ind w:left="510" w:hanging="510"/>
+      </w:pPr>
+      <w:r>
+        <w:rPr>
+          <w:b/>
+          <w:i w:val="0"/>
+        </w:rPr>
+        <w:t>2.</w:t>
+      </w:r>
+      <w:r>
+        <w:t xml:space="preserve"> Пришёл и Валлабха — с благословенными брахманами, с мужами, с верными жёнами брахманов и другими, — почтил зятя благовониями и душистыми гирляндами и совершил для Него благую адхивасу.</w:t>
+      </w:r>
+    </w:p>
+    <w:p>
+      <w:pPr>
+        <w:spacing w:after="60"/>
+        <w:ind w:left="510" w:hanging="510"/>
+      </w:pPr>
+      <w:r>
+        <w:rPr>
+          <w:b/>
+          <w:i w:val="0"/>
+        </w:rPr>
+        <w:t>3.</w:t>
+      </w:r>
+      <w:r>
+        <w:t xml:space="preserve"> Наутро, когда взошло ясное алое солнце, Хари Сам, как положено, совершил омовение, почтил предков, богов и прочих, а затем вместе с брахманами совершил нандимукха-шраддху</w:t>
+      </w:r>
+      <w:r>
+        <w:rPr>
+          <w:b w:val="0"/>
+          <w:i w:val="0"/>
+          <w:vertAlign w:val="superscript"/>
+        </w:rPr>
+        <w:t>1</w:t>
+      </w:r>
+      <w:r>
+        <w:t>.</w:t>
+      </w:r>
+    </w:p>
+    <w:p>
+      <w:pPr>
+        <w:spacing w:after="60"/>
+        <w:ind w:left="510" w:hanging="510"/>
+      </w:pPr>
+      <w:r>
+        <w:rPr>
+          <w:b/>
+          <w:i w:val="0"/>
+        </w:rPr>
+        <w:t>4.</w:t>
+      </w:r>
+      <w:r>
+        <w:t xml:space="preserve"> И великий праздник разрастался: звучали прекрасные напевы Яджурведы из уст брахманов, гремели мриданги, бхери, патахи и другие барабаны, из лотосных уст прекрасных женщин неслись звонкие благие клики</w:t>
+      </w:r>
+      <w:r>
+        <w:rPr>
+          <w:b w:val="0"/>
+          <w:i w:val="0"/>
+          <w:vertAlign w:val="superscript"/>
+        </w:rPr>
+        <w:t>2</w:t>
+      </w:r>
+      <w:r>
+        <w:t>.</w:t>
+      </w:r>
+    </w:p>
+    <w:p>
+      <w:pPr>
+        <w:spacing w:after="60"/>
+        <w:ind w:left="510" w:hanging="510"/>
+      </w:pPr>
+      <w:r>
+        <w:rPr>
+          <w:b/>
+          <w:i w:val="0"/>
+        </w:rPr>
+        <w:t>5.</w:t>
+      </w:r>
+      <w:r>
+        <w:t xml:space="preserve"> Шачи с радостью щедро почтила женщин рода и всех собравшихся родных и сказала: «Что могу сделать я, лишённая мужа? Здесь всё должны сделать сами такие, как вы».</w:t>
+      </w:r>
+    </w:p>
+    <w:p>
+      <w:pPr>
+        <w:spacing w:after="60"/>
+        <w:ind w:left="510" w:hanging="510"/>
+      </w:pPr>
+      <w:r>
+        <w:rPr>
+          <w:b/>
+          <w:i w:val="0"/>
+        </w:rPr>
+        <w:t>6.</w:t>
+      </w:r>
+      <w:r>
+        <w:t xml:space="preserve"> Услышав от матери столь горькие слова, Он затосковал об отце, и сердце Его запылало; Он ронял слёзы крупнее жемчужин, и они были словно ожерелье у Него на груди.</w:t>
+      </w:r>
+    </w:p>
+    <w:p>
+      <w:pPr>
+        <w:spacing w:after="60"/>
+        <w:ind w:left="510" w:hanging="510"/>
+      </w:pPr>
+      <w:r>
+        <w:rPr>
+          <w:b/>
+          <w:i w:val="0"/>
+        </w:rPr>
+        <w:t>7.</w:t>
+      </w:r>
+      <w:r>
+        <w:t xml:space="preserve"> Увидев сына в такой печали, Шачи, поражённая, сказала вместе с верными жёнами: «Дитя моё</w:t>
+      </w:r>
+      <w:r>
+        <w:rPr>
+          <w:b w:val="0"/>
+          <w:i w:val="0"/>
+          <w:vertAlign w:val="superscript"/>
+        </w:rPr>
+        <w:t>3</w:t>
+      </w:r>
+      <w:r>
+        <w:t>, зачем же Ты Сам во время благого обряда роняешь из глаз недобрую влагу?»</w:t>
+      </w:r>
+    </w:p>
+    <w:p>
+      <w:pPr>
+        <w:spacing w:after="60"/>
+        <w:ind w:left="510" w:hanging="510"/>
+      </w:pPr>
+      <w:r>
+        <w:rPr>
+          <w:b/>
+          <w:i w:val="0"/>
+        </w:rPr>
+        <w:t>8.</w:t>
+      </w:r>
+      <w:r>
+        <w:t xml:space="preserve"> Впитав эти слова матери, Он, с лицом, потемневшим от вздохов при воспоминании об отце, ответил ей, стоя рядом, голосом глубоким, как гром новой дождевой тучи:</w:t>
+      </w:r>
+    </w:p>
+    <w:p>
+      <w:pPr>
+        <w:spacing w:after="60"/>
+        <w:ind w:left="510" w:hanging="510"/>
+      </w:pPr>
+      <w:r>
+        <w:rPr>
+          <w:b/>
+          <w:i w:val="0"/>
+        </w:rPr>
+        <w:t>9.</w:t>
+      </w:r>
+      <w:r>
+        <w:t xml:space="preserve"> «Мама, разве у Меня нет ни богатства, ни людей, что ты сегодня, словно беспомощная, заговорила так, будто нам не на кого опереться, — оттого, мол, что Мой отец ушёл и его больше не видно?</w:t>
+      </w:r>
+    </w:p>
+    <w:p>
+      <w:pPr>
+        <w:spacing w:after="60"/>
+        <w:ind w:left="510" w:hanging="510"/>
+      </w:pPr>
+      <w:r>
+        <w:rPr>
+          <w:b/>
+          <w:i w:val="0"/>
+        </w:rPr>
+        <w:t>10.</w:t>
+      </w:r>
+      <w:r>
+        <w:t xml:space="preserve"> Ты ведь сама видела, как брахманам и добрым людям трижды раздавали сосуды, полные отборных орехов бетеля, и несравненные благовония — столько, что ими можно умастить всё тело.</w:t>
+      </w:r>
+    </w:p>
+    <w:p>
+      <w:pPr>
+        <w:spacing w:after="60"/>
+        <w:ind w:left="510" w:hanging="510"/>
+      </w:pPr>
+      <w:r>
+        <w:rPr>
+          <w:b/>
+          <w:i w:val="0"/>
+        </w:rPr>
+        <w:t>11.</w:t>
+      </w:r>
+      <w:r>
+        <w:t xml:space="preserve"> А сколько щедро потрачено на других достойных людей — ты знаешь: каждому столько, сколько он желал. У Меня есть сила вершить дела, непосильные смертным, и всё же Я следую обычаям мира.</w:t>
+      </w:r>
+    </w:p>
+    <w:p>
+      <w:pPr>
+        <w:spacing w:after="60"/>
+        <w:ind w:left="510" w:hanging="510"/>
+      </w:pPr>
+      <w:r>
+        <w:rPr>
+          <w:b/>
+          <w:i w:val="0"/>
+        </w:rPr>
+        <w:t>12.</w:t>
+      </w:r>
+      <w:r>
+        <w:t xml:space="preserve"> Пусть Я лишился отца — Моя сила неизмерима; и всё же слова матери ранят Меня». Выслушав сказанное Им, мать успокоила Его ласковыми словами.</w:t>
+      </w:r>
+    </w:p>
+    <w:p>
+      <w:pPr>
+        <w:spacing w:after="60"/>
+        <w:ind w:left="510" w:hanging="510"/>
+      </w:pPr>
+      <w:r>
+        <w:rPr>
+          <w:b/>
+          <w:i w:val="0"/>
+        </w:rPr>
+        <w:t>13.</w:t>
+      </w:r>
+      <w:r>
+        <w:t xml:space="preserve"> А Шри Гаурачандру — единственного друга мира, пленительного для женщин, прекрасного в Своей улыбке — украсили притираниями, парами одежд, драгоценностями и бесценными гирляндами</w:t>
+      </w:r>
+    </w:p>
+    <w:p>
+      <w:pPr>
+        <w:spacing w:after="60"/>
+        <w:ind w:left="510" w:hanging="510"/>
+      </w:pPr>
+      <w:r>
+        <w:rPr>
+          <w:b/>
+          <w:i w:val="0"/>
+        </w:rPr>
+        <w:t>14.</w:t>
+      </w:r>
+      <w:r>
+        <w:t xml:space="preserve"> и с неослабной верой умастили сандалом и благовониями из лучшего агуру: это сделали сыновья брахманов, пришедшие тогда в благой час к Нему, быку среди людей.</w:t>
+      </w:r>
+    </w:p>
+    <w:p>
+      <w:pPr>
+        <w:spacing w:after="60"/>
+        <w:ind w:left="510" w:hanging="510"/>
+      </w:pPr>
+      <w:r>
+        <w:rPr>
+          <w:b/>
+          <w:i w:val="0"/>
+        </w:rPr>
+        <w:t>15.</w:t>
+      </w:r>
+      <w:r>
+        <w:t xml:space="preserve"> В этот же час превосходный Валлабха Мишра, завершив обряды в честь предков и богов, украсил драгоценностями свою дочь, золотистую, как чистейшее золото.</w:t>
+      </w:r>
+    </w:p>
+    <w:p>
+      <w:pPr>
+        <w:spacing w:after="60"/>
+        <w:ind w:left="510" w:hanging="510"/>
+      </w:pPr>
+      <w:r>
+        <w:rPr>
+          <w:b/>
+          <w:i w:val="0"/>
+        </w:rPr>
+        <w:t>16.</w:t>
+      </w:r>
+      <w:r>
+        <w:t xml:space="preserve"> Затем он послал за женихом достойнейших брахманов. Те пришли и с благословениями сказали: «На благо — скорее отправляйся в путь под пение Самаведы!»</w:t>
+      </w:r>
+    </w:p>
+    <w:p>
+      <w:pPr>
+        <w:spacing w:after="60"/>
+        <w:ind w:left="510" w:hanging="510"/>
+      </w:pPr>
+      <w:r>
+        <w:rPr>
+          <w:b/>
+          <w:i w:val="0"/>
+        </w:rPr>
+        <w:t>17.</w:t>
+      </w:r>
+      <w:r>
+        <w:t xml:space="preserve"> И Хари Сам, на носилках, вместе с добрыми людьми, присланными лучшим из брахманов, под клики «Победа!» и при рядах пылающих светильников отправился к дому Мишры — как некогда Шива к золотой вершине</w:t>
+      </w:r>
+      <w:r>
+        <w:rPr>
+          <w:b w:val="0"/>
+          <w:i w:val="0"/>
+          <w:vertAlign w:val="superscript"/>
+        </w:rPr>
+        <w:t>4</w:t>
+      </w:r>
+      <w:r>
+        <w:t>.</w:t>
+      </w:r>
+    </w:p>
+    <w:p>
+      <w:pPr>
+        <w:spacing w:after="60"/>
+        <w:ind w:left="510" w:hanging="510"/>
+      </w:pPr>
+      <w:r>
+        <w:rPr>
+          <w:b/>
+          <w:i w:val="0"/>
+        </w:rPr>
+        <w:t>18.</w:t>
+      </w:r>
+      <w:r>
+        <w:t xml:space="preserve"> Мишра вышел Ему навстречу, сам ввёл Его в свой дом и почтил как жениха: водой для омовения стоп и прочим, лучшими благовониями, одеждами и гирляндами, курениями с лучшим агуру.</w:t>
+      </w:r>
+    </w:p>
+    <w:p>
+      <w:pPr>
+        <w:spacing w:after="60"/>
+        <w:ind w:left="510" w:hanging="510"/>
+      </w:pPr>
+      <w:r>
+        <w:rPr>
+          <w:b/>
+          <w:i w:val="0"/>
+        </w:rPr>
+        <w:t>19.</w:t>
+      </w:r>
+      <w:r>
+        <w:t xml:space="preserve"> Жених сиял, словно полная луна: улыбающееся лицо Его блистало ярче Камадевы, а стройное тело, чистое и светлое, как Сумеру, переливалось блеском расплавленного золота.</w:t>
+      </w:r>
+    </w:p>
+    <w:p>
+      <w:pPr>
+        <w:spacing w:after="60"/>
+        <w:ind w:left="510" w:hanging="510"/>
+      </w:pPr>
+      <w:r>
+        <w:rPr>
+          <w:b/>
+          <w:i w:val="0"/>
+        </w:rPr>
+        <w:t>20.</w:t>
+      </w:r>
+      <w:r>
+        <w:t xml:space="preserve"> Его руки сверкали браслетами на плечах и запястьях и перстнями, ладони были прекрасны, как лотосы, — и Хари, исполняющий желания всех, кто ищет у Него прибежища, тотчас стал подобен могучему древу желаний.</w:t>
+      </w:r>
+    </w:p>
+    <w:p>
+      <w:pPr>
+        <w:spacing w:after="60"/>
+        <w:ind w:left="510" w:hanging="510"/>
+      </w:pPr>
+      <w:r>
+        <w:rPr>
+          <w:b/>
+          <w:i w:val="0"/>
+        </w:rPr>
+        <w:t>21.</w:t>
+      </w:r>
+      <w:r>
+        <w:t xml:space="preserve"> Валлабха привёл свою дочь, нарядно украшенную, сияющую, как луна, — своим сиянием она рассеяла всякую тьму, — и, как подобает, отдал её к стопам Учителя мира. И тогда засияла красота их обоих.</w:t>
+      </w:r>
+    </w:p>
+    <w:p>
+      <w:pPr>
+        <w:spacing w:after="60"/>
+        <w:ind w:left="510" w:hanging="510"/>
+      </w:pPr>
+      <w:r>
+        <w:rPr>
+          <w:b/>
+          <w:i w:val="0"/>
+        </w:rPr>
+        <w:t>22.</w:t>
+      </w:r>
+      <w:r>
+        <w:t xml:space="preserve"> Их лица-луны, блистая красотой, словно соперничая, были подобны луне с Рохини</w:t>
+      </w:r>
+      <w:r>
+        <w:rPr>
+          <w:b w:val="0"/>
+          <w:i w:val="0"/>
+          <w:vertAlign w:val="superscript"/>
+        </w:rPr>
+        <w:t>5</w:t>
+      </w:r>
+      <w:r>
+        <w:t>; они умножали красоту друг друга и, как Хара и Парвати, осыпали друг друга пригоршнями цветов.</w:t>
+      </w:r>
+    </w:p>
+    <w:p>
+      <w:pPr>
+        <w:spacing w:after="60"/>
+        <w:ind w:left="510" w:hanging="510"/>
+      </w:pPr>
+      <w:r>
+        <w:rPr>
+          <w:b/>
+          <w:i w:val="0"/>
+        </w:rPr>
+        <w:t>23.</w:t>
+      </w:r>
+      <w:r>
+        <w:t xml:space="preserve"> Когда Владыка Камалы воссел, рядом с Ним застенчиво села и Лакшми. Тогда чистый Валлабха, знаток обрядов, подошёл и сел перед ними, чтобы по правилам отдать дочь.</w:t>
+      </w:r>
+    </w:p>
+    <w:p>
+      <w:pPr>
+        <w:spacing w:after="60"/>
+        <w:ind w:left="510" w:hanging="510"/>
+      </w:pPr>
+      <w:r>
+        <w:rPr>
+          <w:b/>
+          <w:i w:val="0"/>
+        </w:rPr>
+        <w:t>24.</w:t>
+      </w:r>
+      <w:r>
+        <w:t xml:space="preserve"> Поднеся воду к Его лотосным стопам, Праджапати некогда обрёл силу сотворить мир</w:t>
+      </w:r>
+      <w:r>
+        <w:rPr>
+          <w:b w:val="0"/>
+          <w:i w:val="0"/>
+          <w:vertAlign w:val="superscript"/>
+        </w:rPr>
+        <w:t>6</w:t>
+      </w:r>
+      <w:r>
+        <w:t>; и к этим же стопам, чьи сияющие ногти рассеивают тьму, Валлабха поднёс воду для омовения.</w:t>
+      </w:r>
+    </w:p>
+    <w:p>
+      <w:pPr>
+        <w:spacing w:after="60"/>
+        <w:ind w:left="510" w:hanging="510"/>
+      </w:pPr>
+      <w:r>
+        <w:rPr>
+          <w:b/>
+          <w:i w:val="0"/>
+        </w:rPr>
+        <w:t>25.</w:t>
+      </w:r>
+      <w:r>
+        <w:t xml:space="preserve"> Ему, Кому великий Индра уступил царский трон — львиное седалище с драгоценностями, покрытое ковром</w:t>
+      </w:r>
+      <w:r>
+        <w:rPr>
+          <w:b w:val="0"/>
+          <w:i w:val="0"/>
+          <w:vertAlign w:val="superscript"/>
+        </w:rPr>
+        <w:t>7</w:t>
+      </w:r>
+      <w:r>
+        <w:t>, — Ему, облачённому в лучшие жёлтые одежды, Валлабха, впивая Его взором, предложил прекрасное шёлковое сиденье.</w:t>
+      </w:r>
+    </w:p>
+    <w:p>
+      <w:pPr>
+        <w:spacing w:after="60"/>
+        <w:ind w:left="510" w:hanging="510"/>
+      </w:pPr>
+      <w:r>
+        <w:rPr>
+          <w:b/>
+          <w:i w:val="0"/>
+        </w:rPr>
+        <w:t>26.</w:t>
+      </w:r>
+      <w:r>
+        <w:t xml:space="preserve"> По порядку и по правилам совершив обряды, начиная с подношения аргхьи, — волоски на его теле поднялись от радости, — благодарный Валлабха по обряду отдал свою лотосоокую дочь, вложив её руку в руку Хари.</w:t>
+      </w:r>
+    </w:p>
+    <w:p>
+      <w:pPr>
+        <w:spacing w:after="60"/>
+        <w:ind w:left="510" w:hanging="510"/>
+      </w:pPr>
+      <w:r>
+        <w:rPr>
+          <w:b/>
+          <w:i w:val="0"/>
+        </w:rPr>
+        <w:t>27.</w:t>
+      </w:r>
+      <w:r>
+        <w:t xml:space="preserve"> Когда великий благой праздник завершился, всемогущий Вишвамбхара, избавляющий от страданий Землю</w:t>
+      </w:r>
+      <w:r>
+        <w:rPr>
+          <w:b w:val="0"/>
+          <w:i w:val="0"/>
+          <w:vertAlign w:val="superscript"/>
+        </w:rPr>
+        <w:t>8</w:t>
+      </w:r>
+      <w:r>
+        <w:t>, взял Лакшми и на носилках, приветствуемый людьми, отправился к Себе домой.</w:t>
+      </w:r>
+    </w:p>
+    <w:p>
+      <w:pPr>
+        <w:spacing w:after="60"/>
+        <w:jc w:val="both"/>
+      </w:pPr>
+      <w:r>
+        <w:rPr>
+          <w:b w:val="0"/>
+          <w:i/>
+        </w:rPr>
+        <w:t>Так заканчивается десятая сарга, «Свадьба» (Вайвахика), первой пракрамы великой поэмы «Шри Кришна-чайтанья-чаритамрита».</w:t>
+      </w:r>
+    </w:p>
+    <w:p>
+      <w:pPr>
+        <w:spacing w:after="60"/>
+        <w:ind w:left="283"/>
+      </w:pPr>
+      <w:r>
+        <w:rPr>
+          <w:b/>
+          <w:i w:val="0"/>
+          <w:sz w:val="18"/>
+        </w:rPr>
+        <w:t>1.</w:t>
+      </w:r>
+      <w:r>
+        <w:rPr>
+          <w:sz w:val="18"/>
+        </w:rPr>
+        <w:t xml:space="preserve"> Нандимукха-шраддха — обряд почитания предков, совершаемый перед радостным событием (свадьбой и т. п.).</w:t>
+      </w:r>
+    </w:p>
+    <w:p>
+      <w:pPr>
+        <w:spacing w:after="60"/>
+        <w:ind w:left="283"/>
+      </w:pPr>
+      <w:r>
+        <w:rPr>
+          <w:b/>
+          <w:i w:val="0"/>
+          <w:sz w:val="18"/>
+        </w:rPr>
+        <w:t>2.</w:t>
+      </w:r>
+      <w:r>
+        <w:rPr>
+          <w:sz w:val="18"/>
+        </w:rPr>
+        <w:t xml:space="preserve"> Имеется в виду улу-дхвани — ликующие клики женщин, обычные на бенгальских праздниках.</w:t>
+      </w:r>
+    </w:p>
+    <w:p>
+      <w:pPr>
+        <w:spacing w:after="60"/>
+        <w:ind w:left="283"/>
+      </w:pPr>
+      <w:r>
+        <w:rPr>
+          <w:b/>
+          <w:i w:val="0"/>
+          <w:sz w:val="18"/>
+        </w:rPr>
+        <w:t>3.</w:t>
+      </w:r>
+      <w:r>
+        <w:rPr>
+          <w:sz w:val="18"/>
+        </w:rPr>
+        <w:t xml:space="preserve"> Букв. «отец» — ласковое обращение к сыну, принятое в Бенгалии.</w:t>
+      </w:r>
+    </w:p>
+    <w:p>
+      <w:pPr>
+        <w:spacing w:after="60"/>
+        <w:ind w:left="283"/>
+      </w:pPr>
+      <w:r>
+        <w:rPr>
+          <w:b/>
+          <w:i w:val="0"/>
+          <w:sz w:val="18"/>
+        </w:rPr>
+        <w:t>4.</w:t>
+      </w:r>
+      <w:r>
+        <w:rPr>
+          <w:sz w:val="18"/>
+        </w:rPr>
+        <w:t xml:space="preserve"> Сравнение со свадебным шествием Шивы к дому Химавата, отца Парвати (ср. шл. 22).</w:t>
+      </w:r>
+    </w:p>
+    <w:p>
+      <w:pPr>
+        <w:spacing w:after="60"/>
+        <w:ind w:left="283"/>
+      </w:pPr>
+      <w:r>
+        <w:rPr>
+          <w:b/>
+          <w:i w:val="0"/>
+          <w:sz w:val="18"/>
+        </w:rPr>
+        <w:t>5.</w:t>
+      </w:r>
+      <w:r>
+        <w:rPr>
+          <w:sz w:val="18"/>
+        </w:rPr>
+        <w:t xml:space="preserve"> Рохини — созвездие, любимая супруга бога Луны.</w:t>
+      </w:r>
+    </w:p>
+    <w:p>
+      <w:pPr>
+        <w:spacing w:after="60"/>
+        <w:ind w:left="283"/>
+      </w:pPr>
+      <w:r>
+        <w:rPr>
+          <w:b/>
+          <w:i w:val="0"/>
+          <w:sz w:val="18"/>
+        </w:rPr>
+        <w:t>6.</w:t>
+      </w:r>
+      <w:r>
+        <w:rPr>
+          <w:sz w:val="18"/>
+        </w:rPr>
+        <w:t xml:space="preserve"> Праджапати — Брахма: сотворить мир он смог по милости Господа, поклоняясь Ему.</w:t>
+      </w:r>
+    </w:p>
+    <w:p>
+      <w:pPr>
+        <w:spacing w:after="60"/>
+        <w:ind w:left="283"/>
+      </w:pPr>
+      <w:r>
+        <w:rPr>
+          <w:b/>
+          <w:i w:val="0"/>
+          <w:sz w:val="18"/>
+        </w:rPr>
+        <w:t>7.</w:t>
+      </w:r>
+      <w:r>
+        <w:rPr>
+          <w:sz w:val="18"/>
+        </w:rPr>
+        <w:t xml:space="preserve"> Индра (Махендра), царь богов, почитает Господа как своего владыку.</w:t>
+      </w:r>
+    </w:p>
+    <w:p>
+      <w:pPr>
+        <w:spacing w:after="60"/>
+        <w:ind w:left="283"/>
+      </w:pPr>
+      <w:r>
+        <w:rPr>
+          <w:b/>
+          <w:i w:val="0"/>
+          <w:sz w:val="18"/>
+        </w:rPr>
+        <w:t>8.</w:t>
+      </w:r>
+      <w:r>
+        <w:rPr>
+          <w:sz w:val="18"/>
+        </w:rPr>
+        <w:t xml:space="preserve"> Игра слов: Вишвамбхара («Поддерживающий вселенную») избавляет от страданий Вишвабхару («Всеносящую», т. е. Землю).</w:t>
+      </w:r>
+    </w:p>
+    <w:p>
+      <w:pPr>
+        <w:pStyle w:val="Heading2"/>
+      </w:pPr>
+      <w:r>
+        <w:t>Пракрама 1, сарга 11. Торжество ухода Шри Лакшми</w:t>
+      </w:r>
+    </w:p>
+    <w:p>
+      <w:pPr>
+        <w:spacing w:after="60"/>
+        <w:jc w:val="both"/>
+      </w:pPr>
+      <w:r>
+        <w:rPr>
+          <w:b w:val="0"/>
+          <w:i/>
+        </w:rPr>
+        <w:t>Лакшми входит в дом Шачи; путешествие Господа в Восточную Бенгалию и восхищение народа; жизнь на берегу Падмавати; служение Лакшми свекрови; укус змеи и уход Лакшми в водах Ганги</w:t>
+      </w:r>
+    </w:p>
+    <w:p>
+      <w:pPr>
+        <w:spacing w:after="60"/>
+        <w:ind w:left="510" w:hanging="510"/>
+      </w:pPr>
+      <w:r>
+        <w:rPr>
+          <w:b/>
+          <w:i w:val="0"/>
+        </w:rPr>
+        <w:t>1.</w:t>
+      </w:r>
+      <w:r>
+        <w:t xml:space="preserve"> Затем Шачи вместе с жёнами брахманов устроила великое празднество и ввела невестку с мужем в свой дом.</w:t>
+      </w:r>
+    </w:p>
+    <w:p>
+      <w:pPr>
+        <w:spacing w:after="60"/>
+        <w:ind w:left="510" w:hanging="510"/>
+      </w:pPr>
+      <w:r>
+        <w:rPr>
+          <w:b/>
+          <w:i w:val="0"/>
+        </w:rPr>
+        <w:t>2.</w:t>
+      </w:r>
+      <w:r>
+        <w:t xml:space="preserve"> Брахманам она с преданностью раздала пищу, благовония и гирлянды, а другим — лучшим ремесленникам и плясунам — раздала деньги.</w:t>
+      </w:r>
+    </w:p>
+    <w:p>
+      <w:pPr>
+        <w:spacing w:after="60"/>
+        <w:ind w:left="510" w:hanging="510"/>
+      </w:pPr>
+      <w:r>
+        <w:rPr>
+          <w:b/>
+          <w:i w:val="0"/>
+        </w:rPr>
+        <w:t>3.</w:t>
+      </w:r>
+      <w:r>
+        <w:t xml:space="preserve"> И Господь счастливо жил в этом благом доме со Своей семьёй, сияя, как луна среди звёзд в ясном небе.</w:t>
+      </w:r>
+    </w:p>
+    <w:p>
+      <w:pPr>
+        <w:spacing w:after="60"/>
+        <w:ind w:left="510" w:hanging="510"/>
+      </w:pPr>
+      <w:r>
+        <w:rPr>
+          <w:b/>
+          <w:i w:val="0"/>
+        </w:rPr>
+        <w:t>4.</w:t>
+      </w:r>
+      <w:r>
+        <w:t xml:space="preserve"> Стоило Лакшми и Нараяне лишь взглянуть, как все блага сами собой пришли в дом Шри Шачи — словно для того, чтобы прославить собственную удачу.</w:t>
+      </w:r>
+    </w:p>
+    <w:p>
+      <w:pPr>
+        <w:spacing w:after="60"/>
+        <w:ind w:left="510" w:hanging="510"/>
+      </w:pPr>
+      <w:r>
+        <w:rPr>
+          <w:b/>
+          <w:i w:val="0"/>
+        </w:rPr>
+        <w:t>5.</w:t>
+      </w:r>
+      <w:r>
+        <w:t xml:space="preserve"> Утвердившись в семейной жизни, Он ради богатства отправился с добрыми спутниками на восток, очищая те края.</w:t>
+      </w:r>
+    </w:p>
+    <w:p>
+      <w:pPr>
+        <w:spacing w:after="60"/>
+        <w:ind w:left="510" w:hanging="510"/>
+      </w:pPr>
+      <w:r>
+        <w:rPr>
+          <w:b/>
+          <w:i w:val="0"/>
+        </w:rPr>
+        <w:t>6.</w:t>
+      </w:r>
+      <w:r>
+        <w:t xml:space="preserve"> В какую бы страну ни приходил Победоносный, Чьё лицо было подобно полной луне, повсюду люди, жившие там, при виде Его исполнялись радости.</w:t>
+      </w:r>
+    </w:p>
+    <w:p>
+      <w:pPr>
+        <w:spacing w:after="60"/>
+        <w:ind w:left="510" w:hanging="510"/>
+      </w:pPr>
+      <w:r>
+        <w:rPr>
+          <w:b/>
+          <w:i w:val="0"/>
+        </w:rPr>
+        <w:t>7.</w:t>
+      </w:r>
+      <w:r>
+        <w:t xml:space="preserve"> Глядя на Его лицо, они так и не могли достичь берега в океане насыщения</w:t>
+      </w:r>
+      <w:r>
+        <w:rPr>
+          <w:b w:val="0"/>
+          <w:i w:val="0"/>
+          <w:vertAlign w:val="superscript"/>
+        </w:rPr>
+        <w:t>1</w:t>
+      </w:r>
+      <w:r>
+        <w:t>. А женщины говорили: «Чей же Он сын — Тот, Чей облик очищает?</w:t>
+      </w:r>
+    </w:p>
+    <w:p>
+      <w:pPr>
+        <w:spacing w:after="60"/>
+        <w:ind w:left="510" w:hanging="510"/>
+      </w:pPr>
+      <w:r>
+        <w:rPr>
+          <w:b/>
+          <w:i w:val="0"/>
+        </w:rPr>
+        <w:t>8.</w:t>
+      </w:r>
+      <w:r>
+        <w:t xml:space="preserve"> Какой заслугой мать выносила во чреве этого лучшего из мужей, превзошедшего Кандарпу? Таких, как Он, нигде прежде не видывали.</w:t>
+      </w:r>
+    </w:p>
+    <w:p>
+      <w:pPr>
+        <w:spacing w:after="60"/>
+        <w:ind w:left="510" w:hanging="510"/>
+      </w:pPr>
+      <w:r>
+        <w:rPr>
+          <w:b/>
+          <w:i w:val="0"/>
+        </w:rPr>
+        <w:t>9.</w:t>
+      </w:r>
+      <w:r>
+        <w:t xml:space="preserve"> Какая же девушка, долго поклонявшаяся Шанкаре</w:t>
+      </w:r>
+      <w:r>
+        <w:rPr>
+          <w:b w:val="0"/>
+          <w:i w:val="0"/>
+          <w:vertAlign w:val="superscript"/>
+        </w:rPr>
+        <w:t>2</w:t>
+      </w:r>
+      <w:r>
+        <w:t>, стала Его женой? Он — Нараяна, а она, несомненно, сама Лакшми».</w:t>
+      </w:r>
+    </w:p>
+    <w:p>
+      <w:pPr>
+        <w:spacing w:after="60"/>
+        <w:ind w:left="510" w:hanging="510"/>
+      </w:pPr>
+      <w:r>
+        <w:rPr>
+          <w:b/>
+          <w:i w:val="0"/>
+        </w:rPr>
+        <w:t>10.</w:t>
+      </w:r>
+      <w:r>
+        <w:t xml:space="preserve"> Слыша повсюду такие речи людей, Хари шёл дальше, умножая их любовь влажным взором Своих очей, протянувшихся до самых ушей.</w:t>
+      </w:r>
+    </w:p>
+    <w:p>
+      <w:pPr>
+        <w:spacing w:after="60"/>
+        <w:ind w:left="510" w:hanging="510"/>
+      </w:pPr>
+      <w:r>
+        <w:rPr>
+          <w:b/>
+          <w:i w:val="0"/>
+        </w:rPr>
+        <w:t>11.</w:t>
+      </w:r>
+      <w:r>
+        <w:t xml:space="preserve"> Он пришёл на берег реки Падмавати</w:t>
+      </w:r>
+      <w:r>
+        <w:rPr>
+          <w:b w:val="0"/>
+          <w:i w:val="0"/>
+          <w:vertAlign w:val="superscript"/>
+        </w:rPr>
+        <w:t>3</w:t>
+      </w:r>
+      <w:r>
+        <w:t>, омылся по правилам и поселился там, почитаемый праведниками, исполненными веры.</w:t>
+      </w:r>
+    </w:p>
+    <w:p>
+      <w:pPr>
+        <w:spacing w:after="60"/>
+        <w:ind w:left="510" w:hanging="510"/>
+      </w:pPr>
+      <w:r>
+        <w:rPr>
+          <w:b/>
+          <w:i w:val="0"/>
+        </w:rPr>
+        <w:t>12.</w:t>
+      </w:r>
+      <w:r>
+        <w:t xml:space="preserve"> И эта великая река, стремительная Падмавати с широкими песчаными отмелями, стала очищать так же, как Ганга.</w:t>
+      </w:r>
+    </w:p>
+    <w:p>
+      <w:pPr>
+        <w:spacing w:after="60"/>
+        <w:ind w:left="510" w:hanging="510"/>
+      </w:pPr>
+      <w:r>
+        <w:rPr>
+          <w:b/>
+          <w:i w:val="0"/>
+        </w:rPr>
+        <w:t>13.</w:t>
+      </w:r>
+      <w:r>
+        <w:t xml:space="preserve"> Её украшали крокодилы, макары</w:t>
+      </w:r>
+      <w:r>
+        <w:rPr>
+          <w:b w:val="0"/>
+          <w:i w:val="0"/>
+          <w:vertAlign w:val="superscript"/>
+        </w:rPr>
+        <w:t>4</w:t>
+      </w:r>
+      <w:r>
+        <w:t xml:space="preserve"> и рыбы, мелькающие, словно молнии, а широкие берега блистали жилищами праведников.</w:t>
+      </w:r>
+    </w:p>
+    <w:p>
+      <w:pPr>
+        <w:spacing w:after="60"/>
+        <w:ind w:left="510" w:hanging="510"/>
+      </w:pPr>
+      <w:r>
+        <w:rPr>
+          <w:b/>
+          <w:i w:val="0"/>
+        </w:rPr>
+        <w:t>14.</w:t>
+      </w:r>
+      <w:r>
+        <w:t xml:space="preserve"> Воды её, очищенные омовением Вишвамбхары, смывают грехи, и она, благая, стала величайшей из святынь. Живя на её берегу, Хари</w:t>
+      </w:r>
+    </w:p>
+    <w:p>
+      <w:pPr>
+        <w:spacing w:after="60"/>
+        <w:ind w:left="510" w:hanging="510"/>
+      </w:pPr>
+      <w:r>
+        <w:rPr>
+          <w:b/>
+          <w:i w:val="0"/>
+        </w:rPr>
+        <w:t>15.</w:t>
+      </w:r>
+      <w:r>
+        <w:t xml:space="preserve"> дарил радость глазам великих праведных душ; и Убийца Мадху</w:t>
+      </w:r>
+      <w:r>
+        <w:rPr>
+          <w:b w:val="0"/>
+          <w:i w:val="0"/>
+          <w:vertAlign w:val="superscript"/>
+        </w:rPr>
+        <w:t>5</w:t>
+      </w:r>
+      <w:r>
+        <w:t>, жаждущий видеть праведников, безмерно радовался.</w:t>
+      </w:r>
+    </w:p>
+    <w:p>
+      <w:pPr>
+        <w:spacing w:after="60"/>
+        <w:ind w:left="510" w:hanging="510"/>
+      </w:pPr>
+      <w:r>
+        <w:rPr>
+          <w:b/>
+          <w:i w:val="0"/>
+        </w:rPr>
+        <w:t>16.</w:t>
+      </w:r>
+      <w:r>
+        <w:t xml:space="preserve"> Так милостивый Владыка, Всемогущий, находивший радость во вкусе учёности, провёл там несколько месяцев, обучая всех брахманов.</w:t>
+      </w:r>
+    </w:p>
+    <w:p>
+      <w:pPr>
+        <w:spacing w:after="60"/>
+        <w:ind w:left="510" w:hanging="510"/>
+      </w:pPr>
+      <w:r>
+        <w:rPr>
+          <w:b/>
+          <w:i w:val="0"/>
+        </w:rPr>
+        <w:t>17.</w:t>
+      </w:r>
+      <w:r>
+        <w:t xml:space="preserve"> А тем временем благословенная Лакшми, для которой муж был самой жизнью, верная своим обетам, служила Шачи: растирала ей стопы и делала многое другое.</w:t>
+      </w:r>
+    </w:p>
+    <w:p>
+      <w:pPr>
+        <w:spacing w:after="60"/>
+        <w:ind w:left="510" w:hanging="510"/>
+      </w:pPr>
+      <w:r>
+        <w:rPr>
+          <w:b/>
+          <w:i w:val="0"/>
+        </w:rPr>
+        <w:t>18.</w:t>
+      </w:r>
+      <w:r>
+        <w:t xml:space="preserve"> В покое божеств она обмазывала и подметала пол, рисовала свастики и прочие благие знаки, подносила курения, светильники и прочее, подношения пищи и тщательно сплетённые гирлянды.</w:t>
+      </w:r>
+    </w:p>
+    <w:p>
+      <w:pPr>
+        <w:spacing w:after="60"/>
+        <w:ind w:left="510" w:hanging="510"/>
+      </w:pPr>
+      <w:r>
+        <w:rPr>
+          <w:b/>
+          <w:i w:val="0"/>
+        </w:rPr>
+        <w:t>19.</w:t>
+      </w:r>
+      <w:r>
+        <w:t xml:space="preserve"> Её служением, речью, добронравием и делами Шачи была так довольна, что долго ощущала полноту счастья.</w:t>
+      </w:r>
+    </w:p>
+    <w:p>
+      <w:pPr>
+        <w:spacing w:after="60"/>
+        <w:ind w:left="510" w:hanging="510"/>
+      </w:pPr>
+      <w:r>
+        <w:rPr>
+          <w:b/>
+          <w:i w:val="0"/>
+        </w:rPr>
+        <w:t>20.</w:t>
+      </w:r>
+      <w:r>
+        <w:t xml:space="preserve"> От нежности к несравненной жене сына волоски на её теле поднимались; из любви она лелеяла её, словно дочь, — так же, как собственного сына.</w:t>
+      </w:r>
+    </w:p>
+    <w:p>
+      <w:pPr>
+        <w:spacing w:after="60"/>
+        <w:ind w:left="510" w:hanging="510"/>
+      </w:pPr>
+      <w:r>
+        <w:rPr>
+          <w:b/>
+          <w:i w:val="0"/>
+        </w:rPr>
+        <w:t>21.</w:t>
+      </w:r>
+      <w:r>
+        <w:t xml:space="preserve"> Так она жила в доме, но со временем, по воле судьбы, приползла змея и ужалила её в подошву. Увидев Лакшми (такой), Шачи,</w:t>
+      </w:r>
+    </w:p>
+    <w:p>
+      <w:pPr>
+        <w:spacing w:after="60"/>
+        <w:ind w:left="510" w:hanging="510"/>
+      </w:pPr>
+      <w:r>
+        <w:rPr>
+          <w:b/>
+          <w:i w:val="0"/>
+        </w:rPr>
+        <w:t>22.</w:t>
+      </w:r>
+      <w:r>
+        <w:t xml:space="preserve"> охваченная великим страхом, известила о невестке заклинателей змеиного яда, призвала их и пыталась удалить яд.</w:t>
+      </w:r>
+    </w:p>
+    <w:p>
+      <w:pPr>
+        <w:spacing w:after="60"/>
+        <w:ind w:left="510" w:hanging="510"/>
+      </w:pPr>
+      <w:r>
+        <w:rPr>
+          <w:b/>
+          <w:i w:val="0"/>
+        </w:rPr>
+        <w:t>23.</w:t>
+      </w:r>
+      <w:r>
+        <w:t xml:space="preserve"> Но, сколько Шачи ни испытывала разных мантр, яд не уходил. Тогда, сочтя это делом Времени, она бережно отнесла её</w:t>
+      </w:r>
+    </w:p>
+    <w:p>
+      <w:pPr>
+        <w:spacing w:after="60"/>
+        <w:ind w:left="510" w:hanging="510"/>
+      </w:pPr>
+      <w:r>
+        <w:rPr>
+          <w:b/>
+          <w:i w:val="0"/>
+        </w:rPr>
+        <w:t>24.</w:t>
+      </w:r>
+      <w:r>
+        <w:t xml:space="preserve"> в воды дочери Джахну</w:t>
+      </w:r>
+      <w:r>
+        <w:rPr>
+          <w:b w:val="0"/>
+          <w:i w:val="0"/>
+          <w:vertAlign w:val="superscript"/>
+        </w:rPr>
+        <w:t>6</w:t>
+      </w:r>
+      <w:r>
+        <w:t>, украсила невестку гирляндой туласи и вместе с другими женщинами стала петь киртану Хари.</w:t>
+      </w:r>
+    </w:p>
+    <w:p>
+      <w:pPr>
+        <w:spacing w:after="60"/>
+        <w:ind w:left="510" w:hanging="510"/>
+      </w:pPr>
+      <w:r>
+        <w:rPr>
+          <w:b/>
+          <w:i w:val="0"/>
+        </w:rPr>
+        <w:t>25.</w:t>
+      </w:r>
+      <w:r>
+        <w:t xml:space="preserve"> И когда ясное небо заполнилось колесницами гандхарвов, а Брахма и прочие боги с совершенными йогинами запели благую песнь,</w:t>
+      </w:r>
+    </w:p>
+    <w:p>
+      <w:pPr>
+        <w:spacing w:after="60"/>
+        <w:ind w:left="510" w:hanging="510"/>
+      </w:pPr>
+      <w:r>
+        <w:rPr>
+          <w:b/>
+          <w:i w:val="0"/>
+        </w:rPr>
+        <w:t>26.</w:t>
+      </w:r>
+      <w:r>
+        <w:t xml:space="preserve"> Махалакшми, мать мира, вспоминая лотосные стопы Кришны, оставила тело в небесной реке, чтобы уйти к своему Господу.</w:t>
+      </w:r>
+    </w:p>
+    <w:p>
+      <w:pPr>
+        <w:spacing w:after="60"/>
+        <w:ind w:left="510" w:hanging="510"/>
+      </w:pPr>
+      <w:r>
+        <w:rPr>
+          <w:b/>
+          <w:i w:val="0"/>
+        </w:rPr>
+        <w:t>27.</w:t>
+      </w:r>
+      <w:r>
+        <w:t xml:space="preserve"> И она отправилась в свою прекрасную обитель, недостижимую для Индры и прочих богов, само воплощение всякого блага, —</w:t>
+      </w:r>
+    </w:p>
+    <w:p>
+      <w:pPr>
+        <w:spacing w:after="60"/>
+        <w:ind w:left="510" w:hanging="510"/>
+      </w:pPr>
+      <w:r>
+        <w:rPr>
+          <w:b/>
+          <w:i w:val="0"/>
+        </w:rPr>
+        <w:t>28.</w:t>
+      </w:r>
+      <w:r>
+        <w:t xml:space="preserve"> Лакшми, наделённая высшим великолепием, — в обитель, которой поклоняются миры.</w:t>
+      </w:r>
+    </w:p>
+    <w:p>
+      <w:pPr>
+        <w:spacing w:after="60"/>
+        <w:jc w:val="both"/>
+      </w:pPr>
+      <w:r>
+        <w:rPr>
+          <w:b w:val="0"/>
+          <w:i/>
+        </w:rPr>
+        <w:t>Так заканчивается одиннадцатая сарга, «Торжество ухода Шри Лакшми» (Шри-лакшми-виджая-утсава)&lt;super&gt;7&lt;/super&gt;, первой пракрамы великой поэмы «Шри Кришна-чайтанья-чаритамрита».</w:t>
+      </w:r>
+    </w:p>
+    <w:p>
+      <w:pPr>
+        <w:spacing w:after="60"/>
+        <w:ind w:left="283"/>
+      </w:pPr>
+      <w:r>
+        <w:rPr>
+          <w:b/>
+          <w:i w:val="0"/>
+          <w:sz w:val="18"/>
+        </w:rPr>
+        <w:t>1.</w:t>
+      </w:r>
+      <w:r>
+        <w:rPr>
+          <w:sz w:val="18"/>
+        </w:rPr>
+        <w:t xml:space="preserve"> То есть не могли наглядеться на Него.</w:t>
+      </w:r>
+    </w:p>
+    <w:p>
+      <w:pPr>
+        <w:spacing w:after="60"/>
+        <w:ind w:left="283"/>
+      </w:pPr>
+      <w:r>
+        <w:rPr>
+          <w:b/>
+          <w:i w:val="0"/>
+          <w:sz w:val="18"/>
+        </w:rPr>
+        <w:t>2.</w:t>
+      </w:r>
+      <w:r>
+        <w:rPr>
+          <w:sz w:val="18"/>
+        </w:rPr>
+        <w:t xml:space="preserve"> Девушки поклоняются Шиве (Шанкаре), чтобы обрести достойного мужа.</w:t>
+      </w:r>
+    </w:p>
+    <w:p>
+      <w:pPr>
+        <w:spacing w:after="60"/>
+        <w:ind w:left="283"/>
+      </w:pPr>
+      <w:r>
+        <w:rPr>
+          <w:b/>
+          <w:i w:val="0"/>
+          <w:sz w:val="18"/>
+        </w:rPr>
+        <w:t>3.</w:t>
+      </w:r>
+      <w:r>
+        <w:rPr>
+          <w:sz w:val="18"/>
+        </w:rPr>
+        <w:t xml:space="preserve"> Падмавати (Падма) — главный рукав Ганги в Восточной Бенгалии.</w:t>
+      </w:r>
+    </w:p>
+    <w:p>
+      <w:pPr>
+        <w:spacing w:after="60"/>
+        <w:ind w:left="283"/>
+      </w:pPr>
+      <w:r>
+        <w:rPr>
+          <w:b/>
+          <w:i w:val="0"/>
+          <w:sz w:val="18"/>
+        </w:rPr>
+        <w:t>4.</w:t>
+      </w:r>
+      <w:r>
+        <w:rPr>
+          <w:sz w:val="18"/>
+        </w:rPr>
+        <w:t xml:space="preserve"> Макара — мифическое водное чудовище, ездовое животное Варуны и Ганги.</w:t>
+      </w:r>
+    </w:p>
+    <w:p>
+      <w:pPr>
+        <w:spacing w:after="60"/>
+        <w:ind w:left="283"/>
+      </w:pPr>
+      <w:r>
+        <w:rPr>
+          <w:b/>
+          <w:i w:val="0"/>
+          <w:sz w:val="18"/>
+        </w:rPr>
+        <w:t>5.</w:t>
+      </w:r>
+      <w:r>
+        <w:rPr>
+          <w:sz w:val="18"/>
+        </w:rPr>
+        <w:t xml:space="preserve"> Мадху — демон, убитый Вишну; «Убийца Мадху» (Мадхуха) — имя Господа.</w:t>
+      </w:r>
+    </w:p>
+    <w:p>
+      <w:pPr>
+        <w:spacing w:after="60"/>
+        <w:ind w:left="283"/>
+      </w:pPr>
+      <w:r>
+        <w:rPr>
+          <w:b/>
+          <w:i w:val="0"/>
+          <w:sz w:val="18"/>
+        </w:rPr>
+        <w:t>6.</w:t>
+      </w:r>
+      <w:r>
+        <w:rPr>
+          <w:sz w:val="18"/>
+        </w:rPr>
+        <w:t xml:space="preserve"> Дочь Джахну (Джахнави) — Ганга.</w:t>
+      </w:r>
+    </w:p>
+    <w:p>
+      <w:pPr>
+        <w:spacing w:after="60"/>
+        <w:ind w:left="283"/>
+      </w:pPr>
+      <w:r>
+        <w:rPr>
+          <w:b/>
+          <w:i w:val="0"/>
+          <w:sz w:val="18"/>
+        </w:rPr>
+        <w:t>7.</w:t>
+      </w:r>
+      <w:r>
+        <w:rPr>
+          <w:sz w:val="18"/>
+        </w:rPr>
+        <w:t xml:space="preserve"> «Виджая» — здесь «уход, отшествие» (как в бенгальском употреблении о кончине святых).</w:t>
+      </w:r>
+    </w:p>
+    <w:p>
+      <w:pPr>
+        <w:pStyle w:val="Heading2"/>
+      </w:pPr>
+      <w:r>
+        <w:t>Пракрама 1, сарга 12. Утешение Шачи; уход Лакшми на небо</w:t>
+      </w:r>
+    </w:p>
+    <w:p>
+      <w:pPr>
+        <w:spacing w:after="60"/>
+        <w:jc w:val="both"/>
+      </w:pPr>
+      <w:r>
+        <w:rPr>
+          <w:b w:val="0"/>
+          <w:i/>
+        </w:rPr>
+        <w:t>Плач Шачи по невестке; возвращение Господа из Восточной Бенгалии; Шачи рассказывает о случившемся; Господь утешает мать рассказом о проклятой Индрой апсаре</w:t>
+      </w:r>
+    </w:p>
+    <w:p>
+      <w:pPr>
+        <w:spacing w:after="60"/>
+        <w:ind w:left="510" w:hanging="510"/>
+      </w:pPr>
+      <w:r>
+        <w:rPr>
+          <w:b/>
+          <w:i w:val="0"/>
+        </w:rPr>
+        <w:t>1.</w:t>
+      </w:r>
+      <w:r>
+        <w:t xml:space="preserve"> Тогда Шачи в скорби оплакивала свою невестку, преданную дхарме, и потоки слёз, льющихся из глаз, омывали ей грудь.</w:t>
+      </w:r>
+    </w:p>
+    <w:p>
+      <w:pPr>
+        <w:spacing w:after="60"/>
+        <w:ind w:left="510" w:hanging="510"/>
+      </w:pPr>
+      <w:r>
+        <w:rPr>
+          <w:b/>
+          <w:i w:val="0"/>
+        </w:rPr>
+        <w:t>2.</w:t>
+      </w:r>
+      <w:r>
+        <w:t xml:space="preserve"> Она говорила: «Низший из змей! Что за злое дело ты сотворил? Почему ты не ужалил своими страшными зубами меня, а пощадил мою невестку?</w:t>
+      </w:r>
+    </w:p>
+    <w:p>
+      <w:pPr>
+        <w:spacing w:after="60"/>
+        <w:ind w:left="510" w:hanging="510"/>
+      </w:pPr>
+      <w:r>
+        <w:rPr>
+          <w:b/>
+          <w:i w:val="0"/>
+        </w:rPr>
+        <w:t>3.</w:t>
+      </w:r>
+      <w:r>
+        <w:t xml:space="preserve"> Мой праведный сын поручил жене служить мне, а сам ушёл с толпой учеников добывать для меня богатство и зерно.</w:t>
+      </w:r>
+    </w:p>
+    <w:p>
+      <w:pPr>
+        <w:spacing w:after="60"/>
+        <w:ind w:left="510" w:hanging="510"/>
+      </w:pPr>
+      <w:r>
+        <w:rPr>
+          <w:b/>
+          <w:i w:val="0"/>
+        </w:rPr>
+        <w:t>4.</w:t>
+      </w:r>
+      <w:r>
+        <w:t xml:space="preserve"> Как же я, лишившись невестки, взгляну теперь в лицо сыну?» Так горько оплакав её, охваченная скорбью, она оставила (тело) благородной невестки и велела:</w:t>
+      </w:r>
+    </w:p>
+    <w:p>
+      <w:pPr>
+        <w:spacing w:after="60"/>
+        <w:ind w:left="510" w:hanging="510"/>
+      </w:pPr>
+      <w:r>
+        <w:rPr>
+          <w:b/>
+          <w:i w:val="0"/>
+        </w:rPr>
+        <w:t>5.</w:t>
+      </w:r>
+      <w:r>
+        <w:t xml:space="preserve"> «Соверши подобающий нашему роду благой обряд». И родич затем совершил его. А Шачи пошла домой, роняя обильные слёзы из глаз, беспокойных от плача.</w:t>
+      </w:r>
+    </w:p>
+    <w:p>
+      <w:pPr>
+        <w:spacing w:after="60"/>
+        <w:ind w:left="510" w:hanging="510"/>
+      </w:pPr>
+      <w:r>
+        <w:rPr>
+          <w:b/>
+          <w:i w:val="0"/>
+        </w:rPr>
+        <w:t>6.</w:t>
+      </w:r>
+      <w:r>
+        <w:t xml:space="preserve"> Вскоре родные и друзья утешили её, и долго она пребывала словно бы в покое: вспоминала лицо своего сына, и уста её были полны имени Кришны.</w:t>
+      </w:r>
+    </w:p>
+    <w:p>
+      <w:pPr>
+        <w:spacing w:after="60"/>
+        <w:ind w:left="510" w:hanging="510"/>
+      </w:pPr>
+      <w:r>
+        <w:rPr>
+          <w:b/>
+          <w:i w:val="0"/>
+        </w:rPr>
+        <w:t>7.</w:t>
+      </w:r>
+      <w:r>
+        <w:t xml:space="preserve"> Через несколько дней Верховный Владыка, радостный, принёс к Себе домой дары великих праведников — серебро, золото и одежды.</w:t>
+      </w:r>
+    </w:p>
+    <w:p>
+      <w:pPr>
+        <w:spacing w:after="60"/>
+        <w:ind w:left="510" w:hanging="510"/>
+      </w:pPr>
+      <w:r>
+        <w:rPr>
+          <w:b/>
+          <w:i w:val="0"/>
+        </w:rPr>
+        <w:t>8.</w:t>
+      </w:r>
+      <w:r>
+        <w:t xml:space="preserve"> Увидев, что вернулся сын, сияющий, как полная луна, Шачи не слишком обрадовалась сердцем: она вышла к Нему, неся в сердце великую боль утраты невестки.</w:t>
+      </w:r>
+    </w:p>
+    <w:p>
+      <w:pPr>
+        <w:spacing w:after="60"/>
+        <w:ind w:left="510" w:hanging="510"/>
+      </w:pPr>
+      <w:r>
+        <w:rPr>
+          <w:b/>
+          <w:i w:val="0"/>
+        </w:rPr>
+        <w:t>9.</w:t>
+      </w:r>
+      <w:r>
+        <w:t xml:space="preserve"> Лотосоокий, увидев Шачи, пал к её стопам и возложил пыль с её стоп Себе на голову; а взглянув на лицо матери, совсем потускневшее, очень удивился.</w:t>
+      </w:r>
+    </w:p>
+    <w:p>
+      <w:pPr>
+        <w:spacing w:after="60"/>
+        <w:ind w:left="510" w:hanging="510"/>
+      </w:pPr>
+      <w:r>
+        <w:rPr>
+          <w:b/>
+          <w:i w:val="0"/>
+        </w:rPr>
+        <w:t>10.</w:t>
+      </w:r>
+      <w:r>
+        <w:t xml:space="preserve"> Безгрешный преподнёс ей всё добытое богатство и сказал, окропляя слова нектаром улыбки: «Скажи, мама, отчего у тебя сегодня такое безрадостное лицо? Как там невестка?»</w:t>
+      </w:r>
+    </w:p>
+    <w:p>
+      <w:pPr>
+        <w:spacing w:after="60"/>
+        <w:ind w:left="510" w:hanging="510"/>
+      </w:pPr>
+      <w:r>
+        <w:rPr>
+          <w:b/>
+          <w:i w:val="0"/>
+        </w:rPr>
+        <w:t>11.</w:t>
+      </w:r>
+      <w:r>
+        <w:t xml:space="preserve"> Обрадованная этими нектарными словами, Шачи голосом, прерывавшимся при воспоминании о дивной невестке, от всего сердца рассказала всю повесть о ней, и из её лотосных глаз катились капли слёз.</w:t>
+      </w:r>
+    </w:p>
+    <w:p>
+      <w:pPr>
+        <w:spacing w:after="60"/>
+        <w:ind w:left="510" w:hanging="510"/>
+      </w:pPr>
+      <w:r>
+        <w:rPr>
+          <w:b/>
+          <w:i w:val="0"/>
+        </w:rPr>
+        <w:t>12.</w:t>
+      </w:r>
+      <w:r>
+        <w:t xml:space="preserve"> И тотчас глаза Его увлажнились, а тело исполнилось и скорби, и радости</w:t>
+      </w:r>
+      <w:r>
+        <w:rPr>
+          <w:b w:val="0"/>
+          <w:i w:val="0"/>
+          <w:vertAlign w:val="superscript"/>
+        </w:rPr>
+        <w:t>1</w:t>
+      </w:r>
+      <w:r>
+        <w:t>. Выслушав такие слова, Мадхусудана ответил матери, глядя на неё глазами, влажными от сострадания.</w:t>
+      </w:r>
+    </w:p>
+    <w:p>
+      <w:pPr>
+        <w:spacing w:after="60"/>
+        <w:ind w:left="510" w:hanging="510"/>
+      </w:pPr>
+      <w:r>
+        <w:rPr>
+          <w:b/>
+          <w:i w:val="0"/>
+        </w:rPr>
+        <w:t>13.</w:t>
+      </w:r>
+      <w:r>
+        <w:t xml:space="preserve"> Скрывая всё словами, способными утаить Его Самого, Владыка мира сказал: «Слушай, как эта апсара, небесная дева, недавно сошла на землю.</w:t>
+      </w:r>
+    </w:p>
+    <w:p>
+      <w:pPr>
+        <w:spacing w:after="60"/>
+        <w:ind w:left="510" w:hanging="510"/>
+      </w:pPr>
+      <w:r>
+        <w:rPr>
+          <w:b/>
+          <w:i w:val="0"/>
+        </w:rPr>
+        <w:t>14.</w:t>
+      </w:r>
+      <w:r>
+        <w:t xml:space="preserve"> Однажды в собрании Магхавана</w:t>
+      </w:r>
+      <w:r>
+        <w:rPr>
+          <w:b w:val="0"/>
+          <w:i w:val="0"/>
+          <w:vertAlign w:val="superscript"/>
+        </w:rPr>
+        <w:t>2</w:t>
+      </w:r>
+      <w:r>
+        <w:t xml:space="preserve"> луноликая апсара по воле судьбы на миг сбилась с шага в танце. Увидев это и рассудив, владыка богов проклял её: „Стань дочерью человека!“</w:t>
+      </w:r>
+    </w:p>
+    <w:p>
+      <w:pPr>
+        <w:spacing w:after="60"/>
+        <w:ind w:left="510" w:hanging="510"/>
+      </w:pPr>
+      <w:r>
+        <w:rPr>
+          <w:b/>
+          <w:i w:val="0"/>
+        </w:rPr>
+        <w:t>15.</w:t>
+      </w:r>
+      <w:r>
+        <w:t xml:space="preserve"> Тогда она пала к его стопам, и он сказал ей: „Стань супругой Владыки всего, о прекрасная! Изведав сияющие стопы Хари, недоступные и богам, ты снова вернёшься сюда —</w:t>
+      </w:r>
+    </w:p>
+    <w:p>
+      <w:pPr>
+        <w:spacing w:after="60"/>
+        <w:ind w:left="510" w:hanging="510"/>
+      </w:pPr>
+      <w:r>
+        <w:rPr>
+          <w:b/>
+          <w:i w:val="0"/>
+        </w:rPr>
+        <w:t>16.</w:t>
+      </w:r>
+      <w:r>
+        <w:t xml:space="preserve"> о, вернёшься! Иди же, прекраснейшая!“ Слова владыки богов её очень обрадовали. И вот теперь в водах реки богов она сбросила грех, рождённый проклятием владыки богов, и ушла.</w:t>
+      </w:r>
+    </w:p>
+    <w:p>
+      <w:pPr>
+        <w:spacing w:after="60"/>
+        <w:ind w:left="510" w:hanging="510"/>
+      </w:pPr>
+      <w:r>
+        <w:rPr>
+          <w:b/>
+          <w:i w:val="0"/>
+        </w:rPr>
+        <w:t>17.</w:t>
+      </w:r>
+      <w:r>
+        <w:t xml:space="preserve"> Или же то была Сама Владычица мира в облике Лакшми, и она ушла к лотосным стопам своего Господа</w:t>
+      </w:r>
+      <w:r>
+        <w:rPr>
+          <w:b w:val="0"/>
+          <w:i w:val="0"/>
+          <w:vertAlign w:val="superscript"/>
+        </w:rPr>
+        <w:t>3</w:t>
+      </w:r>
+      <w:r>
+        <w:t>. Довольно же скорби: чему суждено, то и сбывается, — весь мир сотворён Временем».</w:t>
+      </w:r>
+    </w:p>
+    <w:p>
+      <w:pPr>
+        <w:spacing w:after="60"/>
+        <w:ind w:left="510" w:hanging="510"/>
+      </w:pPr>
+      <w:r>
+        <w:rPr>
+          <w:b/>
+          <w:i w:val="0"/>
+        </w:rPr>
+        <w:t>18.</w:t>
+      </w:r>
+      <w:r>
+        <w:t xml:space="preserve"> Выслушав эти слова луноликого сына, Шачи оставила скорбь. Так Хари, приняв природу человека, скрывал Своё явленное величие.</w:t>
+      </w:r>
+    </w:p>
+    <w:p>
+      <w:pPr>
+        <w:spacing w:after="60"/>
+        <w:ind w:left="510" w:hanging="510"/>
+      </w:pPr>
+      <w:r>
+        <w:rPr>
+          <w:b/>
+          <w:i w:val="0"/>
+        </w:rPr>
+        <w:t>19.</w:t>
+      </w:r>
+      <w:r>
+        <w:t xml:space="preserve"> И нет ничего удивительного в том, что Сам Бхагаван поведал сказание о богах, — Он, силою Чьего могущества Прародитель творит, а Ишвара разрушает три мира</w:t>
+      </w:r>
+      <w:r>
+        <w:rPr>
+          <w:b w:val="0"/>
+          <w:i w:val="0"/>
+          <w:vertAlign w:val="superscript"/>
+        </w:rPr>
+        <w:t>4</w:t>
+      </w:r>
+      <w:r>
+        <w:t>.</w:t>
+      </w:r>
+    </w:p>
+    <w:p>
+      <w:pPr>
+        <w:spacing w:after="60"/>
+        <w:jc w:val="both"/>
+      </w:pPr>
+      <w:r>
+        <w:rPr>
+          <w:b w:val="0"/>
+          <w:i/>
+        </w:rPr>
+        <w:t>Так заканчивается двенадцатая сарга, «Утешение Шри Шачи; уход Лакшми на небо» (Шри-шачи-шока-апанодана, Лакшми-сварга-гамана), первой пракрамы великой поэмы «Шри Кришна-чайтанья-чаритамрита».</w:t>
+      </w:r>
+    </w:p>
+    <w:p>
+      <w:pPr>
+        <w:spacing w:after="60"/>
+        <w:ind w:left="283"/>
+      </w:pPr>
+      <w:r>
+        <w:rPr>
+          <w:b/>
+          <w:i w:val="0"/>
+          <w:sz w:val="18"/>
+        </w:rPr>
+        <w:t>1.</w:t>
+      </w:r>
+      <w:r>
+        <w:rPr>
+          <w:sz w:val="18"/>
+        </w:rPr>
+        <w:t xml:space="preserve"> Начало шлоки испорчено во всех свидетелях; перевод предположителен.</w:t>
+      </w:r>
+    </w:p>
+    <w:p>
+      <w:pPr>
+        <w:spacing w:after="60"/>
+        <w:ind w:left="283"/>
+      </w:pPr>
+      <w:r>
+        <w:rPr>
+          <w:b/>
+          <w:i w:val="0"/>
+          <w:sz w:val="18"/>
+        </w:rPr>
+        <w:t>2.</w:t>
+      </w:r>
+      <w:r>
+        <w:rPr>
+          <w:sz w:val="18"/>
+        </w:rPr>
+        <w:t xml:space="preserve"> Магхаван — Индра, царь богов.</w:t>
+      </w:r>
+    </w:p>
+    <w:p>
+      <w:pPr>
+        <w:spacing w:after="60"/>
+        <w:ind w:left="283"/>
+      </w:pPr>
+      <w:r>
+        <w:rPr>
+          <w:b/>
+          <w:i w:val="0"/>
+          <w:sz w:val="18"/>
+        </w:rPr>
+        <w:t>3.</w:t>
+      </w:r>
+      <w:r>
+        <w:rPr>
+          <w:sz w:val="18"/>
+        </w:rPr>
+        <w:t xml:space="preserve"> Сначала Господь рассказывает «скрывающую» историю об апсаре (шл. 13), а затем намекает на истину: Его супруга — Сама Лакшми.</w:t>
+      </w:r>
+    </w:p>
+    <w:p>
+      <w:pPr>
+        <w:spacing w:after="60"/>
+        <w:ind w:left="283"/>
+      </w:pPr>
+      <w:r>
+        <w:rPr>
+          <w:b/>
+          <w:i w:val="0"/>
+          <w:sz w:val="18"/>
+        </w:rPr>
+        <w:t>4.</w:t>
+      </w:r>
+      <w:r>
+        <w:rPr>
+          <w:sz w:val="18"/>
+        </w:rPr>
+        <w:t xml:space="preserve"> Прародитель — Брахма; Ишвара — Шива.</w:t>
       </w:r>
     </w:p>
     <w:sectPr>

--- a/murari-gupta/Murari-Gupta-Kadacha-ru.docx
+++ b/murari-gupta/Murari-Gupta-Kadacha-ru.docx
@@ -252,6 +252,42 @@
       </w:r>
     </w:p>
     <w:p>
+      <w:pPr>
+        <w:spacing w:after="60"/>
+        <w:ind w:left="340"/>
+      </w:pPr>
+      <w:r>
+        <w:t>• Пракрама 1, сарга 13. Бракосочетание Шри Вишнуприи: утешение Шри Санатаны</w:t>
+      </w:r>
+    </w:p>
+    <w:p>
+      <w:pPr>
+        <w:spacing w:after="60"/>
+        <w:ind w:left="340"/>
+      </w:pPr>
+      <w:r>
+        <w:t>• Пракрама 1, сарга 14. Бракосочетание Шри Вишнуприи</w:t>
+      </w:r>
+    </w:p>
+    <w:p>
+      <w:pPr>
+        <w:spacing w:after="60"/>
+        <w:ind w:left="340"/>
+      </w:pPr>
+      <w:r>
+        <w:t>• Пракрама 1, сарга 15. Встреча со Шримад Ишварой Пури</w:t>
+      </w:r>
+    </w:p>
+    <w:p>
+      <w:pPr>
+        <w:spacing w:after="60"/>
+        <w:ind w:left="340"/>
+      </w:pPr>
+      <w:r>
+        <w:t>• Пракрама 1, сарга 16. Путешествие в Гаю</w:t>
+      </w:r>
+    </w:p>
+    <w:p>
       <w:r>
         <w:br w:type="page"/>
       </w:r>
@@ -8544,6 +8580,2701 @@
           <w:sz w:val="18"/>
         </w:rPr>
         <w:t xml:space="preserve"> Прародитель — Брахма; Ишвара — Шива.</w:t>
+      </w:r>
+    </w:p>
+    <w:p>
+      <w:pPr>
+        <w:pStyle w:val="Heading2"/>
+      </w:pPr>
+      <w:r>
+        <w:t>Пракрама 1, сарга 13. Бракосочетание Шри Вишнуприи: утешение Шри Санатаны</w:t>
+      </w:r>
+    </w:p>
+    <w:p>
+      <w:pPr>
+        <w:spacing w:after="60"/>
+        <w:jc w:val="both"/>
+      </w:pPr>
+      <w:r>
+        <w:rPr>
+          <w:b w:val="0"/>
+          <w:i/>
+        </w:rPr>
+        <w:t>Шачи сватает за сына дочь Санатаны Мишры; сговор и приготовления; Господь притворяется, будто ничего не знает о свадьбе, и опечаленный Санатана с женой смиряются; Господь снимает их скорбь</w:t>
+      </w:r>
+    </w:p>
+    <w:p>
+      <w:pPr>
+        <w:spacing w:after="60"/>
+        <w:ind w:left="510" w:hanging="510"/>
+      </w:pPr>
+      <w:r>
+        <w:rPr>
+          <w:b/>
+          <w:i w:val="0"/>
+        </w:rPr>
+        <w:t>1.</w:t>
+      </w:r>
+      <w:r>
+        <w:t xml:space="preserve"> Затем Господь жил в Своём прекрасном доме с матерью, добрыми людьми и родными и радовался, словно Пурандара</w:t>
+      </w:r>
+      <w:r>
+        <w:rPr>
+          <w:b w:val="0"/>
+          <w:i w:val="0"/>
+          <w:vertAlign w:val="superscript"/>
+        </w:rPr>
+        <w:t>1</w:t>
+      </w:r>
+      <w:r>
+        <w:t xml:space="preserve"> с Адити среди богов.</w:t>
+      </w:r>
+    </w:p>
+    <w:p>
+      <w:pPr>
+        <w:spacing w:after="60"/>
+        <w:ind w:left="510" w:hanging="510"/>
+      </w:pPr>
+      <w:r>
+        <w:rPr>
+          <w:b/>
+          <w:i w:val="0"/>
+        </w:rPr>
+        <w:t>2.</w:t>
+      </w:r>
+      <w:r>
+        <w:t xml:space="preserve"> Однажды Шачи, поразмыслив о том, чтобы женить сына, сказала Кашинатхе, лучшему из брахманов: «Ступай сейчас же</w:t>
+      </w:r>
+    </w:p>
+    <w:p>
+      <w:pPr>
+        <w:spacing w:after="60"/>
+        <w:ind w:left="510" w:hanging="510"/>
+      </w:pPr>
+      <w:r>
+        <w:rPr>
+          <w:b/>
+          <w:i w:val="0"/>
+        </w:rPr>
+        <w:t>3.</w:t>
+      </w:r>
+      <w:r>
+        <w:t xml:space="preserve"> к почтенному брахману Санатане, учёному пандиту, лучшему из праведников, и скажи ему, чтобы он по обряду отдал свою дочь за моего сына».</w:t>
+      </w:r>
+    </w:p>
+    <w:p>
+      <w:pPr>
+        <w:spacing w:after="60"/>
+        <w:ind w:left="510" w:hanging="510"/>
+      </w:pPr>
+      <w:r>
+        <w:rPr>
+          <w:b/>
+          <w:i w:val="0"/>
+        </w:rPr>
+        <w:t>4.</w:t>
+      </w:r>
+      <w:r>
+        <w:t xml:space="preserve"> Выслушав её слова, превосходный брахман Кашинатха передал всё это великодушному пандиту.</w:t>
+      </w:r>
+    </w:p>
+    <w:p>
+      <w:pPr>
+        <w:spacing w:after="60"/>
+        <w:ind w:left="510" w:hanging="510"/>
+      </w:pPr>
+      <w:r>
+        <w:rPr>
+          <w:b/>
+          <w:i w:val="0"/>
+        </w:rPr>
+        <w:t>5.</w:t>
+      </w:r>
+      <w:r>
+        <w:t xml:space="preserve"> (Тот ответил:) «Ступай, о тигр среди дваждырождённых. Когда мы рассудим, что следует сделать, и назначим время, мы пошлём (к вам) достойного брахмана».</w:t>
+      </w:r>
+    </w:p>
+    <w:p>
+      <w:pPr>
+        <w:spacing w:after="60"/>
+        <w:ind w:left="510" w:hanging="510"/>
+      </w:pPr>
+      <w:r>
+        <w:rPr>
+          <w:b/>
+          <w:i w:val="0"/>
+        </w:rPr>
+        <w:t>6.</w:t>
+      </w:r>
+      <w:r>
+        <w:t xml:space="preserve"> Выслушав всё, он посоветовался с женой и родными, решил, что так и надлежит сделать, и тогда сказал (это) Кашинатхе.</w:t>
+      </w:r>
+    </w:p>
+    <w:p>
+      <w:pPr>
+        <w:spacing w:after="60"/>
+        <w:ind w:left="510" w:hanging="510"/>
+      </w:pPr>
+      <w:r>
+        <w:rPr>
+          <w:b/>
+          <w:i w:val="0"/>
+        </w:rPr>
+        <w:t>7.</w:t>
+      </w:r>
+      <w:r>
+        <w:t xml:space="preserve"> Услышав его слова, Кашинатха вернулся и всё в точности передал Шачи, и она очень обрадовалась.</w:t>
+      </w:r>
+    </w:p>
+    <w:p>
+      <w:pPr>
+        <w:spacing w:after="60"/>
+        <w:ind w:left="510" w:hanging="510"/>
+      </w:pPr>
+      <w:r>
+        <w:rPr>
+          <w:b/>
+          <w:i w:val="0"/>
+        </w:rPr>
+        <w:t>8.</w:t>
+      </w:r>
+      <w:r>
+        <w:t xml:space="preserve"> Спустя некоторое время пандит Шри Санатана — чистый, преданный благочестивому обиходу, вайшнав, покровитель людей,</w:t>
+      </w:r>
+    </w:p>
+    <w:p>
+      <w:pPr>
+        <w:spacing w:after="60"/>
+        <w:ind w:left="510" w:hanging="510"/>
+      </w:pPr>
+      <w:r>
+        <w:rPr>
+          <w:b/>
+          <w:i w:val="0"/>
+        </w:rPr>
+        <w:t>9.</w:t>
+      </w:r>
+      <w:r>
+        <w:t xml:space="preserve"> милосердный и гостеприимный, добронравный, ласковый в речах и чистый, — послал одного брахмана. Тот пришёл, поклонился Шачи</w:t>
+      </w:r>
+    </w:p>
+    <w:p>
+      <w:pPr>
+        <w:spacing w:after="60"/>
+        <w:ind w:left="510" w:hanging="510"/>
+      </w:pPr>
+      <w:r>
+        <w:rPr>
+          <w:b/>
+          <w:i w:val="0"/>
+        </w:rPr>
+        <w:t>10.</w:t>
+      </w:r>
+      <w:r>
+        <w:t xml:space="preserve"> и сказал ей: «О праведная! Пандит Шри Санатана просит позволения отдать за твоего сына, учёного и великодушного,</w:t>
+      </w:r>
+    </w:p>
+    <w:p>
+      <w:pPr>
+        <w:spacing w:after="60"/>
+        <w:ind w:left="510" w:hanging="510"/>
+      </w:pPr>
+      <w:r>
+        <w:rPr>
+          <w:b/>
+          <w:i w:val="0"/>
+        </w:rPr>
+        <w:t>11.</w:t>
+      </w:r>
+      <w:r>
+        <w:t xml:space="preserve"> свою дочь, наделённую всеми достоинствами, красотой и благородством». Тогда обрадованная праведная Шачи ответила:</w:t>
+      </w:r>
+    </w:p>
+    <w:p>
+      <w:pPr>
+        <w:spacing w:after="60"/>
+        <w:ind w:left="510" w:hanging="510"/>
+      </w:pPr>
+      <w:r>
+        <w:rPr>
+          <w:b/>
+          <w:i w:val="0"/>
+        </w:rPr>
+        <w:t>12.</w:t>
+      </w:r>
+      <w:r>
+        <w:t xml:space="preserve"> «Мне этот союз, оплот всех добрых достоинств, всегда был по сердцу. Его непременно нужно совершить в благоприятный час», — так сказала она ему.</w:t>
+      </w:r>
+    </w:p>
+    <w:p>
+      <w:pPr>
+        <w:spacing w:after="60"/>
+        <w:ind w:left="510" w:hanging="510"/>
+      </w:pPr>
+      <w:r>
+        <w:rPr>
+          <w:b/>
+          <w:i w:val="0"/>
+        </w:rPr>
+        <w:t>13.</w:t>
+      </w:r>
+      <w:r>
+        <w:t xml:space="preserve"> Тогда обрадованный лучший из брахманов сказал сладкой речью: «Обретя мужем твоего сына, исполненного красы, пусть Вишнуприя оправдает своё имя</w:t>
+      </w:r>
+      <w:r>
+        <w:rPr>
+          <w:b w:val="0"/>
+          <w:i w:val="0"/>
+          <w:vertAlign w:val="superscript"/>
+        </w:rPr>
+        <w:t>2</w:t>
+      </w:r>
+      <w:r>
+        <w:t>.</w:t>
+      </w:r>
+    </w:p>
+    <w:p>
+      <w:pPr>
+        <w:spacing w:after="60"/>
+        <w:ind w:left="510" w:hanging="510"/>
+      </w:pPr>
+      <w:r>
+        <w:rPr>
+          <w:b/>
+          <w:i w:val="0"/>
+        </w:rPr>
+        <w:t>14.</w:t>
+      </w:r>
+      <w:r>
+        <w:t xml:space="preserve"> А Шримад Вишвамбхара Прабху, взяв её в жёны, пусть будет так же блажен,</w:t>
+      </w:r>
+    </w:p>
+    <w:p>
+      <w:pPr>
+        <w:spacing w:after="60"/>
+        <w:ind w:left="510" w:hanging="510"/>
+      </w:pPr>
+      <w:r>
+        <w:rPr>
+          <w:b/>
+          <w:i w:val="0"/>
+        </w:rPr>
+        <w:t>15.</w:t>
+      </w:r>
+      <w:r>
+        <w:t xml:space="preserve"> как был блажен Кришна, обретя Рукмини. Правду тебе говорю». Выслушав эти слова лучшего из брахманов, Шачи исполнилась радости.</w:t>
+      </w:r>
+    </w:p>
+    <w:p>
+      <w:pPr>
+        <w:spacing w:after="60"/>
+        <w:ind w:left="510" w:hanging="510"/>
+      </w:pPr>
+      <w:r>
+        <w:rPr>
+          <w:b/>
+          <w:i w:val="0"/>
+        </w:rPr>
+        <w:t>16.</w:t>
+      </w:r>
+      <w:r>
+        <w:t xml:space="preserve"> Брахман вернулся и всё передал пандиту. Тогда, исполнившись радости, пандит Шри Санатана,</w:t>
+      </w:r>
+    </w:p>
+    <w:p>
+      <w:pPr>
+        <w:spacing w:after="60"/>
+        <w:ind w:left="510" w:hanging="510"/>
+      </w:pPr>
+      <w:r>
+        <w:rPr>
+          <w:b/>
+          <w:i w:val="0"/>
+        </w:rPr>
+        <w:t>17.</w:t>
+      </w:r>
+      <w:r>
+        <w:t xml:space="preserve"> человек дельный, поспешно собрал все припасы, украшения и прочее, а затем, узнав назначенный срок, приготовился совершить адхивасу.</w:t>
+      </w:r>
+    </w:p>
+    <w:p>
+      <w:pPr>
+        <w:spacing w:after="60"/>
+        <w:ind w:left="510" w:hanging="510"/>
+      </w:pPr>
+      <w:r>
+        <w:rPr>
+          <w:b/>
+          <w:i w:val="0"/>
+        </w:rPr>
+        <w:t>18.</w:t>
+      </w:r>
+      <w:r>
+        <w:t xml:space="preserve"> И тут пришёл звездочёт и смиренно сказал: «По дороге я с радостью встретил Шримад Вишвамбхару Прабху</w:t>
+      </w:r>
+    </w:p>
+    <w:p>
+      <w:pPr>
+        <w:spacing w:after="60"/>
+        <w:ind w:left="510" w:hanging="510"/>
+      </w:pPr>
+      <w:r>
+        <w:rPr>
+          <w:b/>
+          <w:i w:val="0"/>
+        </w:rPr>
+        <w:t>19.</w:t>
+      </w:r>
+      <w:r>
+        <w:t xml:space="preserve"> и спросил Его: „О Бхагаван, о Безгрешный, сегодня Твоя предсвадебная адхиваса. Почему же, дорогой, там видно промедление?“</w:t>
+      </w:r>
+    </w:p>
+    <w:p>
+      <w:pPr>
+        <w:spacing w:after="60"/>
+        <w:ind w:left="510" w:hanging="510"/>
+      </w:pPr>
+      <w:r>
+        <w:rPr>
+          <w:b/>
+          <w:i w:val="0"/>
+        </w:rPr>
+        <w:t>20.</w:t>
+      </w:r>
+      <w:r>
+        <w:t xml:space="preserve"> Услышав это, Господь, чей лотосный лик сиял улыбкой, ответил мне: „С чего ты взял? Чья свадьба? Скажи Мне“.</w:t>
+      </w:r>
+    </w:p>
+    <w:p>
+      <w:pPr>
+        <w:spacing w:after="60"/>
+        <w:ind w:left="510" w:hanging="510"/>
+      </w:pPr>
+      <w:r>
+        <w:rPr>
+          <w:b/>
+          <w:i w:val="0"/>
+        </w:rPr>
+        <w:t>21.</w:t>
+      </w:r>
+      <w:r>
+        <w:t xml:space="preserve"> Услышав от Него такие слова, я пришёл к тебе. Выслушай это и сделай, что подобает».</w:t>
+      </w:r>
+    </w:p>
+    <w:p>
+      <w:pPr>
+        <w:spacing w:after="60"/>
+        <w:ind w:left="510" w:hanging="510"/>
+      </w:pPr>
+      <w:r>
+        <w:rPr>
+          <w:b/>
+          <w:i w:val="0"/>
+        </w:rPr>
+        <w:t>22.</w:t>
+      </w:r>
+      <w:r>
+        <w:t xml:space="preserve"> Выслушав эти слова звездочёта, Шримат Санатана глубоко опечалился, но, собрав всю стойкость, сказал:</w:t>
+      </w:r>
+    </w:p>
+    <w:p>
+      <w:pPr>
+        <w:spacing w:after="60"/>
+        <w:ind w:left="510" w:hanging="510"/>
+      </w:pPr>
+      <w:r>
+        <w:rPr>
+          <w:b/>
+          <w:i w:val="0"/>
+        </w:rPr>
+        <w:t>23.</w:t>
+      </w:r>
+      <w:r>
+        <w:t xml:space="preserve"> «Я всё приготовил — и припасы, и украшения. И всё же, по вине судьбы, Он не выказал к этому уважения.</w:t>
+      </w:r>
+    </w:p>
+    <w:p>
+      <w:pPr>
+        <w:spacing w:after="60"/>
+        <w:ind w:left="510" w:hanging="510"/>
+      </w:pPr>
+      <w:r>
+        <w:rPr>
+          <w:b/>
+          <w:i w:val="0"/>
+        </w:rPr>
+        <w:t>24.</w:t>
+      </w:r>
+      <w:r>
+        <w:t xml:space="preserve"> Что же мне теперь делать? Ведь я ни в чём не провинился». Тогда его жена, чистая в своих обетах, — с встревоженным сердцем,</w:t>
+      </w:r>
+    </w:p>
+    <w:p>
+      <w:pPr>
+        <w:spacing w:after="60"/>
+        <w:ind w:left="510" w:hanging="510"/>
+      </w:pPr>
+      <w:r>
+        <w:rPr>
+          <w:b/>
+          <w:i w:val="0"/>
+        </w:rPr>
+        <w:t>25.</w:t>
+      </w:r>
+      <w:r>
+        <w:t xml:space="preserve"> рождённая в благородном роду, преданная Вишну, всецело посвятившая себя служению мужу, — сама опечаленная, обратилась к удручённому лучшему из пандитов.</w:t>
+      </w:r>
+    </w:p>
+    <w:p>
+      <w:pPr>
+        <w:spacing w:after="60"/>
+        <w:ind w:left="510" w:hanging="510"/>
+      </w:pPr>
+      <w:r>
+        <w:rPr>
+          <w:b/>
+          <w:i w:val="0"/>
+        </w:rPr>
+        <w:t>26.</w:t>
+      </w:r>
+      <w:r>
+        <w:t xml:space="preserve"> Верная жена сказала мужу: «Если Шримад Вишвамбхара Сам не делает этого, то здесь нет нашей вины. Отчего же ты, господин мой,</w:t>
+      </w:r>
+    </w:p>
+    <w:p>
+      <w:pPr>
+        <w:spacing w:after="60"/>
+        <w:ind w:left="510" w:hanging="510"/>
+      </w:pPr>
+      <w:r>
+        <w:rPr>
+          <w:b/>
+          <w:i w:val="0"/>
+        </w:rPr>
+        <w:t>27.</w:t>
+      </w:r>
+      <w:r>
+        <w:t xml:space="preserve"> так печалишься? Нам не подобает говорить ни малейшего слова: не нам настаивать на этом деле. Оставь печаль и будь счастлив».</w:t>
+      </w:r>
+    </w:p>
+    <w:p>
+      <w:pPr>
+        <w:spacing w:after="60"/>
+        <w:ind w:left="510" w:hanging="510"/>
+      </w:pPr>
+      <w:r>
+        <w:rPr>
+          <w:b/>
+          <w:i w:val="0"/>
+        </w:rPr>
+        <w:t>28.</w:t>
+      </w:r>
+      <w:r>
+        <w:t xml:space="preserve"> Выслушав эти слова любимой и проникшись к ней нежностью, он вместе с родными сказал: «Так и решено твёрдо:</w:t>
+      </w:r>
+    </w:p>
+    <w:p>
+      <w:pPr>
+        <w:spacing w:after="60"/>
+        <w:ind w:left="510" w:hanging="510"/>
+      </w:pPr>
+      <w:r>
+        <w:rPr>
+          <w:b/>
+          <w:i w:val="0"/>
+        </w:rPr>
+        <w:t>29.</w:t>
+      </w:r>
+      <w:r>
+        <w:t xml:space="preserve"> если лучший из брахманов не делает этого, не станем делать и мы». И тогда Бхагаван узнал, что чета брахманов в печали, —</w:t>
+      </w:r>
+    </w:p>
+    <w:p>
+      <w:pPr>
+        <w:spacing w:after="60"/>
+        <w:ind w:left="510" w:hanging="510"/>
+      </w:pPr>
+      <w:r>
+        <w:rPr>
+          <w:b/>
+          <w:i w:val="0"/>
+        </w:rPr>
+        <w:t>30.</w:t>
+      </w:r>
+      <w:r>
+        <w:t xml:space="preserve"> что они, преданные Вишну и чуждые зависти, охвачены досадой и стыдом, — и Господь Бхагаван, благосклонный к брахманам, снял их печаль.</w:t>
+      </w:r>
+    </w:p>
+    <w:p>
+      <w:pPr>
+        <w:spacing w:after="60"/>
+        <w:jc w:val="both"/>
+      </w:pPr>
+      <w:r>
+        <w:rPr>
+          <w:b w:val="0"/>
+          <w:i/>
+        </w:rPr>
+        <w:t>Так заканчивается тринадцатая сарга, «Утешение Шри Санатаны» (Шри-санатана-сантвана), в повести о бракосочетании Шри Вишнуприи, первой пракрамы великой поэмы «Шри Кришна-чайтанья-чаритамрита».</w:t>
+      </w:r>
+    </w:p>
+    <w:p>
+      <w:pPr>
+        <w:spacing w:after="60"/>
+        <w:ind w:left="283"/>
+      </w:pPr>
+      <w:r>
+        <w:rPr>
+          <w:b/>
+          <w:i w:val="0"/>
+          <w:sz w:val="18"/>
+        </w:rPr>
+        <w:t>1.</w:t>
+      </w:r>
+      <w:r>
+        <w:rPr>
+          <w:sz w:val="18"/>
+        </w:rPr>
+        <w:t xml:space="preserve"> Пурандара — Индра; Адити — мать Индры и других богов. Господь, живущий с матерью среди друзей, сравнивается с Индрой подле Адити среди богов.</w:t>
+      </w:r>
+    </w:p>
+    <w:p>
+      <w:pPr>
+        <w:spacing w:after="60"/>
+        <w:ind w:left="283"/>
+      </w:pPr>
+      <w:r>
+        <w:rPr>
+          <w:b/>
+          <w:i w:val="0"/>
+          <w:sz w:val="18"/>
+        </w:rPr>
+        <w:t>2.</w:t>
+      </w:r>
+      <w:r>
+        <w:rPr>
+          <w:sz w:val="18"/>
+        </w:rPr>
+        <w:t xml:space="preserve"> Имя Вишнуприя значит «возлюбленная Вишну».</w:t>
+      </w:r>
+    </w:p>
+    <w:p>
+      <w:pPr>
+        <w:pStyle w:val="Heading2"/>
+      </w:pPr>
+      <w:r>
+        <w:t>Пракрама 1, сарга 14. Бракосочетание Шри Вишнуприи</w:t>
+      </w:r>
+    </w:p>
+    <w:p>
+      <w:pPr>
+        <w:spacing w:after="60"/>
+        <w:jc w:val="both"/>
+      </w:pPr>
+      <w:r>
+        <w:rPr>
+          <w:b w:val="0"/>
+          <w:i/>
+        </w:rPr>
+        <w:t>Господь, сжалившись над Санатаной, соглашается на свадьбу; адхиваса жениха и невесты; свадебное шествие и обряд в доме Санатаны; Шачи встречает молодых дома</w:t>
+      </w:r>
+    </w:p>
+    <w:p>
+      <w:pPr>
+        <w:spacing w:after="60"/>
+        <w:ind w:left="510" w:hanging="510"/>
+      </w:pPr>
+      <w:r>
+        <w:rPr>
+          <w:b/>
+          <w:i w:val="0"/>
+        </w:rPr>
+        <w:t>1.</w:t>
+      </w:r>
+      <w:r>
+        <w:t xml:space="preserve"> Тогда Бхагаван Кришна, чьё сердце предано состраданию, вспомнив о их печали, послал к ним Своего брахмана</w:t>
+      </w:r>
+    </w:p>
+    <w:p>
+      <w:pPr>
+        <w:spacing w:after="60"/>
+        <w:ind w:left="510" w:hanging="510"/>
+      </w:pPr>
+      <w:r>
+        <w:rPr>
+          <w:b/>
+          <w:i w:val="0"/>
+        </w:rPr>
+        <w:t>2.</w:t>
+      </w:r>
+      <w:r>
+        <w:t xml:space="preserve"> и, словно обычный человек, умилостивил их сладкими речами из уст брахмана и решил взять в жёны их дочь.</w:t>
+      </w:r>
+    </w:p>
+    <w:p>
+      <w:pPr>
+        <w:spacing w:after="60"/>
+        <w:ind w:left="510" w:hanging="510"/>
+      </w:pPr>
+      <w:r>
+        <w:rPr>
+          <w:b/>
+          <w:i w:val="0"/>
+        </w:rPr>
+        <w:t>3.</w:t>
+      </w:r>
+      <w:r>
+        <w:t xml:space="preserve"> И вот настал благой день адхивасы, отмеченный счастливым сочетанием лагны, луны и накшатры</w:t>
+      </w:r>
+      <w:r>
+        <w:rPr>
+          <w:b w:val="0"/>
+          <w:i w:val="0"/>
+          <w:vertAlign w:val="superscript"/>
+        </w:rPr>
+        <w:t>1</w:t>
+      </w:r>
+      <w:r>
+        <w:t>. Собралось множество праведных брахманов,</w:t>
+      </w:r>
+    </w:p>
+    <w:p>
+      <w:pPr>
+        <w:spacing w:after="60"/>
+        <w:ind w:left="510" w:hanging="510"/>
+      </w:pPr>
+      <w:r>
+        <w:rPr>
+          <w:b/>
+          <w:i w:val="0"/>
+        </w:rPr>
+        <w:t>4.</w:t>
+      </w:r>
+      <w:r>
+        <w:t xml:space="preserve"> гремели мриданги и панавы, всё оглашалось звуками Вед, а стороны света были украшены благовониями, светильниками и стягами.</w:t>
+      </w:r>
+    </w:p>
+    <w:p>
+      <w:pPr>
+        <w:spacing w:after="60"/>
+        <w:ind w:left="510" w:hanging="510"/>
+      </w:pPr>
+      <w:r>
+        <w:rPr>
+          <w:b/>
+          <w:i w:val="0"/>
+        </w:rPr>
+        <w:t>5.</w:t>
+      </w:r>
+      <w:r>
+        <w:t xml:space="preserve"> Произнеся благопожелания и почтив предков и богов, Прабху вместе с брахманами совершил обряд адхивасы.</w:t>
+      </w:r>
+    </w:p>
+    <w:p>
+      <w:pPr>
+        <w:spacing w:after="60"/>
+        <w:ind w:left="510" w:hanging="510"/>
+      </w:pPr>
+      <w:r>
+        <w:rPr>
+          <w:b/>
+          <w:i w:val="0"/>
+        </w:rPr>
+        <w:t>6.</w:t>
+      </w:r>
+      <w:r>
+        <w:t xml:space="preserve"> Затем многославный Хари щедро одарил дваждырождённых и добрых людей сандалом, благовониями, тамбулой</w:t>
+      </w:r>
+      <w:r>
+        <w:rPr>
+          <w:b w:val="0"/>
+          <w:i w:val="0"/>
+          <w:vertAlign w:val="superscript"/>
+        </w:rPr>
+        <w:t>2</w:t>
+      </w:r>
+      <w:r>
+        <w:t xml:space="preserve"> и гирляндами.</w:t>
+      </w:r>
+    </w:p>
+    <w:p>
+      <w:pPr>
+        <w:spacing w:after="60"/>
+        <w:ind w:left="510" w:hanging="510"/>
+      </w:pPr>
+      <w:r>
+        <w:rPr>
+          <w:b/>
+          <w:i w:val="0"/>
+        </w:rPr>
+        <w:t>7.</w:t>
+      </w:r>
+      <w:r>
+        <w:t xml:space="preserve"> В это время пришёл почтенный Шри Санатана, благородный пандит, полный благоговения, с ликующей душой.</w:t>
+      </w:r>
+    </w:p>
+    <w:p>
+      <w:pPr>
+        <w:spacing w:after="60"/>
+        <w:ind w:left="510" w:hanging="510"/>
+      </w:pPr>
+      <w:r>
+        <w:rPr>
+          <w:b/>
+          <w:i w:val="0"/>
+        </w:rPr>
+        <w:t>8.</w:t>
+      </w:r>
+      <w:r>
+        <w:t xml:space="preserve"> Он прислал брахманов и праведных брахманских жён и по обряду велел совершить адхивасу своего великодушного зятя,</w:t>
+      </w:r>
+    </w:p>
+    <w:p>
+      <w:pPr>
+        <w:spacing w:after="60"/>
+        <w:ind w:left="510" w:hanging="510"/>
+      </w:pPr>
+      <w:r>
+        <w:rPr>
+          <w:b/>
+          <w:i w:val="0"/>
+        </w:rPr>
+        <w:t>9.</w:t>
+      </w:r>
+      <w:r>
+        <w:t xml:space="preserve"> а сам по обряду совершил адхивасу своей дочери и, погружённый в упоение великой радостью, не ведал мук мирского бытия.</w:t>
+      </w:r>
+    </w:p>
+    <w:p>
+      <w:pPr>
+        <w:spacing w:after="60"/>
+        <w:ind w:left="510" w:hanging="510"/>
+      </w:pPr>
+      <w:r>
+        <w:rPr>
+          <w:b/>
+          <w:i w:val="0"/>
+        </w:rPr>
+        <w:t>10.</w:t>
+      </w:r>
+      <w:r>
+        <w:t xml:space="preserve"> На следующее утро Бхагаван, окунувшись в воды Джахнави и совершив ежедневные обряды, пошёл дальше в окружении праведников.</w:t>
+      </w:r>
+    </w:p>
+    <w:p>
+      <w:pPr>
+        <w:spacing w:after="60"/>
+        <w:ind w:left="510" w:hanging="510"/>
+      </w:pPr>
+      <w:r>
+        <w:rPr>
+          <w:b/>
+          <w:i w:val="0"/>
+        </w:rPr>
+        <w:t>11.</w:t>
+      </w:r>
+      <w:r>
+        <w:t xml:space="preserve"> Когда Он, сосредоточенно почтив предков обрядом нандимукха</w:t>
+      </w:r>
+      <w:r>
+        <w:rPr>
+          <w:b w:val="0"/>
+          <w:i w:val="0"/>
+          <w:vertAlign w:val="superscript"/>
+        </w:rPr>
+        <w:t>3</w:t>
+      </w:r>
+      <w:r>
+        <w:t>, сидел, к Нему тотчас подошли полные сил сыновья брахманов</w:t>
+      </w:r>
+    </w:p>
+    <w:p>
+      <w:pPr>
+        <w:spacing w:after="60"/>
+        <w:ind w:left="510" w:hanging="510"/>
+      </w:pPr>
+      <w:r>
+        <w:rPr>
+          <w:b/>
+          <w:i w:val="0"/>
+        </w:rPr>
+        <w:t>12.</w:t>
+      </w:r>
+      <w:r>
+        <w:t xml:space="preserve"> и нарядили Шримад Вишвамбхару, Господа, сияющего, как миллионы солнц, в одежды, украшения и гирлянды, умастили благовониями и прочим.</w:t>
+      </w:r>
+    </w:p>
+    <w:p>
+      <w:pPr>
+        <w:spacing w:after="60"/>
+        <w:ind w:left="510" w:hanging="510"/>
+      </w:pPr>
+      <w:r>
+        <w:rPr>
+          <w:b/>
+          <w:i w:val="0"/>
+        </w:rPr>
+        <w:t>13.</w:t>
+      </w:r>
+      <w:r>
+        <w:t xml:space="preserve"> В тот же миг Шри Санатана Пандит поспешно украсил свою дочь одеждами, украшениями, гирляндами, благовониями и прочим</w:t>
+      </w:r>
+    </w:p>
+    <w:p>
+      <w:pPr>
+        <w:spacing w:after="60"/>
+        <w:ind w:left="510" w:hanging="510"/>
+      </w:pPr>
+      <w:r>
+        <w:rPr>
+          <w:b/>
+          <w:i w:val="0"/>
+        </w:rPr>
+        <w:t>14.</w:t>
+      </w:r>
+      <w:r>
+        <w:t xml:space="preserve"> и, зная, что настал час свадьбы, послал превосходных брахманов, чтобы с почётом привести зятя.</w:t>
+      </w:r>
+    </w:p>
+    <w:p>
+      <w:pPr>
+        <w:spacing w:after="60"/>
+        <w:ind w:left="510" w:hanging="510"/>
+      </w:pPr>
+      <w:r>
+        <w:rPr>
+          <w:b/>
+          <w:i w:val="0"/>
+        </w:rPr>
+        <w:t>15.</w:t>
+      </w:r>
+      <w:r>
+        <w:t xml:space="preserve"> Придя, лучшие из брахманов смиренно сказали: «Настал благой час Твоего бракосочетания.</w:t>
+      </w:r>
+    </w:p>
+    <w:p>
+      <w:pPr>
+        <w:spacing w:after="60"/>
+        <w:ind w:left="510" w:hanging="510"/>
+      </w:pPr>
+      <w:r>
+        <w:rPr>
+          <w:b/>
+          <w:i w:val="0"/>
+        </w:rPr>
+        <w:t>16.</w:t>
+      </w:r>
+      <w:r>
+        <w:t xml:space="preserve"> Выступай же с победой на благое дело, решайся идти в дом пандита! Кто может описать его счастье?»</w:t>
+      </w:r>
+    </w:p>
+    <w:p>
+      <w:pPr>
+        <w:spacing w:after="60"/>
+        <w:ind w:left="510" w:hanging="510"/>
+      </w:pPr>
+      <w:r>
+        <w:rPr>
+          <w:b/>
+          <w:i w:val="0"/>
+        </w:rPr>
+        <w:t>17.</w:t>
+      </w:r>
+      <w:r>
+        <w:t xml:space="preserve"> Выслушав слова брахманов, Бхагаван приветливо улыбнулся</w:t>
+      </w:r>
+      <w:r>
+        <w:rPr>
+          <w:b w:val="0"/>
+          <w:i w:val="0"/>
+          <w:vertAlign w:val="superscript"/>
+        </w:rPr>
+        <w:t>4</w:t>
+      </w:r>
+      <w:r>
+        <w:t>, тотчас поклонился матери, сел в носилки и радостно отправился в путь под клики «джая!», пение Вед, грохот мриданг и патах</w:t>
+      </w:r>
+    </w:p>
+    <w:p>
+      <w:pPr>
+        <w:spacing w:after="60"/>
+        <w:ind w:left="510" w:hanging="510"/>
+      </w:pPr>
+      <w:r>
+        <w:rPr>
+          <w:b/>
+          <w:i w:val="0"/>
+        </w:rPr>
+        <w:t>18.</w:t>
+      </w:r>
+      <w:r>
+        <w:t xml:space="preserve"> и звуки вин, панав, медных тарелок и прочего.</w:t>
+      </w:r>
+    </w:p>
+    <w:p>
+      <w:pPr>
+        <w:spacing w:after="60"/>
+        <w:ind w:left="510" w:hanging="510"/>
+      </w:pPr>
+      <w:r>
+        <w:rPr>
+          <w:b/>
+          <w:i w:val="0"/>
+        </w:rPr>
+        <w:t>19.</w:t>
+      </w:r>
+      <w:r>
+        <w:t xml:space="preserve"> В окружении рядов светильников и других огней, словно луна среди звёзд, Он сиял в носилках, белых, как лучи осенней луны:</w:t>
+      </w:r>
+    </w:p>
+    <w:p>
+      <w:pPr>
+        <w:spacing w:after="60"/>
+        <w:ind w:left="510" w:hanging="510"/>
+      </w:pPr>
+      <w:r>
+        <w:rPr>
+          <w:b/>
+          <w:i w:val="0"/>
+        </w:rPr>
+        <w:t>20.</w:t>
+      </w:r>
+      <w:r>
+        <w:t xml:space="preserve"> золотистый, как вторая вершина Меру посреди Молочного океана, Сам Хари явил красоту, чарующую весь мир.</w:t>
+      </w:r>
+    </w:p>
+    <w:p>
+      <w:pPr>
+        <w:spacing w:after="60"/>
+        <w:ind w:left="510" w:hanging="510"/>
+      </w:pPr>
+      <w:r>
+        <w:rPr>
+          <w:b/>
+          <w:i w:val="0"/>
+        </w:rPr>
+        <w:t>21.</w:t>
+      </w:r>
+      <w:r>
+        <w:t xml:space="preserve"> Увидев, что зять прибыл, (Санатана) — у него волосы встали дыбом от радости — поднялся, с почётом ввёл Его в дом, по обряду поднёс воду для омовения стоп и сиденье</w:t>
+      </w:r>
+    </w:p>
+    <w:p>
+      <w:pPr>
+        <w:spacing w:after="60"/>
+        <w:ind w:left="510" w:hanging="510"/>
+      </w:pPr>
+      <w:r>
+        <w:rPr>
+          <w:b/>
+          <w:i w:val="0"/>
+        </w:rPr>
+        <w:t>22.</w:t>
+      </w:r>
+      <w:r>
+        <w:t xml:space="preserve"> и почтил Его как жениха одеждами, гирляндами и умащениями. Тело Его было золотистым, как расплавленное золото, а на груди лежала гирлянда из малати —</w:t>
+      </w:r>
+    </w:p>
+    <w:p>
+      <w:pPr>
+        <w:spacing w:after="60"/>
+        <w:ind w:left="510" w:hanging="510"/>
+      </w:pPr>
+      <w:r>
+        <w:rPr>
+          <w:b/>
+          <w:i w:val="0"/>
+        </w:rPr>
+        <w:t>23.</w:t>
+      </w:r>
+      <w:r>
+        <w:t xml:space="preserve"> словно вершина Меру, по которой двумя потоками сбегает Ганга. Лицо Его было как восходящая полная луна, а глаза — как лотосы.</w:t>
+      </w:r>
+    </w:p>
+    <w:p>
+      <w:pPr>
+        <w:spacing w:after="60"/>
+        <w:ind w:left="510" w:hanging="510"/>
+      </w:pPr>
+      <w:r>
+        <w:rPr>
+          <w:b/>
+          <w:i w:val="0"/>
+        </w:rPr>
+        <w:t>24.</w:t>
+      </w:r>
+      <w:r>
+        <w:t xml:space="preserve"> Увидев зятя, тёща обрадовалась, и лицо её осветилось улыбкой. Она и собравшиеся брахманские жёны — со светильниками, свастиками, жареным рисом и другими благими дарами —</w:t>
+      </w:r>
+    </w:p>
+    <w:p>
+      <w:pPr>
+        <w:spacing w:after="60"/>
+        <w:ind w:left="510" w:hanging="510"/>
+      </w:pPr>
+      <w:r>
+        <w:rPr>
+          <w:b/>
+          <w:i w:val="0"/>
+        </w:rPr>
+        <w:t>25.</w:t>
+      </w:r>
+      <w:r>
+        <w:t xml:space="preserve"> радостно совершили над зятем обряд нирманчханы</w:t>
+      </w:r>
+      <w:r>
+        <w:rPr>
+          <w:b w:val="0"/>
+          <w:i w:val="0"/>
+          <w:vertAlign w:val="superscript"/>
+        </w:rPr>
+        <w:t>5</w:t>
+      </w:r>
+      <w:r>
+        <w:t>; исполненные высшего блаженства и весёлого оживления, они хорошо знали, что мило сердцу.</w:t>
+      </w:r>
+    </w:p>
+    <w:p>
+      <w:pPr>
+        <w:spacing w:after="60"/>
+        <w:ind w:left="510" w:hanging="510"/>
+      </w:pPr>
+      <w:r>
+        <w:rPr>
+          <w:b/>
+          <w:i w:val="0"/>
+        </w:rPr>
+        <w:t>26.</w:t>
+      </w:r>
+      <w:r>
+        <w:t xml:space="preserve"> Шри Санатана Пандит привёл свою дивную дочь и с полным сосредоточением вручил её у стоп зятя.</w:t>
+      </w:r>
+    </w:p>
+    <w:p>
+      <w:pPr>
+        <w:spacing w:after="60"/>
+        <w:ind w:left="510" w:hanging="510"/>
+      </w:pPr>
+      <w:r>
+        <w:rPr>
+          <w:b/>
+          <w:i w:val="0"/>
+        </w:rPr>
+        <w:t>27.</w:t>
+      </w:r>
+      <w:r>
+        <w:t xml:space="preserve"> Тогда, под клики «джая, джая!», звуки Вед из уст брахманов и гром множества инструментов, началось великое торжество.</w:t>
+      </w:r>
+    </w:p>
+    <w:p>
+      <w:pPr>
+        <w:spacing w:after="60"/>
+        <w:ind w:left="510" w:hanging="510"/>
+      </w:pPr>
+      <w:r>
+        <w:rPr>
+          <w:b/>
+          <w:i w:val="0"/>
+        </w:rPr>
+        <w:t>28.</w:t>
+      </w:r>
+      <w:r>
+        <w:t xml:space="preserve"> Вишну и Вишнуприя осыпали друг друга цветами: воочию снизошла Сама Великая Радость, Сам Всемогущий.</w:t>
+      </w:r>
+    </w:p>
+    <w:p>
+      <w:pPr>
+        <w:spacing w:after="60"/>
+        <w:ind w:left="510" w:hanging="510"/>
+      </w:pPr>
+      <w:r>
+        <w:rPr>
+          <w:b/>
+          <w:i w:val="0"/>
+        </w:rPr>
+        <w:t>29.</w:t>
+      </w:r>
+      <w:r>
+        <w:t xml:space="preserve"> Затем могучерукий Хари сел на светлое сиденье, покрытое чистым покрывалом, и рядом — прекрасная невеста,</w:t>
+      </w:r>
+    </w:p>
+    <w:p>
+      <w:pPr>
+        <w:spacing w:after="60"/>
+        <w:ind w:left="510" w:hanging="510"/>
+      </w:pPr>
+      <w:r>
+        <w:rPr>
+          <w:b/>
+          <w:i w:val="0"/>
+        </w:rPr>
+        <w:t>30.</w:t>
+      </w:r>
+      <w:r>
+        <w:t xml:space="preserve"> как Кришна в Дваравати с прекрасноликой Рукмини, и сияние их возрастало, как сияние луны и Рохини</w:t>
+      </w:r>
+      <w:r>
+        <w:rPr>
+          <w:b w:val="0"/>
+          <w:i w:val="0"/>
+          <w:vertAlign w:val="superscript"/>
+        </w:rPr>
+        <w:t>6</w:t>
+      </w:r>
+      <w:r>
+        <w:t>.</w:t>
+      </w:r>
+    </w:p>
+    <w:p>
+      <w:pPr>
+        <w:spacing w:after="60"/>
+        <w:ind w:left="510" w:hanging="510"/>
+      </w:pPr>
+      <w:r>
+        <w:rPr>
+          <w:b/>
+          <w:i w:val="0"/>
+        </w:rPr>
+        <w:t>31.</w:t>
+      </w:r>
+      <w:r>
+        <w:t xml:space="preserve"> Шри Санатана подошёл, по обряду вложил руку дочери в лотосную руку (Господа) и, отдав её, счёл, что жизнь его достигла цели.</w:t>
+      </w:r>
+    </w:p>
+    <w:p>
+      <w:pPr>
+        <w:spacing w:after="60"/>
+        <w:ind w:left="510" w:hanging="510"/>
+      </w:pPr>
+      <w:r>
+        <w:rPr>
+          <w:b/>
+          <w:i w:val="0"/>
+        </w:rPr>
+        <w:t>32.</w:t>
+      </w:r>
+      <w:r>
+        <w:t xml:space="preserve"> Когда свадьба завершилась и было устроено великое торжество, Учитель миров вернулся с женой в Свой дом.</w:t>
+      </w:r>
+    </w:p>
+    <w:p>
+      <w:pPr>
+        <w:spacing w:after="60"/>
+        <w:ind w:left="510" w:hanging="510"/>
+      </w:pPr>
+      <w:r>
+        <w:rPr>
+          <w:b/>
+          <w:i w:val="0"/>
+        </w:rPr>
+        <w:t>33.</w:t>
+      </w:r>
+      <w:r>
+        <w:t xml:space="preserve"> Увидев, что Он скоро пришёл домой вместе с невестой, приветствуемый земными богами</w:t>
+      </w:r>
+      <w:r>
+        <w:rPr>
+          <w:b w:val="0"/>
+          <w:i w:val="0"/>
+          <w:vertAlign w:val="superscript"/>
+        </w:rPr>
+        <w:t>7</w:t>
+      </w:r>
+      <w:r>
+        <w:t>, милая лицом мать Мурари</w:t>
+      </w:r>
+      <w:r>
+        <w:rPr>
+          <w:b w:val="0"/>
+          <w:i w:val="0"/>
+          <w:vertAlign w:val="superscript"/>
+        </w:rPr>
+        <w:t>8</w:t>
+      </w:r>
+      <w:r>
+        <w:t xml:space="preserve"> радостно совершила с праведными женщинами обряд вступления в дом.</w:t>
+      </w:r>
+    </w:p>
+    <w:p>
+      <w:pPr>
+        <w:spacing w:after="60"/>
+        <w:jc w:val="both"/>
+      </w:pPr>
+      <w:r>
+        <w:rPr>
+          <w:b w:val="0"/>
+          <w:i/>
+        </w:rPr>
+        <w:t>Так заканчивается четырнадцатая сарга, «Бракосочетание Шри Вишнуприи» (Шри-вишнуприя-виваха), первой пракрамы великой поэмы «Шри Кришна-чайтанья-чаритамрита».</w:t>
+      </w:r>
+    </w:p>
+    <w:p>
+      <w:pPr>
+        <w:spacing w:after="60"/>
+        <w:ind w:left="283"/>
+      </w:pPr>
+      <w:r>
+        <w:rPr>
+          <w:b/>
+          <w:i w:val="0"/>
+          <w:sz w:val="18"/>
+        </w:rPr>
+        <w:t>1.</w:t>
+      </w:r>
+      <w:r>
+        <w:rPr>
+          <w:sz w:val="18"/>
+        </w:rPr>
+        <w:t xml:space="preserve"> Лагна — восходящий знак зодиака в момент обряда; накшатра — лунный астеризм. Их благоприятное сочетание с луной определяет время свадьбы.</w:t>
+      </w:r>
+    </w:p>
+    <w:p>
+      <w:pPr>
+        <w:spacing w:after="60"/>
+        <w:ind w:left="283"/>
+      </w:pPr>
+      <w:r>
+        <w:rPr>
+          <w:b/>
+          <w:i w:val="0"/>
+          <w:sz w:val="18"/>
+        </w:rPr>
+        <w:t>2.</w:t>
+      </w:r>
+      <w:r>
+        <w:rPr>
+          <w:sz w:val="18"/>
+        </w:rPr>
+        <w:t xml:space="preserve"> Тамбула — бетель (листья с орехом арековой пальмы и пряностями), который подносят гостям.</w:t>
+      </w:r>
+    </w:p>
+    <w:p>
+      <w:pPr>
+        <w:spacing w:after="60"/>
+        <w:ind w:left="283"/>
+      </w:pPr>
+      <w:r>
+        <w:rPr>
+          <w:b/>
+          <w:i w:val="0"/>
+          <w:sz w:val="18"/>
+        </w:rPr>
+        <w:t>3.</w:t>
+      </w:r>
+      <w:r>
+        <w:rPr>
+          <w:sz w:val="18"/>
+        </w:rPr>
+        <w:t xml:space="preserve"> Нандимукха — предки, которых почитают особым обрядом (нандимукха-шраддха) перед свадьбой и другими радостными событиями.</w:t>
+      </w:r>
+    </w:p>
+    <w:p>
+      <w:pPr>
+        <w:spacing w:after="60"/>
+        <w:ind w:left="283"/>
+      </w:pPr>
+      <w:r>
+        <w:rPr>
+          <w:b/>
+          <w:i w:val="0"/>
+          <w:sz w:val="18"/>
+        </w:rPr>
+        <w:t>4.</w:t>
+      </w:r>
+      <w:r>
+        <w:rPr>
+          <w:sz w:val="18"/>
+        </w:rPr>
+        <w:t xml:space="preserve"> Букв. «с приветливым лицом».</w:t>
+      </w:r>
+    </w:p>
+    <w:p>
+      <w:pPr>
+        <w:spacing w:after="60"/>
+        <w:ind w:left="283"/>
+      </w:pPr>
+      <w:r>
+        <w:rPr>
+          <w:b/>
+          <w:i w:val="0"/>
+          <w:sz w:val="18"/>
+        </w:rPr>
+        <w:t>5.</w:t>
+      </w:r>
+      <w:r>
+        <w:rPr>
+          <w:sz w:val="18"/>
+        </w:rPr>
+        <w:t xml:space="preserve"> Нирманчхана — обряд обнесения жениха светильниками и другими благими предметами для защиты от дурного глаза.</w:t>
+      </w:r>
+    </w:p>
+    <w:p>
+      <w:pPr>
+        <w:spacing w:after="60"/>
+        <w:ind w:left="283"/>
+      </w:pPr>
+      <w:r>
+        <w:rPr>
+          <w:b/>
+          <w:i w:val="0"/>
+          <w:sz w:val="18"/>
+        </w:rPr>
+        <w:t>6.</w:t>
+      </w:r>
+      <w:r>
+        <w:rPr>
+          <w:sz w:val="18"/>
+        </w:rPr>
+        <w:t xml:space="preserve"> Рохини — накшатра, любимая супруга бога луны.</w:t>
+      </w:r>
+    </w:p>
+    <w:p>
+      <w:pPr>
+        <w:spacing w:after="60"/>
+        <w:ind w:left="283"/>
+      </w:pPr>
+      <w:r>
+        <w:rPr>
+          <w:b/>
+          <w:i w:val="0"/>
+          <w:sz w:val="18"/>
+        </w:rPr>
+        <w:t>7.</w:t>
+      </w:r>
+      <w:r>
+        <w:rPr>
+          <w:sz w:val="18"/>
+        </w:rPr>
+        <w:t xml:space="preserve"> Земные боги — брахманы.</w:t>
+      </w:r>
+    </w:p>
+    <w:p>
+      <w:pPr>
+        <w:spacing w:after="60"/>
+        <w:ind w:left="283"/>
+      </w:pPr>
+      <w:r>
+        <w:rPr>
+          <w:b/>
+          <w:i w:val="0"/>
+          <w:sz w:val="18"/>
+        </w:rPr>
+        <w:t>8.</w:t>
+      </w:r>
+      <w:r>
+        <w:rPr>
+          <w:sz w:val="18"/>
+        </w:rPr>
+        <w:t xml:space="preserve"> Мурари («Враг Муры») — Кришна; здесь — Гауранга.</w:t>
+      </w:r>
+    </w:p>
+    <w:p>
+      <w:pPr>
+        <w:pStyle w:val="Heading2"/>
+      </w:pPr>
+      <w:r>
+        <w:t>Пракрама 1, сарга 15. Встреча со Шримад Ишварой Пури</w:t>
+      </w:r>
+    </w:p>
+    <w:p>
+      <w:pPr>
+        <w:spacing w:after="60"/>
+        <w:jc w:val="both"/>
+      </w:pPr>
+      <w:r>
+        <w:rPr>
+          <w:b w:val="0"/>
+          <w:i/>
+        </w:rPr>
+        <w:t>Господь живёт дома, учит и радует мать и жену; путь в Гаю для обряда по отцу; лихорадка, исцелённая водой от стоп брахманов; встреча с Ишварой Пури и посвящение в мантру</w:t>
+      </w:r>
+    </w:p>
+    <w:p>
+      <w:pPr>
+        <w:spacing w:after="60"/>
+        <w:ind w:left="510" w:hanging="510"/>
+      </w:pPr>
+      <w:r>
+        <w:rPr>
+          <w:b/>
+          <w:i w:val="0"/>
+        </w:rPr>
+        <w:t>1.</w:t>
+      </w:r>
+      <w:r>
+        <w:t xml:space="preserve"> Затем Хари, приветствуемый горожанами, жил дома: учил брахманов, вайдьев</w:t>
+      </w:r>
+      <w:r>
+        <w:rPr>
+          <w:b w:val="0"/>
+          <w:i w:val="0"/>
+          <w:vertAlign w:val="superscript"/>
+        </w:rPr>
+        <w:t>1</w:t>
+      </w:r>
+      <w:r>
+        <w:t xml:space="preserve"> и добрых людей и соблюдал правила благих мирских обрядов — и это было дивным делом Его милосердия.</w:t>
+      </w:r>
+    </w:p>
+    <w:p>
+      <w:pPr>
+        <w:spacing w:after="60"/>
+        <w:ind w:left="510" w:hanging="510"/>
+      </w:pPr>
+      <w:r>
+        <w:rPr>
+          <w:b/>
+          <w:i w:val="0"/>
+        </w:rPr>
+        <w:t>2.</w:t>
+      </w:r>
+      <w:r>
+        <w:t xml:space="preserve"> Красноречием Он отнял славу у Вачаспати, поэзией — у Кавьи, сиянием — красу у луны</w:t>
+      </w:r>
+      <w:r>
+        <w:rPr>
+          <w:b w:val="0"/>
+          <w:i w:val="0"/>
+          <w:vertAlign w:val="superscript"/>
+        </w:rPr>
+        <w:t>2</w:t>
+      </w:r>
+      <w:r>
+        <w:t>. Когда Сам Владыка богов сошёл на землю, не вернули ли они Хари то, что было им вверено?</w:t>
+      </w:r>
+    </w:p>
+    <w:p>
+      <w:pPr>
+        <w:spacing w:after="60"/>
+        <w:ind w:left="510" w:hanging="510"/>
+      </w:pPr>
+      <w:r>
+        <w:rPr>
+          <w:b/>
+          <w:i w:val="0"/>
+        </w:rPr>
+        <w:t>3.</w:t>
+      </w:r>
+      <w:r>
+        <w:t xml:space="preserve"> Он обучал величайших из брахманов — тех, кто в прежних рождениях скопил груды заслуг. Как нам описать великое достоинство этих счастливцев, если Сам Учитель мира стал их учителем?</w:t>
+      </w:r>
+    </w:p>
+    <w:p>
+      <w:pPr>
+        <w:spacing w:after="60"/>
+        <w:ind w:left="510" w:hanging="510"/>
+      </w:pPr>
+      <w:r>
+        <w:rPr>
+          <w:b/>
+          <w:i w:val="0"/>
+        </w:rPr>
+        <w:t>4.</w:t>
+      </w:r>
+      <w:r>
+        <w:t xml:space="preserve"> Сверкающий, как чистое золото, Он сиял красотой, сладостью, игривостью и прелестью. Его лотосные стопы ласкала Вишнуприя; исполненный расы, Он был венцом царей расиков</w:t>
+      </w:r>
+      <w:r>
+        <w:rPr>
+          <w:b w:val="0"/>
+          <w:i w:val="0"/>
+          <w:vertAlign w:val="superscript"/>
+        </w:rPr>
+        <w:t>3</w:t>
+      </w:r>
+      <w:r>
+        <w:t>.</w:t>
+      </w:r>
+    </w:p>
+    <w:p>
+      <w:pPr>
+        <w:spacing w:after="60"/>
+        <w:ind w:left="510" w:hanging="510"/>
+      </w:pPr>
+      <w:r>
+        <w:rPr>
+          <w:b/>
+          <w:i w:val="0"/>
+        </w:rPr>
+        <w:t>5.</w:t>
+      </w:r>
+      <w:r>
+        <w:t xml:space="preserve"> Упоённый учёностью, Хари шёл по дороге, размахивая руками, окружённый толпой учеников; а придя домой к матери, всегда дарил ей радость наравне с любимой женой.</w:t>
+      </w:r>
+    </w:p>
+    <w:p>
+      <w:pPr>
+        <w:spacing w:after="60"/>
+        <w:ind w:left="510" w:hanging="510"/>
+      </w:pPr>
+      <w:r>
+        <w:rPr>
+          <w:b/>
+          <w:i w:val="0"/>
+        </w:rPr>
+        <w:t>6.</w:t>
+      </w:r>
+      <w:r>
+        <w:t xml:space="preserve"> Затем Ачьюта, наставляя людей, решил совершить обряд по отцу. Знаток предписаний, Он по правилам совершил шраддху и отправился в Гаю вместе с земными богами</w:t>
+      </w:r>
+      <w:r>
+        <w:rPr>
+          <w:b w:val="0"/>
+          <w:i w:val="0"/>
+          <w:vertAlign w:val="superscript"/>
+        </w:rPr>
+        <w:t>4</w:t>
+      </w:r>
+      <w:r>
+        <w:t>.</w:t>
+      </w:r>
+    </w:p>
+    <w:p>
+      <w:pPr>
+        <w:spacing w:after="60"/>
+        <w:ind w:left="510" w:hanging="510"/>
+      </w:pPr>
+      <w:r>
+        <w:rPr>
+          <w:b/>
+          <w:i w:val="0"/>
+        </w:rPr>
+        <w:t>7.</w:t>
+      </w:r>
+      <w:r>
+        <w:t xml:space="preserve"> Идя по дороге, Он вёл себя как обычный человек: смеялся и шутками веселил праведников, а на равнинах, где паслись стада антилоп, любовался забавами зверей.</w:t>
+      </w:r>
+    </w:p>
+    <w:p>
+      <w:pPr>
+        <w:spacing w:after="60"/>
+        <w:ind w:left="510" w:hanging="510"/>
+      </w:pPr>
+      <w:r>
+        <w:rPr>
+          <w:b/>
+          <w:i w:val="0"/>
+        </w:rPr>
+        <w:t>8.</w:t>
+      </w:r>
+      <w:r>
+        <w:t xml:space="preserve"> Радостно омывшись в реке Чорандхаяке и по правилам совершив ежедневные обряды, Он ублаготворил возлияниями богов и предков, а затем вместе с милыми спутниками поднялся на гору Мандару и увидел там божества</w:t>
+      </w:r>
+      <w:r>
+        <w:rPr>
+          <w:b w:val="0"/>
+          <w:i w:val="0"/>
+          <w:vertAlign w:val="superscript"/>
+        </w:rPr>
+        <w:t>5</w:t>
+      </w:r>
+      <w:r>
+        <w:t>.</w:t>
+      </w:r>
+    </w:p>
+    <w:p>
+      <w:pPr>
+        <w:spacing w:after="60"/>
+        <w:ind w:left="510" w:hanging="510"/>
+      </w:pPr>
+      <w:r>
+        <w:rPr>
+          <w:b/>
+          <w:i w:val="0"/>
+        </w:rPr>
+        <w:t>9.</w:t>
+      </w:r>
+      <w:r>
+        <w:t xml:space="preserve"> Потом Прабху поспешно спустился с горы в дом одного брахмана у её подножия; и, преподавая людям урок, Он слёг в жару лихорадки.</w:t>
+      </w:r>
+    </w:p>
+    <w:p>
+      <w:pPr>
+        <w:spacing w:after="60"/>
+        <w:ind w:left="510" w:hanging="510"/>
+      </w:pPr>
+      <w:r>
+        <w:rPr>
+          <w:b/>
+          <w:i w:val="0"/>
+        </w:rPr>
+        <w:t>10.</w:t>
+      </w:r>
+      <w:r>
+        <w:t xml:space="preserve"> «В пути по воле судьбы Моё тело ослабело, — встревоженно думал Он. — Как же теперь совершится Мой обряд по отцу в Гае? Благому делу возникла помеха».</w:t>
+      </w:r>
+    </w:p>
+    <w:p>
+      <w:pPr>
+        <w:spacing w:after="60"/>
+        <w:ind w:left="510" w:hanging="510"/>
+      </w:pPr>
+      <w:r>
+        <w:rPr>
+          <w:b/>
+          <w:i w:val="0"/>
+        </w:rPr>
+        <w:t>11.</w:t>
+      </w:r>
+      <w:r>
+        <w:t xml:space="preserve"> Тогда, Сам обдумывая средство от лихорадки, Он признал лучшим из них служение стопам брахманов и, устроив всё так, Бхагаван выпил воду, омывшую их стопы.</w:t>
+      </w:r>
+    </w:p>
+    <w:p>
+      <w:pPr>
+        <w:spacing w:after="60"/>
+        <w:ind w:left="510" w:hanging="510"/>
+      </w:pPr>
+      <w:r>
+        <w:rPr>
+          <w:b/>
+          <w:i w:val="0"/>
+        </w:rPr>
+        <w:t>12.</w:t>
+      </w:r>
+      <w:r>
+        <w:t xml:space="preserve"> Все те брахманы нашли прибежище в Мадхусудане и непрестанно размышляли о стопах Кришны. Потому Прабху, считавший Себя одним из людей Кришны, и пил воду с их стоп.</w:t>
+      </w:r>
+    </w:p>
+    <w:p>
+      <w:pPr>
+        <w:spacing w:after="60"/>
+        <w:ind w:left="510" w:hanging="510"/>
+      </w:pPr>
+      <w:r>
+        <w:rPr>
+          <w:b/>
+          <w:i w:val="0"/>
+        </w:rPr>
+        <w:t>13.</w:t>
+      </w:r>
+      <w:r>
+        <w:t xml:space="preserve"> И лихорадка утихла. Показав им, что такое преданность стопам брахманов, Он пришёл к святому месту Пунахпуна</w:t>
+      </w:r>
+      <w:r>
+        <w:rPr>
+          <w:b w:val="0"/>
+          <w:i w:val="0"/>
+          <w:vertAlign w:val="superscript"/>
+        </w:rPr>
+        <w:t>6</w:t>
+      </w:r>
+      <w:r>
+        <w:t xml:space="preserve"> и почтил там брахманов и богов.</w:t>
+      </w:r>
+    </w:p>
+    <w:p>
+      <w:pPr>
+        <w:spacing w:after="60"/>
+        <w:ind w:left="510" w:hanging="510"/>
+      </w:pPr>
+      <w:r>
+        <w:rPr>
+          <w:b/>
+          <w:i w:val="0"/>
+        </w:rPr>
+        <w:t>14.</w:t>
+      </w:r>
+      <w:r>
+        <w:t xml:space="preserve"> Переправившись через реку и продолжая путь, Он, наставляя людей, почтил предков и богов у пруда Брахма-кунда в Раджагрихе</w:t>
+      </w:r>
+      <w:r>
+        <w:rPr>
+          <w:b w:val="0"/>
+          <w:i w:val="0"/>
+          <w:vertAlign w:val="superscript"/>
+        </w:rPr>
+        <w:t>7</w:t>
+      </w:r>
+      <w:r>
+        <w:t>, благодатнейшем из святых мест.</w:t>
+      </w:r>
+    </w:p>
+    <w:p>
+      <w:pPr>
+        <w:spacing w:after="60"/>
+        <w:ind w:left="510" w:hanging="510"/>
+      </w:pPr>
+      <w:r>
+        <w:rPr>
+          <w:b/>
+          <w:i w:val="0"/>
+        </w:rPr>
+        <w:t>15.</w:t>
+      </w:r>
+      <w:r>
+        <w:t xml:space="preserve"> …Ради супруга Своей матери</w:t>
+      </w:r>
+      <w:r>
+        <w:rPr>
+          <w:b w:val="0"/>
+          <w:i w:val="0"/>
+          <w:vertAlign w:val="superscript"/>
+        </w:rPr>
+        <w:t>8</w:t>
+      </w:r>
+      <w:r>
+        <w:t xml:space="preserve"> Он неспешно пришёл с земными богами в Гаю, желая увидеть стопы Носителя палицы</w:t>
+      </w:r>
+      <w:r>
+        <w:rPr>
+          <w:b w:val="0"/>
+          <w:i w:val="0"/>
+          <w:vertAlign w:val="superscript"/>
+        </w:rPr>
+        <w:t>9</w:t>
+      </w:r>
+      <w:r>
+        <w:t>.</w:t>
+      </w:r>
+    </w:p>
+    <w:p>
+      <w:pPr>
+        <w:spacing w:after="60"/>
+        <w:ind w:left="510" w:hanging="510"/>
+      </w:pPr>
+      <w:r>
+        <w:rPr>
+          <w:b/>
+          <w:i w:val="0"/>
+        </w:rPr>
+        <w:t>16.</w:t>
+      </w:r>
+      <w:r>
+        <w:t xml:space="preserve"> Там Высший Владыка увидел благого Ишвару Пури, лучшего из санньяси, преданного стопам Хари. С глубочайшей сердечной преданностью Он поклонился ему, и тот был доволен. Тогда Господь сказал:</w:t>
+      </w:r>
+    </w:p>
+    <w:p>
+      <w:pPr>
+        <w:spacing w:after="60"/>
+        <w:ind w:left="510" w:hanging="510"/>
+      </w:pPr>
+      <w:r>
+        <w:rPr>
+          <w:b/>
+          <w:i w:val="0"/>
+        </w:rPr>
+        <w:t>17.</w:t>
+      </w:r>
+      <w:r>
+        <w:t xml:space="preserve"> «О почтенный! К счастью, сегодня Я увидел твои лотосные стопы. Скажи Мне сам, о владыка, сокровищница милосердия, как Мне переплыть океан бытия и вкусить нектар лотосных стоп Кришны».</w:t>
+      </w:r>
+    </w:p>
+    <w:p>
+      <w:pPr>
+        <w:spacing w:after="60"/>
+        <w:ind w:left="510" w:hanging="510"/>
+      </w:pPr>
+      <w:r>
+        <w:rPr>
+          <w:b/>
+          <w:i w:val="0"/>
+        </w:rPr>
+        <w:t>18.</w:t>
+      </w:r>
+      <w:r>
+        <w:t xml:space="preserve"> Выслушав эти нектарные слова Хари, Пури, постигший Его сердце, радостно дал Ему лучшую из мантр — десятисложную</w:t>
+      </w:r>
+      <w:r>
+        <w:rPr>
+          <w:b w:val="0"/>
+          <w:i w:val="0"/>
+          <w:vertAlign w:val="superscript"/>
+        </w:rPr>
+        <w:t>10</w:t>
+      </w:r>
+      <w:r>
+        <w:t>. Получив её, Сам Гаурачандра, охваченный преданностью, прославил его:</w:t>
+      </w:r>
+    </w:p>
+    <w:p>
+      <w:pPr>
+        <w:spacing w:after="60"/>
+        <w:ind w:left="510" w:hanging="510"/>
+      </w:pPr>
+      <w:r>
+        <w:rPr>
+          <w:b/>
+          <w:i w:val="0"/>
+        </w:rPr>
+        <w:t>19.</w:t>
+      </w:r>
+      <w:r>
+        <w:t xml:space="preserve"> «О санньяси, о милосердный! Прикоснувшись к твоим стопам, Я обрёл сегодня редкостное исполнение всех стремлений — опьянение мёдом лотосных стоп Шри Кришны, с которым Я переплыву бескрайний круговорот рождений и смертей».</w:t>
+      </w:r>
+    </w:p>
+    <w:p>
+      <w:pPr>
+        <w:spacing w:after="60"/>
+        <w:jc w:val="both"/>
+      </w:pPr>
+      <w:r>
+        <w:rPr>
+          <w:b w:val="0"/>
+          <w:i/>
+        </w:rPr>
+        <w:t>Так заканчивается пятнадцатая сарга, «Встреча со Шримад Ишварой Пури» (Шримад-ишвара-пури-даршана), первой пракрамы великой поэмы «Шри Кришна-чайтанья-чаритамрита».</w:t>
+      </w:r>
+    </w:p>
+    <w:p>
+      <w:pPr>
+        <w:spacing w:after="60"/>
+        <w:ind w:left="283"/>
+      </w:pPr>
+      <w:r>
+        <w:rPr>
+          <w:b/>
+          <w:i w:val="0"/>
+          <w:sz w:val="18"/>
+        </w:rPr>
+        <w:t>1.</w:t>
+      </w:r>
+      <w:r>
+        <w:rPr>
+          <w:sz w:val="18"/>
+        </w:rPr>
+        <w:t xml:space="preserve"> Вайдьи — сословие лекарей; к нему принадлежал и сам Мурари Гупта.</w:t>
+      </w:r>
+    </w:p>
+    <w:p>
+      <w:pPr>
+        <w:spacing w:after="60"/>
+        <w:ind w:left="283"/>
+      </w:pPr>
+      <w:r>
+        <w:rPr>
+          <w:b/>
+          <w:i w:val="0"/>
+          <w:sz w:val="18"/>
+        </w:rPr>
+        <w:t>2.</w:t>
+      </w:r>
+      <w:r>
+        <w:rPr>
+          <w:sz w:val="18"/>
+        </w:rPr>
+        <w:t xml:space="preserve"> Вачаспати — Брихаспати, наставник богов, образец красноречия; Кавья — Шукра, наставник асуров, образец поэта. Смысл: их красноречие, поэзия и сияние луны изначально принадлежат Господу, и, когда Он пришёл на землю, они словно вернули Ему вверенный залог.</w:t>
+      </w:r>
+    </w:p>
+    <w:p>
+      <w:pPr>
+        <w:spacing w:after="60"/>
+        <w:ind w:left="283"/>
+      </w:pPr>
+      <w:r>
+        <w:rPr>
+          <w:b/>
+          <w:i w:val="0"/>
+          <w:sz w:val="18"/>
+        </w:rPr>
+        <w:t>3.</w:t>
+      </w:r>
+      <w:r>
+        <w:rPr>
+          <w:sz w:val="18"/>
+        </w:rPr>
+        <w:t xml:space="preserve"> Раса — вкус, переживание любовного служения; расики — те, кто способен его вкушать.</w:t>
+      </w:r>
+    </w:p>
+    <w:p>
+      <w:pPr>
+        <w:spacing w:after="60"/>
+        <w:ind w:left="283"/>
+      </w:pPr>
+      <w:r>
+        <w:rPr>
+          <w:b/>
+          <w:i w:val="0"/>
+          <w:sz w:val="18"/>
+        </w:rPr>
+        <w:t>4.</w:t>
+      </w:r>
+      <w:r>
+        <w:rPr>
+          <w:sz w:val="18"/>
+        </w:rPr>
+        <w:t xml:space="preserve"> То есть с брахманами.</w:t>
+      </w:r>
+    </w:p>
+    <w:p>
+      <w:pPr>
+        <w:spacing w:after="60"/>
+        <w:ind w:left="283"/>
+      </w:pPr>
+      <w:r>
+        <w:rPr>
+          <w:b/>
+          <w:i w:val="0"/>
+          <w:sz w:val="18"/>
+        </w:rPr>
+        <w:t>5.</w:t>
+      </w:r>
+      <w:r>
+        <w:rPr>
+          <w:sz w:val="18"/>
+        </w:rPr>
+        <w:t xml:space="preserve"> Мандара — священная гора в Бихаре (у совр. Бхагалпура), где почитается Мадхусудана.</w:t>
+      </w:r>
+    </w:p>
+    <w:p>
+      <w:pPr>
+        <w:spacing w:after="60"/>
+        <w:ind w:left="283"/>
+      </w:pPr>
+      <w:r>
+        <w:rPr>
+          <w:b/>
+          <w:i w:val="0"/>
+          <w:sz w:val="18"/>
+        </w:rPr>
+        <w:t>6.</w:t>
+      </w:r>
+      <w:r>
+        <w:rPr>
+          <w:sz w:val="18"/>
+        </w:rPr>
+        <w:t xml:space="preserve"> Пунахпуна (совр. Пунпун) — священная река на пути в Гаю.</w:t>
+      </w:r>
+    </w:p>
+    <w:p>
+      <w:pPr>
+        <w:spacing w:after="60"/>
+        <w:ind w:left="283"/>
+      </w:pPr>
+      <w:r>
+        <w:rPr>
+          <w:b/>
+          <w:i w:val="0"/>
+          <w:sz w:val="18"/>
+        </w:rPr>
+        <w:t>7.</w:t>
+      </w:r>
+      <w:r>
+        <w:rPr>
+          <w:sz w:val="18"/>
+        </w:rPr>
+        <w:t xml:space="preserve"> Раджагриха (совр. Раджгир) — древний священный город в Бихаре.</w:t>
+      </w:r>
+    </w:p>
+    <w:p>
+      <w:pPr>
+        <w:spacing w:after="60"/>
+        <w:ind w:left="283"/>
+      </w:pPr>
+      <w:r>
+        <w:rPr>
+          <w:b/>
+          <w:i w:val="0"/>
+          <w:sz w:val="18"/>
+        </w:rPr>
+        <w:t>8.</w:t>
+      </w:r>
+      <w:r>
+        <w:rPr>
+          <w:sz w:val="18"/>
+        </w:rPr>
+        <w:t xml:space="preserve"> Шлока сохранилась во всех свидетелях лишь наполовину. Букв. «с супругом своей матери», т. е., по-видимому, ради покойного отца, Джаганнатхи Мишры; смысл предположителен.</w:t>
+      </w:r>
+    </w:p>
+    <w:p>
+      <w:pPr>
+        <w:spacing w:after="60"/>
+        <w:ind w:left="283"/>
+      </w:pPr>
+      <w:r>
+        <w:rPr>
+          <w:b/>
+          <w:i w:val="0"/>
+          <w:sz w:val="18"/>
+        </w:rPr>
+        <w:t>9.</w:t>
+      </w:r>
+      <w:r>
+        <w:rPr>
+          <w:sz w:val="18"/>
+        </w:rPr>
+        <w:t xml:space="preserve"> Носитель палицы — Гададхара, Вишну, почитаемый в Гае; Его стопа (Вишну-пада) — главная святыня Гаи.</w:t>
+      </w:r>
+    </w:p>
+    <w:p>
+      <w:pPr>
+        <w:spacing w:after="60"/>
+        <w:ind w:left="283"/>
+      </w:pPr>
+      <w:r>
+        <w:rPr>
+          <w:b/>
+          <w:i w:val="0"/>
+          <w:sz w:val="18"/>
+        </w:rPr>
+        <w:t>10.</w:t>
+      </w:r>
+      <w:r>
+        <w:rPr>
+          <w:sz w:val="18"/>
+        </w:rPr>
+        <w:t xml:space="preserve"> Десятисложная мантра — мантра Гопалы-Кришны.</w:t>
+      </w:r>
+    </w:p>
+    <w:p>
+      <w:pPr>
+        <w:pStyle w:val="Heading2"/>
+      </w:pPr>
+      <w:r>
+        <w:t>Пракрама 1, сарга 16. Путешествие в Гаю</w:t>
+      </w:r>
+    </w:p>
+    <w:p>
+      <w:pPr>
+        <w:spacing w:after="60"/>
+        <w:jc w:val="both"/>
+      </w:pPr>
+      <w:r>
+        <w:rPr>
+          <w:b w:val="0"/>
+          <w:i/>
+        </w:rPr>
+        <w:t>Обряды по предкам в святых местах Гаи; Джаганнатха Мишра является принять пинду; пробуждение любви у следа стопы Вишну; небесный голос велит Господу вернуться домой; Его экстаз в Навадвипе; краткий взгляд на дальнейшее — санньяса, Пури, юг, Матхура; плод слушания</w:t>
+      </w:r>
+    </w:p>
+    <w:p>
+      <w:pPr>
+        <w:spacing w:after="60"/>
+        <w:ind w:left="510" w:hanging="510"/>
+      </w:pPr>
+      <w:r>
+        <w:rPr>
+          <w:b/>
+          <w:i w:val="0"/>
+        </w:rPr>
+        <w:t>1.</w:t>
+      </w:r>
+      <w:r>
+        <w:t xml:space="preserve"> Сам показав, какой должна быть преданность гуру, Он почтил предков и богов на Пхалгу, а на вершине Преташилы, на местах, хранящих пыль от пальцев Брахмы, поднёс предкам пинды</w:t>
+      </w:r>
+      <w:r>
+        <w:rPr>
+          <w:b w:val="0"/>
+          <w:i w:val="0"/>
+          <w:vertAlign w:val="superscript"/>
+        </w:rPr>
+        <w:t>1</w:t>
+      </w:r>
+      <w:r>
+        <w:t>.</w:t>
+      </w:r>
+    </w:p>
+    <w:p>
+      <w:pPr>
+        <w:spacing w:after="60"/>
+        <w:ind w:left="510" w:hanging="510"/>
+      </w:pPr>
+      <w:r>
+        <w:rPr>
+          <w:b/>
+          <w:i w:val="0"/>
+        </w:rPr>
+        <w:t>2.</w:t>
+      </w:r>
+      <w:r>
+        <w:t xml:space="preserve"> Почтив богов, Он ради предков одарил брахманов дакшиной, сколько те желали; затем быстро спустился и пошёл на север. Совершив обряд для предков у Дакшина-манасы</w:t>
+      </w:r>
+    </w:p>
+    <w:p>
+      <w:pPr>
+        <w:spacing w:after="60"/>
+        <w:ind w:left="510" w:hanging="510"/>
+      </w:pPr>
+      <w:r>
+        <w:rPr>
+          <w:b/>
+          <w:i w:val="0"/>
+        </w:rPr>
+        <w:t>3.</w:t>
+      </w:r>
+      <w:r>
+        <w:t xml:space="preserve"> и у (пруда), называемого Уттара-манаса, Он отправился с брахманами к Джихвачапале. Совершив там шраддху предкам и богам, Он радостно пошёл к главе Гаи</w:t>
+      </w:r>
+      <w:r>
+        <w:rPr>
+          <w:b w:val="0"/>
+          <w:i w:val="0"/>
+          <w:vertAlign w:val="superscript"/>
+        </w:rPr>
+        <w:t>2</w:t>
+      </w:r>
+      <w:r>
+        <w:t>.</w:t>
+      </w:r>
+    </w:p>
+    <w:p>
+      <w:pPr>
+        <w:spacing w:after="60"/>
+        <w:ind w:left="510" w:hanging="510"/>
+      </w:pPr>
+      <w:r>
+        <w:rPr>
+          <w:b/>
+          <w:i w:val="0"/>
+        </w:rPr>
+        <w:t>4.</w:t>
+      </w:r>
+      <w:r>
+        <w:t xml:space="preserve"> У Шестнадцати алтарей</w:t>
+      </w:r>
+      <w:r>
+        <w:rPr>
+          <w:b w:val="0"/>
+          <w:i w:val="0"/>
+          <w:vertAlign w:val="superscript"/>
+        </w:rPr>
+        <w:t>3</w:t>
+      </w:r>
+      <w:r>
+        <w:t xml:space="preserve"> вместе с лучшими из брахманов Он совершил обряд для предков и поднёс пинду, — и Шримад Джаганнатха Пурандара, явившись воочию, радостно принял её.</w:t>
+      </w:r>
+    </w:p>
+    <w:p>
+      <w:pPr>
+        <w:spacing w:after="60"/>
+        <w:ind w:left="510" w:hanging="510"/>
+      </w:pPr>
+      <w:r>
+        <w:rPr>
+          <w:b/>
+          <w:i w:val="0"/>
+        </w:rPr>
+        <w:t>5.</w:t>
+      </w:r>
+      <w:r>
+        <w:t xml:space="preserve"> Так некогда пинду, поднесённую Шри Рамой, пришёл и принял его отец</w:t>
+      </w:r>
+      <w:r>
+        <w:rPr>
+          <w:b w:val="0"/>
+          <w:i w:val="0"/>
+          <w:vertAlign w:val="superscript"/>
+        </w:rPr>
+        <w:t>4</w:t>
+      </w:r>
+      <w:r>
+        <w:t>. Так деяния Хари повсюду схожи, — и всё же это событие труднодоступнее всех.</w:t>
+      </w:r>
+    </w:p>
+    <w:p>
+      <w:pPr>
+        <w:spacing w:after="60"/>
+        <w:ind w:left="510" w:hanging="510"/>
+      </w:pPr>
+      <w:r>
+        <w:rPr>
+          <w:b/>
+          <w:i w:val="0"/>
+        </w:rPr>
+        <w:t>6.</w:t>
+      </w:r>
+      <w:r>
+        <w:t xml:space="preserve"> Увидев в Вишнупаде след стопы Хари, Он очень обрадовался, но сказал про Себя: «Почему же, увидев знаки лотосной стопы Хари, Я не ощутил пробуждения любви?»</w:t>
+      </w:r>
+    </w:p>
+    <w:p>
+      <w:pPr>
+        <w:spacing w:after="60"/>
+        <w:ind w:left="510" w:hanging="510"/>
+      </w:pPr>
+      <w:r>
+        <w:rPr>
+          <w:b/>
+          <w:i w:val="0"/>
+        </w:rPr>
+        <w:t>7.</w:t>
+      </w:r>
+      <w:r>
+        <w:t xml:space="preserve"> В этот миг по воле провидения следу стопы снова и снова совершили омовение прохладнейшей водой</w:t>
+      </w:r>
+      <w:r>
+        <w:rPr>
+          <w:b w:val="0"/>
+          <w:i w:val="0"/>
+          <w:vertAlign w:val="superscript"/>
+        </w:rPr>
+        <w:t>5</w:t>
+      </w:r>
+      <w:r>
+        <w:t>, — и Бхагаван задрожал, волосы на Его теле встали дыбом, а грудь омылась сотней потоков слёз любви.</w:t>
+      </w:r>
+    </w:p>
+    <w:p>
+      <w:pPr>
+        <w:spacing w:after="60"/>
+        <w:ind w:left="510" w:hanging="510"/>
+      </w:pPr>
+      <w:r>
+        <w:rPr>
+          <w:b/>
+          <w:i w:val="0"/>
+        </w:rPr>
+        <w:t>8.</w:t>
+      </w:r>
+      <w:r>
+        <w:t xml:space="preserve"> Вне Себя от праздника любви к лотосным стопам Кришны, тотчас отрешившись от всего, Он пожелал оставить Гаю и уйти в прекрасную Мадхувану</w:t>
+      </w:r>
+      <w:r>
+        <w:rPr>
+          <w:b w:val="0"/>
+          <w:i w:val="0"/>
+          <w:vertAlign w:val="superscript"/>
+        </w:rPr>
+        <w:t>6</w:t>
+      </w:r>
+      <w:r>
+        <w:t>, где пребывают праведники.</w:t>
+      </w:r>
+    </w:p>
+    <w:p>
+      <w:pPr>
+        <w:spacing w:after="60"/>
+        <w:ind w:left="510" w:hanging="510"/>
+      </w:pPr>
+      <w:r>
+        <w:rPr>
+          <w:b/>
+          <w:i w:val="0"/>
+        </w:rPr>
+        <w:t>9.</w:t>
+      </w:r>
+      <w:r>
+        <w:t xml:space="preserve"> Тогда бесплотный голос, гремящий, как новая дождевая туча, окликнул Его и сказал: «Ступай в Свой дом. А потом, в должное время, о Господь, по Своей воле (придёшь) и в Мадхувану, и в иные места.</w:t>
+      </w:r>
+    </w:p>
+    <w:p>
+      <w:pPr>
+        <w:spacing w:after="60"/>
+        <w:ind w:left="510" w:hanging="510"/>
+      </w:pPr>
+      <w:r>
+        <w:rPr>
+          <w:b/>
+          <w:i w:val="0"/>
+        </w:rPr>
+        <w:t>10.</w:t>
+      </w:r>
+      <w:r>
+        <w:t xml:space="preserve"> Ты несомненно Владыка всего и во всём властен сделать или не сделать. И всё же, о Владыка, слово, сказанное Твоими слугами, Ты непременно должен сделать истинным».</w:t>
+      </w:r>
+    </w:p>
+    <w:p>
+      <w:pPr>
+        <w:spacing w:after="60"/>
+        <w:ind w:left="510" w:hanging="510"/>
+      </w:pPr>
+      <w:r>
+        <w:rPr>
+          <w:b/>
+          <w:i w:val="0"/>
+        </w:rPr>
+        <w:t>11.</w:t>
+      </w:r>
+      <w:r>
+        <w:t xml:space="preserve"> Выслушав эту дивную речь, Он вернулся домой, окружённый родными, и, припав к стопам матери, поклонился ей; а глаза Шачи наполнились слезами радости.</w:t>
+      </w:r>
+    </w:p>
+    <w:p>
+      <w:pPr>
+        <w:spacing w:after="60"/>
+        <w:ind w:left="510" w:hanging="510"/>
+      </w:pPr>
+      <w:r>
+        <w:rPr>
+          <w:b/>
+          <w:i w:val="0"/>
+        </w:rPr>
+        <w:t>12.</w:t>
+      </w:r>
+      <w:r>
+        <w:t xml:space="preserve"> Живя дома, Он, утратив от любви всякую сдержанность, подолгу плакал и снова и снова громко вскрикивал, а порой, дрожа, радостно звал прерывающимся голосом: «Хари! Кришна! Хари!»</w:t>
+      </w:r>
+    </w:p>
+    <w:p>
+      <w:pPr>
+        <w:spacing w:after="60"/>
+        <w:ind w:left="510" w:hanging="510"/>
+      </w:pPr>
+      <w:r>
+        <w:rPr>
+          <w:b/>
+          <w:i w:val="0"/>
+        </w:rPr>
+        <w:t>13.</w:t>
+      </w:r>
+      <w:r>
+        <w:t xml:space="preserve"> Порой вместе со Шривасой, брахманами и другими Он пел по-новому и танцевал, исполненный чувства, и, подражая разным аватарам, наслаждался этим и наставлял людей.</w:t>
+      </w:r>
+    </w:p>
+    <w:p>
+      <w:pPr>
+        <w:spacing w:after="60"/>
+        <w:ind w:left="510" w:hanging="510"/>
+      </w:pPr>
+      <w:r>
+        <w:rPr>
+          <w:b/>
+          <w:i w:val="0"/>
+        </w:rPr>
+        <w:t>14.</w:t>
+      </w:r>
+      <w:r>
+        <w:t xml:space="preserve"> Он отрёкся от всякого действия в лотосных стопах Хари и стал лучшим из санньяси. Затем, окружённый великими душами во главе с Мукундой, милыми Хари, Он пришёл в лучшую из кшетр</w:t>
+      </w:r>
+      <w:r>
+        <w:rPr>
+          <w:b w:val="0"/>
+          <w:i w:val="0"/>
+          <w:vertAlign w:val="superscript"/>
+        </w:rPr>
+        <w:t>7</w:t>
+      </w:r>
+    </w:p>
+    <w:p>
+      <w:pPr>
+        <w:spacing w:after="60"/>
+        <w:ind w:left="510" w:hanging="510"/>
+      </w:pPr>
+      <w:r>
+        <w:rPr>
+          <w:b/>
+          <w:i w:val="0"/>
+        </w:rPr>
+        <w:t>15.</w:t>
+      </w:r>
+      <w:r>
+        <w:t xml:space="preserve"> и долго созерцал Господа, Владыку Пурушоттамы, — истинное счастье, превосходящее вечную радость и блаженство. Обретя это, Он пошёл с мудрыми праведниками дорогой к мосту, построенному Господом Рагхавой</w:t>
+      </w:r>
+      <w:r>
+        <w:rPr>
+          <w:b w:val="0"/>
+          <w:i w:val="0"/>
+          <w:vertAlign w:val="superscript"/>
+        </w:rPr>
+        <w:t>8</w:t>
+      </w:r>
+      <w:r>
+        <w:t>.</w:t>
+      </w:r>
+    </w:p>
+    <w:p>
+      <w:pPr>
+        <w:spacing w:after="60"/>
+        <w:ind w:left="510" w:hanging="510"/>
+      </w:pPr>
+      <w:r>
+        <w:rPr>
+          <w:b/>
+          <w:i w:val="0"/>
+        </w:rPr>
+        <w:t>16.</w:t>
+      </w:r>
+      <w:r>
+        <w:t xml:space="preserve"> Обняв стоящие там семь деревьев тамала</w:t>
+      </w:r>
+      <w:r>
+        <w:rPr>
+          <w:b w:val="0"/>
+          <w:i w:val="0"/>
+          <w:vertAlign w:val="superscript"/>
+        </w:rPr>
+        <w:t>9</w:t>
+      </w:r>
+      <w:r>
+        <w:t>, Он долго плакал. Затем Прабху пришёл в Курму и увидел Владыку мира в облике черепахи</w:t>
+      </w:r>
+      <w:r>
+        <w:rPr>
+          <w:b w:val="0"/>
+          <w:i w:val="0"/>
+          <w:vertAlign w:val="superscript"/>
+        </w:rPr>
+        <w:t>10</w:t>
+      </w:r>
+      <w:r>
+        <w:t>.</w:t>
+      </w:r>
+    </w:p>
+    <w:p>
+      <w:pPr>
+        <w:spacing w:after="60"/>
+        <w:ind w:left="510" w:hanging="510"/>
+      </w:pPr>
+      <w:r>
+        <w:rPr>
+          <w:b/>
+          <w:i w:val="0"/>
+        </w:rPr>
+        <w:t>17.</w:t>
+      </w:r>
+      <w:r>
+        <w:t xml:space="preserve"> Потом Он вернулся в кшетру, называемую Шри Пурушоттама, и увидел лик Джаганнатхи. Пробыв там несколько дней, Ачьюта отправился в Матхуру Врага Мадху.</w:t>
+      </w:r>
+    </w:p>
+    <w:p>
+      <w:pPr>
+        <w:spacing w:after="60"/>
+        <w:ind w:left="510" w:hanging="510"/>
+      </w:pPr>
+      <w:r>
+        <w:rPr>
+          <w:b/>
+          <w:i w:val="0"/>
+        </w:rPr>
+        <w:t>18.</w:t>
+      </w:r>
+      <w:r>
+        <w:t xml:space="preserve"> Достигнув земли, украшенной знаками лотосных стоп (Кришны), Учитель мира плакал, неистово катаясь по земле, и несколько дней пробыл там, жаждая лишь вкушать нектар любви.</w:t>
+      </w:r>
+    </w:p>
+    <w:p>
+      <w:pPr>
+        <w:spacing w:after="60"/>
+        <w:ind w:left="510" w:hanging="510"/>
+      </w:pPr>
+      <w:r>
+        <w:rPr>
+          <w:b/>
+          <w:i w:val="0"/>
+        </w:rPr>
+        <w:t>19.</w:t>
+      </w:r>
+      <w:r>
+        <w:t xml:space="preserve"> Так, распространив в Мадхупури высшее блаженство, Прабху вдруг в радости ушёл и вновь, шаг за шагом, в обществе праведников пришёл в высшую обитель — место игр Пурушоттамы.</w:t>
+      </w:r>
+    </w:p>
+    <w:p>
+      <w:pPr>
+        <w:spacing w:after="60"/>
+        <w:ind w:left="510" w:hanging="510"/>
+      </w:pPr>
+      <w:r>
+        <w:rPr>
+          <w:b/>
+          <w:i w:val="0"/>
+        </w:rPr>
+        <w:t>20.</w:t>
+      </w:r>
+      <w:r>
+        <w:t xml:space="preserve"> Кто услышит о том, как Хари совершал обряды в святыне, тот обретёт величайший плод паломничества в Гаю; и человек, исполненный веры и полноты стремления, по кончине тела достигнет чистой участи.</w:t>
+      </w:r>
+    </w:p>
+    <w:p>
+      <w:pPr>
+        <w:spacing w:after="60"/>
+        <w:jc w:val="both"/>
+      </w:pPr>
+      <w:r>
+        <w:rPr>
+          <w:b w:val="0"/>
+          <w:i/>
+        </w:rPr>
+        <w:t>Так заканчивается шестнадцатая сарга, «Путешествие в Гаю» (Гая-гамана), первой пракрамы великой поэмы «Шри Кришна-чайтанья-чаритамрита». Так завершается первая пракрама.</w:t>
+      </w:r>
+    </w:p>
+    <w:p>
+      <w:pPr>
+        <w:spacing w:after="60"/>
+        <w:ind w:left="283"/>
+      </w:pPr>
+      <w:r>
+        <w:rPr>
+          <w:b/>
+          <w:i w:val="0"/>
+          <w:sz w:val="18"/>
+        </w:rPr>
+        <w:t>1.</w:t>
+      </w:r>
+      <w:r>
+        <w:rPr>
+          <w:sz w:val="18"/>
+        </w:rPr>
+        <w:t xml:space="preserve"> Пхалгу — священная река Гаи; Преташила — гора у Гаи, где предкам подносят пинды (шарики из риса). Камни там, по местному преданию, хранят следы пальцев Брахмы. Чтение «на вершине Преташилы» предположительно.</w:t>
+      </w:r>
+    </w:p>
+    <w:p>
+      <w:pPr>
+        <w:spacing w:after="60"/>
+        <w:ind w:left="283"/>
+      </w:pPr>
+      <w:r>
+        <w:rPr>
+          <w:b/>
+          <w:i w:val="0"/>
+          <w:sz w:val="18"/>
+        </w:rPr>
+        <w:t>2.</w:t>
+      </w:r>
+      <w:r>
+        <w:rPr>
+          <w:sz w:val="18"/>
+        </w:rPr>
+        <w:t xml:space="preserve"> Дакшина-манаса, Уттара-манаса и Джихвачапала (Джихвалола) — святые места Гаи, где совершают шраддху. «Глава Гаи» — место на голове асура Гаи, на которую Вишну поставил стопу; здесь находится святилище Вишнупады.</w:t>
+      </w:r>
+    </w:p>
+    <w:p>
+      <w:pPr>
+        <w:spacing w:after="60"/>
+        <w:ind w:left="283"/>
+      </w:pPr>
+      <w:r>
+        <w:rPr>
+          <w:b/>
+          <w:i w:val="0"/>
+          <w:sz w:val="18"/>
+        </w:rPr>
+        <w:t>3.</w:t>
+      </w:r>
+      <w:r>
+        <w:rPr>
+          <w:sz w:val="18"/>
+        </w:rPr>
+        <w:t xml:space="preserve"> Шестнадцать алтарей (Шодаша-веди) — место подношения пинд у храма Вишнупады.</w:t>
+      </w:r>
+    </w:p>
+    <w:p>
+      <w:pPr>
+        <w:spacing w:after="60"/>
+        <w:ind w:left="283"/>
+      </w:pPr>
+      <w:r>
+        <w:rPr>
+          <w:b/>
+          <w:i w:val="0"/>
+          <w:sz w:val="18"/>
+        </w:rPr>
+        <w:t>4.</w:t>
+      </w:r>
+      <w:r>
+        <w:rPr>
+          <w:sz w:val="18"/>
+        </w:rPr>
+        <w:t xml:space="preserve"> Отец Рамы — Дашаратха.</w:t>
+      </w:r>
+    </w:p>
+    <w:p>
+      <w:pPr>
+        <w:spacing w:after="60"/>
+        <w:ind w:left="283"/>
+      </w:pPr>
+      <w:r>
+        <w:rPr>
+          <w:b/>
+          <w:i w:val="0"/>
+          <w:sz w:val="18"/>
+        </w:rPr>
+        <w:t>5.</w:t>
+      </w:r>
+      <w:r>
+        <w:rPr>
+          <w:sz w:val="18"/>
+        </w:rPr>
+        <w:t xml:space="preserve"> Букв. «его»: по-видимому, следа стопы Вишну; можно понять и так, что прохладной водой омыло Самого Господа.</w:t>
+      </w:r>
+    </w:p>
+    <w:p>
+      <w:pPr>
+        <w:spacing w:after="60"/>
+        <w:ind w:left="283"/>
+      </w:pPr>
+      <w:r>
+        <w:rPr>
+          <w:b/>
+          <w:i w:val="0"/>
+          <w:sz w:val="18"/>
+        </w:rPr>
+        <w:t>6.</w:t>
+      </w:r>
+      <w:r>
+        <w:rPr>
+          <w:sz w:val="18"/>
+        </w:rPr>
+        <w:t xml:space="preserve"> Мадхувана — лес Мадху, Матхура-мандала (Врадж).</w:t>
+      </w:r>
+    </w:p>
+    <w:p>
+      <w:pPr>
+        <w:spacing w:after="60"/>
+        <w:ind w:left="283"/>
+      </w:pPr>
+      <w:r>
+        <w:rPr>
+          <w:b/>
+          <w:i w:val="0"/>
+          <w:sz w:val="18"/>
+        </w:rPr>
+        <w:t>7.</w:t>
+      </w:r>
+      <w:r>
+        <w:rPr>
+          <w:sz w:val="18"/>
+        </w:rPr>
+        <w:t xml:space="preserve"> Шл. 14–19 вкратце предвосхищают события, подробно описанные в следующих пракрамах: санньясу, жизнь в Пури (кшетре Пурушоттамы), паломничество на юг и в Матхуру.</w:t>
+      </w:r>
+    </w:p>
+    <w:p>
+      <w:pPr>
+        <w:spacing w:after="60"/>
+        <w:ind w:left="283"/>
+      </w:pPr>
+      <w:r>
+        <w:rPr>
+          <w:b/>
+          <w:i w:val="0"/>
+          <w:sz w:val="18"/>
+        </w:rPr>
+        <w:t>8.</w:t>
+      </w:r>
+      <w:r>
+        <w:rPr>
+          <w:sz w:val="18"/>
+        </w:rPr>
+        <w:t xml:space="preserve"> Рагхава — Рама; Мост (Сетубандха) — мост на Ланку, построенный Рамой.</w:t>
+      </w:r>
+    </w:p>
+    <w:p>
+      <w:pPr>
+        <w:spacing w:after="60"/>
+        <w:ind w:left="283"/>
+      </w:pPr>
+      <w:r>
+        <w:rPr>
+          <w:b/>
+          <w:i w:val="0"/>
+          <w:sz w:val="18"/>
+        </w:rPr>
+        <w:t>9.</w:t>
+      </w:r>
+      <w:r>
+        <w:rPr>
+          <w:sz w:val="18"/>
+        </w:rPr>
+        <w:t xml:space="preserve"> Тамала — дерево с тёмной корой, цвет которой напоминает о Кришне.</w:t>
+      </w:r>
+    </w:p>
+    <w:p>
+      <w:pPr>
+        <w:spacing w:after="60"/>
+        <w:ind w:left="283"/>
+      </w:pPr>
+      <w:r>
+        <w:rPr>
+          <w:b/>
+          <w:i w:val="0"/>
+          <w:sz w:val="18"/>
+        </w:rPr>
+        <w:t>10.</w:t>
+      </w:r>
+      <w:r>
+        <w:rPr>
+          <w:sz w:val="18"/>
+        </w:rPr>
+        <w:t xml:space="preserve"> Курма — Курма-кшетра (Шрикурмам) на юге, где Вишну почитается в облике Черепахи.</w:t>
       </w:r>
     </w:p>
     <w:sectPr>

--- a/murari-gupta/Murari-Gupta-Kadacha-ru.docx
+++ b/murari-gupta/Murari-Gupta-Kadacha-ru.docx
@@ -288,6 +288,58 @@
       </w:r>
     </w:p>
     <w:p>
+      <w:pPr>
+        <w:spacing w:after="60"/>
+        <w:ind w:left="340"/>
+      </w:pPr>
+      <w:r>
+        <w:t xml:space="preserve">• </w:t>
+      </w:r>
+      <w:r>
+        <w:rPr>
+          <w:b/>
+          <w:i w:val="0"/>
+        </w:rPr>
+        <w:t>Пракрама вторая</w:t>
+      </w:r>
+    </w:p>
+    <w:p>
+      <w:pPr>
+        <w:spacing w:after="60"/>
+        <w:ind w:left="340"/>
+      </w:pPr>
+      <w:r>
+        <w:t>• Пракрама 2, сарга 1. Проявление чувств</w:t>
+      </w:r>
+    </w:p>
+    <w:p>
+      <w:pPr>
+        <w:spacing w:after="60"/>
+        <w:ind w:left="340"/>
+      </w:pPr>
+      <w:r>
+        <w:t>• Пракрама 2, сарга 2. Погружение в образ Вепря</w:t>
+      </w:r>
+    </w:p>
+    <w:p>
+      <w:pPr>
+        <w:spacing w:after="60"/>
+        <w:ind w:left="340"/>
+      </w:pPr>
+      <w:r>
+        <w:t>• Пракрама 2, сарга 3. Рассеяние туч</w:t>
+      </w:r>
+    </w:p>
+    <w:p>
+      <w:pPr>
+        <w:spacing w:after="60"/>
+        <w:ind w:left="340"/>
+      </w:pPr>
+      <w:r>
+        <w:t>• Пракрама 2, сарга 4. Омовение в небесной реке</w:t>
+      </w:r>
+    </w:p>
+    <w:p>
       <w:r>
         <w:br w:type="page"/>
       </w:r>
@@ -11275,6 +11327,2942 @@
           <w:sz w:val="18"/>
         </w:rPr>
         <w:t xml:space="preserve"> Курма — Курма-кшетра (Шрикурмам) на юге, где Вишну почитается в облике Черепахи.</w:t>
+      </w:r>
+    </w:p>
+    <w:p>
+      <w:r>
+        <w:br w:type="page"/>
+      </w:r>
+    </w:p>
+    <w:p>
+      <w:pPr>
+        <w:pStyle w:val="Heading1"/>
+        <w:jc w:val="center"/>
+      </w:pPr>
+      <w:r>
+        <w:t>Пракрама вторая</w:t>
+      </w:r>
+    </w:p>
+    <w:p>
+      <w:pPr>
+        <w:pStyle w:val="Heading2"/>
+      </w:pPr>
+      <w:r>
+        <w:t>Пракрама 2, сарга 1. Проявление чувств</w:t>
+      </w:r>
+    </w:p>
+    <w:p>
+      <w:pPr>
+        <w:spacing w:after="60"/>
+        <w:jc w:val="both"/>
+      </w:pPr>
+      <w:r>
+        <w:rPr>
+          <w:b w:val="0"/>
+          <w:i/>
+        </w:rPr>
+        <w:t>Вступление ко второй пракраме: Дамодара Пандит просит рассказать о навадвипских играх Господа; молитвы Мурари; Шачи просит у Сына премы; экстатические состояния Господа в Навадвипе</w:t>
+      </w:r>
+    </w:p>
+    <w:p>
+      <w:pPr>
+        <w:spacing w:after="60"/>
+        <w:ind w:left="510" w:hanging="510"/>
+      </w:pPr>
+      <w:r>
+        <w:rPr>
+          <w:b/>
+          <w:i w:val="0"/>
+        </w:rPr>
+        <w:t>1.</w:t>
+      </w:r>
+      <w:r>
+        <w:t xml:space="preserve"> Услышав это, Шри Дамодара Пандит</w:t>
+      </w:r>
+      <w:r>
+        <w:rPr>
+          <w:b w:val="0"/>
+          <w:i w:val="0"/>
+          <w:vertAlign w:val="superscript"/>
+        </w:rPr>
+        <w:t>1</w:t>
+      </w:r>
+      <w:r>
+        <w:t xml:space="preserve"> сказал: «Какие игры совершил в Навадвипе Господь — сокровищница игр?</w:t>
+      </w:r>
+    </w:p>
+    <w:p>
+      <w:pPr>
+        <w:spacing w:after="60"/>
+        <w:ind w:left="510" w:hanging="510"/>
+      </w:pPr>
+      <w:r>
+        <w:rPr>
+          <w:b/>
+          <w:i w:val="0"/>
+        </w:rPr>
+        <w:t>2.</w:t>
+      </w:r>
+      <w:r>
+        <w:t xml:space="preserve"> Расскажи о них ныне подробно: это эликсир для всякого слуха». И тогда Мурари, радуя брахмана, начал говорить:</w:t>
+      </w:r>
+    </w:p>
+    <w:p>
+      <w:pPr>
+        <w:spacing w:after="60"/>
+        <w:ind w:left="510" w:hanging="510"/>
+      </w:pPr>
+      <w:r>
+        <w:rPr>
+          <w:b/>
+          <w:i w:val="0"/>
+        </w:rPr>
+        <w:t>3.</w:t>
+      </w:r>
+      <w:r>
+        <w:t xml:space="preserve"> «Выслушай мой краткий рассказ — великий и дивный. Поклонившись лотосным стопам Чайтаньи, Владыки богов, я начну».</w:t>
+      </w:r>
+    </w:p>
+    <w:p>
+      <w:pPr>
+        <w:spacing w:after="60"/>
+        <w:ind w:left="510" w:hanging="510"/>
+      </w:pPr>
+      <w:r>
+        <w:rPr>
+          <w:b/>
+          <w:i w:val="0"/>
+        </w:rPr>
+        <w:t>4.</w:t>
+      </w:r>
+      <w:r>
+        <w:t xml:space="preserve"> О Чайтанья-чандра! Пусть сияние лун Твоих ногтей наполнит оболочку души вместе с сонмом одиннадцати чувств</w:t>
+      </w:r>
+      <w:r>
+        <w:rPr>
+          <w:b w:val="0"/>
+          <w:i w:val="0"/>
+          <w:vertAlign w:val="superscript"/>
+        </w:rPr>
+        <w:t>2</w:t>
+      </w:r>
+      <w:r>
+        <w:t xml:space="preserve"> — наполни её изнутри и снаружи, — и пусть оно вечно питает и радует меня, прибегнувшего к Тебе.</w:t>
+      </w:r>
+    </w:p>
+    <w:p>
+      <w:pPr>
+        <w:spacing w:after="60"/>
+        <w:ind w:left="510" w:hanging="510"/>
+      </w:pPr>
+      <w:r>
+        <w:rPr>
+          <w:b/>
+          <w:i w:val="0"/>
+        </w:rPr>
+        <w:t>5.</w:t>
+      </w:r>
+      <w:r>
+        <w:t xml:space="preserve"> О Чайтанья-чандра! Те, кто, даже увидев Твои лотосные стопы, не признают в Тебе, о Всемогущий, Высшего Владыку, — подвластные заблуждению, лишённые расы и чувства, — обмануты Твоей широко раскинувшейся могучей майей.</w:t>
+      </w:r>
+    </w:p>
+    <w:p>
+      <w:pPr>
+        <w:spacing w:after="60"/>
+        <w:ind w:left="510" w:hanging="510"/>
+      </w:pPr>
+      <w:r>
+        <w:rPr>
+          <w:b/>
+          <w:i w:val="0"/>
+        </w:rPr>
+        <w:t>6.</w:t>
+      </w:r>
+      <w:r>
+        <w:t xml:space="preserve"> О Чайтанья-чандра! Твоих лотосных стоп не знают даже боги — что уж говорить о других. Но те, к кому Ты милостив, о Мукунда, чей облик влажен от сострадания, — те чтят Тебя, склоняются пред Тобой и знают Тебя всегда.</w:t>
+      </w:r>
+    </w:p>
+    <w:p>
+      <w:pPr>
+        <w:spacing w:after="60"/>
+        <w:ind w:left="510" w:hanging="510"/>
+      </w:pPr>
+      <w:r>
+        <w:rPr>
+          <w:b/>
+          <w:i w:val="0"/>
+        </w:rPr>
+        <w:t>7.</w:t>
+      </w:r>
+      <w:r>
+        <w:t xml:space="preserve"> Поклонившись тысячелепестковому лотосу Твоих стоп, я говорю: о Всемогущий, пусть Твоё повеление станет моей силой в этом деле, чтобы речь моя наполнилась сутью нектара рассказов о Тебе, о Достойнейший, о Нрихари, о океан нектара сострадания!</w:t>
+      </w:r>
+    </w:p>
+    <w:p>
+      <w:pPr>
+        <w:spacing w:after="60"/>
+        <w:ind w:left="510" w:hanging="510"/>
+      </w:pPr>
+      <w:r>
+        <w:rPr>
+          <w:b/>
+          <w:i w:val="0"/>
+        </w:rPr>
+        <w:t>8.</w:t>
+      </w:r>
+      <w:r>
+        <w:t xml:space="preserve"> Вернувшись домой, Кришна Хари, сокровищница сострадания, с глазами, полными слёз любви, каждый день учил у Себя дома брахманов.</w:t>
+      </w:r>
+    </w:p>
+    <w:p>
+      <w:pPr>
+        <w:spacing w:after="60"/>
+        <w:ind w:left="510" w:hanging="510"/>
+      </w:pPr>
+      <w:r>
+        <w:rPr>
+          <w:b/>
+          <w:i w:val="0"/>
+        </w:rPr>
+        <w:t>9.</w:t>
+      </w:r>
+      <w:r>
+        <w:t xml:space="preserve"> Однажды праведная Шачи, увидев, что её сын плачет во сне, в изумлении спросила: «Что это? Отчего ты плачешь?»</w:t>
+      </w:r>
+    </w:p>
+    <w:p>
+      <w:pPr>
+        <w:spacing w:after="60"/>
+        <w:ind w:left="510" w:hanging="510"/>
+      </w:pPr>
+      <w:r>
+        <w:rPr>
+          <w:b/>
+          <w:i w:val="0"/>
+        </w:rPr>
+        <w:t>10.</w:t>
+      </w:r>
+      <w:r>
+        <w:t xml:space="preserve"> Шриман Вишвамбхара, Господь, охваченный любовью, услышав это, ничего не ответил матери, и тогда она встревожилась.</w:t>
+      </w:r>
+    </w:p>
+    <w:p>
+      <w:pPr>
+        <w:spacing w:after="60"/>
+        <w:ind w:left="510" w:hanging="510"/>
+      </w:pPr>
+      <w:r>
+        <w:rPr>
+          <w:b/>
+          <w:i w:val="0"/>
+        </w:rPr>
+        <w:t>11.</w:t>
+      </w:r>
+      <w:r>
+        <w:t xml:space="preserve"> Со временем, по милости Хари, она распознала признаки премы и смиренно попросила у Него той преданности Говинде:</w:t>
+      </w:r>
+    </w:p>
+    <w:p>
+      <w:pPr>
+        <w:spacing w:after="60"/>
+        <w:ind w:left="510" w:hanging="510"/>
+      </w:pPr>
+      <w:r>
+        <w:rPr>
+          <w:b/>
+          <w:i w:val="0"/>
+        </w:rPr>
+        <w:t>12.</w:t>
+      </w:r>
+      <w:r>
+        <w:t xml:space="preserve"> «Где бы ты ни обрёл богатство, ты всегда отдавал его мне. Что же это за богатство, называемое премой, труднодоступное и для богов, которое ты обрёл в Гае?</w:t>
+      </w:r>
+    </w:p>
+    <w:p>
+      <w:pPr>
+        <w:spacing w:after="60"/>
+        <w:ind w:left="510" w:hanging="510"/>
+      </w:pPr>
+      <w:r>
+        <w:rPr>
+          <w:b/>
+          <w:i w:val="0"/>
+        </w:rPr>
+        <w:t>13.</w:t>
+      </w:r>
+      <w:r>
+        <w:t xml:space="preserve"> Дай его мне сегодня, сынок, если жалеешь меня, — чтобы я непрестанно резвилась в океане расы Кришны».</w:t>
+      </w:r>
+    </w:p>
+    <w:p>
+      <w:pPr>
+        <w:spacing w:after="60"/>
+        <w:ind w:left="510" w:hanging="510"/>
+      </w:pPr>
+      <w:r>
+        <w:rPr>
+          <w:b/>
+          <w:i w:val="0"/>
+        </w:rPr>
+        <w:t>14.</w:t>
+      </w:r>
+      <w:r>
+        <w:t xml:space="preserve"> Услышав такие слова, Он с любовью ответил матери: «Мать, по милости вайшнавов это сбудется у тебя».</w:t>
+      </w:r>
+    </w:p>
+    <w:p>
+      <w:pPr>
+        <w:spacing w:after="60"/>
+        <w:ind w:left="510" w:hanging="510"/>
+      </w:pPr>
+      <w:r>
+        <w:rPr>
+          <w:b/>
+          <w:i w:val="0"/>
+        </w:rPr>
+        <w:t>15.</w:t>
+      </w:r>
+      <w:r>
+        <w:t xml:space="preserve"> Услышав это, праведная Шачи обрадовалась и исполнилась преданности. А Шри Чайтанья-дева почтительно сказал брахманам:</w:t>
+      </w:r>
+    </w:p>
+    <w:p>
+      <w:pPr>
+        <w:spacing w:after="60"/>
+        <w:ind w:left="510" w:hanging="510"/>
+      </w:pPr>
+      <w:r>
+        <w:rPr>
+          <w:b/>
+          <w:i w:val="0"/>
+        </w:rPr>
+        <w:t>16.</w:t>
+      </w:r>
+      <w:r>
+        <w:t xml:space="preserve"> «Мать попросила у Меня любви к Хари. Подумайте же о том, как ей обрести эту труднодостижимую преданность Хари».</w:t>
+      </w:r>
+    </w:p>
+    <w:p>
+      <w:pPr>
+        <w:spacing w:after="60"/>
+        <w:ind w:left="510" w:hanging="510"/>
+      </w:pPr>
+      <w:r>
+        <w:rPr>
+          <w:b/>
+          <w:i w:val="0"/>
+        </w:rPr>
+        <w:t>17.</w:t>
+      </w:r>
+      <w:r>
+        <w:t xml:space="preserve"> Услышав это, все они сказали: «Будет у неё та преданность Владыке мира, о которой Ты говоришь, — называемая премой и труднодоступная даже для мудрецов».</w:t>
+      </w:r>
+    </w:p>
+    <w:p>
+      <w:pPr>
+        <w:spacing w:after="60"/>
+        <w:ind w:left="510" w:hanging="510"/>
+      </w:pPr>
+      <w:r>
+        <w:rPr>
+          <w:b/>
+          <w:i w:val="0"/>
+        </w:rPr>
+        <w:t>18.</w:t>
+      </w:r>
+      <w:r>
+        <w:t xml:space="preserve"> Услышав это, Шри Шачи-деви — сама воплощённая преданность — обрела твёрдую преданность Хари и исполнилась любви.</w:t>
+      </w:r>
+    </w:p>
+    <w:p>
+      <w:pPr>
+        <w:spacing w:after="60"/>
+        <w:ind w:left="510" w:hanging="510"/>
+      </w:pPr>
+      <w:r>
+        <w:rPr>
+          <w:b/>
+          <w:i w:val="0"/>
+        </w:rPr>
+        <w:t>19.</w:t>
+      </w:r>
+      <w:r>
+        <w:t xml:space="preserve"> А Он с тех пор порой плакал, омытый многими потоками слёз, и обе ноздри Его заливали два потока слизи.</w:t>
+      </w:r>
+    </w:p>
+    <w:p>
+      <w:pPr>
+        <w:spacing w:after="60"/>
+        <w:ind w:left="510" w:hanging="510"/>
+      </w:pPr>
+      <w:r>
+        <w:rPr>
+          <w:b/>
+          <w:i w:val="0"/>
+        </w:rPr>
+        <w:t>20.</w:t>
+      </w:r>
+      <w:r>
+        <w:t xml:space="preserve"> Когда Господь катался по земле в обители брахмана Шукламбары, непрерывный поток слизи снова и снова отводил прочь</w:t>
+      </w:r>
+    </w:p>
+    <w:p>
+      <w:pPr>
+        <w:spacing w:after="60"/>
+        <w:ind w:left="510" w:hanging="510"/>
+      </w:pPr>
+      <w:r>
+        <w:rPr>
+          <w:b/>
+          <w:i w:val="0"/>
+        </w:rPr>
+        <w:t>21.</w:t>
+      </w:r>
+      <w:r>
+        <w:t xml:space="preserve"> и неустанно отбрасывал далеко в сторону брахмачари Шукламбара — всегда чистый, полный расы любви к Гаурачандре</w:t>
+      </w:r>
+      <w:r>
+        <w:rPr>
+          <w:b w:val="0"/>
+          <w:i w:val="0"/>
+          <w:vertAlign w:val="superscript"/>
+        </w:rPr>
+        <w:t>3</w:t>
+      </w:r>
+      <w:r>
+        <w:t>.</w:t>
+      </w:r>
+    </w:p>
+    <w:p>
+      <w:pPr>
+        <w:spacing w:after="60"/>
+        <w:ind w:left="510" w:hanging="510"/>
+      </w:pPr>
+      <w:r>
+        <w:rPr>
+          <w:b/>
+          <w:i w:val="0"/>
+        </w:rPr>
+        <w:t>22.</w:t>
+      </w:r>
+      <w:r>
+        <w:t xml:space="preserve"> Он плакал весь день, а очнувшись в начале ночи, говорил: «Сейчас день». Люди отвечали: «Это ночь».</w:t>
+      </w:r>
+    </w:p>
+    <w:p>
+      <w:pPr>
+        <w:spacing w:after="60"/>
+        <w:ind w:left="510" w:hanging="510"/>
+      </w:pPr>
+      <w:r>
+        <w:rPr>
+          <w:b/>
+          <w:i w:val="0"/>
+        </w:rPr>
+        <w:t>23.</w:t>
+      </w:r>
+      <w:r>
+        <w:t xml:space="preserve"> Так, размягчённый любовью, Он плакал навзрыд всю ночь, и лишь когда проходила первая прахара</w:t>
+      </w:r>
+      <w:r>
+        <w:rPr>
+          <w:b w:val="0"/>
+          <w:i w:val="0"/>
+          <w:vertAlign w:val="superscript"/>
+        </w:rPr>
+        <w:t>4</w:t>
+      </w:r>
+      <w:r>
+        <w:t xml:space="preserve"> дня, Хари приходил в себя.</w:t>
+      </w:r>
+    </w:p>
+    <w:p>
+      <w:pPr>
+        <w:spacing w:after="60"/>
+        <w:ind w:left="510" w:hanging="510"/>
+      </w:pPr>
+      <w:r>
+        <w:rPr>
+          <w:b/>
+          <w:i w:val="0"/>
+        </w:rPr>
+        <w:t>24.</w:t>
+      </w:r>
+      <w:r>
+        <w:t xml:space="preserve"> Тогда Он спрашивал: «Сколько ещё осталось ночи?» — и кто-нибудь отвечал Ему: «Сейчас день». От избытка любви Он не отличал дня от ночи.</w:t>
+      </w:r>
+    </w:p>
+    <w:p>
+      <w:pPr>
+        <w:spacing w:after="60"/>
+        <w:ind w:left="510" w:hanging="510"/>
+      </w:pPr>
+      <w:r>
+        <w:rPr>
+          <w:b/>
+          <w:i w:val="0"/>
+        </w:rPr>
+        <w:t>25.</w:t>
+      </w:r>
+      <w:r>
+        <w:t xml:space="preserve"> Порой, услышав имя Хари или песнь о Нём, Он, потрясённый, при одном звуке падал на землю, как палка; порой дрожал.</w:t>
+      </w:r>
+    </w:p>
+    <w:p>
+      <w:pPr>
+        <w:spacing w:after="60"/>
+        <w:ind w:left="510" w:hanging="510"/>
+      </w:pPr>
+      <w:r>
+        <w:rPr>
+          <w:b/>
+          <w:i w:val="0"/>
+        </w:rPr>
+        <w:t>26.</w:t>
+      </w:r>
+      <w:r>
+        <w:t xml:space="preserve"> Порой Он благоговейно пел: «Говинда! Кришна! Кришна!» — а порой голос Его прерывался, тело сильно дрожало, и волосы на нём вставали дыбом.</w:t>
+      </w:r>
+    </w:p>
+    <w:p>
+      <w:pPr>
+        <w:spacing w:after="60"/>
+        <w:ind w:left="510" w:hanging="510"/>
+      </w:pPr>
+      <w:r>
+        <w:rPr>
+          <w:b/>
+          <w:i w:val="0"/>
+        </w:rPr>
+        <w:t>27.</w:t>
+      </w:r>
+      <w:r>
+        <w:t xml:space="preserve"> Порой Он впадал в оцепенение, порой приходил в Себя; а порой, омывшись, Владыка земли совершал поклонение.</w:t>
+      </w:r>
+    </w:p>
+    <w:p>
+      <w:pPr>
+        <w:spacing w:after="60"/>
+        <w:ind w:left="510" w:hanging="510"/>
+      </w:pPr>
+      <w:r>
+        <w:rPr>
+          <w:b/>
+          <w:i w:val="0"/>
+        </w:rPr>
+        <w:t>28.</w:t>
+      </w:r>
+      <w:r>
+        <w:t xml:space="preserve"> Поднеся пищу Бхагавану, Он затем вкушал её; порой учил брахманов, а ночью пел и танцевал.</w:t>
+      </w:r>
+    </w:p>
+    <w:p>
+      <w:pPr>
+        <w:spacing w:after="60"/>
+        <w:ind w:left="510" w:hanging="510"/>
+      </w:pPr>
+      <w:r>
+        <w:rPr>
+          <w:b/>
+          <w:i w:val="0"/>
+        </w:rPr>
+        <w:t>29.</w:t>
+      </w:r>
+      <w:r>
+        <w:t xml:space="preserve"> Так, являя с великим благоговением любовь к Хари в многоразличных обликах,</w:t>
+      </w:r>
+    </w:p>
+    <w:p>
+      <w:pPr>
+        <w:spacing w:after="60"/>
+        <w:ind w:left="510" w:hanging="510"/>
+      </w:pPr>
+      <w:r>
+        <w:rPr>
+          <w:b/>
+          <w:i w:val="0"/>
+        </w:rPr>
+        <w:t>30.</w:t>
+      </w:r>
+      <w:r>
+        <w:t xml:space="preserve"> Учитель мира постоянно наставлял людей, — Он, Сам Бхагаван Кришна, желавший оказать миру милость.</w:t>
+      </w:r>
+    </w:p>
+    <w:p>
+      <w:pPr>
+        <w:spacing w:after="60"/>
+        <w:jc w:val="both"/>
+      </w:pPr>
+      <w:r>
+        <w:rPr>
+          <w:b w:val="0"/>
+          <w:i/>
+        </w:rPr>
+        <w:t>Так заканчивается первая сарга, «Проявление чувств» (Бхава-пракаша), второй пракрамы великой поэмы «Шри Кришна-чайтанья-чаритамрита».</w:t>
+      </w:r>
+    </w:p>
+    <w:p>
+      <w:pPr>
+        <w:spacing w:after="60"/>
+        <w:ind w:left="283"/>
+      </w:pPr>
+      <w:r>
+        <w:rPr>
+          <w:b/>
+          <w:i w:val="0"/>
+          <w:sz w:val="18"/>
+        </w:rPr>
+        <w:t>1.</w:t>
+      </w:r>
+      <w:r>
+        <w:rPr>
+          <w:sz w:val="18"/>
+        </w:rPr>
+        <w:t xml:space="preserve"> Повествование поэмы построено как беседа: Мурари Гупта рассказывает Дамодаре Пандиту о жизни Господа. «Это» — рассказ первой пракрамы, закончившийся возвращением Господа из Гаи.</w:t>
+      </w:r>
+    </w:p>
+    <w:p>
+      <w:pPr>
+        <w:spacing w:after="60"/>
+        <w:ind w:left="283"/>
+      </w:pPr>
+      <w:r>
+        <w:rPr>
+          <w:b/>
+          <w:i w:val="0"/>
+          <w:sz w:val="18"/>
+        </w:rPr>
+        <w:t>2.</w:t>
+      </w:r>
+      <w:r>
+        <w:rPr>
+          <w:sz w:val="18"/>
+        </w:rPr>
+        <w:t xml:space="preserve"> Одиннадцать чувств — пять органов познания, пять органов действия и ум.</w:t>
+      </w:r>
+    </w:p>
+    <w:p>
+      <w:pPr>
+        <w:spacing w:after="60"/>
+        <w:ind w:left="283"/>
+      </w:pPr>
+      <w:r>
+        <w:rPr>
+          <w:b/>
+          <w:i w:val="0"/>
+          <w:sz w:val="18"/>
+        </w:rPr>
+        <w:t>3.</w:t>
+      </w:r>
+      <w:r>
+        <w:rPr>
+          <w:sz w:val="18"/>
+        </w:rPr>
+        <w:t xml:space="preserve"> Шукламбара Брахмачари — бедный брахман Навадвипы, жил подаянием; один из первых спутников Господа.</w:t>
+      </w:r>
+    </w:p>
+    <w:p>
+      <w:pPr>
+        <w:spacing w:after="60"/>
+        <w:ind w:left="283"/>
+      </w:pPr>
+      <w:r>
+        <w:rPr>
+          <w:b/>
+          <w:i w:val="0"/>
+          <w:sz w:val="18"/>
+        </w:rPr>
+        <w:t>4.</w:t>
+      </w:r>
+      <w:r>
+        <w:rPr>
+          <w:sz w:val="18"/>
+        </w:rPr>
+        <w:t xml:space="preserve"> Прахара — «стража», восьмая часть суток (около трёх часов).</w:t>
+      </w:r>
+    </w:p>
+    <w:p>
+      <w:pPr>
+        <w:pStyle w:val="Heading2"/>
+      </w:pPr>
+      <w:r>
+        <w:t>Пракрама 2, сарга 2. Погружение в образ Вепря</w:t>
+      </w:r>
+    </w:p>
+    <w:p>
+      <w:pPr>
+        <w:spacing w:after="60"/>
+        <w:jc w:val="both"/>
+      </w:pPr>
+      <w:r>
+        <w:rPr>
+          <w:b w:val="0"/>
+          <w:i/>
+        </w:rPr>
+        <w:t>Экстаз Господа при звуке флейты; киртаны в доме Шривасы; небесный голос утешает Господа; в доме Мурари Он принимает облик Вепря и говорит о Себе и Ведах; толкование стиха о святом имени</w:t>
+      </w:r>
+    </w:p>
+    <w:p>
+      <w:pPr>
+        <w:spacing w:after="60"/>
+        <w:ind w:left="510" w:hanging="510"/>
+      </w:pPr>
+      <w:r>
+        <w:rPr>
+          <w:b/>
+          <w:i w:val="0"/>
+        </w:rPr>
+        <w:t>1.</w:t>
+      </w:r>
+      <w:r>
+        <w:t xml:space="preserve"> Однажды, идя по дороге со Шривасой Пандитом, которого украшали его братья, Хари услышал звук флейты и был потрясён.</w:t>
+      </w:r>
+    </w:p>
+    <w:p>
+      <w:pPr>
+        <w:spacing w:after="60"/>
+        <w:ind w:left="510" w:hanging="510"/>
+      </w:pPr>
+      <w:r>
+        <w:rPr>
+          <w:b/>
+          <w:i w:val="0"/>
+        </w:rPr>
+        <w:t>2.</w:t>
+      </w:r>
+      <w:r>
+        <w:t xml:space="preserve"> Он упал на землю, как палка, и на миг лишился чувств; затем стал на разные лады кричать, но вскоре пришёл в Себя.</w:t>
+      </w:r>
+    </w:p>
+    <w:p>
+      <w:pPr>
+        <w:spacing w:after="60"/>
+        <w:ind w:left="510" w:hanging="510"/>
+      </w:pPr>
+      <w:r>
+        <w:rPr>
+          <w:b/>
+          <w:i w:val="0"/>
+        </w:rPr>
+        <w:t>3.</w:t>
+      </w:r>
+      <w:r>
+        <w:t xml:space="preserve"> Порой, благословляя лучших из брахманов, смеясь и сияя прекрасным лицом, Он радовался в обществе достойных людей; а порой Владыка Камалы</w:t>
+      </w:r>
+      <w:r>
+        <w:rPr>
+          <w:b w:val="0"/>
+          <w:i w:val="0"/>
+          <w:vertAlign w:val="superscript"/>
+        </w:rPr>
+        <w:t>1</w:t>
+      </w:r>
+    </w:p>
+    <w:p>
+      <w:pPr>
+        <w:spacing w:after="60"/>
+        <w:ind w:left="510" w:hanging="510"/>
+      </w:pPr>
+      <w:r>
+        <w:rPr>
+          <w:b/>
+          <w:i w:val="0"/>
+        </w:rPr>
+        <w:t>4.</w:t>
+      </w:r>
+      <w:r>
+        <w:t xml:space="preserve"> совершал и мирские дела ради поддержания тела, являя Свои игры в Навадвипе, — Владыка земли.</w:t>
+      </w:r>
+    </w:p>
+    <w:p>
+      <w:pPr>
+        <w:spacing w:after="60"/>
+        <w:ind w:left="510" w:hanging="510"/>
+      </w:pPr>
+      <w:r>
+        <w:rPr>
+          <w:b/>
+          <w:i w:val="0"/>
+        </w:rPr>
+        <w:t>5.</w:t>
+      </w:r>
+      <w:r>
+        <w:t xml:space="preserve"> Со Шривасой Пандитом и великодушным Шри Рамой</w:t>
+      </w:r>
+      <w:r>
+        <w:rPr>
+          <w:b w:val="0"/>
+          <w:i w:val="0"/>
+          <w:vertAlign w:val="superscript"/>
+        </w:rPr>
+        <w:t>2</w:t>
+      </w:r>
+      <w:r>
+        <w:t>, в их доме, с Мукундой и ещё одним вайдьей</w:t>
+      </w:r>
+      <w:r>
+        <w:rPr>
+          <w:b w:val="0"/>
+          <w:i w:val="0"/>
+          <w:vertAlign w:val="superscript"/>
+        </w:rPr>
+        <w:t>3</w:t>
+      </w:r>
+      <w:r>
+        <w:t xml:space="preserve"> Господь</w:t>
+      </w:r>
+    </w:p>
+    <w:p>
+      <w:pPr>
+        <w:spacing w:after="60"/>
+        <w:ind w:left="510" w:hanging="510"/>
+      </w:pPr>
+      <w:r>
+        <w:rPr>
+          <w:b/>
+          <w:i w:val="0"/>
+        </w:rPr>
+        <w:t>6.</w:t>
+      </w:r>
+      <w:r>
+        <w:t xml:space="preserve"> танцевал и пел песни о Кришне вместе с преданными Хари — ночь за ночью и днём, и тело Его покрывалось мурашками от любви.</w:t>
+      </w:r>
+    </w:p>
+    <w:p>
+      <w:pPr>
+        <w:spacing w:after="60"/>
+        <w:ind w:left="510" w:hanging="510"/>
+      </w:pPr>
+      <w:r>
+        <w:rPr>
+          <w:b/>
+          <w:i w:val="0"/>
+        </w:rPr>
+        <w:t>7.</w:t>
+      </w:r>
+      <w:r>
+        <w:t xml:space="preserve"> Однажды, находясь у Себя дома, Он, вне Себя от любви, (воскликнул): «Где Мне жить, где пребывать? Как Мне обратить ум к Хари?»</w:t>
+      </w:r>
+    </w:p>
+    <w:p>
+      <w:pPr>
+        <w:spacing w:after="60"/>
+        <w:ind w:left="510" w:hanging="510"/>
+      </w:pPr>
+      <w:r>
+        <w:rPr>
+          <w:b/>
+          <w:i w:val="0"/>
+        </w:rPr>
+        <w:t>8.</w:t>
+      </w:r>
+      <w:r>
+        <w:t xml:space="preserve"> Тогда к Нему, столь потрясённому, обратилось некое божество, почтительно назвав Его по имени: «Знай, что Ты — часть Хари на земле.</w:t>
+      </w:r>
+    </w:p>
+    <w:p>
+      <w:pPr>
+        <w:spacing w:after="60"/>
+        <w:ind w:left="510" w:hanging="510"/>
+      </w:pPr>
+      <w:r>
+        <w:rPr>
+          <w:b/>
+          <w:i w:val="0"/>
+        </w:rPr>
+        <w:t>9.</w:t>
+      </w:r>
+      <w:r>
+        <w:t xml:space="preserve"> Ты нисшёл, о Бхагаван, чтобы люди обрели любовь. Не печалься: это жертвоприношение, называемое киртаной, на земле в век Кали</w:t>
+      </w:r>
+    </w:p>
+    <w:p>
+      <w:pPr>
+        <w:spacing w:after="60"/>
+        <w:ind w:left="510" w:hanging="510"/>
+      </w:pPr>
+      <w:r>
+        <w:rPr>
+          <w:b/>
+          <w:i w:val="0"/>
+        </w:rPr>
+        <w:t>10.</w:t>
+      </w:r>
+      <w:r>
+        <w:t xml:space="preserve"> по Твоей милости совершится во всей полноте, — в этом нет сомнения». Услышав такие слова божественного голоса, Он исполнился радости.</w:t>
+      </w:r>
+    </w:p>
+    <w:p>
+      <w:pPr>
+        <w:spacing w:after="60"/>
+        <w:ind w:left="510" w:hanging="510"/>
+      </w:pPr>
+      <w:r>
+        <w:rPr>
+          <w:b/>
+          <w:i w:val="0"/>
+        </w:rPr>
+        <w:t>11.</w:t>
+      </w:r>
+      <w:r>
+        <w:t xml:space="preserve"> Однажды по воле провидения Хари, из сострадания к смиренным, пришёл в дом вайдьи Мурари; глаза Его были влажны от любви.</w:t>
+      </w:r>
+    </w:p>
+    <w:p>
+      <w:pPr>
+        <w:spacing w:after="60"/>
+        <w:ind w:left="510" w:hanging="510"/>
+      </w:pPr>
+      <w:r>
+        <w:rPr>
+          <w:b/>
+          <w:i w:val="0"/>
+        </w:rPr>
+        <w:t>12.</w:t>
+      </w:r>
+      <w:r>
+        <w:t xml:space="preserve"> Войдя в домашний храм, Всемогущий сел, омытый потоками любви, словно гора — водопадами.</w:t>
+      </w:r>
+    </w:p>
+    <w:p>
+      <w:pPr>
+        <w:spacing w:after="60"/>
+        <w:ind w:left="510" w:hanging="510"/>
+      </w:pPr>
+      <w:r>
+        <w:rPr>
+          <w:b/>
+          <w:i w:val="0"/>
+        </w:rPr>
+        <w:t>13.</w:t>
+      </w:r>
+      <w:r>
+        <w:t xml:space="preserve"> «Ах! Этот могучий вепрь величиной с гору терзает Меня парой клыков!» — сказал Он и шаг за шагом стал отступать.</w:t>
+      </w:r>
+    </w:p>
+    <w:p>
+      <w:pPr>
+        <w:spacing w:after="60"/>
+        <w:ind w:left="510" w:hanging="510"/>
+      </w:pPr>
+      <w:r>
+        <w:rPr>
+          <w:b/>
+          <w:i w:val="0"/>
+        </w:rPr>
+        <w:t>14.</w:t>
+      </w:r>
+      <w:r>
+        <w:t xml:space="preserve"> «Ах! Этот лучший из вепрей терзает Меня клыками!» — вновь сказал Махапрабху и быстро отступил.</w:t>
+      </w:r>
+    </w:p>
+    <w:p>
+      <w:pPr>
+        <w:spacing w:after="60"/>
+        <w:ind w:left="510" w:hanging="510"/>
+      </w:pPr>
+      <w:r>
+        <w:rPr>
+          <w:b/>
+          <w:i w:val="0"/>
+        </w:rPr>
+        <w:t>15.</w:t>
+      </w:r>
+      <w:r>
+        <w:t xml:space="preserve"> Затем, через мгновение, Сам являя в экстазе Свою природу Владыки, Он, опираясь о землю коленями и обеими руками, пошёл на четвереньках</w:t>
+      </w:r>
+    </w:p>
+    <w:p>
+      <w:pPr>
+        <w:spacing w:after="60"/>
+        <w:ind w:left="510" w:hanging="510"/>
+      </w:pPr>
+      <w:r>
+        <w:rPr>
+          <w:b/>
+          <w:i w:val="0"/>
+        </w:rPr>
+        <w:t>16.</w:t>
+      </w:r>
+      <w:r>
+        <w:t xml:space="preserve"> и, вращая круглыми лотосными глазами и оглашая всё рёвом, поднял кончиками клыков латунный сосуд для воды.</w:t>
+      </w:r>
+    </w:p>
+    <w:p>
+      <w:pPr>
+        <w:spacing w:after="60"/>
+        <w:ind w:left="510" w:hanging="510"/>
+      </w:pPr>
+      <w:r>
+        <w:rPr>
+          <w:b/>
+          <w:i w:val="0"/>
+        </w:rPr>
+        <w:t>17.</w:t>
+      </w:r>
+      <w:r>
+        <w:t xml:space="preserve"> На миг Он поднял лицо кверху, а затем, держа латунный сосуд, сказал ничтожному Мурари: «Опиши Мой истинный облик».</w:t>
+      </w:r>
+    </w:p>
+    <w:p>
+      <w:pPr>
+        <w:spacing w:after="60"/>
+        <w:ind w:left="510" w:hanging="510"/>
+      </w:pPr>
+      <w:r>
+        <w:rPr>
+          <w:b/>
+          <w:i w:val="0"/>
+        </w:rPr>
+        <w:t>18.</w:t>
+      </w:r>
+      <w:r>
+        <w:t xml:space="preserve"> Изумлённый, он поклонился до земли и сказал: «Ты — Владыка, ставший зримым; но Твоего истинного облика я не знаю, о Бхагаван, о Лотосоокий.</w:t>
+      </w:r>
+    </w:p>
+    <w:p>
+      <w:pPr>
+        <w:spacing w:after="60"/>
+        <w:ind w:left="510" w:hanging="510"/>
+      </w:pPr>
+      <w:r>
+        <w:rPr>
+          <w:b/>
+          <w:i w:val="0"/>
+        </w:rPr>
+        <w:t>19.</w:t>
+      </w:r>
+      <w:r>
+        <w:t xml:space="preserve"> Лишь Ты Сам знаешь Себя Собою, о Высшая Личность»</w:t>
+      </w:r>
+      <w:r>
+        <w:rPr>
+          <w:b w:val="0"/>
+          <w:i w:val="0"/>
+          <w:vertAlign w:val="superscript"/>
+        </w:rPr>
+        <w:t>4</w:t>
+      </w:r>
+      <w:r>
+        <w:t>. И когда он снова и снова повторял эти слова из Гиты,</w:t>
+      </w:r>
+    </w:p>
+    <w:p>
+      <w:pPr>
+        <w:spacing w:after="60"/>
+        <w:ind w:left="510" w:hanging="510"/>
+      </w:pPr>
+      <w:r>
+        <w:rPr>
+          <w:b/>
+          <w:i w:val="0"/>
+        </w:rPr>
+        <w:t>20.</w:t>
+      </w:r>
+      <w:r>
+        <w:t xml:space="preserve"> Бхагаван опять спросил его очень мягким голосом: «А знает ли Меня Веда?» Вайдья ответил Господу:</w:t>
+      </w:r>
+    </w:p>
+    <w:p>
+      <w:pPr>
+        <w:spacing w:after="60"/>
+        <w:ind w:left="510" w:hanging="510"/>
+      </w:pPr>
+      <w:r>
+        <w:rPr>
+          <w:b/>
+          <w:i w:val="0"/>
+        </w:rPr>
+        <w:t>21.</w:t>
+      </w:r>
+      <w:r>
+        <w:t xml:space="preserve"> «Нет у Веды силы описать Тебя: Ты всегда сокровенен». Услышав это, Бхагаван сказал: «Веда изрядно надо Мной насмехается:</w:t>
+      </w:r>
+    </w:p>
+    <w:p>
+      <w:pPr>
+        <w:spacing w:after="60"/>
+        <w:ind w:left="510" w:hanging="510"/>
+      </w:pPr>
+      <w:r>
+        <w:rPr>
+          <w:b/>
+          <w:i w:val="0"/>
+        </w:rPr>
+        <w:t>22.</w:t>
+      </w:r>
+      <w:r>
+        <w:t xml:space="preserve"> называет Меня безруким и безногим». С этими словами Бхагаван, знающий суть Вед, сотканный из смысла всех Вед, вспомнил и произнёс такой стих:</w:t>
+      </w:r>
+    </w:p>
+    <w:p>
+      <w:pPr>
+        <w:spacing w:after="60"/>
+        <w:ind w:left="510" w:hanging="510"/>
+      </w:pPr>
+      <w:r>
+        <w:rPr>
+          <w:b/>
+          <w:i w:val="0"/>
+        </w:rPr>
+        <w:t>23.</w:t>
+      </w:r>
+      <w:r>
+        <w:t xml:space="preserve"> «Без рук и без ног — Он быстр и берёт; без глаз Он видит, без ушей слышит; Он знает вселенную, но никто не знает Его; Его называют первым, изначальным Пурушей»</w:t>
+      </w:r>
+      <w:r>
+        <w:rPr>
+          <w:b w:val="0"/>
+          <w:i w:val="0"/>
+          <w:vertAlign w:val="superscript"/>
+        </w:rPr>
+        <w:t>5</w:t>
+      </w:r>
+      <w:r>
+        <w:t>.</w:t>
+      </w:r>
+    </w:p>
+    <w:p>
+      <w:pPr>
+        <w:spacing w:after="60"/>
+        <w:ind w:left="510" w:hanging="510"/>
+      </w:pPr>
+      <w:r>
+        <w:rPr>
+          <w:b/>
+          <w:i w:val="0"/>
+        </w:rPr>
+        <w:t>24.</w:t>
+      </w:r>
+      <w:r>
+        <w:t xml:space="preserve"> Произнеся, смеясь, эти слова Веды, Господь сказал: «Веда вовсе не знает Меня — это несомненно».</w:t>
+      </w:r>
+    </w:p>
+    <w:p>
+      <w:pPr>
+        <w:spacing w:after="60"/>
+        <w:ind w:left="510" w:hanging="510"/>
+      </w:pPr>
+      <w:r>
+        <w:rPr>
+          <w:b/>
+          <w:i w:val="0"/>
+        </w:rPr>
+        <w:t>25.</w:t>
+      </w:r>
+      <w:r>
+        <w:t xml:space="preserve"> Амбаштха</w:t>
+      </w:r>
+      <w:r>
+        <w:rPr>
+          <w:b w:val="0"/>
+          <w:i w:val="0"/>
+          <w:vertAlign w:val="superscript"/>
+        </w:rPr>
+        <w:t>6</w:t>
+      </w:r>
+      <w:r>
+        <w:t xml:space="preserve"> сказал: «О Бхагаван, будь милостив ко мне!» Милосердный Бхагаван ответил ему: «(Да будет у тебя) любовь ко Мне».</w:t>
+      </w:r>
+    </w:p>
+    <w:p>
+      <w:pPr>
+        <w:spacing w:after="60"/>
+        <w:ind w:left="510" w:hanging="510"/>
+      </w:pPr>
+      <w:r>
+        <w:rPr>
+          <w:b/>
+          <w:i w:val="0"/>
+        </w:rPr>
+        <w:t>26.</w:t>
+      </w:r>
+      <w:r>
+        <w:t xml:space="preserve"> Сказав это, прекрасный Господь Вишвамбхара, преданный киртане Хари, с улыбкой ушёл к Себе домой.</w:t>
+      </w:r>
+    </w:p>
+    <w:p>
+      <w:pPr>
+        <w:spacing w:after="60"/>
+        <w:ind w:left="510" w:hanging="510"/>
+      </w:pPr>
+      <w:r>
+        <w:rPr>
+          <w:b/>
+          <w:i w:val="0"/>
+        </w:rPr>
+        <w:t>27.</w:t>
+      </w:r>
+      <w:r>
+        <w:t xml:space="preserve"> На другой день, находясь в доме Шривасы Пандита, Он истолковал шлоку, которую я сейчас приведу, — слушай:</w:t>
+      </w:r>
+    </w:p>
+    <w:p>
+      <w:pPr>
+        <w:spacing w:after="60"/>
+        <w:ind w:left="510" w:hanging="510"/>
+      </w:pPr>
+      <w:r>
+        <w:rPr>
+          <w:b/>
+          <w:i w:val="0"/>
+        </w:rPr>
+        <w:t>28.</w:t>
+      </w:r>
+      <w:r>
+        <w:t xml:space="preserve"> «Имя Хари, имя Хари, только имя Хари — единственное! В Кали нет, нет, нет иного пути»</w:t>
+      </w:r>
+      <w:r>
+        <w:rPr>
+          <w:b w:val="0"/>
+          <w:i w:val="0"/>
+          <w:vertAlign w:val="superscript"/>
+        </w:rPr>
+        <w:t>7</w:t>
+      </w:r>
+      <w:r>
+        <w:t>.</w:t>
+      </w:r>
+    </w:p>
+    <w:p>
+      <w:pPr>
+        <w:spacing w:after="60"/>
+        <w:ind w:left="510" w:hanging="510"/>
+      </w:pPr>
+      <w:r>
+        <w:rPr>
+          <w:b/>
+          <w:i w:val="0"/>
+        </w:rPr>
+        <w:t>29.</w:t>
+      </w:r>
+      <w:r>
+        <w:t xml:space="preserve"> «“На” — это человек, Изначальный Пуруша, Который в Кали пребывает, обладая образом. Знай же, что облик Его — Имя; Он-то и есть “единственное”</w:t>
+      </w:r>
+      <w:r>
+        <w:rPr>
+          <w:b w:val="0"/>
+          <w:i w:val="0"/>
+          <w:vertAlign w:val="superscript"/>
+        </w:rPr>
+        <w:t>8</w:t>
+      </w:r>
+      <w:r>
+        <w:t>.</w:t>
+      </w:r>
+    </w:p>
+    <w:p>
+      <w:pPr>
+        <w:spacing w:after="60"/>
+        <w:ind w:left="510" w:hanging="510"/>
+      </w:pPr>
+      <w:r>
+        <w:rPr>
+          <w:b/>
+          <w:i w:val="0"/>
+        </w:rPr>
+        <w:t>30.</w:t>
+      </w:r>
+      <w:r>
+        <w:t xml:space="preserve"> Трижды “имя Хари” — для утверждения (истины) всем воплощённым; а слово “эва” (“только”) — ради уничтожения грехов живых существ.</w:t>
+      </w:r>
+    </w:p>
+    <w:p>
+      <w:pPr>
+        <w:spacing w:after="60"/>
+        <w:ind w:left="510" w:hanging="510"/>
+      </w:pPr>
+      <w:r>
+        <w:rPr>
+          <w:b/>
+          <w:i w:val="0"/>
+        </w:rPr>
+        <w:t>31.</w:t>
+      </w:r>
+      <w:r>
+        <w:t xml:space="preserve"> “Единственное” понимается как раскрывающее все истины; а сторонники недвойственности говорят, что это — угасание кармы, уже начавшей плодоносить.</w:t>
+      </w:r>
+    </w:p>
+    <w:p>
+      <w:pPr>
+        <w:spacing w:after="60"/>
+        <w:ind w:left="510" w:hanging="510"/>
+      </w:pPr>
+      <w:r>
+        <w:rPr>
+          <w:b/>
+          <w:i w:val="0"/>
+        </w:rPr>
+        <w:t>32.</w:t>
+      </w:r>
+      <w:r>
+        <w:t xml:space="preserve"> Подразумевая “да будет”, они считают “единственное” освобождением-кайвальей; но (Имя) милосердно и дарует вкус расы любви к Кришне.</w:t>
+      </w:r>
+    </w:p>
+    <w:p>
+      <w:pPr>
+        <w:spacing w:after="60"/>
+        <w:ind w:left="510" w:hanging="510"/>
+      </w:pPr>
+      <w:r>
+        <w:rPr>
+          <w:b/>
+          <w:i w:val="0"/>
+        </w:rPr>
+        <w:t>33.</w:t>
+      </w:r>
+      <w:r>
+        <w:t xml:space="preserve"> Имя Хари — Его собственный облик. У того, кто скажет иное, нет, нет пути», — так сказал Он Сам.</w:t>
+      </w:r>
+    </w:p>
+    <w:p>
+      <w:pPr>
+        <w:spacing w:after="60"/>
+        <w:ind w:left="510" w:hanging="510"/>
+      </w:pPr>
+      <w:r>
+        <w:rPr>
+          <w:b/>
+          <w:i w:val="0"/>
+        </w:rPr>
+        <w:t>34.</w:t>
+      </w:r>
+      <w:r>
+        <w:t xml:space="preserve"> «Так говорит этот Вепрь, Пуруша, вмещающий всех богов», — сказав это, Он стал танцевать и особенно (усердно) петь киртану.</w:t>
+      </w:r>
+    </w:p>
+    <w:p>
+      <w:pPr>
+        <w:spacing w:after="60"/>
+        <w:ind w:left="510" w:hanging="510"/>
+      </w:pPr>
+      <w:r>
+        <w:rPr>
+          <w:b/>
+          <w:i w:val="0"/>
+        </w:rPr>
+        <w:t>35.</w:t>
+      </w:r>
+      <w:r>
+        <w:t xml:space="preserve"> У того, кто будет постоянно и сосредоточенно слушать или пересказывать это, непременно появится любовь к Хари, и он станет безгрешным;</w:t>
+      </w:r>
+    </w:p>
+    <w:p>
+      <w:pPr>
+        <w:spacing w:after="60"/>
+        <w:ind w:left="510" w:hanging="510"/>
+      </w:pPr>
+      <w:r>
+        <w:rPr>
+          <w:b/>
+          <w:i w:val="0"/>
+        </w:rPr>
+        <w:t>36.</w:t>
+      </w:r>
+      <w:r>
+        <w:t xml:space="preserve"> у лотосных стоп Шри Чайтаньи его сознание, что Он — Господь, станет твёрдым, и в конце жизни придёт неизменное памятование о Чайтанья-деве.</w:t>
+      </w:r>
+    </w:p>
+    <w:p>
+      <w:pPr>
+        <w:spacing w:after="60"/>
+        <w:jc w:val="both"/>
+      </w:pPr>
+      <w:r>
+        <w:rPr>
+          <w:b w:val="0"/>
+          <w:i/>
+        </w:rPr>
+        <w:t>Так заканчивается вторая сарга, «Погружение в образ Вепря» (Вараха-авеша), в описании нисхождения Чайтаньи, второй пракрамы великой поэмы «Шри Кришна-чайтанья-чаритамрита».</w:t>
+      </w:r>
+    </w:p>
+    <w:p>
+      <w:pPr>
+        <w:spacing w:after="60"/>
+        <w:ind w:left="283"/>
+      </w:pPr>
+      <w:r>
+        <w:rPr>
+          <w:b/>
+          <w:i w:val="0"/>
+          <w:sz w:val="18"/>
+        </w:rPr>
+        <w:t>1.</w:t>
+      </w:r>
+      <w:r>
+        <w:rPr>
+          <w:sz w:val="18"/>
+        </w:rPr>
+        <w:t xml:space="preserve"> Камала — Лакшми, супруга Вишну.</w:t>
+      </w:r>
+    </w:p>
+    <w:p>
+      <w:pPr>
+        <w:spacing w:after="60"/>
+        <w:ind w:left="283"/>
+      </w:pPr>
+      <w:r>
+        <w:rPr>
+          <w:b/>
+          <w:i w:val="0"/>
+          <w:sz w:val="18"/>
+        </w:rPr>
+        <w:t>2.</w:t>
+      </w:r>
+      <w:r>
+        <w:rPr>
+          <w:sz w:val="18"/>
+        </w:rPr>
+        <w:t xml:space="preserve"> Шри Рама (Рамай Пандит) — младший брат Шривасы.</w:t>
+      </w:r>
+    </w:p>
+    <w:p>
+      <w:pPr>
+        <w:spacing w:after="60"/>
+        <w:ind w:left="283"/>
+      </w:pPr>
+      <w:r>
+        <w:rPr>
+          <w:b/>
+          <w:i w:val="0"/>
+          <w:sz w:val="18"/>
+        </w:rPr>
+        <w:t>3.</w:t>
+      </w:r>
+      <w:r>
+        <w:rPr>
+          <w:sz w:val="18"/>
+        </w:rPr>
+        <w:t xml:space="preserve"> Вайдья — член касты лекарей. Мукунда Датта был вайдьей; «ещё один вайдья» — по-видимому, сам автор, Мурари Гупта.</w:t>
+      </w:r>
+    </w:p>
+    <w:p>
+      <w:pPr>
+        <w:spacing w:after="60"/>
+        <w:ind w:left="283"/>
+      </w:pPr>
+      <w:r>
+        <w:rPr>
+          <w:b/>
+          <w:i w:val="0"/>
+          <w:sz w:val="18"/>
+        </w:rPr>
+        <w:t>4.</w:t>
+      </w:r>
+      <w:r>
+        <w:rPr>
+          <w:sz w:val="18"/>
+        </w:rPr>
+        <w:t xml:space="preserve"> Бхагавад-гита 10.15.</w:t>
+      </w:r>
+    </w:p>
+    <w:p>
+      <w:pPr>
+        <w:spacing w:after="60"/>
+        <w:ind w:left="283"/>
+      </w:pPr>
+      <w:r>
+        <w:rPr>
+          <w:b/>
+          <w:i w:val="0"/>
+          <w:sz w:val="18"/>
+        </w:rPr>
+        <w:t>5.</w:t>
+      </w:r>
+      <w:r>
+        <w:rPr>
+          <w:sz w:val="18"/>
+        </w:rPr>
+        <w:t xml:space="preserve"> Шветашватара-упанишада 3.19 (в чтении поэмы).</w:t>
+      </w:r>
+    </w:p>
+    <w:p>
+      <w:pPr>
+        <w:spacing w:after="60"/>
+        <w:ind w:left="283"/>
+      </w:pPr>
+      <w:r>
+        <w:rPr>
+          <w:b/>
+          <w:i w:val="0"/>
+          <w:sz w:val="18"/>
+        </w:rPr>
+        <w:t>6.</w:t>
+      </w:r>
+      <w:r>
+        <w:rPr>
+          <w:sz w:val="18"/>
+        </w:rPr>
+        <w:t xml:space="preserve"> Амбаштха — название касты вайдьев; здесь — Мурари.</w:t>
+      </w:r>
+    </w:p>
+    <w:p>
+      <w:pPr>
+        <w:spacing w:after="60"/>
+        <w:ind w:left="283"/>
+      </w:pPr>
+      <w:r>
+        <w:rPr>
+          <w:b/>
+          <w:i w:val="0"/>
+          <w:sz w:val="18"/>
+        </w:rPr>
+        <w:t>7.</w:t>
+      </w:r>
+      <w:r>
+        <w:rPr>
+          <w:sz w:val="18"/>
+        </w:rPr>
+        <w:t xml:space="preserve"> Стих из Брихан-нарадия-пураны. Далее (шл. 29–33) Господь толкует его слова.</w:t>
+      </w:r>
+    </w:p>
+    <w:p>
+      <w:pPr>
+        <w:spacing w:after="60"/>
+        <w:ind w:left="283"/>
+      </w:pPr>
+      <w:r>
+        <w:rPr>
+          <w:b/>
+          <w:i w:val="0"/>
+          <w:sz w:val="18"/>
+        </w:rPr>
+        <w:t>8.</w:t>
+      </w:r>
+      <w:r>
+        <w:rPr>
+          <w:sz w:val="18"/>
+        </w:rPr>
+        <w:t xml:space="preserve"> «На» (nā) — «муж, личность»; толкование, по-видимому, обыгрывает начало слова «нама» («имя»). Смысл шл. 29–32 местами неясен; перевод предположителен.</w:t>
+      </w:r>
+    </w:p>
+    <w:p>
+      <w:pPr>
+        <w:pStyle w:val="Heading2"/>
+      </w:pPr>
+      <w:r>
+        <w:t>Пракрама 2, сарга 3. Рассеяние туч</w:t>
+      </w:r>
+    </w:p>
+    <w:p>
+      <w:pPr>
+        <w:spacing w:after="60"/>
+        <w:jc w:val="both"/>
+      </w:pPr>
+      <w:r>
+        <w:rPr>
+          <w:b w:val="0"/>
+          <w:i/>
+        </w:rPr>
+        <w:t>Боги приходят служить Господу; Он дарует благословения преданным и прему Шукламбаре; служение Гададхары; Господь рассеивает тучи, мешавшие киртане, и боги с небес взирают на праздник</w:t>
+      </w:r>
+    </w:p>
+    <w:p>
+      <w:pPr>
+        <w:spacing w:after="60"/>
+        <w:ind w:left="510" w:hanging="510"/>
+      </w:pPr>
+      <w:r>
+        <w:rPr>
+          <w:b/>
+          <w:i w:val="0"/>
+        </w:rPr>
+        <w:t>1.</w:t>
+      </w:r>
+      <w:r>
+        <w:t xml:space="preserve"> Затем Господь вошёл в Свой дом и засиял светом тысячи лун. И Он сказал: «Кто эти существа, что пришли и пребывают здесь, — четырёхликий, шестиликие и пятиликие?»</w:t>
+      </w:r>
+      <w:r>
+        <w:rPr>
+          <w:b w:val="0"/>
+          <w:i w:val="0"/>
+          <w:vertAlign w:val="superscript"/>
+        </w:rPr>
+        <w:t>1</w:t>
+      </w:r>
+    </w:p>
+    <w:p>
+      <w:pPr>
+        <w:spacing w:after="60"/>
+        <w:ind w:left="510" w:hanging="510"/>
+      </w:pPr>
+      <w:r>
+        <w:rPr>
+          <w:b/>
+          <w:i w:val="0"/>
+        </w:rPr>
+        <w:t>2.</w:t>
+      </w:r>
+      <w:r>
+        <w:t xml:space="preserve"> Услышав это, лучший из лучших брахманов, по имени Шриваса, сказал Ему: «Это пришли боги — Брахма и Шива, Шестиликий и другие, — о Господь, чтобы служить Тебе, океану нектара расы любви».</w:t>
+      </w:r>
+    </w:p>
+    <w:p>
+      <w:pPr>
+        <w:spacing w:after="60"/>
+        <w:ind w:left="510" w:hanging="510"/>
+      </w:pPr>
+      <w:r>
+        <w:rPr>
+          <w:b/>
+          <w:i w:val="0"/>
+        </w:rPr>
+        <w:t>3.</w:t>
+      </w:r>
+      <w:r>
+        <w:t xml:space="preserve"> На следующий день пречистый Господь сел на высокое сиденье и коснулся стопами тел Своих преданных.</w:t>
+      </w:r>
+    </w:p>
+    <w:p>
+      <w:pPr>
+        <w:spacing w:after="60"/>
+        <w:ind w:left="510" w:hanging="510"/>
+      </w:pPr>
+      <w:r>
+        <w:rPr>
+          <w:b/>
+          <w:i w:val="0"/>
+        </w:rPr>
+        <w:t>4.</w:t>
+      </w:r>
+      <w:r>
+        <w:t xml:space="preserve"> Шриваса Пандит и другие, склонив головы перед Хари, испросили преданности Его стопам — преданности в образе любви, столь труднодостижимой.</w:t>
+      </w:r>
+    </w:p>
+    <w:p>
+      <w:pPr>
+        <w:spacing w:after="60"/>
+        <w:ind w:left="510" w:hanging="510"/>
+      </w:pPr>
+      <w:r>
+        <w:rPr>
+          <w:b/>
+          <w:i w:val="0"/>
+        </w:rPr>
+        <w:t>5.</w:t>
+      </w:r>
+      <w:r>
+        <w:t xml:space="preserve"> Господь, любящий Своих преданных, даровал им то, чего они желали. Тогда брахмачари Шукламбара сказал Ему, быку среди людей:</w:t>
+      </w:r>
+    </w:p>
+    <w:p>
+      <w:pPr>
+        <w:spacing w:after="60"/>
+        <w:ind w:left="510" w:hanging="510"/>
+      </w:pPr>
+      <w:r>
+        <w:rPr>
+          <w:b/>
+          <w:i w:val="0"/>
+        </w:rPr>
+        <w:t>6.</w:t>
+      </w:r>
+      <w:r>
+        <w:t xml:space="preserve"> «О Бхагаван, я ходил в Матхуру и в Дваравати и всё же очень несчастен. Зная это, дай мне преданность-любовь». Господь ответил ему:</w:t>
+      </w:r>
+    </w:p>
+    <w:p>
+      <w:pPr>
+        <w:spacing w:after="60"/>
+        <w:ind w:left="510" w:hanging="510"/>
+      </w:pPr>
+      <w:r>
+        <w:rPr>
+          <w:b/>
+          <w:i w:val="0"/>
+        </w:rPr>
+        <w:t>7.</w:t>
+      </w:r>
+      <w:r>
+        <w:t xml:space="preserve"> «Разве шакалы не ходят туда? Какой Мне прок от этого?» Едва услышав это, тот упал на землю, и Джанардана сказал ему:</w:t>
+      </w:r>
+    </w:p>
+    <w:p>
+      <w:pPr>
+        <w:spacing w:after="60"/>
+        <w:ind w:left="510" w:hanging="510"/>
+      </w:pPr>
+      <w:r>
+        <w:rPr>
+          <w:b/>
+          <w:i w:val="0"/>
+        </w:rPr>
+        <w:t>8.</w:t>
+      </w:r>
+      <w:r>
+        <w:t xml:space="preserve"> «Да будет у тебя любовь сегодня же!» — и в тот же миг, охваченный любовью, он припал к стопам Вишну и заплакал.</w:t>
+      </w:r>
+    </w:p>
+    <w:p>
+      <w:pPr>
+        <w:spacing w:after="60"/>
+        <w:ind w:left="510" w:hanging="510"/>
+      </w:pPr>
+      <w:r>
+        <w:rPr>
+          <w:b/>
+          <w:i w:val="0"/>
+        </w:rPr>
+        <w:t>9.</w:t>
+      </w:r>
+      <w:r>
+        <w:t xml:space="preserve"> Тогда все они, ликуя сердцем, радостно пели вместе с Ним песни о Кришне и снова и снова — Его имена.</w:t>
+      </w:r>
+    </w:p>
+    <w:p>
+      <w:pPr>
+        <w:spacing w:after="60"/>
+        <w:ind w:left="510" w:hanging="510"/>
+      </w:pPr>
+      <w:r>
+        <w:rPr>
+          <w:b/>
+          <w:i w:val="0"/>
+        </w:rPr>
+        <w:t>10.</w:t>
+      </w:r>
+      <w:r>
+        <w:t xml:space="preserve"> Премудрый Гададхара, брахман из благородного рода и любящий преданный, всегда пребывал близ Его стоп.</w:t>
+      </w:r>
+    </w:p>
+    <w:p>
+      <w:pPr>
+        <w:spacing w:after="60"/>
+        <w:ind w:left="510" w:hanging="510"/>
+      </w:pPr>
+      <w:r>
+        <w:rPr>
+          <w:b/>
+          <w:i w:val="0"/>
+        </w:rPr>
+        <w:t>11.</w:t>
+      </w:r>
+      <w:r>
+        <w:t xml:space="preserve"> Однажды ночью, находясь с ним, Господь сказал ему благие слова: «Утром ты раздашь вайшнавам Мой прасад».</w:t>
+      </w:r>
+    </w:p>
+    <w:p>
+      <w:pPr>
+        <w:spacing w:after="60"/>
+        <w:ind w:left="510" w:hanging="510"/>
+      </w:pPr>
+      <w:r>
+        <w:rPr>
+          <w:b/>
+          <w:i w:val="0"/>
+        </w:rPr>
+        <w:t>12.</w:t>
+      </w:r>
+      <w:r>
+        <w:t xml:space="preserve"> Сказав это, Хари вложил ему в руку гирлянды со Своего тела. Потом, на ясном рассвете, все собрались,</w:t>
+      </w:r>
+    </w:p>
+    <w:p>
+      <w:pPr>
+        <w:spacing w:after="60"/>
+        <w:ind w:left="510" w:hanging="510"/>
+      </w:pPr>
+      <w:r>
+        <w:rPr>
+          <w:b/>
+          <w:i w:val="0"/>
+        </w:rPr>
+        <w:t>13.</w:t>
+      </w:r>
+      <w:r>
+        <w:t xml:space="preserve"> и он вручил каждому то, что ему было назначено. Затем, радостные, они омылись в водах реки богов</w:t>
+      </w:r>
+      <w:r>
+        <w:rPr>
+          <w:b w:val="0"/>
+          <w:i w:val="0"/>
+          <w:vertAlign w:val="superscript"/>
+        </w:rPr>
+        <w:t>2</w:t>
+      </w:r>
+      <w:r>
+        <w:t>,</w:t>
+      </w:r>
+    </w:p>
+    <w:p>
+      <w:pPr>
+        <w:spacing w:after="60"/>
+        <w:ind w:left="510" w:hanging="510"/>
+      </w:pPr>
+      <w:r>
+        <w:rPr>
+          <w:b/>
+          <w:i w:val="0"/>
+        </w:rPr>
+        <w:t>14.</w:t>
+      </w:r>
+      <w:r>
+        <w:t xml:space="preserve"> почтили Владыку мира, поднесли Ему пищу и с радостным сердцем вновь пришли к Нему — Владыке бога богов.</w:t>
+      </w:r>
+    </w:p>
+    <w:p>
+      <w:pPr>
+        <w:spacing w:after="60"/>
+        <w:ind w:left="510" w:hanging="510"/>
+      </w:pPr>
+      <w:r>
+        <w:rPr>
+          <w:b/>
+          <w:i w:val="0"/>
+        </w:rPr>
+        <w:t>15.</w:t>
+      </w:r>
+      <w:r>
+        <w:t xml:space="preserve"> Каждый день Гададхара с радостью умащал Его сандаловой пастой и постоянно украшал Его тело гирляндами и прочим.</w:t>
+      </w:r>
+    </w:p>
+    <w:p>
+      <w:pPr>
+        <w:spacing w:after="60"/>
+        <w:ind w:left="510" w:hanging="510"/>
+      </w:pPr>
+      <w:r>
+        <w:rPr>
+          <w:b/>
+          <w:i w:val="0"/>
+        </w:rPr>
+        <w:t>16.</w:t>
+      </w:r>
+      <w:r>
+        <w:t xml:space="preserve"> В опочивальне он готовил Ему ложе и блаженно спал подле Него. Послушай же с верой нектарное слово о нём:</w:t>
+      </w:r>
+    </w:p>
+    <w:p>
+      <w:pPr>
+        <w:spacing w:after="60"/>
+        <w:ind w:left="510" w:hanging="510"/>
+      </w:pPr>
+      <w:r>
+        <w:rPr>
+          <w:b/>
+          <w:i w:val="0"/>
+        </w:rPr>
+        <w:t>17.</w:t>
+      </w:r>
+      <w:r>
+        <w:t xml:space="preserve"> так порой во Врадже, в самоцветном чертоге, Шри Радха, приготовив ложе, спит подле Кришны, погружённая в любовь.</w:t>
+      </w:r>
+    </w:p>
+    <w:p>
+      <w:pPr>
+        <w:spacing w:after="60"/>
+        <w:ind w:left="510" w:hanging="510"/>
+      </w:pPr>
+      <w:r>
+        <w:rPr>
+          <w:b/>
+          <w:i w:val="0"/>
+        </w:rPr>
+        <w:t>18.</w:t>
+      </w:r>
+      <w:r>
+        <w:t xml:space="preserve"> Вечером радостный Господь, жаждущий киртаны, (пел) вместе с ними.</w:t>
+      </w:r>
+    </w:p>
+    <w:p>
+      <w:pPr>
+        <w:spacing w:after="60"/>
+        <w:ind w:left="510" w:hanging="510"/>
+      </w:pPr>
+      <w:r>
+        <w:rPr>
+          <w:b/>
+          <w:i w:val="0"/>
+        </w:rPr>
+        <w:t>19.</w:t>
+      </w:r>
+      <w:r>
+        <w:t xml:space="preserve"> И они, опьянённые блаженством санкиртаны, танцевали и пели вместе со Шриманом Вишвамбхарой, упоённые высшим блаженством.</w:t>
+      </w:r>
+    </w:p>
+    <w:p>
+      <w:pPr>
+        <w:spacing w:after="60"/>
+        <w:ind w:left="510" w:hanging="510"/>
+      </w:pPr>
+      <w:r>
+        <w:rPr>
+          <w:b/>
+          <w:i w:val="0"/>
+        </w:rPr>
+        <w:t>20.</w:t>
+      </w:r>
+      <w:r>
+        <w:t xml:space="preserve"> Однажды небо затянули тучи с глубоким рокотом, его озарили молнии и тотчас загремели громы.</w:t>
+      </w:r>
+    </w:p>
+    <w:p>
+      <w:pPr>
+        <w:spacing w:after="60"/>
+        <w:ind w:left="510" w:hanging="510"/>
+      </w:pPr>
+      <w:r>
+        <w:rPr>
+          <w:b/>
+          <w:i w:val="0"/>
+        </w:rPr>
+        <w:t>21.</w:t>
+      </w:r>
+      <w:r>
+        <w:t xml:space="preserve"> Все вайшнавы опечалились: «Возникла помеха — тучи над киртаной Хари», — и погрузились в тревогу.</w:t>
+      </w:r>
+    </w:p>
+    <w:p>
+      <w:pPr>
+        <w:spacing w:after="60"/>
+        <w:ind w:left="510" w:hanging="510"/>
+      </w:pPr>
+      <w:r>
+        <w:rPr>
+          <w:b/>
+          <w:i w:val="0"/>
+        </w:rPr>
+        <w:t>22.</w:t>
+      </w:r>
+      <w:r>
+        <w:t xml:space="preserve"> Тогда туда пришёл Хари; взяв мандиру</w:t>
+      </w:r>
+      <w:r>
+        <w:rPr>
+          <w:b w:val="0"/>
+          <w:i w:val="0"/>
+          <w:vertAlign w:val="superscript"/>
+        </w:rPr>
+        <w:t>3</w:t>
+      </w:r>
+      <w:r>
+        <w:t>, Он вместе со Своими близкими запел о Кришне, даруя исполнение желаний богам.</w:t>
+      </w:r>
+    </w:p>
+    <w:p>
+      <w:pPr>
+        <w:spacing w:after="60"/>
+        <w:ind w:left="510" w:hanging="510"/>
+      </w:pPr>
+      <w:r>
+        <w:rPr>
+          <w:b/>
+          <w:i w:val="0"/>
+        </w:rPr>
+        <w:t>23.</w:t>
+      </w:r>
+      <w:r>
+        <w:t xml:space="preserve"> И ветры разорвали громады туч и унесли их к краям света, а небо стало чистым и окрасилось лунными лучами.</w:t>
+      </w:r>
+    </w:p>
+    <w:p>
+      <w:pPr>
+        <w:spacing w:after="60"/>
+        <w:ind w:left="510" w:hanging="510"/>
+      </w:pPr>
+      <w:r>
+        <w:rPr>
+          <w:b/>
+          <w:i w:val="0"/>
+        </w:rPr>
+        <w:t>24.</w:t>
+      </w:r>
+      <w:r>
+        <w:t xml:space="preserve"> Тогда со святыми, преданными санкиртане, Господь танцевал, и браслеты звенели на лотосах Его стоп.</w:t>
+      </w:r>
+    </w:p>
+    <w:p>
+      <w:pPr>
+        <w:spacing w:after="60"/>
+        <w:ind w:left="510" w:hanging="510"/>
+      </w:pPr>
+      <w:r>
+        <w:rPr>
+          <w:b/>
+          <w:i w:val="0"/>
+        </w:rPr>
+        <w:t>25.</w:t>
+      </w:r>
+      <w:r>
+        <w:t xml:space="preserve"> Всё оглашалось густым звуком из лотосных уст праведных жён брахманов</w:t>
+      </w:r>
+      <w:r>
+        <w:rPr>
+          <w:b w:val="0"/>
+          <w:i w:val="0"/>
+          <w:vertAlign w:val="superscript"/>
+        </w:rPr>
+        <w:t>4</w:t>
+      </w:r>
+      <w:r>
+        <w:t>, стороны света, на радость всем, опьянял аромат обильных цветов,</w:t>
+      </w:r>
+    </w:p>
+    <w:p>
+      <w:pPr>
+        <w:spacing w:after="60"/>
+        <w:ind w:left="510" w:hanging="510"/>
+      </w:pPr>
+      <w:r>
+        <w:rPr>
+          <w:b/>
+          <w:i w:val="0"/>
+        </w:rPr>
+        <w:t>26.</w:t>
+      </w:r>
+      <w:r>
+        <w:t xml:space="preserve"> а в небе стоял сонм богов, — и был великий праздник: блаженство киртаны Шри Кришне, пленяющее всякий слух.</w:t>
+      </w:r>
+    </w:p>
+    <w:p>
+      <w:pPr>
+        <w:spacing w:after="60"/>
+        <w:ind w:left="510" w:hanging="510"/>
+      </w:pPr>
+      <w:r>
+        <w:rPr>
+          <w:b/>
+          <w:i w:val="0"/>
+        </w:rPr>
+        <w:t>27.</w:t>
+      </w:r>
+      <w:r>
+        <w:t xml:space="preserve"> Те, чьи благие дела, совершённые за многие рождения, неисчислимы, как воды океана, — совершенно умиротворённые, танцуют вместе с Господом Кришной, покрытые радостным трепетом и слезами, словно счастливые боги на небе с Сокрушителем гор</w:t>
+      </w:r>
+      <w:r>
+        <w:rPr>
+          <w:b w:val="0"/>
+          <w:i w:val="0"/>
+          <w:vertAlign w:val="superscript"/>
+        </w:rPr>
+        <w:t>5</w:t>
+      </w:r>
+      <w:r>
+        <w:t>.</w:t>
+      </w:r>
+    </w:p>
+    <w:p>
+      <w:pPr>
+        <w:spacing w:after="60"/>
+        <w:jc w:val="both"/>
+      </w:pPr>
+      <w:r>
+        <w:rPr>
+          <w:b w:val="0"/>
+          <w:i/>
+        </w:rPr>
+        <w:t>Так заканчивается третья сарга, «Рассеяние туч» (Мегха-ниварана), второй пракрамы великой поэмы «Шри Кришна-чайтанья-чаритамрита».</w:t>
+      </w:r>
+    </w:p>
+    <w:p>
+      <w:pPr>
+        <w:spacing w:after="60"/>
+        <w:ind w:left="283"/>
+      </w:pPr>
+      <w:r>
+        <w:rPr>
+          <w:b/>
+          <w:i w:val="0"/>
+          <w:sz w:val="18"/>
+        </w:rPr>
+        <w:t>1.</w:t>
+      </w:r>
+      <w:r>
+        <w:rPr>
+          <w:sz w:val="18"/>
+        </w:rPr>
+        <w:t xml:space="preserve"> Четырёхликий — Брахма; шестиликий — Сканда (Карттикея), сын Шивы; пятиликий — Шива.</w:t>
+      </w:r>
+    </w:p>
+    <w:p>
+      <w:pPr>
+        <w:spacing w:after="60"/>
+        <w:ind w:left="283"/>
+      </w:pPr>
+      <w:r>
+        <w:rPr>
+          <w:b/>
+          <w:i w:val="0"/>
+          <w:sz w:val="18"/>
+        </w:rPr>
+        <w:t>2.</w:t>
+      </w:r>
+      <w:r>
+        <w:rPr>
+          <w:sz w:val="18"/>
+        </w:rPr>
+        <w:t xml:space="preserve"> Река богов — Ганга.</w:t>
+      </w:r>
+    </w:p>
+    <w:p>
+      <w:pPr>
+        <w:spacing w:after="60"/>
+        <w:ind w:left="283"/>
+      </w:pPr>
+      <w:r>
+        <w:rPr>
+          <w:b/>
+          <w:i w:val="0"/>
+          <w:sz w:val="18"/>
+        </w:rPr>
+        <w:t>3.</w:t>
+      </w:r>
+      <w:r>
+        <w:rPr>
+          <w:sz w:val="18"/>
+        </w:rPr>
+        <w:t xml:space="preserve"> Мандира — малые медные тарелочки, отбивающие ритм в киртане.</w:t>
+      </w:r>
+    </w:p>
+    <w:p>
+      <w:pPr>
+        <w:spacing w:after="60"/>
+        <w:ind w:left="283"/>
+      </w:pPr>
+      <w:r>
+        <w:rPr>
+          <w:b/>
+          <w:i w:val="0"/>
+          <w:sz w:val="18"/>
+        </w:rPr>
+        <w:t>4.</w:t>
+      </w:r>
+      <w:r>
+        <w:rPr>
+          <w:sz w:val="18"/>
+        </w:rPr>
+        <w:t xml:space="preserve"> Имеется в виду благоприятный звук «улу-улу», которым бенгальские женщины встречают праздник.</w:t>
+      </w:r>
+    </w:p>
+    <w:p>
+      <w:pPr>
+        <w:spacing w:after="60"/>
+        <w:ind w:left="283"/>
+      </w:pPr>
+      <w:r>
+        <w:rPr>
+          <w:b/>
+          <w:i w:val="0"/>
+          <w:sz w:val="18"/>
+        </w:rPr>
+        <w:t>5.</w:t>
+      </w:r>
+      <w:r>
+        <w:rPr>
+          <w:sz w:val="18"/>
+        </w:rPr>
+        <w:t xml:space="preserve"> Сокрушитель гор — Индра, царь богов.</w:t>
+      </w:r>
+    </w:p>
+    <w:p>
+      <w:pPr>
+        <w:pStyle w:val="Heading2"/>
+      </w:pPr>
+      <w:r>
+        <w:t>Пракрама 2, сарга 4. Омовение в небесной реке</w:t>
+      </w:r>
+    </w:p>
+    <w:p>
+      <w:pPr>
+        <w:spacing w:after="60"/>
+        <w:jc w:val="both"/>
+      </w:pPr>
+      <w:r>
+        <w:rPr>
+          <w:b w:val="0"/>
+          <w:i/>
+        </w:rPr>
+        <w:t>Экстаз Шукламбары; танцы и игры Господа; притча о фокуснике; наставления Мукунде и Мурари; служение Шривасы и Рамы; Господь омывается в Ганге, услышав хулу на имя Кришны</w:t>
+      </w:r>
+    </w:p>
+    <w:p>
+      <w:pPr>
+        <w:spacing w:after="60"/>
+        <w:ind w:left="510" w:hanging="510"/>
+      </w:pPr>
+      <w:r>
+        <w:rPr>
+          <w:b/>
+          <w:i w:val="0"/>
+        </w:rPr>
+        <w:t>1.</w:t>
+      </w:r>
+      <w:r>
+        <w:t xml:space="preserve"> Брахман по имени Шукламбара постоянно плакал там; падая на землю, как палка, он снова и снова говорил:</w:t>
+      </w:r>
+    </w:p>
+    <w:p>
+      <w:pPr>
+        <w:spacing w:after="60"/>
+        <w:ind w:left="510" w:hanging="510"/>
+      </w:pPr>
+      <w:r>
+        <w:rPr>
+          <w:b/>
+          <w:i w:val="0"/>
+        </w:rPr>
+        <w:t>2.</w:t>
+      </w:r>
+      <w:r>
+        <w:t xml:space="preserve"> «Ты ныне сделал Навадвипу Матхурой</w:t>
+      </w:r>
+      <w:r>
+        <w:rPr>
+          <w:b w:val="0"/>
+          <w:i w:val="0"/>
+          <w:vertAlign w:val="superscript"/>
+        </w:rPr>
+        <w:t>1</w:t>
+      </w:r>
+      <w:r>
+        <w:t>, о милый!» — и, причитая так, он плакал на земле, охваченный любовью.</w:t>
+      </w:r>
+    </w:p>
+    <w:p>
+      <w:pPr>
+        <w:spacing w:after="60"/>
+        <w:ind w:left="510" w:hanging="510"/>
+      </w:pPr>
+      <w:r>
+        <w:rPr>
+          <w:b/>
+          <w:i w:val="0"/>
+        </w:rPr>
+        <w:t>3.</w:t>
+      </w:r>
+      <w:r>
+        <w:t xml:space="preserve"> Порой Высшая Личность танцевала, положив руку на плечо друга, а порой волосы на Его теле вставали дыбом.</w:t>
+      </w:r>
+    </w:p>
+    <w:p>
+      <w:pPr>
+        <w:spacing w:after="60"/>
+        <w:ind w:left="510" w:hanging="510"/>
+      </w:pPr>
+      <w:r>
+        <w:rPr>
+          <w:b/>
+          <w:i w:val="0"/>
+        </w:rPr>
+        <w:t>4.</w:t>
+      </w:r>
+      <w:r>
+        <w:t xml:space="preserve"> Порой в настроении Владыки Он раздавал дары Своим слугам. Так, танцуя в многоразличных обликах, Он учил людей.</w:t>
+      </w:r>
+    </w:p>
+    <w:p>
+      <w:pPr>
+        <w:spacing w:after="60"/>
+        <w:ind w:left="510" w:hanging="510"/>
+      </w:pPr>
+      <w:r>
+        <w:rPr>
+          <w:b/>
+          <w:i w:val="0"/>
+        </w:rPr>
+        <w:t>5.</w:t>
+      </w:r>
+      <w:r>
+        <w:t xml:space="preserve"> Однажды ночью, устроив праздник, Всемогущий, довольный, взобрался на плечи Своих близких и играл с ними, радуя их.</w:t>
+      </w:r>
+    </w:p>
+    <w:p>
+      <w:pPr>
+        <w:spacing w:after="60"/>
+        <w:ind w:left="510" w:hanging="510"/>
+      </w:pPr>
+      <w:r>
+        <w:rPr>
+          <w:b/>
+          <w:i w:val="0"/>
+        </w:rPr>
+        <w:t>6.</w:t>
+      </w:r>
+      <w:r>
+        <w:t xml:space="preserve"> На другой день Он сел на землю и, оглашая хлопками ладоней все стороны света, сказал: «Смотрите, вот фокус лицедея!</w:t>
+      </w:r>
+    </w:p>
+    <w:p>
+      <w:pPr>
+        <w:spacing w:after="60"/>
+        <w:ind w:left="510" w:hanging="510"/>
+      </w:pPr>
+      <w:r>
+        <w:rPr>
+          <w:b/>
+          <w:i w:val="0"/>
+        </w:rPr>
+        <w:t>7.</w:t>
+      </w:r>
+      <w:r>
+        <w:t xml:space="preserve"> Смотрите, смотрите: Я посадил в землю дивное семя! Смотрите, смотрите: вот появился росток — и в мгновение ока стал деревом!</w:t>
+      </w:r>
+    </w:p>
+    <w:p>
+      <w:pPr>
+        <w:spacing w:after="60"/>
+        <w:ind w:left="510" w:hanging="510"/>
+      </w:pPr>
+      <w:r>
+        <w:rPr>
+          <w:b/>
+          <w:i w:val="0"/>
+        </w:rPr>
+        <w:t>8.</w:t>
+      </w:r>
+      <w:r>
+        <w:t xml:space="preserve"> Смотрите: на нём распустилось множество цветов! Смотрите, смотрите: вот и плод! Смотрите: плод созрел — а вот его и собирают!</w:t>
+      </w:r>
+    </w:p>
+    <w:p>
+      <w:pPr>
+        <w:spacing w:after="60"/>
+        <w:ind w:left="510" w:hanging="510"/>
+      </w:pPr>
+      <w:r>
+        <w:rPr>
+          <w:b/>
+          <w:i w:val="0"/>
+        </w:rPr>
+        <w:t>9.</w:t>
+      </w:r>
+      <w:r>
+        <w:t xml:space="preserve"> Но ни плода, ни дерева нет вовсе, ибо всё это мгновенно создано майей; и если показать такое в пустом месте, ничего не получишь.</w:t>
+      </w:r>
+    </w:p>
+    <w:p>
+      <w:pPr>
+        <w:spacing w:after="60"/>
+        <w:ind w:left="510" w:hanging="510"/>
+      </w:pPr>
+      <w:r>
+        <w:rPr>
+          <w:b/>
+          <w:i w:val="0"/>
+        </w:rPr>
+        <w:t>10.</w:t>
+      </w:r>
+      <w:r>
+        <w:t xml:space="preserve"> А показав это перед владыкой, (фокусник) получает обильное богатство. Так и всякое дело, совершённое майей, само по себе бесплодно;</w:t>
+      </w:r>
+    </w:p>
+    <w:p>
+      <w:pPr>
+        <w:spacing w:after="60"/>
+        <w:ind w:left="510" w:hanging="510"/>
+      </w:pPr>
+      <w:r>
+        <w:rPr>
+          <w:b/>
+          <w:i w:val="0"/>
+        </w:rPr>
+        <w:t>11.</w:t>
+      </w:r>
+      <w:r>
+        <w:t xml:space="preserve"> но всё, что сделано ради Владыки, обретёт плод. Поэтому мудрый пусть совершает всякое дело ради служения Владыке».</w:t>
+      </w:r>
+    </w:p>
+    <w:p>
+      <w:pPr>
+        <w:spacing w:after="60"/>
+        <w:ind w:left="510" w:hanging="510"/>
+      </w:pPr>
+      <w:r>
+        <w:rPr>
+          <w:b/>
+          <w:i w:val="0"/>
+        </w:rPr>
+        <w:t>12.</w:t>
+      </w:r>
+      <w:r>
+        <w:t xml:space="preserve"> Затем, увидев стоявшего перед Ним амбаштху Мукунду</w:t>
+      </w:r>
+      <w:r>
+        <w:rPr>
+          <w:b w:val="0"/>
+          <w:i w:val="0"/>
+          <w:vertAlign w:val="superscript"/>
+        </w:rPr>
+        <w:t>2</w:t>
+      </w:r>
+      <w:r>
+        <w:t>, Бхагаван сказал: «Неужели ты излагаешь собственное знание о Брахмане?»</w:t>
+      </w:r>
+    </w:p>
+    <w:p>
+      <w:pPr>
+        <w:spacing w:after="60"/>
+        <w:ind w:left="510" w:hanging="510"/>
+      </w:pPr>
+      <w:r>
+        <w:rPr>
+          <w:b/>
+          <w:i w:val="0"/>
+        </w:rPr>
+        <w:t>13.</w:t>
+      </w:r>
+      <w:r>
+        <w:t xml:space="preserve"> Сказав это, Укротитель врагов Сам прочёл шлоку о величии имени Шри Рамы, вмещающую сокровенный смысл Вед:</w:t>
+      </w:r>
+    </w:p>
+    <w:p>
+      <w:pPr>
+        <w:spacing w:after="60"/>
+        <w:ind w:left="510" w:hanging="510"/>
+      </w:pPr>
+      <w:r>
+        <w:rPr>
+          <w:b/>
+          <w:i w:val="0"/>
+        </w:rPr>
+        <w:t>14.</w:t>
+      </w:r>
+      <w:r>
+        <w:t xml:space="preserve"> «Йоги наслаждаются в Бесконечном, чья природа — истина, блаженство и сознание; поэтому Высший Брахман называется словом “Рама”»</w:t>
+      </w:r>
+      <w:r>
+        <w:rPr>
+          <w:b w:val="0"/>
+          <w:i w:val="0"/>
+          <w:vertAlign w:val="superscript"/>
+        </w:rPr>
+        <w:t>3</w:t>
+      </w:r>
+      <w:r>
+        <w:t>.</w:t>
+      </w:r>
+    </w:p>
+    <w:p>
+      <w:pPr>
+        <w:spacing w:after="60"/>
+        <w:ind w:left="510" w:hanging="510"/>
+      </w:pPr>
+      <w:r>
+        <w:rPr>
+          <w:b/>
+          <w:i w:val="0"/>
+        </w:rPr>
+        <w:t>15.</w:t>
+      </w:r>
+      <w:r>
+        <w:t xml:space="preserve"> И снова Бхагаван, наставляя того вайдью, сказал: «Ты утверждаешь, что созерцание Четырёхрукого — лучшее,</w:t>
+      </w:r>
+    </w:p>
+    <w:p>
+      <w:pPr>
+        <w:spacing w:after="60"/>
+        <w:ind w:left="510" w:hanging="510"/>
+      </w:pPr>
+      <w:r>
+        <w:rPr>
+          <w:b/>
+          <w:i w:val="0"/>
+        </w:rPr>
+        <w:t>16.</w:t>
+      </w:r>
+      <w:r>
+        <w:t xml:space="preserve"> а созерцание Двурукого — ниже. Но от различения в Высшем Владыке бывает одно лишь страдание.</w:t>
+      </w:r>
+    </w:p>
+    <w:p>
+      <w:pPr>
+        <w:spacing w:after="60"/>
+        <w:ind w:left="510" w:hanging="510"/>
+      </w:pPr>
+      <w:r>
+        <w:rPr>
+          <w:b/>
+          <w:i w:val="0"/>
+        </w:rPr>
+        <w:t>17.</w:t>
+      </w:r>
+      <w:r>
+        <w:t xml:space="preserve"> Если ты знаешь, в чём твоё благо, то усердно созерцай именно Двурукого: это даёт все плоды».</w:t>
+      </w:r>
+    </w:p>
+    <w:p>
+      <w:pPr>
+        <w:spacing w:after="60"/>
+        <w:ind w:left="510" w:hanging="510"/>
+      </w:pPr>
+      <w:r>
+        <w:rPr>
+          <w:b/>
+          <w:i w:val="0"/>
+        </w:rPr>
+        <w:t>18.</w:t>
+      </w:r>
+      <w:r>
+        <w:t xml:space="preserve"> Тогда Мукунда, лучший из певцов, пчела у лотосных стоп Гауранги, склонив шею, сказал Господу:</w:t>
+      </w:r>
+    </w:p>
+    <w:p>
+      <w:pPr>
+        <w:spacing w:after="60"/>
+        <w:ind w:left="510" w:hanging="510"/>
+      </w:pPr>
+      <w:r>
+        <w:rPr>
+          <w:b/>
+          <w:i w:val="0"/>
+        </w:rPr>
+        <w:t>19.</w:t>
+      </w:r>
+      <w:r>
+        <w:t xml:space="preserve"> «Я вдоволь омылся в водах реки богов, и тело моё украшено пылью стоп шри-вайшнавов; возложи же ныне мне на голову этот дивный зонт Твоих лотосных стоп — соверши помазание, возводя меня в слуги»</w:t>
+      </w:r>
+      <w:r>
+        <w:rPr>
+          <w:b w:val="0"/>
+          <w:i w:val="0"/>
+          <w:vertAlign w:val="superscript"/>
+        </w:rPr>
+        <w:t>4</w:t>
+      </w:r>
+      <w:r>
+        <w:t>.</w:t>
+      </w:r>
+    </w:p>
+    <w:p>
+      <w:pPr>
+        <w:spacing w:after="60"/>
+        <w:ind w:left="510" w:hanging="510"/>
+      </w:pPr>
+      <w:r>
+        <w:rPr>
+          <w:b/>
+          <w:i w:val="0"/>
+        </w:rPr>
+        <w:t>20.</w:t>
+      </w:r>
+      <w:r>
+        <w:t xml:space="preserve"> Выслушав эти слова, довольный Бхагаван поставил лотосную стопу ему на голову, и тот тотчас исполнился радости;</w:t>
+      </w:r>
+    </w:p>
+    <w:p>
+      <w:pPr>
+        <w:spacing w:after="60"/>
+        <w:ind w:left="510" w:hanging="510"/>
+      </w:pPr>
+      <w:r>
+        <w:rPr>
+          <w:b/>
+          <w:i w:val="0"/>
+        </w:rPr>
+        <w:t>21.</w:t>
+      </w:r>
+      <w:r>
+        <w:t xml:space="preserve"> волосы на теле мудреца встали дыбом, глаза наполнились слезами. Затем Лотосоокий Бхагаван сказал Мурари:</w:t>
+      </w:r>
+    </w:p>
+    <w:p>
+      <w:pPr>
+        <w:spacing w:after="60"/>
+        <w:ind w:left="510" w:hanging="510"/>
+      </w:pPr>
+      <w:r>
+        <w:rPr>
+          <w:b/>
+          <w:i w:val="0"/>
+        </w:rPr>
+        <w:t>22.</w:t>
+      </w:r>
+      <w:r>
+        <w:t xml:space="preserve"> «Как же ты, вайдья, сочинил песнь об учении о Самости? Если тебе дорога жизнь или ты стремишься к любви к Хари,</w:t>
+      </w:r>
+    </w:p>
+    <w:p>
+      <w:pPr>
+        <w:spacing w:after="60"/>
+        <w:ind w:left="510" w:hanging="510"/>
+      </w:pPr>
+      <w:r>
+        <w:rPr>
+          <w:b/>
+          <w:i w:val="0"/>
+        </w:rPr>
+        <w:t>23.</w:t>
+      </w:r>
+      <w:r>
+        <w:t xml:space="preserve"> то оставь эту песнь и сам сложи шлоку о Хари». Услышав это, мудрый лекарь смиренно ответил Господу:</w:t>
+      </w:r>
+    </w:p>
+    <w:p>
+      <w:pPr>
+        <w:spacing w:after="60"/>
+        <w:ind w:left="510" w:hanging="510"/>
+      </w:pPr>
+      <w:r>
+        <w:rPr>
+          <w:b/>
+          <w:i w:val="0"/>
+        </w:rPr>
+        <w:t>24.</w:t>
+      </w:r>
+      <w:r>
+        <w:t xml:space="preserve"> «Шриман Нараяна, ныне сокрытый, — гуру, океан нежности</w:t>
+      </w:r>
+      <w:r>
+        <w:rPr>
+          <w:b w:val="0"/>
+          <w:i w:val="0"/>
+          <w:vertAlign w:val="superscript"/>
+        </w:rPr>
+        <w:t>5</w:t>
+      </w:r>
+      <w:r>
+        <w:t>. Чтобы это Твоё нисхождение можно было ныне поведать,</w:t>
+      </w:r>
+    </w:p>
+    <w:p>
+      <w:pPr>
+        <w:spacing w:after="60"/>
+        <w:ind w:left="510" w:hanging="510"/>
+      </w:pPr>
+      <w:r>
+        <w:rPr>
+          <w:b/>
+          <w:i w:val="0"/>
+        </w:rPr>
+        <w:t>25.</w:t>
+      </w:r>
+      <w:r>
+        <w:t xml:space="preserve"> дай такое повеление, о Владыка богов». Услышав это, Бхагаван с улыбкой ответил ему: «Так и будет у него.</w:t>
+      </w:r>
+    </w:p>
+    <w:p>
+      <w:pPr>
+        <w:spacing w:after="60"/>
+        <w:ind w:left="510" w:hanging="510"/>
+      </w:pPr>
+      <w:r>
+        <w:rPr>
+          <w:b/>
+          <w:i w:val="0"/>
+        </w:rPr>
+        <w:t>26.</w:t>
+      </w:r>
+      <w:r>
+        <w:t xml:space="preserve"> Что скажет этот вайдья, будет истиной из истин». Услышав эти слова Хари, он от благоговейного страха ничего больше не сказал.</w:t>
+      </w:r>
+    </w:p>
+    <w:p>
+      <w:pPr>
+        <w:spacing w:after="60"/>
+        <w:ind w:left="510" w:hanging="510"/>
+      </w:pPr>
+      <w:r>
+        <w:rPr>
+          <w:b/>
+          <w:i w:val="0"/>
+        </w:rPr>
+        <w:t>27.</w:t>
+      </w:r>
+      <w:r>
+        <w:t xml:space="preserve"> Мурари возрадовался тогда. А Шриман Шриваса Пандит, преданный чистому благочестивому укладу и посвятивший себя служению Хари,</w:t>
+      </w:r>
+    </w:p>
+    <w:p>
+      <w:pPr>
+        <w:spacing w:after="60"/>
+        <w:ind w:left="510" w:hanging="510"/>
+      </w:pPr>
+      <w:r>
+        <w:rPr>
+          <w:b/>
+          <w:i w:val="0"/>
+        </w:rPr>
+        <w:t>28.</w:t>
+      </w:r>
+      <w:r>
+        <w:t xml:space="preserve"> утром, омывшись, должным образом, по правилам, совершал поклонение Хари и каждый день служил Ему вместе с братьями.</w:t>
+      </w:r>
+    </w:p>
+    <w:p>
+      <w:pPr>
+        <w:spacing w:after="60"/>
+        <w:ind w:left="510" w:hanging="510"/>
+      </w:pPr>
+      <w:r>
+        <w:rPr>
+          <w:b/>
+          <w:i w:val="0"/>
+        </w:rPr>
+        <w:t>29.</w:t>
+      </w:r>
+      <w:r>
+        <w:t xml:space="preserve"> Радостно воспевая вместе с ними имя Хари и песни о Нём, омывая Его чистыми водами и поднося лучшие дары,</w:t>
+      </w:r>
+    </w:p>
+    <w:p>
+      <w:pPr>
+        <w:spacing w:after="60"/>
+        <w:ind w:left="510" w:hanging="510"/>
+      </w:pPr>
+      <w:r>
+        <w:rPr>
+          <w:b/>
+          <w:i w:val="0"/>
+        </w:rPr>
+        <w:t>30.</w:t>
+      </w:r>
+      <w:r>
+        <w:t xml:space="preserve"> угощая Его плодами и молочными яствами, ликовал душой этот лучший из брахманов. Его младший брат Рама, наделённый благолепием, любящий брата,</w:t>
+      </w:r>
+    </w:p>
+    <w:p>
+      <w:pPr>
+        <w:spacing w:after="60"/>
+        <w:ind w:left="510" w:hanging="510"/>
+      </w:pPr>
+      <w:r>
+        <w:rPr>
+          <w:b/>
+          <w:i w:val="0"/>
+        </w:rPr>
+        <w:t>31.</w:t>
+      </w:r>
+      <w:r>
+        <w:t xml:space="preserve"> дорогой всем существам и преданный служению старшему, мудрый, изо дня в день служил Хари вместе с братом.</w:t>
+      </w:r>
+    </w:p>
+    <w:p>
+      <w:pPr>
+        <w:spacing w:after="60"/>
+        <w:ind w:left="510" w:hanging="510"/>
+      </w:pPr>
+      <w:r>
+        <w:rPr>
+          <w:b/>
+          <w:i w:val="0"/>
+        </w:rPr>
+        <w:t>32.</w:t>
+      </w:r>
+      <w:r>
+        <w:t xml:space="preserve"> Шриваса и Рама всегда были дороги Нрихари, и Держащий диск играл с ними; в их доме танцевал Господь — как великодушный Капила в собрании мудрецов</w:t>
+      </w:r>
+      <w:r>
+        <w:rPr>
+          <w:b w:val="0"/>
+          <w:i w:val="0"/>
+          <w:vertAlign w:val="superscript"/>
+        </w:rPr>
+        <w:t>6</w:t>
+      </w:r>
+      <w:r>
+        <w:t>.</w:t>
+      </w:r>
+    </w:p>
+    <w:p>
+      <w:pPr>
+        <w:spacing w:after="60"/>
+        <w:ind w:left="510" w:hanging="510"/>
+      </w:pPr>
+      <w:r>
+        <w:rPr>
+          <w:b/>
+          <w:i w:val="0"/>
+        </w:rPr>
+        <w:t>33.</w:t>
+      </w:r>
+      <w:r>
+        <w:t xml:space="preserve"> В другой день, когда Неизмеримый обучал учеников, один сын брахмана сказал Ему: «Тот, кого именуют Шри Кришной, — ведь от майи». Услышав такую речь негодника,</w:t>
+      </w:r>
+    </w:p>
+    <w:p>
+      <w:pPr>
+        <w:spacing w:after="60"/>
+        <w:ind w:left="510" w:hanging="510"/>
+      </w:pPr>
+      <w:r>
+        <w:rPr>
+          <w:b/>
+          <w:i w:val="0"/>
+        </w:rPr>
+        <w:t>34.</w:t>
+      </w:r>
+      <w:r>
+        <w:t xml:space="preserve"> Господь закрыл уши руками и вместе с учениками пошёл к небесной реке</w:t>
+      </w:r>
+      <w:r>
+        <w:rPr>
+          <w:b w:val="0"/>
+          <w:i w:val="0"/>
+          <w:vertAlign w:val="superscript"/>
+        </w:rPr>
+        <w:t>7</w:t>
+      </w:r>
+      <w:r>
+        <w:t>; омывшись в одежде со всеми учениками, Он, сокровищница игр, вернулся в Свой дом.</w:t>
+      </w:r>
+    </w:p>
+    <w:p>
+      <w:pPr>
+        <w:spacing w:after="60"/>
+        <w:ind w:left="510" w:hanging="510"/>
+      </w:pPr>
+      <w:r>
+        <w:rPr>
+          <w:b/>
+          <w:i w:val="0"/>
+        </w:rPr>
+        <w:t>35.</w:t>
+      </w:r>
+      <w:r>
+        <w:t xml:space="preserve"> Кто прочтёт так об омовении Хари в небесной реке, тот обретёт плод жертвоприношения; и даже слушающий обретает этот плод — чистую преданность Хари и памятование о Нём.</w:t>
+      </w:r>
+    </w:p>
+    <w:p>
+      <w:pPr>
+        <w:spacing w:after="60"/>
+        <w:jc w:val="both"/>
+      </w:pPr>
+      <w:r>
+        <w:rPr>
+          <w:b w:val="0"/>
+          <w:i/>
+        </w:rPr>
+        <w:t>Так заканчивается четвёртая сарга, «Омовение в небесной реке» (Дьюнади-маджджана), второй пракрамы великой поэмы «Шри Кришна-чайтанья-чаритамрита».</w:t>
+      </w:r>
+    </w:p>
+    <w:p>
+      <w:pPr>
+        <w:spacing w:after="60"/>
+        <w:ind w:left="283"/>
+      </w:pPr>
+      <w:r>
+        <w:rPr>
+          <w:b/>
+          <w:i w:val="0"/>
+          <w:sz w:val="18"/>
+        </w:rPr>
+        <w:t>1.</w:t>
+      </w:r>
+      <w:r>
+        <w:rPr>
+          <w:sz w:val="18"/>
+        </w:rPr>
+        <w:t xml:space="preserve"> Матхура — место рождения и игр Кришны.</w:t>
+      </w:r>
+    </w:p>
+    <w:p>
+      <w:pPr>
+        <w:spacing w:after="60"/>
+        <w:ind w:left="283"/>
+      </w:pPr>
+      <w:r>
+        <w:rPr>
+          <w:b/>
+          <w:i w:val="0"/>
+          <w:sz w:val="18"/>
+        </w:rPr>
+        <w:t>2.</w:t>
+      </w:r>
+      <w:r>
+        <w:rPr>
+          <w:sz w:val="18"/>
+        </w:rPr>
+        <w:t xml:space="preserve"> Мукунда Датта, знаменитый певец киртаны; амбаштха — каста вайдьев (лекарей).</w:t>
+      </w:r>
+    </w:p>
+    <w:p>
+      <w:pPr>
+        <w:spacing w:after="60"/>
+        <w:ind w:left="283"/>
+      </w:pPr>
+      <w:r>
+        <w:rPr>
+          <w:b/>
+          <w:i w:val="0"/>
+          <w:sz w:val="18"/>
+        </w:rPr>
+        <w:t>3.</w:t>
+      </w:r>
+      <w:r>
+        <w:rPr>
+          <w:sz w:val="18"/>
+        </w:rPr>
+        <w:t xml:space="preserve"> Стих Падма-пураны; его приводит и «Чайтанья-чаритамрита» (Мадхья 9.29).</w:t>
+      </w:r>
+    </w:p>
+    <w:p>
+      <w:pPr>
+        <w:spacing w:after="60"/>
+        <w:ind w:left="283"/>
+      </w:pPr>
+      <w:r>
+        <w:rPr>
+          <w:b/>
+          <w:i w:val="0"/>
+          <w:sz w:val="18"/>
+        </w:rPr>
+        <w:t>4.</w:t>
+      </w:r>
+      <w:r>
+        <w:rPr>
+          <w:sz w:val="18"/>
+        </w:rPr>
+        <w:t xml:space="preserve"> Букв. «соверши абхишеку (помазание) в должность слуги» — как при возведении на престол.</w:t>
+      </w:r>
+    </w:p>
+    <w:p>
+      <w:pPr>
+        <w:spacing w:after="60"/>
+        <w:ind w:left="283"/>
+      </w:pPr>
+      <w:r>
+        <w:rPr>
+          <w:b/>
+          <w:i w:val="0"/>
+          <w:sz w:val="18"/>
+        </w:rPr>
+        <w:t>5.</w:t>
+      </w:r>
+      <w:r>
+        <w:rPr>
+          <w:sz w:val="18"/>
+        </w:rPr>
+        <w:t xml:space="preserve"> Шл. 24 синтаксически неясна; перевод предположителен. Ответ Господа (шл. 25–26) понимается как благословение Мурари поведать о Его нисхождении — то есть составить эту поэму.</w:t>
+      </w:r>
+    </w:p>
+    <w:p>
+      <w:pPr>
+        <w:spacing w:after="60"/>
+        <w:ind w:left="283"/>
+      </w:pPr>
+      <w:r>
+        <w:rPr>
+          <w:b/>
+          <w:i w:val="0"/>
+          <w:sz w:val="18"/>
+        </w:rPr>
+        <w:t>6.</w:t>
+      </w:r>
+      <w:r>
+        <w:rPr>
+          <w:sz w:val="18"/>
+        </w:rPr>
+        <w:t xml:space="preserve"> Капила — мудрец, нисхождение Вишну, наставник в учении санкхьи.</w:t>
+      </w:r>
+    </w:p>
+    <w:p>
+      <w:pPr>
+        <w:spacing w:after="60"/>
+        <w:ind w:left="283"/>
+      </w:pPr>
+      <w:r>
+        <w:rPr>
+          <w:b/>
+          <w:i w:val="0"/>
+          <w:sz w:val="18"/>
+        </w:rPr>
+        <w:t>7.</w:t>
+      </w:r>
+      <w:r>
+        <w:rPr>
+          <w:sz w:val="18"/>
+        </w:rPr>
+        <w:t xml:space="preserve"> Небесная река — Ганга.</w:t>
       </w:r>
     </w:p>
     <w:sectPr>

--- a/murari-gupta/Murari-Gupta-Kadacha-ru.docx
+++ b/murari-gupta/Murari-Gupta-Kadacha-ru.docx
@@ -340,6 +340,42 @@
       </w:r>
     </w:p>
     <w:p>
+      <w:pPr>
+        <w:spacing w:after="60"/>
+        <w:ind w:left="340"/>
+      </w:pPr>
+      <w:r>
+        <w:t>• Пракрама 2, сарга 5. Повествование о чувствах</w:t>
+      </w:r>
+    </w:p>
+    <w:p>
+      <w:pPr>
+        <w:spacing w:after="60"/>
+        <w:ind w:left="340"/>
+      </w:pPr>
+      <w:r>
+        <w:t>• Пракрама 2, сарга 6. [Величие Адвайты]</w:t>
+      </w:r>
+    </w:p>
+    <w:p>
+      <w:pPr>
+        <w:spacing w:after="60"/>
+        <w:ind w:left="340"/>
+      </w:pPr>
+      <w:r>
+        <w:t>• Пракрама 2, сарга 7. Милость к преданным</w:t>
+      </w:r>
+    </w:p>
+    <w:p>
+      <w:pPr>
+        <w:spacing w:after="60"/>
+        <w:ind w:left="340"/>
+      </w:pPr>
+      <w:r>
+        <w:t>• Пракрама 2, сарга 8. Милость к Авадхуте</w:t>
+      </w:r>
+    </w:p>
+    <w:p>
       <w:r>
         <w:br w:type="page"/>
       </w:r>
@@ -14263,6 +14299,3078 @@
           <w:sz w:val="18"/>
         </w:rPr>
         <w:t xml:space="preserve"> Небесная река — Ганга.</w:t>
+      </w:r>
+    </w:p>
+    <w:p>
+      <w:pPr>
+        <w:pStyle w:val="Heading2"/>
+      </w:pPr>
+      <w:r>
+        <w:t>Пракрама 2, сарга 5. Повествование о чувствах</w:t>
+      </w:r>
+    </w:p>
+    <w:p>
+      <w:pPr>
+        <w:spacing w:after="60"/>
+        <w:jc w:val="both"/>
+      </w:pPr>
+      <w:r>
+        <w:rPr>
+          <w:b w:val="0"/>
+          <w:i/>
+        </w:rPr>
+        <w:t>Господь с преданными идёт в Шантипур к Адвайте; их встреча; беседа о бхакти в век Кали; не-вайшнав на празднике; игры в доме Адвайты; наставление в джняна-йоге и прославление чистой преданности</w:t>
+      </w:r>
+    </w:p>
+    <w:p>
+      <w:pPr>
+        <w:spacing w:after="60"/>
+        <w:ind w:left="510" w:hanging="510"/>
+      </w:pPr>
+      <w:r>
+        <w:rPr>
+          <w:b/>
+          <w:i w:val="0"/>
+        </w:rPr>
+        <w:t>1.</w:t>
+      </w:r>
+      <w:r>
+        <w:t xml:space="preserve"> Затем, сопровождаемый Шривасой и другими, Он отправился в город, желая увидеть Своего преданного — Адвайту, лучшего из ачарьев.</w:t>
+      </w:r>
+    </w:p>
+    <w:p>
+      <w:pPr>
+        <w:spacing w:after="60"/>
+        <w:ind w:left="510" w:hanging="510"/>
+      </w:pPr>
+      <w:r>
+        <w:rPr>
+          <w:b/>
+          <w:i w:val="0"/>
+        </w:rPr>
+        <w:t>2.</w:t>
+      </w:r>
+      <w:r>
+        <w:t xml:space="preserve"> По дороге Господь, радостный, снова и снова пел песни о Хари, а порой пускался в пляс вместе со Своими близкими, которые тоже танцевали.</w:t>
+      </w:r>
+    </w:p>
+    <w:p>
+      <w:pPr>
+        <w:spacing w:after="60"/>
+        <w:ind w:left="510" w:hanging="510"/>
+      </w:pPr>
+      <w:r>
+        <w:rPr>
+          <w:b/>
+          <w:i w:val="0"/>
+        </w:rPr>
+        <w:t>3.</w:t>
+      </w:r>
+      <w:r>
+        <w:t xml:space="preserve"> Придя, Он пал, как палка, на землю перед Ачарьей: почитая вайшнава как Самого Вишну, Он учил этому других.</w:t>
+      </w:r>
+    </w:p>
+    <w:p>
+      <w:pPr>
+        <w:spacing w:after="60"/>
+        <w:ind w:left="510" w:hanging="510"/>
+      </w:pPr>
+      <w:r>
+        <w:rPr>
+          <w:b/>
+          <w:i w:val="0"/>
+        </w:rPr>
+        <w:t>4.</w:t>
+      </w:r>
+      <w:r>
+        <w:t xml:space="preserve"> Увидев Его, Ачарья, учитель мира, тотчас поднялся, в благоговейном волнении подошёл к Нему и тоже пал на землю.</w:t>
+      </w:r>
+    </w:p>
+    <w:p>
+      <w:pPr>
+        <w:spacing w:after="60"/>
+        <w:ind w:left="510" w:hanging="510"/>
+      </w:pPr>
+      <w:r>
+        <w:rPr>
+          <w:b/>
+          <w:i w:val="0"/>
+        </w:rPr>
+        <w:t>5.</w:t>
+      </w:r>
+      <w:r>
+        <w:t xml:space="preserve"> Они заключили друг друга в объятия, и обоих охватило томление любви: их тела исполнились дрожи, слёз, трепета волосков и других признаков экстаза.</w:t>
+      </w:r>
+    </w:p>
+    <w:p>
+      <w:pPr>
+        <w:spacing w:after="60"/>
+        <w:ind w:left="510" w:hanging="510"/>
+      </w:pPr>
+      <w:r>
+        <w:rPr>
+          <w:b/>
+          <w:i w:val="0"/>
+        </w:rPr>
+        <w:t>6.</w:t>
+      </w:r>
+      <w:r>
+        <w:t xml:space="preserve"> Затем, сев, Господь повёл милую сердцу беседу о Хари — пленяющую ум, уносящую грехи, дарующую плоды освобождения и любви.</w:t>
+      </w:r>
+    </w:p>
+    <w:p>
+      <w:pPr>
+        <w:spacing w:after="60"/>
+        <w:ind w:left="510" w:hanging="510"/>
+      </w:pPr>
+      <w:r>
+        <w:rPr>
+          <w:b/>
+          <w:i w:val="0"/>
+        </w:rPr>
+        <w:t>7.</w:t>
+      </w:r>
+      <w:r>
+        <w:t xml:space="preserve"> Тогда Адвайта сказал: «Те глупцы, что твердят, будто в век Кали на земле нет преданности, — пусть увидят ныне своими глазами!»</w:t>
+      </w:r>
+    </w:p>
+    <w:p>
+      <w:pPr>
+        <w:spacing w:after="60"/>
+        <w:ind w:left="510" w:hanging="510"/>
+      </w:pPr>
+      <w:r>
+        <w:rPr>
+          <w:b/>
+          <w:i w:val="0"/>
+        </w:rPr>
+        <w:t>8.</w:t>
+      </w:r>
+      <w:r>
+        <w:t xml:space="preserve"> Услышав это, Бхагаван, чуть дрогнув губами, сказал: «Если нет преданности Нрихари, что же тогда вообще есть здесь, на земле?</w:t>
+      </w:r>
+    </w:p>
+    <w:p>
+      <w:pPr>
+        <w:spacing w:after="60"/>
+        <w:ind w:left="510" w:hanging="510"/>
+      </w:pPr>
+      <w:r>
+        <w:rPr>
+          <w:b/>
+          <w:i w:val="0"/>
+        </w:rPr>
+        <w:t>9.</w:t>
+      </w:r>
+      <w:r>
+        <w:t xml:space="preserve"> Лишь преданность и есть в этом мире — суть всего, приносящая счастье. А кто говорит, что её нет, тот родился напрасно.</w:t>
+      </w:r>
+    </w:p>
+    <w:p>
+      <w:pPr>
+        <w:spacing w:after="60"/>
+        <w:ind w:left="510" w:hanging="510"/>
+      </w:pPr>
+      <w:r>
+        <w:rPr>
+          <w:b/>
+          <w:i w:val="0"/>
+        </w:rPr>
+        <w:t>10.</w:t>
+      </w:r>
+      <w:r>
+        <w:t xml:space="preserve"> Итак, преданность Кришне пребывает — светлая, вечная; и у того, кто ею наделён, распадаются оковы кармы и рождается любовь к Хари».</w:t>
+      </w:r>
+    </w:p>
+    <w:p>
+      <w:pPr>
+        <w:spacing w:after="60"/>
+        <w:ind w:left="510" w:hanging="510"/>
+      </w:pPr>
+      <w:r>
+        <w:rPr>
+          <w:b/>
+          <w:i w:val="0"/>
+        </w:rPr>
+        <w:t>11.</w:t>
+      </w:r>
+      <w:r>
+        <w:t xml:space="preserve"> Тогда Шринивас, увидев в собрании Хари, прямо впереди, некоего брахмана, явно не вайшнава, огорчённо сказал:</w:t>
+      </w:r>
+    </w:p>
+    <w:p>
+      <w:pPr>
+        <w:spacing w:after="60"/>
+        <w:ind w:left="510" w:hanging="510"/>
+      </w:pPr>
+      <w:r>
+        <w:rPr>
+          <w:b/>
+          <w:i w:val="0"/>
+        </w:rPr>
+        <w:t>12.</w:t>
+      </w:r>
+      <w:r>
+        <w:t xml:space="preserve"> «Этот брахман пришёл, чтобы помешать празднику Кришны». Услышав это, Бхагаван ответил: «Он сюда не войдёт.</w:t>
+      </w:r>
+    </w:p>
+    <w:p>
+      <w:pPr>
+        <w:spacing w:after="60"/>
+        <w:ind w:left="510" w:hanging="510"/>
+      </w:pPr>
+      <w:r>
+        <w:rPr>
+          <w:b/>
+          <w:i w:val="0"/>
+        </w:rPr>
+        <w:t>13.</w:t>
+      </w:r>
+      <w:r>
+        <w:t xml:space="preserve"> Не тревожься об этом, о лучший из брахманов, будь счастлив: ослеплённый майей Вишну, тот брахман сюда и не пришёл».</w:t>
+      </w:r>
+    </w:p>
+    <w:p>
+      <w:pPr>
+        <w:spacing w:after="60"/>
+        <w:ind w:left="510" w:hanging="510"/>
+      </w:pPr>
+      <w:r>
+        <w:rPr>
+          <w:b/>
+          <w:i w:val="0"/>
+        </w:rPr>
+        <w:t>14.</w:t>
+      </w:r>
+      <w:r>
+        <w:t xml:space="preserve"> Сам придя в Шантипур и увидев Адвайту, великого владыку</w:t>
+      </w:r>
+      <w:r>
+        <w:rPr>
+          <w:b w:val="0"/>
+          <w:i w:val="0"/>
+          <w:vertAlign w:val="superscript"/>
+        </w:rPr>
+        <w:t>1</w:t>
+      </w:r>
+      <w:r>
+        <w:t>, Господь, повествуя о величии Кришны, всецело исполнился Им.</w:t>
+      </w:r>
+    </w:p>
+    <w:p>
+      <w:pPr>
+        <w:spacing w:after="60"/>
+        <w:ind w:left="510" w:hanging="510"/>
+      </w:pPr>
+      <w:r>
+        <w:rPr>
+          <w:b/>
+          <w:i w:val="0"/>
+        </w:rPr>
+        <w:t>15.</w:t>
+      </w:r>
+      <w:r>
+        <w:t xml:space="preserve"> Затем, предавшись игре, Он положил правую руку на правое плечо Шривасы, а левую — на Гададхару;</w:t>
+      </w:r>
+    </w:p>
+    <w:p>
+      <w:pPr>
+        <w:spacing w:after="60"/>
+        <w:ind w:left="510" w:hanging="510"/>
+      </w:pPr>
+      <w:r>
+        <w:rPr>
+          <w:b/>
+          <w:i w:val="0"/>
+        </w:rPr>
+        <w:t>16.</w:t>
+      </w:r>
+      <w:r>
+        <w:t xml:space="preserve"> возложив лотосные стопы на колени Шри Рамы Пандита</w:t>
+      </w:r>
+      <w:r>
+        <w:rPr>
+          <w:b w:val="0"/>
+          <w:i w:val="0"/>
+          <w:vertAlign w:val="superscript"/>
+        </w:rPr>
+        <w:t>2</w:t>
+      </w:r>
+      <w:r>
+        <w:t>, Хари радовался с ними в присутствии Шримад Адвайты Ачарьи.</w:t>
+      </w:r>
+    </w:p>
+    <w:p>
+      <w:pPr>
+        <w:spacing w:after="60"/>
+        <w:ind w:left="510" w:hanging="510"/>
+      </w:pPr>
+      <w:r>
+        <w:rPr>
+          <w:b/>
+          <w:i w:val="0"/>
+        </w:rPr>
+        <w:t>17.</w:t>
+      </w:r>
+      <w:r>
+        <w:t xml:space="preserve"> Там Он вкусил изысканную пищу, умастил тело сандаловой пастой и, радуя людей, воспевал Кришну и танцевал.</w:t>
+      </w:r>
+    </w:p>
+    <w:p>
+      <w:pPr>
+        <w:spacing w:after="60"/>
+        <w:ind w:left="510" w:hanging="510"/>
+      </w:pPr>
+      <w:r>
+        <w:rPr>
+          <w:b/>
+          <w:i w:val="0"/>
+        </w:rPr>
+        <w:t>18.</w:t>
+      </w:r>
+      <w:r>
+        <w:t xml:space="preserve"> Мудрый Ачарья, увидев великий праздник блаженства любви Шри Гаурачандры, почувствовал себя исполненным благодати.</w:t>
+      </w:r>
+    </w:p>
+    <w:p>
+      <w:pPr>
+        <w:spacing w:after="60"/>
+        <w:ind w:left="510" w:hanging="510"/>
+      </w:pPr>
+      <w:r>
+        <w:rPr>
+          <w:b/>
+          <w:i w:val="0"/>
+        </w:rPr>
+        <w:t>19.</w:t>
+      </w:r>
+      <w:r>
+        <w:t xml:space="preserve"> Кришна, Учитель мира, совершая киртану вместе с Ачарьей и играя там, как бог, затем вернулся в Свой дом.</w:t>
+      </w:r>
+    </w:p>
+    <w:p>
+      <w:pPr>
+        <w:spacing w:after="60"/>
+        <w:ind w:left="510" w:hanging="510"/>
+      </w:pPr>
+      <w:r>
+        <w:rPr>
+          <w:b/>
+          <w:i w:val="0"/>
+        </w:rPr>
+        <w:t>20.</w:t>
+      </w:r>
+      <w:r>
+        <w:t xml:space="preserve"> Потом Владыка начал излагать смысл истины о Самости:</w:t>
+      </w:r>
+      <w:r>
+        <w:rPr>
+          <w:b w:val="0"/>
+          <w:i w:val="0"/>
+          <w:vertAlign w:val="superscript"/>
+        </w:rPr>
+        <w:t>3</w:t>
+      </w:r>
+      <w:r>
+        <w:t xml:space="preserve"> «Один лишь Хари — господин, и Он пребывает в облике отдельных существ.</w:t>
+      </w:r>
+    </w:p>
+    <w:p>
+      <w:pPr>
+        <w:spacing w:after="60"/>
+        <w:ind w:left="510" w:hanging="510"/>
+      </w:pPr>
+      <w:r>
+        <w:rPr>
+          <w:b/>
+          <w:i w:val="0"/>
+        </w:rPr>
+        <w:t>21.</w:t>
+      </w:r>
+      <w:r>
+        <w:t xml:space="preserve"> Свернув всё в Себя, Он остаётся один — Атма, Сам Господь, свидетель всего изнутри и извне, причина всех причин».</w:t>
+      </w:r>
+    </w:p>
+    <w:p>
+      <w:pPr>
+        <w:spacing w:after="60"/>
+        <w:ind w:left="510" w:hanging="510"/>
+      </w:pPr>
+      <w:r>
+        <w:rPr>
+          <w:b/>
+          <w:i w:val="0"/>
+        </w:rPr>
+        <w:t>22.</w:t>
+      </w:r>
+      <w:r>
+        <w:t xml:space="preserve"> Сказав это, Владыка быстро раскрыл ладонь, Сам снова сжал её в кулак и показал руку, будто в танце</w:t>
+      </w:r>
+      <w:r>
+        <w:rPr>
+          <w:b w:val="0"/>
+          <w:i w:val="0"/>
+          <w:vertAlign w:val="superscript"/>
+        </w:rPr>
+        <w:t>4</w:t>
+      </w:r>
+      <w:r>
+        <w:t>.</w:t>
+      </w:r>
+    </w:p>
+    <w:p>
+      <w:pPr>
+        <w:spacing w:after="60"/>
+        <w:ind w:left="510" w:hanging="510"/>
+      </w:pPr>
+      <w:r>
+        <w:rPr>
+          <w:b/>
+          <w:i w:val="0"/>
+        </w:rPr>
+        <w:t>23.</w:t>
+      </w:r>
+      <w:r>
+        <w:t xml:space="preserve"> И снова Он заговорил об истине — о Том, чья природа есть чистое бытие: «Там бессмысленно даже становление; постигните Сущее.</w:t>
+      </w:r>
+    </w:p>
+    <w:p>
+      <w:pPr>
+        <w:spacing w:after="60"/>
+        <w:ind w:left="510" w:hanging="510"/>
+      </w:pPr>
+      <w:r>
+        <w:rPr>
+          <w:b/>
+          <w:i w:val="0"/>
+        </w:rPr>
+        <w:t>24.</w:t>
+      </w:r>
+      <w:r>
+        <w:t xml:space="preserve"> Брахман един; потому иного образа нет вовсе. Образ иного возникает лишь от недостатка этого знания.</w:t>
+      </w:r>
+    </w:p>
+    <w:p>
+      <w:pPr>
+        <w:spacing w:after="60"/>
+        <w:ind w:left="510" w:hanging="510"/>
+      </w:pPr>
+      <w:r>
+        <w:rPr>
+          <w:b/>
+          <w:i w:val="0"/>
+        </w:rPr>
+        <w:t>25.</w:t>
+      </w:r>
+      <w:r>
+        <w:t xml:space="preserve"> Посмотри на два пальца Моей руки: один вымазан мёдом — лизни его языком; другой же вымазан гноем.</w:t>
+      </w:r>
+    </w:p>
+    <w:p>
+      <w:pPr>
+        <w:spacing w:after="60"/>
+        <w:ind w:left="510" w:hanging="510"/>
+      </w:pPr>
+      <w:r>
+        <w:rPr>
+          <w:b/>
+          <w:i w:val="0"/>
+        </w:rPr>
+        <w:t>26.</w:t>
+      </w:r>
+      <w:r>
+        <w:t xml:space="preserve"> Увидев его, от отвращения не можешь и мгновения смотреть на другой. Но для знающего Брахман без различий всё благообразно.</w:t>
+      </w:r>
+    </w:p>
+    <w:p>
+      <w:pPr>
+        <w:spacing w:after="60"/>
+        <w:ind w:left="510" w:hanging="510"/>
+      </w:pPr>
+      <w:r>
+        <w:rPr>
+          <w:b/>
+          <w:i w:val="0"/>
+        </w:rPr>
+        <w:t>27.</w:t>
+      </w:r>
+      <w:r>
+        <w:t xml:space="preserve"> Так и Бхагаван един — безначальная, неизменная Личность; и душа освобождается, вкушая целостность</w:t>
+      </w:r>
+      <w:r>
+        <w:rPr>
+          <w:b w:val="0"/>
+          <w:i w:val="0"/>
+          <w:vertAlign w:val="superscript"/>
+        </w:rPr>
+        <w:t>5</w:t>
+      </w:r>
+      <w:r>
+        <w:t>, — не иначе».</w:t>
+      </w:r>
+    </w:p>
+    <w:p>
+      <w:pPr>
+        <w:spacing w:after="60"/>
+        <w:ind w:left="510" w:hanging="510"/>
+      </w:pPr>
+      <w:r>
+        <w:rPr>
+          <w:b/>
+          <w:i w:val="0"/>
+        </w:rPr>
+        <w:t>28.</w:t>
+      </w:r>
+      <w:r>
+        <w:t xml:space="preserve"> Так, на многие лады изложив джняна-йогу, умолк Он — океан милости, чьи лотосные стопы пребывают в сердцах благородных.</w:t>
+      </w:r>
+    </w:p>
+    <w:p>
+      <w:pPr>
+        <w:spacing w:after="60"/>
+        <w:ind w:left="510" w:hanging="510"/>
+      </w:pPr>
+      <w:r>
+        <w:rPr>
+          <w:b/>
+          <w:i w:val="0"/>
+        </w:rPr>
+        <w:t>29.</w:t>
+      </w:r>
+      <w:r>
+        <w:t xml:space="preserve"> Затем, дав им услышать это знание, Владыка мира познал Кришну — Господа вселенной, постигаемого знанием, — и, вспомнив Его лотосные стопы, весь затрепетал;</w:t>
+      </w:r>
+    </w:p>
+    <w:p>
+      <w:pPr>
+        <w:spacing w:after="60"/>
+        <w:ind w:left="510" w:hanging="510"/>
+      </w:pPr>
+      <w:r>
+        <w:rPr>
+          <w:b/>
+          <w:i w:val="0"/>
+        </w:rPr>
+        <w:t>30.</w:t>
+      </w:r>
+      <w:r>
+        <w:t xml:space="preserve"> и, исполненный неизбывного томления, прерывающимся голосом сказал: «Лишь преданность — высшее, ибо она являет любовь к Кришне».</w:t>
+      </w:r>
+    </w:p>
+    <w:p>
+      <w:pPr>
+        <w:spacing w:after="60"/>
+        <w:ind w:left="510" w:hanging="510"/>
+      </w:pPr>
+      <w:r>
+        <w:rPr>
+          <w:b/>
+          <w:i w:val="0"/>
+        </w:rPr>
+        <w:t>31.</w:t>
+      </w:r>
+      <w:r>
+        <w:t xml:space="preserve"> Со сдавленным слезами любви горлом Бхагаван произнёс такие слова: «С растаявшим сердцем, с прерывающейся речью Мой преданный плачет вволю, и смеётся,</w:t>
+      </w:r>
+    </w:p>
+    <w:p>
+      <w:pPr>
+        <w:spacing w:after="60"/>
+        <w:ind w:left="510" w:hanging="510"/>
+      </w:pPr>
+      <w:r>
+        <w:rPr>
+          <w:b/>
+          <w:i w:val="0"/>
+        </w:rPr>
+        <w:t>32.</w:t>
+      </w:r>
+      <w:r>
+        <w:t xml:space="preserve"> и вволю танцует и поёт — и так непрестанно, днём и ночью, очищает три мира и хранит их от всех бед»</w:t>
+      </w:r>
+      <w:r>
+        <w:rPr>
+          <w:b w:val="0"/>
+          <w:i w:val="0"/>
+          <w:vertAlign w:val="superscript"/>
+        </w:rPr>
+        <w:t>6</w:t>
+      </w:r>
+      <w:r>
+        <w:t>.</w:t>
+      </w:r>
+    </w:p>
+    <w:p>
+      <w:pPr>
+        <w:spacing w:after="60"/>
+        <w:ind w:left="510" w:hanging="510"/>
+      </w:pPr>
+      <w:r>
+        <w:rPr>
+          <w:b/>
+          <w:i w:val="0"/>
+        </w:rPr>
+        <w:t>33.</w:t>
+      </w:r>
+      <w:r>
+        <w:t xml:space="preserve"> Сказав это, Шриман Вишвамбхара, Господь, являющий преданность Себе, с радостным сердцем танцевал со Своими близкими.</w:t>
+      </w:r>
+    </w:p>
+    <w:p>
+      <w:pPr>
+        <w:spacing w:after="60"/>
+        <w:jc w:val="both"/>
+      </w:pPr>
+      <w:r>
+        <w:rPr>
+          <w:b w:val="0"/>
+          <w:i/>
+        </w:rPr>
+        <w:t>Так заканчивается пятая сарга, «Повествование о чувствах» (Бхава-катхана), второй пракрамы великой поэмы «Шри Кришна-чайтанья-чаритамрита».</w:t>
+      </w:r>
+    </w:p>
+    <w:p>
+      <w:pPr>
+        <w:spacing w:after="60"/>
+        <w:ind w:left="283"/>
+      </w:pPr>
+      <w:r>
+        <w:rPr>
+          <w:b/>
+          <w:i w:val="0"/>
+          <w:sz w:val="18"/>
+        </w:rPr>
+        <w:t>1.</w:t>
+      </w:r>
+      <w:r>
+        <w:rPr>
+          <w:sz w:val="18"/>
+        </w:rPr>
+        <w:t xml:space="preserve"> Адвайта Ачарья почитается как нисхождение Махавишну, единое с Садашивой; отсюда эпитет «великий владыка» (махешвара).</w:t>
+      </w:r>
+    </w:p>
+    <w:p>
+      <w:pPr>
+        <w:spacing w:after="60"/>
+        <w:ind w:left="283"/>
+      </w:pPr>
+      <w:r>
+        <w:rPr>
+          <w:b/>
+          <w:i w:val="0"/>
+          <w:sz w:val="18"/>
+        </w:rPr>
+        <w:t>2.</w:t>
+      </w:r>
+      <w:r>
+        <w:rPr>
+          <w:sz w:val="18"/>
+        </w:rPr>
+        <w:t xml:space="preserve"> Шри Рама Пандит (Рамай) — младший брат Шривасы.</w:t>
+      </w:r>
+    </w:p>
+    <w:p>
+      <w:pPr>
+        <w:spacing w:after="60"/>
+        <w:ind w:left="283"/>
+      </w:pPr>
+      <w:r>
+        <w:rPr>
+          <w:b/>
+          <w:i w:val="0"/>
+          <w:sz w:val="18"/>
+        </w:rPr>
+        <w:t>3.</w:t>
+      </w:r>
+      <w:r>
+        <w:rPr>
+          <w:sz w:val="18"/>
+        </w:rPr>
+        <w:t xml:space="preserve"> Шл. 20–27 излагают джняна-йогу — путь знания (ср. шл. 28); после этого Господь провозглашает высшей преданность (шл. 30–32).</w:t>
+      </w:r>
+    </w:p>
+    <w:p>
+      <w:pPr>
+        <w:spacing w:after="60"/>
+        <w:ind w:left="283"/>
+      </w:pPr>
+      <w:r>
+        <w:rPr>
+          <w:b/>
+          <w:i w:val="0"/>
+          <w:sz w:val="18"/>
+        </w:rPr>
+        <w:t>4.</w:t>
+      </w:r>
+      <w:r>
+        <w:rPr>
+          <w:sz w:val="18"/>
+        </w:rPr>
+        <w:t xml:space="preserve"> Раскрытая ладонь и сжатый кулак изображают проявление мира и его свёртывание в Господе.</w:t>
+      </w:r>
+    </w:p>
+    <w:p>
+      <w:pPr>
+        <w:spacing w:after="60"/>
+        <w:ind w:left="283"/>
+      </w:pPr>
+      <w:r>
+        <w:rPr>
+          <w:b/>
+          <w:i w:val="0"/>
+          <w:sz w:val="18"/>
+        </w:rPr>
+        <w:t>5.</w:t>
+      </w:r>
+      <w:r>
+        <w:rPr>
+          <w:sz w:val="18"/>
+        </w:rPr>
+        <w:t xml:space="preserve"> Букв. «от вкуса целокупности» (самагри-раса); смысл неясен, перевод предположителен.</w:t>
+      </w:r>
+    </w:p>
+    <w:p>
+      <w:pPr>
+        <w:spacing w:after="60"/>
+        <w:ind w:left="283"/>
+      </w:pPr>
+      <w:r>
+        <w:rPr>
+          <w:b/>
+          <w:i w:val="0"/>
+          <w:sz w:val="18"/>
+        </w:rPr>
+        <w:t>6.</w:t>
+      </w:r>
+      <w:r>
+        <w:rPr>
+          <w:sz w:val="18"/>
+        </w:rPr>
+        <w:t xml:space="preserve"> Ср. Бхагавата-пурана 11.14.24, где Кришна так же описывает преданного, который очищает мир.</w:t>
+      </w:r>
+    </w:p>
+    <w:p>
+      <w:pPr>
+        <w:pStyle w:val="Heading2"/>
+      </w:pPr>
+      <w:r>
+        <w:t>Пракрама 2, сарга 6. [Величие Адвайты]</w:t>
+      </w:r>
+    </w:p>
+    <w:p>
+      <w:pPr>
+        <w:spacing w:after="60"/>
+        <w:jc w:val="both"/>
+      </w:pPr>
+      <w:r>
+        <w:rPr>
+          <w:b w:val="0"/>
+          <w:i/>
+        </w:rPr>
+        <w:t>Господь с палицей грозит ненавистникам преданных; мир — дремучий лес; приход Адвайты и его танец; Господь обещает любовь его детям; величие Адвайты-Камалакши; запрет на учение о Самости</w:t>
+      </w:r>
+    </w:p>
+    <w:p>
+      <w:pPr>
+        <w:spacing w:after="60"/>
+        <w:ind w:left="510" w:hanging="510"/>
+      </w:pPr>
+      <w:r>
+        <w:rPr>
+          <w:b/>
+          <w:i w:val="0"/>
+        </w:rPr>
+        <w:t>1.</w:t>
+      </w:r>
+      <w:r>
+        <w:t xml:space="preserve"> На другой день великославный Адвайта Ачарья прибыл в Навадвипу, чтобы повидать Владыку Вишвамбхару.</w:t>
+      </w:r>
+    </w:p>
+    <w:p>
+      <w:pPr>
+        <w:spacing w:after="60"/>
+        <w:ind w:left="510" w:hanging="510"/>
+      </w:pPr>
+      <w:r>
+        <w:rPr>
+          <w:b/>
+          <w:i w:val="0"/>
+        </w:rPr>
+        <w:t>2.</w:t>
+      </w:r>
+      <w:r>
+        <w:t xml:space="preserve"> Пока он, омывшись и почтив Господа, шёл повидать Его, Бхагаван, пребывавший в обители Шривасы,</w:t>
+      </w:r>
+    </w:p>
+    <w:p>
+      <w:pPr>
+        <w:spacing w:after="60"/>
+        <w:ind w:left="510" w:hanging="510"/>
+      </w:pPr>
+      <w:r>
+        <w:rPr>
+          <w:b/>
+          <w:i w:val="0"/>
+        </w:rPr>
+        <w:t>3.</w:t>
+      </w:r>
+      <w:r>
+        <w:t xml:space="preserve"> положил на конец посоха цветок и с улыбкой сказал: «Вот Я почтил Свою палицу. Она — кара злодеям:</w:t>
+      </w:r>
+    </w:p>
+    <w:p>
+      <w:pPr>
+        <w:spacing w:after="60"/>
+        <w:ind w:left="510" w:hanging="510"/>
+      </w:pPr>
+      <w:r>
+        <w:rPr>
+          <w:b/>
+          <w:i w:val="0"/>
+        </w:rPr>
+        <w:t>4.</w:t>
+      </w:r>
+      <w:r>
+        <w:t xml:space="preserve"> ею Я всегда буду карать тех, кто ненавидит Моих преданных. Ведь преданный всегда для Меня дороже жизни, в этом нет сомнения.</w:t>
+      </w:r>
+    </w:p>
+    <w:p>
+      <w:pPr>
+        <w:spacing w:after="60"/>
+        <w:ind w:left="510" w:hanging="510"/>
+      </w:pPr>
+      <w:r>
+        <w:rPr>
+          <w:b/>
+          <w:i w:val="0"/>
+        </w:rPr>
+        <w:t>5.</w:t>
+      </w:r>
+      <w:r>
+        <w:t xml:space="preserve"> Есть тут один злодей</w:t>
+      </w:r>
+      <w:r>
+        <w:rPr>
+          <w:b w:val="0"/>
+          <w:i w:val="0"/>
+          <w:vertAlign w:val="superscript"/>
+        </w:rPr>
+        <w:t>1</w:t>
+      </w:r>
+      <w:r>
+        <w:t>, ненавистник Моих преданных. Я сделаю его прокажённым, а затем —</w:t>
+      </w:r>
+    </w:p>
+    <w:p>
+      <w:pPr>
+        <w:spacing w:after="60"/>
+        <w:ind w:left="510" w:hanging="510"/>
+      </w:pPr>
+      <w:r>
+        <w:rPr>
+          <w:b/>
+          <w:i w:val="0"/>
+        </w:rPr>
+        <w:t>6.</w:t>
+      </w:r>
+      <w:r>
+        <w:t xml:space="preserve"> и уже скоро — обитателем ада пишачей: это Я говорю истинно. И учеников его Я погублю, обратив их в пожирателей нечистот.</w:t>
+      </w:r>
+    </w:p>
+    <w:p>
+      <w:pPr>
+        <w:spacing w:after="60"/>
+        <w:ind w:left="510" w:hanging="510"/>
+      </w:pPr>
+      <w:r>
+        <w:rPr>
+          <w:b/>
+          <w:i w:val="0"/>
+        </w:rPr>
+        <w:t>7.</w:t>
+      </w:r>
+      <w:r>
+        <w:t xml:space="preserve"> Я хочу уйти в лес, — но ведь и здесь великий лес: одни подобны тиграм, другие — камням,</w:t>
+      </w:r>
+    </w:p>
+    <w:p>
+      <w:pPr>
+        <w:spacing w:after="60"/>
+        <w:ind w:left="510" w:hanging="510"/>
+      </w:pPr>
+      <w:r>
+        <w:rPr>
+          <w:b/>
+          <w:i w:val="0"/>
+        </w:rPr>
+        <w:t>8.</w:t>
+      </w:r>
+      <w:r>
+        <w:t xml:space="preserve"> иные — деревьям, иные люди — траве, а иные — скоту. Поэтому этот мир — превеликий лес.</w:t>
+      </w:r>
+    </w:p>
+    <w:p>
+      <w:pPr>
+        <w:spacing w:after="60"/>
+        <w:ind w:left="510" w:hanging="510"/>
+      </w:pPr>
+      <w:r>
+        <w:rPr>
+          <w:b/>
+          <w:i w:val="0"/>
+        </w:rPr>
+        <w:t>9.</w:t>
+      </w:r>
+      <w:r>
+        <w:t xml:space="preserve"> А те, кто упивается мёдом лотосных стоп Шри Кришны, — лишь они и зовутся людьми, благодетели всех существ.</w:t>
+      </w:r>
+    </w:p>
+    <w:p>
+      <w:pPr>
+        <w:spacing w:after="60"/>
+        <w:ind w:left="510" w:hanging="510"/>
+      </w:pPr>
+      <w:r>
+        <w:rPr>
+          <w:b/>
+          <w:i w:val="0"/>
+        </w:rPr>
+        <w:t>10.</w:t>
+      </w:r>
+      <w:r>
+        <w:t xml:space="preserve"> Я слышал, что сюда прибыл Адвайта, лучший из ачарьев. Почему же он не идёт? Пойдём к нему туда, где он остановился».</w:t>
+      </w:r>
+    </w:p>
+    <w:p>
+      <w:pPr>
+        <w:spacing w:after="60"/>
+        <w:ind w:left="510" w:hanging="510"/>
+      </w:pPr>
+      <w:r>
+        <w:rPr>
+          <w:b/>
+          <w:i w:val="0"/>
+        </w:rPr>
+        <w:t>11.</w:t>
+      </w:r>
+      <w:r>
+        <w:t xml:space="preserve"> В это самое время туда пришёл сам Ачарья, неся дар; он поднёс его к лотосным стопам Господа</w:t>
+      </w:r>
+    </w:p>
+    <w:p>
+      <w:pPr>
+        <w:spacing w:after="60"/>
+        <w:ind w:left="510" w:hanging="510"/>
+      </w:pPr>
+      <w:r>
+        <w:rPr>
+          <w:b/>
+          <w:i w:val="0"/>
+        </w:rPr>
+        <w:t>12.</w:t>
+      </w:r>
+      <w:r>
+        <w:t xml:space="preserve"> и пал на землю, как палка. Тогда Господь взял его за руку и сказал: «Ради тебя Я и пришёл сюда»</w:t>
+      </w:r>
+      <w:r>
+        <w:rPr>
+          <w:b w:val="0"/>
+          <w:i w:val="0"/>
+          <w:vertAlign w:val="superscript"/>
+        </w:rPr>
+        <w:t>2</w:t>
+      </w:r>
+      <w:r>
+        <w:t>.</w:t>
+      </w:r>
+    </w:p>
+    <w:p>
+      <w:pPr>
+        <w:spacing w:after="60"/>
+        <w:ind w:left="510" w:hanging="510"/>
+      </w:pPr>
+      <w:r>
+        <w:rPr>
+          <w:b/>
+          <w:i w:val="0"/>
+        </w:rPr>
+        <w:t>13.</w:t>
+      </w:r>
+      <w:r>
+        <w:t xml:space="preserve"> Сказав так и обрадовав его, Господь сел на ложе, а Адвайта Ачарья по Его велению пустился в пляс.</w:t>
+      </w:r>
+    </w:p>
+    <w:p>
+      <w:pPr>
+        <w:spacing w:after="60"/>
+        <w:ind w:left="510" w:hanging="510"/>
+      </w:pPr>
+      <w:r>
+        <w:rPr>
+          <w:b/>
+          <w:i w:val="0"/>
+        </w:rPr>
+        <w:t>14.</w:t>
+      </w:r>
+      <w:r>
+        <w:t xml:space="preserve"> Видя это, довольный Бхагаван сказал ему: «Эти твои дети молят Меня о любовной преданности, которой так трудно достичь.</w:t>
+      </w:r>
+    </w:p>
+    <w:p>
+      <w:pPr>
+        <w:spacing w:after="60"/>
+        <w:ind w:left="510" w:hanging="510"/>
+      </w:pPr>
+      <w:r>
+        <w:rPr>
+          <w:b/>
+          <w:i w:val="0"/>
+        </w:rPr>
+        <w:t>15.</w:t>
+      </w:r>
+      <w:r>
+        <w:t xml:space="preserve"> Ради тебя, дитя, Я дарую её». Услышав это, Ачарья, переполненный радостью, ответил: «О Бхагаван, они ведь следуют за Твоими стопами. О обитель сострадания, что может быть недостижимо для них при Твоей любви?»</w:t>
+      </w:r>
+    </w:p>
+    <w:p>
+      <w:pPr>
+        <w:spacing w:after="60"/>
+        <w:ind w:left="510" w:hanging="510"/>
+      </w:pPr>
+      <w:r>
+        <w:rPr>
+          <w:b/>
+          <w:i w:val="0"/>
+        </w:rPr>
+        <w:t>16.</w:t>
+      </w:r>
+      <w:r>
+        <w:t xml:space="preserve"> Затем все сели подле Держащего диск; и в ту лунную ночь Могучерукий снова сказал:</w:t>
+      </w:r>
+    </w:p>
+    <w:p>
+      <w:pPr>
+        <w:spacing w:after="60"/>
+        <w:ind w:left="510" w:hanging="510"/>
+      </w:pPr>
+      <w:r>
+        <w:rPr>
+          <w:b/>
+          <w:i w:val="0"/>
+        </w:rPr>
+        <w:t>17.</w:t>
+      </w:r>
+      <w:r>
+        <w:t xml:space="preserve"> «Камалакша</w:t>
+      </w:r>
+      <w:r>
+        <w:rPr>
+          <w:b w:val="0"/>
+          <w:i w:val="0"/>
+          <w:vertAlign w:val="superscript"/>
+        </w:rPr>
+        <w:t>3</w:t>
+      </w:r>
+      <w:r>
+        <w:t>, ты — Мой величайший преданный: ради тебя Я и пришёл. Будь же счастлив, танцуя и воспевая».</w:t>
+      </w:r>
+    </w:p>
+    <w:p>
+      <w:pPr>
+        <w:spacing w:after="60"/>
+        <w:ind w:left="510" w:hanging="510"/>
+      </w:pPr>
+      <w:r>
+        <w:rPr>
+          <w:b/>
+          <w:i w:val="0"/>
+        </w:rPr>
+        <w:t>18.</w:t>
+      </w:r>
+      <w:r>
+        <w:t xml:space="preserve"> Услышав это слово Бхагавана, Шриман Шриваса Пандит, смиренно склонившись к Его лотосным стопам, сказал сладкими речами:</w:t>
+      </w:r>
+    </w:p>
+    <w:p>
+      <w:pPr>
+        <w:spacing w:after="60"/>
+        <w:ind w:left="510" w:hanging="510"/>
+      </w:pPr>
+      <w:r>
+        <w:rPr>
+          <w:b/>
+          <w:i w:val="0"/>
+        </w:rPr>
+        <w:t>19.</w:t>
+      </w:r>
+      <w:r>
+        <w:t xml:space="preserve"> «Разве он Твой преданный, о Бхагаван? Это лишь Твоя милость, о Господь!» Услышав это, разгневанный Бхагаван выбранил его и сказал:</w:t>
+      </w:r>
+    </w:p>
+    <w:p>
+      <w:pPr>
+        <w:spacing w:after="60"/>
+        <w:ind w:left="510" w:hanging="510"/>
+      </w:pPr>
+      <w:r>
+        <w:rPr>
+          <w:b/>
+          <w:i w:val="0"/>
+        </w:rPr>
+        <w:t>20.</w:t>
+      </w:r>
+      <w:r>
+        <w:t xml:space="preserve"> «Разве Уддхава и Акрура</w:t>
+      </w:r>
+      <w:r>
+        <w:rPr>
+          <w:b w:val="0"/>
+          <w:i w:val="0"/>
+          <w:vertAlign w:val="superscript"/>
+        </w:rPr>
+        <w:t>4</w:t>
+      </w:r>
+      <w:r>
+        <w:t xml:space="preserve"> — Мои безмерно любящие преданные, а этот Ачарья ниже их? Зачем ты так говоришь?</w:t>
+      </w:r>
+    </w:p>
+    <w:p>
+      <w:pPr>
+        <w:spacing w:after="60"/>
+        <w:ind w:left="510" w:hanging="510"/>
+      </w:pPr>
+      <w:r>
+        <w:rPr>
+          <w:b/>
+          <w:i w:val="0"/>
+        </w:rPr>
+        <w:t>21.</w:t>
+      </w:r>
+      <w:r>
+        <w:t xml:space="preserve"> Или есть в этой Бхарата-варше какой-то другой Мой преданный, равный Ачарье? Раз ты так говоришь, ты, брахман, — невежда!»</w:t>
+      </w:r>
+    </w:p>
+    <w:p>
+      <w:pPr>
+        <w:spacing w:after="60"/>
+        <w:ind w:left="510" w:hanging="510"/>
+      </w:pPr>
+      <w:r>
+        <w:rPr>
+          <w:b/>
+          <w:i w:val="0"/>
+        </w:rPr>
+        <w:t>22.</w:t>
+      </w:r>
+      <w:r>
+        <w:t xml:space="preserve"> Услышав это слово Бхагавана, он от страха умолк.</w:t>
+      </w:r>
+    </w:p>
+    <w:p>
+      <w:pPr>
+        <w:spacing w:after="60"/>
+        <w:ind w:left="510" w:hanging="510"/>
+      </w:pPr>
+      <w:r>
+        <w:rPr>
+          <w:b/>
+          <w:i w:val="0"/>
+        </w:rPr>
+        <w:t>23.</w:t>
+      </w:r>
+      <w:r>
+        <w:t xml:space="preserve"> Тогда Бхагаван сказал: «Никогда и нигде не говорите об учении о Самости</w:t>
+      </w:r>
+      <w:r>
+        <w:rPr>
+          <w:b w:val="0"/>
+          <w:i w:val="0"/>
+          <w:vertAlign w:val="superscript"/>
+        </w:rPr>
+        <w:t>5</w:t>
+      </w:r>
+      <w:r>
+        <w:t>. Если же оно вам по вкусу,</w:t>
+      </w:r>
+    </w:p>
+    <w:p>
+      <w:pPr>
+        <w:spacing w:after="60"/>
+        <w:ind w:left="510" w:hanging="510"/>
+      </w:pPr>
+      <w:r>
+        <w:rPr>
+          <w:b/>
+          <w:i w:val="0"/>
+        </w:rPr>
+        <w:t>24.</w:t>
+      </w:r>
+      <w:r>
+        <w:t xml:space="preserve"> тогда любовь вам дана не будет — это истинная правда».</w:t>
+      </w:r>
+    </w:p>
+    <w:p>
+      <w:pPr>
+        <w:spacing w:after="60"/>
+        <w:ind w:left="510" w:hanging="510"/>
+      </w:pPr>
+      <w:r>
+        <w:rPr>
+          <w:b/>
+          <w:i w:val="0"/>
+        </w:rPr>
+        <w:t>25.</w:t>
+      </w:r>
+      <w:r>
+        <w:t xml:space="preserve"> Услышав это, Шриваса Пандит сказал Владыке мира: «Пусть я забуду его, чтобы мне никогда о нём не говорить».</w:t>
+      </w:r>
+    </w:p>
+    <w:p>
+      <w:pPr>
+        <w:spacing w:after="60"/>
+        <w:ind w:left="510" w:hanging="510"/>
+      </w:pPr>
+      <w:r>
+        <w:rPr>
+          <w:b/>
+          <w:i w:val="0"/>
+        </w:rPr>
+        <w:t>26.</w:t>
+      </w:r>
+      <w:r>
+        <w:t xml:space="preserve"> Мурари сказал: «О Бхагаван, я не знаю учения о Самости». Господь ответил ему: «Знаешь: ты ведь слышал его от Камалакши»</w:t>
+      </w:r>
+      <w:r>
+        <w:rPr>
+          <w:b w:val="0"/>
+          <w:i w:val="0"/>
+          <w:vertAlign w:val="superscript"/>
+        </w:rPr>
+        <w:t>6</w:t>
+      </w:r>
+      <w:r>
+        <w:t>.</w:t>
+      </w:r>
+    </w:p>
+    <w:p>
+      <w:pPr>
+        <w:spacing w:after="60"/>
+        <w:ind w:left="510" w:hanging="510"/>
+      </w:pPr>
+      <w:r>
+        <w:rPr>
+          <w:b/>
+          <w:i w:val="0"/>
+        </w:rPr>
+        <w:t>27.</w:t>
+      </w:r>
+      <w:r>
+        <w:t xml:space="preserve"> Тотчас услышав эти слова Господа, благородные возрадовались сердцем и, опьянённые хмельным мёдом лотосных стоп Харихары</w:t>
+      </w:r>
+      <w:r>
+        <w:rPr>
+          <w:b w:val="0"/>
+          <w:i w:val="0"/>
+          <w:vertAlign w:val="superscript"/>
+        </w:rPr>
+        <w:t>7</w:t>
+      </w:r>
+      <w:r>
+        <w:t>, танцевали, словно небожители на пышном празднестве.</w:t>
+      </w:r>
+    </w:p>
+    <w:p>
+      <w:pPr>
+        <w:spacing w:after="60"/>
+        <w:jc w:val="both"/>
+      </w:pPr>
+      <w:r>
+        <w:rPr>
+          <w:b w:val="0"/>
+          <w:i/>
+        </w:rPr>
+        <w:t>Так заканчивается шестая сарга второй пракрамы поэмы «Шри Кришна-чайтанья-чаритамрита».</w:t>
+      </w:r>
+    </w:p>
+    <w:p>
+      <w:pPr>
+        <w:spacing w:after="60"/>
+        <w:ind w:left="283"/>
+      </w:pPr>
+      <w:r>
+        <w:rPr>
+          <w:b/>
+          <w:i w:val="0"/>
+          <w:sz w:val="18"/>
+        </w:rPr>
+        <w:t>1.</w:t>
+      </w:r>
+      <w:r>
+        <w:rPr>
+          <w:sz w:val="18"/>
+        </w:rPr>
+        <w:t xml:space="preserve"> Возможно, имеется в виду брахман Гопала Чапала, поражённый проказой за оскорбление Шривасы (о нём рассказывает «Чайтанья-чаритамрита», Ади 17).</w:t>
+      </w:r>
+    </w:p>
+    <w:p>
+      <w:pPr>
+        <w:spacing w:after="60"/>
+        <w:ind w:left="283"/>
+      </w:pPr>
+      <w:r>
+        <w:rPr>
+          <w:b/>
+          <w:i w:val="0"/>
+          <w:sz w:val="18"/>
+        </w:rPr>
+        <w:t>2.</w:t>
+      </w:r>
+      <w:r>
+        <w:rPr>
+          <w:sz w:val="18"/>
+        </w:rPr>
+        <w:t xml:space="preserve"> По преданию, Господь нисшёл, откликнувшись на моления Адвайты Ачарьи.</w:t>
+      </w:r>
+    </w:p>
+    <w:p>
+      <w:pPr>
+        <w:spacing w:after="60"/>
+        <w:ind w:left="283"/>
+      </w:pPr>
+      <w:r>
+        <w:rPr>
+          <w:b/>
+          <w:i w:val="0"/>
+          <w:sz w:val="18"/>
+        </w:rPr>
+        <w:t>3.</w:t>
+      </w:r>
+      <w:r>
+        <w:rPr>
+          <w:sz w:val="18"/>
+        </w:rPr>
+        <w:t xml:space="preserve"> Камалакша — мирское имя Адвайты Ачарьи.</w:t>
+      </w:r>
+    </w:p>
+    <w:p>
+      <w:pPr>
+        <w:spacing w:after="60"/>
+        <w:ind w:left="283"/>
+      </w:pPr>
+      <w:r>
+        <w:rPr>
+          <w:b/>
+          <w:i w:val="0"/>
+          <w:sz w:val="18"/>
+        </w:rPr>
+        <w:t>4.</w:t>
+      </w:r>
+      <w:r>
+        <w:rPr>
+          <w:sz w:val="18"/>
+        </w:rPr>
+        <w:t xml:space="preserve"> Уддхава и Акрура — близкие преданные Кришны.</w:t>
+      </w:r>
+    </w:p>
+    <w:p>
+      <w:pPr>
+        <w:spacing w:after="60"/>
+        <w:ind w:left="283"/>
+      </w:pPr>
+      <w:r>
+        <w:rPr>
+          <w:b/>
+          <w:i w:val="0"/>
+          <w:sz w:val="18"/>
+        </w:rPr>
+        <w:t>5.</w:t>
+      </w:r>
+      <w:r>
+        <w:rPr>
+          <w:sz w:val="18"/>
+        </w:rPr>
+        <w:t xml:space="preserve"> Санскр. адхьятма — учение о Самости и тождестве с Брахманом, каким Господь сам излагал его в 2.5.20–28.</w:t>
+      </w:r>
+    </w:p>
+    <w:p>
+      <w:pPr>
+        <w:spacing w:after="60"/>
+        <w:ind w:left="283"/>
+      </w:pPr>
+      <w:r>
+        <w:rPr>
+          <w:b/>
+          <w:i w:val="0"/>
+          <w:sz w:val="18"/>
+        </w:rPr>
+        <w:t>6.</w:t>
+      </w:r>
+      <w:r>
+        <w:rPr>
+          <w:sz w:val="18"/>
+        </w:rPr>
+        <w:t xml:space="preserve"> Ср. 2.4.22, где Господь упрекает Мурари за песнь об учении о Самости.</w:t>
+      </w:r>
+    </w:p>
+    <w:p>
+      <w:pPr>
+        <w:spacing w:after="60"/>
+        <w:ind w:left="283"/>
+      </w:pPr>
+      <w:r>
+        <w:rPr>
+          <w:b/>
+          <w:i w:val="0"/>
+          <w:sz w:val="18"/>
+        </w:rPr>
+        <w:t>7.</w:t>
+      </w:r>
+      <w:r>
+        <w:rPr>
+          <w:sz w:val="18"/>
+        </w:rPr>
+        <w:t xml:space="preserve"> Харихара — Хари и Хара (Вишну и Шива) в одном облике; здесь, как и в 2.7.6, — по-видимому, эпитет Гауры. Возможно и понимание «Хари (Гаура) и Хара (Адвайта, почитаемый как единый с Садашивой)».</w:t>
+      </w:r>
+    </w:p>
+    <w:p>
+      <w:pPr>
+        <w:pStyle w:val="Heading2"/>
+      </w:pPr>
+      <w:r>
+        <w:t>Пракрама 2, сарга 7. Милость к преданным</w:t>
+      </w:r>
+    </w:p>
+    <w:p>
+      <w:pPr>
+        <w:spacing w:after="60"/>
+        <w:jc w:val="both"/>
+      </w:pPr>
+      <w:r>
+        <w:rPr>
+          <w:b w:val="0"/>
+          <w:i/>
+        </w:rPr>
+        <w:t>Облик пляшущего Господа; имя Шривасы; «Рамаштака» Мурари и имя «Рамадас»; служение Шривасе — поклонение Господу; Нараяни получает остатки Его трапезы</w:t>
+      </w:r>
+    </w:p>
+    <w:p>
+      <w:pPr>
+        <w:spacing w:after="60"/>
+        <w:ind w:left="510" w:hanging="510"/>
+      </w:pPr>
+      <w:r>
+        <w:rPr>
+          <w:b/>
+          <w:i w:val="0"/>
+        </w:rPr>
+        <w:t>1.</w:t>
+      </w:r>
+      <w:r>
+        <w:t xml:space="preserve"> Голова Его была обёрнута новой белой тканью, на груди — ожерелье, подобное молодому кораллу; браслеты окрашивал блеск прекрасных рук, а сами руки были как только что раскрывшиеся лотосы, — и Он сиял.</w:t>
+      </w:r>
+    </w:p>
+    <w:p>
+      <w:pPr>
+        <w:spacing w:after="60"/>
+        <w:ind w:left="510" w:hanging="510"/>
+      </w:pPr>
+      <w:r>
+        <w:rPr>
+          <w:b/>
+          <w:i w:val="0"/>
+        </w:rPr>
+        <w:t>2.</w:t>
+      </w:r>
+      <w:r>
+        <w:t xml:space="preserve"> Он был в набедренной повязке, перехваченной развевающейся тканью, в алой верхней одежде, в наряде танцора, и руки Его, свисающие к прекрасным бёдрам, явно напоминали царя змей</w:t>
+      </w:r>
+      <w:r>
+        <w:rPr>
+          <w:b w:val="0"/>
+          <w:i w:val="0"/>
+          <w:vertAlign w:val="superscript"/>
+        </w:rPr>
+        <w:t>1</w:t>
+      </w:r>
+      <w:r>
+        <w:t>.</w:t>
+      </w:r>
+    </w:p>
+    <w:p>
+      <w:pPr>
+        <w:spacing w:after="60"/>
+        <w:ind w:left="510" w:hanging="510"/>
+      </w:pPr>
+      <w:r>
+        <w:rPr>
+          <w:b/>
+          <w:i w:val="0"/>
+        </w:rPr>
+        <w:t>3.</w:t>
+      </w:r>
+      <w:r>
+        <w:t xml:space="preserve"> Ножные колокольчики красовались на Его лотосных стопах, блеск прекрасных ногтей окрашивал луну, сияние подошв окрашивало коралл; сияя, как расплавленное золото, Он медленно выступал.</w:t>
+      </w:r>
+    </w:p>
+    <w:p>
+      <w:pPr>
+        <w:spacing w:after="60"/>
+        <w:ind w:left="510" w:hanging="510"/>
+      </w:pPr>
+      <w:r>
+        <w:rPr>
+          <w:b/>
+          <w:i w:val="0"/>
+        </w:rPr>
+        <w:t>4.</w:t>
+      </w:r>
+      <w:r>
+        <w:t xml:space="preserve"> Он плясал, и сиял лотос Его лица, а вокруг Его близкие, преданные Его имени, сладко пели медовые песни о Враге Мадху, — так пляшет на небесах владыка богов среди сонмов богов.</w:t>
+      </w:r>
+    </w:p>
+    <w:p>
+      <w:pPr>
+        <w:spacing w:after="60"/>
+        <w:ind w:left="510" w:hanging="510"/>
+      </w:pPr>
+      <w:r>
+        <w:rPr>
+          <w:b/>
+          <w:i w:val="0"/>
+        </w:rPr>
+        <w:t>5.</w:t>
+      </w:r>
+      <w:r>
+        <w:t xml:space="preserve"> Нектар звона прекрасных мандир, в которые ударяли обе руки Владыки Камалы, соединённый с нежным пением, непрестанно дарил радость добрым сердцем, живущим на земле.</w:t>
+      </w:r>
+    </w:p>
+    <w:p>
+      <w:pPr>
+        <w:spacing w:after="60"/>
+        <w:ind w:left="510" w:hanging="510"/>
+      </w:pPr>
+      <w:r>
+        <w:rPr>
+          <w:b/>
+          <w:i w:val="0"/>
+        </w:rPr>
+        <w:t>6.</w:t>
+      </w:r>
+      <w:r>
+        <w:t xml:space="preserve"> Затем дивный Харихара</w:t>
+      </w:r>
+      <w:r>
+        <w:rPr>
+          <w:b w:val="0"/>
+          <w:i w:val="0"/>
+          <w:vertAlign w:val="superscript"/>
+        </w:rPr>
+        <w:t>2</w:t>
+      </w:r>
+      <w:r>
+        <w:t xml:space="preserve"> сел здесь на сиденье, покрытое новым покрывалом, и радовался; и в храме, окружённом Его людьми, Податель даров возрастал в Своём сиянии.</w:t>
+      </w:r>
+    </w:p>
+    <w:p>
+      <w:pPr>
+        <w:spacing w:after="60"/>
+        <w:ind w:left="510" w:hanging="510"/>
+      </w:pPr>
+      <w:r>
+        <w:rPr>
+          <w:b/>
+          <w:i w:val="0"/>
+        </w:rPr>
+        <w:t>7.</w:t>
+      </w:r>
+      <w:r>
+        <w:t xml:space="preserve"> Затем Мадхусудана ласково сказал Шривасе: «Шри — это преданность, а ты — её обитель; поэтому тебя и зовут Шриваса».</w:t>
+      </w:r>
+    </w:p>
+    <w:p>
+      <w:pPr>
+        <w:spacing w:after="60"/>
+        <w:ind w:left="510" w:hanging="510"/>
+      </w:pPr>
+      <w:r>
+        <w:rPr>
+          <w:b/>
+          <w:i w:val="0"/>
+        </w:rPr>
+        <w:t>8.</w:t>
+      </w:r>
+      <w:r>
+        <w:t xml:space="preserve"> А Гопинатхе</w:t>
+      </w:r>
+      <w:r>
+        <w:rPr>
+          <w:b w:val="0"/>
+          <w:i w:val="0"/>
+          <w:vertAlign w:val="superscript"/>
+        </w:rPr>
+        <w:t>3</w:t>
+      </w:r>
+      <w:r>
+        <w:t xml:space="preserve"> Он сказал: «Ты известен как Мой слуга».</w:t>
+      </w:r>
+    </w:p>
+    <w:p>
+      <w:pPr>
+        <w:spacing w:after="60"/>
+        <w:ind w:left="510" w:hanging="510"/>
+      </w:pPr>
+      <w:r>
+        <w:rPr>
+          <w:b/>
+          <w:i w:val="0"/>
+        </w:rPr>
+        <w:t>9.</w:t>
+      </w:r>
+      <w:r>
+        <w:t xml:space="preserve"> Затем Милосердный сказал Мурари: «Прочти сам ту свою поэму</w:t>
+      </w:r>
+      <w:r>
+        <w:rPr>
+          <w:b w:val="0"/>
+          <w:i w:val="0"/>
+          <w:vertAlign w:val="superscript"/>
+        </w:rPr>
+        <w:t>4</w:t>
+      </w:r>
+      <w:r>
+        <w:t>». Услышав это, тот прочёл её благозвучно:</w:t>
+      </w:r>
+    </w:p>
+    <w:p>
+      <w:pPr>
+        <w:spacing w:after="60"/>
+        <w:jc w:val="both"/>
+      </w:pPr>
+      <w:r>
+        <w:rPr>
+          <w:b w:val="0"/>
+          <w:i/>
+        </w:rPr>
+        <w:t>Восьмистишие</w:t>
+      </w:r>
+    </w:p>
+    <w:p>
+      <w:pPr>
+        <w:spacing w:after="60"/>
+        <w:ind w:left="510" w:hanging="510"/>
+      </w:pPr>
+      <w:r>
+        <w:rPr>
+          <w:b/>
+          <w:i w:val="0"/>
+        </w:rPr>
+        <w:t>10.</w:t>
+      </w:r>
+      <w:r>
+        <w:t xml:space="preserve"> «Лучи самоцветов Его сверкающего венца озаряют стороны света; Он носит серьги, подобные восходящим Брихаспати и Кави</w:t>
+      </w:r>
+      <w:r>
+        <w:rPr>
+          <w:b w:val="0"/>
+          <w:i w:val="0"/>
+          <w:vertAlign w:val="superscript"/>
+        </w:rPr>
+        <w:t>5</w:t>
+      </w:r>
+      <w:r>
+        <w:t>; лицо Его — как луна без пятна. Раме, учителю трёх миров, я поклоняюсь всегда.</w:t>
+      </w:r>
+    </w:p>
+    <w:p>
+      <w:pPr>
+        <w:spacing w:after="60"/>
+        <w:ind w:left="510" w:hanging="510"/>
+      </w:pPr>
+      <w:r>
+        <w:rPr>
+          <w:b/>
+          <w:i w:val="0"/>
+        </w:rPr>
+        <w:t>11.</w:t>
+      </w:r>
+      <w:r>
+        <w:t xml:space="preserve"> Очи Его — как лотосы, пробуждённые лучами восходящего солнца; губы — как спелые плоды бимбы, нос прекрасен; Его прелестная улыбка затмевает лучи луны. Раме, учителю трёх миров, я поклоняюсь всегда.</w:t>
+      </w:r>
+    </w:p>
+    <w:p>
+      <w:pPr>
+        <w:spacing w:after="60"/>
+        <w:ind w:left="510" w:hanging="510"/>
+      </w:pPr>
+      <w:r>
+        <w:rPr>
+          <w:b/>
+          <w:i w:val="0"/>
+        </w:rPr>
+        <w:t>12.</w:t>
+      </w:r>
+      <w:r>
+        <w:t xml:space="preserve"> Шея Его — как раковина; Нерождённый, Он подобен лотосу обликом; украшенный нитью жемчуга и золотым ожерельем, Он сияет, словно туча с молнией и стаей журавлей. Раме, учителю трёх миров, я поклоняюсь всегда.</w:t>
+      </w:r>
+    </w:p>
+    <w:p>
+      <w:pPr>
+        <w:spacing w:after="60"/>
+        <w:ind w:left="510" w:hanging="510"/>
+      </w:pPr>
+      <w:r>
+        <w:rPr>
+          <w:b/>
+          <w:i w:val="0"/>
+        </w:rPr>
+        <w:t>13.</w:t>
+      </w:r>
+      <w:r>
+        <w:t xml:space="preserve"> Рядом с Ним — Сита: на её раскрытой ладони лежит тысячелепестковый лотос, сияющий, как расплавленное золото, и прекрасные пальцы прибавляют ему ещё пять лепестков к сотне</w:t>
+      </w:r>
+      <w:r>
+        <w:rPr>
+          <w:b w:val="0"/>
+          <w:i w:val="0"/>
+          <w:vertAlign w:val="superscript"/>
+        </w:rPr>
+        <w:t>6</w:t>
+      </w:r>
+      <w:r>
+        <w:t>. Лучшему из Рагху я поклоняюсь всегда.</w:t>
+      </w:r>
+    </w:p>
+    <w:p>
+      <w:pPr>
+        <w:spacing w:after="60"/>
+        <w:ind w:left="510" w:hanging="510"/>
+      </w:pPr>
+      <w:r>
+        <w:rPr>
+          <w:b/>
+          <w:i w:val="0"/>
+        </w:rPr>
+        <w:t>14.</w:t>
+      </w:r>
+      <w:r>
+        <w:t xml:space="preserve"> Впереди Него — лучший из лучников, с телом, сияющим, как золото, преданный служению старшему брату, богато украшенный, — дивный Лакшмана, обитель по имени Шеша</w:t>
+      </w:r>
+      <w:r>
+        <w:rPr>
+          <w:b w:val="0"/>
+          <w:i w:val="0"/>
+          <w:vertAlign w:val="superscript"/>
+        </w:rPr>
+        <w:t>7</w:t>
+      </w:r>
+      <w:r>
+        <w:t>. Раме, учителю трёх миров, я поклоняюсь всегда.</w:t>
+      </w:r>
+    </w:p>
+    <w:p>
+      <w:pPr>
+        <w:spacing w:after="60"/>
+        <w:ind w:left="510" w:hanging="510"/>
+      </w:pPr>
+      <w:r>
+        <w:rPr>
+          <w:b/>
+          <w:i w:val="0"/>
+        </w:rPr>
+        <w:t>15.</w:t>
+      </w:r>
+      <w:r>
+        <w:t xml:space="preserve"> Он — луна над океаном рода царей Рагху; сразив Маричу и ракшасов во главе с Субаху, Он защитил жертвоприношение — сокровищницу заслуг рода Кушики</w:t>
+      </w:r>
+      <w:r>
+        <w:rPr>
+          <w:b w:val="0"/>
+          <w:i w:val="0"/>
+          <w:vertAlign w:val="superscript"/>
+        </w:rPr>
+        <w:t>8</w:t>
+      </w:r>
+      <w:r>
+        <w:t>. Раме, учителю трёх миров, я поклоняюсь всегда.</w:t>
+      </w:r>
+    </w:p>
+    <w:p>
+      <w:pPr>
+        <w:spacing w:after="60"/>
+        <w:ind w:left="510" w:hanging="510"/>
+      </w:pPr>
+      <w:r>
+        <w:rPr>
+          <w:b/>
+          <w:i w:val="0"/>
+        </w:rPr>
+        <w:t>16.</w:t>
+      </w:r>
+      <w:r>
+        <w:t xml:space="preserve"> Он убил Кхару и Триширу с их полчищами, убил Кабандху и избавил дивный лес Дандаку от скверны — и от Душаны</w:t>
+      </w:r>
+      <w:r>
+        <w:rPr>
+          <w:b w:val="0"/>
+          <w:i w:val="0"/>
+          <w:vertAlign w:val="superscript"/>
+        </w:rPr>
+        <w:t>9</w:t>
+      </w:r>
+      <w:r>
+        <w:t>; сразив врага Сугривы, Он заключил с ним дружбу. Рагхаве, погубителю Десятиглавого, я поклоняюсь.</w:t>
+      </w:r>
+    </w:p>
+    <w:p>
+      <w:pPr>
+        <w:spacing w:after="60"/>
+        <w:ind w:left="510" w:hanging="510"/>
+      </w:pPr>
+      <w:r>
+        <w:rPr>
+          <w:b/>
+          <w:i w:val="0"/>
+        </w:rPr>
+        <w:t>17.</w:t>
+      </w:r>
+      <w:r>
+        <w:t xml:space="preserve"> Сломав Пинаку, Он справил свадьбу с дочерью Джанаки, а на обратном пути победил владыку Бхаргавов и принёс радость отцу</w:t>
+      </w:r>
+      <w:r>
+        <w:rPr>
+          <w:b w:val="0"/>
+          <w:i w:val="0"/>
+          <w:vertAlign w:val="superscript"/>
+        </w:rPr>
+        <w:t>10</w:t>
+      </w:r>
+      <w:r>
+        <w:t>. Лучшему из потомков Какутстхи, Раме, учителю трёх миров, я поклоняюсь всегда».</w:t>
+      </w:r>
+    </w:p>
+    <w:p>
+      <w:pPr>
+        <w:spacing w:after="60"/>
+        <w:ind w:left="510" w:hanging="510"/>
+      </w:pPr>
+      <w:r>
+        <w:rPr>
+          <w:b/>
+          <w:i w:val="0"/>
+        </w:rPr>
+        <w:t>18.</w:t>
+      </w:r>
+      <w:r>
+        <w:t xml:space="preserve"> Выслушав это восьмистишие о Радости Рагху, льве среди царей, Бхагаван поставил стопу на голову лекаря Мурари и написал у него на лбу: «Ты — Рамадас»</w:t>
+      </w:r>
+      <w:r>
+        <w:rPr>
+          <w:b w:val="0"/>
+          <w:i w:val="0"/>
+          <w:vertAlign w:val="superscript"/>
+        </w:rPr>
+        <w:t>11</w:t>
+      </w:r>
+      <w:r>
+        <w:t>. «Будь же им по Моей милости!»</w:t>
+      </w:r>
+    </w:p>
+    <w:p>
+      <w:pPr>
+        <w:spacing w:after="60"/>
+        <w:ind w:left="510" w:hanging="510"/>
+      </w:pPr>
+      <w:r>
+        <w:rPr>
+          <w:b/>
+          <w:i w:val="0"/>
+        </w:rPr>
+        <w:t>19.</w:t>
+      </w:r>
+      <w:r>
+        <w:t xml:space="preserve"> Затем Бхагаван прочёл одну шлоку — услышь же её от меня, о брахман</w:t>
+      </w:r>
+      <w:r>
+        <w:rPr>
+          <w:b w:val="0"/>
+          <w:i w:val="0"/>
+          <w:vertAlign w:val="superscript"/>
+        </w:rPr>
+        <w:t>12</w:t>
+      </w:r>
+      <w:r>
+        <w:t>.</w:t>
+      </w:r>
+    </w:p>
+    <w:p>
+      <w:pPr>
+        <w:spacing w:after="60"/>
+        <w:ind w:left="510" w:hanging="510"/>
+      </w:pPr>
+      <w:r>
+        <w:rPr>
+          <w:b/>
+          <w:i w:val="0"/>
+        </w:rPr>
+        <w:t>20.</w:t>
+      </w:r>
+      <w:r>
+        <w:t xml:space="preserve"> «Ни йога, ни санкхья, ни дхарма, о Уддхава, ни изучение Вед, ни аскеза, ни отречение не покоряют Меня так, как могучая преданность Мне»</w:t>
+      </w:r>
+      <w:r>
+        <w:rPr>
+          <w:b w:val="0"/>
+          <w:i w:val="0"/>
+          <w:vertAlign w:val="superscript"/>
+        </w:rPr>
+        <w:t>13</w:t>
+      </w:r>
+      <w:r>
+        <w:t>.</w:t>
+      </w:r>
+    </w:p>
+    <w:p>
+      <w:pPr>
+        <w:spacing w:after="60"/>
+        <w:ind w:left="510" w:hanging="510"/>
+      </w:pPr>
+      <w:r>
+        <w:rPr>
+          <w:b/>
+          <w:i w:val="0"/>
+        </w:rPr>
+        <w:t>21.</w:t>
+      </w:r>
+      <w:r>
+        <w:t xml:space="preserve"> Прочитав её, Он сказал всем собравшимся там: «Поступайте по суждению Шривасы:</w:t>
+      </w:r>
+    </w:p>
+    <w:p>
+      <w:pPr>
+        <w:spacing w:after="60"/>
+        <w:ind w:left="510" w:hanging="510"/>
+      </w:pPr>
+      <w:r>
+        <w:rPr>
+          <w:b/>
+          <w:i w:val="0"/>
+        </w:rPr>
+        <w:t>22.</w:t>
+      </w:r>
+      <w:r>
+        <w:t xml:space="preserve"> что он решит — то и будет вам всегда во благо. Служение старшему брату Шри Рамы Пандита — это поклонение Мне.</w:t>
+      </w:r>
+    </w:p>
+    <w:p>
+      <w:pPr>
+        <w:spacing w:after="60"/>
+        <w:ind w:left="510" w:hanging="510"/>
+      </w:pPr>
+      <w:r>
+        <w:rPr>
+          <w:b/>
+          <w:i w:val="0"/>
+        </w:rPr>
+        <w:t>23.</w:t>
+      </w:r>
+      <w:r>
+        <w:t xml:space="preserve"> Твёрдо усвоив это разумом, служи Шривасе: этим всякое благо всегда пребудет с тобой».</w:t>
+      </w:r>
+    </w:p>
+    <w:p>
+      <w:pPr>
+        <w:spacing w:after="60"/>
+        <w:ind w:left="510" w:hanging="510"/>
+      </w:pPr>
+      <w:r>
+        <w:rPr>
+          <w:b/>
+          <w:i w:val="0"/>
+        </w:rPr>
+        <w:t>24.</w:t>
+      </w:r>
+      <w:r>
+        <w:t xml:space="preserve"> Сказав так, Любящий склонившихся радовался, радуя людей; и все, видя Его любовь к преданным, исполнились счастья.</w:t>
+      </w:r>
+    </w:p>
+    <w:p>
+      <w:pPr>
+        <w:spacing w:after="60"/>
+        <w:ind w:left="510" w:hanging="510"/>
+      </w:pPr>
+      <w:r>
+        <w:rPr>
+          <w:b/>
+          <w:i w:val="0"/>
+        </w:rPr>
+        <w:t>25.</w:t>
+      </w:r>
+      <w:r>
+        <w:t xml:space="preserve"> Там Бхагаван вкусил молоко и бетель, поднесённые Шривасой, принял гирлянду и благовония, а остатки отдал Своему слуге.</w:t>
+      </w:r>
+    </w:p>
+    <w:p>
+      <w:pPr>
+        <w:spacing w:after="60"/>
+        <w:ind w:left="510" w:hanging="510"/>
+      </w:pPr>
+      <w:r>
+        <w:rPr>
+          <w:b/>
+          <w:i w:val="0"/>
+        </w:rPr>
+        <w:t>26.</w:t>
+      </w:r>
+      <w:r>
+        <w:t xml:space="preserve"> И прекрасная Нараяни</w:t>
+      </w:r>
+      <w:r>
+        <w:rPr>
+          <w:b w:val="0"/>
+          <w:i w:val="0"/>
+          <w:vertAlign w:val="superscript"/>
+        </w:rPr>
+        <w:t>14</w:t>
+      </w:r>
+      <w:r>
+        <w:t>, нежно сияющая дочь брата Шривасы, ещё не выданная замуж, получив остатки трапезы Хари, плакала.</w:t>
+      </w:r>
+    </w:p>
+    <w:p>
+      <w:pPr>
+        <w:spacing w:after="60"/>
+        <w:ind w:left="510" w:hanging="510"/>
+      </w:pPr>
+      <w:r>
+        <w:rPr>
+          <w:b/>
+          <w:i w:val="0"/>
+        </w:rPr>
+        <w:t>27.</w:t>
+      </w:r>
+      <w:r>
+        <w:t xml:space="preserve"> Так Господь Мурари провёл всю ночь на радость сердцам Своих близких; время, равное великому году, Он счёл мгновением</w:t>
+      </w:r>
+      <w:r>
+        <w:rPr>
+          <w:b w:val="0"/>
+          <w:i w:val="0"/>
+          <w:vertAlign w:val="superscript"/>
+        </w:rPr>
+        <w:t>15</w:t>
+      </w:r>
+      <w:r>
+        <w:t>, — и лучшие из благородных вкушали непрерывное счастье.</w:t>
+      </w:r>
+    </w:p>
+    <w:p>
+      <w:pPr>
+        <w:spacing w:after="60"/>
+        <w:jc w:val="both"/>
+      </w:pPr>
+      <w:r>
+        <w:rPr>
+          <w:b w:val="0"/>
+          <w:i/>
+        </w:rPr>
+        <w:t>Так заканчивается седьмая сарга, «Милость к преданным» (Бхакта-ануграха), второй пракрамы поэмы «Шри Кришна-чайтанья-чаритамрита».</w:t>
+      </w:r>
+    </w:p>
+    <w:p>
+      <w:pPr>
+        <w:spacing w:after="60"/>
+        <w:ind w:left="283"/>
+      </w:pPr>
+      <w:r>
+        <w:rPr>
+          <w:b/>
+          <w:i w:val="0"/>
+          <w:sz w:val="18"/>
+        </w:rPr>
+        <w:t>1.</w:t>
+      </w:r>
+      <w:r>
+        <w:rPr>
+          <w:sz w:val="18"/>
+        </w:rPr>
+        <w:t xml:space="preserve"> Текст шлоки местами повреждён; перевод по общему смыслу.</w:t>
+      </w:r>
+    </w:p>
+    <w:p>
+      <w:pPr>
+        <w:spacing w:after="60"/>
+        <w:ind w:left="283"/>
+      </w:pPr>
+      <w:r>
+        <w:rPr>
+          <w:b/>
+          <w:i w:val="0"/>
+          <w:sz w:val="18"/>
+        </w:rPr>
+        <w:t>2.</w:t>
+      </w:r>
+      <w:r>
+        <w:rPr>
+          <w:sz w:val="18"/>
+        </w:rPr>
+        <w:t xml:space="preserve"> Харихара — Хари и Хара (Вишну и Шива) в одном облике; здесь — эпитет Гауры.</w:t>
+      </w:r>
+    </w:p>
+    <w:p>
+      <w:pPr>
+        <w:spacing w:after="60"/>
+        <w:ind w:left="283"/>
+      </w:pPr>
+      <w:r>
+        <w:rPr>
+          <w:b/>
+          <w:i w:val="0"/>
+          <w:sz w:val="18"/>
+        </w:rPr>
+        <w:t>3.</w:t>
+      </w:r>
+      <w:r>
+        <w:rPr>
+          <w:sz w:val="18"/>
+        </w:rPr>
+        <w:t xml:space="preserve"> Гопинатха — брахман из Навадвипы, спутник Господа.</w:t>
+      </w:r>
+    </w:p>
+    <w:p>
+      <w:pPr>
+        <w:spacing w:after="60"/>
+        <w:ind w:left="283"/>
+      </w:pPr>
+      <w:r>
+        <w:rPr>
+          <w:b/>
+          <w:i w:val="0"/>
+          <w:sz w:val="18"/>
+        </w:rPr>
+        <w:t>4.</w:t>
+      </w:r>
+      <w:r>
+        <w:rPr>
+          <w:sz w:val="18"/>
+        </w:rPr>
+        <w:t xml:space="preserve"> Далее (шл. 10–17) — «Рамаштака», восьмистишие Мурари Гупты, преданного Рамы.</w:t>
+      </w:r>
+    </w:p>
+    <w:p>
+      <w:pPr>
+        <w:spacing w:after="60"/>
+        <w:ind w:left="283"/>
+      </w:pPr>
+      <w:r>
+        <w:rPr>
+          <w:b/>
+          <w:i w:val="0"/>
+          <w:sz w:val="18"/>
+        </w:rPr>
+        <w:t>5.</w:t>
+      </w:r>
+      <w:r>
+        <w:rPr>
+          <w:sz w:val="18"/>
+        </w:rPr>
+        <w:t xml:space="preserve"> Брихаспати и Кави (Шукра) — планеты Юпитер и Венера.</w:t>
+      </w:r>
+    </w:p>
+    <w:p>
+      <w:pPr>
+        <w:spacing w:after="60"/>
+        <w:ind w:left="283"/>
+      </w:pPr>
+      <w:r>
+        <w:rPr>
+          <w:b/>
+          <w:i w:val="0"/>
+          <w:sz w:val="18"/>
+        </w:rPr>
+        <w:t>6.</w:t>
+      </w:r>
+      <w:r>
+        <w:rPr>
+          <w:sz w:val="18"/>
+        </w:rPr>
+        <w:t xml:space="preserve"> Лотос называют «столепестковым» (шатапатра); пять пальцев Ситы кажутся ещё пятью его лепестками.</w:t>
+      </w:r>
+    </w:p>
+    <w:p>
+      <w:pPr>
+        <w:spacing w:after="60"/>
+        <w:ind w:left="283"/>
+      </w:pPr>
+      <w:r>
+        <w:rPr>
+          <w:b/>
+          <w:i w:val="0"/>
+          <w:sz w:val="18"/>
+        </w:rPr>
+        <w:t>7.</w:t>
+      </w:r>
+      <w:r>
+        <w:rPr>
+          <w:sz w:val="18"/>
+        </w:rPr>
+        <w:t xml:space="preserve"> Лакшмана — нисхождение Шеши (Ананты), змея, на котором покоится Вишну.</w:t>
+      </w:r>
+    </w:p>
+    <w:p>
+      <w:pPr>
+        <w:spacing w:after="60"/>
+        <w:ind w:left="283"/>
+      </w:pPr>
+      <w:r>
+        <w:rPr>
+          <w:b/>
+          <w:i w:val="0"/>
+          <w:sz w:val="18"/>
+        </w:rPr>
+        <w:t>8.</w:t>
+      </w:r>
+      <w:r>
+        <w:rPr>
+          <w:sz w:val="18"/>
+        </w:rPr>
+        <w:t xml:space="preserve"> Рама защитил жертвоприношение мудреца Вишвамитры, потомка Кушики, от ракшасов Маричи и Субаху.</w:t>
+      </w:r>
+    </w:p>
+    <w:p>
+      <w:pPr>
+        <w:spacing w:after="60"/>
+        <w:ind w:left="283"/>
+      </w:pPr>
+      <w:r>
+        <w:rPr>
+          <w:b/>
+          <w:i w:val="0"/>
+          <w:sz w:val="18"/>
+        </w:rPr>
+        <w:t>9.</w:t>
+      </w:r>
+      <w:r>
+        <w:rPr>
+          <w:sz w:val="18"/>
+        </w:rPr>
+        <w:t xml:space="preserve"> Игра слов: адушана — «незапятнанный» и «без Душаны» (ракшаса, брата Кхары). Тришира и Кабандха — ракшасы леса Дандака; враг Сугривы — Валин; Десятиглавый — Равана.</w:t>
+      </w:r>
+    </w:p>
+    <w:p>
+      <w:pPr>
+        <w:spacing w:after="60"/>
+        <w:ind w:left="283"/>
+      </w:pPr>
+      <w:r>
+        <w:rPr>
+          <w:b/>
+          <w:i w:val="0"/>
+          <w:sz w:val="18"/>
+        </w:rPr>
+        <w:t>10.</w:t>
+      </w:r>
+      <w:r>
+        <w:rPr>
+          <w:sz w:val="18"/>
+        </w:rPr>
+        <w:t xml:space="preserve"> Пинака — лук Шивы; владыка Бхаргавов — Парашурама; отец — царь Дашаратха.</w:t>
+      </w:r>
+    </w:p>
+    <w:p>
+      <w:pPr>
+        <w:spacing w:after="60"/>
+        <w:ind w:left="283"/>
+      </w:pPr>
+      <w:r>
+        <w:rPr>
+          <w:b/>
+          <w:i w:val="0"/>
+          <w:sz w:val="18"/>
+        </w:rPr>
+        <w:t>11.</w:t>
+      </w:r>
+      <w:r>
+        <w:rPr>
+          <w:sz w:val="18"/>
+        </w:rPr>
+        <w:t xml:space="preserve"> Рамадас — «слуга Рамы».</w:t>
+      </w:r>
+    </w:p>
+    <w:p>
+      <w:pPr>
+        <w:spacing w:after="60"/>
+        <w:ind w:left="283"/>
+      </w:pPr>
+      <w:r>
+        <w:rPr>
+          <w:b/>
+          <w:i w:val="0"/>
+          <w:sz w:val="18"/>
+        </w:rPr>
+        <w:t>12.</w:t>
+      </w:r>
+      <w:r>
+        <w:rPr>
+          <w:sz w:val="18"/>
+        </w:rPr>
+        <w:t xml:space="preserve"> Обращение Мурари к слушателю — Дамодаре Пандиту.</w:t>
+      </w:r>
+    </w:p>
+    <w:p>
+      <w:pPr>
+        <w:spacing w:after="60"/>
+        <w:ind w:left="283"/>
+      </w:pPr>
+      <w:r>
+        <w:rPr>
+          <w:b/>
+          <w:i w:val="0"/>
+          <w:sz w:val="18"/>
+        </w:rPr>
+        <w:t>13.</w:t>
+      </w:r>
+      <w:r>
+        <w:rPr>
+          <w:sz w:val="18"/>
+        </w:rPr>
+        <w:t xml:space="preserve"> Бхагавата-пурана 11.14.20.</w:t>
+      </w:r>
+    </w:p>
+    <w:p>
+      <w:pPr>
+        <w:spacing w:after="60"/>
+        <w:ind w:left="283"/>
+      </w:pPr>
+      <w:r>
+        <w:rPr>
+          <w:b/>
+          <w:i w:val="0"/>
+          <w:sz w:val="18"/>
+        </w:rPr>
+        <w:t>14.</w:t>
+      </w:r>
+      <w:r>
+        <w:rPr>
+          <w:sz w:val="18"/>
+        </w:rPr>
+        <w:t xml:space="preserve"> Нараяни — племянница Шривасы, впоследствии мать Вриндавана Даса Тхакура, автора «Чайтанья-бхагаваты».</w:t>
+      </w:r>
+    </w:p>
+    <w:p>
+      <w:pPr>
+        <w:spacing w:after="60"/>
+        <w:ind w:left="283"/>
+      </w:pPr>
+      <w:r>
+        <w:rPr>
+          <w:b/>
+          <w:i w:val="0"/>
+          <w:sz w:val="18"/>
+        </w:rPr>
+        <w:t>15.</w:t>
+      </w:r>
+      <w:r>
+        <w:rPr>
+          <w:sz w:val="18"/>
+        </w:rPr>
+        <w:t xml:space="preserve"> Смысл строки неясен; перевод предположителен.</w:t>
+      </w:r>
+    </w:p>
+    <w:p>
+      <w:pPr>
+        <w:pStyle w:val="Heading2"/>
+      </w:pPr>
+      <w:r>
+        <w:t>Пракрама 2, сарга 8. Милость к Авадхуте</w:t>
+      </w:r>
+    </w:p>
+    <w:p>
+      <w:pPr>
+        <w:spacing w:after="60"/>
+        <w:jc w:val="both"/>
+      </w:pPr>
+      <w:r>
+        <w:rPr>
+          <w:b w:val="0"/>
+          <w:i/>
+        </w:rPr>
+        <w:t>Господь посылает преданных за Нитьянандой; встреча в доме Нанданы Ачарьи; Господь чтит Нитьянанду; в доме Шривасы Он являет ему шестирукий, четырёхрукий и двурукий облик</w:t>
+      </w:r>
+    </w:p>
+    <w:p>
+      <w:pPr>
+        <w:spacing w:after="60"/>
+        <w:ind w:left="510" w:hanging="510"/>
+      </w:pPr>
+      <w:r>
+        <w:rPr>
+          <w:b/>
+          <w:i w:val="0"/>
+        </w:rPr>
+        <w:t>1.</w:t>
+      </w:r>
+      <w:r>
+        <w:t xml:space="preserve"> Наутро, когда рассвело, все поклонились Быку среди людей и разошлись по своим обителям; омывшись, совершив поклонение Господу и прочие обряды</w:t>
+      </w:r>
+    </w:p>
+    <w:p>
+      <w:pPr>
+        <w:spacing w:after="60"/>
+        <w:ind w:left="510" w:hanging="510"/>
+      </w:pPr>
+      <w:r>
+        <w:rPr>
+          <w:b/>
+          <w:i w:val="0"/>
+        </w:rPr>
+        <w:t>2.</w:t>
+      </w:r>
+      <w:r>
+        <w:t xml:space="preserve"> и подобающим образом поев, они вновь пришли к Его лотосным стопам. Увидев их, Бхагаван Мадхусудана исполнился радости</w:t>
+      </w:r>
+    </w:p>
+    <w:p>
+      <w:pPr>
+        <w:spacing w:after="60"/>
+        <w:ind w:left="510" w:hanging="510"/>
+      </w:pPr>
+      <w:r>
+        <w:rPr>
+          <w:b/>
+          <w:i w:val="0"/>
+        </w:rPr>
+        <w:t>3.</w:t>
+      </w:r>
+      <w:r>
+        <w:t xml:space="preserve"> и сказал: «Пришёл Авадхута</w:t>
+      </w:r>
+      <w:r>
+        <w:rPr>
+          <w:b w:val="0"/>
+          <w:i w:val="0"/>
+          <w:vertAlign w:val="superscript"/>
+        </w:rPr>
+        <w:t>1</w:t>
+      </w:r>
+      <w:r>
+        <w:t>, великий душой, по имени Нитьянанда. Приведите его.</w:t>
+      </w:r>
+    </w:p>
+    <w:p>
+      <w:pPr>
+        <w:spacing w:after="60"/>
+        <w:ind w:left="510" w:hanging="510"/>
+      </w:pPr>
+      <w:r>
+        <w:rPr>
+          <w:b/>
+          <w:i w:val="0"/>
+        </w:rPr>
+        <w:t>4.</w:t>
+      </w:r>
+      <w:r>
+        <w:t xml:space="preserve"> Рама, и ты, Мурари, и Нараяна с Мукундой</w:t>
+      </w:r>
+      <w:r>
+        <w:rPr>
+          <w:b w:val="0"/>
+          <w:i w:val="0"/>
+          <w:vertAlign w:val="superscript"/>
+        </w:rPr>
+        <w:t>2</w:t>
+      </w:r>
+      <w:r>
+        <w:t>, — ступайте скорее туда, где остановился этот великий разумом».</w:t>
+      </w:r>
+    </w:p>
+    <w:p>
+      <w:pPr>
+        <w:spacing w:after="60"/>
+        <w:ind w:left="510" w:hanging="510"/>
+      </w:pPr>
+      <w:r>
+        <w:rPr>
+          <w:b/>
+          <w:i w:val="0"/>
+        </w:rPr>
+        <w:t>5.</w:t>
+      </w:r>
+      <w:r>
+        <w:t xml:space="preserve"> Тогда по Его велению все они отправились на юг, к окрестностям селения; поискав там и не найдя его, они вернулись к Господу.</w:t>
+      </w:r>
+    </w:p>
+    <w:p>
+      <w:pPr>
+        <w:spacing w:after="60"/>
+        <w:ind w:left="510" w:hanging="510"/>
+      </w:pPr>
+      <w:r>
+        <w:rPr>
+          <w:b/>
+          <w:i w:val="0"/>
+        </w:rPr>
+        <w:t>6.</w:t>
+      </w:r>
+      <w:r>
+        <w:t xml:space="preserve"> Поклонившись Лучшему из богов, они сказали: «Сегодня мы его не увидели». Он ответил им: «Ступайте снова, теперь же:</w:t>
+      </w:r>
+    </w:p>
+    <w:p>
+      <w:pPr>
+        <w:spacing w:after="60"/>
+        <w:ind w:left="510" w:hanging="510"/>
+      </w:pPr>
+      <w:r>
+        <w:rPr>
+          <w:b/>
+          <w:i w:val="0"/>
+        </w:rPr>
+        <w:t>7.</w:t>
+      </w:r>
+      <w:r>
+        <w:t xml:space="preserve"> вечером этого великодушного можно будет увидеть в его пристанище». Услышав это, они радостно разошлись по своим местам и совершили дневные обряды.</w:t>
+      </w:r>
+    </w:p>
+    <w:p>
+      <w:pPr>
+        <w:spacing w:after="60"/>
+        <w:ind w:left="510" w:hanging="510"/>
+      </w:pPr>
+      <w:r>
+        <w:rPr>
+          <w:b/>
+          <w:i w:val="0"/>
+        </w:rPr>
+        <w:t>8.</w:t>
+      </w:r>
+      <w:r>
+        <w:t xml:space="preserve"> А вечером Учитель мира, идя по дороге, увидел Мурари и сказал ему: «Пойдём туда, где он.</w:t>
+      </w:r>
+    </w:p>
+    <w:p>
+      <w:pPr>
+        <w:spacing w:after="60"/>
+        <w:ind w:left="510" w:hanging="510"/>
+      </w:pPr>
+      <w:r>
+        <w:rPr>
+          <w:b/>
+          <w:i w:val="0"/>
+        </w:rPr>
+        <w:t>9.</w:t>
+      </w:r>
+      <w:r>
+        <w:t xml:space="preserve"> Лучший из мудрецов прибыл в дом Нанданы Ачарьи</w:t>
+      </w:r>
+      <w:r>
+        <w:rPr>
+          <w:b w:val="0"/>
+          <w:i w:val="0"/>
+          <w:vertAlign w:val="superscript"/>
+        </w:rPr>
+        <w:t>3</w:t>
+      </w:r>
+      <w:r>
+        <w:t>. Я тоже иду туда, чтобы увидеть этого быка среди людей».</w:t>
+      </w:r>
+    </w:p>
+    <w:p>
+      <w:pPr>
+        <w:spacing w:after="60"/>
+        <w:ind w:left="510" w:hanging="510"/>
+      </w:pPr>
+      <w:r>
+        <w:rPr>
+          <w:b/>
+          <w:i w:val="0"/>
+        </w:rPr>
+        <w:t>10.</w:t>
+      </w:r>
+      <w:r>
+        <w:t xml:space="preserve"> Затем Господь вместе с Мурари и сонмом преданных, погружённый в расу блаженства любви, пришёл в прекрасный дом Нанданы Ачарьи</w:t>
+      </w:r>
+    </w:p>
+    <w:p>
+      <w:pPr>
+        <w:spacing w:after="60"/>
+        <w:ind w:left="510" w:hanging="510"/>
+      </w:pPr>
+      <w:r>
+        <w:rPr>
+          <w:b/>
+          <w:i w:val="0"/>
+        </w:rPr>
+        <w:t>11.</w:t>
+      </w:r>
+      <w:r>
+        <w:t xml:space="preserve"> и увидел там божественного Нитьянанду, удобно расположившегося.</w:t>
+      </w:r>
+    </w:p>
+    <w:p>
+      <w:pPr>
+        <w:spacing w:after="60"/>
+        <w:ind w:left="510" w:hanging="510"/>
+      </w:pPr>
+      <w:r>
+        <w:rPr>
+          <w:b/>
+          <w:i w:val="0"/>
+        </w:rPr>
+        <w:t>12.</w:t>
+      </w:r>
+      <w:r>
+        <w:t xml:space="preserve"> Бхагаван с преданностью поклонился ему, начал сладкозвучную санкиртану Хари и радостно, изящно танцевал.</w:t>
+      </w:r>
+    </w:p>
+    <w:p>
+      <w:pPr>
+        <w:spacing w:after="60"/>
+        <w:ind w:left="510" w:hanging="510"/>
+      </w:pPr>
+      <w:r>
+        <w:rPr>
+          <w:b/>
+          <w:i w:val="0"/>
+        </w:rPr>
+        <w:t>13.</w:t>
+      </w:r>
+      <w:r>
+        <w:t xml:space="preserve"> А вслед за Ним танцевал великославный Нитьянанда — с громовыми кликами и смехом, и волоски на его теле вставали дыбом.</w:t>
+      </w:r>
+    </w:p>
+    <w:p>
+      <w:pPr>
+        <w:spacing w:after="60"/>
+        <w:ind w:left="510" w:hanging="510"/>
+      </w:pPr>
+      <w:r>
+        <w:rPr>
+          <w:b/>
+          <w:i w:val="0"/>
+        </w:rPr>
+        <w:t>14.</w:t>
+      </w:r>
+      <w:r>
+        <w:t xml:space="preserve"> Когда танец окончился, Владыка Камалы пылью стоп Нитьянанды очистил голову Своего слуги.</w:t>
+      </w:r>
+    </w:p>
+    <w:p>
+      <w:pPr>
+        <w:spacing w:after="60"/>
+        <w:ind w:left="510" w:hanging="510"/>
+      </w:pPr>
+      <w:r>
+        <w:rPr>
+          <w:b/>
+          <w:i w:val="0"/>
+        </w:rPr>
+        <w:t>15.</w:t>
+      </w:r>
+      <w:r>
+        <w:t xml:space="preserve"> Затем Он отправился домой, рассказывая по дороге благие речи о нём: «Ах, как говорит этот великий душой о Кришне — источнике всякого блага!</w:t>
+      </w:r>
+    </w:p>
+    <w:p>
+      <w:pPr>
+        <w:spacing w:after="60"/>
+        <w:ind w:left="510" w:hanging="510"/>
+      </w:pPr>
+      <w:r>
+        <w:rPr>
+          <w:b/>
+          <w:i w:val="0"/>
+        </w:rPr>
+        <w:t>16.</w:t>
+      </w:r>
+      <w:r>
+        <w:t xml:space="preserve"> Сначала у человека рождается знание, затем — преданность Хари, а затем, своим чередом, непременно приходит отрешённость от наслаждений».</w:t>
+      </w:r>
+    </w:p>
+    <w:p>
+      <w:pPr>
+        <w:spacing w:after="60"/>
+        <w:ind w:left="510" w:hanging="510"/>
+      </w:pPr>
+      <w:r>
+        <w:rPr>
+          <w:b/>
+          <w:i w:val="0"/>
+        </w:rPr>
+        <w:t>17.</w:t>
+      </w:r>
+      <w:r>
+        <w:t xml:space="preserve"> Говоря так, Владыка богов пришёл по дороге в Свой дом и обо всём этом рассказал у стоп Своей матери.</w:t>
+      </w:r>
+    </w:p>
+    <w:p>
+      <w:pPr>
+        <w:spacing w:after="60"/>
+        <w:ind w:left="510" w:hanging="510"/>
+      </w:pPr>
+      <w:r>
+        <w:rPr>
+          <w:b/>
+          <w:i w:val="0"/>
+        </w:rPr>
+        <w:t>18.</w:t>
+      </w:r>
+      <w:r>
+        <w:t xml:space="preserve"> Когда настал следующий день, Он угостил мудрого Нитьянанду трапезой, умастив всё его тело сандаловой пастой;</w:t>
+      </w:r>
+    </w:p>
+    <w:p>
+      <w:pPr>
+        <w:spacing w:after="60"/>
+        <w:ind w:left="510" w:hanging="510"/>
+      </w:pPr>
+      <w:r>
+        <w:rPr>
+          <w:b/>
+          <w:i w:val="0"/>
+        </w:rPr>
+        <w:t>19.</w:t>
+      </w:r>
+      <w:r>
+        <w:t xml:space="preserve"> поднёс ему гирлянду, аргхью и угощение и совершил ему поклонение. Так Он почтил Нитьянанду Махапрабху.</w:t>
+      </w:r>
+    </w:p>
+    <w:p>
+      <w:pPr>
+        <w:spacing w:after="60"/>
+        <w:ind w:left="510" w:hanging="510"/>
+      </w:pPr>
+      <w:r>
+        <w:rPr>
+          <w:b/>
+          <w:i w:val="0"/>
+        </w:rPr>
+        <w:t>20.</w:t>
+      </w:r>
+      <w:r>
+        <w:t xml:space="preserve"> Пробыв там, на другой день тот пошёл в обитель Шривасы, и Шриваса пригласил Авадхуту на трапезу.</w:t>
+      </w:r>
+    </w:p>
+    <w:p>
+      <w:pPr>
+        <w:spacing w:after="60"/>
+        <w:ind w:left="510" w:hanging="510"/>
+      </w:pPr>
+      <w:r>
+        <w:rPr>
+          <w:b/>
+          <w:i w:val="0"/>
+        </w:rPr>
+        <w:t>21.</w:t>
+      </w:r>
+      <w:r>
+        <w:t xml:space="preserve"> Пандит с любовью подал ему изысканно приготовленную трапезу, и тот с благоговением вкусил эту превосходную, великую, очищающую пищу.</w:t>
+      </w:r>
+    </w:p>
+    <w:p>
+      <w:pPr>
+        <w:spacing w:after="60"/>
+        <w:ind w:left="510" w:hanging="510"/>
+      </w:pPr>
+      <w:r>
+        <w:rPr>
+          <w:b/>
+          <w:i w:val="0"/>
+        </w:rPr>
+        <w:t>22.</w:t>
+      </w:r>
+      <w:r>
+        <w:t xml:space="preserve"> И когда он оставался там, в тот же миг пришёл Бхагаван. Сев на почётное сиденье в прекрасной храмовой комнате,</w:t>
+      </w:r>
+    </w:p>
+    <w:p>
+      <w:pPr>
+        <w:spacing w:after="60"/>
+        <w:ind w:left="510" w:hanging="510"/>
+      </w:pPr>
+      <w:r>
+        <w:rPr>
+          <w:b/>
+          <w:i w:val="0"/>
+        </w:rPr>
+        <w:t>23.</w:t>
+      </w:r>
+      <w:r>
+        <w:t xml:space="preserve"> Господь вспомнил милую прежнюю игру</w:t>
+      </w:r>
+      <w:r>
+        <w:rPr>
+          <w:b w:val="0"/>
+          <w:i w:val="0"/>
+          <w:vertAlign w:val="superscript"/>
+        </w:rPr>
+        <w:t>4</w:t>
+      </w:r>
+      <w:r>
+        <w:t xml:space="preserve"> и сказал сладким голосом: «Посмотри на Меня: ведь ради Меня ты потрудился».</w:t>
+      </w:r>
+    </w:p>
+    <w:p>
+      <w:pPr>
+        <w:spacing w:after="60"/>
+        <w:ind w:left="510" w:hanging="510"/>
+      </w:pPr>
+      <w:r>
+        <w:rPr>
+          <w:b/>
+          <w:i w:val="0"/>
+        </w:rPr>
+        <w:t>24.</w:t>
+      </w:r>
+      <w:r>
+        <w:t xml:space="preserve"> Услышав это задушевное слово великого душой и взглянув на Него с преданностью, Авадхута не постиг его особого смысла.</w:t>
+      </w:r>
+    </w:p>
+    <w:p>
+      <w:pPr>
+        <w:spacing w:after="60"/>
+        <w:ind w:left="510" w:hanging="510"/>
+      </w:pPr>
+      <w:r>
+        <w:rPr>
+          <w:b/>
+          <w:i w:val="0"/>
+        </w:rPr>
+        <w:t>25.</w:t>
+      </w:r>
+      <w:r>
+        <w:t xml:space="preserve"> Поняв это, Бхагаван сказал всем вайшнавам: «Выйдите все из дома», — и они вышли.</w:t>
+      </w:r>
+    </w:p>
+    <w:p>
+      <w:pPr>
+        <w:spacing w:after="60"/>
+        <w:ind w:left="510" w:hanging="510"/>
+      </w:pPr>
+      <w:r>
+        <w:rPr>
+          <w:b/>
+          <w:i w:val="0"/>
+        </w:rPr>
+        <w:t>26.</w:t>
+      </w:r>
+      <w:r>
+        <w:t xml:space="preserve"> Тогда Господь, Владыка всего, играючи явил Нитьянанде Своё величие и Свою сладость.</w:t>
+      </w:r>
+    </w:p>
+    <w:p>
+      <w:pPr>
+        <w:spacing w:after="60"/>
+        <w:ind w:left="510" w:hanging="510"/>
+      </w:pPr>
+      <w:r>
+        <w:rPr>
+          <w:b/>
+          <w:i w:val="0"/>
+        </w:rPr>
+        <w:t>27.</w:t>
+      </w:r>
+      <w:r>
+        <w:t xml:space="preserve"> Тот увидел великий шестирукий облик Кришны</w:t>
+      </w:r>
+      <w:r>
+        <w:rPr>
+          <w:b w:val="0"/>
+          <w:i w:val="0"/>
+          <w:vertAlign w:val="superscript"/>
+        </w:rPr>
+        <w:t>5</w:t>
+      </w:r>
+      <w:r>
+        <w:t>; через миг — четырёхрукий облик, а ещё через миг Господь стал двуруким.</w:t>
+      </w:r>
+    </w:p>
+    <w:p>
+      <w:pPr>
+        <w:spacing w:after="60"/>
+        <w:ind w:left="510" w:hanging="510"/>
+      </w:pPr>
+      <w:r>
+        <w:rPr>
+          <w:b/>
+          <w:i w:val="0"/>
+        </w:rPr>
+        <w:t>28.</w:t>
+      </w:r>
+      <w:r>
+        <w:t xml:space="preserve"> Увидев это величайшее чудо, мудрый, охваченный радостью и изумлением, засмеялся, а затем разом пустился в радостный пляс.</w:t>
+      </w:r>
+    </w:p>
+    <w:p>
+      <w:pPr>
+        <w:spacing w:after="60"/>
+        <w:ind w:left="510" w:hanging="510"/>
+      </w:pPr>
+      <w:r>
+        <w:rPr>
+          <w:b/>
+          <w:i w:val="0"/>
+        </w:rPr>
+        <w:t>29.</w:t>
+      </w:r>
+      <w:r>
+        <w:t xml:space="preserve"> По велению Господа он никому не рассказал об этом, и волоски на его теле сильно трепетали. А Господь, обрадованный, сказал: «Ты — Мой брат, игравший во Вриндаване!»</w:t>
+      </w:r>
+      <w:r>
+        <w:rPr>
+          <w:b w:val="0"/>
+          <w:i w:val="0"/>
+          <w:vertAlign w:val="superscript"/>
+        </w:rPr>
+        <w:t>6</w:t>
+      </w:r>
+    </w:p>
+    <w:p>
+      <w:pPr>
+        <w:spacing w:after="60"/>
+        <w:ind w:left="510" w:hanging="510"/>
+      </w:pPr>
+      <w:r>
+        <w:rPr>
+          <w:b/>
+          <w:i w:val="0"/>
+        </w:rPr>
+        <w:t>30.</w:t>
+      </w:r>
+      <w:r>
+        <w:t xml:space="preserve"> Кто слушает так все деяния Нрихари, тот непременно обретёт плод жертвоприношения; он радуется у лотосных стоп Мукунды, и имя Хари неизменно сияет в нём.</w:t>
+      </w:r>
+    </w:p>
+    <w:p>
+      <w:pPr>
+        <w:spacing w:after="60"/>
+        <w:jc w:val="both"/>
+      </w:pPr>
+      <w:r>
+        <w:rPr>
+          <w:b w:val="0"/>
+          <w:i/>
+        </w:rPr>
+        <w:t>Так заканчивается восьмая сарга, «Милость к Авадхуте» (Авадхута-ануграха), второй пракрамы поэмы «Шри Кришна-чайтанья-чаритамрита».</w:t>
+      </w:r>
+    </w:p>
+    <w:p>
+      <w:pPr>
+        <w:spacing w:after="60"/>
+        <w:ind w:left="283"/>
+      </w:pPr>
+      <w:r>
+        <w:rPr>
+          <w:b/>
+          <w:i w:val="0"/>
+          <w:sz w:val="18"/>
+        </w:rPr>
+        <w:t>1.</w:t>
+      </w:r>
+      <w:r>
+        <w:rPr>
+          <w:sz w:val="18"/>
+        </w:rPr>
+        <w:t xml:space="preserve"> Авадхута — странствующий отрешённый подвижник, стоящий выше внешних правил; так в поэме зовётся Нитьянанда.</w:t>
+      </w:r>
+    </w:p>
+    <w:p>
+      <w:pPr>
+        <w:spacing w:after="60"/>
+        <w:ind w:left="283"/>
+      </w:pPr>
+      <w:r>
+        <w:rPr>
+          <w:b/>
+          <w:i w:val="0"/>
+          <w:sz w:val="18"/>
+        </w:rPr>
+        <w:t>2.</w:t>
+      </w:r>
+      <w:r>
+        <w:rPr>
+          <w:sz w:val="18"/>
+        </w:rPr>
+        <w:t xml:space="preserve"> Рама — по-видимому, Шри Рама Пандит, брат Шривасы; Нараяна — один из спутников Господа в Навадвипе; Мукунда — Мукунда Датта.</w:t>
+      </w:r>
+    </w:p>
+    <w:p>
+      <w:pPr>
+        <w:spacing w:after="60"/>
+        <w:ind w:left="283"/>
+      </w:pPr>
+      <w:r>
+        <w:rPr>
+          <w:b/>
+          <w:i w:val="0"/>
+          <w:sz w:val="18"/>
+        </w:rPr>
+        <w:t>3.</w:t>
+      </w:r>
+      <w:r>
+        <w:rPr>
+          <w:sz w:val="18"/>
+        </w:rPr>
+        <w:t xml:space="preserve"> Нандана Ачарья — преданный из Навадвипы, в доме которого остановился Нитьянанда.</w:t>
+      </w:r>
+    </w:p>
+    <w:p>
+      <w:pPr>
+        <w:spacing w:after="60"/>
+        <w:ind w:left="283"/>
+      </w:pPr>
+      <w:r>
+        <w:rPr>
+          <w:b/>
+          <w:i w:val="0"/>
+          <w:sz w:val="18"/>
+        </w:rPr>
+        <w:t>4.</w:t>
+      </w:r>
+      <w:r>
+        <w:rPr>
+          <w:sz w:val="18"/>
+        </w:rPr>
+        <w:t xml:space="preserve"> Игры Кришны и Баларамы во Вриндаване; Нитьянанда почитается как Баларама. До встречи с Господом он много лет странствовал по святым местам.</w:t>
+      </w:r>
+    </w:p>
+    <w:p>
+      <w:pPr>
+        <w:spacing w:after="60"/>
+        <w:ind w:left="283"/>
+      </w:pPr>
+      <w:r>
+        <w:rPr>
+          <w:b/>
+          <w:i w:val="0"/>
+          <w:sz w:val="18"/>
+        </w:rPr>
+        <w:t>5.</w:t>
+      </w:r>
+      <w:r>
+        <w:rPr>
+          <w:sz w:val="18"/>
+        </w:rPr>
+        <w:t xml:space="preserve"> Шестирукий облик (шадбхуджа) соединяет черты Рамы, Кришны и Самого Гауры.</w:t>
+      </w:r>
+    </w:p>
+    <w:p>
+      <w:pPr>
+        <w:spacing w:after="60"/>
+        <w:ind w:left="283"/>
+      </w:pPr>
+      <w:r>
+        <w:rPr>
+          <w:b/>
+          <w:i w:val="0"/>
+          <w:sz w:val="18"/>
+        </w:rPr>
+        <w:t>6.</w:t>
+      </w:r>
+      <w:r>
+        <w:rPr>
+          <w:sz w:val="18"/>
+        </w:rPr>
+        <w:t xml:space="preserve"> Вторая строка шлоки может быть понята и как слова Нитьянанды, обращённые к Господу.</w:t>
       </w:r>
     </w:p>
     <w:sectPr>

--- a/murari-gupta/Murari-Gupta-Kadacha-ru.docx
+++ b/murari-gupta/Murari-Gupta-Kadacha-ru.docx
@@ -376,6 +376,42 @@
       </w:r>
     </w:p>
     <w:p>
+      <w:pPr>
+        <w:spacing w:after="60"/>
+        <w:ind w:left="340"/>
+      </w:pPr>
+      <w:r>
+        <w:t>• Пракрама 2, сарга 9. Принятие поклонения преданных</w:t>
+      </w:r>
+    </w:p>
+    <w:p>
+      <w:pPr>
+        <w:spacing w:after="60"/>
+        <w:ind w:left="340"/>
+      </w:pPr>
+      <w:r>
+        <w:t>• Пракрама 2, сарга 10. Игры в танце</w:t>
+      </w:r>
+    </w:p>
+    <w:p>
+      <w:pPr>
+        <w:spacing w:after="60"/>
+        <w:ind w:left="340"/>
+      </w:pPr>
+      <w:r>
+        <w:t>• Пракрама 2, сарга 11. Падение в Джахнави</w:t>
+      </w:r>
+    </w:p>
+    <w:p>
+      <w:pPr>
+        <w:spacing w:after="60"/>
+        <w:ind w:left="340"/>
+      </w:pPr>
+      <w:r>
+        <w:t>• Пракрама 2, сарга 12. Великое проявление и омовение</w:t>
+      </w:r>
+    </w:p>
+    <w:p>
       <w:r>
         <w:br w:type="page"/>
       </w:r>
@@ -17371,6 +17407,2389 @@
           <w:sz w:val="18"/>
         </w:rPr>
         <w:t xml:space="preserve"> Вторая строка шлоки может быть понята и как слова Нитьянанды, обращённые к Господу.</w:t>
+      </w:r>
+    </w:p>
+    <w:p>
+      <w:pPr>
+        <w:pStyle w:val="Heading2"/>
+      </w:pPr>
+      <w:r>
+        <w:t>Пракрама 2, сарга 9. Принятие поклонения преданных</w:t>
+      </w:r>
+    </w:p>
+    <w:p>
+      <w:pPr>
+        <w:spacing w:after="60"/>
+        <w:jc w:val="both"/>
+      </w:pPr>
+      <w:r>
+        <w:rPr>
+          <w:b w:val="0"/>
+          <w:i/>
+        </w:rPr>
+        <w:t>Господь видит во сне отрока Кришну; Нитьянанда в доме Шривасы созерцает облики Хари; посланцы зовут Адвайту; Адвайта приходит, и Господь принимает поклонение преданных</w:t>
+      </w:r>
+    </w:p>
+    <w:p>
+      <w:pPr>
+        <w:spacing w:after="60"/>
+        <w:ind w:left="510" w:hanging="510"/>
+      </w:pPr>
+      <w:r>
+        <w:rPr>
+          <w:b/>
+          <w:i w:val="0"/>
+        </w:rPr>
+        <w:t>1.</w:t>
+      </w:r>
+      <w:r>
+        <w:t xml:space="preserve"> Выслушав это повествование, великий душой Дамодара очень обрадовался и снова сказал лекарю Мурари: «Поведай о дивном истинном облике тела Всемогущего — о том, который Пурушоттама</w:t>
+      </w:r>
+      <w:r>
+        <w:rPr>
+          <w:b w:val="0"/>
+          <w:i w:val="0"/>
+          <w:vertAlign w:val="superscript"/>
+        </w:rPr>
+        <w:t>1</w:t>
+      </w:r>
+      <w:r>
+        <w:t xml:space="preserve"> увидел даже во сне».</w:t>
+      </w:r>
+    </w:p>
+    <w:p>
+      <w:pPr>
+        <w:spacing w:after="60"/>
+        <w:ind w:left="510" w:hanging="510"/>
+      </w:pPr>
+      <w:r>
+        <w:rPr>
+          <w:b/>
+          <w:i w:val="0"/>
+        </w:rPr>
+        <w:t>2.</w:t>
+      </w:r>
+      <w:r>
+        <w:t xml:space="preserve"> И Мурари снова поведал ему святое повествование о Кришне — великий праздник для чистых сердцем: «Этот новый Кришна увидел во сне истинный облик Кришны, богато убранный всеми одеждами и украшениями.</w:t>
+      </w:r>
+    </w:p>
+    <w:p>
+      <w:pPr>
+        <w:spacing w:after="60"/>
+        <w:ind w:left="510" w:hanging="510"/>
+      </w:pPr>
+      <w:r>
+        <w:rPr>
+          <w:b/>
+          <w:i w:val="0"/>
+        </w:rPr>
+        <w:t>3.</w:t>
+      </w:r>
+      <w:r>
+        <w:t xml:space="preserve"> Ночью Бхагаван заплакал, совсем потеряв власть над Собой. Увидев сына таким, мать в великом изумлении сказала Ему: „Дитя, отчего Ты сегодня так сам не Свой?“ Услышав это, Он через миг пришёл в Себя и сказал Шачи:</w:t>
+      </w:r>
+    </w:p>
+    <w:p>
+      <w:pPr>
+        <w:spacing w:after="60"/>
+        <w:ind w:left="510" w:hanging="510"/>
+      </w:pPr>
+      <w:r>
+        <w:rPr>
+          <w:b/>
+          <w:i w:val="0"/>
+        </w:rPr>
+        <w:t>4.</w:t>
+      </w:r>
+      <w:r>
+        <w:t xml:space="preserve"> „Сегодня Я видел во сне Отрока: сиянием Он был подобен свежей дождевой туче, украшен павлиньим пером и браслетами из чистого золота, вьющиеся локоны играли у Него на лбу, в руке Он держал флейту, а жёлтые одежды сияли, как лучи солнца.</w:t>
+      </w:r>
+    </w:p>
+    <w:p>
+      <w:pPr>
+        <w:spacing w:after="60"/>
+        <w:ind w:left="510" w:hanging="510"/>
+      </w:pPr>
+      <w:r>
+        <w:rPr>
+          <w:b/>
+          <w:i w:val="0"/>
+        </w:rPr>
+        <w:t>5.</w:t>
+      </w:r>
+      <w:r>
+        <w:t xml:space="preserve"> Когда Я увидел Его, Меня охватило такое волнение, что слёзы омыли всё тело; Я плачу — и вслед за тем во Мне родилось бесконечное счастье“. Услышав эти нектарные слова из уст сына, прекрасноликая Шачи исполнилась радости и улыбнулась.</w:t>
+      </w:r>
+    </w:p>
+    <w:p>
+      <w:pPr>
+        <w:spacing w:after="60"/>
+        <w:ind w:left="510" w:hanging="510"/>
+      </w:pPr>
+      <w:r>
+        <w:rPr>
+          <w:b/>
+          <w:i w:val="0"/>
+        </w:rPr>
+        <w:t>6.</w:t>
+      </w:r>
+      <w:r>
+        <w:t xml:space="preserve"> А Вишвамбхара, весь расцвеченный густыми рядами вставших волосков, изливал из глаз океан слёз любви. Тем временем вскоре пришёл Авадхута и засиял в благом доме Шривасы.</w:t>
+      </w:r>
+    </w:p>
+    <w:p>
+      <w:pPr>
+        <w:spacing w:after="60"/>
+        <w:ind w:left="510" w:hanging="510"/>
+      </w:pPr>
+      <w:r>
+        <w:rPr>
+          <w:b/>
+          <w:i w:val="0"/>
+        </w:rPr>
+        <w:t>7.</w:t>
+      </w:r>
+      <w:r>
+        <w:t xml:space="preserve"> Там сиял Авадхута, желающий лишь одного — счастья всем мирам, с лицом, залитым слезами любви. Он увидел облик Хари, едва ли достижимый на земле, — лучезарный, лотосоокий, в великолепном наряде:</w:t>
+      </w:r>
+    </w:p>
+    <w:p>
+      <w:pPr>
+        <w:spacing w:after="60"/>
+        <w:ind w:left="510" w:hanging="510"/>
+      </w:pPr>
+      <w:r>
+        <w:rPr>
+          <w:b/>
+          <w:i w:val="0"/>
+        </w:rPr>
+        <w:t>8.</w:t>
+      </w:r>
+      <w:r>
+        <w:t xml:space="preserve"> с одной стороны Он держал дивную палицу, диск и раковину, слева — прекрасную флейту, превосходный лук Шарнгу</w:t>
+      </w:r>
+      <w:r>
+        <w:rPr>
+          <w:b w:val="0"/>
+          <w:i w:val="0"/>
+          <w:vertAlign w:val="superscript"/>
+        </w:rPr>
+        <w:t>2</w:t>
+      </w:r>
+      <w:r>
+        <w:t xml:space="preserve"> и тысячелепестковый лотос; Он сиял, как переплавленное золото, был украшен дивной Каустубхой, а на ланитах сверкали небесные серьги-макары;</w:t>
+      </w:r>
+    </w:p>
+    <w:p>
+      <w:pPr>
+        <w:spacing w:after="60"/>
+        <w:ind w:left="510" w:hanging="510"/>
+      </w:pPr>
+      <w:r>
+        <w:rPr>
+          <w:b/>
+          <w:i w:val="0"/>
+        </w:rPr>
+        <w:t>9.</w:t>
+      </w:r>
+      <w:r>
+        <w:t xml:space="preserve"> на лбу у Него сиял чудесный самоцвет, на прекрасной шее — убор из синих лотосов и ожерелье из изумрудных бусин, Он блистал белым ожерельем в серебряной оправе, а одежды Его были золотисты, как лучи солнца. Увидев это, Авадхута был вне себя.</w:t>
+      </w:r>
+    </w:p>
+    <w:p>
+      <w:pPr>
+        <w:spacing w:after="60"/>
+        <w:ind w:left="510" w:hanging="510"/>
+      </w:pPr>
+      <w:r>
+        <w:rPr>
+          <w:b/>
+          <w:i w:val="0"/>
+        </w:rPr>
+        <w:t>10.</w:t>
+      </w:r>
+      <w:r>
+        <w:t xml:space="preserve"> Затем он увидел тот же облик, но уже без рук, обхвативших флейту</w:t>
+      </w:r>
+      <w:r>
+        <w:rPr>
+          <w:b w:val="0"/>
+          <w:i w:val="0"/>
+          <w:vertAlign w:val="superscript"/>
+        </w:rPr>
+        <w:t>3</w:t>
+      </w:r>
+      <w:r>
+        <w:t>, — с четырьмя дивными руками; и, затопленный радостью, через миг увидел Его двуруким, в облике, чьи деяния сообразны миру людей, — и тогда рассмеялся.</w:t>
+      </w:r>
+    </w:p>
+    <w:p>
+      <w:pPr>
+        <w:spacing w:after="60"/>
+        <w:ind w:left="510" w:hanging="510"/>
+      </w:pPr>
+      <w:r>
+        <w:rPr>
+          <w:b/>
+          <w:i w:val="0"/>
+        </w:rPr>
+        <w:t>11.</w:t>
+      </w:r>
+      <w:r>
+        <w:t xml:space="preserve"> Так увидев истинный облик Хари, недостижимый даже на небесах, божественный Авадхута тотчас пустился в пляс; обнимая там своих близких, он всецело погрузился в океан свежих вод.</w:t>
+      </w:r>
+    </w:p>
+    <w:p>
+      <w:pPr>
+        <w:spacing w:after="60"/>
+        <w:ind w:left="510" w:hanging="510"/>
+      </w:pPr>
+      <w:r>
+        <w:rPr>
+          <w:b/>
+          <w:i w:val="0"/>
+        </w:rPr>
+        <w:t>12.</w:t>
+      </w:r>
+      <w:r>
+        <w:t xml:space="preserve"> Слава старшему брату Кришны</w:t>
+      </w:r>
+      <w:r>
+        <w:rPr>
+          <w:b w:val="0"/>
+          <w:i w:val="0"/>
+          <w:vertAlign w:val="superscript"/>
+        </w:rPr>
+        <w:t>4</w:t>
+      </w:r>
+      <w:r>
+        <w:t>, исполненному расы Гауры! Раскаты хохота красят его ланиты, глаза прекрасны хмелем испитой варуни; он в синих одеждах и держит пестик, плуг и посох.</w:t>
+      </w:r>
+    </w:p>
+    <w:p>
+      <w:pPr>
+        <w:spacing w:after="60"/>
+        <w:ind w:left="510" w:hanging="510"/>
+      </w:pPr>
+      <w:r>
+        <w:rPr>
+          <w:b/>
+          <w:i w:val="0"/>
+        </w:rPr>
+        <w:t>13.</w:t>
+      </w:r>
+      <w:r>
+        <w:t xml:space="preserve"> Господь сказал Шривасе и Раме, лекарю Мурари и Нараяне: «Ступайте в дом Адвайты и известите лучшего из брахманов: этот Авадхута придёт к нему»</w:t>
+      </w:r>
+      <w:r>
+        <w:rPr>
+          <w:b w:val="0"/>
+          <w:i w:val="0"/>
+          <w:vertAlign w:val="superscript"/>
+        </w:rPr>
+        <w:t>5</w:t>
+      </w:r>
+      <w:r>
+        <w:t>.</w:t>
+      </w:r>
+    </w:p>
+    <w:p>
+      <w:pPr>
+        <w:spacing w:after="60"/>
+        <w:ind w:left="510" w:hanging="510"/>
+      </w:pPr>
+      <w:r>
+        <w:rPr>
+          <w:b/>
+          <w:i w:val="0"/>
+        </w:rPr>
+        <w:t>14.</w:t>
+      </w:r>
+      <w:r>
+        <w:t xml:space="preserve"> Услышав такие слова Хари, они радостно отправились к лотосным стопам Адвайты; придя на благой берег небесной реки</w:t>
+      </w:r>
+      <w:r>
+        <w:rPr>
+          <w:b w:val="0"/>
+          <w:i w:val="0"/>
+          <w:vertAlign w:val="superscript"/>
+        </w:rPr>
+        <w:t>6</w:t>
+      </w:r>
+      <w:r>
+        <w:t>, они поклонились ему и передали бесконечно святое повеление Хари.</w:t>
+      </w:r>
+    </w:p>
+    <w:p>
+      <w:pPr>
+        <w:spacing w:after="60"/>
+        <w:ind w:left="510" w:hanging="510"/>
+      </w:pPr>
+      <w:r>
+        <w:rPr>
+          <w:b/>
+          <w:i w:val="0"/>
+        </w:rPr>
+        <w:t>15.</w:t>
+      </w:r>
+      <w:r>
+        <w:t xml:space="preserve"> Услышав о дивной, блистательной мощи Господа, Ачарья возликовал, запел и пустился в пляс; и он то погружался в великий океан блаженства, то снова всплывал.</w:t>
+      </w:r>
+    </w:p>
+    <w:p>
+      <w:pPr>
+        <w:spacing w:after="60"/>
+        <w:ind w:left="510" w:hanging="510"/>
+      </w:pPr>
+      <w:r>
+        <w:rPr>
+          <w:b/>
+          <w:i w:val="0"/>
+        </w:rPr>
+        <w:t>16.</w:t>
+      </w:r>
+      <w:r>
+        <w:t xml:space="preserve"> Пробыв там два дня, они, размышляя о Его лотосных стопах, вернулись домой; и, во главе с Ачарьей, поведав обо всём у лотосных стоп Хари, тотчас исполнились радости.</w:t>
+      </w:r>
+    </w:p>
+    <w:p>
+      <w:pPr>
+        <w:spacing w:after="60"/>
+        <w:ind w:left="510" w:hanging="510"/>
+      </w:pPr>
+      <w:r>
+        <w:rPr>
+          <w:b/>
+          <w:i w:val="0"/>
+        </w:rPr>
+        <w:t>17.</w:t>
+      </w:r>
+      <w:r>
+        <w:t xml:space="preserve"> Ачарья, придя туда, в благое время увидел Того, чьи очи — лепестки лотоса. Увидев Его лицо, он издал львиный рык и приблизился к Мукунде, избавляющему предавшихся от страданий.</w:t>
+      </w:r>
+    </w:p>
+    <w:p>
+      <w:pPr>
+        <w:spacing w:after="60"/>
+        <w:ind w:left="510" w:hanging="510"/>
+      </w:pPr>
+      <w:r>
+        <w:rPr>
+          <w:b/>
+          <w:i w:val="0"/>
+        </w:rPr>
+        <w:t>18.</w:t>
+      </w:r>
+      <w:r>
+        <w:t xml:space="preserve"> Хари, сидя на почётном сиденье посреди храмовой комнаты Шривасы, вдруг засиял сиянием раскалённого золота, словно солнце на рассвете, радующее взор.</w:t>
+      </w:r>
+    </w:p>
+    <w:p>
+      <w:pPr>
+        <w:spacing w:after="60"/>
+        <w:ind w:left="510" w:hanging="510"/>
+      </w:pPr>
+      <w:r>
+        <w:rPr>
+          <w:b/>
+          <w:i w:val="0"/>
+        </w:rPr>
+        <w:t>19.</w:t>
+      </w:r>
+      <w:r>
+        <w:t xml:space="preserve"> Увидев луну Его лица, великие душой во главе с Ачарьей обрадовались и запели с растроганными сердцами; они поднесли угощение, аргхью и прекрасные одежды и, ликуя, пали ниц на землю.</w:t>
+      </w:r>
+    </w:p>
+    <w:p>
+      <w:pPr>
+        <w:spacing w:after="60"/>
+        <w:ind w:left="510" w:hanging="510"/>
+      </w:pPr>
+      <w:r>
+        <w:rPr>
+          <w:b/>
+          <w:i w:val="0"/>
+        </w:rPr>
+        <w:t>20.</w:t>
+      </w:r>
+      <w:r>
+        <w:t xml:space="preserve"> Приняв поклонение брахманов, Бхагаван тотчас раздал им Свою милость и радостно одарил их одеждами и прекрасными гирляндами; а они, приняв дары, пустились в неистовый пляс.</w:t>
+      </w:r>
+    </w:p>
+    <w:p>
+      <w:pPr>
+        <w:spacing w:after="60"/>
+        <w:ind w:left="510" w:hanging="510"/>
+      </w:pPr>
+      <w:r>
+        <w:rPr>
+          <w:b/>
+          <w:i w:val="0"/>
+        </w:rPr>
+        <w:t>21.</w:t>
+      </w:r>
+      <w:r>
+        <w:t xml:space="preserve"> В великом восторге, с волосками, вставшими по всему телу, с сердцами, погружёнными в океан блаженства, они видели и себя, и других свободными от всякого зла, а освобождение</w:t>
+      </w:r>
+      <w:r>
+        <w:rPr>
+          <w:b w:val="0"/>
+          <w:i w:val="0"/>
+          <w:vertAlign w:val="superscript"/>
+        </w:rPr>
+        <w:t>7</w:t>
+      </w:r>
+      <w:r>
+        <w:t xml:space="preserve"> почитали ничтожнейшим.</w:t>
+      </w:r>
+    </w:p>
+    <w:p>
+      <w:pPr>
+        <w:spacing w:after="60"/>
+        <w:ind w:left="510" w:hanging="510"/>
+      </w:pPr>
+      <w:r>
+        <w:rPr>
+          <w:b/>
+          <w:i w:val="0"/>
+        </w:rPr>
+        <w:t>22.</w:t>
+      </w:r>
+      <w:r>
+        <w:t xml:space="preserve"> От счастья они не различали ни дня, ни ночи: с восхода солнца до конца дня они предавались пляске и так же провели ночь. А на рассвете, когда пляска окончилась, по велению Владыки мира</w:t>
+      </w:r>
+    </w:p>
+    <w:p>
+      <w:pPr>
+        <w:spacing w:after="60"/>
+        <w:ind w:left="510" w:hanging="510"/>
+      </w:pPr>
+      <w:r>
+        <w:rPr>
+          <w:b/>
+          <w:i w:val="0"/>
+        </w:rPr>
+        <w:t>23.</w:t>
+      </w:r>
+      <w:r>
+        <w:t xml:space="preserve"> лучшие из достойнейших брахманов во главе с лучшим из лекарей</w:t>
+      </w:r>
+      <w:r>
+        <w:rPr>
+          <w:b w:val="0"/>
+          <w:i w:val="0"/>
+          <w:vertAlign w:val="superscript"/>
+        </w:rPr>
+        <w:t>8</w:t>
+      </w:r>
+      <w:r>
+        <w:t xml:space="preserve"> вернулись по домам, повторяя имя Хари, и все радостно рассказали жёнам обо всех деяниях Хари, Учителя мира.</w:t>
+      </w:r>
+    </w:p>
+    <w:p>
+      <w:pPr>
+        <w:spacing w:after="60"/>
+        <w:jc w:val="both"/>
+      </w:pPr>
+      <w:r>
+        <w:rPr>
+          <w:b w:val="0"/>
+          <w:i/>
+        </w:rPr>
+        <w:t>Так заканчивается девятая сарга, «Принятие поклонения преданных» (Бхакта-пуджа-упаграхана), второй пракрамы поэмы «Шри Кришна-чайтанья-чаритамрита».</w:t>
+      </w:r>
+    </w:p>
+    <w:p>
+      <w:pPr>
+        <w:spacing w:after="60"/>
+        <w:ind w:left="283"/>
+      </w:pPr>
+      <w:r>
+        <w:rPr>
+          <w:b/>
+          <w:i w:val="0"/>
+          <w:sz w:val="18"/>
+        </w:rPr>
+        <w:t>1.</w:t>
+      </w:r>
+      <w:r>
+        <w:rPr>
+          <w:sz w:val="18"/>
+        </w:rPr>
+        <w:t xml:space="preserve"> Пурушоттама («Высший из людей») — здесь Сам Господь Гаура; Дамодара просит рассказать о видении, которое Он Сам имел во сне (шл. 2–5).</w:t>
+      </w:r>
+    </w:p>
+    <w:p>
+      <w:pPr>
+        <w:spacing w:after="60"/>
+        <w:ind w:left="283"/>
+      </w:pPr>
+      <w:r>
+        <w:rPr>
+          <w:b/>
+          <w:i w:val="0"/>
+          <w:sz w:val="18"/>
+        </w:rPr>
+        <w:t>2.</w:t>
+      </w:r>
+      <w:r>
+        <w:rPr>
+          <w:sz w:val="18"/>
+        </w:rPr>
+        <w:t xml:space="preserve"> Шарнга — лук Вишну. Перечисленные шесть предметов указывают на шестирукий облик, о котором шла речь в предыдущей сарге.</w:t>
+      </w:r>
+    </w:p>
+    <w:p>
+      <w:pPr>
+        <w:spacing w:after="60"/>
+        <w:ind w:left="283"/>
+      </w:pPr>
+      <w:r>
+        <w:rPr>
+          <w:b/>
+          <w:i w:val="0"/>
+          <w:sz w:val="18"/>
+        </w:rPr>
+        <w:t>3.</w:t>
+      </w:r>
+      <w:r>
+        <w:rPr>
+          <w:sz w:val="18"/>
+        </w:rPr>
+        <w:t xml:space="preserve"> Чтение предположительно: из шести рук исчезают те, что держали флейту, и остаётся четырёхрукий облик.</w:t>
+      </w:r>
+    </w:p>
+    <w:p>
+      <w:pPr>
+        <w:spacing w:after="60"/>
+        <w:ind w:left="283"/>
+      </w:pPr>
+      <w:r>
+        <w:rPr>
+          <w:b/>
+          <w:i w:val="0"/>
+          <w:sz w:val="18"/>
+        </w:rPr>
+        <w:t>4.</w:t>
+      </w:r>
+      <w:r>
+        <w:rPr>
+          <w:sz w:val="18"/>
+        </w:rPr>
+        <w:t xml:space="preserve"> Старший брат Кришны — Баларама, явившийся как Нитьянанда; синие одежды, плуг и пестик — его приметы, а хмель варуни (вина) — образ его упоения любовью.</w:t>
+      </w:r>
+    </w:p>
+    <w:p>
+      <w:pPr>
+        <w:spacing w:after="60"/>
+        <w:ind w:left="283"/>
+      </w:pPr>
+      <w:r>
+        <w:rPr>
+          <w:b/>
+          <w:i w:val="0"/>
+          <w:sz w:val="18"/>
+        </w:rPr>
+        <w:t>5.</w:t>
+      </w:r>
+      <w:r>
+        <w:rPr>
+          <w:sz w:val="18"/>
+        </w:rPr>
+        <w:t xml:space="preserve"> Синтаксис второй половины шлоки неясен; возможно и другое понимание: «Ступайте в дом Адвайты — этот Авадхута тоже пойдёт, чтобы известить лучшего из брахманов». Рама — Шри Рама Пандит, брат Шривасы; Нараяна — спутник Господа в Навадвипе.</w:t>
+      </w:r>
+    </w:p>
+    <w:p>
+      <w:pPr>
+        <w:spacing w:after="60"/>
+        <w:ind w:left="283"/>
+      </w:pPr>
+      <w:r>
+        <w:rPr>
+          <w:b/>
+          <w:i w:val="0"/>
+          <w:sz w:val="18"/>
+        </w:rPr>
+        <w:t>6.</w:t>
+      </w:r>
+      <w:r>
+        <w:rPr>
+          <w:sz w:val="18"/>
+        </w:rPr>
+        <w:t xml:space="preserve"> Небесная река — Ганга; на её берегу, в Шантипуре, жил Адвайта.</w:t>
+      </w:r>
+    </w:p>
+    <w:p>
+      <w:pPr>
+        <w:spacing w:after="60"/>
+        <w:ind w:left="283"/>
+      </w:pPr>
+      <w:r>
+        <w:rPr>
+          <w:b/>
+          <w:i w:val="0"/>
+          <w:sz w:val="18"/>
+        </w:rPr>
+        <w:t>7.</w:t>
+      </w:r>
+      <w:r>
+        <w:rPr>
+          <w:sz w:val="18"/>
+        </w:rPr>
+        <w:t xml:space="preserve"> Кайвалья — освобождение как растворение в Брахмане, которое для преданных ничтожно рядом с любовью к Господу.</w:t>
+      </w:r>
+    </w:p>
+    <w:p>
+      <w:pPr>
+        <w:spacing w:after="60"/>
+        <w:ind w:left="283"/>
+      </w:pPr>
+      <w:r>
+        <w:rPr>
+          <w:b/>
+          <w:i w:val="0"/>
+          <w:sz w:val="18"/>
+        </w:rPr>
+        <w:t>8.</w:t>
+      </w:r>
+      <w:r>
+        <w:rPr>
+          <w:sz w:val="18"/>
+        </w:rPr>
+        <w:t xml:space="preserve"> По-видимому, сам Мурари Гупта, лекарь по роду занятий.</w:t>
+      </w:r>
+    </w:p>
+    <w:p>
+      <w:pPr>
+        <w:pStyle w:val="Heading2"/>
+      </w:pPr>
+      <w:r>
+        <w:t>Пракрама 2, сарга 10. Игры в танце</w:t>
+      </w:r>
+    </w:p>
+    <w:p>
+      <w:pPr>
+        <w:spacing w:after="60"/>
+        <w:jc w:val="both"/>
+      </w:pPr>
+      <w:r>
+        <w:rPr>
+          <w:b w:val="0"/>
+          <w:i/>
+        </w:rPr>
+        <w:t>Господь чтит Харидаса и отпускает Адвайту; лоскуты каупины Нитьянанды; Господь уносит Шриваса и вновь является; игры в настроении гопи; омовение стоп Авадхуты; приход Харидаса и Адвайты</w:t>
+      </w:r>
+    </w:p>
+    <w:p>
+      <w:pPr>
+        <w:spacing w:after="60"/>
+        <w:ind w:left="510" w:hanging="510"/>
+      </w:pPr>
+      <w:r>
+        <w:rPr>
+          <w:b/>
+          <w:i w:val="0"/>
+        </w:rPr>
+        <w:t>1.</w:t>
+      </w:r>
+      <w:r>
+        <w:t xml:space="preserve"> Омывшись в небесной реке и совершив поклонение Владыке мира, они снова пришли к лотосоокому Вишвамбхаре; и Господь тоже с радостью смотрел на них.</w:t>
+      </w:r>
+    </w:p>
+    <w:p>
+      <w:pPr>
+        <w:spacing w:after="60"/>
+        <w:ind w:left="510" w:hanging="510"/>
+      </w:pPr>
+      <w:r>
+        <w:rPr>
+          <w:b/>
+          <w:i w:val="0"/>
+        </w:rPr>
+        <w:t>2.</w:t>
+      </w:r>
+      <w:r>
+        <w:t xml:space="preserve"> Затем Он увидел превосходного Шри Харидаса</w:t>
+      </w:r>
+      <w:r>
+        <w:rPr>
+          <w:b w:val="0"/>
+          <w:i w:val="0"/>
+          <w:vertAlign w:val="superscript"/>
+        </w:rPr>
+        <w:t>1</w:t>
+      </w:r>
+      <w:r>
+        <w:t xml:space="preserve"> — опьянённую пчелу у лотосных стоп Шри Кришны, отрадно-прохладного, праздник для глаз праведных, исполненного благодати, подобного только что взошедшей луне.</w:t>
+      </w:r>
+    </w:p>
+    <w:p>
+      <w:pPr>
+        <w:spacing w:after="60"/>
+        <w:ind w:left="510" w:hanging="510"/>
+      </w:pPr>
+      <w:r>
+        <w:rPr>
+          <w:b/>
+          <w:i w:val="0"/>
+        </w:rPr>
+        <w:t>3.</w:t>
+      </w:r>
+      <w:r>
+        <w:t xml:space="preserve"> Увидев его, Хари, чья слава могуча, крепко обнял обеими руками этого преданного Своих стоп и предложил ему сесть; а тот в ответ поклонился Ему.</w:t>
+      </w:r>
+    </w:p>
+    <w:p>
+      <w:pPr>
+        <w:spacing w:after="60"/>
+        <w:ind w:left="510" w:hanging="510"/>
+      </w:pPr>
+      <w:r>
+        <w:rPr>
+          <w:b/>
+          <w:i w:val="0"/>
+        </w:rPr>
+        <w:t>4.</w:t>
+      </w:r>
+      <w:r>
+        <w:t xml:space="preserve"> Тотчас умастив его сандаловой пастой и надев на него гирлянду, Господь подал ему махапрасад — непревзойдённую пищу четырёх видов</w:t>
+      </w:r>
+      <w:r>
+        <w:rPr>
+          <w:b w:val="0"/>
+          <w:i w:val="0"/>
+          <w:vertAlign w:val="superscript"/>
+        </w:rPr>
+        <w:t>2</w:t>
+      </w:r>
+      <w:r>
+        <w:t>, полную всех вкусов; и тот вкусил её по Его велению.</w:t>
+      </w:r>
+    </w:p>
+    <w:p>
+      <w:pPr>
+        <w:spacing w:after="60"/>
+        <w:ind w:left="510" w:hanging="510"/>
+      </w:pPr>
+      <w:r>
+        <w:rPr>
+          <w:b/>
+          <w:i w:val="0"/>
+        </w:rPr>
+        <w:t>5.</w:t>
+      </w:r>
+      <w:r>
+        <w:t xml:space="preserve"> И мудрый Харидас, с лицом, ясным, как луна, счастливо пребывал в доме Хари, сияя, словно божество; невозмутимый, он снова и снова пел благодатную хвалу Хари и радовался вечным счастьем души.</w:t>
+      </w:r>
+    </w:p>
+    <w:p>
+      <w:pPr>
+        <w:spacing w:after="60"/>
+        <w:ind w:left="510" w:hanging="510"/>
+      </w:pPr>
+      <w:r>
+        <w:rPr>
+          <w:b/>
+          <w:i w:val="0"/>
+        </w:rPr>
+        <w:t>6.</w:t>
+      </w:r>
+      <w:r>
+        <w:t xml:space="preserve"> Безначальный Бхагаван так повеселился с ним вместе с Ачарьей и отпустил его в его обитель; ушёл, радостный, и лев Адвайта.</w:t>
+      </w:r>
+    </w:p>
+    <w:p>
+      <w:pPr>
+        <w:spacing w:after="60"/>
+        <w:ind w:left="510" w:hanging="510"/>
+      </w:pPr>
+      <w:r>
+        <w:rPr>
+          <w:b/>
+          <w:i w:val="0"/>
+        </w:rPr>
+        <w:t>7.</w:t>
+      </w:r>
+      <w:r>
+        <w:t xml:space="preserve"> Затем Владыка, смиренный и сдержанный, проводил уходящего Авадхуту далеко и сказал ему: «Дай этим благородным брахманам одну ткань-каупину</w:t>
+      </w:r>
+      <w:r>
+        <w:rPr>
+          <w:b w:val="0"/>
+          <w:i w:val="0"/>
+          <w:vertAlign w:val="superscript"/>
+        </w:rPr>
+        <w:t>3</w:t>
+      </w:r>
+      <w:r>
+        <w:t>».</w:t>
+      </w:r>
+    </w:p>
+    <w:p>
+      <w:pPr>
+        <w:spacing w:after="60"/>
+        <w:ind w:left="510" w:hanging="510"/>
+      </w:pPr>
+      <w:r>
+        <w:rPr>
+          <w:b/>
+          <w:i w:val="0"/>
+        </w:rPr>
+        <w:t>8.</w:t>
+      </w:r>
+      <w:r>
+        <w:t xml:space="preserve"> Тогда, исполняя желание, выраженное Его словами, тот дал Ему каупину; Господь взял её, Сам разделил ткань и роздал лоскуты Своим слугам. С радостью приняв их,</w:t>
+      </w:r>
+    </w:p>
+    <w:p>
+      <w:pPr>
+        <w:spacing w:after="60"/>
+        <w:ind w:left="510" w:hanging="510"/>
+      </w:pPr>
+      <w:r>
+        <w:rPr>
+          <w:b/>
+          <w:i w:val="0"/>
+        </w:rPr>
+        <w:t>9.</w:t>
+      </w:r>
+      <w:r>
+        <w:t xml:space="preserve"> они возложили этот дар милости Нрихари себе на головы и вместе с Кришной пришли в Его дом; и там, утратив всякую стойкость от любви, они пали на землю и зарыдали в великой печали.</w:t>
+      </w:r>
+    </w:p>
+    <w:p>
+      <w:pPr>
+        <w:spacing w:after="60"/>
+        <w:ind w:left="510" w:hanging="510"/>
+      </w:pPr>
+      <w:r>
+        <w:rPr>
+          <w:b/>
+          <w:i w:val="0"/>
+        </w:rPr>
+        <w:t>10.</w:t>
+      </w:r>
+      <w:r>
+        <w:t xml:space="preserve"> Потом брахманы, «боги земли», окунувшись в воды небесной реки и омывшись, совершили обряд поклонения Хари, а вечером снова пришли, и благородные веселились и пели вместе с Хари.</w:t>
+      </w:r>
+    </w:p>
+    <w:p>
+      <w:pPr>
+        <w:spacing w:after="60"/>
+        <w:ind w:left="510" w:hanging="510"/>
+      </w:pPr>
+      <w:r>
+        <w:rPr>
+          <w:b/>
+          <w:i w:val="0"/>
+        </w:rPr>
+        <w:t>11.</w:t>
+      </w:r>
+      <w:r>
+        <w:t xml:space="preserve"> Обнимая слуг и обхватив их обеими лотосными руками, Тот, чья слава бесконечна, катается по земле; и, неся в Себе безмерное блаженство, Он танцевал львиной поступью.</w:t>
+      </w:r>
+    </w:p>
+    <w:p>
+      <w:pPr>
+        <w:spacing w:after="60"/>
+        <w:ind w:left="510" w:hanging="510"/>
+      </w:pPr>
+      <w:r>
+        <w:rPr>
+          <w:b/>
+          <w:i w:val="0"/>
+        </w:rPr>
+        <w:t>12.</w:t>
+      </w:r>
+      <w:r>
+        <w:t xml:space="preserve"> Подхватив обеими руками Шривасу, Он унёс его далеко из их среды; и, не видя Его, лучшие из слуг Хари в изумлении растерялись.</w:t>
+      </w:r>
+    </w:p>
+    <w:p>
+      <w:pPr>
+        <w:spacing w:after="60"/>
+        <w:ind w:left="510" w:hanging="510"/>
+      </w:pPr>
+      <w:r>
+        <w:rPr>
+          <w:b/>
+          <w:i w:val="0"/>
+        </w:rPr>
+        <w:t>13.</w:t>
+      </w:r>
+      <w:r>
+        <w:t xml:space="preserve"> Великие душой искали, но не находили Его. Узнав, что они встревожены, Нерождённый, радующийся Своей свободной воле, Сам явился перед ними, и они нетерпеливо обступили Его со всех сторон.</w:t>
+      </w:r>
+    </w:p>
+    <w:p>
+      <w:pPr>
+        <w:spacing w:after="60"/>
+        <w:ind w:left="510" w:hanging="510"/>
+      </w:pPr>
+      <w:r>
+        <w:rPr>
+          <w:b/>
+          <w:i w:val="0"/>
+        </w:rPr>
+        <w:t>14.</w:t>
+      </w:r>
+      <w:r>
+        <w:t xml:space="preserve"> И каждый, глядя с всецелой преданностью, обретённой через природу гопи, на Кришну, Господа в лесной гирлянде, молил: «Пусть Великий Владыка явит мне милость, чтобы этот Бхагаван стал моим возлюбленным!»</w:t>
+      </w:r>
+    </w:p>
+    <w:p>
+      <w:pPr>
+        <w:spacing w:after="60"/>
+        <w:ind w:left="510" w:hanging="510"/>
+      </w:pPr>
+      <w:r>
+        <w:rPr>
+          <w:b/>
+          <w:i w:val="0"/>
+        </w:rPr>
+        <w:t>15.</w:t>
+      </w:r>
+      <w:r>
+        <w:t xml:space="preserve"> Ведь здесь Сам Шри Кришна, исполненный расы и всецело стремящийся пробудить чувство жён пастухов. Распознав в склонившихся перед Ним преданных чувство пастушек, Он совершает игру похищения одежд</w:t>
+      </w:r>
+      <w:r>
+        <w:rPr>
+          <w:b w:val="0"/>
+          <w:i w:val="0"/>
+          <w:vertAlign w:val="superscript"/>
+        </w:rPr>
+        <w:t>4</w:t>
+      </w:r>
+      <w:r>
+        <w:t xml:space="preserve"> и другие игры.</w:t>
+      </w:r>
+    </w:p>
+    <w:p>
+      <w:pPr>
+        <w:spacing w:after="60"/>
+        <w:ind w:left="510" w:hanging="510"/>
+      </w:pPr>
+      <w:r>
+        <w:rPr>
+          <w:b/>
+          <w:i w:val="0"/>
+        </w:rPr>
+        <w:t>16.</w:t>
+      </w:r>
+      <w:r>
+        <w:t xml:space="preserve"> И вот однажды, в начале ночи, Держащий диск — знаток расы, дарующий расу людям, — сорвал парой лотосных рук одежды со Своих слуг и оставил их нагими.</w:t>
+      </w:r>
+    </w:p>
+    <w:p>
+      <w:pPr>
+        <w:spacing w:after="60"/>
+        <w:ind w:left="510" w:hanging="510"/>
+      </w:pPr>
+      <w:r>
+        <w:rPr>
+          <w:b/>
+          <w:i w:val="0"/>
+        </w:rPr>
+        <w:t>17.</w:t>
+      </w:r>
+      <w:r>
+        <w:t xml:space="preserve"> Так позабавившись, Господь через миг вернул им все одежды; а они, радостные, надели их снова и веселились вместе с Мурари</w:t>
+      </w:r>
+      <w:r>
+        <w:rPr>
+          <w:b w:val="0"/>
+          <w:i w:val="0"/>
+          <w:vertAlign w:val="superscript"/>
+        </w:rPr>
+        <w:t>5</w:t>
+      </w:r>
+      <w:r>
+        <w:t>.</w:t>
+      </w:r>
+    </w:p>
+    <w:p>
+      <w:pPr>
+        <w:spacing w:after="60"/>
+        <w:ind w:left="510" w:hanging="510"/>
+      </w:pPr>
+      <w:r>
+        <w:rPr>
+          <w:b/>
+          <w:i w:val="0"/>
+        </w:rPr>
+        <w:t>18.</w:t>
+      </w:r>
+      <w:r>
+        <w:t xml:space="preserve"> Воспевая имя Хари, Он снова танцевал вместе с ними, чистыми сердцем, — Господь с игривой поступью, сиянием раскалённого золота уничтожающий скверну мира.</w:t>
+      </w:r>
+    </w:p>
+    <w:p>
+      <w:pPr>
+        <w:spacing w:after="60"/>
+        <w:ind w:left="510" w:hanging="510"/>
+      </w:pPr>
+      <w:r>
+        <w:rPr>
+          <w:b/>
+          <w:i w:val="0"/>
+        </w:rPr>
+        <w:t>19.</w:t>
+      </w:r>
+      <w:r>
+        <w:t xml:space="preserve"> Затем снова пришёл Авадхута и, счастливый, веселился, тотчас пустился в пляс и пел о качествах Хари. Как некогда мальчики-пастушки играли с Кришной и Носящим плуг</w:t>
+      </w:r>
+      <w:r>
+        <w:rPr>
+          <w:b w:val="0"/>
+          <w:i w:val="0"/>
+          <w:vertAlign w:val="superscript"/>
+        </w:rPr>
+        <w:t>6</w:t>
+      </w:r>
+      <w:r>
+        <w:t>, так играл здесь и Лотосоокий.</w:t>
+      </w:r>
+    </w:p>
+    <w:p>
+      <w:pPr>
+        <w:spacing w:after="60"/>
+        <w:ind w:left="510" w:hanging="510"/>
+      </w:pPr>
+      <w:r>
+        <w:rPr>
+          <w:b/>
+          <w:i w:val="0"/>
+        </w:rPr>
+        <w:t>20.</w:t>
+      </w:r>
+      <w:r>
+        <w:t xml:space="preserve"> Когда пляска окончилась, Бхагаван сказал лучшим из брахманов: «Омойте стопы Авадхуты и примите эту воду». И они с почтением исполнили Его повеление.</w:t>
+      </w:r>
+    </w:p>
+    <w:p>
+      <w:pPr>
+        <w:spacing w:after="60"/>
+        <w:ind w:left="510" w:hanging="510"/>
+      </w:pPr>
+      <w:r>
+        <w:rPr>
+          <w:b/>
+          <w:i w:val="0"/>
+        </w:rPr>
+        <w:t>21.</w:t>
+      </w:r>
+      <w:r>
+        <w:t xml:space="preserve"> Выпив воду с его стоп, они, исполненные расы, радостно пляшут и поют и громко взывают вместе со Шри Гаурачандрой; а Авадхута, смеясь, упал на землю.</w:t>
+      </w:r>
+    </w:p>
+    <w:p>
+      <w:pPr>
+        <w:spacing w:after="60"/>
+        <w:ind w:left="510" w:hanging="510"/>
+      </w:pPr>
+      <w:r>
+        <w:rPr>
+          <w:b/>
+          <w:i w:val="0"/>
+        </w:rPr>
+        <w:t>22.</w:t>
+      </w:r>
+      <w:r>
+        <w:t xml:space="preserve"> И тогда Он</w:t>
+      </w:r>
+      <w:r>
+        <w:rPr>
+          <w:b w:val="0"/>
+          <w:i w:val="0"/>
+          <w:vertAlign w:val="superscript"/>
+        </w:rPr>
+        <w:t>7</w:t>
+      </w:r>
+      <w:r>
+        <w:t xml:space="preserve"> возрадовался, развеивая тяжкое горе людских сердец нектарным потоком Своей речи, поступью, смехом и взглядами Лотосоокого.</w:t>
+      </w:r>
+    </w:p>
+    <w:p>
+      <w:pPr>
+        <w:spacing w:after="60"/>
+        <w:ind w:left="510" w:hanging="510"/>
+      </w:pPr>
+      <w:r>
+        <w:rPr>
+          <w:b/>
+          <w:i w:val="0"/>
+        </w:rPr>
+        <w:t>23.</w:t>
+      </w:r>
+      <w:r>
+        <w:t xml:space="preserve"> Узнав, что Он так веселится, Тридцать</w:t>
+      </w:r>
+      <w:r>
+        <w:rPr>
+          <w:b w:val="0"/>
+          <w:i w:val="0"/>
+          <w:vertAlign w:val="superscript"/>
+        </w:rPr>
+        <w:t>8</w:t>
+      </w:r>
+      <w:r>
+        <w:t>, стоя в небе, поклонились Ему, прекрасно облачённому; в великом изумлении, исполненные песнопений, бессмертные восславили Его и в восхищении взирали на Него.</w:t>
+      </w:r>
+    </w:p>
+    <w:p>
+      <w:pPr>
+        <w:spacing w:after="60"/>
+        <w:ind w:left="510" w:hanging="510"/>
+      </w:pPr>
+      <w:r>
+        <w:rPr>
+          <w:b/>
+          <w:i w:val="0"/>
+        </w:rPr>
+        <w:t>24.</w:t>
+      </w:r>
+      <w:r>
+        <w:t xml:space="preserve"> Туда пришёл превосходный Шри Харидас: на груди у него, словно луна, сиял хрустальный самоцвет, стопы украшены прекрасными ножными колокольчиками; и мудрец танцевал подле Господа.</w:t>
+      </w:r>
+    </w:p>
+    <w:p>
+      <w:pPr>
+        <w:spacing w:after="60"/>
+        <w:ind w:left="510" w:hanging="510"/>
+      </w:pPr>
+      <w:r>
+        <w:rPr>
+          <w:b/>
+          <w:i w:val="0"/>
+        </w:rPr>
+        <w:t>25.</w:t>
+      </w:r>
+      <w:r>
+        <w:t xml:space="preserve"> Снова пришёл и мудрый, достойнейший Адвайта. Хари, Господь, любящий Своих преданных, Сам почтил его водой для стоп, аргхьей, благовониями, неломаным рисом, сандалом и прочим, а затем дал ему наказ.</w:t>
+      </w:r>
+    </w:p>
+    <w:p>
+      <w:pPr>
+        <w:spacing w:after="60"/>
+        <w:ind w:left="510" w:hanging="510"/>
+      </w:pPr>
+      <w:r>
+        <w:rPr>
+          <w:b/>
+          <w:i w:val="0"/>
+        </w:rPr>
+        <w:t>26.</w:t>
+      </w:r>
+      <w:r>
+        <w:t xml:space="preserve"> С благоговейным трепетом и почтением приняв и вкусив, с громким рыком, этот величайший прасад, лучший из ачарьев, чья слава широка, веселился вместе с Хари на великом празднестве.</w:t>
+      </w:r>
+    </w:p>
+    <w:p>
+      <w:pPr>
+        <w:spacing w:after="60"/>
+        <w:ind w:left="510" w:hanging="510"/>
+      </w:pPr>
+      <w:r>
+        <w:rPr>
+          <w:b/>
+          <w:i w:val="0"/>
+        </w:rPr>
+        <w:t>27.</w:t>
+      </w:r>
+      <w:r>
+        <w:t xml:space="preserve"> Кто слушает это благое повествование о Кришне, тот исполнится любви, обретёт чистое чувство и неущербную учёность, а по оставлении тела придёт в обитель Хари.</w:t>
+      </w:r>
+    </w:p>
+    <w:p>
+      <w:pPr>
+        <w:spacing w:after="60"/>
+        <w:jc w:val="both"/>
+      </w:pPr>
+      <w:r>
+        <w:rPr>
+          <w:b w:val="0"/>
+          <w:i/>
+        </w:rPr>
+        <w:t>Так заканчивается десятая сарга, «Игры в танце» (Нритья-виласа), второй пракрамы поэмы «Шри Кришна-чайтанья-чаритамрита».</w:t>
+      </w:r>
+    </w:p>
+    <w:p>
+      <w:pPr>
+        <w:spacing w:after="60"/>
+        <w:ind w:left="283"/>
+      </w:pPr>
+      <w:r>
+        <w:rPr>
+          <w:b/>
+          <w:i w:val="0"/>
+          <w:sz w:val="18"/>
+        </w:rPr>
+        <w:t>1.</w:t>
+      </w:r>
+      <w:r>
+        <w:rPr>
+          <w:sz w:val="18"/>
+        </w:rPr>
+        <w:t xml:space="preserve"> Харидас — Харидас Тхакур, великий преданный святого имени.</w:t>
+      </w:r>
+    </w:p>
+    <w:p>
+      <w:pPr>
+        <w:spacing w:after="60"/>
+        <w:ind w:left="283"/>
+      </w:pPr>
+      <w:r>
+        <w:rPr>
+          <w:b/>
+          <w:i w:val="0"/>
+          <w:sz w:val="18"/>
+        </w:rPr>
+        <w:t>2.</w:t>
+      </w:r>
+      <w:r>
+        <w:rPr>
+          <w:sz w:val="18"/>
+        </w:rPr>
+        <w:t xml:space="preserve"> Четыре вида пищи — та, что жуют, сосут, слизывают и пьют.</w:t>
+      </w:r>
+    </w:p>
+    <w:p>
+      <w:pPr>
+        <w:spacing w:after="60"/>
+        <w:ind w:left="283"/>
+      </w:pPr>
+      <w:r>
+        <w:rPr>
+          <w:b/>
+          <w:i w:val="0"/>
+          <w:sz w:val="18"/>
+        </w:rPr>
+        <w:t>3.</w:t>
+      </w:r>
+      <w:r>
+        <w:rPr>
+          <w:sz w:val="18"/>
+        </w:rPr>
+        <w:t xml:space="preserve"> Каупина — набедренная повязка отрёкшегося. Лоскуты каупины Нитьянанды Господь раздал преданным как святыню.</w:t>
+      </w:r>
+    </w:p>
+    <w:p>
+      <w:pPr>
+        <w:spacing w:after="60"/>
+        <w:ind w:left="283"/>
+      </w:pPr>
+      <w:r>
+        <w:rPr>
+          <w:b/>
+          <w:i w:val="0"/>
+          <w:sz w:val="18"/>
+        </w:rPr>
+        <w:t>4.</w:t>
+      </w:r>
+      <w:r>
+        <w:rPr>
+          <w:sz w:val="18"/>
+        </w:rPr>
+        <w:t xml:space="preserve"> Похищение одежд — игра Кришны во Вриндаване, когда Он унёс одежды купавшихся пастушек; здесь Господь повторяет её с преданными, в которых пробудилось чувство гопи.</w:t>
+      </w:r>
+    </w:p>
+    <w:p>
+      <w:pPr>
+        <w:spacing w:after="60"/>
+        <w:ind w:left="283"/>
+      </w:pPr>
+      <w:r>
+        <w:rPr>
+          <w:b/>
+          <w:i w:val="0"/>
+          <w:sz w:val="18"/>
+        </w:rPr>
+        <w:t>5.</w:t>
+      </w:r>
+      <w:r>
+        <w:rPr>
+          <w:sz w:val="18"/>
+        </w:rPr>
+        <w:t xml:space="preserve"> «Мурари» («Враг Муры») — здесь, по-видимому, эпитет Господа; возможно и понимание «вместе с Мурари Гуптой».</w:t>
+      </w:r>
+    </w:p>
+    <w:p>
+      <w:pPr>
+        <w:spacing w:after="60"/>
+        <w:ind w:left="283"/>
+      </w:pPr>
+      <w:r>
+        <w:rPr>
+          <w:b/>
+          <w:i w:val="0"/>
+          <w:sz w:val="18"/>
+        </w:rPr>
+        <w:t>6.</w:t>
+      </w:r>
+      <w:r>
+        <w:rPr>
+          <w:sz w:val="18"/>
+        </w:rPr>
+        <w:t xml:space="preserve"> Носящий плуг — Баларама. Нитьянанда (Баларама) и Гаура (Кришна) играют с преданными, как некогда с пастушками во Вриндаване.</w:t>
+      </w:r>
+    </w:p>
+    <w:p>
+      <w:pPr>
+        <w:spacing w:after="60"/>
+        <w:ind w:left="283"/>
+      </w:pPr>
+      <w:r>
+        <w:rPr>
+          <w:b/>
+          <w:i w:val="0"/>
+          <w:sz w:val="18"/>
+        </w:rPr>
+        <w:t>7.</w:t>
+      </w:r>
+      <w:r>
+        <w:rPr>
+          <w:sz w:val="18"/>
+        </w:rPr>
+        <w:t xml:space="preserve"> Господь; можно понять и так, что Нитьянанда радовался речам, поступи, смеху и взглядам Лотосоокого.</w:t>
+      </w:r>
+    </w:p>
+    <w:p>
+      <w:pPr>
+        <w:spacing w:after="60"/>
+        <w:ind w:left="283"/>
+      </w:pPr>
+      <w:r>
+        <w:rPr>
+          <w:b/>
+          <w:i w:val="0"/>
+          <w:sz w:val="18"/>
+        </w:rPr>
+        <w:t>8.</w:t>
+      </w:r>
+      <w:r>
+        <w:rPr>
+          <w:sz w:val="18"/>
+        </w:rPr>
+        <w:t xml:space="preserve"> Тридцать (тридаша) — боги, обычно числом тридцать три.</w:t>
+      </w:r>
+    </w:p>
+    <w:p>
+      <w:pPr>
+        <w:pStyle w:val="Heading2"/>
+      </w:pPr>
+      <w:r>
+        <w:t>Пракрама 2, сарга 11. Падение в Джахнави</w:t>
+      </w:r>
+    </w:p>
+    <w:p>
+      <w:pPr>
+        <w:spacing w:after="60"/>
+        <w:jc w:val="both"/>
+      </w:pPr>
+      <w:r>
+        <w:rPr>
+          <w:b w:val="0"/>
+          <w:i/>
+        </w:rPr>
+        <w:t>Брахман Ванамали видит отрока Кришну; Господь в образе Нрисимхи; Господь в образе Шивы на плечах певца; брахманка берёт пыль с Его стоп, и Господь бросается в Гангу</w:t>
+      </w:r>
+    </w:p>
+    <w:p>
+      <w:pPr>
+        <w:spacing w:after="60"/>
+        <w:ind w:left="510" w:hanging="510"/>
+      </w:pPr>
+      <w:r>
+        <w:rPr>
+          <w:b/>
+          <w:i w:val="0"/>
+        </w:rPr>
+        <w:t>1.</w:t>
+      </w:r>
+      <w:r>
+        <w:t xml:space="preserve"> Однажды туда пришёл с сыном некий нищенствующий брахман по имени Ванамали; он увидел Владыку богов богов и пустился в пляс.</w:t>
+      </w:r>
+    </w:p>
+    <w:p>
+      <w:pPr>
+        <w:spacing w:after="60"/>
+        <w:ind w:left="510" w:hanging="510"/>
+      </w:pPr>
+      <w:r>
+        <w:rPr>
+          <w:b/>
+          <w:i w:val="0"/>
+        </w:rPr>
+        <w:t>2.</w:t>
+      </w:r>
+      <w:r>
+        <w:t xml:space="preserve"> Увидев его, Бхагаван с любовью пел вместе с ним о Хари; и тот вместе с сыном счастливо радовался по милости Хари.</w:t>
+      </w:r>
+    </w:p>
+    <w:p>
+      <w:pPr>
+        <w:spacing w:after="60"/>
+        <w:ind w:left="510" w:hanging="510"/>
+      </w:pPr>
+      <w:r>
+        <w:rPr>
+          <w:b/>
+          <w:i w:val="0"/>
+        </w:rPr>
+        <w:t>3.</w:t>
+      </w:r>
+      <w:r>
+        <w:t xml:space="preserve"> Однажды, когда Хари, увлечённый киртаной, танцевал, этот брахман увидел некоего тёмного отрока в жёлтых одеждах.</w:t>
+      </w:r>
+    </w:p>
+    <w:p>
+      <w:pPr>
+        <w:spacing w:after="60"/>
+        <w:ind w:left="510" w:hanging="510"/>
+      </w:pPr>
+      <w:r>
+        <w:rPr>
+          <w:b/>
+          <w:i w:val="0"/>
+        </w:rPr>
+        <w:t>4.</w:t>
+      </w:r>
+      <w:r>
+        <w:t xml:space="preserve"> «Я видел Господа, видел!» — воскликнул он, ликуя; и этот лучший из брахманов, живший как нищенствующий, счёл, что его рождение исполнило своё назначение.</w:t>
+      </w:r>
+    </w:p>
+    <w:p>
+      <w:pPr>
+        <w:spacing w:after="60"/>
+        <w:ind w:left="510" w:hanging="510"/>
+      </w:pPr>
+      <w:r>
+        <w:rPr>
+          <w:b/>
+          <w:i w:val="0"/>
+        </w:rPr>
+        <w:t>5.</w:t>
+      </w:r>
+      <w:r>
+        <w:t xml:space="preserve"> Взяв сына за руки, он пришёл к Господу; и так нищенствующий, ликуя всем телом, — волоски на нём вставали рядами, —</w:t>
+      </w:r>
+    </w:p>
+    <w:p>
+      <w:pPr>
+        <w:spacing w:after="60"/>
+        <w:ind w:left="510" w:hanging="510"/>
+      </w:pPr>
+      <w:r>
+        <w:rPr>
+          <w:b/>
+          <w:i w:val="0"/>
+        </w:rPr>
+        <w:t>6.</w:t>
+      </w:r>
+      <w:r>
+        <w:t xml:space="preserve"> омытый потоками слёз любви, плясал вместе с Держащим диск. Однажды Шриваса Пандит, совершив обряд поминовения предков,</w:t>
+      </w:r>
+    </w:p>
+    <w:p>
+      <w:pPr>
+        <w:spacing w:after="60"/>
+        <w:ind w:left="510" w:hanging="510"/>
+      </w:pPr>
+      <w:r>
+        <w:rPr>
+          <w:b/>
+          <w:i w:val="0"/>
+        </w:rPr>
+        <w:t>7.</w:t>
+      </w:r>
+      <w:r>
+        <w:t xml:space="preserve"> слушал, чистый умом, великую Тысячу имён Кришны</w:t>
+      </w:r>
+      <w:r>
+        <w:rPr>
+          <w:b w:val="0"/>
+          <w:i w:val="0"/>
+          <w:vertAlign w:val="superscript"/>
+        </w:rPr>
+        <w:t>1</w:t>
+      </w:r>
+      <w:r>
+        <w:t>; и туда пришёл Бхагаван, услышав имена Хари.</w:t>
+      </w:r>
+    </w:p>
+    <w:p>
+      <w:pPr>
+        <w:spacing w:after="60"/>
+        <w:ind w:left="510" w:hanging="510"/>
+      </w:pPr>
+      <w:r>
+        <w:rPr>
+          <w:b/>
+          <w:i w:val="0"/>
+        </w:rPr>
+        <w:t>8.</w:t>
+      </w:r>
+      <w:r>
+        <w:t xml:space="preserve"> Охваченный образом Нрисимхи</w:t>
+      </w:r>
+      <w:r>
+        <w:rPr>
+          <w:b w:val="0"/>
+          <w:i w:val="0"/>
+          <w:vertAlign w:val="superscript"/>
+        </w:rPr>
+        <w:t>2</w:t>
+      </w:r>
+      <w:r>
+        <w:t>, в гневе, Господь стремительно схватил палицу и побежал, обликом и мощью подобный Нрисимхе.</w:t>
+      </w:r>
+    </w:p>
+    <w:p>
+      <w:pPr>
+        <w:spacing w:after="60"/>
+        <w:ind w:left="510" w:hanging="510"/>
+      </w:pPr>
+      <w:r>
+        <w:rPr>
+          <w:b/>
+          <w:i w:val="0"/>
+        </w:rPr>
+        <w:t>9.</w:t>
+      </w:r>
+      <w:r>
+        <w:t xml:space="preserve"> Увидев Господа таким, все разбежались. А Нрихари, увидев, что они обратились в бегство,</w:t>
+      </w:r>
+    </w:p>
+    <w:p>
+      <w:pPr>
+        <w:spacing w:after="60"/>
+        <w:ind w:left="510" w:hanging="510"/>
+      </w:pPr>
+      <w:r>
+        <w:rPr>
+          <w:b/>
+          <w:i w:val="0"/>
+        </w:rPr>
+        <w:t>10.</w:t>
+      </w:r>
+      <w:r>
+        <w:t xml:space="preserve"> через миг бросил палицу, пришёл в Себя и сел на сиденье. Тогда Он сказал: «Не знаю, не совершил ли Я какого-нибудь проступка».</w:t>
+      </w:r>
+    </w:p>
+    <w:p>
+      <w:pPr>
+        <w:spacing w:after="60"/>
+        <w:ind w:left="510" w:hanging="510"/>
+      </w:pPr>
+      <w:r>
+        <w:rPr>
+          <w:b/>
+          <w:i w:val="0"/>
+        </w:rPr>
+        <w:t>11.</w:t>
+      </w:r>
+      <w:r>
+        <w:t xml:space="preserve"> Услышав эти слова, все сказали: «Нет у Тебя никакого проступка, о Владыка мира! Кто лишь вспомнит, как видел Тебя,</w:t>
+      </w:r>
+    </w:p>
+    <w:p>
+      <w:pPr>
+        <w:spacing w:after="60"/>
+        <w:ind w:left="510" w:hanging="510"/>
+      </w:pPr>
+      <w:r>
+        <w:rPr>
+          <w:b/>
+          <w:i w:val="0"/>
+        </w:rPr>
+        <w:t>12.</w:t>
+      </w:r>
+      <w:r>
+        <w:t xml:space="preserve"> Господа в облике Нарасимхи, у того непременно сгорит само семя греха. Может ли у Тебя когда-либо быть проступок, о Дарующий честь?»</w:t>
+      </w:r>
+    </w:p>
+    <w:p>
+      <w:pPr>
+        <w:spacing w:after="60"/>
+        <w:ind w:left="510" w:hanging="510"/>
+      </w:pPr>
+      <w:r>
+        <w:rPr>
+          <w:b/>
+          <w:i w:val="0"/>
+        </w:rPr>
+        <w:t>13.</w:t>
+      </w:r>
+      <w:r>
+        <w:t xml:space="preserve"> И вот на другой день пришёл некий певец; с преданностью поклонившись Хари, он сел там на землю</w:t>
+      </w:r>
+    </w:p>
+    <w:p>
+      <w:pPr>
+        <w:spacing w:after="60"/>
+        <w:ind w:left="510" w:hanging="510"/>
+      </w:pPr>
+      <w:r>
+        <w:rPr>
+          <w:b/>
+          <w:i w:val="0"/>
+        </w:rPr>
+        <w:t>14.</w:t>
+      </w:r>
+      <w:r>
+        <w:t xml:space="preserve"> и спел сладкозвучную песнь о Шиве с нежными слогами. Услышав её, Бхагаван обрадовался и, охваченный образом Шивы, пустился в пляс.</w:t>
+      </w:r>
+    </w:p>
+    <w:p>
+      <w:pPr>
+        <w:spacing w:after="60"/>
+        <w:ind w:left="510" w:hanging="510"/>
+      </w:pPr>
+      <w:r>
+        <w:rPr>
+          <w:b/>
+          <w:i w:val="0"/>
+        </w:rPr>
+        <w:t>15.</w:t>
+      </w:r>
+      <w:r>
+        <w:t xml:space="preserve"> Затем Он стремительно поднялся и взобрался на плечи певца, а Шриваса Пандит исполнил гимн Шиве. И там, на этом великом быке</w:t>
+      </w:r>
+      <w:r>
+        <w:rPr>
+          <w:b w:val="0"/>
+          <w:i w:val="0"/>
+          <w:vertAlign w:val="superscript"/>
+        </w:rPr>
+        <w:t>3</w:t>
+      </w:r>
+      <w:r>
+        <w:t>, Хари с округлившимися лотосными очами</w:t>
+      </w:r>
+    </w:p>
+    <w:p>
+      <w:pPr>
+        <w:spacing w:after="60"/>
+        <w:ind w:left="510" w:hanging="510"/>
+      </w:pPr>
+      <w:r>
+        <w:rPr>
+          <w:b/>
+          <w:i w:val="0"/>
+        </w:rPr>
+        <w:t>16.</w:t>
+      </w:r>
+      <w:r>
+        <w:t xml:space="preserve"> стал Харой</w:t>
+      </w:r>
+      <w:r>
+        <w:rPr>
+          <w:b w:val="0"/>
+          <w:i w:val="0"/>
+          <w:vertAlign w:val="superscript"/>
+        </w:rPr>
+        <w:t>4</w:t>
+      </w:r>
+      <w:r>
+        <w:t xml:space="preserve"> — с заплетёнными волосами, трубящим в рог и бьющим в дамару, воспевающим Раму, — Владыкой миров, вмещающим в Себя всех богов.</w:t>
+      </w:r>
+    </w:p>
+    <w:p>
+      <w:pPr>
+        <w:spacing w:after="60"/>
+        <w:ind w:left="510" w:hanging="510"/>
+      </w:pPr>
+      <w:r>
+        <w:rPr>
+          <w:b/>
+          <w:i w:val="0"/>
+        </w:rPr>
+        <w:t>17.</w:t>
+      </w:r>
+      <w:r>
+        <w:t xml:space="preserve"> Шри Мукунда прекраснейшим голосом исполнил гимн «О величии»</w:t>
+      </w:r>
+      <w:r>
+        <w:rPr>
+          <w:b w:val="0"/>
+          <w:i w:val="0"/>
+          <w:vertAlign w:val="superscript"/>
+        </w:rPr>
+        <w:t>5</w:t>
+      </w:r>
+      <w:r>
+        <w:t>; тогда Всемогущий спустился с плеч певца и сел. И все они, затопленные расой игр Хари, обрадовались</w:t>
+      </w:r>
+    </w:p>
+    <w:p>
+      <w:pPr>
+        <w:spacing w:after="60"/>
+        <w:ind w:left="510" w:hanging="510"/>
+      </w:pPr>
+      <w:r>
+        <w:rPr>
+          <w:b/>
+          <w:i w:val="0"/>
+        </w:rPr>
+        <w:t>18.</w:t>
+      </w:r>
+      <w:r>
+        <w:t xml:space="preserve"> и от радости совершают киртану; а Учитель мира вместе с ними веселился, воспевая песнь о Хари, и танцевал вновь и вновь —</w:t>
+      </w:r>
+    </w:p>
+    <w:p>
+      <w:pPr>
+        <w:spacing w:after="60"/>
+        <w:ind w:left="510" w:hanging="510"/>
+      </w:pPr>
+      <w:r>
+        <w:rPr>
+          <w:b/>
+          <w:i w:val="0"/>
+        </w:rPr>
+        <w:t>19.</w:t>
+      </w:r>
+      <w:r>
+        <w:t xml:space="preserve"> прекрасный Господь Вишвамбхара, исполненный чувства преданности. А на следующий день, когда пляска окончилась, Он пал на землю, подобно палке,</w:t>
+      </w:r>
+    </w:p>
+    <w:p>
+      <w:pPr>
+        <w:spacing w:after="60"/>
+        <w:ind w:left="510" w:hanging="510"/>
+      </w:pPr>
+      <w:r>
+        <w:rPr>
+          <w:b/>
+          <w:i w:val="0"/>
+        </w:rPr>
+        <w:t>20.</w:t>
+      </w:r>
+      <w:r>
+        <w:t xml:space="preserve"> и, пока Господь лежал так, с Его лотосных стоп</w:t>
+      </w:r>
+    </w:p>
+    <w:p>
+      <w:pPr>
+        <w:spacing w:after="60"/>
+        <w:ind w:left="510" w:hanging="510"/>
+      </w:pPr>
+      <w:r>
+        <w:rPr>
+          <w:b/>
+          <w:i w:val="0"/>
+        </w:rPr>
+        <w:t>21.</w:t>
+      </w:r>
+      <w:r>
+        <w:t xml:space="preserve"> некая брахманка, подойдя, взяла драгоценную пыль. Тогда Бхагаван поднялся и, узнав о её поступке,</w:t>
+      </w:r>
+    </w:p>
+    <w:p>
+      <w:pPr>
+        <w:spacing w:after="60"/>
+        <w:ind w:left="510" w:hanging="510"/>
+      </w:pPr>
+      <w:r>
+        <w:rPr>
+          <w:b/>
+          <w:i w:val="0"/>
+        </w:rPr>
+        <w:t>22.</w:t>
+      </w:r>
+      <w:r>
+        <w:t xml:space="preserve"> охваченный великим горем, всячески сокрушался</w:t>
+      </w:r>
+      <w:r>
+        <w:rPr>
+          <w:b w:val="0"/>
+          <w:i w:val="0"/>
+          <w:vertAlign w:val="superscript"/>
+        </w:rPr>
+        <w:t>6</w:t>
+      </w:r>
+      <w:r>
+        <w:t>. Потом Он вдруг вскочил и стремительно</w:t>
+      </w:r>
+    </w:p>
+    <w:p>
+      <w:pPr>
+        <w:spacing w:after="60"/>
+        <w:ind w:left="510" w:hanging="510"/>
+      </w:pPr>
+      <w:r>
+        <w:rPr>
+          <w:b/>
+          <w:i w:val="0"/>
+        </w:rPr>
+        <w:t>23.</w:t>
+      </w:r>
+      <w:r>
+        <w:t xml:space="preserve"> бросился в воды Джахнави и погрузился в них. Но там же Его удержал могучий Авадхута; схватив Его, могучерукий вышел с Ним на берег.</w:t>
+      </w:r>
+    </w:p>
+    <w:p>
+      <w:pPr>
+        <w:spacing w:after="60"/>
+        <w:ind w:left="510" w:hanging="510"/>
+      </w:pPr>
+      <w:r>
+        <w:rPr>
+          <w:b/>
+          <w:i w:val="0"/>
+        </w:rPr>
+        <w:t>24.</w:t>
+      </w:r>
+      <w:r>
+        <w:t xml:space="preserve"> Прибежали Шриваса, Харидас и другие, в ужасе и тревоге, и, полные страха, тотчас обступили Владыку богов.</w:t>
+      </w:r>
+    </w:p>
+    <w:p>
+      <w:pPr>
+        <w:spacing w:after="60"/>
+        <w:ind w:left="510" w:hanging="510"/>
+      </w:pPr>
+      <w:r>
+        <w:rPr>
+          <w:b/>
+          <w:i w:val="0"/>
+        </w:rPr>
+        <w:t>25.</w:t>
+      </w:r>
+      <w:r>
+        <w:t xml:space="preserve"> Брахман Шукламбара и другие, томимые любовью, плакали; но, узнав, что Господь совсем успокоился и счастлив, они повели между собой беседу о Кришне.</w:t>
+      </w:r>
+    </w:p>
+    <w:p>
+      <w:pPr>
+        <w:spacing w:after="60"/>
+        <w:jc w:val="both"/>
+      </w:pPr>
+      <w:r>
+        <w:rPr>
+          <w:b w:val="0"/>
+          <w:i/>
+        </w:rPr>
+        <w:t>Так заканчивается одиннадцатая сарга, «Падение в Джахнави» (Джахнави-патана), второй пракрамы поэмы «Шри Кришна-чайтанья-чаритамрита».</w:t>
+      </w:r>
+    </w:p>
+    <w:p>
+      <w:pPr>
+        <w:spacing w:after="60"/>
+        <w:ind w:left="283"/>
+      </w:pPr>
+      <w:r>
+        <w:rPr>
+          <w:b/>
+          <w:i w:val="0"/>
+          <w:sz w:val="18"/>
+        </w:rPr>
+        <w:t>1.</w:t>
+      </w:r>
+      <w:r>
+        <w:rPr>
+          <w:sz w:val="18"/>
+        </w:rPr>
+        <w:t xml:space="preserve"> Вишну-сахасранама («Тысяча имён Вишну») из «Махабхараты» или подобный гимн, который читают при обрядах.</w:t>
+      </w:r>
+    </w:p>
+    <w:p>
+      <w:pPr>
+        <w:spacing w:after="60"/>
+        <w:ind w:left="283"/>
+      </w:pPr>
+      <w:r>
+        <w:rPr>
+          <w:b/>
+          <w:i w:val="0"/>
+          <w:sz w:val="18"/>
+        </w:rPr>
+        <w:t>2.</w:t>
+      </w:r>
+      <w:r>
+        <w:rPr>
+          <w:sz w:val="18"/>
+        </w:rPr>
+        <w:t xml:space="preserve"> Нрисимха (Нарасимха, Нрихари) — Человеко-лев, воплощение Вишну, растерзавшее демона Хираньякашипу ради Своего преданного Прахлады.</w:t>
+      </w:r>
+    </w:p>
+    <w:p>
+      <w:pPr>
+        <w:spacing w:after="60"/>
+        <w:ind w:left="283"/>
+      </w:pPr>
+      <w:r>
+        <w:rPr>
+          <w:b/>
+          <w:i w:val="0"/>
+          <w:sz w:val="18"/>
+        </w:rPr>
+        <w:t>3.</w:t>
+      </w:r>
+      <w:r>
+        <w:rPr>
+          <w:sz w:val="18"/>
+        </w:rPr>
+        <w:t xml:space="preserve"> Певец, на плечах которого восседает Господь, уподоблен Нандину — быку, на котором ездит Шива.</w:t>
+      </w:r>
+    </w:p>
+    <w:p>
+      <w:pPr>
+        <w:spacing w:after="60"/>
+        <w:ind w:left="283"/>
+      </w:pPr>
+      <w:r>
+        <w:rPr>
+          <w:b/>
+          <w:i w:val="0"/>
+          <w:sz w:val="18"/>
+        </w:rPr>
+        <w:t>4.</w:t>
+      </w:r>
+      <w:r>
+        <w:rPr>
+          <w:sz w:val="18"/>
+        </w:rPr>
+        <w:t xml:space="preserve"> Хара — Шива. Рог, барабанчик-дамару и спутанные волосы — его приметы; Шива — величайший преданный Рамы, вечно повторяющий Его имя.</w:t>
+      </w:r>
+    </w:p>
+    <w:p>
+      <w:pPr>
+        <w:spacing w:after="60"/>
+        <w:ind w:left="283"/>
+      </w:pPr>
+      <w:r>
+        <w:rPr>
+          <w:b/>
+          <w:i w:val="0"/>
+          <w:sz w:val="18"/>
+        </w:rPr>
+        <w:t>5.</w:t>
+      </w:r>
+      <w:r>
+        <w:rPr>
+          <w:sz w:val="18"/>
+        </w:rPr>
+        <w:t xml:space="preserve"> «Шива-махимна-стотра» («Гимн о величии Шивы»), приписываемый Пушпаданте. Мукунда — Мукунда Датта, певец из спутников Господа.</w:t>
+      </w:r>
+    </w:p>
+    <w:p>
+      <w:pPr>
+        <w:spacing w:after="60"/>
+        <w:ind w:left="283"/>
+      </w:pPr>
+      <w:r>
+        <w:rPr>
+          <w:b/>
+          <w:i w:val="0"/>
+          <w:sz w:val="18"/>
+        </w:rPr>
+        <w:t>6.</w:t>
+      </w:r>
+      <w:r>
+        <w:rPr>
+          <w:sz w:val="18"/>
+        </w:rPr>
+        <w:t xml:space="preserve"> Взять пыль со стоп — знак почитания, как перед Господом или святым. Господь, играя роль преданного, считал Себя недостойным такой почести, и поступок брахманки поверг Его в раскаяние.</w:t>
+      </w:r>
+    </w:p>
+    <w:p>
+      <w:pPr>
+        <w:pStyle w:val="Heading2"/>
+      </w:pPr>
+      <w:r>
+        <w:t>Пракрама 2, сарга 12. Великое проявление и омовение</w:t>
+      </w:r>
+    </w:p>
+    <w:p>
+      <w:pPr>
+        <w:spacing w:after="60"/>
+        <w:jc w:val="both"/>
+      </w:pPr>
+      <w:r>
+        <w:rPr>
+          <w:b w:val="0"/>
+          <w:i/>
+        </w:rPr>
+        <w:t>Господь возвращается с северного берега Ганги; Мурари утешает Его; Господь являет Своё великое величие, и преданные совершают Его омовение и поклонение</w:t>
+      </w:r>
+    </w:p>
+    <w:p>
+      <w:pPr>
+        <w:spacing w:after="60"/>
+        <w:ind w:left="510" w:hanging="510"/>
+      </w:pPr>
+      <w:r>
+        <w:rPr>
+          <w:b/>
+          <w:i w:val="0"/>
+        </w:rPr>
+        <w:t>1.</w:t>
+      </w:r>
+      <w:r>
+        <w:t xml:space="preserve"> Затем они вместе с Господом поспешно пришли в дом Мурари; посидев там недолго, они отправились в обитель Виджаи</w:t>
+      </w:r>
+      <w:r>
+        <w:rPr>
+          <w:b w:val="0"/>
+          <w:i w:val="0"/>
+          <w:vertAlign w:val="superscript"/>
+        </w:rPr>
+        <w:t>1</w:t>
+      </w:r>
+      <w:r>
+        <w:t>.</w:t>
+      </w:r>
+    </w:p>
+    <w:p>
+      <w:pPr>
+        <w:spacing w:after="60"/>
+        <w:ind w:left="510" w:hanging="510"/>
+      </w:pPr>
+      <w:r>
+        <w:rPr>
+          <w:b/>
+          <w:i w:val="0"/>
+        </w:rPr>
+        <w:t>2.</w:t>
+      </w:r>
+      <w:r>
+        <w:t xml:space="preserve"> Проведя там ночь, на рассвете Высший Бхагаван пошёл на северный берег Джахнави и быстро бродил там.</w:t>
+      </w:r>
+    </w:p>
+    <w:p>
+      <w:pPr>
+        <w:spacing w:after="60"/>
+        <w:ind w:left="510" w:hanging="510"/>
+      </w:pPr>
+      <w:r>
+        <w:rPr>
+          <w:b/>
+          <w:i w:val="0"/>
+        </w:rPr>
+        <w:t>3.</w:t>
+      </w:r>
+      <w:r>
+        <w:t xml:space="preserve"> Праведные, кроткие брахманы, лучшие из дваждырождённых, смиренно сказали: «Смилуйся, Бхагаван! Вернись снова в Свой дом».</w:t>
+      </w:r>
+    </w:p>
+    <w:p>
+      <w:pPr>
+        <w:spacing w:after="60"/>
+        <w:ind w:left="510" w:hanging="510"/>
+      </w:pPr>
+      <w:r>
+        <w:rPr>
+          <w:b/>
+          <w:i w:val="0"/>
+        </w:rPr>
+        <w:t>4.</w:t>
+      </w:r>
+      <w:r>
+        <w:t xml:space="preserve"> Услышав их смиренную просьбу, прекрасный Господь Вишвамбхара, радость сердец Своих преданных, смягчился от сострадания и вернулся.</w:t>
+      </w:r>
+    </w:p>
+    <w:p>
+      <w:pPr>
+        <w:spacing w:after="60"/>
+        <w:ind w:left="510" w:hanging="510"/>
+      </w:pPr>
+      <w:r>
+        <w:rPr>
+          <w:b/>
+          <w:i w:val="0"/>
+        </w:rPr>
+        <w:t>5.</w:t>
+      </w:r>
+      <w:r>
+        <w:t xml:space="preserve"> И тогда все они, с радостными сердцами, оставив скорбь, полные веселья, снова пришли вместе с Хари в дом Шривасы.</w:t>
+      </w:r>
+    </w:p>
+    <w:p>
+      <w:pPr>
+        <w:spacing w:after="60"/>
+        <w:ind w:left="510" w:hanging="510"/>
+      </w:pPr>
+      <w:r>
+        <w:rPr>
+          <w:b/>
+          <w:i w:val="0"/>
+        </w:rPr>
+        <w:t>6.</w:t>
+      </w:r>
+      <w:r>
+        <w:t xml:space="preserve"> Там Бхагаван сказал перед всеми: «Выслушайте Моё слово, вы, дарующие расу Кришны.</w:t>
+      </w:r>
+    </w:p>
+    <w:p>
+      <w:pPr>
+        <w:spacing w:after="60"/>
+        <w:ind w:left="510" w:hanging="510"/>
+      </w:pPr>
+      <w:r>
+        <w:rPr>
+          <w:b/>
+          <w:i w:val="0"/>
+        </w:rPr>
+        <w:t>7.</w:t>
+      </w:r>
+      <w:r>
+        <w:t xml:space="preserve"> Когда Я покину мать и уйду в дальние края, все скажут обо Мне: „Он поступил недолжно“»</w:t>
+      </w:r>
+      <w:r>
+        <w:rPr>
+          <w:b w:val="0"/>
+          <w:i w:val="0"/>
+          <w:vertAlign w:val="superscript"/>
+        </w:rPr>
+        <w:t>2</w:t>
+      </w:r>
+      <w:r>
+        <w:t>.</w:t>
+      </w:r>
+    </w:p>
+    <w:p>
+      <w:pPr>
+        <w:spacing w:after="60"/>
+        <w:ind w:left="510" w:hanging="510"/>
+      </w:pPr>
+      <w:r>
+        <w:rPr>
+          <w:b/>
+          <w:i w:val="0"/>
+        </w:rPr>
+        <w:t>8.</w:t>
+      </w:r>
+      <w:r>
+        <w:t xml:space="preserve"> Услышав это, Мурари сказал: «Нет, Владыка, никто так не скажет. Ни один человек, ни одно живое существо не в силах говорить так о Вечном».</w:t>
+      </w:r>
+    </w:p>
+    <w:p>
+      <w:pPr>
+        <w:spacing w:after="60"/>
+        <w:ind w:left="510" w:hanging="510"/>
+      </w:pPr>
+      <w:r>
+        <w:rPr>
+          <w:b/>
+          <w:i w:val="0"/>
+        </w:rPr>
+        <w:t>9.</w:t>
+      </w:r>
+      <w:r>
+        <w:t xml:space="preserve"> Услышав эти его слова, Бхагаван, обрадованный, обнял смиренного Мурари прекрасными руками и вошёл в дом.</w:t>
+      </w:r>
+    </w:p>
+    <w:p>
+      <w:pPr>
+        <w:spacing w:after="60"/>
+        <w:ind w:left="510" w:hanging="510"/>
+      </w:pPr>
+      <w:r>
+        <w:rPr>
+          <w:b/>
+          <w:i w:val="0"/>
+        </w:rPr>
+        <w:t>10.</w:t>
+      </w:r>
+      <w:r>
+        <w:t xml:space="preserve"> Тогда лекарь, исполненный радости, — волоски на его теле вставали рядами, — прочёл одну древнюю шлоку — выслушай её:</w:t>
+      </w:r>
+    </w:p>
+    <w:p>
+      <w:pPr>
+        <w:spacing w:after="60"/>
+        <w:ind w:left="510" w:hanging="510"/>
+      </w:pPr>
+      <w:r>
+        <w:rPr>
+          <w:b/>
+          <w:i w:val="0"/>
+        </w:rPr>
+        <w:t>11.</w:t>
+      </w:r>
+      <w:r>
+        <w:t xml:space="preserve"> «Где я — нищий, грешнейший, и где Кришна — обитель Шри! А ведь меня, брахмана лишь по рождению, Он обнял Своими руками»</w:t>
+      </w:r>
+      <w:r>
+        <w:rPr>
+          <w:b w:val="0"/>
+          <w:i w:val="0"/>
+          <w:vertAlign w:val="superscript"/>
+        </w:rPr>
+        <w:t>3</w:t>
+      </w:r>
+      <w:r>
+        <w:t>.</w:t>
+      </w:r>
+    </w:p>
+    <w:p>
+      <w:pPr>
+        <w:spacing w:after="60"/>
+        <w:ind w:left="510" w:hanging="510"/>
+      </w:pPr>
+      <w:r>
+        <w:rPr>
+          <w:b/>
+          <w:i w:val="0"/>
+        </w:rPr>
+        <w:t>12.</w:t>
+      </w:r>
+      <w:r>
+        <w:t xml:space="preserve"> Услышав это, Господь явил дивное, всецелое состояние и вдруг засиял, подобный по блеску тысячелучевому солнцу.</w:t>
+      </w:r>
+    </w:p>
+    <w:p>
+      <w:pPr>
+        <w:spacing w:after="60"/>
+        <w:ind w:left="510" w:hanging="510"/>
+      </w:pPr>
+      <w:r>
+        <w:rPr>
+          <w:b/>
+          <w:i w:val="0"/>
+        </w:rPr>
+        <w:t>13.</w:t>
+      </w:r>
+      <w:r>
+        <w:t xml:space="preserve"> Сев на сиденье, Господь сладостно сказал: «Знай: это тело — высочайший сгусток бытия и сознания».</w:t>
+      </w:r>
+    </w:p>
+    <w:p>
+      <w:pPr>
+        <w:spacing w:after="60"/>
+        <w:ind w:left="510" w:hanging="510"/>
+      </w:pPr>
+      <w:r>
+        <w:rPr>
+          <w:b/>
+          <w:i w:val="0"/>
+        </w:rPr>
+        <w:t>14.</w:t>
+      </w:r>
+      <w:r>
+        <w:t xml:space="preserve"> И все они обрадовались, и волоски на их телах встали. Тогда Шриваса Пандит омыл Господа</w:t>
+      </w:r>
+    </w:p>
+    <w:p>
+      <w:pPr>
+        <w:spacing w:after="60"/>
+        <w:ind w:left="510" w:hanging="510"/>
+      </w:pPr>
+      <w:r>
+        <w:rPr>
+          <w:b/>
+          <w:i w:val="0"/>
+        </w:rPr>
+        <w:t>15.</w:t>
+      </w:r>
+      <w:r>
+        <w:t xml:space="preserve"> чистыми водами небесной реки и совершил поклонение по правилам; Нитьянанда, великий сиянием, держал над Его головой зонт.</w:t>
+      </w:r>
+    </w:p>
+    <w:p>
+      <w:pPr>
+        <w:spacing w:after="60"/>
+        <w:ind w:left="510" w:hanging="510"/>
+      </w:pPr>
+      <w:r>
+        <w:rPr>
+          <w:b/>
+          <w:i w:val="0"/>
+        </w:rPr>
+        <w:t>16.</w:t>
+      </w:r>
+      <w:r>
+        <w:t xml:space="preserve"> Гададхара подаёт к Его прекрасным устам бетель, а иные служат Господу, обмахивая Его опахалами из чамары, веерами и прочим.</w:t>
+      </w:r>
+    </w:p>
+    <w:p>
+      <w:pPr>
+        <w:spacing w:after="60"/>
+        <w:ind w:left="510" w:hanging="510"/>
+      </w:pPr>
+      <w:r>
+        <w:rPr>
+          <w:b/>
+          <w:i w:val="0"/>
+        </w:rPr>
+        <w:t>17.</w:t>
+      </w:r>
+      <w:r>
+        <w:t xml:space="preserve"> Погружённые в расу санкиртаны, они повсюду поют о Хари; и так, в восторге и изумлении, они плясали и пели.</w:t>
+      </w:r>
+    </w:p>
+    <w:p>
+      <w:pPr>
+        <w:spacing w:after="60"/>
+        <w:jc w:val="both"/>
+      </w:pPr>
+      <w:r>
+        <w:rPr>
+          <w:b w:val="0"/>
+          <w:i/>
+        </w:rPr>
+        <w:t>Так заканчивается двенадцатая сарга, «Великое проявление и омовение» (Махапракаша-абхишека), второй пракрамы поэмы «Шри Кришна-чайтанья-чаритамрита».</w:t>
+      </w:r>
+    </w:p>
+    <w:p>
+      <w:pPr>
+        <w:spacing w:after="60"/>
+        <w:ind w:left="283"/>
+      </w:pPr>
+      <w:r>
+        <w:rPr>
+          <w:b/>
+          <w:i w:val="0"/>
+          <w:sz w:val="18"/>
+        </w:rPr>
+        <w:t>1.</w:t>
+      </w:r>
+      <w:r>
+        <w:rPr>
+          <w:sz w:val="18"/>
+        </w:rPr>
+        <w:t xml:space="preserve"> Виджая — по-видимому, Виджая Даса, преданный Навадвипы, переписчик книг.</w:t>
+      </w:r>
+    </w:p>
+    <w:p>
+      <w:pPr>
+        <w:spacing w:after="60"/>
+        <w:ind w:left="283"/>
+      </w:pPr>
+      <w:r>
+        <w:rPr>
+          <w:b/>
+          <w:i w:val="0"/>
+          <w:sz w:val="18"/>
+        </w:rPr>
+        <w:t>2.</w:t>
+      </w:r>
+      <w:r>
+        <w:rPr>
+          <w:sz w:val="18"/>
+        </w:rPr>
+        <w:t xml:space="preserve"> Господь уже помышляет о принятии санньясы, ради которой Ему придётся покинуть мать.</w:t>
+      </w:r>
+    </w:p>
+    <w:p>
+      <w:pPr>
+        <w:spacing w:after="60"/>
+        <w:ind w:left="283"/>
+      </w:pPr>
+      <w:r>
+        <w:rPr>
+          <w:b/>
+          <w:i w:val="0"/>
+          <w:sz w:val="18"/>
+        </w:rPr>
+        <w:t>3.</w:t>
+      </w:r>
+      <w:r>
+        <w:rPr>
+          <w:sz w:val="18"/>
+        </w:rPr>
+        <w:t xml:space="preserve"> «Бхагавата-пурана» 10.81.16 — слова бедного брахмана Судамы, которого обнял Кришна. Мурари применяет их к себе.</w:t>
       </w:r>
     </w:p>
     <w:sectPr>

--- a/murari-gupta/Murari-Gupta-Kadacha-ru.docx
+++ b/murari-gupta/Murari-Gupta-Kadacha-ru.docx
@@ -412,6 +412,42 @@
       </w:r>
     </w:p>
     <w:p>
+      <w:pPr>
+        <w:spacing w:after="60"/>
+        <w:ind w:left="340"/>
+      </w:pPr>
+      <w:r>
+        <w:t>• Пракрама 2, сарга 13. Проклятие брахмана — благословение</w:t>
+      </w:r>
+    </w:p>
+    <w:p>
+      <w:pPr>
+        <w:spacing w:after="60"/>
+        <w:ind w:left="340"/>
+      </w:pPr>
+      <w:r>
+        <w:t>• Пракрама 2, сарга 14. Погружённость в Балабхадру</w:t>
+      </w:r>
+    </w:p>
+    <w:p>
+      <w:pPr>
+        <w:spacing w:after="60"/>
+        <w:ind w:left="340"/>
+      </w:pPr>
+      <w:r>
+        <w:t>• Пракрама 2, сарга 15. Описание настроения гопи — бхакти-йога</w:t>
+      </w:r>
+    </w:p>
+    <w:p>
+      <w:pPr>
+        <w:spacing w:after="60"/>
+        <w:ind w:left="340"/>
+      </w:pPr>
+      <w:r>
+        <w:t>• Пракрама 2, сарга 16. Проявление всех энергий</w:t>
+      </w:r>
+    </w:p>
+    <w:p>
       <w:r>
         <w:br w:type="page"/>
       </w:r>
@@ -19790,6 +19826,2311 @@
           <w:sz w:val="18"/>
         </w:rPr>
         <w:t xml:space="preserve"> «Бхагавата-пурана» 10.81.16 — слова бедного брахмана Судамы, которого обнял Кришна. Мурари применяет их к себе.</w:t>
+      </w:r>
+    </w:p>
+    <w:p>
+      <w:pPr>
+        <w:pStyle w:val="Heading2"/>
+      </w:pPr>
+      <w:r>
+        <w:t>Пракрама 2, сарга 13. Проклятие брахмана — благословение</w:t>
+      </w:r>
+    </w:p>
+    <w:p>
+      <w:pPr>
+        <w:spacing w:after="60"/>
+        <w:jc w:val="both"/>
+      </w:pPr>
+      <w:r>
+        <w:rPr>
+          <w:b w:val="0"/>
+          <w:i/>
+        </w:rPr>
+        <w:t>Господь с преданными чистит храм; Он отказывается исцелить прокажённого, оскорбившего Шривасу, но по просьбе Шривасы обещает спасти и его, и Джагая с Мадхаем; проклятие обиженного брахмана Господь принимает как благословение на санньясу</w:t>
+      </w:r>
+    </w:p>
+    <w:p>
+      <w:pPr>
+        <w:spacing w:after="60"/>
+        <w:ind w:left="510" w:hanging="510"/>
+      </w:pPr>
+      <w:r>
+        <w:rPr>
+          <w:b/>
+          <w:i w:val="0"/>
+        </w:rPr>
+        <w:t>1.</w:t>
+      </w:r>
+      <w:r>
+        <w:t xml:space="preserve"> На другой день Господь, обучая Своих преданности, взял в руку метлу и пошёл вместе с брахманами в храм.</w:t>
+      </w:r>
+    </w:p>
+    <w:p>
+      <w:pPr>
+        <w:spacing w:after="60"/>
+        <w:ind w:left="510" w:hanging="510"/>
+      </w:pPr>
+      <w:r>
+        <w:rPr>
+          <w:b/>
+          <w:i w:val="0"/>
+        </w:rPr>
+        <w:t>2.</w:t>
+      </w:r>
+      <w:r>
+        <w:t xml:space="preserve"> На плечах у Него была мотыга, на прекрасных бёдрах — повязка, голову венчал тюрбан из новой ткани, и сиял Он, как восходящее солнце.</w:t>
+      </w:r>
+    </w:p>
+    <w:p>
+      <w:pPr>
+        <w:spacing w:after="60"/>
+        <w:ind w:left="510" w:hanging="510"/>
+      </w:pPr>
+      <w:r>
+        <w:rPr>
+          <w:b/>
+          <w:i w:val="0"/>
+        </w:rPr>
+        <w:t>3.</w:t>
+      </w:r>
+      <w:r>
+        <w:t xml:space="preserve"> Великие души во главе с Ачарьей, с мотыгами и мётлами в руках, стали подметальщиками Кришны</w:t>
+      </w:r>
+      <w:r>
+        <w:rPr>
+          <w:b w:val="0"/>
+          <w:i w:val="0"/>
+          <w:vertAlign w:val="superscript"/>
+        </w:rPr>
+        <w:t>1</w:t>
+      </w:r>
+      <w:r>
+        <w:t xml:space="preserve"> и, придя к воротам храма,</w:t>
+      </w:r>
+    </w:p>
+    <w:p>
+      <w:pPr>
+        <w:spacing w:after="60"/>
+        <w:ind w:left="510" w:hanging="510"/>
+      </w:pPr>
+      <w:r>
+        <w:rPr>
+          <w:b/>
+          <w:i w:val="0"/>
+        </w:rPr>
+        <w:t>4.</w:t>
+      </w:r>
+      <w:r>
+        <w:t xml:space="preserve"> эти добродетельные люди вместе с Кришной вычистили стену. Так Нрихари сотни тысяч раз давал наставление:</w:t>
+      </w:r>
+    </w:p>
+    <w:p>
+      <w:pPr>
+        <w:spacing w:after="60"/>
+        <w:ind w:left="510" w:hanging="510"/>
+      </w:pPr>
+      <w:r>
+        <w:rPr>
+          <w:b/>
+          <w:i w:val="0"/>
+        </w:rPr>
+        <w:t>5.</w:t>
+      </w:r>
+      <w:r>
+        <w:t xml:space="preserve"> хотя Бхагаван ни от кого не зависит, прекрасный Господь Гаурачандра, высшая причина миров, учил из сострадания.</w:t>
+      </w:r>
+    </w:p>
+    <w:p>
+      <w:pPr>
+        <w:spacing w:after="60"/>
+        <w:ind w:left="510" w:hanging="510"/>
+      </w:pPr>
+      <w:r>
+        <w:rPr>
+          <w:b/>
+          <w:i w:val="0"/>
+        </w:rPr>
+        <w:t>6.</w:t>
+      </w:r>
+      <w:r>
+        <w:t xml:space="preserve"> Однажды, увидев Джанардану, идущего по дороге, некий прокажённый поклонился Ему, смиренно склонив шею,</w:t>
+      </w:r>
+    </w:p>
+    <w:p>
+      <w:pPr>
+        <w:spacing w:after="60"/>
+        <w:ind w:left="510" w:hanging="510"/>
+      </w:pPr>
+      <w:r>
+        <w:rPr>
+          <w:b/>
+          <w:i w:val="0"/>
+        </w:rPr>
+        <w:t>7.</w:t>
+      </w:r>
+      <w:r>
+        <w:t xml:space="preserve"> и сказал: «Бхагаван, все называют Тебя вечной Личностью, владыкой владык богов. Спаси меня, грешного!</w:t>
+      </w:r>
+    </w:p>
+    <w:p>
+      <w:pPr>
+        <w:spacing w:after="60"/>
+        <w:ind w:left="510" w:hanging="510"/>
+      </w:pPr>
+      <w:r>
+        <w:rPr>
+          <w:b/>
+          <w:i w:val="0"/>
+        </w:rPr>
+        <w:t>8.</w:t>
+      </w:r>
+      <w:r>
+        <w:t xml:space="preserve"> Владыка, защити меня от страшной, невыносимой проказы!» Услышав это, Бхагаван разгневался, и глаза Его стали как алые лотосы.</w:t>
+      </w:r>
+    </w:p>
+    <w:p>
+      <w:pPr>
+        <w:spacing w:after="60"/>
+        <w:ind w:left="510" w:hanging="510"/>
+      </w:pPr>
+      <w:r>
+        <w:rPr>
+          <w:b/>
+          <w:i w:val="0"/>
+        </w:rPr>
+        <w:t>9.</w:t>
+      </w:r>
+      <w:r>
+        <w:t xml:space="preserve"> Он сказал: «Эй, злонравный, ненавистник вайшнавов! Ты враждовал со Шривасой Пандитом — как же тебе быть счастливым?</w:t>
+      </w:r>
+    </w:p>
+    <w:p>
+      <w:pPr>
+        <w:spacing w:after="60"/>
+        <w:ind w:left="510" w:hanging="510"/>
+      </w:pPr>
+      <w:r>
+        <w:rPr>
+          <w:b/>
+          <w:i w:val="0"/>
+        </w:rPr>
+        <w:t>10.</w:t>
+      </w:r>
+      <w:r>
+        <w:t xml:space="preserve"> Ты говорил непроизносимое об этом лучшем из вайшнавов, чистом, как золото из огня, — за это сто рождений ты будешь прокажённым, теряющим члены.</w:t>
+      </w:r>
+    </w:p>
+    <w:p>
+      <w:pPr>
+        <w:spacing w:after="60"/>
+        <w:ind w:left="510" w:hanging="510"/>
+      </w:pPr>
+      <w:r>
+        <w:rPr>
+          <w:b/>
+          <w:i w:val="0"/>
+        </w:rPr>
+        <w:t>11.</w:t>
+      </w:r>
+      <w:r>
+        <w:t xml:space="preserve"> Того, кто враждует с вайшнавами, Я не спасаю никогда. Это тело — Моя внешняя жизнь, а вайшнав — Моя жизнь внутренняя.</w:t>
+      </w:r>
+    </w:p>
+    <w:p>
+      <w:pPr>
+        <w:spacing w:after="60"/>
+        <w:ind w:left="510" w:hanging="510"/>
+      </w:pPr>
+      <w:r>
+        <w:rPr>
+          <w:b/>
+          <w:i w:val="0"/>
+        </w:rPr>
+        <w:t>12.</w:t>
+      </w:r>
+      <w:r>
+        <w:t xml:space="preserve"> Кто по великому заблуждению ненавидит вайшнава, тот падает в нечистый ад. А кто склоняется перед вайшнавами, но как-либо враждует со Мной,</w:t>
+      </w:r>
+    </w:p>
+    <w:p>
+      <w:pPr>
+        <w:spacing w:after="60"/>
+        <w:ind w:left="510" w:hanging="510"/>
+      </w:pPr>
+      <w:r>
+        <w:rPr>
+          <w:b/>
+          <w:i w:val="0"/>
+        </w:rPr>
+        <w:t>13.</w:t>
+      </w:r>
+      <w:r>
+        <w:t xml:space="preserve"> тех Я повсюду избавлю от груды великих грехов». Сказав так, Господь пошёл в благословенный дом Шривасы.</w:t>
+      </w:r>
+    </w:p>
+    <w:p>
+      <w:pPr>
+        <w:spacing w:after="60"/>
+        <w:ind w:left="510" w:hanging="510"/>
+      </w:pPr>
+      <w:r>
+        <w:rPr>
+          <w:b/>
+          <w:i w:val="0"/>
+        </w:rPr>
+        <w:t>14.</w:t>
+      </w:r>
+      <w:r>
+        <w:t xml:space="preserve"> Там Бхагаван сел и счастливо проводил время со Своими. И Учитель мира, смягчённый состраданием, сказал Шривасе Пандиту:</w:t>
+      </w:r>
+    </w:p>
+    <w:p>
+      <w:pPr>
+        <w:spacing w:after="60"/>
+        <w:ind w:left="510" w:hanging="510"/>
+      </w:pPr>
+      <w:r>
+        <w:rPr>
+          <w:b/>
+          <w:i w:val="0"/>
+        </w:rPr>
+        <w:t>15.</w:t>
+      </w:r>
+      <w:r>
+        <w:t xml:space="preserve"> «На дороге Мне встретился один прокажённый, порочный из-за оскорбления, нанесённого тебе. Он вкусит все муки ада, и избавления ему не видно».</w:t>
+      </w:r>
+    </w:p>
+    <w:p>
+      <w:pPr>
+        <w:spacing w:after="60"/>
+        <w:ind w:left="510" w:hanging="510"/>
+      </w:pPr>
+      <w:r>
+        <w:rPr>
+          <w:b/>
+          <w:i w:val="0"/>
+        </w:rPr>
+        <w:t>16.</w:t>
+      </w:r>
+      <w:r>
+        <w:t xml:space="preserve"> Шриваса ответил: «Господь, кто бы ни оскорбил меня — коротко говоря, спаси его. Вот милость, о которой я прошу всегда.</w:t>
+      </w:r>
+    </w:p>
+    <w:p>
+      <w:pPr>
+        <w:spacing w:after="60"/>
+        <w:ind w:left="510" w:hanging="510"/>
+      </w:pPr>
+      <w:r>
+        <w:rPr>
+          <w:b/>
+          <w:i w:val="0"/>
+        </w:rPr>
+        <w:t>17.</w:t>
+      </w:r>
+      <w:r>
+        <w:t xml:space="preserve"> Спаси и полных греха Джаганнатху, Мадхаву и других</w:t>
+      </w:r>
+      <w:r>
+        <w:rPr>
+          <w:b w:val="0"/>
+          <w:i w:val="0"/>
+          <w:vertAlign w:val="superscript"/>
+        </w:rPr>
+        <w:t>2</w:t>
+      </w:r>
+      <w:r>
+        <w:t>». — «Да будет так», — сказал Бхагаван, вырывающий корень всех грехов.</w:t>
+      </w:r>
+    </w:p>
+    <w:p>
+      <w:pPr>
+        <w:spacing w:after="60"/>
+        <w:ind w:left="510" w:hanging="510"/>
+      </w:pPr>
+      <w:r>
+        <w:rPr>
+          <w:b/>
+          <w:i w:val="0"/>
+        </w:rPr>
+        <w:t>18.</w:t>
+      </w:r>
+      <w:r>
+        <w:t xml:space="preserve"> Однажды некий брахман пришёл посмотреть на танец Пурушоттамы, но не увидел Его: привратник не впустил его.</w:t>
+      </w:r>
+    </w:p>
+    <w:p>
+      <w:pPr>
+        <w:spacing w:after="60"/>
+        <w:ind w:left="510" w:hanging="510"/>
+      </w:pPr>
+      <w:r>
+        <w:rPr>
+          <w:b/>
+          <w:i w:val="0"/>
+        </w:rPr>
+        <w:t>19.</w:t>
+      </w:r>
+      <w:r>
+        <w:t xml:space="preserve"> Разгневавшись, на следующий день он увидел Учителя мира на берегу Ганги и, злоязычный, вспылив, заговорил, чтобы проклясть Его.</w:t>
+      </w:r>
+    </w:p>
+    <w:p>
+      <w:pPr>
+        <w:spacing w:after="60"/>
+        <w:ind w:left="510" w:hanging="510"/>
+      </w:pPr>
+      <w:r>
+        <w:rPr>
+          <w:b/>
+          <w:i w:val="0"/>
+        </w:rPr>
+        <w:t>20.</w:t>
+      </w:r>
+      <w:r>
+        <w:t xml:space="preserve"> Разорвав священный шнур на груди, он в гневе проклял Его: «Когда я шёл туда во время Твоего танца, меня не пустил</w:t>
+      </w:r>
+    </w:p>
+    <w:p>
+      <w:pPr>
+        <w:spacing w:after="60"/>
+        <w:ind w:left="510" w:hanging="510"/>
+      </w:pPr>
+      <w:r>
+        <w:rPr>
+          <w:b/>
+          <w:i w:val="0"/>
+        </w:rPr>
+        <w:t>21.</w:t>
+      </w:r>
+      <w:r>
+        <w:t xml:space="preserve"> Твой привратник, — так ступай же теперь вон из мирской жизни!» Услышав слова брахмана, Высший Бхагаван обрадовался:</w:t>
+      </w:r>
+    </w:p>
+    <w:p>
+      <w:pPr>
+        <w:spacing w:after="60"/>
+        <w:ind w:left="510" w:hanging="510"/>
+      </w:pPr>
+      <w:r>
+        <w:rPr>
+          <w:b/>
+          <w:i w:val="0"/>
+        </w:rPr>
+        <w:t>22.</w:t>
+      </w:r>
+      <w:r>
+        <w:t xml:space="preserve"> «Проклятие разгневанного брахмана стало для Меня благословением! Приняв санньясу, Я спасу всех людей».</w:t>
+      </w:r>
+    </w:p>
+    <w:p>
+      <w:pPr>
+        <w:spacing w:after="60"/>
+        <w:ind w:left="510" w:hanging="510"/>
+      </w:pPr>
+      <w:r>
+        <w:rPr>
+          <w:b/>
+          <w:i w:val="0"/>
+        </w:rPr>
+        <w:t>23.</w:t>
+      </w:r>
+      <w:r>
+        <w:t xml:space="preserve"> Кто с высшей верой услышит так о проклятии Хари, тот освободится от проклятия брахмана и обретёт новое счастье.</w:t>
+      </w:r>
+    </w:p>
+    <w:p>
+      <w:pPr>
+        <w:spacing w:after="60"/>
+        <w:jc w:val="both"/>
+      </w:pPr>
+      <w:r>
+        <w:rPr>
+          <w:b w:val="0"/>
+          <w:i/>
+        </w:rPr>
+        <w:t>Так заканчивается тринадцатая сарга, «Проклятие брахмана — благословение» (Брахма-шапа-вара), второй пракрамы поэмы «Шри Кришна-чайтанья-чаритамрита».</w:t>
+      </w:r>
+    </w:p>
+    <w:p>
+      <w:pPr>
+        <w:spacing w:after="60"/>
+        <w:ind w:left="283"/>
+      </w:pPr>
+      <w:r>
+        <w:rPr>
+          <w:b/>
+          <w:i w:val="0"/>
+          <w:sz w:val="18"/>
+        </w:rPr>
+        <w:t>1.</w:t>
+      </w:r>
+      <w:r>
+        <w:rPr>
+          <w:sz w:val="18"/>
+        </w:rPr>
+        <w:t xml:space="preserve"> Хаддипа (бенг. хари) — подметальщик, человек низшей касты, убирающий нечистоты. Великие преданные с радостью берут на себя самую низкую службу Кришне.</w:t>
+      </w:r>
+    </w:p>
+    <w:p>
+      <w:pPr>
+        <w:spacing w:after="60"/>
+        <w:ind w:left="283"/>
+      </w:pPr>
+      <w:r>
+        <w:rPr>
+          <w:b/>
+          <w:i w:val="0"/>
+          <w:sz w:val="18"/>
+        </w:rPr>
+        <w:t>2.</w:t>
+      </w:r>
+      <w:r>
+        <w:rPr>
+          <w:sz w:val="18"/>
+        </w:rPr>
+        <w:t xml:space="preserve"> Джаганнатха и Мадхава — братья Джагай и Мадхай, печально известные грешники Навадвипы, позже спасённые Господом и Нитьянандой.</w:t>
+      </w:r>
+    </w:p>
+    <w:p>
+      <w:pPr>
+        <w:pStyle w:val="Heading2"/>
+      </w:pPr>
+      <w:r>
+        <w:t>Пракрама 2, сарга 14. Погружённость в Балабхадру</w:t>
+      </w:r>
+    </w:p>
+    <w:p>
+      <w:pPr>
+        <w:spacing w:after="60"/>
+        <w:jc w:val="both"/>
+      </w:pPr>
+      <w:r>
+        <w:rPr>
+          <w:b w:val="0"/>
+          <w:i/>
+        </w:rPr>
+        <w:t>Господь проникается настроением Баларамы: требует хмельного мёда, пляшет, как опьянённый, видит Халаюдху и являет Его облик; преданные видят спутников Баларамы и Его золотую палицу</w:t>
+      </w:r>
+    </w:p>
+    <w:p>
+      <w:pPr>
+        <w:spacing w:after="60"/>
+        <w:ind w:left="510" w:hanging="510"/>
+      </w:pPr>
+      <w:r>
+        <w:rPr>
+          <w:b/>
+          <w:i w:val="0"/>
+        </w:rPr>
+        <w:t>1.</w:t>
+      </w:r>
+      <w:r>
+        <w:t xml:space="preserve"> Однажды на рассвете, когда в небе ясно засияло солнце, божественный Гаурачандра, занимаясь с учениками и вспоминая многих мудрецов, брахманов и праведников, проникся настроением Ниламбары</w:t>
+      </w:r>
+      <w:r>
+        <w:rPr>
+          <w:b w:val="0"/>
+          <w:i w:val="0"/>
+          <w:vertAlign w:val="superscript"/>
+        </w:rPr>
+        <w:t>1</w:t>
+      </w:r>
+      <w:r>
+        <w:t>.</w:t>
+      </w:r>
+    </w:p>
+    <w:p>
+      <w:pPr>
+        <w:spacing w:after="60"/>
+        <w:ind w:left="510" w:hanging="510"/>
+      </w:pPr>
+      <w:r>
+        <w:rPr>
+          <w:b/>
+          <w:i w:val="0"/>
+        </w:rPr>
+        <w:t>2.</w:t>
+      </w:r>
+      <w:r>
+        <w:t xml:space="preserve"> Смеша всех, Он воскликнул: «Дайте Мне сейчас мёду!» — и тут снова услышал тот громовой, как у тучи, голос: в этот миг Он услышал Халаюдху — Господа, облачённого в синее, подобного белой горе;</w:t>
+      </w:r>
+    </w:p>
+    <w:p>
+      <w:pPr>
+        <w:spacing w:after="60"/>
+        <w:ind w:left="510" w:hanging="510"/>
+      </w:pPr>
+      <w:r>
+        <w:rPr>
+          <w:b/>
+          <w:i w:val="0"/>
+        </w:rPr>
+        <w:t>3.</w:t>
+      </w:r>
+      <w:r>
+        <w:t xml:space="preserve"> и, увидев этого дивного Господа с Саунандой</w:t>
+      </w:r>
+      <w:r>
+        <w:rPr>
+          <w:b w:val="0"/>
+          <w:i w:val="0"/>
+          <w:vertAlign w:val="superscript"/>
+        </w:rPr>
+        <w:t>2</w:t>
+      </w:r>
+      <w:r>
+        <w:t xml:space="preserve"> в руке, с прекрасными лотосовыми глазами, Хари, хранитель всех миров, в чудесном наряде, сам радостный и радуя людей, пустился в пляс вместе с теми мудрецами.</w:t>
+      </w:r>
+    </w:p>
+    <w:p>
+      <w:pPr>
+        <w:spacing w:after="60"/>
+        <w:ind w:left="510" w:hanging="510"/>
+      </w:pPr>
+      <w:r>
+        <w:rPr>
+          <w:b/>
+          <w:i w:val="0"/>
+        </w:rPr>
+        <w:t>4.</w:t>
+      </w:r>
+      <w:r>
+        <w:t xml:space="preserve"> Радостный, в окружении брахманов, поющих имя Хари, Он пришёл в дом лекаря Мурари и там, багровый, как солнце на востоке, сказал: «Дай Мне нектара, крепкого от мёда!»</w:t>
+      </w:r>
+    </w:p>
+    <w:p>
+      <w:pPr>
+        <w:spacing w:after="60"/>
+        <w:ind w:left="510" w:hanging="510"/>
+      </w:pPr>
+      <w:r>
+        <w:rPr>
+          <w:b/>
+          <w:i w:val="0"/>
+        </w:rPr>
+        <w:t>5.</w:t>
+      </w:r>
+      <w:r>
+        <w:t xml:space="preserve"> Сам Победоносный взял в руку сосуд, полный воды, и выпил очищающую воду; потом, словно хмельной, плясал, громко смеялся, катался по земле, а лучшие из брахманов славили Его как Носящего плуг.</w:t>
+      </w:r>
+    </w:p>
+    <w:p>
+      <w:pPr>
+        <w:spacing w:after="60"/>
+        <w:ind w:left="510" w:hanging="510"/>
+      </w:pPr>
+      <w:r>
+        <w:rPr>
+          <w:b/>
+          <w:i w:val="0"/>
+        </w:rPr>
+        <w:t>6.</w:t>
+      </w:r>
+      <w:r>
+        <w:t xml:space="preserve"> Люди падали на землю к Его лотосным стопам и снова и снова безмерно радовались. Так Господь, играя роль Баладевы, плясал и говорил мягким голосом:</w:t>
+      </w:r>
+    </w:p>
+    <w:p>
+      <w:pPr>
+        <w:spacing w:after="60"/>
+        <w:ind w:left="510" w:hanging="510"/>
+      </w:pPr>
+      <w:r>
+        <w:rPr>
+          <w:b/>
+          <w:i w:val="0"/>
+        </w:rPr>
+        <w:t>7.</w:t>
+      </w:r>
+      <w:r>
+        <w:t xml:space="preserve"> «Я не тот Кришна, которого довольно порадовать словами, — пусть Мне подадут славного, дивного питья!» И, сказав: «Это борец!» — Он одним пальцем отшвырнул одного брахмана далеко на землю.</w:t>
+      </w:r>
+    </w:p>
+    <w:p>
+      <w:pPr>
+        <w:spacing w:after="60"/>
+        <w:ind w:left="510" w:hanging="510"/>
+      </w:pPr>
+      <w:r>
+        <w:rPr>
+          <w:b/>
+          <w:i w:val="0"/>
+        </w:rPr>
+        <w:t>8.</w:t>
+      </w:r>
+      <w:r>
+        <w:t xml:space="preserve"> Тот упал и перепугался. Так забавлялся Бхагаван Своей игрой: с самого утра и до конца дня Господь, играя роль Баладевы,</w:t>
+      </w:r>
+    </w:p>
+    <w:p>
+      <w:pPr>
+        <w:spacing w:after="60"/>
+        <w:ind w:left="510" w:hanging="510"/>
+      </w:pPr>
+      <w:r>
+        <w:rPr>
+          <w:b/>
+          <w:i w:val="0"/>
+        </w:rPr>
+        <w:t>9.</w:t>
+      </w:r>
+      <w:r>
+        <w:t xml:space="preserve"> резвился в дивном облике и наряде; затем, совершив омовение, Он пошёл домой и вкушал пищу в кругу Своих — Сам Шри Гаурачандра, владыка миров, Господь.</w:t>
+      </w:r>
+    </w:p>
+    <w:p>
+      <w:pPr>
+        <w:spacing w:after="60"/>
+        <w:ind w:left="510" w:hanging="510"/>
+      </w:pPr>
+      <w:r>
+        <w:rPr>
+          <w:b/>
+          <w:i w:val="0"/>
+        </w:rPr>
+        <w:t>10.</w:t>
+      </w:r>
+      <w:r>
+        <w:t xml:space="preserve"> На другой день тело Господа пылало, и Он снова и снова впадал в забытьё, вспоминая Его — Балараму — в лесу; волосы Его разметались, и брахманы окропили Его водой.</w:t>
+      </w:r>
+    </w:p>
+    <w:p>
+      <w:pPr>
+        <w:spacing w:after="60"/>
+        <w:ind w:left="510" w:hanging="510"/>
+      </w:pPr>
+      <w:r>
+        <w:rPr>
+          <w:b/>
+          <w:i w:val="0"/>
+        </w:rPr>
+        <w:t>11.</w:t>
+      </w:r>
+      <w:r>
+        <w:t xml:space="preserve"> Придя в себя, Господь сбивчиво сказал Гададхаре: «Разыщи и приведи сюда всех друзей — Я хочу видеть этих истинных вайшнавов».</w:t>
+      </w:r>
+    </w:p>
+    <w:p>
+      <w:pPr>
+        <w:spacing w:after="60"/>
+        <w:ind w:left="510" w:hanging="510"/>
+      </w:pPr>
+      <w:r>
+        <w:rPr>
+          <w:b/>
+          <w:i w:val="0"/>
+        </w:rPr>
+        <w:t>12.</w:t>
+      </w:r>
+      <w:r>
+        <w:t xml:space="preserve"> По Его велению радостно собрались величайшие души во главе с Ачарьяратной</w:t>
+      </w:r>
+      <w:r>
+        <w:rPr>
+          <w:b w:val="0"/>
+          <w:i w:val="0"/>
+          <w:vertAlign w:val="superscript"/>
+        </w:rPr>
+        <w:t>3</w:t>
+      </w:r>
+      <w:r>
+        <w:t>. Увидев, что Хари потрясён и голос Его прерывается, они растерялись, тяжко удручённые,</w:t>
+      </w:r>
+    </w:p>
+    <w:p>
+      <w:pPr>
+        <w:spacing w:after="60"/>
+        <w:ind w:left="510" w:hanging="510"/>
+      </w:pPr>
+      <w:r>
+        <w:rPr>
+          <w:b/>
+          <w:i w:val="0"/>
+        </w:rPr>
+        <w:t>13.</w:t>
+      </w:r>
+      <w:r>
+        <w:t xml:space="preserve"> и сказали: «Отче, скажи нам Сам: в чём причина?» Услышав это, Хари, глубоко потрясённый, ответил им: «Я видел Халаюдху, подобного белой горе,</w:t>
+      </w:r>
+    </w:p>
+    <w:p>
+      <w:pPr>
+        <w:spacing w:after="60"/>
+        <w:ind w:left="510" w:hanging="510"/>
+      </w:pPr>
+      <w:r>
+        <w:rPr>
+          <w:b/>
+          <w:i w:val="0"/>
+        </w:rPr>
+        <w:t>14.</w:t>
+      </w:r>
+      <w:r>
+        <w:t xml:space="preserve"> с золотой Саунандой в руке, сияющего, как тысячелучевое солнце на рассвете, в украшениях из лучшего золота». Услышав это, досточтимый Чандрашекхара Ачарья сказал Ему: «Господь, поведай о Том,</w:t>
+      </w:r>
+    </w:p>
+    <w:p>
+      <w:pPr>
+        <w:spacing w:after="60"/>
+        <w:ind w:left="510" w:hanging="510"/>
+      </w:pPr>
+      <w:r>
+        <w:rPr>
+          <w:b/>
+          <w:i w:val="0"/>
+        </w:rPr>
+        <w:t>15.</w:t>
+      </w:r>
+      <w:r>
+        <w:t xml:space="preserve"> Кого Ты видел». И тотчас Хари будто перенёсся туда и увидел Носящего плуг. И снова Всемогущий, весь погружённый в Него, радостно пустился в пляс в Его наряде.</w:t>
+      </w:r>
+    </w:p>
+    <w:p>
+      <w:pPr>
+        <w:spacing w:after="60"/>
+        <w:ind w:left="510" w:hanging="510"/>
+      </w:pPr>
+      <w:r>
+        <w:rPr>
+          <w:b/>
+          <w:i w:val="0"/>
+        </w:rPr>
+        <w:t>16.</w:t>
+      </w:r>
+      <w:r>
+        <w:t xml:space="preserve"> Ликовал Хари, словно луна, и сердце Его восхищали истинные вайшнавы — своими шутливыми плясками и речами, движениями рук, мощью, как у святых гор, и поступью, превосходящей небесное блаженство.</w:t>
+      </w:r>
+    </w:p>
+    <w:p>
+      <w:pPr>
+        <w:spacing w:after="60"/>
+        <w:ind w:left="510" w:hanging="510"/>
+      </w:pPr>
+      <w:r>
+        <w:rPr>
+          <w:b/>
+          <w:i w:val="0"/>
+        </w:rPr>
+        <w:t>17.</w:t>
+      </w:r>
+      <w:r>
+        <w:t xml:space="preserve"> Так Вкушающий жертвы провёл тот день до вечера в жертвоприношении прекрасной санкиртаны, несущей благо миру. Потом, пополудни, когда Господь снова собрался плясать, божественный аромат варуни</w:t>
+      </w:r>
+    </w:p>
+    <w:p>
+      <w:pPr>
+        <w:spacing w:after="60"/>
+        <w:ind w:left="510" w:hanging="510"/>
+      </w:pPr>
+      <w:r>
+        <w:rPr>
+          <w:b/>
+          <w:i w:val="0"/>
+        </w:rPr>
+        <w:t>18.</w:t>
+      </w:r>
+      <w:r>
+        <w:t xml:space="preserve"> наполнил все стороны света, и люди, вдыхая его, ликовали. Тогда лучший из превосходных брахманов по имени Шри Рама увидел, что туда пришло множество существ:</w:t>
+      </w:r>
+    </w:p>
+    <w:p>
+      <w:pPr>
+        <w:spacing w:after="60"/>
+        <w:ind w:left="510" w:hanging="510"/>
+      </w:pPr>
+      <w:r>
+        <w:rPr>
+          <w:b/>
+          <w:i w:val="0"/>
+        </w:rPr>
+        <w:t>19.</w:t>
+      </w:r>
+      <w:r>
+        <w:t xml:space="preserve"> у каждого — лотос у одного уха, глаза широкие, как лотосы; они блистали сиянием прекрасной серьги, вдетой в другое ухо, а головы их были повязаны белой тканью</w:t>
+      </w:r>
+      <w:r>
+        <w:rPr>
+          <w:b w:val="0"/>
+          <w:i w:val="0"/>
+          <w:vertAlign w:val="superscript"/>
+        </w:rPr>
+        <w:t>4</w:t>
+      </w:r>
+      <w:r>
+        <w:t>. Услышав об этом, остальные в восторге пустились в пляс.</w:t>
+      </w:r>
+    </w:p>
+    <w:p>
+      <w:pPr>
+        <w:spacing w:after="60"/>
+        <w:ind w:left="510" w:hanging="510"/>
+      </w:pPr>
+      <w:r>
+        <w:rPr>
+          <w:b/>
+          <w:i w:val="0"/>
+        </w:rPr>
+        <w:t>20.</w:t>
+      </w:r>
+      <w:r>
+        <w:t xml:space="preserve"> И там же некий Ванамали ясно увидел на земле золотую Саунанду, сияющую, как солнечные лучи; волоски на его теле встали дыбом, и тело его омылось слезами.</w:t>
+      </w:r>
+    </w:p>
+    <w:p>
+      <w:pPr>
+        <w:spacing w:after="60"/>
+        <w:ind w:left="510" w:hanging="510"/>
+      </w:pPr>
+      <w:r>
+        <w:rPr>
+          <w:b/>
+          <w:i w:val="0"/>
+        </w:rPr>
+        <w:t>21.</w:t>
+      </w:r>
+      <w:r>
+        <w:t xml:space="preserve"> Тогда Владыка всех миров, опьянённый расой погружённости в Халаюдху, пустился в пляс, а Авадхута, увидев это, в той же расе прижал Гаурачандру к груди.</w:t>
+      </w:r>
+    </w:p>
+    <w:p>
+      <w:pPr>
+        <w:spacing w:after="60"/>
+        <w:ind w:left="510" w:hanging="510"/>
+      </w:pPr>
+      <w:r>
+        <w:rPr>
+          <w:b/>
+          <w:i w:val="0"/>
+        </w:rPr>
+        <w:t>22.</w:t>
+      </w:r>
+      <w:r>
+        <w:t xml:space="preserve"> Небожители в небесах вместе со своими владыками, насытившись этим непревзойдённым чувством, склонялись перед Ним; полные слёз любви, трепеща всем телом, они твердили: «Шри Рама! Нараяна! Кришна!»</w:t>
+      </w:r>
+    </w:p>
+    <w:p>
+      <w:pPr>
+        <w:spacing w:after="60"/>
+        <w:ind w:left="510" w:hanging="510"/>
+      </w:pPr>
+      <w:r>
+        <w:rPr>
+          <w:b/>
+          <w:i w:val="0"/>
+        </w:rPr>
+        <w:t>23.</w:t>
+      </w:r>
+      <w:r>
+        <w:t xml:space="preserve"> Так Господь провёл ту ночь, а потом пошёл к водам небесной реки, вошёл в них вместе со Своими и, смеясь, неспешно затеял игру.</w:t>
+      </w:r>
+    </w:p>
+    <w:p>
+      <w:pPr>
+        <w:spacing w:after="60"/>
+        <w:ind w:left="510" w:hanging="510"/>
+      </w:pPr>
+      <w:r>
+        <w:rPr>
+          <w:b/>
+          <w:i w:val="0"/>
+        </w:rPr>
+        <w:t>24.</w:t>
+      </w:r>
+      <w:r>
+        <w:t xml:space="preserve"> Затем Победитель врагов вернулся в Свой дом, а люди, поклонившись Хари, разошлись по своим жилищам; на рассвете все они снова собрались, чтобы увидеть Его лотосные стопы.</w:t>
+      </w:r>
+    </w:p>
+    <w:p>
+      <w:pPr>
+        <w:spacing w:after="60"/>
+        <w:ind w:left="510" w:hanging="510"/>
+      </w:pPr>
+      <w:r>
+        <w:rPr>
+          <w:b/>
+          <w:i w:val="0"/>
+        </w:rPr>
+        <w:t>25.</w:t>
+      </w:r>
+      <w:r>
+        <w:t xml:space="preserve"> Много подобного совершил Мукунда, погружённый в Халаюдху, — Господь Шри Кришна Чайтанья, Сам Хари, исполненный преданности Себе и желающий блага мирам.</w:t>
+      </w:r>
+    </w:p>
+    <w:p>
+      <w:pPr>
+        <w:spacing w:after="60"/>
+        <w:ind w:left="510" w:hanging="510"/>
+      </w:pPr>
+      <w:r>
+        <w:rPr>
+          <w:b/>
+          <w:i w:val="0"/>
+        </w:rPr>
+        <w:t>26.</w:t>
+      </w:r>
+      <w:r>
+        <w:t xml:space="preserve"> Кто слушает о деяниях Шри Носящего плуг, которые Господь совершал в дивных нарядах, тот всегда будет опьянён расой преданности, а умерев, вкусит нектар Шри Пурушоттамы.</w:t>
+      </w:r>
+    </w:p>
+    <w:p>
+      <w:pPr>
+        <w:spacing w:after="60"/>
+        <w:jc w:val="both"/>
+      </w:pPr>
+      <w:r>
+        <w:rPr>
+          <w:b w:val="0"/>
+          <w:i/>
+        </w:rPr>
+        <w:t>Так заканчивается четырнадцатая сарга, «Погружённость в Балабхадру» (Балабхадра-авеша), второй пракрамы поэмы «Шри Кришна-чайтанья-чаритамрита».</w:t>
+      </w:r>
+    </w:p>
+    <w:p>
+      <w:pPr>
+        <w:spacing w:after="60"/>
+        <w:ind w:left="283"/>
+      </w:pPr>
+      <w:r>
+        <w:rPr>
+          <w:b/>
+          <w:i w:val="0"/>
+          <w:sz w:val="18"/>
+        </w:rPr>
+        <w:t>1.</w:t>
+      </w:r>
+      <w:r>
+        <w:rPr>
+          <w:sz w:val="18"/>
+        </w:rPr>
+        <w:t xml:space="preserve"> Ниламбара («Облачённый в синее»), Халаюдха («Вооружённый плугом»), Носящий плуг, Балабхадра, Баладева — имена Баларамы, старшего брата Кришны. Баларама любит хмельной напиток варуни, отсюда требование мёда.</w:t>
+      </w:r>
+    </w:p>
+    <w:p>
+      <w:pPr>
+        <w:spacing w:after="60"/>
+        <w:ind w:left="283"/>
+      </w:pPr>
+      <w:r>
+        <w:rPr>
+          <w:b/>
+          <w:i w:val="0"/>
+          <w:sz w:val="18"/>
+        </w:rPr>
+        <w:t>2.</w:t>
+      </w:r>
+      <w:r>
+        <w:rPr>
+          <w:sz w:val="18"/>
+        </w:rPr>
+        <w:t xml:space="preserve"> Саунанда — палица (булава) Баларамы.</w:t>
+      </w:r>
+    </w:p>
+    <w:p>
+      <w:pPr>
+        <w:spacing w:after="60"/>
+        <w:ind w:left="283"/>
+      </w:pPr>
+      <w:r>
+        <w:rPr>
+          <w:b/>
+          <w:i w:val="0"/>
+          <w:sz w:val="18"/>
+        </w:rPr>
+        <w:t>3.</w:t>
+      </w:r>
+      <w:r>
+        <w:rPr>
+          <w:sz w:val="18"/>
+        </w:rPr>
+        <w:t xml:space="preserve"> Ачарьяратна — Чандрашекхара Ачарья.</w:t>
+      </w:r>
+    </w:p>
+    <w:p>
+      <w:pPr>
+        <w:spacing w:after="60"/>
+        <w:ind w:left="283"/>
+      </w:pPr>
+      <w:r>
+        <w:rPr>
+          <w:b/>
+          <w:i w:val="0"/>
+          <w:sz w:val="18"/>
+        </w:rPr>
+        <w:t>4.</w:t>
+      </w:r>
+      <w:r>
+        <w:rPr>
+          <w:sz w:val="18"/>
+        </w:rPr>
+        <w:t xml:space="preserve"> Так описывается облик Баларамы и Его спутников: серьга в одном ухе, лотос — у другого.</w:t>
+      </w:r>
+    </w:p>
+    <w:p>
+      <w:pPr>
+        <w:pStyle w:val="Heading2"/>
+      </w:pPr>
+      <w:r>
+        <w:t>Пракрама 2, сарга 15. Описание настроения гопи — бхакти-йога</w:t>
+      </w:r>
+    </w:p>
+    <w:p>
+      <w:pPr>
+        <w:spacing w:after="60"/>
+        <w:jc w:val="both"/>
+      </w:pPr>
+      <w:r>
+        <w:rPr>
+          <w:b w:val="0"/>
+          <w:i/>
+        </w:rPr>
+        <w:t>Господь рассказывает о видении Варахи и Халаюдхи и просит Свою флейту; в доме Чандрашекхары разыгрывается действо: Господь в женском наряде, Шриваса в роли Нарады, Гададхара в роли гопи; Нарада говорит о величии преданности</w:t>
+      </w:r>
+    </w:p>
+    <w:p>
+      <w:pPr>
+        <w:spacing w:after="60"/>
+        <w:ind w:left="510" w:hanging="510"/>
+      </w:pPr>
+      <w:r>
+        <w:rPr>
+          <w:b/>
+          <w:i w:val="0"/>
+        </w:rPr>
+        <w:t>1.</w:t>
+      </w:r>
+      <w:r>
+        <w:t xml:space="preserve"> Кришна произнёс нектарные слова, прелестные нежным звучанием, дивным, прерывающимся голосом: «Господь Вараха, чьё тело — жертвоприношение, Подъявший землю, заключил меня в объятия</w:t>
+      </w:r>
+      <w:r>
+        <w:rPr>
+          <w:b w:val="0"/>
+          <w:i w:val="0"/>
+          <w:vertAlign w:val="superscript"/>
+        </w:rPr>
+        <w:t>1</w:t>
+      </w:r>
+      <w:r>
+        <w:t>.</w:t>
+      </w:r>
+    </w:p>
+    <w:p>
+      <w:pPr>
+        <w:spacing w:after="60"/>
+        <w:ind w:left="510" w:hanging="510"/>
+      </w:pPr>
+      <w:r>
+        <w:rPr>
+          <w:b/>
+          <w:i w:val="0"/>
+        </w:rPr>
+        <w:t>2.</w:t>
+      </w:r>
+      <w:r>
+        <w:t xml:space="preserve"> Халаюдха вошёл в моё сердце — и стал Тем, у Кого в руке флейта, бальзамом для глаз</w:t>
+      </w:r>
+      <w:r>
+        <w:rPr>
+          <w:b w:val="0"/>
+          <w:i w:val="0"/>
+          <w:vertAlign w:val="superscript"/>
+        </w:rPr>
+        <w:t>2</w:t>
+      </w:r>
+      <w:r>
+        <w:t>». Услышав эти Его слова, великие брахманы в восторге ликовали и плясали.</w:t>
+      </w:r>
+    </w:p>
+    <w:p>
+      <w:pPr>
+        <w:spacing w:after="60"/>
+        <w:ind w:left="510" w:hanging="510"/>
+      </w:pPr>
+      <w:r>
+        <w:rPr>
+          <w:b/>
+          <w:i w:val="0"/>
+        </w:rPr>
+        <w:t>3.</w:t>
+      </w:r>
+      <w:r>
+        <w:t xml:space="preserve"> Смеясь, Кришна сказал Шривасе: «Дай Мне сейчас Мою превосходную флейту!» Тот ответил: «Владыка, она в Твоём доме, её хранит дочь Бхишмаки</w:t>
+      </w:r>
+      <w:r>
+        <w:rPr>
+          <w:b w:val="0"/>
+          <w:i w:val="0"/>
+          <w:vertAlign w:val="superscript"/>
+        </w:rPr>
+        <w:t>3</w:t>
+      </w:r>
+      <w:r>
+        <w:t>.</w:t>
+      </w:r>
+    </w:p>
+    <w:p>
+      <w:pPr>
+        <w:spacing w:after="60"/>
+        <w:ind w:left="510" w:hanging="510"/>
+      </w:pPr>
+      <w:r>
+        <w:rPr>
+          <w:b/>
+          <w:i w:val="0"/>
+        </w:rPr>
+        <w:t>4.</w:t>
+      </w:r>
+      <w:r>
+        <w:t xml:space="preserve"> Сейчас флейту не достать: ночь, а во внутренних покоях дверь заперта». Услышав это, Учитель мира рассмеялся и провёл ту ночь вместе с преданными.</w:t>
+      </w:r>
+    </w:p>
+    <w:p>
+      <w:pPr>
+        <w:spacing w:after="60"/>
+        <w:ind w:left="510" w:hanging="510"/>
+      </w:pPr>
+      <w:r>
+        <w:rPr>
+          <w:b/>
+          <w:i w:val="0"/>
+        </w:rPr>
+        <w:t>5.</w:t>
+      </w:r>
+      <w:r>
+        <w:t xml:space="preserve"> Утром радостные владыки дваждырождённых, поклонившись Хари, пошли к водам небесной реки; омывшись, они с радостью почтили Хари, вкусили прасад и исполнились высшей радости.</w:t>
+      </w:r>
+    </w:p>
+    <w:p>
+      <w:pPr>
+        <w:spacing w:after="60"/>
+        <w:ind w:left="510" w:hanging="510"/>
+      </w:pPr>
+      <w:r>
+        <w:rPr>
+          <w:b/>
+          <w:i w:val="0"/>
+        </w:rPr>
+        <w:t>6.</w:t>
+      </w:r>
+      <w:r>
+        <w:t xml:space="preserve"> Кто услышит об этой великой игре Мурари, тот освободится от океана бытия; кто станет читать о ней, обретёт любовь к Его лотосным стопам и быстро избавится от множества тяжких болезней.</w:t>
+      </w:r>
+    </w:p>
+    <w:p>
+      <w:pPr>
+        <w:spacing w:after="60"/>
+        <w:ind w:left="510" w:hanging="510"/>
+      </w:pPr>
+      <w:r>
+        <w:rPr>
+          <w:b/>
+          <w:i w:val="0"/>
+        </w:rPr>
+        <w:t>7.</w:t>
+      </w:r>
+      <w:r>
+        <w:t xml:space="preserve"> У Его лотосных стоп всегда сиял дивный океан любви Камалы; и вот ум Его, ища прибежища у лотосных стоп Кришны, оказался во власти настроения юных пастушек.</w:t>
+      </w:r>
+    </w:p>
+    <w:p>
+      <w:pPr>
+        <w:spacing w:after="60"/>
+        <w:ind w:left="510" w:hanging="510"/>
+      </w:pPr>
+      <w:r>
+        <w:rPr>
+          <w:b/>
+          <w:i w:val="0"/>
+        </w:rPr>
+        <w:t>8.</w:t>
+      </w:r>
+      <w:r>
+        <w:t xml:space="preserve"> Однажды Владыка, чьё лицо-луна источает нектар улыбки, надел прекрасный женский наряд и устроил со Своими пляску во дворе дома Чандрашекхары</w:t>
+      </w:r>
+      <w:r>
+        <w:rPr>
+          <w:b w:val="0"/>
+          <w:i w:val="0"/>
+          <w:vertAlign w:val="superscript"/>
+        </w:rPr>
+        <w:t>4</w:t>
+      </w:r>
+      <w:r>
+        <w:t>.</w:t>
+      </w:r>
+    </w:p>
+    <w:p>
+      <w:pPr>
+        <w:spacing w:after="60"/>
+        <w:ind w:left="510" w:hanging="510"/>
+      </w:pPr>
+      <w:r>
+        <w:rPr>
+          <w:b/>
+          <w:i w:val="0"/>
+        </w:rPr>
+        <w:t>9.</w:t>
+      </w:r>
+      <w:r>
+        <w:t xml:space="preserve"> Там лучший из дваждырождённых, великий старший брат Шрипати, явился в роли Нарады</w:t>
+      </w:r>
+      <w:r>
+        <w:rPr>
+          <w:b w:val="0"/>
+          <w:i w:val="0"/>
+          <w:vertAlign w:val="superscript"/>
+        </w:rPr>
+        <w:t>5</w:t>
+      </w:r>
+      <w:r>
+        <w:t xml:space="preserve"> — божественный мудрец, сын Нерождённого, пал на землю, как палка, и поклонился Непобедимому.</w:t>
+      </w:r>
+    </w:p>
+    <w:p>
+      <w:pPr>
+        <w:spacing w:after="60"/>
+        <w:ind w:left="510" w:hanging="510"/>
+      </w:pPr>
+      <w:r>
+        <w:rPr>
+          <w:b/>
+          <w:i w:val="0"/>
+        </w:rPr>
+        <w:t>10.</w:t>
+      </w:r>
+      <w:r>
+        <w:t xml:space="preserve"> «Узнай меня», — тихо сказал он брахману Шри Гададхаре и продолжал: «Гопи, ты склонилась к стопам божественного мудреца, смиренно преклонив шею и сердце, и сказала:</w:t>
+      </w:r>
+    </w:p>
+    <w:p>
+      <w:pPr>
+        <w:spacing w:after="60"/>
+        <w:ind w:left="510" w:hanging="510"/>
+      </w:pPr>
+      <w:r>
+        <w:rPr>
+          <w:b/>
+          <w:i w:val="0"/>
+        </w:rPr>
+        <w:t>11.</w:t>
+      </w:r>
+      <w:r>
+        <w:t xml:space="preserve"> „Господин, я оставила отца и мать, чтобы здесь служить лотосным стопам Кришны, — так пусть же милость твоих лотосных стоп будет со мной, чтобы мне служить Ему, океану милости“.</w:t>
+      </w:r>
+    </w:p>
+    <w:p>
+      <w:pPr>
+        <w:spacing w:after="60"/>
+        <w:ind w:left="510" w:hanging="510"/>
+      </w:pPr>
+      <w:r>
+        <w:rPr>
+          <w:b/>
+          <w:i w:val="0"/>
+        </w:rPr>
+        <w:t>12.</w:t>
+      </w:r>
+      <w:r>
+        <w:t xml:space="preserve"> Тогда, услышав твои искренние слова, мудрец с сияющим от радости лицом ответил тебе: „Апсара, сотни месяцев магха неизменно совершай в водах реки богов</w:t>
+      </w:r>
+    </w:p>
+    <w:p>
+      <w:pPr>
+        <w:spacing w:after="60"/>
+        <w:ind w:left="510" w:hanging="510"/>
+      </w:pPr>
+      <w:r>
+        <w:rPr>
+          <w:b/>
+          <w:i w:val="0"/>
+        </w:rPr>
+        <w:t>13.</w:t>
+      </w:r>
+      <w:r>
+        <w:t xml:space="preserve"> омовение с сосредоточенным умом — и тогда обретёшь служение лотосным стопам Кришны“. Ты исполнила слово мудреца — и потому родилась здесь, в Гокуле</w:t>
+      </w:r>
+      <w:r>
+        <w:rPr>
+          <w:b w:val="0"/>
+          <w:i w:val="0"/>
+          <w:vertAlign w:val="superscript"/>
+        </w:rPr>
+        <w:t>6</w:t>
+      </w:r>
+      <w:r>
+        <w:t>,</w:t>
+      </w:r>
+    </w:p>
+    <w:p>
+      <w:pPr>
+        <w:spacing w:after="60"/>
+        <w:ind w:left="510" w:hanging="510"/>
+      </w:pPr>
+      <w:r>
+        <w:rPr>
+          <w:b/>
+          <w:i w:val="0"/>
+        </w:rPr>
+        <w:t>14.</w:t>
+      </w:r>
+      <w:r>
+        <w:t xml:space="preserve"> и, увлажнённая волнами расы, полной любви, обрела высшую, превосходящую всё преданность Хари, недоступную в трёх мирах даже мудрецу, — ту, что с радостью воспевает Шукадева.</w:t>
+      </w:r>
+    </w:p>
+    <w:p>
+      <w:pPr>
+        <w:spacing w:after="60"/>
+        <w:ind w:left="510" w:hanging="510"/>
+      </w:pPr>
+      <w:r>
+        <w:rPr>
+          <w:b/>
+          <w:i w:val="0"/>
+        </w:rPr>
+        <w:t>15.</w:t>
+      </w:r>
+      <w:r>
+        <w:t xml:space="preserve"> Как сказано: „Вновь и вновь почитаю пыль со стоп женщин Враджа Нанды, чьё пение о Хари очищает три мира“</w:t>
+      </w:r>
+      <w:r>
+        <w:rPr>
+          <w:b w:val="0"/>
+          <w:i w:val="0"/>
+          <w:vertAlign w:val="superscript"/>
+        </w:rPr>
+        <w:t>7</w:t>
+      </w:r>
+      <w:r>
+        <w:t>.</w:t>
+      </w:r>
+    </w:p>
+    <w:p>
+      <w:pPr>
+        <w:spacing w:after="60"/>
+        <w:ind w:left="510" w:hanging="510"/>
+      </w:pPr>
+      <w:r>
+        <w:rPr>
+          <w:b/>
+          <w:i w:val="0"/>
+        </w:rPr>
+        <w:t>16.</w:t>
+      </w:r>
+      <w:r>
+        <w:t xml:space="preserve"> Что сказать о величии преданности Хари? Сын брахмана по имени Аджамила, отягощённый всеми грехами, схваченный стражами мук, лишь помыслил о сыне — и ушёл от них</w:t>
+      </w:r>
+      <w:r>
+        <w:rPr>
+          <w:b w:val="0"/>
+          <w:i w:val="0"/>
+          <w:vertAlign w:val="superscript"/>
+        </w:rPr>
+        <w:t>8</w:t>
+      </w:r>
+      <w:r>
+        <w:t>.</w:t>
+      </w:r>
+    </w:p>
+    <w:p>
+      <w:pPr>
+        <w:spacing w:after="60"/>
+        <w:ind w:left="510" w:hanging="510"/>
+      </w:pPr>
+      <w:r>
+        <w:rPr>
+          <w:b/>
+          <w:i w:val="0"/>
+        </w:rPr>
+        <w:t>17.</w:t>
+      </w:r>
+      <w:r>
+        <w:t xml:space="preserve"> Силой одного лишь имени пусть человек достигнет другого берега океана бытия, столь трудно преодолимого, и даже — вместе со своими близкими — обители Океана милости; что же тогда говорить о преданном служении Нерождённому!»</w:t>
+      </w:r>
+    </w:p>
+    <w:p>
+      <w:pPr>
+        <w:spacing w:after="60"/>
+        <w:ind w:left="510" w:hanging="510"/>
+      </w:pPr>
+      <w:r>
+        <w:rPr>
+          <w:b/>
+          <w:i w:val="0"/>
+        </w:rPr>
+        <w:t>18.</w:t>
+      </w:r>
+      <w:r>
+        <w:t xml:space="preserve"> Когда лучший из брахманов сказал так, лучшие из дваждырождённых тотчас исполнились радости и расы, увлажнённые волнами расы океана любви.</w:t>
+      </w:r>
+    </w:p>
+    <w:p>
+      <w:pPr>
+        <w:spacing w:after="60"/>
+        <w:ind w:left="510" w:hanging="510"/>
+      </w:pPr>
+      <w:r>
+        <w:rPr>
+          <w:b/>
+          <w:i w:val="0"/>
+        </w:rPr>
+        <w:t>19.</w:t>
+      </w:r>
+      <w:r>
+        <w:t xml:space="preserve"> Лишь луч лунного сияния ногтей Его стоп — вот это высшее; вместе со спутниками — владыками богов, лучшими из мудрецов, Брахмой и другими — Он разыграл всецело чистое действо, полное нектара имён пастухов и пастушек; а повествование об апсаре и прочем ясно являет лишь Его игру в человеческом облике</w:t>
+      </w:r>
+      <w:r>
+        <w:rPr>
+          <w:b w:val="0"/>
+          <w:i w:val="0"/>
+          <w:vertAlign w:val="superscript"/>
+        </w:rPr>
+        <w:t>9</w:t>
+      </w:r>
+      <w:r>
+        <w:t>.</w:t>
+      </w:r>
+    </w:p>
+    <w:p>
+      <w:pPr>
+        <w:spacing w:after="60"/>
+        <w:jc w:val="both"/>
+      </w:pPr>
+      <w:r>
+        <w:rPr>
+          <w:b w:val="0"/>
+          <w:i/>
+        </w:rPr>
+        <w:t>Так заканчивается пятнадцатая сарга, «Описание настроения гопи — бхакти-йога» (Гопи-бхава-варнана — бхакти-йога), второй пракрамы поэмы «Шри Кришна-чайтанья-чаритамрита».</w:t>
+      </w:r>
+    </w:p>
+    <w:p>
+      <w:pPr>
+        <w:spacing w:after="60"/>
+        <w:ind w:left="283"/>
+      </w:pPr>
+      <w:r>
+        <w:rPr>
+          <w:b/>
+          <w:i w:val="0"/>
+          <w:sz w:val="18"/>
+        </w:rPr>
+        <w:t>1.</w:t>
+      </w:r>
+      <w:r>
+        <w:rPr>
+          <w:sz w:val="18"/>
+        </w:rPr>
+        <w:t xml:space="preserve"> Вараха — воплощение Вишну в облике вепря, поднявшее Землю из вод; «Тот, чьё тело — жертвоприношение», — Его постоянный эпитет.</w:t>
+      </w:r>
+    </w:p>
+    <w:p>
+      <w:pPr>
+        <w:spacing w:after="60"/>
+        <w:ind w:left="283"/>
+      </w:pPr>
+      <w:r>
+        <w:rPr>
+          <w:b/>
+          <w:i w:val="0"/>
+          <w:sz w:val="18"/>
+        </w:rPr>
+        <w:t>2.</w:t>
+      </w:r>
+      <w:r>
+        <w:rPr>
+          <w:sz w:val="18"/>
+        </w:rPr>
+        <w:t xml:space="preserve"> Настроение Баларамы (см. саргу 2.14) сменяется настроением Кришны с флейтой.</w:t>
+      </w:r>
+    </w:p>
+    <w:p>
+      <w:pPr>
+        <w:spacing w:after="60"/>
+        <w:ind w:left="283"/>
+      </w:pPr>
+      <w:r>
+        <w:rPr>
+          <w:b/>
+          <w:i w:val="0"/>
+          <w:sz w:val="18"/>
+        </w:rPr>
+        <w:t>3.</w:t>
+      </w:r>
+      <w:r>
+        <w:rPr>
+          <w:sz w:val="18"/>
+        </w:rPr>
+        <w:t xml:space="preserve"> Дочь Бхишмаки — Рукмини, супруга Кришны; здесь так названа супруга Господа (Вишнуприя).</w:t>
+      </w:r>
+    </w:p>
+    <w:p>
+      <w:pPr>
+        <w:spacing w:after="60"/>
+        <w:ind w:left="283"/>
+      </w:pPr>
+      <w:r>
+        <w:rPr>
+          <w:b/>
+          <w:i w:val="0"/>
+          <w:sz w:val="18"/>
+        </w:rPr>
+        <w:t>4.</w:t>
+      </w:r>
+      <w:r>
+        <w:rPr>
+          <w:sz w:val="18"/>
+        </w:rPr>
+        <w:t xml:space="preserve"> Действо в доме Чандрашекхары Ачарьи, где Господь выступил в женской роли, а спутники играли другие роли, подробно описано и в других жизнеописаниях Господа.</w:t>
+      </w:r>
+    </w:p>
+    <w:p>
+      <w:pPr>
+        <w:spacing w:after="60"/>
+        <w:ind w:left="283"/>
+      </w:pPr>
+      <w:r>
+        <w:rPr>
+          <w:b/>
+          <w:i w:val="0"/>
+          <w:sz w:val="18"/>
+        </w:rPr>
+        <w:t>5.</w:t>
+      </w:r>
+      <w:r>
+        <w:rPr>
+          <w:sz w:val="18"/>
+        </w:rPr>
+        <w:t xml:space="preserve"> Старший брат Шрипати — Шриваса.</w:t>
+      </w:r>
+    </w:p>
+    <w:p>
+      <w:pPr>
+        <w:spacing w:after="60"/>
+        <w:ind w:left="283"/>
+      </w:pPr>
+      <w:r>
+        <w:rPr>
+          <w:b/>
+          <w:i w:val="0"/>
+          <w:sz w:val="18"/>
+        </w:rPr>
+        <w:t>6.</w:t>
+      </w:r>
+      <w:r>
+        <w:rPr>
+          <w:sz w:val="18"/>
+        </w:rPr>
+        <w:t xml:space="preserve"> Нарада (Шриваса) напоминает Гададхаре, исполняющему роль гопи, о её прошлом рождении апсарой.</w:t>
+      </w:r>
+    </w:p>
+    <w:p>
+      <w:pPr>
+        <w:spacing w:after="60"/>
+        <w:ind w:left="283"/>
+      </w:pPr>
+      <w:r>
+        <w:rPr>
+          <w:b/>
+          <w:i w:val="0"/>
+          <w:sz w:val="18"/>
+        </w:rPr>
+        <w:t>7.</w:t>
+      </w:r>
+      <w:r>
+        <w:rPr>
+          <w:sz w:val="18"/>
+        </w:rPr>
+        <w:t xml:space="preserve"> «Бхагавата-пурана» 10.47.63 — слова Уддхавы о гопи Враджа.</w:t>
+      </w:r>
+    </w:p>
+    <w:p>
+      <w:pPr>
+        <w:spacing w:after="60"/>
+        <w:ind w:left="283"/>
+      </w:pPr>
+      <w:r>
+        <w:rPr>
+          <w:b/>
+          <w:i w:val="0"/>
+          <w:sz w:val="18"/>
+        </w:rPr>
+        <w:t>8.</w:t>
+      </w:r>
+      <w:r>
+        <w:rPr>
+          <w:sz w:val="18"/>
+        </w:rPr>
+        <w:t xml:space="preserve"> «Бхагавата-пурана», песнь 6, гл. 1–2: умирая, грешный Аджамила позвал сына по имени Нараяна, и посланцы Ямы отступили, а он был спасён.</w:t>
+      </w:r>
+    </w:p>
+    <w:p>
+      <w:pPr>
+        <w:spacing w:after="60"/>
+        <w:ind w:left="283"/>
+      </w:pPr>
+      <w:r>
+        <w:rPr>
+          <w:b/>
+          <w:i w:val="0"/>
+          <w:sz w:val="18"/>
+        </w:rPr>
+        <w:t>9.</w:t>
+      </w:r>
+      <w:r>
+        <w:rPr>
+          <w:sz w:val="18"/>
+        </w:rPr>
+        <w:t xml:space="preserve"> Шлока тёмная, чтение и толкование предположительны.</w:t>
+      </w:r>
+    </w:p>
+    <w:p>
+      <w:pPr>
+        <w:pStyle w:val="Heading2"/>
+      </w:pPr>
+      <w:r>
+        <w:t>Пракрама 2, сарга 16. Проявление всех энергий</w:t>
+      </w:r>
+    </w:p>
+    <w:p>
+      <w:pPr>
+        <w:spacing w:after="60"/>
+        <w:jc w:val="both"/>
+      </w:pPr>
+      <w:r>
+        <w:rPr>
+          <w:b w:val="0"/>
+          <w:i/>
+        </w:rPr>
+        <w:t>Продолжение действа в доме Чандрашекхары: входят Харидас, Адвайта и Нитьянанда; Господь в облике гопи, затем в настроении Камалы и Богини, являет всесилие, кормит преданных молоком и наутро возвращается домой</w:t>
+      </w:r>
+    </w:p>
+    <w:p>
+      <w:pPr>
+        <w:spacing w:after="60"/>
+        <w:ind w:left="510" w:hanging="510"/>
+      </w:pPr>
+      <w:r>
+        <w:rPr>
+          <w:b/>
+          <w:i w:val="0"/>
+        </w:rPr>
+        <w:t>1.</w:t>
+      </w:r>
+      <w:r>
+        <w:t xml:space="preserve"> Затем первым вошёл Харидас, подобный полной луне, с посохом в руке</w:t>
+      </w:r>
+      <w:r>
+        <w:rPr>
+          <w:b w:val="0"/>
+          <w:i w:val="0"/>
+          <w:vertAlign w:val="superscript"/>
+        </w:rPr>
+        <w:t>1</w:t>
+      </w:r>
+      <w:r>
+        <w:t>. «Пойте киртану Хари!» — возглашал он, пробуждая три мира, палимые страданием.</w:t>
+      </w:r>
+    </w:p>
+    <w:p>
+      <w:pPr>
+        <w:spacing w:after="60"/>
+        <w:ind w:left="510" w:hanging="510"/>
+      </w:pPr>
+      <w:r>
+        <w:rPr>
+          <w:b/>
+          <w:i w:val="0"/>
+        </w:rPr>
+        <w:t>2.</w:t>
+      </w:r>
+      <w:r>
+        <w:t xml:space="preserve"> Упиваясь этими словами лотосоликого Харидаса, вайшнавы плясали; волоски на их телах вставали от радости, и тела их были омыты слезами, хлынувшими из глаз.</w:t>
+      </w:r>
+    </w:p>
+    <w:p>
+      <w:pPr>
+        <w:spacing w:after="60"/>
+        <w:ind w:left="510" w:hanging="510"/>
+      </w:pPr>
+      <w:r>
+        <w:rPr>
+          <w:b/>
+          <w:i w:val="0"/>
+        </w:rPr>
+        <w:t>3.</w:t>
+      </w:r>
+      <w:r>
+        <w:t xml:space="preserve"> Затем вошёл царь вайшнавов, сияющий, словно жаркое солнце, будто разбрасывая вокруг сияние, подобное нектару, — великая душа с прекрасным, как лотос, лицом.</w:t>
+      </w:r>
+    </w:p>
+    <w:p>
+      <w:pPr>
+        <w:spacing w:after="60"/>
+        <w:ind w:left="510" w:hanging="510"/>
+      </w:pPr>
+      <w:r>
+        <w:rPr>
+          <w:b/>
+          <w:i w:val="0"/>
+        </w:rPr>
+        <w:t>4.</w:t>
+      </w:r>
+      <w:r>
+        <w:t xml:space="preserve"> Превосходный Адвайта, рождённый от части Владыки</w:t>
+      </w:r>
+      <w:r>
+        <w:rPr>
+          <w:b w:val="0"/>
+          <w:i w:val="0"/>
+          <w:vertAlign w:val="superscript"/>
+        </w:rPr>
+        <w:t>2</w:t>
+      </w:r>
+      <w:r>
+        <w:t>, увлажнённый расой стоп Хари, плясал вместе с остальными спутниками, словно разъярённый лев, неукротимый в душе.</w:t>
+      </w:r>
+    </w:p>
+    <w:p>
+      <w:pPr>
+        <w:spacing w:after="60"/>
+        <w:ind w:left="510" w:hanging="510"/>
+      </w:pPr>
+      <w:r>
+        <w:rPr>
+          <w:b/>
+          <w:i w:val="0"/>
+        </w:rPr>
+        <w:t>5.</w:t>
+      </w:r>
+      <w:r>
+        <w:t xml:space="preserve"> Праведники в собрании, глядя на него радостными глазами-лотосами, упивались дивной луной его лица; сердца их были покорены, и они погрузились в расы океана любви.</w:t>
+      </w:r>
+    </w:p>
+    <w:p>
+      <w:pPr>
+        <w:spacing w:after="60"/>
+        <w:ind w:left="510" w:hanging="510"/>
+      </w:pPr>
+      <w:r>
+        <w:rPr>
+          <w:b/>
+          <w:i w:val="0"/>
+        </w:rPr>
+        <w:t>6.</w:t>
+      </w:r>
+      <w:r>
+        <w:t xml:space="preserve"> Вошёл и Баладева</w:t>
+      </w:r>
+      <w:r>
+        <w:rPr>
+          <w:b w:val="0"/>
+          <w:i w:val="0"/>
+          <w:vertAlign w:val="superscript"/>
+        </w:rPr>
+        <w:t>3</w:t>
+      </w:r>
+      <w:r>
+        <w:t xml:space="preserve"> в наряде гопи, наслаждаясь особой расой; он держал за нежную, как побег, руку Владыку своей жизни, и всё тело его было залито слезами.</w:t>
+      </w:r>
+    </w:p>
+    <w:p>
+      <w:pPr>
+        <w:spacing w:after="60"/>
+        <w:ind w:left="510" w:hanging="510"/>
+      </w:pPr>
+      <w:r>
+        <w:rPr>
+          <w:b/>
+          <w:i w:val="0"/>
+        </w:rPr>
+        <w:t>7.</w:t>
+      </w:r>
+      <w:r>
+        <w:t xml:space="preserve"> Вошёл и Сам Бхагаван, Васудева, в особом наряде</w:t>
+      </w:r>
+      <w:r>
+        <w:rPr>
+          <w:b w:val="0"/>
+          <w:i w:val="0"/>
+          <w:vertAlign w:val="superscript"/>
+        </w:rPr>
+        <w:t>4</w:t>
+      </w:r>
+      <w:r>
+        <w:t>, — словно луна; тело Его было цвета расплавленного золота, и Он был подобен царю вершин золотой горы, обретшему движение.</w:t>
+      </w:r>
+    </w:p>
+    <w:p>
+      <w:pPr>
+        <w:spacing w:after="60"/>
+        <w:ind w:left="510" w:hanging="510"/>
+      </w:pPr>
+      <w:r>
+        <w:rPr>
+          <w:b/>
+          <w:i w:val="0"/>
+        </w:rPr>
+        <w:t>8.</w:t>
+      </w:r>
+      <w:r>
+        <w:t xml:space="preserve"> Как гопи, с прекрасным лифом на груди, в браслетах из раковин и алых одеждах, с лотосными стопами, которые воспевал звон ножных браслетов, Он плясал, гибкий и тонкий в стане.</w:t>
+      </w:r>
+    </w:p>
+    <w:p>
+      <w:pPr>
+        <w:spacing w:after="60"/>
+        <w:ind w:left="510" w:hanging="510"/>
+      </w:pPr>
+      <w:r>
+        <w:rPr>
+          <w:b/>
+          <w:i w:val="0"/>
+        </w:rPr>
+        <w:t>9.</w:t>
+      </w:r>
+      <w:r>
+        <w:t xml:space="preserve"> Когда свет, исходивший от тела Нрихари, изгнал с лица земли тьму, снова и снова повеял ветер с Малаи</w:t>
+      </w:r>
+      <w:r>
+        <w:rPr>
+          <w:b w:val="0"/>
+          <w:i w:val="0"/>
+          <w:vertAlign w:val="superscript"/>
+        </w:rPr>
+        <w:t>5</w:t>
+      </w:r>
+      <w:r>
+        <w:t>, напоённый божественным ароматом, колыша жасмин малати.</w:t>
+      </w:r>
+    </w:p>
+    <w:p>
+      <w:pPr>
+        <w:spacing w:after="60"/>
+        <w:ind w:left="510" w:hanging="510"/>
+      </w:pPr>
+      <w:r>
+        <w:rPr>
+          <w:b/>
+          <w:i w:val="0"/>
+        </w:rPr>
+        <w:t>10.</w:t>
+      </w:r>
+      <w:r>
+        <w:t xml:space="preserve"> И месяц, хоть и известен ущербом, приносящим печаль и скорбь, засиял в небе, словно полный диск, — на пути, заполненном Владыкой богов, Махешей и хранителями миров с их свитами.</w:t>
+      </w:r>
+    </w:p>
+    <w:p>
+      <w:pPr>
+        <w:spacing w:after="60"/>
+        <w:ind w:left="510" w:hanging="510"/>
+      </w:pPr>
+      <w:r>
+        <w:rPr>
+          <w:b/>
+          <w:i w:val="0"/>
+        </w:rPr>
+        <w:t>11.</w:t>
+      </w:r>
+      <w:r>
+        <w:t xml:space="preserve"> Бхагаван, сияющий превыше всего, радостно повёл киртану и пляску и вскоре принял настроение Камалы</w:t>
+      </w:r>
+      <w:r>
+        <w:rPr>
+          <w:b w:val="0"/>
+          <w:i w:val="0"/>
+          <w:vertAlign w:val="superscript"/>
+        </w:rPr>
+        <w:t>6</w:t>
+      </w:r>
+      <w:r>
+        <w:t xml:space="preserve"> — Его тело обрело её красоту и чувство.</w:t>
+      </w:r>
+    </w:p>
+    <w:p>
+      <w:pPr>
+        <w:spacing w:after="60"/>
+        <w:ind w:left="510" w:hanging="510"/>
+      </w:pPr>
+      <w:r>
+        <w:rPr>
+          <w:b/>
+          <w:i w:val="0"/>
+        </w:rPr>
+        <w:t>12.</w:t>
+      </w:r>
+      <w:r>
+        <w:t xml:space="preserve"> Там, посреди святилища, стоял образ божественного тела Кришны. Смиренно подойдя к нему, Он краем новой ткани</w:t>
+      </w:r>
+    </w:p>
+    <w:p>
+      <w:pPr>
+        <w:spacing w:after="60"/>
+        <w:ind w:left="510" w:hanging="510"/>
+      </w:pPr>
+      <w:r>
+        <w:rPr>
+          <w:b/>
+          <w:i w:val="0"/>
+        </w:rPr>
+        <w:t>13.</w:t>
+      </w:r>
+      <w:r>
+        <w:t xml:space="preserve"> снял с образа цветы и снова возложил их туда же — и исполнился любовью, как у миллионов матерей, полной расы любовной преданности.</w:t>
+      </w:r>
+    </w:p>
+    <w:p>
+      <w:pPr>
+        <w:spacing w:after="60"/>
+        <w:ind w:left="510" w:hanging="510"/>
+      </w:pPr>
+      <w:r>
+        <w:rPr>
+          <w:b/>
+          <w:i w:val="0"/>
+        </w:rPr>
+        <w:t>14.</w:t>
+      </w:r>
+      <w:r>
+        <w:t xml:space="preserve"> По велению Того, Кто заключает в Себе всех богов, первые из брахманов с ликованием и радостными сердцами поклонились этой женщине и прославили её хвалебными песнями и стихами Вед.</w:t>
+      </w:r>
+    </w:p>
+    <w:p>
+      <w:pPr>
+        <w:spacing w:after="60"/>
+        <w:ind w:left="510" w:hanging="510"/>
+      </w:pPr>
+      <w:r>
+        <w:rPr>
+          <w:b/>
+          <w:i w:val="0"/>
+        </w:rPr>
+        <w:t>15.</w:t>
+      </w:r>
+      <w:r>
+        <w:t xml:space="preserve"> И в тот же миг в Нём вновь возникло настроение Самой Богини, несущей всесилие</w:t>
+      </w:r>
+      <w:r>
+        <w:rPr>
+          <w:b w:val="0"/>
+          <w:i w:val="0"/>
+          <w:vertAlign w:val="superscript"/>
+        </w:rPr>
+        <w:t>7</w:t>
+      </w:r>
+      <w:r>
+        <w:t>; праведники исполнились радости и славили Её царственными гимнами, сложенными богами.</w:t>
+      </w:r>
+    </w:p>
+    <w:p>
+      <w:pPr>
+        <w:spacing w:after="60"/>
+        <w:ind w:left="510" w:hanging="510"/>
+      </w:pPr>
+      <w:r>
+        <w:rPr>
+          <w:b/>
+          <w:i w:val="0"/>
+        </w:rPr>
+        <w:t>16.</w:t>
+      </w:r>
+      <w:r>
+        <w:t xml:space="preserve"> Сев на красиво убранное сиденье, этот образ Богини снова заговорил: «Я вошла сюда, желая посмотреть на вашу пляску, — пришла из любопытства».</w:t>
+      </w:r>
+    </w:p>
+    <w:p>
+      <w:pPr>
+        <w:spacing w:after="60"/>
+        <w:ind w:left="510" w:hanging="510"/>
+      </w:pPr>
+      <w:r>
+        <w:rPr>
+          <w:b/>
+          <w:i w:val="0"/>
+        </w:rPr>
+        <w:t>17.</w:t>
+      </w:r>
+      <w:r>
+        <w:t xml:space="preserve"> «Богиня, даруй нам любовную преданность Твоим лотосным стопам», — ответили они. И Она сказала: «Если у вас родится преданность Мне, люди станут говорить:</w:t>
+      </w:r>
+    </w:p>
+    <w:p>
+      <w:pPr>
+        <w:spacing w:after="60"/>
+        <w:ind w:left="510" w:hanging="510"/>
+      </w:pPr>
+      <w:r>
+        <w:rPr>
+          <w:b/>
+          <w:i w:val="0"/>
+        </w:rPr>
+        <w:t>18.</w:t>
+      </w:r>
+      <w:r>
+        <w:t xml:space="preserve"> „Этот — почитатель Чанди“</w:t>
+      </w:r>
+      <w:r>
+        <w:rPr>
+          <w:b w:val="0"/>
+          <w:i w:val="0"/>
+          <w:vertAlign w:val="superscript"/>
+        </w:rPr>
+        <w:t>8</w:t>
+      </w:r>
+      <w:r>
+        <w:t>», — так, с улыбкой на устах, сказала Она им. Тогда брахманы поклонились Ей до земли, а Она, как солнце, приняла в объятия Харидаса, подобного луне.</w:t>
+      </w:r>
+    </w:p>
+    <w:p>
+      <w:pPr>
+        <w:spacing w:after="60"/>
+        <w:ind w:left="510" w:hanging="510"/>
+      </w:pPr>
+      <w:r>
+        <w:rPr>
+          <w:b/>
+          <w:i w:val="0"/>
+        </w:rPr>
+        <w:t>19.</w:t>
+      </w:r>
+      <w:r>
+        <w:t xml:space="preserve"> И он тогда стал словно пятилетний ребёнок — дивное это было зрелище. Кто-то сказал там: «Богиня, взгляни на этого убогого Мурари!»</w:t>
+      </w:r>
+    </w:p>
+    <w:p>
+      <w:pPr>
+        <w:spacing w:after="60"/>
+        <w:ind w:left="510" w:hanging="510"/>
+      </w:pPr>
+      <w:r>
+        <w:rPr>
+          <w:b/>
+          <w:i w:val="0"/>
+        </w:rPr>
+        <w:t>20.</w:t>
+      </w:r>
+      <w:r>
+        <w:t xml:space="preserve"> Услышав это, Она, смягчённая состраданием, пролила из двух лотосных глаз слёзы любви; и тотчас, приняв поклонение Своих, в прекрасном наряде,</w:t>
+      </w:r>
+    </w:p>
+    <w:p>
+      <w:pPr>
+        <w:spacing w:after="60"/>
+        <w:ind w:left="510" w:hanging="510"/>
+      </w:pPr>
+      <w:r>
+        <w:rPr>
+          <w:b/>
+          <w:i w:val="0"/>
+        </w:rPr>
+        <w:t>21.</w:t>
+      </w:r>
+      <w:r>
+        <w:t xml:space="preserve"> Он — Враг полчищ асуров — создал грудное молоко и напоил им лучших из богов. Видя Владыку, чьи прекрасные глаза были влажны от сострадания, Его люди исполнились радости.</w:t>
+      </w:r>
+    </w:p>
+    <w:p>
+      <w:pPr>
+        <w:spacing w:after="60"/>
+        <w:ind w:left="510" w:hanging="510"/>
+      </w:pPr>
+      <w:r>
+        <w:rPr>
+          <w:b/>
+          <w:i w:val="0"/>
+        </w:rPr>
+        <w:t>22.</w:t>
+      </w:r>
+      <w:r>
+        <w:t xml:space="preserve"> И тотчас в Бхагаване снова пробудилось настроение Владыки. Увидев это, лучшие из дваждырождённых со слезами на глазах поклонились Владыке мира и радостно прославили Его.</w:t>
+      </w:r>
+    </w:p>
+    <w:p>
+      <w:pPr>
+        <w:spacing w:after="60"/>
+        <w:ind w:left="510" w:hanging="510"/>
+      </w:pPr>
+      <w:r>
+        <w:rPr>
+          <w:b/>
+          <w:i w:val="0"/>
+        </w:rPr>
+        <w:t>23.</w:t>
+      </w:r>
+      <w:r>
+        <w:t xml:space="preserve"> Так Бхагаван провёл всю ночь, а утром луноликий Господь пошёл в Свой дом; словно держа в руке прекрасный посох, Нрихари казался людям пламенем жаркого солнца.</w:t>
+      </w:r>
+    </w:p>
+    <w:p>
+      <w:pPr>
+        <w:spacing w:after="60"/>
+        <w:jc w:val="both"/>
+      </w:pPr>
+      <w:r>
+        <w:rPr>
+          <w:b w:val="0"/>
+          <w:i/>
+        </w:rPr>
+        <w:t>Так заканчивается шестнадцатая сарга, «Проявление всех энергий» (Сарва-шакти-пракаша), второй пракрамы поэмы «Шри Кришна-чайтанья-чаритамрита».</w:t>
+      </w:r>
+    </w:p>
+    <w:p>
+      <w:pPr>
+        <w:spacing w:after="60"/>
+        <w:ind w:left="283"/>
+      </w:pPr>
+      <w:r>
+        <w:rPr>
+          <w:b/>
+          <w:i w:val="0"/>
+          <w:sz w:val="18"/>
+        </w:rPr>
+        <w:t>1.</w:t>
+      </w:r>
+      <w:r>
+        <w:rPr>
+          <w:sz w:val="18"/>
+        </w:rPr>
+        <w:t xml:space="preserve"> Действо в доме Чандрашекхары (см. саргу 2.15) продолжается: Харидас выходит первым, с посохом, как глашатай или страж.</w:t>
+      </w:r>
+    </w:p>
+    <w:p>
+      <w:pPr>
+        <w:spacing w:after="60"/>
+        <w:ind w:left="283"/>
+      </w:pPr>
+      <w:r>
+        <w:rPr>
+          <w:b/>
+          <w:i w:val="0"/>
+          <w:sz w:val="18"/>
+        </w:rPr>
+        <w:t>2.</w:t>
+      </w:r>
+      <w:r>
+        <w:rPr>
+          <w:sz w:val="18"/>
+        </w:rPr>
+        <w:t xml:space="preserve"> Адвайта Ачарья почитается воплощением части Махавишну.</w:t>
+      </w:r>
+    </w:p>
+    <w:p>
+      <w:pPr>
+        <w:spacing w:after="60"/>
+        <w:ind w:left="283"/>
+      </w:pPr>
+      <w:r>
+        <w:rPr>
+          <w:b/>
+          <w:i w:val="0"/>
+          <w:sz w:val="18"/>
+        </w:rPr>
+        <w:t>3.</w:t>
+      </w:r>
+      <w:r>
+        <w:rPr>
+          <w:sz w:val="18"/>
+        </w:rPr>
+        <w:t xml:space="preserve"> Баладева — Нитьянанда.</w:t>
+      </w:r>
+    </w:p>
+    <w:p>
+      <w:pPr>
+        <w:spacing w:after="60"/>
+        <w:ind w:left="283"/>
+      </w:pPr>
+      <w:r>
+        <w:rPr>
+          <w:b/>
+          <w:i w:val="0"/>
+          <w:sz w:val="18"/>
+        </w:rPr>
+        <w:t>4.</w:t>
+      </w:r>
+      <w:r>
+        <w:rPr>
+          <w:sz w:val="18"/>
+        </w:rPr>
+        <w:t xml:space="preserve"> Васудева — имя Кришны. Сложение можно понять и как «в особом наряде, приготовленном Васудевой».</w:t>
+      </w:r>
+    </w:p>
+    <w:p>
+      <w:pPr>
+        <w:spacing w:after="60"/>
+        <w:ind w:left="283"/>
+      </w:pPr>
+      <w:r>
+        <w:rPr>
+          <w:b/>
+          <w:i w:val="0"/>
+          <w:sz w:val="18"/>
+        </w:rPr>
+        <w:t>5.</w:t>
+      </w:r>
+      <w:r>
+        <w:rPr>
+          <w:sz w:val="18"/>
+        </w:rPr>
+        <w:t xml:space="preserve"> Ветер с гор Малая на юге Индии, где растёт сандал, славится в поэзии прохладой и благоуханием.</w:t>
+      </w:r>
+    </w:p>
+    <w:p>
+      <w:pPr>
+        <w:spacing w:after="60"/>
+        <w:ind w:left="283"/>
+      </w:pPr>
+      <w:r>
+        <w:rPr>
+          <w:b/>
+          <w:i w:val="0"/>
+          <w:sz w:val="18"/>
+        </w:rPr>
+        <w:t>6.</w:t>
+      </w:r>
+      <w:r>
+        <w:rPr>
+          <w:sz w:val="18"/>
+        </w:rPr>
+        <w:t xml:space="preserve"> Камала — Лакшми, вечная супруга Господа.</w:t>
+      </w:r>
+    </w:p>
+    <w:p>
+      <w:pPr>
+        <w:spacing w:after="60"/>
+        <w:ind w:left="283"/>
+      </w:pPr>
+      <w:r>
+        <w:rPr>
+          <w:b/>
+          <w:i w:val="0"/>
+          <w:sz w:val="18"/>
+        </w:rPr>
+        <w:t>7.</w:t>
+      </w:r>
+      <w:r>
+        <w:rPr>
+          <w:sz w:val="18"/>
+        </w:rPr>
+        <w:t xml:space="preserve"> Богиня (Бхагавати) — изначальная энергия Господа, обладающая всеми силами.</w:t>
+      </w:r>
+    </w:p>
+    <w:p>
+      <w:pPr>
+        <w:spacing w:after="60"/>
+        <w:ind w:left="283"/>
+      </w:pPr>
+      <w:r>
+        <w:rPr>
+          <w:b/>
+          <w:i w:val="0"/>
+          <w:sz w:val="18"/>
+        </w:rPr>
+        <w:t>8.</w:t>
+      </w:r>
+      <w:r>
+        <w:rPr>
+          <w:sz w:val="18"/>
+        </w:rPr>
+        <w:t xml:space="preserve"> Чанди — грозная Богиня (Дурга). Господь шутит: преданных Ему в облике Богини люди примут за шактов, почитателей Чанди.</w:t>
       </w:r>
     </w:p>
     <w:sectPr>

--- a/murari-gupta/Murari-Gupta-Kadacha-ru.docx
+++ b/murari-gupta/Murari-Gupta-Kadacha-ru.docx
@@ -448,6 +448,58 @@
       </w:r>
     </w:p>
     <w:p>
+      <w:pPr>
+        <w:spacing w:after="60"/>
+        <w:ind w:left="340"/>
+      </w:pPr>
+      <w:r>
+        <w:t>• Пракрама 2, сарга 17. Наставление Шри Мурари Гупты</w:t>
+      </w:r>
+    </w:p>
+    <w:p>
+      <w:pPr>
+        <w:spacing w:after="60"/>
+        <w:ind w:left="340"/>
+      </w:pPr>
+      <w:r>
+        <w:t>• Пракрама 2, сарга 18. Завязка санньясы</w:t>
+      </w:r>
+    </w:p>
+    <w:p>
+      <w:pPr>
+        <w:spacing w:after="60"/>
+        <w:ind w:left="340"/>
+      </w:pPr>
+      <w:r>
+        <w:t xml:space="preserve">• </w:t>
+      </w:r>
+      <w:r>
+        <w:rPr>
+          <w:b/>
+          <w:i w:val="0"/>
+        </w:rPr>
+        <w:t>Пракрама третья</w:t>
+      </w:r>
+    </w:p>
+    <w:p>
+      <w:pPr>
+        <w:spacing w:after="60"/>
+        <w:ind w:left="340"/>
+      </w:pPr>
+      <w:r>
+        <w:t>• Пракрама 3, сарга 1. Речи горожанок Кантаканагары</w:t>
+      </w:r>
+    </w:p>
+    <w:p>
+      <w:pPr>
+        <w:spacing w:after="60"/>
+        <w:ind w:left="340"/>
+      </w:pPr>
+      <w:r>
+        <w:t>• Пракрама 3, сарга 2. Очищение ашрама санньясы</w:t>
+      </w:r>
+    </w:p>
+    <w:p>
       <w:r>
         <w:br w:type="page"/>
       </w:r>
@@ -22131,6 +22183,2402 @@
           <w:sz w:val="18"/>
         </w:rPr>
         <w:t xml:space="preserve"> Чанди — грозная Богиня (Дурга). Господь шутит: преданных Ему в облике Богини люди примут за шактов, почитателей Чанди.</w:t>
+      </w:r>
+    </w:p>
+    <w:p>
+      <w:pPr>
+        <w:pStyle w:val="Heading2"/>
+      </w:pPr>
+      <w:r>
+        <w:t>Пракрама 2, сарга 17. Наставление Шри Мурари Гупты</w:t>
+      </w:r>
+    </w:p>
+    <w:p>
+      <w:pPr>
+        <w:spacing w:after="60"/>
+        <w:jc w:val="both"/>
+      </w:pPr>
+      <w:r>
+        <w:rPr>
+          <w:b w:val="0"/>
+          <w:i/>
+        </w:rPr>
+        <w:t>Неделю длится чудесное сияние Господа; Шриваса спрашивает о юга-дхарме, и Господь говорит о святом имени; Господь рвётся в Матхуру, а Мурари удерживает Его</w:t>
+      </w:r>
+    </w:p>
+    <w:p>
+      <w:pPr>
+        <w:spacing w:after="60"/>
+        <w:ind w:left="510" w:hanging="510"/>
+      </w:pPr>
+      <w:r>
+        <w:rPr>
+          <w:b/>
+          <w:i w:val="0"/>
+        </w:rPr>
+        <w:t>1.</w:t>
+      </w:r>
+      <w:r>
+        <w:t xml:space="preserve"> В усадьбе Шри Чандрашекхары Ачарьяратны</w:t>
+      </w:r>
+      <w:r>
+        <w:rPr>
+          <w:b w:val="0"/>
+          <w:i w:val="0"/>
+          <w:vertAlign w:val="superscript"/>
+        </w:rPr>
+        <w:t>1</w:t>
+      </w:r>
+      <w:r>
+        <w:t>, где плясал Махапрабху, разлилось сияние — поистине дивное.</w:t>
+      </w:r>
+    </w:p>
+    <w:p>
+      <w:pPr>
+        <w:spacing w:after="60"/>
+        <w:ind w:left="510" w:hanging="510"/>
+      </w:pPr>
+      <w:r>
+        <w:rPr>
+          <w:b/>
+          <w:i w:val="0"/>
+        </w:rPr>
+        <w:t>2.</w:t>
+      </w:r>
+      <w:r>
+        <w:t xml:space="preserve"> Семь дней сияние Хари было прохладным, как лунный свет, и, словно молния, слепило глаза — чистое и отрадное сердцу.</w:t>
+      </w:r>
+    </w:p>
+    <w:p>
+      <w:pPr>
+        <w:spacing w:after="60"/>
+        <w:ind w:left="510" w:hanging="510"/>
+      </w:pPr>
+      <w:r>
+        <w:rPr>
+          <w:b/>
+          <w:i w:val="0"/>
+        </w:rPr>
+        <w:t>3.</w:t>
+      </w:r>
+      <w:r>
+        <w:t xml:space="preserve"> Все, кто приходил туда, говорили: «Как же так? Мы не в силах открыть глаза — будто видим молнию на земле!»</w:t>
+      </w:r>
+    </w:p>
+    <w:p>
+      <w:pPr>
+        <w:spacing w:after="60"/>
+        <w:ind w:left="510" w:hanging="510"/>
+      </w:pPr>
+      <w:r>
+        <w:rPr>
+          <w:b/>
+          <w:i w:val="0"/>
+        </w:rPr>
+        <w:t>4.</w:t>
+      </w:r>
+      <w:r>
+        <w:t xml:space="preserve"> Слыша это, вайшнавы от радости не говорили ничего: великие счастливцы знали, в чём дело, но не открывали этого людям, отвернувшимся от Бога.</w:t>
+      </w:r>
+    </w:p>
+    <w:p>
+      <w:pPr>
+        <w:spacing w:after="60"/>
+        <w:ind w:left="510" w:hanging="510"/>
+      </w:pPr>
+      <w:r>
+        <w:rPr>
+          <w:b/>
+          <w:i w:val="0"/>
+        </w:rPr>
+        <w:t>5.</w:t>
+      </w:r>
+      <w:r>
+        <w:t xml:space="preserve"> Тогда Шриваса спросил Бхагавана, наставника мира: «Воспевание имени Хари провозглашено только для века Кали.</w:t>
+      </w:r>
+    </w:p>
+    <w:p>
+      <w:pPr>
+        <w:spacing w:after="60"/>
+        <w:ind w:left="510" w:hanging="510"/>
+      </w:pPr>
+      <w:r>
+        <w:rPr>
+          <w:b/>
+          <w:i w:val="0"/>
+        </w:rPr>
+        <w:t>6.</w:t>
+      </w:r>
+      <w:r>
+        <w:t xml:space="preserve"> Неужели же плод Сатья-юги и других юг в чём-то меньше?</w:t>
+      </w:r>
+      <w:r>
+        <w:rPr>
+          <w:b w:val="0"/>
+          <w:i w:val="0"/>
+          <w:vertAlign w:val="superscript"/>
+        </w:rPr>
+        <w:t>2</w:t>
+      </w:r>
+      <w:r>
+        <w:t>» Услышав это, Бхагаван ответил: «Слушай, Я расскажу тебе.</w:t>
+      </w:r>
+    </w:p>
+    <w:p>
+      <w:pPr>
+        <w:spacing w:after="60"/>
+        <w:ind w:left="510" w:hanging="510"/>
+      </w:pPr>
+      <w:r>
+        <w:rPr>
+          <w:b/>
+          <w:i w:val="0"/>
+        </w:rPr>
+        <w:t>7.</w:t>
+      </w:r>
+      <w:r>
+        <w:t xml:space="preserve"> В Сатья-югу, когда дхарма полна, плод достигается одним лишь созерцанием; в Трета-югу тот же плод приносит одно жертвоприношение, в Двапара-югу —</w:t>
+      </w:r>
+    </w:p>
+    <w:p>
+      <w:pPr>
+        <w:spacing w:after="60"/>
+        <w:ind w:left="510" w:hanging="510"/>
+      </w:pPr>
+      <w:r>
+        <w:rPr>
+          <w:b/>
+          <w:i w:val="0"/>
+        </w:rPr>
+        <w:t>8.</w:t>
+      </w:r>
+      <w:r>
+        <w:t xml:space="preserve"> поклонение. А в Кали люди из-за грехов не способны ни к чему из этого, и потому Сам Хари, Бхагаван, Господь, пришёл в образе имени и воссиял</w:t>
+      </w:r>
+      <w:r>
+        <w:rPr>
+          <w:b w:val="0"/>
+          <w:i w:val="0"/>
+          <w:vertAlign w:val="superscript"/>
+        </w:rPr>
+        <w:t>3</w:t>
+      </w:r>
+      <w:r>
+        <w:t>.</w:t>
+      </w:r>
+    </w:p>
+    <w:p>
+      <w:pPr>
+        <w:spacing w:after="60"/>
+        <w:ind w:left="510" w:hanging="510"/>
+      </w:pPr>
+      <w:r>
+        <w:rPr>
+          <w:b/>
+          <w:i w:val="0"/>
+        </w:rPr>
+        <w:t>9.</w:t>
+      </w:r>
+      <w:r>
+        <w:t xml:space="preserve"> В Крита- и следующие юги три пути — созерцание, жертвоприношение, поклонение и прочее — исполняются силами людей; а в страшный, греховный век Кали Он приходит Сам».</w:t>
+      </w:r>
+    </w:p>
+    <w:p>
+      <w:pPr>
+        <w:spacing w:after="60"/>
+        <w:ind w:left="510" w:hanging="510"/>
+      </w:pPr>
+      <w:r>
+        <w:rPr>
+          <w:b/>
+          <w:i w:val="0"/>
+        </w:rPr>
+        <w:t>10.</w:t>
+      </w:r>
+      <w:r>
+        <w:t xml:space="preserve"> Услышав это, брахман Шриваса, лучший из пандитов, обрадовался и признал благое святое имя сутью всех целей человеческой жизни.</w:t>
+      </w:r>
+    </w:p>
+    <w:p>
+      <w:pPr>
+        <w:spacing w:after="60"/>
+        <w:ind w:left="510" w:hanging="510"/>
+      </w:pPr>
+      <w:r>
+        <w:rPr>
+          <w:b/>
+          <w:i w:val="0"/>
+        </w:rPr>
+        <w:t>11.</w:t>
+      </w:r>
+      <w:r>
+        <w:t xml:space="preserve"> Так, совершая санкиртану Хари в городе за городом, Господь — Хари, Владыка миров, — избавил млеччхов и прочих.</w:t>
+      </w:r>
+    </w:p>
+    <w:p>
+      <w:pPr>
+        <w:spacing w:after="60"/>
+        <w:ind w:left="510" w:hanging="510"/>
+      </w:pPr>
+      <w:r>
+        <w:rPr>
+          <w:b/>
+          <w:i w:val="0"/>
+        </w:rPr>
+        <w:t>12.</w:t>
+      </w:r>
+      <w:r>
+        <w:t xml:space="preserve"> Однажды Бхагаван, заливаясь слезами, сказал: «Я больше не в силах оставаться здесь. Я иду в город Матхуру».</w:t>
+      </w:r>
+    </w:p>
+    <w:p>
+      <w:pPr>
+        <w:spacing w:after="60"/>
+        <w:ind w:left="510" w:hanging="510"/>
+      </w:pPr>
+      <w:r>
+        <w:rPr>
+          <w:b/>
+          <w:i w:val="0"/>
+        </w:rPr>
+        <w:t>13.</w:t>
+      </w:r>
+      <w:r>
+        <w:t xml:space="preserve"> В муке разлуки с Кришной Он разорвал Свой священный шнур</w:t>
+      </w:r>
+      <w:r>
+        <w:rPr>
+          <w:b w:val="0"/>
+          <w:i w:val="0"/>
+          <w:vertAlign w:val="superscript"/>
+        </w:rPr>
+        <w:t>4</w:t>
+      </w:r>
+      <w:r>
+        <w:t>. Услышав Его слова, смиренный лекарь Мурари сказал:</w:t>
+      </w:r>
+    </w:p>
+    <w:p>
+      <w:pPr>
+        <w:spacing w:after="60"/>
+        <w:ind w:left="510" w:hanging="510"/>
+      </w:pPr>
+      <w:r>
+        <w:rPr>
+          <w:b/>
+          <w:i w:val="0"/>
+        </w:rPr>
+        <w:t>14.</w:t>
+      </w:r>
+      <w:r>
+        <w:t xml:space="preserve"> «Бхагаван, Ты можешь всё, Ты знаешь все истины; Ты волен уйти и волен остаться. И всё же, по обычаю благородных</w:t>
+      </w:r>
+      <w:r>
+        <w:rPr>
+          <w:b w:val="0"/>
+          <w:i w:val="0"/>
+          <w:vertAlign w:val="superscript"/>
+        </w:rPr>
+        <w:t>5</w:t>
+      </w:r>
+      <w:r>
+        <w:t>, Тебе никак не следует уходить.</w:t>
+      </w:r>
+    </w:p>
+    <w:p>
+      <w:pPr>
+        <w:spacing w:after="60"/>
+        <w:ind w:left="510" w:hanging="510"/>
+      </w:pPr>
+      <w:r>
+        <w:rPr>
+          <w:b/>
+          <w:i w:val="0"/>
+        </w:rPr>
+        <w:t>15.</w:t>
+      </w:r>
+      <w:r>
+        <w:t xml:space="preserve"> Если Ты, Владыка, станешь поступать по Своей воле, то и все люди станут поступать по своей — и падут в нечистоту.</w:t>
+      </w:r>
+    </w:p>
+    <w:p>
+      <w:pPr>
+        <w:spacing w:after="60"/>
+        <w:ind w:left="510" w:hanging="510"/>
+      </w:pPr>
+      <w:r>
+        <w:rPr>
+          <w:b/>
+          <w:i w:val="0"/>
+        </w:rPr>
+        <w:t>16.</w:t>
+      </w:r>
+      <w:r>
+        <w:t xml:space="preserve"> Подумай об этом, дорогой: Тебе Самому переходить из Своего ашрама в другой — кто из величайших скажет, что так надлежит?</w:t>
+      </w:r>
+    </w:p>
+    <w:p>
+      <w:pPr>
+        <w:spacing w:after="60"/>
+        <w:ind w:left="510" w:hanging="510"/>
+      </w:pPr>
+      <w:r>
+        <w:rPr>
+          <w:b/>
+          <w:i w:val="0"/>
+        </w:rPr>
+        <w:t>17.</w:t>
+      </w:r>
+      <w:r>
+        <w:t xml:space="preserve"> Стоит Тебе сегодня уйти — и всем воплощённым конец: они останутся без Чайтаньи, без сознания</w:t>
+      </w:r>
+      <w:r>
+        <w:rPr>
+          <w:b w:val="0"/>
+          <w:i w:val="0"/>
+          <w:vertAlign w:val="superscript"/>
+        </w:rPr>
+        <w:t>6</w:t>
+      </w:r>
+      <w:r>
+        <w:t>. Что ещё мне сказать Тебе?»</w:t>
+      </w:r>
+    </w:p>
+    <w:p>
+      <w:pPr>
+        <w:spacing w:after="60"/>
+        <w:ind w:left="510" w:hanging="510"/>
+      </w:pPr>
+      <w:r>
+        <w:rPr>
+          <w:b/>
+          <w:i w:val="0"/>
+        </w:rPr>
+        <w:t>18.</w:t>
+      </w:r>
+      <w:r>
+        <w:t xml:space="preserve"> Хари всегда был окружён преданными, с Ним был Нитьянанда, Гададхара служил Ему, поднося благовония и прочее, — Он живёт среди Своих преданных</w:t>
+      </w:r>
+      <w:r>
+        <w:rPr>
+          <w:b w:val="0"/>
+          <w:i w:val="0"/>
+          <w:vertAlign w:val="superscript"/>
+        </w:rPr>
+        <w:t>7</w:t>
+      </w:r>
+      <w:r>
+        <w:t>.</w:t>
+      </w:r>
+    </w:p>
+    <w:p>
+      <w:pPr>
+        <w:spacing w:after="60"/>
+        <w:ind w:left="510" w:hanging="510"/>
+      </w:pPr>
+      <w:r>
+        <w:rPr>
+          <w:b/>
+          <w:i w:val="0"/>
+        </w:rPr>
+        <w:t>19.</w:t>
+      </w:r>
+      <w:r>
+        <w:t xml:space="preserve"> Услышав слова Мурари, Бхагаван умолк, потрясённый любовью; все желания Его исполнялись в блаженстве санкиртаны Кришны.</w:t>
+      </w:r>
+    </w:p>
+    <w:p>
+      <w:pPr>
+        <w:spacing w:after="60"/>
+        <w:jc w:val="both"/>
+      </w:pPr>
+      <w:r>
+        <w:rPr>
+          <w:b w:val="0"/>
+          <w:i/>
+        </w:rPr>
+        <w:t>Так заканчивается семнадцатая сарга, «Наставление Шри Мурари Гупты», второй пракрамы поэмы «Шри Кришна-чайтанья-чаритамрита».</w:t>
+      </w:r>
+    </w:p>
+    <w:p>
+      <w:pPr>
+        <w:spacing w:after="60"/>
+        <w:ind w:left="283"/>
+      </w:pPr>
+      <w:r>
+        <w:rPr>
+          <w:b/>
+          <w:i w:val="0"/>
+          <w:sz w:val="18"/>
+        </w:rPr>
+        <w:t>1.</w:t>
+      </w:r>
+      <w:r>
+        <w:rPr>
+          <w:sz w:val="18"/>
+        </w:rPr>
+        <w:t xml:space="preserve"> Чандрашекхара Ачарьяратна — дядя Господа по матери; в его доме разыгрывалось действо, описанное в саргах 2.15–16.</w:t>
+      </w:r>
+    </w:p>
+    <w:p>
+      <w:pPr>
+        <w:spacing w:after="60"/>
+        <w:ind w:left="283"/>
+      </w:pPr>
+      <w:r>
+        <w:rPr>
+          <w:b/>
+          <w:i w:val="0"/>
+          <w:sz w:val="18"/>
+        </w:rPr>
+        <w:t>2.</w:t>
+      </w:r>
+      <w:r>
+        <w:rPr>
+          <w:sz w:val="18"/>
+        </w:rPr>
+        <w:t xml:space="preserve"> Шриваса спрашивает: если воспевание имени провозглашено именно для Кали-юги, не уступают ли ему пути других юг? Ответ Господа (шл. 7–9) показывает, что в каждую югу достигается один и тот же плод, но в Кали Господь приходит Сам — как святое имя.</w:t>
+      </w:r>
+    </w:p>
+    <w:p>
+      <w:pPr>
+        <w:spacing w:after="60"/>
+        <w:ind w:left="283"/>
+      </w:pPr>
+      <w:r>
+        <w:rPr>
+          <w:b/>
+          <w:i w:val="0"/>
+          <w:sz w:val="18"/>
+        </w:rPr>
+        <w:t>3.</w:t>
+      </w:r>
+      <w:r>
+        <w:rPr>
+          <w:sz w:val="18"/>
+        </w:rPr>
+        <w:t xml:space="preserve"> Имя Хари не отлично от Самого Хари.</w:t>
+      </w:r>
+    </w:p>
+    <w:p>
+      <w:pPr>
+        <w:spacing w:after="60"/>
+        <w:ind w:left="283"/>
+      </w:pPr>
+      <w:r>
+        <w:rPr>
+          <w:b/>
+          <w:i w:val="0"/>
+          <w:sz w:val="18"/>
+        </w:rPr>
+        <w:t>4.</w:t>
+      </w:r>
+      <w:r>
+        <w:rPr>
+          <w:sz w:val="18"/>
+        </w:rPr>
+        <w:t xml:space="preserve"> Священный шнур — знак дваждырождённого домохозяина; разорвав его, Господь предвещает Свой уход из дома и принятие санньясы.</w:t>
+      </w:r>
+    </w:p>
+    <w:p>
+      <w:pPr>
+        <w:spacing w:after="60"/>
+        <w:ind w:left="283"/>
+      </w:pPr>
+      <w:r>
+        <w:rPr>
+          <w:b/>
+          <w:i w:val="0"/>
+          <w:sz w:val="18"/>
+        </w:rPr>
+        <w:t>5.</w:t>
+      </w:r>
+      <w:r>
+        <w:rPr>
+          <w:sz w:val="18"/>
+        </w:rPr>
+        <w:t xml:space="preserve"> Чтение и смысл этого места не вполне ясны.</w:t>
+      </w:r>
+    </w:p>
+    <w:p>
+      <w:pPr>
+        <w:spacing w:after="60"/>
+        <w:ind w:left="283"/>
+      </w:pPr>
+      <w:r>
+        <w:rPr>
+          <w:b/>
+          <w:i w:val="0"/>
+          <w:sz w:val="18"/>
+        </w:rPr>
+        <w:t>6.</w:t>
+      </w:r>
+      <w:r>
+        <w:rPr>
+          <w:sz w:val="18"/>
+        </w:rPr>
+        <w:t xml:space="preserve"> Игра слов: «лишённые сознания» по-санскритски — «лишённые чайтаньи».</w:t>
+      </w:r>
+    </w:p>
+    <w:p>
+      <w:pPr>
+        <w:spacing w:after="60"/>
+        <w:ind w:left="283"/>
+      </w:pPr>
+      <w:r>
+        <w:rPr>
+          <w:b/>
+          <w:i w:val="0"/>
+          <w:sz w:val="18"/>
+        </w:rPr>
+        <w:t>7.</w:t>
+      </w:r>
+      <w:r>
+        <w:rPr>
+          <w:sz w:val="18"/>
+        </w:rPr>
+        <w:t xml:space="preserve"> Буквально «идущий с преданными» (бхакта-га).</w:t>
+      </w:r>
+    </w:p>
+    <w:p>
+      <w:pPr>
+        <w:pStyle w:val="Heading2"/>
+      </w:pPr>
+      <w:r>
+        <w:t>Пракрама 2, сарга 18. Завязка санньясы</w:t>
+      </w:r>
+    </w:p>
+    <w:p>
+      <w:pPr>
+        <w:spacing w:after="60"/>
+        <w:jc w:val="both"/>
+      </w:pPr>
+      <w:r>
+        <w:rPr>
+          <w:b w:val="0"/>
+          <w:i/>
+        </w:rPr>
+        <w:t>Господу во сне дают мантру санньясы; в Навадвипу приходит Кешава Бхарати; Господь утешает Шривасу, даёт наставление Мурари и в Кантаканагаре принимает санньясу. Конец второй пракрамы</w:t>
+      </w:r>
+    </w:p>
+    <w:p>
+      <w:pPr>
+        <w:spacing w:after="60"/>
+        <w:ind w:left="510" w:hanging="510"/>
+      </w:pPr>
+      <w:r>
+        <w:rPr>
+          <w:b/>
+          <w:i w:val="0"/>
+        </w:rPr>
+        <w:t>1.</w:t>
+      </w:r>
+      <w:r>
+        <w:t xml:space="preserve"> Через несколько дней Бхагаван, принявший человеческий облик ради Своего дела, сказал: «Мне приснилось, что ко Мне пришёл некий превосходный брахман</w:t>
+      </w:r>
+    </w:p>
+    <w:p>
+      <w:pPr>
+        <w:spacing w:after="60"/>
+        <w:ind w:left="510" w:hanging="510"/>
+      </w:pPr>
+      <w:r>
+        <w:rPr>
+          <w:b/>
+          <w:i w:val="0"/>
+        </w:rPr>
+        <w:t>2.</w:t>
+      </w:r>
+      <w:r>
+        <w:t xml:space="preserve"> и, светло улыбаясь, произнёс Мне на ухо мантру санньясы. С тех пор как Я услышал её, Я в печали плачу ночью и днём.</w:t>
+      </w:r>
+    </w:p>
+    <w:p>
+      <w:pPr>
+        <w:spacing w:after="60"/>
+        <w:ind w:left="510" w:hanging="510"/>
+      </w:pPr>
+      <w:r>
+        <w:rPr>
+          <w:b/>
+          <w:i w:val="0"/>
+        </w:rPr>
+        <w:t>3.</w:t>
+      </w:r>
+      <w:r>
+        <w:t xml:space="preserve"> Как Мне оставить милого Хари, Моего Владыку? Что иное Мне пристало?» Услышав это, Мурари сказал: «В этой мантре — Сам Бхагаван.</w:t>
+      </w:r>
+    </w:p>
+    <w:p>
+      <w:pPr>
+        <w:spacing w:after="60"/>
+        <w:ind w:left="510" w:hanging="510"/>
+      </w:pPr>
+      <w:r>
+        <w:rPr>
+          <w:b/>
+          <w:i w:val="0"/>
+        </w:rPr>
+        <w:t>4.</w:t>
+      </w:r>
+      <w:r>
+        <w:t xml:space="preserve"> Пойми её в уме как сложение с родительным падежом — и будь счастлив»</w:t>
+      </w:r>
+      <w:r>
+        <w:rPr>
+          <w:b w:val="0"/>
+          <w:i w:val="0"/>
+          <w:vertAlign w:val="superscript"/>
+        </w:rPr>
+        <w:t>1</w:t>
+      </w:r>
+      <w:r>
+        <w:t>.</w:t>
+      </w:r>
+    </w:p>
+    <w:p>
+      <w:pPr>
+        <w:spacing w:after="60"/>
+        <w:ind w:left="510" w:hanging="510"/>
+      </w:pPr>
+      <w:r>
+        <w:rPr>
+          <w:b/>
+          <w:i w:val="0"/>
+        </w:rPr>
+        <w:t>5.</w:t>
+      </w:r>
+      <w:r>
+        <w:t xml:space="preserve"> На это Господь ответил: «И всё же Мой ум томится. Что Мне делать с силой слов?»</w:t>
+      </w:r>
+      <w:r>
+        <w:rPr>
+          <w:b w:val="0"/>
+          <w:i w:val="0"/>
+          <w:vertAlign w:val="superscript"/>
+        </w:rPr>
+        <w:t>2</w:t>
+      </w:r>
+      <w:r>
+        <w:t xml:space="preserve"> — и с этими словами заплакал.</w:t>
+      </w:r>
+    </w:p>
+    <w:p>
+      <w:pPr>
+        <w:spacing w:after="60"/>
+        <w:ind w:left="510" w:hanging="510"/>
+      </w:pPr>
+      <w:r>
+        <w:rPr>
+          <w:b/>
+          <w:i w:val="0"/>
+        </w:rPr>
+        <w:t>6.</w:t>
+      </w:r>
+      <w:r>
+        <w:t xml:space="preserve"> Услышав это, все опечалились, изнемогая от грядущей разлуки с Кришной, — как смятенные прекраснобровые девы Враджа, когда Кришне предстоял путь в Матхуру.</w:t>
+      </w:r>
+    </w:p>
+    <w:p>
+      <w:pPr>
+        <w:spacing w:after="60"/>
+        <w:ind w:left="510" w:hanging="510"/>
+      </w:pPr>
+      <w:r>
+        <w:rPr>
+          <w:b/>
+          <w:i w:val="0"/>
+        </w:rPr>
+        <w:t>7.</w:t>
+      </w:r>
+      <w:r>
+        <w:t xml:space="preserve"> Через несколько дней туда пришёл досточтимый Кешава Бхарати — лучший из санньяси, исполненный великой мощи, сияющий, как солнце.</w:t>
+      </w:r>
+    </w:p>
+    <w:p>
+      <w:pPr>
+        <w:spacing w:after="60"/>
+        <w:ind w:left="510" w:hanging="510"/>
+      </w:pPr>
+      <w:r>
+        <w:rPr>
+          <w:b/>
+          <w:i w:val="0"/>
+        </w:rPr>
+        <w:t>8.</w:t>
+      </w:r>
+      <w:r>
+        <w:t xml:space="preserve"> Он пришёл сам, приведённый всеми заслугами, накопленными в прежних рождениях. И там по счастливой судьбе он увидел Кришну, сияющего, как расплавленное золото, —</w:t>
+      </w:r>
+    </w:p>
+    <w:p>
+      <w:pPr>
+        <w:spacing w:after="60"/>
+        <w:ind w:left="510" w:hanging="510"/>
+      </w:pPr>
+      <w:r>
+        <w:rPr>
+          <w:b/>
+          <w:i w:val="0"/>
+        </w:rPr>
+        <w:t>9.</w:t>
+      </w:r>
+      <w:r>
+        <w:t xml:space="preserve"> лотосоокого Хари, потрясённого любовью. Увидев Его, лучший из санньяси исполнился блаженства.</w:t>
+      </w:r>
+    </w:p>
+    <w:p>
+      <w:pPr>
+        <w:spacing w:after="60"/>
+        <w:ind w:left="510" w:hanging="510"/>
+      </w:pPr>
+      <w:r>
+        <w:rPr>
+          <w:b/>
+          <w:i w:val="0"/>
+        </w:rPr>
+        <w:t>10.</w:t>
+      </w:r>
+      <w:r>
+        <w:t xml:space="preserve"> Бхагаван, Сам Владыка, увидев перед Собой владыку санньяси, преисполнился блаженства любви, поднялся и поклонился ему.</w:t>
+      </w:r>
+    </w:p>
+    <w:p>
+      <w:pPr>
+        <w:spacing w:after="60"/>
+        <w:ind w:left="510" w:hanging="510"/>
+      </w:pPr>
+      <w:r>
+        <w:rPr>
+          <w:b/>
+          <w:i w:val="0"/>
+        </w:rPr>
+        <w:t>11.</w:t>
+      </w:r>
+      <w:r>
+        <w:t xml:space="preserve"> Видя, что Он омыт потоками слёз любви к Кришне, досточтимый Кешава Бхарати, человек великого ума, довольный, сказал:</w:t>
+      </w:r>
+    </w:p>
+    <w:p>
+      <w:pPr>
+        <w:spacing w:after="60"/>
+        <w:ind w:left="510" w:hanging="510"/>
+      </w:pPr>
+      <w:r>
+        <w:rPr>
+          <w:b/>
+          <w:i w:val="0"/>
+        </w:rPr>
+        <w:t>12.</w:t>
+      </w:r>
+      <w:r>
+        <w:t xml:space="preserve"> «Ты — Шука или Прахлада: так я твёрдо считаю. Или же Ты Сам Бхагаван, Владыка, причина всего?»</w:t>
+      </w:r>
+    </w:p>
+    <w:p>
+      <w:pPr>
+        <w:spacing w:after="60"/>
+        <w:ind w:left="510" w:hanging="510"/>
+      </w:pPr>
+      <w:r>
+        <w:rPr>
+          <w:b/>
+          <w:i w:val="0"/>
+        </w:rPr>
+        <w:t>13.</w:t>
+      </w:r>
+      <w:r>
+        <w:t xml:space="preserve"> Услышав себе такую хвалу, великомудрый Владыка огорчился и заплакал вдвое сильнее, залитый потоками слёз любви.</w:t>
+      </w:r>
+    </w:p>
+    <w:p>
+      <w:pPr>
+        <w:spacing w:after="60"/>
+        <w:ind w:left="510" w:hanging="510"/>
+      </w:pPr>
+      <w:r>
+        <w:rPr>
+          <w:b/>
+          <w:i w:val="0"/>
+        </w:rPr>
+        <w:t>14.</w:t>
+      </w:r>
+      <w:r>
+        <w:t xml:space="preserve"> Тогда лучший из санньяси, изумлённый тем, что увидел, сказал Бхагавану: «Ты — Кришна, Владыка, в этом нет сомнения».</w:t>
+      </w:r>
+    </w:p>
+    <w:p>
+      <w:pPr>
+        <w:spacing w:after="60"/>
+        <w:ind w:left="510" w:hanging="510"/>
+      </w:pPr>
+      <w:r>
+        <w:rPr>
+          <w:b/>
+          <w:i w:val="0"/>
+        </w:rPr>
+        <w:t>15.</w:t>
+      </w:r>
+      <w:r>
+        <w:t xml:space="preserve"> Услышав о Себе столь великую хвалу, Господь пришёл в смятение; Он поклонился лучшему из санньяси и ушёл в Свой дом.</w:t>
+      </w:r>
+    </w:p>
+    <w:p>
+      <w:pPr>
+        <w:spacing w:after="60"/>
+        <w:ind w:left="510" w:hanging="510"/>
+      </w:pPr>
+      <w:r>
+        <w:rPr>
+          <w:b/>
+          <w:i w:val="0"/>
+        </w:rPr>
+        <w:t>16.</w:t>
+      </w:r>
+      <w:r>
+        <w:t xml:space="preserve"> И Бхагаван — очиститель всех существ, обитель Шри — решил принять санньясу, оставив Свой богатый дом.</w:t>
+      </w:r>
+    </w:p>
+    <w:p>
+      <w:pPr>
+        <w:spacing w:after="60"/>
+        <w:ind w:left="510" w:hanging="510"/>
+      </w:pPr>
+      <w:r>
+        <w:rPr>
+          <w:b/>
+          <w:i w:val="0"/>
+        </w:rPr>
+        <w:t>17.</w:t>
+      </w:r>
+      <w:r>
+        <w:t xml:space="preserve"> Тогда Мукунда сказал вайшнавам: «О лучшие из дваждырождённых! Смотрите на Владыку, лоно мира, пока Он ещё здесь:</w:t>
+      </w:r>
+    </w:p>
+    <w:p>
+      <w:pPr>
+        <w:spacing w:after="60"/>
+        <w:ind w:left="510" w:hanging="510"/>
+      </w:pPr>
+      <w:r>
+        <w:rPr>
+          <w:b/>
+          <w:i w:val="0"/>
+        </w:rPr>
+        <w:t>18.</w:t>
+      </w:r>
+      <w:r>
+        <w:t xml:space="preserve"> скоро наставник мира оставит дом и уйдёт». Услышав слова мудрого Мукунды, все опечалились.</w:t>
+      </w:r>
+    </w:p>
+    <w:p>
+      <w:pPr>
+        <w:spacing w:after="60"/>
+        <w:ind w:left="510" w:hanging="510"/>
+      </w:pPr>
+      <w:r>
+        <w:rPr>
+          <w:b/>
+          <w:i w:val="0"/>
+        </w:rPr>
+        <w:t>19.</w:t>
+      </w:r>
+      <w:r>
+        <w:t xml:space="preserve"> Тогда Бхагаван сказал Шривасе, быку среди дваждырождённых: «Это ради вас, ради любви Я уйду в дальние края.</w:t>
+      </w:r>
+    </w:p>
+    <w:p>
+      <w:pPr>
+        <w:spacing w:after="60"/>
+        <w:ind w:left="510" w:hanging="510"/>
+      </w:pPr>
+      <w:r>
+        <w:rPr>
+          <w:b/>
+          <w:i w:val="0"/>
+        </w:rPr>
+        <w:t>20.</w:t>
+      </w:r>
+      <w:r>
+        <w:t xml:space="preserve"> Как купцы</w:t>
+      </w:r>
+      <w:r>
+        <w:rPr>
+          <w:b w:val="0"/>
+          <w:i w:val="0"/>
+          <w:vertAlign w:val="superscript"/>
+        </w:rPr>
+        <w:t>3</w:t>
+      </w:r>
+      <w:r>
+        <w:t xml:space="preserve"> плывут на корабле в дальние края и, привезя оттуда богатство, раздают его родным, так и Я:</w:t>
+      </w:r>
+    </w:p>
+    <w:p>
+      <w:pPr>
+        <w:spacing w:after="60"/>
+        <w:ind w:left="510" w:hanging="510"/>
+      </w:pPr>
+      <w:r>
+        <w:rPr>
+          <w:b/>
+          <w:i w:val="0"/>
+        </w:rPr>
+        <w:t>21.</w:t>
+      </w:r>
+      <w:r>
+        <w:t xml:space="preserve"> принесу из дальних краёв и подарю тебе неиссякаемый поток любви, благодаря которому ты узришь Шри Кришну, почитаемого всеми богами».</w:t>
+      </w:r>
+    </w:p>
+    <w:p>
+      <w:pPr>
+        <w:spacing w:after="60"/>
+        <w:ind w:left="510" w:hanging="510"/>
+      </w:pPr>
+      <w:r>
+        <w:rPr>
+          <w:b/>
+          <w:i w:val="0"/>
+        </w:rPr>
+        <w:t>22.</w:t>
+      </w:r>
+      <w:r>
+        <w:t xml:space="preserve"> Услышав это, Шриваса снова сказал Господу, Шри Хари: «Владыка, как же я останусь жив в разлуке с Тобой?»</w:t>
+      </w:r>
+    </w:p>
+    <w:p>
+      <w:pPr>
+        <w:spacing w:after="60"/>
+        <w:ind w:left="510" w:hanging="510"/>
+      </w:pPr>
+      <w:r>
+        <w:rPr>
+          <w:b/>
+          <w:i w:val="0"/>
+        </w:rPr>
+        <w:t>23.</w:t>
+      </w:r>
+      <w:r>
+        <w:t xml:space="preserve"> Бхагаван ответил: «Я Сам всегда пребываю в твоём святилище, о царь брахманов. Не удивляйся этому».</w:t>
+      </w:r>
+    </w:p>
+    <w:p>
+      <w:pPr>
+        <w:spacing w:after="60"/>
+        <w:ind w:left="510" w:hanging="510"/>
+      </w:pPr>
+      <w:r>
+        <w:rPr>
+          <w:b/>
+          <w:i w:val="0"/>
+        </w:rPr>
+        <w:t>24.</w:t>
+      </w:r>
+      <w:r>
+        <w:t xml:space="preserve"> Услышав Его слова, бык среди дваждырождённых изумился: «Владыка всепроникающ — в чьей же Он власти?»</w:t>
+      </w:r>
+    </w:p>
+    <w:p>
+      <w:pPr>
+        <w:spacing w:after="60"/>
+        <w:ind w:left="510" w:hanging="510"/>
+      </w:pPr>
+      <w:r>
+        <w:rPr>
+          <w:b/>
+          <w:i w:val="0"/>
+        </w:rPr>
+        <w:t>25.</w:t>
+      </w:r>
+      <w:r>
+        <w:t xml:space="preserve"> Тогда, вечером, Хари по Своей милости пришёл вместе со Шри Харидасом в дом Мурари, и Мурари припал к стопам Хари.</w:t>
+      </w:r>
+    </w:p>
+    <w:p>
+      <w:pPr>
+        <w:spacing w:after="60"/>
+        <w:ind w:left="510" w:hanging="510"/>
+      </w:pPr>
+      <w:r>
+        <w:rPr>
+          <w:b/>
+          <w:i w:val="0"/>
+        </w:rPr>
+        <w:t>26.</w:t>
+      </w:r>
+      <w:r>
+        <w:t xml:space="preserve"> Поклонившись, он с радостным сердцем принёс и предложил Ему сиденье, затем поклонился Харидасу и сам встал рядом.</w:t>
+      </w:r>
+    </w:p>
+    <w:p>
+      <w:pPr>
+        <w:spacing w:after="60"/>
+        <w:ind w:left="510" w:hanging="510"/>
+      </w:pPr>
+      <w:r>
+        <w:rPr>
+          <w:b/>
+          <w:i w:val="0"/>
+        </w:rPr>
+        <w:t>27.</w:t>
+      </w:r>
+      <w:r>
+        <w:t xml:space="preserve"> И океан милости сказал Мурари: «Слушай Моё слово: к чему ты всегда был безучастен, то делай отныне так, как Я скажу</w:t>
+      </w:r>
+      <w:r>
+        <w:rPr>
+          <w:b w:val="0"/>
+          <w:i w:val="0"/>
+          <w:vertAlign w:val="superscript"/>
+        </w:rPr>
+        <w:t>4</w:t>
+      </w:r>
+      <w:r>
+        <w:t>.</w:t>
+      </w:r>
+    </w:p>
+    <w:p>
+      <w:pPr>
+        <w:spacing w:after="60"/>
+        <w:ind w:left="510" w:hanging="510"/>
+      </w:pPr>
+      <w:r>
+        <w:rPr>
+          <w:b/>
+          <w:i w:val="0"/>
+        </w:rPr>
+        <w:t>28.</w:t>
+      </w:r>
+      <w:r>
+        <w:t xml:space="preserve"> Выслушай Меня внимательно: сегодня Я даю тебе наставление — запомни его твёрдо.</w:t>
+      </w:r>
+    </w:p>
+    <w:p>
+      <w:pPr>
+        <w:spacing w:after="60"/>
+        <w:ind w:left="510" w:hanging="510"/>
+      </w:pPr>
+      <w:r>
+        <w:rPr>
+          <w:b/>
+          <w:i w:val="0"/>
+        </w:rPr>
+        <w:t>29.</w:t>
+      </w:r>
+      <w:r>
+        <w:t xml:space="preserve"> Превосходный Адвайта Ачарья поистине велик: он — средоточие добродетелей, часть Владыки. Служи ему усердно и с почтением.</w:t>
+      </w:r>
+    </w:p>
+    <w:p>
+      <w:pPr>
+        <w:spacing w:after="60"/>
+        <w:ind w:left="510" w:hanging="510"/>
+      </w:pPr>
+      <w:r>
+        <w:rPr>
+          <w:b/>
+          <w:i w:val="0"/>
+        </w:rPr>
+        <w:t>30.</w:t>
+      </w:r>
+      <w:r>
+        <w:t xml:space="preserve"> Так Я открыл тебе это тайное наставление ради твоего счастья». Сказав это, Господь, любящий Своих преданных, ушёл к Себе домой.</w:t>
+      </w:r>
+    </w:p>
+    <w:p>
+      <w:pPr>
+        <w:spacing w:after="60"/>
+        <w:ind w:left="510" w:hanging="510"/>
+      </w:pPr>
+      <w:r>
+        <w:rPr>
+          <w:b/>
+          <w:i w:val="0"/>
+        </w:rPr>
+        <w:t>31.</w:t>
+      </w:r>
+      <w:r>
+        <w:t xml:space="preserve"> А на другой день Кришна пришёл в прекрасное селение Кантаку</w:t>
+      </w:r>
+      <w:r>
+        <w:rPr>
+          <w:b w:val="0"/>
+          <w:i w:val="0"/>
+          <w:vertAlign w:val="superscript"/>
+        </w:rPr>
+        <w:t>5</w:t>
+      </w:r>
+      <w:r>
+        <w:t xml:space="preserve"> и принял санньясу,</w:t>
+      </w:r>
+    </w:p>
+    <w:p>
+      <w:pPr>
+        <w:spacing w:after="60"/>
+        <w:ind w:left="510" w:hanging="510"/>
+      </w:pPr>
+      <w:r>
+        <w:rPr>
+          <w:b/>
+          <w:i w:val="0"/>
+        </w:rPr>
+        <w:t>32.</w:t>
+      </w:r>
+      <w:r>
+        <w:t xml:space="preserve"> сделав Своим гуру досточтимого Кешаву Бхарати, лучшего из постигших Брахман, и тем исполнив его жизнь.</w:t>
+      </w:r>
+    </w:p>
+    <w:p>
+      <w:pPr>
+        <w:spacing w:after="60"/>
+        <w:ind w:left="510" w:hanging="510"/>
+      </w:pPr>
+      <w:r>
+        <w:rPr>
+          <w:b/>
+          <w:i w:val="0"/>
+        </w:rPr>
+        <w:t>33.</w:t>
+      </w:r>
+      <w:r>
+        <w:t xml:space="preserve"> Кто внимает так деяниям Хари, тот тотчас сбрасывает сонм грехов и приходит к стопам Нрихари; он обретёт несравненную преданность и свободу от привязанности ко всему недостойному.</w:t>
+      </w:r>
+    </w:p>
+    <w:p>
+      <w:pPr>
+        <w:spacing w:after="60"/>
+        <w:jc w:val="both"/>
+      </w:pPr>
+      <w:r>
+        <w:rPr>
+          <w:b w:val="0"/>
+          <w:i/>
+        </w:rPr>
+        <w:t>Так заканчивается восемнадцатая сарга, «Завязка санньясы» (Санньяса-сутра), второй пракрамы поэмы «Шри Кришна-чайтанья-чаритамрита». Так завершается вторая пракрама.</w:t>
+      </w:r>
+    </w:p>
+    <w:p>
+      <w:pPr>
+        <w:spacing w:after="60"/>
+        <w:ind w:left="283"/>
+      </w:pPr>
+      <w:r>
+        <w:rPr>
+          <w:b/>
+          <w:i w:val="0"/>
+          <w:sz w:val="18"/>
+        </w:rPr>
+        <w:t>1.</w:t>
+      </w:r>
+      <w:r>
+        <w:rPr>
+          <w:sz w:val="18"/>
+        </w:rPr>
+        <w:t xml:space="preserve"> Мурари предлагает толковать мантру санньясы, говорящую о тождестве с Брахманом, через родительный падеж: не «я есть Он», а «я — Его», то есть слуга Господа. Так в гаудия-вайшнавской традиции понимают великие изречения упанишад.</w:t>
+      </w:r>
+    </w:p>
+    <w:p>
+      <w:pPr>
+        <w:spacing w:after="60"/>
+        <w:ind w:left="283"/>
+      </w:pPr>
+      <w:r>
+        <w:rPr>
+          <w:b/>
+          <w:i w:val="0"/>
+          <w:sz w:val="18"/>
+        </w:rPr>
+        <w:t>2.</w:t>
+      </w:r>
+      <w:r>
+        <w:rPr>
+          <w:sz w:val="18"/>
+        </w:rPr>
+        <w:t xml:space="preserve"> Т. е. толкование не снимает прямого смысла слов мантры.</w:t>
+      </w:r>
+    </w:p>
+    <w:p>
+      <w:pPr>
+        <w:spacing w:after="60"/>
+        <w:ind w:left="283"/>
+      </w:pPr>
+      <w:r>
+        <w:rPr>
+          <w:b/>
+          <w:i w:val="0"/>
+          <w:sz w:val="18"/>
+        </w:rPr>
+        <w:t>3.</w:t>
+      </w:r>
+      <w:r>
+        <w:rPr>
+          <w:sz w:val="18"/>
+        </w:rPr>
+        <w:t xml:space="preserve"> Слово «садху» здесь, как обычно в Бенгалии, означает купца, ведущего заморскую торговлю.</w:t>
+      </w:r>
+    </w:p>
+    <w:p>
+      <w:pPr>
+        <w:spacing w:after="60"/>
+        <w:ind w:left="283"/>
+      </w:pPr>
+      <w:r>
+        <w:rPr>
+          <w:b/>
+          <w:i w:val="0"/>
+          <w:sz w:val="18"/>
+        </w:rPr>
+        <w:t>4.</w:t>
+      </w:r>
+      <w:r>
+        <w:rPr>
+          <w:sz w:val="18"/>
+        </w:rPr>
+        <w:t xml:space="preserve"> Смысл раскрывается в шл. 29: Господь велит Мурари усердно служить Адвайте Ачарье. Возможно и понимание «ты всегда отрешён — так исполни же Моё слово».</w:t>
+      </w:r>
+    </w:p>
+    <w:p>
+      <w:pPr>
+        <w:spacing w:after="60"/>
+        <w:ind w:left="283"/>
+      </w:pPr>
+      <w:r>
+        <w:rPr>
+          <w:b/>
+          <w:i w:val="0"/>
+          <w:sz w:val="18"/>
+        </w:rPr>
+        <w:t>5.</w:t>
+      </w:r>
+      <w:r>
+        <w:rPr>
+          <w:sz w:val="18"/>
+        </w:rPr>
+        <w:t xml:space="preserve"> Кантака (Кантаканагара) — нынешняя Катва на берегу Ганги.</w:t>
+      </w:r>
+    </w:p>
+    <w:p>
+      <w:r>
+        <w:br w:type="page"/>
+      </w:r>
+    </w:p>
+    <w:p>
+      <w:pPr>
+        <w:pStyle w:val="Heading1"/>
+        <w:jc w:val="center"/>
+      </w:pPr>
+      <w:r>
+        <w:t>Пракрама третья</w:t>
+      </w:r>
+    </w:p>
+    <w:p>
+      <w:pPr>
+        <w:pStyle w:val="Heading2"/>
+      </w:pPr>
+      <w:r>
+        <w:t>Пракрама 3, сарга 1. Речи горожанок Кантаканагары</w:t>
+      </w:r>
+    </w:p>
+    <w:p>
+      <w:pPr>
+        <w:spacing w:after="60"/>
+        <w:jc w:val="both"/>
+      </w:pPr>
+      <w:r>
+        <w:rPr>
+          <w:b w:val="0"/>
+          <w:i/>
+        </w:rPr>
+        <w:t>Дамодара просит Мурари рассказать о санньясе Господа; благословляющие стихи; Господь уходит из Навадвипы; Чандрашекхара возвращается и рассказывает, как жители Кантаканагары смотрели на Господа и что говорили о Нём женщины</w:t>
+      </w:r>
+    </w:p>
+    <w:p>
+      <w:pPr>
+        <w:spacing w:after="60"/>
+        <w:ind w:left="510" w:hanging="510"/>
+      </w:pPr>
+      <w:r>
+        <w:rPr>
+          <w:b/>
+          <w:i w:val="0"/>
+        </w:rPr>
+        <w:t>1.</w:t>
+      </w:r>
+      <w:r>
+        <w:t xml:space="preserve"> Услышав дивное, неземное повествование о Хари, Дамодара</w:t>
+      </w:r>
+      <w:r>
+        <w:rPr>
+          <w:b w:val="0"/>
+          <w:i w:val="0"/>
+          <w:vertAlign w:val="superscript"/>
+        </w:rPr>
+        <w:t>1</w:t>
+      </w:r>
+      <w:r>
+        <w:t xml:space="preserve"> снова сказал превосходному Мурари: «Поведай же, как Бхагаван принял санньясу, как ходил в чужие края и в Пурушоттаму</w:t>
+      </w:r>
+      <w:r>
+        <w:rPr>
+          <w:b w:val="0"/>
+          <w:i w:val="0"/>
+          <w:vertAlign w:val="superscript"/>
+        </w:rPr>
+        <w:t>2</w:t>
+      </w:r>
+      <w:r>
+        <w:t>,</w:t>
+      </w:r>
+    </w:p>
+    <w:p>
+      <w:pPr>
+        <w:spacing w:after="60"/>
+        <w:ind w:left="510" w:hanging="510"/>
+      </w:pPr>
+      <w:r>
+        <w:rPr>
+          <w:b/>
+          <w:i w:val="0"/>
+        </w:rPr>
+        <w:t>2.</w:t>
+      </w:r>
+      <w:r>
+        <w:t xml:space="preserve"> и какие святые места, излюбленные сонмами мудрецов, посетил Древний, чья милость чарует сердце». Выслушав слова лучшего из дваждырождённых, лекарь ответил: «Слушай, я расскажу тебе отрадное сердцу повествование о Хари.</w:t>
+      </w:r>
+    </w:p>
+    <w:p>
+      <w:pPr>
+        <w:spacing w:after="60"/>
+        <w:ind w:left="510" w:hanging="510"/>
+      </w:pPr>
+      <w:r>
+        <w:rPr>
+          <w:b/>
+          <w:i w:val="0"/>
+        </w:rPr>
+        <w:t>3.</w:t>
+      </w:r>
+      <w:r>
+        <w:t xml:space="preserve"> Пусть же Бхагаван поскорее даст мне несравненную силу, чтобы речь моя стала искусной в рассказе о Нём — о Том, чьи дивные деяния, когда их нектар вкушают слухом, делают речь прекрасной, и от сладости памяти о Чьём имени освобождение приходит само, помимо воли</w:t>
+      </w:r>
+      <w:r>
+        <w:rPr>
+          <w:b w:val="0"/>
+          <w:i w:val="0"/>
+          <w:vertAlign w:val="superscript"/>
+        </w:rPr>
+        <w:t>3</w:t>
+      </w:r>
+      <w:r>
+        <w:t>.</w:t>
+      </w:r>
+    </w:p>
+    <w:p>
+      <w:pPr>
+        <w:spacing w:after="60"/>
+        <w:ind w:left="510" w:hanging="510"/>
+      </w:pPr>
+      <w:r>
+        <w:rPr>
+          <w:b/>
+          <w:i w:val="0"/>
+        </w:rPr>
+        <w:t>4.</w:t>
+      </w:r>
+      <w:r>
+        <w:t xml:space="preserve"> Я почитаю Его — бога Чайтанью, незапятнанного Пурушу, нерождённого, вечного обликом, золотого, как лучшее золото. Чистые умом, чьё сердце окрашено сиянием ногтей Его лотосных стоп, тотчас постигают Истину.</w:t>
+      </w:r>
+    </w:p>
+    <w:p>
+      <w:pPr>
+        <w:spacing w:after="60"/>
+        <w:ind w:left="510" w:hanging="510"/>
+      </w:pPr>
+      <w:r>
+        <w:rPr>
+          <w:b/>
+          <w:i w:val="0"/>
+        </w:rPr>
+        <w:t>5.</w:t>
+      </w:r>
+      <w:r>
+        <w:t xml:space="preserve"> Славлю нектар служения Бхагавану, чья природа — Брахман, и Его Самого, чьим стопам поклоняются сонмы богов: даже владыка Шри Шанкара</w:t>
+      </w:r>
+      <w:r>
+        <w:rPr>
+          <w:b w:val="0"/>
+          <w:i w:val="0"/>
+          <w:vertAlign w:val="superscript"/>
+        </w:rPr>
+        <w:t>4</w:t>
+      </w:r>
+      <w:r>
+        <w:t>, непрестанно упиваясь нектаром Его лотосных стоп, исполнен любви.</w:t>
+      </w:r>
+    </w:p>
+    <w:p>
+      <w:pPr>
+        <w:spacing w:after="60"/>
+        <w:ind w:left="510" w:hanging="510"/>
+      </w:pPr>
+      <w:r>
+        <w:rPr>
+          <w:b/>
+          <w:i w:val="0"/>
+        </w:rPr>
+        <w:t>6.</w:t>
+      </w:r>
+      <w:r>
+        <w:t xml:space="preserve"> Так наставив лекаря, Господь ушёл к Себе, полный нежности, которую рождает в Нём служение Его преданных. Умиротворённый Гаурачандра, владыка всех расиков, провёл ночь в упоении, а поднявшись, ушёл.</w:t>
+      </w:r>
+    </w:p>
+    <w:p>
+      <w:pPr>
+        <w:spacing w:after="60"/>
+        <w:ind w:left="510" w:hanging="510"/>
+      </w:pPr>
+      <w:r>
+        <w:rPr>
+          <w:b/>
+          <w:i w:val="0"/>
+        </w:rPr>
+        <w:t>7.</w:t>
+      </w:r>
+      <w:r>
+        <w:t xml:space="preserve"> Бхагаван переправился через божественную реку</w:t>
+      </w:r>
+      <w:r>
+        <w:rPr>
+          <w:b w:val="0"/>
+          <w:i w:val="0"/>
+          <w:vertAlign w:val="superscript"/>
+        </w:rPr>
+        <w:t>5</w:t>
+      </w:r>
+      <w:r>
+        <w:t xml:space="preserve"> и ушёл. Узнав об этом, лучшие из дваждырождённых пали духом: они впали в безмерное смятение и плакали, палимые горем; терзаемые скорбью, потерянные, они изнемогали от страдания.</w:t>
+      </w:r>
+    </w:p>
+    <w:p>
+      <w:pPr>
+        <w:spacing w:after="60"/>
+        <w:ind w:left="510" w:hanging="510"/>
+      </w:pPr>
+      <w:r>
+        <w:rPr>
+          <w:b/>
+          <w:i w:val="0"/>
+        </w:rPr>
+        <w:t>8.</w:t>
+      </w:r>
+      <w:r>
+        <w:t xml:space="preserve"> На седьмой день к ним, утратившим всякий блеск, пришёл Шри Чандрашекхара Ачарьяратна, рудник добродетелей, драгоценнейший из людей, золотистый, как лучшее расплавленное золото, — своим сиянием он словно затмевал красоту полной луны.</w:t>
+      </w:r>
+    </w:p>
+    <w:p>
+      <w:pPr>
+        <w:spacing w:after="60"/>
+        <w:ind w:left="510" w:hanging="510"/>
+      </w:pPr>
+      <w:r>
+        <w:rPr>
+          <w:b/>
+          <w:i w:val="0"/>
+        </w:rPr>
+        <w:t>9.</w:t>
+      </w:r>
+      <w:r>
+        <w:t xml:space="preserve"> Они попросили его поведать нектар рассказов о Лотосооком, и он ответил: «Я расскажу всё». И Шри Чандрашекхара, первый среди лучших брахманов, голосом, прерывающимся от слёз, стал рассказывать им о Кришне</w:t>
+      </w:r>
+      <w:r>
+        <w:rPr>
+          <w:b w:val="0"/>
+          <w:i w:val="0"/>
+          <w:vertAlign w:val="superscript"/>
+        </w:rPr>
+        <w:t>6</w:t>
+      </w:r>
+      <w:r>
+        <w:t>.</w:t>
+      </w:r>
+    </w:p>
+    <w:p>
+      <w:pPr>
+        <w:spacing w:after="60"/>
+        <w:ind w:left="510" w:hanging="510"/>
+      </w:pPr>
+      <w:r>
+        <w:rPr>
+          <w:b/>
+          <w:i w:val="0"/>
+        </w:rPr>
+        <w:t>10.</w:t>
+      </w:r>
+      <w:r>
+        <w:t xml:space="preserve"> «Когда Владыка шёл по дороге, люди, глядя на Его лицо, пили глазами красоту тела Того, кто украшает всех мужей; а узнав, что Он идёт принять санньясу, радостно поклонились Его лотосным стопам.</w:t>
+      </w:r>
+    </w:p>
+    <w:p>
+      <w:pPr>
+        <w:spacing w:after="60"/>
+        <w:ind w:left="510" w:hanging="510"/>
+      </w:pPr>
+      <w:r>
+        <w:rPr>
+          <w:b/>
+          <w:i w:val="0"/>
+        </w:rPr>
+        <w:t>11.</w:t>
+      </w:r>
+      <w:r>
+        <w:t xml:space="preserve"> Там плясал Бхагаван Мукунда</w:t>
+      </w:r>
+      <w:r>
+        <w:rPr>
+          <w:b w:val="0"/>
+          <w:i w:val="0"/>
+          <w:vertAlign w:val="superscript"/>
+        </w:rPr>
+        <w:t>7</w:t>
+      </w:r>
+      <w:r>
+        <w:t>; грудь Его была влажна от слёз любви, тело покрыто мурашками восторга, а великие души во главе с Ачарьяратной радостно пели песнь о лотосных стопах Кришны.</w:t>
+      </w:r>
+    </w:p>
+    <w:p>
+      <w:pPr>
+        <w:spacing w:after="60"/>
+        <w:ind w:left="510" w:hanging="510"/>
+      </w:pPr>
+      <w:r>
+        <w:rPr>
+          <w:b/>
+          <w:i w:val="0"/>
+        </w:rPr>
+        <w:t>12.</w:t>
+      </w:r>
+      <w:r>
+        <w:t xml:space="preserve"> В тот миг в городе, что зовётся Кантака, собрались лучшие из брахманов и добрых людей, женщины, дети, ликующие старики; глухих, слепых и горбатых вели за руку.</w:t>
+      </w:r>
+    </w:p>
+    <w:p>
+      <w:pPr>
+        <w:spacing w:after="60"/>
+        <w:ind w:left="510" w:hanging="510"/>
+      </w:pPr>
+      <w:r>
+        <w:rPr>
+          <w:b/>
+          <w:i w:val="0"/>
+        </w:rPr>
+        <w:t>13.</w:t>
+      </w:r>
+      <w:r>
+        <w:t xml:space="preserve"> Спешили туда и женщины: одни несли полные кувшины, другие — принадлежности для поклонения на бедре, а иные, на сносях, шли, поддерживаемые подругами под руки.</w:t>
+      </w:r>
+    </w:p>
+    <w:p>
+      <w:pPr>
+        <w:spacing w:after="60"/>
+        <w:ind w:left="510" w:hanging="510"/>
+      </w:pPr>
+      <w:r>
+        <w:rPr>
+          <w:b/>
+          <w:i w:val="0"/>
+        </w:rPr>
+        <w:t>14.</w:t>
+      </w:r>
+      <w:r>
+        <w:t xml:space="preserve"> Все они с пылающими сердцами упивались хмельным мёдом лотосного лица Джанарданы; а иные, глядя на Него, словно на золотой лотос, слитый с юным солнцем, не могли надивиться.</w:t>
+      </w:r>
+    </w:p>
+    <w:p>
+      <w:pPr>
+        <w:spacing w:after="60"/>
+        <w:ind w:left="510" w:hanging="510"/>
+      </w:pPr>
+      <w:r>
+        <w:rPr>
+          <w:b/>
+          <w:i w:val="0"/>
+        </w:rPr>
+        <w:t>15.</w:t>
+      </w:r>
+      <w:r>
+        <w:t xml:space="preserve"> И они говорили: „Чей он, этот невиданный юноша, чьё лицо сияет, как восходящая луна? Он родился ради блага и процветания мира; видно, за великие заслуги мать носила его во чреве.</w:t>
+      </w:r>
+    </w:p>
+    <w:p>
+      <w:pPr>
+        <w:spacing w:after="60"/>
+        <w:ind w:left="510" w:hanging="510"/>
+      </w:pPr>
+      <w:r>
+        <w:rPr>
+          <w:b/>
+          <w:i w:val="0"/>
+        </w:rPr>
+        <w:t>16.</w:t>
+      </w:r>
+      <w:r>
+        <w:t xml:space="preserve"> Этот прекрасный юноша красотой победил Камадеву, а речью превзошёл самого владыку речи</w:t>
+      </w:r>
+      <w:r>
+        <w:rPr>
+          <w:b w:val="0"/>
+          <w:i w:val="0"/>
+          <w:vertAlign w:val="superscript"/>
+        </w:rPr>
+        <w:t>8</w:t>
+      </w:r>
+      <w:r>
+        <w:t>. Какая-то женщина за благие дела стала его женой — и за какие-то дела теперь, видно, томится в разлуке!</w:t>
+      </w:r>
+    </w:p>
+    <w:p>
+      <w:pPr>
+        <w:spacing w:after="60"/>
+        <w:ind w:left="510" w:hanging="510"/>
+      </w:pPr>
+      <w:r>
+        <w:rPr>
+          <w:b/>
+          <w:i w:val="0"/>
+        </w:rPr>
+        <w:t>17.</w:t>
+      </w:r>
+      <w:r>
+        <w:t xml:space="preserve"> Его мать, не видя лица сына, живёт словно неживая, палимая многими муками, — как страдали жители Враджа, когда Кришна ушёл, желая увидеть Матхуру“.</w:t>
+      </w:r>
+    </w:p>
+    <w:p>
+      <w:pPr>
+        <w:spacing w:after="60"/>
+        <w:ind w:left="510" w:hanging="510"/>
+      </w:pPr>
+      <w:r>
+        <w:rPr>
+          <w:b/>
+          <w:i w:val="0"/>
+        </w:rPr>
+        <w:t>18.</w:t>
+      </w:r>
+      <w:r>
+        <w:t xml:space="preserve"> А иные, искушённые, прямо говорили: „Это Сам сын Шри Нанды, проникнутый чувствами пастушек, явился в одеянии санньяси, чтобы исполнить Своё дело“.</w:t>
+      </w:r>
+    </w:p>
+    <w:p>
+      <w:pPr>
+        <w:spacing w:after="60"/>
+        <w:ind w:left="510" w:hanging="510"/>
+      </w:pPr>
+      <w:r>
+        <w:rPr>
+          <w:b/>
+          <w:i w:val="0"/>
+        </w:rPr>
+        <w:t>19.</w:t>
+      </w:r>
+      <w:r>
+        <w:t xml:space="preserve"> Много таких и иных прекрасных речей звучало в их беседах друг с другом; упиваясь лицом лотосоокого Вишвамбхары, они забыли о своих телах».</w:t>
+      </w:r>
+    </w:p>
+    <w:p>
+      <w:pPr>
+        <w:spacing w:after="60"/>
+        <w:jc w:val="both"/>
+      </w:pPr>
+      <w:r>
+        <w:rPr>
+          <w:b w:val="0"/>
+          <w:i/>
+        </w:rPr>
+        <w:t>Так заканчивается первая сарга, «Речи горожанок Кантаканагары» (Кантаканагара-нагари-вачана), третьей пракрамы поэмы «Шри Кришна-чайтанья-чаритамрита».</w:t>
+      </w:r>
+    </w:p>
+    <w:p>
+      <w:pPr>
+        <w:spacing w:after="60"/>
+        <w:ind w:left="283"/>
+      </w:pPr>
+      <w:r>
+        <w:rPr>
+          <w:b/>
+          <w:i w:val="0"/>
+          <w:sz w:val="18"/>
+        </w:rPr>
+        <w:t>1.</w:t>
+      </w:r>
+      <w:r>
+        <w:rPr>
+          <w:sz w:val="18"/>
+        </w:rPr>
+        <w:t xml:space="preserve"> Дамодара Пандит, который расспрашивает Мурари: поэма построена как их беседа.</w:t>
+      </w:r>
+    </w:p>
+    <w:p>
+      <w:pPr>
+        <w:spacing w:after="60"/>
+        <w:ind w:left="283"/>
+      </w:pPr>
+      <w:r>
+        <w:rPr>
+          <w:b/>
+          <w:i w:val="0"/>
+          <w:sz w:val="18"/>
+        </w:rPr>
+        <w:t>2.</w:t>
+      </w:r>
+      <w:r>
+        <w:rPr>
+          <w:sz w:val="18"/>
+        </w:rPr>
+        <w:t xml:space="preserve"> Пурушоттама — Пури, город Джаганнатхи.</w:t>
+      </w:r>
+    </w:p>
+    <w:p>
+      <w:pPr>
+        <w:spacing w:after="60"/>
+        <w:ind w:left="283"/>
+      </w:pPr>
+      <w:r>
+        <w:rPr>
+          <w:b/>
+          <w:i w:val="0"/>
+          <w:sz w:val="18"/>
+        </w:rPr>
+        <w:t>3.</w:t>
+      </w:r>
+      <w:r>
+        <w:rPr>
+          <w:sz w:val="18"/>
+        </w:rPr>
+        <w:t xml:space="preserve"> Синтаксис второй половины шлоки не вполне ясен; перевод передаёт вероятный смысл.</w:t>
+      </w:r>
+    </w:p>
+    <w:p>
+      <w:pPr>
+        <w:spacing w:after="60"/>
+        <w:ind w:left="283"/>
+      </w:pPr>
+      <w:r>
+        <w:rPr>
+          <w:b/>
+          <w:i w:val="0"/>
+          <w:sz w:val="18"/>
+        </w:rPr>
+        <w:t>4.</w:t>
+      </w:r>
+      <w:r>
+        <w:rPr>
+          <w:sz w:val="18"/>
+        </w:rPr>
+        <w:t xml:space="preserve"> Шанкара — Шива.</w:t>
+      </w:r>
+    </w:p>
+    <w:p>
+      <w:pPr>
+        <w:spacing w:after="60"/>
+        <w:ind w:left="283"/>
+      </w:pPr>
+      <w:r>
+        <w:rPr>
+          <w:b/>
+          <w:i w:val="0"/>
+          <w:sz w:val="18"/>
+        </w:rPr>
+        <w:t>5.</w:t>
+      </w:r>
+      <w:r>
+        <w:rPr>
+          <w:sz w:val="18"/>
+        </w:rPr>
+        <w:t xml:space="preserve"> Ганга.</w:t>
+      </w:r>
+    </w:p>
+    <w:p>
+      <w:pPr>
+        <w:spacing w:after="60"/>
+        <w:ind w:left="283"/>
+      </w:pPr>
+      <w:r>
+        <w:rPr>
+          <w:b/>
+          <w:i w:val="0"/>
+          <w:sz w:val="18"/>
+        </w:rPr>
+        <w:t>6.</w:t>
+      </w:r>
+      <w:r>
+        <w:rPr>
+          <w:sz w:val="18"/>
+        </w:rPr>
+        <w:t xml:space="preserve"> Чтение предположительно.</w:t>
+      </w:r>
+    </w:p>
+    <w:p>
+      <w:pPr>
+        <w:spacing w:after="60"/>
+        <w:ind w:left="283"/>
+      </w:pPr>
+      <w:r>
+        <w:rPr>
+          <w:b/>
+          <w:i w:val="0"/>
+          <w:sz w:val="18"/>
+        </w:rPr>
+        <w:t>7.</w:t>
+      </w:r>
+      <w:r>
+        <w:rPr>
+          <w:sz w:val="18"/>
+        </w:rPr>
+        <w:t xml:space="preserve"> Мукунда — здесь имя Самого Господа.</w:t>
+      </w:r>
+    </w:p>
+    <w:p>
+      <w:pPr>
+        <w:spacing w:after="60"/>
+        <w:ind w:left="283"/>
+      </w:pPr>
+      <w:r>
+        <w:rPr>
+          <w:b/>
+          <w:i w:val="0"/>
+          <w:sz w:val="18"/>
+        </w:rPr>
+        <w:t>8.</w:t>
+      </w:r>
+      <w:r>
+        <w:rPr>
+          <w:sz w:val="18"/>
+        </w:rPr>
+        <w:t xml:space="preserve"> Владыка речи — Брихаспати, наставник богов.</w:t>
+      </w:r>
+    </w:p>
+    <w:p>
+      <w:pPr>
+        <w:pStyle w:val="Heading2"/>
+      </w:pPr>
+      <w:r>
+        <w:t>Пракрама 3, сарга 2. Очищение ашрама санньясы</w:t>
+      </w:r>
+    </w:p>
+    <w:p>
+      <w:pPr>
+        <w:spacing w:after="60"/>
+        <w:jc w:val="both"/>
+      </w:pPr>
+      <w:r>
+        <w:rPr>
+          <w:b w:val="0"/>
+          <w:i/>
+        </w:rPr>
+        <w:t>Господь просит у жителей Кантаканагары благословения; в обители Кешавы Бхарати Он «посвящает» гуру в мантру санньясы и принимает санньясу; гуру и ученик пляшут в киртане</w:t>
+      </w:r>
+    </w:p>
+    <w:p>
+      <w:pPr>
+        <w:spacing w:after="60"/>
+        <w:ind w:left="510" w:hanging="510"/>
+      </w:pPr>
+      <w:r>
+        <w:rPr>
+          <w:b/>
+          <w:i w:val="0"/>
+        </w:rPr>
+        <w:t>1.</w:t>
+      </w:r>
+      <w:r>
+        <w:t xml:space="preserve"> Когда пляска окончилась, Бхагаван заплакал: любовь к Хари лишила Его самообладания. Видя это, все собравшиеся там тоже плакали, и глаза их были затуманены слезами любви.</w:t>
+      </w:r>
+    </w:p>
+    <w:p>
+      <w:pPr>
+        <w:spacing w:after="60"/>
+        <w:ind w:left="510" w:hanging="510"/>
+      </w:pPr>
+      <w:r>
+        <w:rPr>
+          <w:b/>
+          <w:i w:val="0"/>
+        </w:rPr>
+        <w:t>2.</w:t>
+      </w:r>
+      <w:r>
+        <w:t xml:space="preserve"> Тогда Хари поднялся и прерывающимся голосом сказал собравшимся людям: «Отцы и матери, благословите Меня теперь, чтобы Я всегда помнил о Хари».</w:t>
+      </w:r>
+    </w:p>
+    <w:p>
+      <w:pPr>
+        <w:spacing w:after="60"/>
+        <w:ind w:left="510" w:hanging="510"/>
+      </w:pPr>
+      <w:r>
+        <w:rPr>
+          <w:b/>
+          <w:i w:val="0"/>
+        </w:rPr>
+        <w:t>3.</w:t>
+      </w:r>
+      <w:r>
+        <w:t xml:space="preserve"> Услышав это, они, охваченные стыдом, словно обнажённые</w:t>
+      </w:r>
+      <w:r>
+        <w:rPr>
+          <w:b w:val="0"/>
+          <w:i w:val="0"/>
+          <w:vertAlign w:val="superscript"/>
+        </w:rPr>
+        <w:t>1</w:t>
+      </w:r>
+      <w:r>
+        <w:t>, ушли оттуда, не переставая рыдать; тела их были исполнены любви к Шри Кришне, а сами они — расой истинной преданности.</w:t>
+      </w:r>
+    </w:p>
+    <w:p>
+      <w:pPr>
+        <w:spacing w:after="60"/>
+        <w:ind w:left="510" w:hanging="510"/>
+      </w:pPr>
+      <w:r>
+        <w:rPr>
+          <w:b/>
+          <w:i w:val="0"/>
+        </w:rPr>
+        <w:t>4.</w:t>
+      </w:r>
+      <w:r>
+        <w:t xml:space="preserve"> Утешив их нектаром Своего лицезрения, великодушный Бхагаван Гаурачандра вместе с лучшими из вайшнавов отправился в обитель гуру, которого звали Шри Кешава.</w:t>
+      </w:r>
+    </w:p>
+    <w:p>
+      <w:pPr>
+        <w:spacing w:after="60"/>
+        <w:ind w:left="510" w:hanging="510"/>
+      </w:pPr>
+      <w:r>
+        <w:rPr>
+          <w:b/>
+          <w:i w:val="0"/>
+        </w:rPr>
+        <w:t>5.</w:t>
+      </w:r>
+      <w:r>
+        <w:t xml:space="preserve"> Поклонившись стопам гуру, Хари, океан милости, остался там; Он воспевал благие имена Шри Рамы и Нараяны и Их качества, и любовь лишала Его самообладания.</w:t>
+      </w:r>
+    </w:p>
+    <w:p>
+      <w:pPr>
+        <w:spacing w:after="60"/>
+        <w:ind w:left="510" w:hanging="510"/>
+      </w:pPr>
+      <w:r>
+        <w:rPr>
+          <w:b/>
+          <w:i w:val="0"/>
+        </w:rPr>
+        <w:t>6.</w:t>
+      </w:r>
+      <w:r>
+        <w:t xml:space="preserve"> После полудня Он, чистый, совершил обряды, предписанные для санньясы, чтобы обрести Нрихари</w:t>
+      </w:r>
+      <w:r>
+        <w:rPr>
+          <w:b w:val="0"/>
+          <w:i w:val="0"/>
+          <w:vertAlign w:val="superscript"/>
+        </w:rPr>
+        <w:t>2</w:t>
+      </w:r>
+      <w:r>
+        <w:t>, а досточтимый Ачарьяратна, знаток предписаний, по правилам совершил поклонение Кришне.</w:t>
+      </w:r>
+    </w:p>
+    <w:p>
+      <w:pPr>
+        <w:spacing w:after="60"/>
+        <w:ind w:left="510" w:hanging="510"/>
+      </w:pPr>
+      <w:r>
+        <w:rPr>
+          <w:b/>
+          <w:i w:val="0"/>
+        </w:rPr>
+        <w:t>7.</w:t>
+      </w:r>
+      <w:r>
+        <w:t xml:space="preserve"> Затем Владыка, желая блага Своему гуру, подошёл к нему и сказал на ухо: «Во сне Я получил превосходную мантру. Выслушай её — одобришь ли ты её?»</w:t>
+      </w:r>
+    </w:p>
+    <w:p>
+      <w:pPr>
+        <w:spacing w:after="60"/>
+        <w:ind w:left="510" w:hanging="510"/>
+      </w:pPr>
+      <w:r>
+        <w:rPr>
+          <w:b/>
+          <w:i w:val="0"/>
+        </w:rPr>
+        <w:t>8.</w:t>
+      </w:r>
+      <w:r>
+        <w:t xml:space="preserve"> И Он Сам трижды произнёс у самого его уха чистую мантру, предписанную для санньясы. Выслушав, тот ответил Хари: «Это и есть мантра санньясы, высшая и очищающая».</w:t>
+      </w:r>
+    </w:p>
+    <w:p>
+      <w:pPr>
+        <w:spacing w:after="60"/>
+        <w:ind w:left="510" w:hanging="510"/>
+      </w:pPr>
+      <w:r>
+        <w:rPr>
+          <w:b/>
+          <w:i w:val="0"/>
+        </w:rPr>
+        <w:t>9.</w:t>
+      </w:r>
+      <w:r>
+        <w:t xml:space="preserve"> Так единственный Владыка миров, неизменный, извечный гуру, под благовидным предлогом дал посвящение Своему гуру</w:t>
+      </w:r>
+      <w:r>
+        <w:rPr>
+          <w:b w:val="0"/>
+          <w:i w:val="0"/>
+          <w:vertAlign w:val="superscript"/>
+        </w:rPr>
+        <w:t>3</w:t>
+      </w:r>
+      <w:r>
+        <w:t>. И, сложив ладони, Господь сказал: «Гуру, дай Мне сегодня желанную санньясу».</w:t>
+      </w:r>
+    </w:p>
+    <w:p>
+      <w:pPr>
+        <w:spacing w:after="60"/>
+        <w:ind w:left="510" w:hanging="510"/>
+      </w:pPr>
+      <w:r>
+        <w:rPr>
+          <w:b/>
+          <w:i w:val="0"/>
+        </w:rPr>
+        <w:t>10.</w:t>
+      </w:r>
+      <w:r>
+        <w:t xml:space="preserve"> И в благой миг, когда Солнце переходит из Козерога в Водолей</w:t>
+      </w:r>
+      <w:r>
+        <w:rPr>
+          <w:b w:val="0"/>
+          <w:i w:val="0"/>
+          <w:vertAlign w:val="superscript"/>
+        </w:rPr>
+        <w:t>4</w:t>
+      </w:r>
+      <w:r>
+        <w:t>, мудрый Шри Кешава, великая душа, знаток обряда, дал Хари мантру санньясы.</w:t>
+      </w:r>
+    </w:p>
+    <w:p>
+      <w:pPr>
+        <w:spacing w:after="60"/>
+        <w:ind w:left="510" w:hanging="510"/>
+      </w:pPr>
+      <w:r>
+        <w:rPr>
+          <w:b/>
+          <w:i w:val="0"/>
+        </w:rPr>
+        <w:t>11.</w:t>
+      </w:r>
+      <w:r>
+        <w:t xml:space="preserve"> И тогда тонкое, как стебель, тело Хари покрылось мурашками восторга, грудь Его увлажнилась слезами блаженства, и Сам Господь прерывающимся голосом произнёс: «Я и вправду отрёкся от мира!»</w:t>
+      </w:r>
+    </w:p>
+    <w:p>
+      <w:pPr>
+        <w:spacing w:after="60"/>
+        <w:ind w:left="510" w:hanging="510"/>
+      </w:pPr>
+      <w:r>
+        <w:rPr>
+          <w:b/>
+          <w:i w:val="0"/>
+        </w:rPr>
+        <w:t>12.</w:t>
+      </w:r>
+      <w:r>
+        <w:t xml:space="preserve"> Видя, что Хари уходит, гуру сам поспешно вложил Ему в руку посох вместе с одеждой, приговаривая: «Эй, эй, возьми!» Услышав слово гуру, Хари, жаждущий преданности гуру, принял их</w:t>
+      </w:r>
+    </w:p>
+    <w:p>
+      <w:pPr>
+        <w:spacing w:after="60"/>
+        <w:ind w:left="510" w:hanging="510"/>
+      </w:pPr>
+      <w:r>
+        <w:rPr>
+          <w:b/>
+          <w:i w:val="0"/>
+        </w:rPr>
+        <w:t>13.</w:t>
+      </w:r>
+      <w:r>
+        <w:t xml:space="preserve"> и, высоко почитая повеление гуру, Он, победитель врагов, остался там на тот день. А ночью Господь вскоре начал там киртану и пляску вместе с гуру.</w:t>
+      </w:r>
+    </w:p>
+    <w:p>
+      <w:pPr>
+        <w:spacing w:after="60"/>
+        <w:ind w:left="510" w:hanging="510"/>
+      </w:pPr>
+      <w:r>
+        <w:rPr>
+          <w:b/>
+          <w:i w:val="0"/>
+        </w:rPr>
+        <w:t>14.</w:t>
+      </w:r>
+      <w:r>
+        <w:t xml:space="preserve"> Там плясал в великом счастье вместе с Кришной гуру Гуру миров</w:t>
+      </w:r>
+      <w:r>
+        <w:rPr>
+          <w:b w:val="0"/>
+          <w:i w:val="0"/>
+          <w:vertAlign w:val="superscript"/>
+        </w:rPr>
+        <w:t>5</w:t>
+      </w:r>
+      <w:r>
+        <w:t>; исполненный блаженства, великая душа счёл счастье Брахмана ничтожнейшим.</w:t>
+      </w:r>
+    </w:p>
+    <w:p>
+      <w:pPr>
+        <w:spacing w:after="60"/>
+        <w:ind w:left="510" w:hanging="510"/>
+      </w:pPr>
+      <w:r>
+        <w:rPr>
+          <w:b/>
+          <w:i w:val="0"/>
+        </w:rPr>
+        <w:t>15.</w:t>
+      </w:r>
+      <w:r>
+        <w:t xml:space="preserve"> Когда пляска окончилась, он сказал Хари: «Кто-то здесь вырвал у меня из рук этот посох, обхватил меня обеими руками и сказал: „Пляши и ты сам!“</w:t>
+      </w:r>
+    </w:p>
+    <w:p>
+      <w:pPr>
+        <w:spacing w:after="60"/>
+        <w:ind w:left="510" w:hanging="510"/>
+      </w:pPr>
+      <w:r>
+        <w:rPr>
+          <w:b/>
+          <w:i w:val="0"/>
+        </w:rPr>
+        <w:t>16.</w:t>
+      </w:r>
+      <w:r>
+        <w:t xml:space="preserve"> И тогда, затопленный блаженством, я радостно пустился в пляс, сам не свой». Услышав его слова, все присутствующие вместе с вайшнавами изумились и от любви утратили самообладание.</w:t>
+      </w:r>
+    </w:p>
+    <w:p>
+      <w:pPr>
+        <w:spacing w:after="60"/>
+        <w:ind w:left="510" w:hanging="510"/>
+      </w:pPr>
+      <w:r>
+        <w:rPr>
+          <w:b/>
+          <w:i w:val="0"/>
+        </w:rPr>
+        <w:t>17.</w:t>
+      </w:r>
+      <w:r>
+        <w:t xml:space="preserve"> Услышав это весомое, полное смысла слово гуру, Сам Хари — великая душа, радующийся в Себе, средоточие всех достоинств, — исполнился великой радости и плясал там вместе со Своими.</w:t>
+      </w:r>
+    </w:p>
+    <w:p>
+      <w:pPr>
+        <w:spacing w:after="60"/>
+        <w:ind w:left="510" w:hanging="510"/>
+      </w:pPr>
+      <w:r>
+        <w:rPr>
+          <w:b/>
+          <w:i w:val="0"/>
+        </w:rPr>
+        <w:t>18.</w:t>
+      </w:r>
+      <w:r>
+        <w:t xml:space="preserve"> А Бхарати, чья душа была затоплена любовью, отбросил далеко прочь свой сосуд для воды и посох и плясал вместе с Господом — чтобы очистить дхарму санньясы</w:t>
+      </w:r>
+      <w:r>
+        <w:rPr>
+          <w:b w:val="0"/>
+          <w:i w:val="0"/>
+          <w:vertAlign w:val="superscript"/>
+        </w:rPr>
+        <w:t>6</w:t>
+      </w:r>
+      <w:r>
+        <w:t>.</w:t>
+      </w:r>
+    </w:p>
+    <w:p>
+      <w:pPr>
+        <w:spacing w:after="60"/>
+        <w:ind w:left="510" w:hanging="510"/>
+      </w:pPr>
+      <w:r>
+        <w:rPr>
+          <w:b/>
+          <w:i w:val="0"/>
+        </w:rPr>
+        <w:t>19.</w:t>
+      </w:r>
+      <w:r>
+        <w:t xml:space="preserve"> Кто слушает так о благой санньясе, которую принял Сам Бхагаван и которая приносит блаженство дваждырождённым, тот обретёт освобождение и всё, чего желает сердце.</w:t>
+      </w:r>
+    </w:p>
+    <w:p>
+      <w:pPr>
+        <w:spacing w:after="60"/>
+        <w:jc w:val="both"/>
+      </w:pPr>
+      <w:r>
+        <w:rPr>
+          <w:b w:val="0"/>
+          <w:i/>
+        </w:rPr>
+        <w:t>Так заканчивается вторая сарга, «Очищение ашрама санньясы» (Санньясашрама-павана), третьей пракрамы поэмы «Шри Кришна-чайтанья-чаритамрита».</w:t>
+      </w:r>
+    </w:p>
+    <w:p>
+      <w:pPr>
+        <w:spacing w:after="60"/>
+        <w:ind w:left="283"/>
+      </w:pPr>
+      <w:r>
+        <w:rPr>
+          <w:b/>
+          <w:i w:val="0"/>
+          <w:sz w:val="18"/>
+        </w:rPr>
+        <w:t>1.</w:t>
+      </w:r>
+      <w:r>
+        <w:rPr>
+          <w:sz w:val="18"/>
+        </w:rPr>
+        <w:t xml:space="preserve"> Буквально «нагие»; вероятно, образ стыда: Господь просит благословения у них, Своих слуг. Чтение, возможно, испорчено.</w:t>
+      </w:r>
+    </w:p>
+    <w:p>
+      <w:pPr>
+        <w:spacing w:after="60"/>
+        <w:ind w:left="283"/>
+      </w:pPr>
+      <w:r>
+        <w:rPr>
+          <w:b/>
+          <w:i w:val="0"/>
+          <w:sz w:val="18"/>
+        </w:rPr>
+        <w:t>2.</w:t>
+      </w:r>
+      <w:r>
+        <w:rPr>
+          <w:sz w:val="18"/>
+        </w:rPr>
+        <w:t xml:space="preserve"> Нрихари — здесь Кришна: Гаура, играя роль преданного, принимает санньясу, чтобы обрести Его.</w:t>
+      </w:r>
+    </w:p>
+    <w:p>
+      <w:pPr>
+        <w:spacing w:after="60"/>
+        <w:ind w:left="283"/>
+      </w:pPr>
+      <w:r>
+        <w:rPr>
+          <w:b/>
+          <w:i w:val="0"/>
+          <w:sz w:val="18"/>
+        </w:rPr>
+        <w:t>3.</w:t>
+      </w:r>
+      <w:r>
+        <w:rPr>
+          <w:sz w:val="18"/>
+        </w:rPr>
+        <w:t xml:space="preserve"> Господь Сам произносит мантру на ухо Кешаве Бхарати, как бы посвящая его, и лишь затем получает её от него.</w:t>
+      </w:r>
+    </w:p>
+    <w:p>
+      <w:pPr>
+        <w:spacing w:after="60"/>
+        <w:ind w:left="283"/>
+      </w:pPr>
+      <w:r>
+        <w:rPr>
+          <w:b/>
+          <w:i w:val="0"/>
+          <w:sz w:val="18"/>
+        </w:rPr>
+        <w:t>4.</w:t>
+      </w:r>
+      <w:r>
+        <w:rPr>
+          <w:sz w:val="18"/>
+        </w:rPr>
+        <w:t xml:space="preserve"> Т. е. в конце солнечного месяца магха (январь — февраль).</w:t>
+      </w:r>
+    </w:p>
+    <w:p>
+      <w:pPr>
+        <w:spacing w:after="60"/>
+        <w:ind w:left="283"/>
+      </w:pPr>
+      <w:r>
+        <w:rPr>
+          <w:b/>
+          <w:i w:val="0"/>
+          <w:sz w:val="18"/>
+        </w:rPr>
+        <w:t>5.</w:t>
+      </w:r>
+      <w:r>
+        <w:rPr>
+          <w:sz w:val="18"/>
+        </w:rPr>
+        <w:t xml:space="preserve"> Кешава Бхарати, ставший гуру Кришны-Чайтаньи — Гуру всех миров.</w:t>
+      </w:r>
+    </w:p>
+    <w:p>
+      <w:pPr>
+        <w:spacing w:after="60"/>
+        <w:ind w:left="283"/>
+      </w:pPr>
+      <w:r>
+        <w:rPr>
+          <w:b/>
+          <w:i w:val="0"/>
+          <w:sz w:val="18"/>
+        </w:rPr>
+        <w:t>6.</w:t>
+      </w:r>
+      <w:r>
+        <w:rPr>
+          <w:sz w:val="18"/>
+        </w:rPr>
+        <w:t xml:space="preserve"> Отсюда название сарги: санньяса, принятая Господом и наполненная любовью, очищает сам уклад санньясы.</w:t>
       </w:r>
     </w:p>
     <w:sectPr>

--- a/murari-gupta/Murari-Gupta-Kadacha-ru.docx
+++ b/murari-gupta/Murari-Gupta-Kadacha-ru.docx
@@ -500,6 +500,42 @@
       </w:r>
     </w:p>
     <w:p>
+      <w:pPr>
+        <w:spacing w:after="60"/>
+        <w:ind w:left="340"/>
+      </w:pPr>
+      <w:r>
+        <w:t>• Пракрама 3, сарга 3. Странствие по стране Радха</w:t>
+      </w:r>
+    </w:p>
+    <w:p>
+      <w:pPr>
+        <w:spacing w:after="60"/>
+        <w:ind w:left="340"/>
+      </w:pPr>
+      <w:r>
+        <w:t>• Пракрама 3, сарга 4. Игры в доме Шри Адвайты</w:t>
+      </w:r>
+    </w:p>
+    <w:p>
+      <w:pPr>
+        <w:spacing w:after="60"/>
+        <w:ind w:left="340"/>
+      </w:pPr>
+      <w:r>
+        <w:t>• Пракрама 3, сарга 5. Сломанный посох</w:t>
+      </w:r>
+    </w:p>
+    <w:p>
+      <w:pPr>
+        <w:spacing w:after="60"/>
+        <w:ind w:left="340"/>
+      </w:pPr>
+      <w:r>
+        <w:t>• Пракрама 3, сарга 6. Странствие по южной стране</w:t>
+      </w:r>
+    </w:p>
+    <w:p>
       <w:r>
         <w:br w:type="page"/>
       </w:r>
@@ -24579,6 +24615,2766 @@
           <w:sz w:val="18"/>
         </w:rPr>
         <w:t xml:space="preserve"> Отсюда название сарги: санньяса, принятая Господом и наполненная любовью, очищает сам уклад санньясы.</w:t>
+      </w:r>
+    </w:p>
+    <w:p>
+      <w:pPr>
+        <w:pStyle w:val="Heading2"/>
+      </w:pPr>
+      <w:r>
+        <w:t>Пракрама 3, сарга 3. Странствие по стране Радха</w:t>
+      </w:r>
+    </w:p>
+    <w:p>
+      <w:pPr>
+        <w:spacing w:after="60"/>
+        <w:jc w:val="both"/>
+      </w:pPr>
+      <w:r>
+        <w:rPr>
+          <w:b w:val="0"/>
+          <w:i/>
+        </w:rPr>
+        <w:t>Господь, не слыша в стране Радха имени Хари, хочет оставить тело; пастушок, наученный Нитьянандой, возглашает «Хари!»; Господь посылает Чандрашекхару в Навадвипу; рассказ Чандрашекхары о трёх днях исступления Господа</w:t>
+      </w:r>
+    </w:p>
+    <w:p>
+      <w:pPr>
+        <w:spacing w:after="60"/>
+        <w:ind w:left="510" w:hanging="510"/>
+      </w:pPr>
+      <w:r>
+        <w:rPr>
+          <w:b/>
+          <w:i w:val="0"/>
+        </w:rPr>
+        <w:t>1.</w:t>
+      </w:r>
+      <w:r>
+        <w:t xml:space="preserve"> И вот Мадхава, поклонившись стопам гуру и испросив у него позволения, по его повелению отправился, скрывая Себя, в страну Радха. Могучерукий,</w:t>
+      </w:r>
+    </w:p>
+    <w:p>
+      <w:pPr>
+        <w:spacing w:after="60"/>
+        <w:ind w:left="510" w:hanging="510"/>
+      </w:pPr>
+      <w:r>
+        <w:rPr>
+          <w:b/>
+          <w:i w:val="0"/>
+        </w:rPr>
+        <w:t>2.</w:t>
+      </w:r>
+      <w:r>
+        <w:t xml:space="preserve"> Он шёл по дороге вместе с Нитьянандой Авадхутой и снова и снова рассказывал сказания о Кришне, плясал и пел, погружённый в Свою преданность.</w:t>
+      </w:r>
+    </w:p>
+    <w:p>
+      <w:pPr>
+        <w:spacing w:after="60"/>
+        <w:ind w:left="510" w:hanging="510"/>
+      </w:pPr>
+      <w:r>
+        <w:rPr>
+          <w:b/>
+          <w:i w:val="0"/>
+        </w:rPr>
+        <w:t>3.</w:t>
+      </w:r>
+      <w:r>
+        <w:t xml:space="preserve"> Он шёл, размышляя в Себе о лотосных стопах Кришны — воплощённой Души Его души, — и от потоков слёз любви походил на горную вершину, с которой низвергаются водопады.</w:t>
+      </w:r>
+    </w:p>
+    <w:p>
+      <w:pPr>
+        <w:spacing w:after="60"/>
+        <w:ind w:left="510" w:hanging="510"/>
+      </w:pPr>
+      <w:r>
+        <w:rPr>
+          <w:b/>
+          <w:i w:val="0"/>
+        </w:rPr>
+        <w:t>4.</w:t>
+      </w:r>
+      <w:r>
+        <w:t xml:space="preserve"> Порой глаза Его заливали слёзы, порой тело охватывали дрожь и трепет восторга; порой Он в смятении спотыкался, а порой шёл быстрым шагом.</w:t>
+      </w:r>
+    </w:p>
+    <w:p>
+      <w:pPr>
+        <w:spacing w:after="60"/>
+        <w:ind w:left="510" w:hanging="510"/>
+      </w:pPr>
+      <w:r>
+        <w:rPr>
+          <w:b/>
+          <w:i w:val="0"/>
+        </w:rPr>
+        <w:t>5.</w:t>
+      </w:r>
+      <w:r>
+        <w:t xml:space="preserve"> Порой Он шёл, словно опьянённый царь слонов, порой словно вырастал от переполнявшей Его мощи, а порой с благоговением пел: «Говинда! Кришна! Кришна!»</w:t>
+      </w:r>
+    </w:p>
+    <w:p>
+      <w:pPr>
+        <w:spacing w:after="60"/>
+        <w:ind w:left="510" w:hanging="510"/>
+      </w:pPr>
+      <w:r>
+        <w:rPr>
+          <w:b/>
+          <w:i w:val="0"/>
+        </w:rPr>
+        <w:t>6.</w:t>
+      </w:r>
+      <w:r>
+        <w:t xml:space="preserve"> Не слыша в той стране имени Хари, Он в крайнем смятении сказал: «Сейчас же войду в воду и оставлю это тело!</w:t>
+      </w:r>
+    </w:p>
+    <w:p>
+      <w:pPr>
+        <w:spacing w:after="60"/>
+        <w:ind w:left="510" w:hanging="510"/>
+      </w:pPr>
+      <w:r>
+        <w:rPr>
+          <w:b/>
+          <w:i w:val="0"/>
+        </w:rPr>
+        <w:t>7.</w:t>
+      </w:r>
+      <w:r>
+        <w:t xml:space="preserve"> Я не слышу имени Хари — разве это селение брахманов?» Решив так, Господь направился к воде</w:t>
+      </w:r>
+    </w:p>
+    <w:p>
+      <w:pPr>
+        <w:spacing w:after="60"/>
+        <w:ind w:left="510" w:hanging="510"/>
+      </w:pPr>
+      <w:r>
+        <w:rPr>
+          <w:b/>
+          <w:i w:val="0"/>
+        </w:rPr>
+        <w:t>8.</w:t>
+      </w:r>
+      <w:r>
+        <w:t xml:space="preserve"> и увидел там мальчиков, которые гурьбой пасли коров: Нитьянанда Авадхута научил их воспевать Хари.</w:t>
+      </w:r>
+    </w:p>
+    <w:p>
+      <w:pPr>
+        <w:spacing w:after="60"/>
+        <w:ind w:left="510" w:hanging="510"/>
+      </w:pPr>
+      <w:r>
+        <w:rPr>
+          <w:b/>
+          <w:i w:val="0"/>
+        </w:rPr>
+        <w:t>9.</w:t>
+      </w:r>
+      <w:r>
+        <w:t xml:space="preserve"> И один из мальчиков, благородный сердцем, радостно, снова и снова, громко прокричал: «Говорите „Хари“! Говорите „Хари“!»</w:t>
+      </w:r>
+    </w:p>
+    <w:p>
+      <w:pPr>
+        <w:spacing w:after="60"/>
+        <w:ind w:left="510" w:hanging="510"/>
+      </w:pPr>
+      <w:r>
+        <w:rPr>
+          <w:b/>
+          <w:i w:val="0"/>
+        </w:rPr>
+        <w:t>10.</w:t>
+      </w:r>
+      <w:r>
+        <w:t xml:space="preserve"> Услышав это, Бог обрадовался и решил сохранить Своё тело. Но тут же Он, страдая, громко зарыдал и в смятении упал на землю.</w:t>
+      </w:r>
+    </w:p>
+    <w:p>
+      <w:pPr>
+        <w:spacing w:after="60"/>
+        <w:ind w:left="510" w:hanging="510"/>
+      </w:pPr>
+      <w:r>
+        <w:rPr>
+          <w:b/>
+          <w:i w:val="0"/>
+        </w:rPr>
+        <w:t>11.</w:t>
+      </w:r>
+      <w:r>
+        <w:t xml:space="preserve"> Авадхута утешил Его вестью о Вриндаване. О чудо! Затем, пройдя дальше, великомудрый дал мне</w:t>
+      </w:r>
+      <w:r>
+        <w:rPr>
+          <w:b w:val="0"/>
+          <w:i w:val="0"/>
+          <w:vertAlign w:val="superscript"/>
+        </w:rPr>
+        <w:t>1</w:t>
+      </w:r>
+      <w:r>
+        <w:t xml:space="preserve"> поручение:</w:t>
+      </w:r>
+    </w:p>
+    <w:p>
+      <w:pPr>
+        <w:spacing w:after="60"/>
+        <w:ind w:left="510" w:hanging="510"/>
+      </w:pPr>
+      <w:r>
+        <w:rPr>
+          <w:b/>
+          <w:i w:val="0"/>
+        </w:rPr>
+        <w:t>12.</w:t>
+      </w:r>
+      <w:r>
+        <w:t xml:space="preserve"> «Ступай в Навадвипу», — сказал мне Обитель Шри</w:t>
+      </w:r>
+      <w:r>
+        <w:rPr>
+          <w:b w:val="0"/>
+          <w:i w:val="0"/>
+          <w:vertAlign w:val="superscript"/>
+        </w:rPr>
+        <w:t>2</w:t>
+      </w:r>
+      <w:r>
+        <w:t>. И когда я, удручённый горем и печалью, уже собрался идти в Навадвипу, Он добавил:</w:t>
+      </w:r>
+    </w:p>
+    <w:p>
+      <w:pPr>
+        <w:spacing w:after="60"/>
+        <w:ind w:left="510" w:hanging="510"/>
+      </w:pPr>
+      <w:r>
+        <w:rPr>
+          <w:b/>
+          <w:i w:val="0"/>
+        </w:rPr>
+        <w:t>13.</w:t>
+      </w:r>
+      <w:r>
+        <w:t xml:space="preserve"> «Передай преданным от Меня: „Намо нараяная“</w:t>
+      </w:r>
+      <w:r>
+        <w:rPr>
+          <w:b w:val="0"/>
+          <w:i w:val="0"/>
+          <w:vertAlign w:val="superscript"/>
+        </w:rPr>
+        <w:t>3</w:t>
+      </w:r>
+      <w:r>
+        <w:t xml:space="preserve"> — этим ты Меня обрадуешь».</w:t>
+      </w:r>
+    </w:p>
+    <w:p>
+      <w:pPr>
+        <w:spacing w:after="60"/>
+        <w:ind w:left="510" w:hanging="510"/>
+      </w:pPr>
+      <w:r>
+        <w:rPr>
+          <w:b/>
+          <w:i w:val="0"/>
+        </w:rPr>
+        <w:t>14.</w:t>
+      </w:r>
+      <w:r>
+        <w:t xml:space="preserve"> Выслушав всё, что сказал Хари, я, вверивший жизнь Гауранге, всё же остался, хоть и был в великой скорби. И мне открылись деяния Гаурачандры</w:t>
+      </w:r>
+    </w:p>
+    <w:p>
+      <w:pPr>
+        <w:spacing w:after="60"/>
+        <w:ind w:left="510" w:hanging="510"/>
+      </w:pPr>
+      <w:r>
+        <w:rPr>
+          <w:b/>
+          <w:i w:val="0"/>
+        </w:rPr>
+        <w:t>15.</w:t>
+      </w:r>
+      <w:r>
+        <w:t xml:space="preserve"> — и явленные вовне, и сокровенные, — удивительнейшие. Прерывающимся голосом Он произносил благое имя Шри Кришны.</w:t>
+      </w:r>
+    </w:p>
+    <w:p>
+      <w:pPr>
+        <w:spacing w:after="60"/>
+        <w:ind w:left="510" w:hanging="510"/>
+      </w:pPr>
+      <w:r>
+        <w:rPr>
+          <w:b/>
+          <w:i w:val="0"/>
+        </w:rPr>
+        <w:t>16.</w:t>
+      </w:r>
+      <w:r>
+        <w:t xml:space="preserve"> Порой Он смеётся, спотыкается, дрожит, порой поёт; порой плачет, идёт куда-то, падает или засыпает на голой земле.</w:t>
+      </w:r>
+    </w:p>
+    <w:p>
+      <w:pPr>
+        <w:spacing w:after="60"/>
+        <w:ind w:left="510" w:hanging="510"/>
+      </w:pPr>
+      <w:r>
+        <w:rPr>
+          <w:b/>
+          <w:i w:val="0"/>
+        </w:rPr>
+        <w:t>17.</w:t>
+      </w:r>
+      <w:r>
+        <w:t xml:space="preserve"> То в настроении гопи, то в настроении слуги, то в настроении Владыки — так Он, независимый, находящий отраду в Самом Себе, наставлял Своих.</w:t>
+      </w:r>
+    </w:p>
+    <w:p>
+      <w:pPr>
+        <w:spacing w:after="60"/>
+        <w:ind w:left="510" w:hanging="510"/>
+      </w:pPr>
+      <w:r>
+        <w:rPr>
+          <w:b/>
+          <w:i w:val="0"/>
+        </w:rPr>
+        <w:t>18.</w:t>
+      </w:r>
+      <w:r>
+        <w:t xml:space="preserve"> До третьего дня Он не вспоминал о Своём теле, и я, в великом страхе и тревоге, всё думал: «Что же мне делать?»</w:t>
+      </w:r>
+    </w:p>
+    <w:p>
+      <w:pPr>
+        <w:spacing w:after="60"/>
+        <w:ind w:left="510" w:hanging="510"/>
+      </w:pPr>
+      <w:r>
+        <w:rPr>
+          <w:b/>
+          <w:i w:val="0"/>
+        </w:rPr>
+        <w:t>19.</w:t>
+      </w:r>
+      <w:r>
+        <w:t xml:space="preserve"> Лишь на следующий день Мадхусудана вспомнил о теле, и тогда я, по повелению Гуру санньяси</w:t>
+      </w:r>
+      <w:r>
+        <w:rPr>
+          <w:b w:val="0"/>
+          <w:i w:val="0"/>
+          <w:vertAlign w:val="superscript"/>
+        </w:rPr>
+        <w:t>4</w:t>
+      </w:r>
+      <w:r>
+        <w:t>, вернулся домой.</w:t>
+      </w:r>
+    </w:p>
+    <w:p>
+      <w:pPr>
+        <w:spacing w:after="60"/>
+        <w:ind w:left="510" w:hanging="510"/>
+      </w:pPr>
+      <w:r>
+        <w:rPr>
+          <w:b/>
+          <w:i w:val="0"/>
+        </w:rPr>
+        <w:t>20.</w:t>
+      </w:r>
+      <w:r>
+        <w:t xml:space="preserve"> Шри Кришна придёт в дом Ачарьи</w:t>
+      </w:r>
+      <w:r>
+        <w:rPr>
+          <w:b w:val="0"/>
+          <w:i w:val="0"/>
+          <w:vertAlign w:val="superscript"/>
+        </w:rPr>
+        <w:t>5</w:t>
+      </w:r>
+      <w:r>
+        <w:t>, пожалуй, послезавтра; там вы непременно и увидите Его.</w:t>
+      </w:r>
+    </w:p>
+    <w:p>
+      <w:pPr>
+        <w:spacing w:after="60"/>
+        <w:ind w:left="510" w:hanging="510"/>
+      </w:pPr>
+      <w:r>
+        <w:rPr>
+          <w:b/>
+          <w:i w:val="0"/>
+        </w:rPr>
+        <w:t>21.</w:t>
+      </w:r>
+      <w:r>
+        <w:t xml:space="preserve"> Так я слышал и видел благое воспевание Шри Хари и иные деяния Бхагавана и рассказал обо всём этом целиком. Это благодатное повествование о славе Хари дарует людям всякое счастье.</w:t>
+      </w:r>
+    </w:p>
+    <w:p>
+      <w:pPr>
+        <w:spacing w:after="60"/>
+        <w:jc w:val="both"/>
+      </w:pPr>
+      <w:r>
+        <w:rPr>
+          <w:b w:val="0"/>
+          <w:i/>
+        </w:rPr>
+        <w:t>Так заканчивается третья сарга, «Странствие по стране Радха» (Радхадеша-бхрамана), третьей пракрамы поэмы «Шри Кришна-чайтанья-чаритамрита».</w:t>
+      </w:r>
+    </w:p>
+    <w:p>
+      <w:pPr>
+        <w:spacing w:after="60"/>
+        <w:ind w:left="283"/>
+      </w:pPr>
+      <w:r>
+        <w:rPr>
+          <w:b/>
+          <w:i w:val="0"/>
+          <w:sz w:val="18"/>
+        </w:rPr>
+        <w:t>1.</w:t>
+      </w:r>
+      <w:r>
+        <w:rPr>
+          <w:sz w:val="18"/>
+        </w:rPr>
+        <w:t xml:space="preserve"> Здесь и далее до конца сарги рассказ ведёт Чандрашекхара Ачарьяратна, вернувшийся к преданным в Навадвипу (ср. сарги 3.1 и 3.4).</w:t>
+      </w:r>
+    </w:p>
+    <w:p>
+      <w:pPr>
+        <w:spacing w:after="60"/>
+        <w:ind w:left="283"/>
+      </w:pPr>
+      <w:r>
+        <w:rPr>
+          <w:b/>
+          <w:i w:val="0"/>
+          <w:sz w:val="18"/>
+        </w:rPr>
+        <w:t>2.</w:t>
+      </w:r>
+      <w:r>
+        <w:rPr>
+          <w:sz w:val="18"/>
+        </w:rPr>
+        <w:t xml:space="preserve"> Обитель Шри (Шриникетана) — эпитет Господа как обители богини Лакшми.</w:t>
+      </w:r>
+    </w:p>
+    <w:p>
+      <w:pPr>
+        <w:spacing w:after="60"/>
+        <w:ind w:left="283"/>
+      </w:pPr>
+      <w:r>
+        <w:rPr>
+          <w:b/>
+          <w:i w:val="0"/>
+          <w:sz w:val="18"/>
+        </w:rPr>
+        <w:t>3.</w:t>
+      </w:r>
+      <w:r>
+        <w:rPr>
+          <w:sz w:val="18"/>
+        </w:rPr>
+        <w:t xml:space="preserve"> «Поклон Нараяне» — обычное приветствие санньяси: Господь, став санньяси, шлёт преданным привет по уставу Своего нового ашрама.</w:t>
+      </w:r>
+    </w:p>
+    <w:p>
+      <w:pPr>
+        <w:spacing w:after="60"/>
+        <w:ind w:left="283"/>
+      </w:pPr>
+      <w:r>
+        <w:rPr>
+          <w:b/>
+          <w:i w:val="0"/>
+          <w:sz w:val="18"/>
+        </w:rPr>
+        <w:t>4.</w:t>
+      </w:r>
+      <w:r>
+        <w:rPr>
+          <w:sz w:val="18"/>
+        </w:rPr>
+        <w:t xml:space="preserve"> По-видимому, Самого Господа, только что принявшего санньясу (ср. шл. 12).</w:t>
+      </w:r>
+    </w:p>
+    <w:p>
+      <w:pPr>
+        <w:spacing w:after="60"/>
+        <w:ind w:left="283"/>
+      </w:pPr>
+      <w:r>
+        <w:rPr>
+          <w:b/>
+          <w:i w:val="0"/>
+          <w:sz w:val="18"/>
+        </w:rPr>
+        <w:t>5.</w:t>
+      </w:r>
+      <w:r>
+        <w:rPr>
+          <w:sz w:val="18"/>
+        </w:rPr>
+        <w:t xml:space="preserve"> Адвайты Ачарьи, в Шантипуре.</w:t>
+      </w:r>
+    </w:p>
+    <w:p>
+      <w:pPr>
+        <w:pStyle w:val="Heading2"/>
+      </w:pPr>
+      <w:r>
+        <w:t>Пракрама 3, сарга 4. Игры в доме Шри Адвайты</w:t>
+      </w:r>
+    </w:p>
+    <w:p>
+      <w:pPr>
+        <w:spacing w:after="60"/>
+        <w:jc w:val="both"/>
+      </w:pPr>
+      <w:r>
+        <w:rPr>
+          <w:b w:val="0"/>
+          <w:i/>
+        </w:rPr>
+        <w:t>Преданные Навадвипы оплакивают санньясу Господа; Нитьянанда приводит Шачи и вайшнавов в дом Адвайты; Господь приходит туда, проводит с ними день и ночь в киртане, прощается с Харидасом, Адвайтой и Гопинатхой Ачарьей и уходит в Пурушоттаму</w:t>
+      </w:r>
+    </w:p>
+    <w:p>
+      <w:pPr>
+        <w:spacing w:after="60"/>
+        <w:ind w:left="510" w:hanging="510"/>
+      </w:pPr>
+      <w:r>
+        <w:rPr>
+          <w:b/>
+          <w:i w:val="0"/>
+        </w:rPr>
+        <w:t>1.</w:t>
+      </w:r>
+      <w:r>
+        <w:t xml:space="preserve"> Услышав от Ачарьяратны этот рассказ, благочестивые брахманы во главе с Адвайтой утратили самообладание, вкушая повесть о достоинствах Хари, и, глубоко опечаленные, зарыдали в голос, словно от боли.</w:t>
+      </w:r>
+    </w:p>
+    <w:p>
+      <w:pPr>
+        <w:spacing w:after="60"/>
+        <w:ind w:left="510" w:hanging="510"/>
+      </w:pPr>
+      <w:r>
+        <w:rPr>
+          <w:b/>
+          <w:i w:val="0"/>
+        </w:rPr>
+        <w:t>2.</w:t>
+      </w:r>
+      <w:r>
+        <w:t xml:space="preserve"> А Шри Владыка мира, избавляющий преданных от скорби, решил: «Пойду в обитель Адвайты Ачарьи».</w:t>
+      </w:r>
+    </w:p>
+    <w:p>
+      <w:pPr>
+        <w:spacing w:after="60"/>
+        <w:ind w:left="510" w:hanging="510"/>
+      </w:pPr>
+      <w:r>
+        <w:rPr>
+          <w:b/>
+          <w:i w:val="0"/>
+        </w:rPr>
+        <w:t>3.</w:t>
+      </w:r>
+      <w:r>
+        <w:t xml:space="preserve"> Обойдя страну Радха, Он — единственный праздник для глаз людей — сладостно сказал великой душе Авадхуте:</w:t>
+      </w:r>
+    </w:p>
+    <w:p>
+      <w:pPr>
+        <w:spacing w:after="60"/>
+        <w:ind w:left="510" w:hanging="510"/>
+      </w:pPr>
+      <w:r>
+        <w:rPr>
+          <w:b/>
+          <w:i w:val="0"/>
+        </w:rPr>
+        <w:t>4.</w:t>
+      </w:r>
+      <w:r>
+        <w:t xml:space="preserve"> «Ступай в прелестную Навадвипу на берегу Джахнави. С величайшей преданностью, от Моего имени,</w:t>
+      </w:r>
+    </w:p>
+    <w:p>
+      <w:pPr>
+        <w:spacing w:after="60"/>
+        <w:ind w:left="510" w:hanging="510"/>
+      </w:pPr>
+      <w:r>
+        <w:rPr>
+          <w:b/>
+          <w:i w:val="0"/>
+        </w:rPr>
+        <w:t>5.</w:t>
+      </w:r>
+      <w:r>
+        <w:t xml:space="preserve"> успокой и утешь Мою мать рассказами о деяниях Шри Кришны и прочим, а всех тамошних вайшнавов, дорогих Мне, — Шривасу и других, —</w:t>
+      </w:r>
+    </w:p>
+    <w:p>
+      <w:pPr>
+        <w:spacing w:after="60"/>
+        <w:ind w:left="510" w:hanging="510"/>
+      </w:pPr>
+      <w:r>
+        <w:rPr>
+          <w:b/>
+          <w:i w:val="0"/>
+        </w:rPr>
+        <w:t>6.</w:t>
+      </w:r>
+      <w:r>
+        <w:t xml:space="preserve"> приведи в дом Ачарьи; а Я тем временем пойду туда». Выслушав повеление Владыки мира, Нитьянанда поспешно и радостно отправился</w:t>
+      </w:r>
+    </w:p>
+    <w:p>
+      <w:pPr>
+        <w:spacing w:after="60"/>
+        <w:ind w:left="510" w:hanging="510"/>
+      </w:pPr>
+      <w:r>
+        <w:rPr>
+          <w:b/>
+          <w:i w:val="0"/>
+        </w:rPr>
+        <w:t>7.</w:t>
+      </w:r>
+      <w:r>
+        <w:t xml:space="preserve"> в Навадвипу, наделённую красотой, в благую обитель Шривасы. Возвестив там повеление Кешавы</w:t>
+      </w:r>
+      <w:r>
+        <w:rPr>
+          <w:b w:val="0"/>
+          <w:i w:val="0"/>
+          <w:vertAlign w:val="superscript"/>
+        </w:rPr>
+        <w:t>1</w:t>
+      </w:r>
+      <w:r>
+        <w:t>, милосердный Нитьянанда вместе со Шривасой и другими</w:t>
+      </w:r>
+    </w:p>
+    <w:p>
+      <w:pPr>
+        <w:spacing w:after="60"/>
+        <w:ind w:left="510" w:hanging="510"/>
+      </w:pPr>
+      <w:r>
+        <w:rPr>
+          <w:b/>
+          <w:i w:val="0"/>
+        </w:rPr>
+        <w:t>8.</w:t>
+      </w:r>
+      <w:r>
+        <w:t xml:space="preserve"> поклонился, сложив ладони, стопам Шри Шачи и с преданностью утешил её.</w:t>
+      </w:r>
+    </w:p>
+    <w:p>
+      <w:pPr>
+        <w:spacing w:after="60"/>
+        <w:ind w:left="510" w:hanging="510"/>
+      </w:pPr>
+      <w:r>
+        <w:rPr>
+          <w:b/>
+          <w:i w:val="0"/>
+        </w:rPr>
+        <w:t>9.</w:t>
+      </w:r>
+      <w:r>
+        <w:t xml:space="preserve"> Он поел пищи, которую она приготовила, остался на ночь, а на следующий день великодушный Нитьянанда со всеми — брахманами, шудрами и вайдьями —</w:t>
+      </w:r>
+    </w:p>
+    <w:p>
+      <w:pPr>
+        <w:spacing w:after="60"/>
+        <w:ind w:left="510" w:hanging="510"/>
+      </w:pPr>
+      <w:r>
+        <w:rPr>
+          <w:b/>
+          <w:i w:val="0"/>
+        </w:rPr>
+        <w:t>10.</w:t>
+      </w:r>
+      <w:r>
+        <w:t xml:space="preserve"> радостно поспешил в обитель Адвайты. Пошла туда же, в дом Адвайты, торопясь, и Шачи, с величайшей любовью думая о своём сыне — Шри Пурушоттаме.</w:t>
+      </w:r>
+    </w:p>
+    <w:p>
+      <w:pPr>
+        <w:spacing w:after="60"/>
+        <w:ind w:left="510" w:hanging="510"/>
+      </w:pPr>
+      <w:r>
+        <w:rPr>
+          <w:b/>
+          <w:i w:val="0"/>
+        </w:rPr>
+        <w:t>11.</w:t>
+      </w:r>
+      <w:r>
+        <w:t xml:space="preserve"> Все они пробыли там тот день и вкусили великую, очищающую пищу</w:t>
+      </w:r>
+    </w:p>
+    <w:p>
+      <w:pPr>
+        <w:spacing w:after="60"/>
+        <w:ind w:left="510" w:hanging="510"/>
+      </w:pPr>
+      <w:r>
+        <w:rPr>
+          <w:b/>
+          <w:i w:val="0"/>
+        </w:rPr>
+        <w:t>12.</w:t>
+      </w:r>
+      <w:r>
+        <w:t xml:space="preserve"> досточтимого Адвайты, великой души, части Шивы. А на следующий день, когда Господь шёл из Пушпаграмы</w:t>
+      </w:r>
+      <w:r>
+        <w:rPr>
+          <w:b w:val="0"/>
+          <w:i w:val="0"/>
+          <w:vertAlign w:val="superscript"/>
+        </w:rPr>
+        <w:t>2</w:t>
+      </w:r>
+      <w:r>
+        <w:t>,</w:t>
+      </w:r>
+    </w:p>
+    <w:p>
+      <w:pPr>
+        <w:spacing w:after="60"/>
+        <w:ind w:left="510" w:hanging="510"/>
+      </w:pPr>
+      <w:r>
+        <w:rPr>
+          <w:b/>
+          <w:i w:val="0"/>
+        </w:rPr>
+        <w:t>13.</w:t>
+      </w:r>
+      <w:r>
+        <w:t xml:space="preserve"> все они радостно вышли Ему навстречу: для них это был великий и благой праздник. Исполненные слёз, дрожи и трепета восторга, они были вне себя.</w:t>
+      </w:r>
+    </w:p>
+    <w:p>
+      <w:pPr>
+        <w:spacing w:after="60"/>
+        <w:ind w:left="510" w:hanging="510"/>
+      </w:pPr>
+      <w:r>
+        <w:rPr>
+          <w:b/>
+          <w:i w:val="0"/>
+        </w:rPr>
+        <w:t>14.</w:t>
+      </w:r>
+      <w:r>
+        <w:t xml:space="preserve"> Тело Его было как расплавленное золото, в руке — посох, стан обёрнут красной тканью: подобный вершине Меру в прожилках красной охры, Он сиял, словно солнце.</w:t>
+      </w:r>
+    </w:p>
+    <w:p>
+      <w:pPr>
+        <w:spacing w:after="60"/>
+        <w:ind w:left="510" w:hanging="510"/>
+      </w:pPr>
+      <w:r>
+        <w:rPr>
+          <w:b/>
+          <w:i w:val="0"/>
+        </w:rPr>
+        <w:t>15.</w:t>
+      </w:r>
+      <w:r>
+        <w:t xml:space="preserve"> Увидев Нрихари, слуги Хари тотчас простёрлись перед Ним, как перед собственным дыханием жизни; великие души упали на землю, словно палки, и возрадовались, глядя на прекрасный лотос Его лица.</w:t>
+      </w:r>
+    </w:p>
+    <w:p>
+      <w:pPr>
+        <w:spacing w:after="60"/>
+        <w:ind w:left="510" w:hanging="510"/>
+      </w:pPr>
+      <w:r>
+        <w:rPr>
+          <w:b/>
+          <w:i w:val="0"/>
+        </w:rPr>
+        <w:t>16.</w:t>
+      </w:r>
+      <w:r>
+        <w:t xml:space="preserve"> Тела их были омыты потоками слёз, голоса прерывались от радости, всё тело трепетало. Бхагаван, океан милости, оглядел их — и ливень Его взглядов украсил их.</w:t>
+      </w:r>
+    </w:p>
+    <w:p>
+      <w:pPr>
+        <w:spacing w:after="60"/>
+        <w:ind w:left="510" w:hanging="510"/>
+      </w:pPr>
+      <w:r>
+        <w:rPr>
+          <w:b/>
+          <w:i w:val="0"/>
+        </w:rPr>
+        <w:t>17.</w:t>
+      </w:r>
+      <w:r>
+        <w:t xml:space="preserve"> Прикосновением, улыбкой, словом, крепким пожатием руки Он, чей божественный лотос лица был прекрасен улыбкой, обрадовал их и исполнил все их желания.</w:t>
+      </w:r>
+    </w:p>
+    <w:p>
+      <w:pPr>
+        <w:spacing w:after="60"/>
+        <w:ind w:left="510" w:hanging="510"/>
+      </w:pPr>
+      <w:r>
+        <w:rPr>
+          <w:b/>
+          <w:i w:val="0"/>
+        </w:rPr>
+        <w:t>18.</w:t>
+      </w:r>
+      <w:r>
+        <w:t xml:space="preserve"> И они, радостные сердцем, с телами, исполненными красоты от трепета восторга, обрели счастье. С ними, как владыка богов с сонмами богов, Бхагаван тотчас пришёл</w:t>
+      </w:r>
+    </w:p>
+    <w:p>
+      <w:pPr>
+        <w:spacing w:after="60"/>
+        <w:ind w:left="510" w:hanging="510"/>
+      </w:pPr>
+      <w:r>
+        <w:rPr>
+          <w:b/>
+          <w:i w:val="0"/>
+        </w:rPr>
+        <w:t>19.</w:t>
+      </w:r>
+      <w:r>
+        <w:t xml:space="preserve"> и, всецело озарив лотосами Своих стоп обитель несравненного</w:t>
+      </w:r>
+      <w:r>
+        <w:rPr>
+          <w:b w:val="0"/>
+          <w:i w:val="0"/>
+          <w:vertAlign w:val="superscript"/>
+        </w:rPr>
+        <w:t>3</w:t>
+      </w:r>
+      <w:r>
+        <w:t>, превосходнейшего гуру, сел на приготовленное для Него сиденье и засиял, словно жгучелучее солнце.</w:t>
+      </w:r>
+    </w:p>
+    <w:p>
+      <w:pPr>
+        <w:spacing w:after="60"/>
+        <w:ind w:left="510" w:hanging="510"/>
+      </w:pPr>
+      <w:r>
+        <w:rPr>
+          <w:b/>
+          <w:i w:val="0"/>
+        </w:rPr>
+        <w:t>20.</w:t>
+      </w:r>
+      <w:r>
+        <w:t xml:space="preserve"> Прерывающимся голосом Он запел повествование о Хари; тело Его было украшено слезами, и Он сиял, как бог Нараяна среди мудрецов в Бадарикашраме</w:t>
+      </w:r>
+      <w:r>
+        <w:rPr>
+          <w:b w:val="0"/>
+          <w:i w:val="0"/>
+          <w:vertAlign w:val="superscript"/>
+        </w:rPr>
+        <w:t>4</w:t>
+      </w:r>
+      <w:r>
+        <w:t>.</w:t>
+      </w:r>
+    </w:p>
+    <w:p>
+      <w:pPr>
+        <w:spacing w:after="60"/>
+        <w:ind w:left="510" w:hanging="510"/>
+      </w:pPr>
+      <w:r>
+        <w:rPr>
+          <w:b/>
+          <w:i w:val="0"/>
+        </w:rPr>
+        <w:t>21.</w:t>
+      </w:r>
+      <w:r>
+        <w:t xml:space="preserve"> Милосердный почтительно поклонился Шри Шачи и сказал: «Мать, Я всегда пребываю рядом с тобой».</w:t>
+      </w:r>
+    </w:p>
+    <w:p>
+      <w:pPr>
+        <w:spacing w:after="60"/>
+        <w:ind w:left="510" w:hanging="510"/>
+      </w:pPr>
+      <w:r>
+        <w:rPr>
+          <w:b/>
+          <w:i w:val="0"/>
+        </w:rPr>
+        <w:t>22.</w:t>
+      </w:r>
+      <w:r>
+        <w:t xml:space="preserve"> Владыка, вкушающий жертвоприношения, исполняющий желания преданных, вместе с преданными вкусил пищу четырёх видов</w:t>
+      </w:r>
+      <w:r>
+        <w:rPr>
+          <w:b w:val="0"/>
+          <w:i w:val="0"/>
+          <w:vertAlign w:val="superscript"/>
+        </w:rPr>
+        <w:t>5</w:t>
+      </w:r>
+      <w:r>
+        <w:t>, которую поднёс превосходный Адвайта Ачарья.</w:t>
+      </w:r>
+    </w:p>
+    <w:p>
+      <w:pPr>
+        <w:spacing w:after="60"/>
+        <w:ind w:left="510" w:hanging="510"/>
+      </w:pPr>
+      <w:r>
+        <w:rPr>
+          <w:b/>
+          <w:i w:val="0"/>
+        </w:rPr>
+        <w:t>23.</w:t>
+      </w:r>
+      <w:r>
+        <w:t xml:space="preserve"> Он уснул там ночью, а в последнюю стражу поднялся и, сладкозвучно воспевая Кришну, плясал со Своими.</w:t>
+      </w:r>
+    </w:p>
+    <w:p>
+      <w:pPr>
+        <w:spacing w:after="60"/>
+        <w:ind w:left="510" w:hanging="510"/>
+      </w:pPr>
+      <w:r>
+        <w:rPr>
+          <w:b/>
+          <w:i w:val="0"/>
+        </w:rPr>
+        <w:t>24.</w:t>
+      </w:r>
+      <w:r>
+        <w:t xml:space="preserve"> А ясным утром Он сладостно сказал Шривасе и другим лучшим из брахманов: «Ступайте по домам.</w:t>
+      </w:r>
+    </w:p>
+    <w:p>
+      <w:pPr>
+        <w:spacing w:after="60"/>
+        <w:ind w:left="510" w:hanging="510"/>
+      </w:pPr>
+      <w:r>
+        <w:rPr>
+          <w:b/>
+          <w:i w:val="0"/>
+        </w:rPr>
+        <w:t>25.</w:t>
+      </w:r>
+      <w:r>
+        <w:t xml:space="preserve"> Я пойду увидеть Пурушоттаму, Владыку бога богов; вместе с Сарвабхаумой</w:t>
+      </w:r>
+      <w:r>
+        <w:rPr>
+          <w:b w:val="0"/>
+          <w:i w:val="0"/>
+          <w:vertAlign w:val="superscript"/>
+        </w:rPr>
+        <w:t>6</w:t>
+      </w:r>
+      <w:r>
+        <w:t>, царём брахманов, Я увижу того Хари.</w:t>
+      </w:r>
+    </w:p>
+    <w:p>
+      <w:pPr>
+        <w:spacing w:after="60"/>
+        <w:ind w:left="510" w:hanging="510"/>
+      </w:pPr>
+      <w:r>
+        <w:rPr>
+          <w:b/>
+          <w:i w:val="0"/>
+        </w:rPr>
+        <w:t>26.</w:t>
+      </w:r>
+      <w:r>
+        <w:t xml:space="preserve"> А вы, свободные от зависти, всегда воспевайте здесь Хари, особенно во время бдения в день Хари</w:t>
+      </w:r>
+      <w:r>
+        <w:rPr>
+          <w:b w:val="0"/>
+          <w:i w:val="0"/>
+          <w:vertAlign w:val="superscript"/>
+        </w:rPr>
+        <w:t>7</w:t>
+      </w:r>
+      <w:r>
+        <w:t>».</w:t>
+      </w:r>
+    </w:p>
+    <w:p>
+      <w:pPr>
+        <w:spacing w:after="60"/>
+        <w:ind w:left="510" w:hanging="510"/>
+      </w:pPr>
+      <w:r>
+        <w:rPr>
+          <w:b/>
+          <w:i w:val="0"/>
+        </w:rPr>
+        <w:t>27.</w:t>
+      </w:r>
+      <w:r>
+        <w:t xml:space="preserve"> Отпустив так всех, Господь прежде всего обнял обеими руками Адвайту Ачарью и пошёл, и глаза Его были полны слёз любви.</w:t>
+      </w:r>
+    </w:p>
+    <w:p>
+      <w:pPr>
+        <w:spacing w:after="60"/>
+        <w:ind w:left="510" w:hanging="510"/>
+      </w:pPr>
+      <w:r>
+        <w:rPr>
+          <w:b/>
+          <w:i w:val="0"/>
+        </w:rPr>
+        <w:t>28.</w:t>
+      </w:r>
+      <w:r>
+        <w:t xml:space="preserve"> Тогда Шри Харидас, зажав в зубах травинку</w:t>
+      </w:r>
+      <w:r>
+        <w:rPr>
+          <w:b w:val="0"/>
+          <w:i w:val="0"/>
+          <w:vertAlign w:val="superscript"/>
+        </w:rPr>
+        <w:t>8</w:t>
+      </w:r>
+      <w:r>
+        <w:t>, упал, словно палка, на землю к стопам Владыки мира.</w:t>
+      </w:r>
+    </w:p>
+    <w:p>
+      <w:pPr>
+        <w:spacing w:after="60"/>
+        <w:ind w:left="510" w:hanging="510"/>
+      </w:pPr>
+      <w:r>
+        <w:rPr>
+          <w:b/>
+          <w:i w:val="0"/>
+        </w:rPr>
+        <w:t>29.</w:t>
+      </w:r>
+      <w:r>
+        <w:t xml:space="preserve"> Увидев это, опечаленный Господь со слезами на глазах сказал ему: «Точно так же и Я Сам</w:t>
+      </w:r>
+    </w:p>
+    <w:p>
+      <w:pPr>
+        <w:spacing w:after="60"/>
+        <w:ind w:left="510" w:hanging="510"/>
+      </w:pPr>
+      <w:r>
+        <w:rPr>
+          <w:b/>
+          <w:i w:val="0"/>
+        </w:rPr>
+        <w:t>30.</w:t>
+      </w:r>
+      <w:r>
+        <w:t xml:space="preserve"> паду к лотосным стопам Джаганнатхи и буду просить, чтобы на тебе непременно была милость Хари». Сказав так, Он снова обнял его</w:t>
+      </w:r>
+    </w:p>
+    <w:p>
+      <w:pPr>
+        <w:spacing w:after="60"/>
+        <w:ind w:left="510" w:hanging="510"/>
+      </w:pPr>
+      <w:r>
+        <w:rPr>
+          <w:b/>
+          <w:i w:val="0"/>
+        </w:rPr>
+        <w:t>31.</w:t>
+      </w:r>
+      <w:r>
+        <w:t xml:space="preserve"> и с любовью отпустил. А досточтимый Адвайта, бык среди брахманов, сказал Бхагавану, Гуру мира:</w:t>
+      </w:r>
+    </w:p>
+    <w:p>
+      <w:pPr>
+        <w:spacing w:after="60"/>
+        <w:ind w:left="510" w:hanging="510"/>
+      </w:pPr>
+      <w:r>
+        <w:rPr>
+          <w:b/>
+          <w:i w:val="0"/>
+        </w:rPr>
+        <w:t>32.</w:t>
+      </w:r>
+      <w:r>
+        <w:t xml:space="preserve"> «Почему же, Господи, услышав о Твоём уходе, я не чувствую любви к Тебе? Не Твоя ли это милость?»</w:t>
+      </w:r>
+      <w:r>
+        <w:rPr>
+          <w:b w:val="0"/>
+          <w:i w:val="0"/>
+          <w:vertAlign w:val="superscript"/>
+        </w:rPr>
+        <w:t>9</w:t>
+      </w:r>
+      <w:r>
+        <w:t xml:space="preserve"> Кешава ответил ему:</w:t>
+      </w:r>
+    </w:p>
+    <w:p>
+      <w:pPr>
+        <w:spacing w:after="60"/>
+        <w:ind w:left="510" w:hanging="510"/>
+      </w:pPr>
+      <w:r>
+        <w:rPr>
+          <w:b/>
+          <w:i w:val="0"/>
+        </w:rPr>
+        <w:t>33.</w:t>
+      </w:r>
+      <w:r>
+        <w:t xml:space="preserve"> «Если бы твоя любовь проявилась так, как бы Я смог уйти?» Сказав так, Он обнял его. И когда Он уходил вместе со Своими верными, твёрдыми в любви спутниками —</w:t>
+      </w:r>
+    </w:p>
+    <w:p>
+      <w:pPr>
+        <w:spacing w:after="60"/>
+        <w:ind w:left="510" w:hanging="510"/>
+      </w:pPr>
+      <w:r>
+        <w:rPr>
+          <w:b/>
+          <w:i w:val="0"/>
+        </w:rPr>
+        <w:t>34.</w:t>
+      </w:r>
+      <w:r>
+        <w:t xml:space="preserve"> Гададхарой и другими брахманами, — лучший из брахманов, Гопинатха Ачарья</w:t>
+      </w:r>
+      <w:r>
+        <w:rPr>
+          <w:b w:val="0"/>
+          <w:i w:val="0"/>
+          <w:vertAlign w:val="superscript"/>
+        </w:rPr>
+        <w:t>10</w:t>
+      </w:r>
+      <w:r>
+        <w:t>, первый среди них, обратился к Хари, желая Его порадовать:</w:t>
+      </w:r>
+    </w:p>
+    <w:p>
+      <w:pPr>
+        <w:spacing w:after="60"/>
+        <w:ind w:left="510" w:hanging="510"/>
+      </w:pPr>
+      <w:r>
+        <w:rPr>
+          <w:b/>
+          <w:i w:val="0"/>
+        </w:rPr>
+        <w:t>35.</w:t>
+      </w:r>
+      <w:r>
+        <w:t xml:space="preserve"> «Бхагаван, исполняющий желания, я хочу увидеть Твоё тело». Услышав его слова, Господь снял с Себя одежду.</w:t>
+      </w:r>
+    </w:p>
+    <w:p>
+      <w:pPr>
+        <w:spacing w:after="60"/>
+        <w:ind w:left="510" w:hanging="510"/>
+      </w:pPr>
+      <w:r>
+        <w:rPr>
+          <w:b/>
+          <w:i w:val="0"/>
+        </w:rPr>
+        <w:t>36.</w:t>
+      </w:r>
+      <w:r>
+        <w:t xml:space="preserve"> И тот увидел обнажённое, стройное, как посох, тело, сияющее, как расплавленное золото, — словно вершину Меру, озарённую лучами луны, когда расходятся тучи.</w:t>
+      </w:r>
+    </w:p>
+    <w:p>
+      <w:pPr>
+        <w:spacing w:after="60"/>
+        <w:ind w:left="510" w:hanging="510"/>
+      </w:pPr>
+      <w:r>
+        <w:rPr>
+          <w:b/>
+          <w:i w:val="0"/>
+        </w:rPr>
+        <w:t>37.</w:t>
+      </w:r>
+      <w:r>
+        <w:t xml:space="preserve"> Кто слушает так о славе Хари, о Его уходе в Пурушоттаму, тот обретает блаженство высшей любви к лотосным стопам Гауры</w:t>
+      </w:r>
+      <w:r>
+        <w:rPr>
+          <w:b w:val="0"/>
+          <w:i w:val="0"/>
+          <w:vertAlign w:val="superscript"/>
+        </w:rPr>
+        <w:t>11</w:t>
+      </w:r>
+      <w:r>
+        <w:t>.</w:t>
+      </w:r>
+    </w:p>
+    <w:p>
+      <w:pPr>
+        <w:spacing w:after="60"/>
+        <w:ind w:left="510" w:hanging="510"/>
+      </w:pPr>
+      <w:r>
+        <w:rPr>
+          <w:b/>
+          <w:i w:val="0"/>
+        </w:rPr>
+        <w:t>38.</w:t>
+      </w:r>
+      <w:r>
+        <w:t xml:space="preserve"> Увидев, услышав и поклонившись, тот лучший из брахманов ушёл; и Бхагаван, радостный, отправился в Пурушоттаму.</w:t>
+      </w:r>
+    </w:p>
+    <w:p>
+      <w:pPr>
+        <w:spacing w:after="60"/>
+        <w:ind w:left="510" w:hanging="510"/>
+      </w:pPr>
+      <w:r>
+        <w:rPr>
+          <w:b/>
+          <w:i w:val="0"/>
+        </w:rPr>
+        <w:t>39.</w:t>
+      </w:r>
+      <w:r>
+        <w:t xml:space="preserve"> Какой плод обрёл бы человек, в совершенстве узрев бога Пурушоттаму, — тот плод он обретёт, постоянно читая это повествование.</w:t>
+      </w:r>
+    </w:p>
+    <w:p>
+      <w:pPr>
+        <w:spacing w:after="60"/>
+        <w:jc w:val="both"/>
+      </w:pPr>
+      <w:r>
+        <w:rPr>
+          <w:b w:val="0"/>
+          <w:i/>
+        </w:rPr>
+        <w:t>Так заканчивается четвёртая сарга, «Игры в доме Шри Адвайты» (Шри Адвайта-вати-вихара), третьей пракрамы поэмы «Шри Кришна-чайтанья-чаритамрита».</w:t>
+      </w:r>
+    </w:p>
+    <w:p>
+      <w:pPr>
+        <w:spacing w:after="60"/>
+        <w:ind w:left="283"/>
+      </w:pPr>
+      <w:r>
+        <w:rPr>
+          <w:b/>
+          <w:i w:val="0"/>
+          <w:sz w:val="18"/>
+        </w:rPr>
+        <w:t>1.</w:t>
+      </w:r>
+      <w:r>
+        <w:rPr>
+          <w:sz w:val="18"/>
+        </w:rPr>
+        <w:t xml:space="preserve"> Кешава — здесь имя Господа (Кришны-Чайтаньи).</w:t>
+      </w:r>
+    </w:p>
+    <w:p>
+      <w:pPr>
+        <w:spacing w:after="60"/>
+        <w:ind w:left="283"/>
+      </w:pPr>
+      <w:r>
+        <w:rPr>
+          <w:b/>
+          <w:i w:val="0"/>
+          <w:sz w:val="18"/>
+        </w:rPr>
+        <w:t>2.</w:t>
+      </w:r>
+      <w:r>
+        <w:rPr>
+          <w:sz w:val="18"/>
+        </w:rPr>
+        <w:t xml:space="preserve"> Пушпаграма («Цветочная деревня») — по-видимому, Пхулия, деревня близ Шантипура.</w:t>
+      </w:r>
+    </w:p>
+    <w:p>
+      <w:pPr>
+        <w:spacing w:after="60"/>
+        <w:ind w:left="283"/>
+      </w:pPr>
+      <w:r>
+        <w:rPr>
+          <w:b/>
+          <w:i w:val="0"/>
+          <w:sz w:val="18"/>
+        </w:rPr>
+        <w:t>3.</w:t>
+      </w:r>
+      <w:r>
+        <w:rPr>
+          <w:sz w:val="18"/>
+        </w:rPr>
+        <w:t xml:space="preserve"> «Несравненного» (адвития, букв. «не имеющего второго») — игра слов с именем Адвайты («Недвойственный»).</w:t>
+      </w:r>
+    </w:p>
+    <w:p>
+      <w:pPr>
+        <w:spacing w:after="60"/>
+        <w:ind w:left="283"/>
+      </w:pPr>
+      <w:r>
+        <w:rPr>
+          <w:b/>
+          <w:i w:val="0"/>
+          <w:sz w:val="18"/>
+        </w:rPr>
+        <w:t>4.</w:t>
+      </w:r>
+      <w:r>
+        <w:rPr>
+          <w:sz w:val="18"/>
+        </w:rPr>
+        <w:t xml:space="preserve"> В Бадарикашраме, в Гималаях, бог Нараяна в облике мудреца совершает подвижничество в окружении риши.</w:t>
+      </w:r>
+    </w:p>
+    <w:p>
+      <w:pPr>
+        <w:spacing w:after="60"/>
+        <w:ind w:left="283"/>
+      </w:pPr>
+      <w:r>
+        <w:rPr>
+          <w:b/>
+          <w:i w:val="0"/>
+          <w:sz w:val="18"/>
+        </w:rPr>
+        <w:t>5.</w:t>
+      </w:r>
+      <w:r>
+        <w:rPr>
+          <w:sz w:val="18"/>
+        </w:rPr>
+        <w:t xml:space="preserve"> Т. е. пищу, которую жуют, сосут, лижут и пьют.</w:t>
+      </w:r>
+    </w:p>
+    <w:p>
+      <w:pPr>
+        <w:spacing w:after="60"/>
+        <w:ind w:left="283"/>
+      </w:pPr>
+      <w:r>
+        <w:rPr>
+          <w:b/>
+          <w:i w:val="0"/>
+          <w:sz w:val="18"/>
+        </w:rPr>
+        <w:t>6.</w:t>
+      </w:r>
+      <w:r>
+        <w:rPr>
+          <w:sz w:val="18"/>
+        </w:rPr>
+        <w:t xml:space="preserve"> Васудева Сарвабхаума, учёный брахман из Навадвипы, живший в Пури; встреча с ним описана в следующих саргах.</w:t>
+      </w:r>
+    </w:p>
+    <w:p>
+      <w:pPr>
+        <w:spacing w:after="60"/>
+        <w:ind w:left="283"/>
+      </w:pPr>
+      <w:r>
+        <w:rPr>
+          <w:b/>
+          <w:i w:val="0"/>
+          <w:sz w:val="18"/>
+        </w:rPr>
+        <w:t>7.</w:t>
+      </w:r>
+      <w:r>
+        <w:rPr>
+          <w:sz w:val="18"/>
+        </w:rPr>
+        <w:t xml:space="preserve"> День Хари — экадаши, одиннадцатый день лунной половины месяца, когда соблюдают пост и ночное бдение.</w:t>
+      </w:r>
+    </w:p>
+    <w:p>
+      <w:pPr>
+        <w:spacing w:after="60"/>
+        <w:ind w:left="283"/>
+      </w:pPr>
+      <w:r>
+        <w:rPr>
+          <w:b/>
+          <w:i w:val="0"/>
+          <w:sz w:val="18"/>
+        </w:rPr>
+        <w:t>8.</w:t>
+      </w:r>
+      <w:r>
+        <w:rPr>
+          <w:sz w:val="18"/>
+        </w:rPr>
+        <w:t xml:space="preserve"> Травинка в зубах — знак крайнего смирения.</w:t>
+      </w:r>
+    </w:p>
+    <w:p>
+      <w:pPr>
+        <w:spacing w:after="60"/>
+        <w:ind w:left="283"/>
+      </w:pPr>
+      <w:r>
+        <w:rPr>
+          <w:b/>
+          <w:i w:val="0"/>
+          <w:sz w:val="18"/>
+        </w:rPr>
+        <w:t>9.</w:t>
+      </w:r>
+      <w:r>
+        <w:rPr>
+          <w:sz w:val="18"/>
+        </w:rPr>
+        <w:t xml:space="preserve"> Адвайта удивлён, что не испытывает скорби разлуки, и спрашивает, не Господь ли сдерживает его любовь; Господь отвечает, что если бы она проявилась в полную силу, Он не смог бы уйти.</w:t>
+      </w:r>
+    </w:p>
+    <w:p>
+      <w:pPr>
+        <w:spacing w:after="60"/>
+        <w:ind w:left="283"/>
+      </w:pPr>
+      <w:r>
+        <w:rPr>
+          <w:b/>
+          <w:i w:val="0"/>
+          <w:sz w:val="18"/>
+        </w:rPr>
+        <w:t>10.</w:t>
+      </w:r>
+      <w:r>
+        <w:rPr>
+          <w:sz w:val="18"/>
+        </w:rPr>
+        <w:t xml:space="preserve"> Гопинатха Ачарья — брахман из Навадвипы, позднее встречавший Господа в Пури.</w:t>
+      </w:r>
+    </w:p>
+    <w:p>
+      <w:pPr>
+        <w:spacing w:after="60"/>
+        <w:ind w:left="283"/>
+      </w:pPr>
+      <w:r>
+        <w:rPr>
+          <w:b/>
+          <w:i w:val="0"/>
+          <w:sz w:val="18"/>
+        </w:rPr>
+        <w:t>11.</w:t>
+      </w:r>
+      <w:r>
+        <w:rPr>
+          <w:sz w:val="18"/>
+        </w:rPr>
+        <w:t xml:space="preserve"> В издании Харидаса Даса (свидетель C) эта шлока стоит после следующей, что естественнее по смыслу.</w:t>
+      </w:r>
+    </w:p>
+    <w:p>
+      <w:pPr>
+        <w:pStyle w:val="Heading2"/>
+      </w:pPr>
+      <w:r>
+        <w:t>Пракрама 3, сарга 5. Сломанный посох</w:t>
+      </w:r>
+    </w:p>
+    <w:p>
+      <w:pPr>
+        <w:spacing w:after="60"/>
+        <w:jc w:val="both"/>
+      </w:pPr>
+      <w:r>
+        <w:rPr>
+          <w:b w:val="0"/>
+          <w:i/>
+        </w:rPr>
+        <w:t>Господь идёт в Пурушоттаму со спутниками, воспевая имена Рамы и Кришны; сборщики пошлины; Нитьянанда ломает посох санньяси, и Господь, разгневавшись для вида, признаёт, что тот исполнил Его желание</w:t>
+      </w:r>
+    </w:p>
+    <w:p>
+      <w:pPr>
+        <w:spacing w:after="60"/>
+        <w:ind w:left="510" w:hanging="510"/>
+      </w:pPr>
+      <w:r>
+        <w:rPr>
+          <w:b/>
+          <w:i w:val="0"/>
+        </w:rPr>
+        <w:t>1.</w:t>
+      </w:r>
+      <w:r>
+        <w:t xml:space="preserve"> Затем Бхагаван, Господь, отправился в путь с Мукундой, Гададхарой и другими благочестивыми брахманами; поставив Авадхуту впереди, Бог сиял, как луна, владыка звёзд, рядом с Кавьей</w:t>
+      </w:r>
+      <w:r>
+        <w:rPr>
+          <w:b w:val="0"/>
+          <w:i w:val="0"/>
+          <w:vertAlign w:val="superscript"/>
+        </w:rPr>
+        <w:t>1</w:t>
+      </w:r>
+      <w:r>
+        <w:t>.</w:t>
+      </w:r>
+    </w:p>
+    <w:p>
+      <w:pPr>
+        <w:spacing w:after="60"/>
+        <w:ind w:left="510" w:hanging="510"/>
+      </w:pPr>
+      <w:r>
+        <w:rPr>
+          <w:b/>
+          <w:i w:val="0"/>
+        </w:rPr>
+        <w:t>2.</w:t>
+      </w:r>
+      <w:r>
+        <w:t xml:space="preserve"> В пути Он порой пел песнь о Кришне, порой произносил что-то невнятное, чему нет слов; порой шёл быстро, порой медленно, порой спотыкаясь, а порой терял от любви всякое самообладание.</w:t>
+      </w:r>
+    </w:p>
+    <w:p>
+      <w:pPr>
+        <w:spacing w:after="60"/>
+        <w:ind w:left="510" w:hanging="510"/>
+      </w:pPr>
+      <w:r>
+        <w:rPr>
+          <w:b/>
+          <w:i w:val="0"/>
+        </w:rPr>
+        <w:t>3.</w:t>
+      </w:r>
+      <w:r>
+        <w:t xml:space="preserve"> Если вечером где-нибудь подавали съестное, Хари ел эту пищу, как положено по правилам. А ночью Бог, отбросив сдержанность, пел и плакал — на радость великим душам.</w:t>
+      </w:r>
+    </w:p>
+    <w:p>
+      <w:pPr>
+        <w:spacing w:after="60"/>
+        <w:ind w:left="510" w:hanging="510"/>
+      </w:pPr>
+      <w:r>
+        <w:rPr>
+          <w:b/>
+          <w:i w:val="0"/>
+        </w:rPr>
+        <w:t>4.</w:t>
+      </w:r>
+      <w:r>
+        <w:t xml:space="preserve"> Сам Бхагаван произносил один стих — выслушай</w:t>
+      </w:r>
+      <w:r>
+        <w:rPr>
+          <w:b w:val="0"/>
+          <w:i w:val="0"/>
+          <w:vertAlign w:val="superscript"/>
+        </w:rPr>
+        <w:t>2</w:t>
+      </w:r>
+      <w:r>
+        <w:t xml:space="preserve"> его: кто его услышит, у того появится неизменное влечение к Его лотосным стопам:</w:t>
+      </w:r>
+    </w:p>
+    <w:p>
+      <w:pPr>
+        <w:spacing w:after="60"/>
+        <w:ind w:left="510" w:hanging="510"/>
+      </w:pPr>
+      <w:r>
+        <w:rPr>
+          <w:b/>
+          <w:i w:val="0"/>
+        </w:rPr>
+        <w:t>5.</w:t>
+      </w:r>
+      <w:r>
+        <w:t xml:space="preserve"> «Рама, Рагхава, Рама, Рагхава, Рама, Рагхава, защити меня! Кришна, Кешава, Кришна, Кешава, Кришна, Кешава, спаси меня!»</w:t>
+      </w:r>
+    </w:p>
+    <w:p>
+      <w:pPr>
+        <w:spacing w:after="60"/>
+        <w:ind w:left="510" w:hanging="510"/>
+      </w:pPr>
+      <w:r>
+        <w:rPr>
+          <w:b/>
+          <w:i w:val="0"/>
+        </w:rPr>
+        <w:t>6.</w:t>
+      </w:r>
+      <w:r>
+        <w:t xml:space="preserve"> Так, сладкозвучно распевая и улыбаясь, лучший из знающих истину, неизменный хранитель миров, прекрасно наставлял этих людей.</w:t>
+      </w:r>
+    </w:p>
+    <w:p>
+      <w:pPr>
+        <w:spacing w:after="60"/>
+        <w:ind w:left="510" w:hanging="510"/>
+      </w:pPr>
+      <w:r>
+        <w:rPr>
+          <w:b/>
+          <w:i w:val="0"/>
+        </w:rPr>
+        <w:t>7.</w:t>
+      </w:r>
+      <w:r>
+        <w:t xml:space="preserve"> Однажды подошёл сборщик пошлины; увидев путников-нищих, он окликнул их — и сам повернул назад, словно избавившись от тяготы</w:t>
+      </w:r>
+      <w:r>
+        <w:rPr>
+          <w:b w:val="0"/>
+          <w:i w:val="0"/>
+          <w:vertAlign w:val="superscript"/>
+        </w:rPr>
+        <w:t>3</w:t>
+      </w:r>
+      <w:r>
+        <w:t>.</w:t>
+      </w:r>
+    </w:p>
+    <w:p>
+      <w:pPr>
+        <w:spacing w:after="60"/>
+        <w:ind w:left="510" w:hanging="510"/>
+      </w:pPr>
+      <w:r>
+        <w:rPr>
+          <w:b/>
+          <w:i w:val="0"/>
+        </w:rPr>
+        <w:t>8.</w:t>
+      </w:r>
+      <w:r>
+        <w:t xml:space="preserve"> В другой раз иной сборщик, требуя пошлины, вышел на дорогу и остановил Гуру мира, окружённого толпами паломников.</w:t>
+      </w:r>
+    </w:p>
+    <w:p>
+      <w:pPr>
+        <w:spacing w:after="60"/>
+        <w:ind w:left="510" w:hanging="510"/>
+      </w:pPr>
+      <w:r>
+        <w:rPr>
+          <w:b/>
+          <w:i w:val="0"/>
+        </w:rPr>
+        <w:t>9.</w:t>
+      </w:r>
+      <w:r>
+        <w:t xml:space="preserve"> Бхагаван сказал ему: «Ступай прочь!» — и сделал знак рукой. Тот тотчас ушёл, а Бхагаван радостно продолжил путь.</w:t>
+      </w:r>
+    </w:p>
+    <w:p>
+      <w:pPr>
+        <w:spacing w:after="60"/>
+        <w:ind w:left="510" w:hanging="510"/>
+      </w:pPr>
+      <w:r>
+        <w:rPr>
+          <w:b/>
+          <w:i w:val="0"/>
+        </w:rPr>
+        <w:t>10.</w:t>
+      </w:r>
+      <w:r>
+        <w:t xml:space="preserve"> Однажды Гуру мира отдал Свой посох в руку Авадхуты и пошёл впереди, а Нитьянанда медленно шёл позади.</w:t>
+      </w:r>
+    </w:p>
+    <w:p>
+      <w:pPr>
+        <w:spacing w:after="60"/>
+        <w:ind w:left="510" w:hanging="510"/>
+      </w:pPr>
+      <w:r>
+        <w:rPr>
+          <w:b/>
+          <w:i w:val="0"/>
+        </w:rPr>
+        <w:t>11.</w:t>
+      </w:r>
+      <w:r>
+        <w:t xml:space="preserve"> С болью в сердце благородный Нитьянанда думал: «Я гуляю на воле, а мой Господь носит посох!</w:t>
+      </w:r>
+    </w:p>
+    <w:p>
+      <w:pPr>
+        <w:spacing w:after="60"/>
+        <w:ind w:left="510" w:hanging="510"/>
+      </w:pPr>
+      <w:r>
+        <w:rPr>
+          <w:b/>
+          <w:i w:val="0"/>
+        </w:rPr>
+        <w:t>12.</w:t>
+      </w:r>
+      <w:r>
+        <w:t xml:space="preserve"> Ведь Он — Сам Шри Бхагаван: я воочию вижу Его, ярко пылающего, — Бога, держащего раковину, диск, палицу и лотос, вместе с Шри.</w:t>
+      </w:r>
+    </w:p>
+    <w:p>
+      <w:pPr>
+        <w:spacing w:after="60"/>
+        <w:ind w:left="510" w:hanging="510"/>
+      </w:pPr>
+      <w:r>
+        <w:rPr>
+          <w:b/>
+          <w:i w:val="0"/>
+        </w:rPr>
+        <w:t>13.</w:t>
+      </w:r>
+      <w:r>
+        <w:t xml:space="preserve"> И вот Хари являет мирское поведение и носит посох отречения — Он, Кто прежде играл на флейте, Чей облик чарует мир,</w:t>
+      </w:r>
+    </w:p>
+    <w:p>
+      <w:pPr>
+        <w:spacing w:after="60"/>
+        <w:ind w:left="510" w:hanging="510"/>
+      </w:pPr>
+      <w:r>
+        <w:rPr>
+          <w:b/>
+          <w:i w:val="0"/>
+        </w:rPr>
+        <w:t>14.</w:t>
+      </w:r>
+      <w:r>
+        <w:t xml:space="preserve"> Кто наслаждался расой с Радхой!» С такими мыслями он оказался рядом со Шри Хари. Увидев его, Бхагаван сказал: «Скорее дай Мне посох».</w:t>
+      </w:r>
+    </w:p>
+    <w:p>
+      <w:pPr>
+        <w:spacing w:after="60"/>
+        <w:ind w:left="510" w:hanging="510"/>
+      </w:pPr>
+      <w:r>
+        <w:rPr>
+          <w:b/>
+          <w:i w:val="0"/>
+        </w:rPr>
+        <w:t>15.</w:t>
+      </w:r>
+      <w:r>
+        <w:t xml:space="preserve"> Тогда Авадхута ответил: «По воле судьбы у меня на земле поскользнулась нога, и от этого Твой посох сломался», — так он сказал со страхом.</w:t>
+      </w:r>
+    </w:p>
+    <w:p>
+      <w:pPr>
+        <w:spacing w:after="60"/>
+        <w:ind w:left="510" w:hanging="510"/>
+      </w:pPr>
+      <w:r>
+        <w:rPr>
+          <w:b/>
+          <w:i w:val="0"/>
+        </w:rPr>
+        <w:t>16.</w:t>
+      </w:r>
+      <w:r>
+        <w:t xml:space="preserve"> И Бхагаван разгневался и сказал Авадхуте: «В Моём посохе пребывают боги во главе с Шивой, вместе со своими шакти</w:t>
+      </w:r>
+      <w:r>
+        <w:rPr>
+          <w:b w:val="0"/>
+          <w:i w:val="0"/>
+          <w:vertAlign w:val="superscript"/>
+        </w:rPr>
+        <w:t>4</w:t>
+      </w:r>
+      <w:r>
+        <w:t>.</w:t>
+      </w:r>
+    </w:p>
+    <w:p>
+      <w:pPr>
+        <w:spacing w:after="60"/>
+        <w:ind w:left="510" w:hanging="510"/>
+      </w:pPr>
+      <w:r>
+        <w:rPr>
+          <w:b/>
+          <w:i w:val="0"/>
+        </w:rPr>
+        <w:t>17.</w:t>
+      </w:r>
+      <w:r>
+        <w:t xml:space="preserve"> Ты причинил им страдание и сломал Мой посох. Разве ты не знаешь, что грех причинить страдание богам — не мал?»</w:t>
+      </w:r>
+    </w:p>
+    <w:p>
+      <w:pPr>
+        <w:spacing w:after="60"/>
+        <w:ind w:left="510" w:hanging="510"/>
+      </w:pPr>
+      <w:r>
+        <w:rPr>
+          <w:b/>
+          <w:i w:val="0"/>
+        </w:rPr>
+        <w:t>18.</w:t>
+      </w:r>
+      <w:r>
+        <w:t xml:space="preserve"> Услышав это, божественный Нитьянанда ответил Ему: «Я сделал им благо»</w:t>
+      </w:r>
+      <w:r>
+        <w:rPr>
+          <w:b w:val="0"/>
+          <w:i w:val="0"/>
+          <w:vertAlign w:val="superscript"/>
+        </w:rPr>
+        <w:t>5</w:t>
+      </w:r>
+      <w:r>
+        <w:t>. И через миг Бхагаван, оставив гнев, сказал:</w:t>
+      </w:r>
+    </w:p>
+    <w:p>
+      <w:pPr>
+        <w:spacing w:after="60"/>
+        <w:ind w:left="510" w:hanging="510"/>
+      </w:pPr>
+      <w:r>
+        <w:rPr>
+          <w:b/>
+          <w:i w:val="0"/>
+        </w:rPr>
+        <w:t>19.</w:t>
+      </w:r>
+      <w:r>
+        <w:t xml:space="preserve"> «Придя к Шри Джаганнатхе, узрев Шри Пурушоттаму и пробыв несколько месяцев подле Шри Держащего диск,</w:t>
+      </w:r>
+    </w:p>
+    <w:p>
+      <w:pPr>
+        <w:spacing w:after="60"/>
+        <w:ind w:left="510" w:hanging="510"/>
+      </w:pPr>
+      <w:r>
+        <w:rPr>
+          <w:b/>
+          <w:i w:val="0"/>
+        </w:rPr>
+        <w:t>20.</w:t>
+      </w:r>
+      <w:r>
+        <w:t xml:space="preserve"> Я должен был оставить посох — таково было Моё намерение. А он сломал его и бросил на землю. Что Мне теперь делать?»</w:t>
+      </w:r>
+    </w:p>
+    <w:p>
+      <w:pPr>
+        <w:spacing w:after="60"/>
+        <w:ind w:left="510" w:hanging="510"/>
+      </w:pPr>
+      <w:r>
+        <w:rPr>
+          <w:b/>
+          <w:i w:val="0"/>
+        </w:rPr>
+        <w:t>21.</w:t>
+      </w:r>
+      <w:r>
+        <w:t xml:space="preserve"> Сказав так, Он заключил его в объятия и сладостно произнёс: «Ты всегда должен исполнять именно Моё намерение»</w:t>
+      </w:r>
+      <w:r>
+        <w:rPr>
+          <w:b w:val="0"/>
+          <w:i w:val="0"/>
+          <w:vertAlign w:val="superscript"/>
+        </w:rPr>
+        <w:t>6</w:t>
+      </w:r>
+      <w:r>
+        <w:t>.</w:t>
+      </w:r>
+    </w:p>
+    <w:p>
+      <w:pPr>
+        <w:spacing w:after="60"/>
+        <w:jc w:val="both"/>
+      </w:pPr>
+      <w:r>
+        <w:rPr>
+          <w:b w:val="0"/>
+          <w:i/>
+        </w:rPr>
+        <w:t>Так заканчивается пятая сарга, «Сломанный посох» (Данда-бханджана), третьей пракрамы поэмы «Шри Кришна-чайтанья-чаритамрита».</w:t>
+      </w:r>
+    </w:p>
+    <w:p>
+      <w:pPr>
+        <w:spacing w:after="60"/>
+        <w:ind w:left="283"/>
+      </w:pPr>
+      <w:r>
+        <w:rPr>
+          <w:b/>
+          <w:i w:val="0"/>
+          <w:sz w:val="18"/>
+        </w:rPr>
+        <w:t>1.</w:t>
+      </w:r>
+      <w:r>
+        <w:rPr>
+          <w:sz w:val="18"/>
+        </w:rPr>
+        <w:t xml:space="preserve"> Кавья — планета Венера (Шукра). Нитьянанда, идущий впереди, сравнивается с Венерой, Господь — с луной.</w:t>
+      </w:r>
+    </w:p>
+    <w:p>
+      <w:pPr>
+        <w:spacing w:after="60"/>
+        <w:ind w:left="283"/>
+      </w:pPr>
+      <w:r>
+        <w:rPr>
+          <w:b/>
+          <w:i w:val="0"/>
+          <w:sz w:val="18"/>
+        </w:rPr>
+        <w:t>2.</w:t>
+      </w:r>
+      <w:r>
+        <w:rPr>
+          <w:sz w:val="18"/>
+        </w:rPr>
+        <w:t xml:space="preserve"> Рассказ ведёт Мурари, обращаясь к Дамодаре (см. саргу 3.1).</w:t>
+      </w:r>
+    </w:p>
+    <w:p>
+      <w:pPr>
+        <w:spacing w:after="60"/>
+        <w:ind w:left="283"/>
+      </w:pPr>
+      <w:r>
+        <w:rPr>
+          <w:b/>
+          <w:i w:val="0"/>
+          <w:sz w:val="18"/>
+        </w:rPr>
+        <w:t>3.</w:t>
+      </w:r>
+      <w:r>
+        <w:rPr>
+          <w:sz w:val="18"/>
+        </w:rPr>
+        <w:t xml:space="preserve"> Букв. «избавившись от усталости»: увидев Господа и Его спутников, сборщик, по-видимому, сам отказался от своей корысти.</w:t>
+      </w:r>
+    </w:p>
+    <w:p>
+      <w:pPr>
+        <w:spacing w:after="60"/>
+        <w:ind w:left="283"/>
+      </w:pPr>
+      <w:r>
+        <w:rPr>
+          <w:b/>
+          <w:i w:val="0"/>
+          <w:sz w:val="18"/>
+        </w:rPr>
+        <w:t>4.</w:t>
+      </w:r>
+      <w:r>
+        <w:rPr>
+          <w:sz w:val="18"/>
+        </w:rPr>
+        <w:t xml:space="preserve"> Шакти — божественные энергии, супруги богов.</w:t>
+      </w:r>
+    </w:p>
+    <w:p>
+      <w:pPr>
+        <w:spacing w:after="60"/>
+        <w:ind w:left="283"/>
+      </w:pPr>
+      <w:r>
+        <w:rPr>
+          <w:b/>
+          <w:i w:val="0"/>
+          <w:sz w:val="18"/>
+        </w:rPr>
+        <w:t>5.</w:t>
+      </w:r>
+      <w:r>
+        <w:rPr>
+          <w:sz w:val="18"/>
+        </w:rPr>
+        <w:t xml:space="preserve"> Т. е. освободил богов, заключённых в посохе.</w:t>
+      </w:r>
+    </w:p>
+    <w:p>
+      <w:pPr>
+        <w:spacing w:after="60"/>
+        <w:ind w:left="283"/>
+      </w:pPr>
+      <w:r>
+        <w:rPr>
+          <w:b/>
+          <w:i w:val="0"/>
+          <w:sz w:val="18"/>
+        </w:rPr>
+        <w:t>6.</w:t>
+      </w:r>
+      <w:r>
+        <w:rPr>
+          <w:sz w:val="18"/>
+        </w:rPr>
+        <w:t xml:space="preserve"> Господь признаёт, что Нитьянанда, сломав посох, лишь исполнил Его сокровенное желание.</w:t>
+      </w:r>
+    </w:p>
+    <w:p>
+      <w:pPr>
+        <w:pStyle w:val="Heading2"/>
+      </w:pPr>
+      <w:r>
+        <w:t>Пракрама 3, сарга 6. Странствие по южной стране</w:t>
+      </w:r>
+    </w:p>
+    <w:p>
+      <w:pPr>
+        <w:spacing w:after="60"/>
+        <w:jc w:val="both"/>
+      </w:pPr>
+      <w:r>
+        <w:rPr>
+          <w:b w:val="0"/>
+          <w:i/>
+        </w:rPr>
+        <w:t>Господь идёт в Пурушоттаму: Тамолипта, Ремуна с Гопинатхой, роняющим Ему свой венец, река Вайтарани, Яджапура (Джаджпур) с Вепрем, Вираджей, Набхи-Гаей и множеством лингамов Шивы</w:t>
+      </w:r>
+    </w:p>
+    <w:p>
+      <w:pPr>
+        <w:spacing w:after="60"/>
+        <w:ind w:left="510" w:hanging="510"/>
+      </w:pPr>
+      <w:r>
+        <w:rPr>
+          <w:b/>
+          <w:i w:val="0"/>
+        </w:rPr>
+        <w:t>1.</w:t>
+      </w:r>
+      <w:r>
+        <w:t xml:space="preserve"> Сказав так, Бог отправился дальше, всецело отдавшись воспеванию Хари; видя стоящие у дороги изваяния богов, Он кланялся им и возносил хвалы, как положено.</w:t>
+      </w:r>
+    </w:p>
+    <w:p>
+      <w:pPr>
+        <w:spacing w:after="60"/>
+        <w:ind w:left="510" w:hanging="510"/>
+      </w:pPr>
+      <w:r>
+        <w:rPr>
+          <w:b/>
+          <w:i w:val="0"/>
+        </w:rPr>
+        <w:t>2.</w:t>
+      </w:r>
+      <w:r>
+        <w:t xml:space="preserve"> В святейшей обители Хари, Тамолипте</w:t>
+      </w:r>
+      <w:r>
+        <w:rPr>
+          <w:b w:val="0"/>
+          <w:i w:val="0"/>
+          <w:vertAlign w:val="superscript"/>
+        </w:rPr>
+        <w:t>1</w:t>
+      </w:r>
+      <w:r>
+        <w:t>, Гуру мира омылся в Брахма-кунде и узрел Мадхусудану.</w:t>
+      </w:r>
+    </w:p>
+    <w:p>
+      <w:pPr>
+        <w:spacing w:after="60"/>
+        <w:ind w:left="510" w:hanging="510"/>
+      </w:pPr>
+      <w:r>
+        <w:rPr>
+          <w:b/>
+          <w:i w:val="0"/>
+        </w:rPr>
+        <w:t>3.</w:t>
+      </w:r>
+      <w:r>
+        <w:t xml:space="preserve"> Затем, через несколько дней, Бхагаван, Господь, пришёл в великий город Ремуну, чтобы увидеть бога Гопалу —</w:t>
+      </w:r>
+    </w:p>
+    <w:p>
+      <w:pPr>
+        <w:spacing w:after="60"/>
+        <w:ind w:left="510" w:hanging="510"/>
+      </w:pPr>
+      <w:r>
+        <w:rPr>
+          <w:b/>
+          <w:i w:val="0"/>
+        </w:rPr>
+        <w:t>4.</w:t>
+      </w:r>
+      <w:r>
+        <w:t xml:space="preserve"> Хари, Которого некогда установил и почитал в Варанаси Уддхава и Который, чтобы оказать милость брахману, пришёл туда и остался</w:t>
+      </w:r>
+      <w:r>
+        <w:rPr>
+          <w:b w:val="0"/>
+          <w:i w:val="0"/>
+          <w:vertAlign w:val="superscript"/>
+        </w:rPr>
+        <w:t>2</w:t>
+      </w:r>
+      <w:r>
+        <w:t>.</w:t>
+      </w:r>
+    </w:p>
+    <w:p>
+      <w:pPr>
+        <w:spacing w:after="60"/>
+        <w:ind w:left="510" w:hanging="510"/>
+      </w:pPr>
+      <w:r>
+        <w:rPr>
+          <w:b/>
+          <w:i w:val="0"/>
+        </w:rPr>
+        <w:t>5.</w:t>
+      </w:r>
+      <w:r>
+        <w:t xml:space="preserve"> Некоторые называют эту сокровищницу милости Гопинатхой: ради Своего преданного Он совершил игру похитителя сладкого риса и другие</w:t>
+      </w:r>
+      <w:r>
+        <w:rPr>
+          <w:b w:val="0"/>
+          <w:i w:val="0"/>
+          <w:vertAlign w:val="superscript"/>
+        </w:rPr>
+        <w:t>3</w:t>
+      </w:r>
+      <w:r>
+        <w:t>.</w:t>
+      </w:r>
+    </w:p>
+    <w:p>
+      <w:pPr>
+        <w:spacing w:after="60"/>
+        <w:ind w:left="510" w:hanging="510"/>
+      </w:pPr>
+      <w:r>
+        <w:rPr>
+          <w:b/>
+          <w:i w:val="0"/>
+        </w:rPr>
+        <w:t>6.</w:t>
+      </w:r>
+      <w:r>
+        <w:t xml:space="preserve"> Всё здесь свидетельствует о том, что Хари следует словам Своих преданных. Бхагаван пришёл туда и, как обычный человек, узрел Его.</w:t>
+      </w:r>
+    </w:p>
+    <w:p>
+      <w:pPr>
+        <w:spacing w:after="60"/>
+        <w:ind w:left="510" w:hanging="510"/>
+      </w:pPr>
+      <w:r>
+        <w:rPr>
+          <w:b/>
+          <w:i w:val="0"/>
+        </w:rPr>
+        <w:t>7.</w:t>
+      </w:r>
+      <w:r>
+        <w:t xml:space="preserve"> Упав на землю, словно палка, Он поклонился Владыке богов; луна Его лица увлажнилась состраданием, и Он, с глазами, удлинёнными, как лотосы, плясал со Своими и пел киртану.</w:t>
+      </w:r>
+    </w:p>
+    <w:p>
+      <w:pPr>
+        <w:spacing w:after="60"/>
+        <w:ind w:left="510" w:hanging="510"/>
+      </w:pPr>
+      <w:r>
+        <w:rPr>
+          <w:b/>
+          <w:i w:val="0"/>
+        </w:rPr>
+        <w:t>8.</w:t>
+      </w:r>
+      <w:r>
+        <w:t xml:space="preserve"> И в тот же миг венец, укреплённый на голове изваяния Врага Муры, упал прямо к Нему. Увидев это, сын Шри Шачи подхватил его обеими лотосными руками.</w:t>
+      </w:r>
+    </w:p>
+    <w:p>
+      <w:pPr>
+        <w:spacing w:after="60"/>
+        <w:ind w:left="510" w:hanging="510"/>
+      </w:pPr>
+      <w:r>
+        <w:rPr>
+          <w:b/>
+          <w:i w:val="0"/>
+        </w:rPr>
+        <w:t>9.</w:t>
+      </w:r>
+      <w:r>
+        <w:t xml:space="preserve"> Приняв эту милость, Он возложил венец Себе на голову и засиял от радости; и, созерцая дивного Владыку богов, ликовал в глубине сердца</w:t>
+      </w:r>
+      <w:r>
+        <w:rPr>
+          <w:b w:val="0"/>
+          <w:i w:val="0"/>
+          <w:vertAlign w:val="superscript"/>
+        </w:rPr>
+        <w:t>4</w:t>
+      </w:r>
+      <w:r>
+        <w:t>, склонив голову и душу.</w:t>
+      </w:r>
+    </w:p>
+    <w:p>
+      <w:pPr>
+        <w:spacing w:after="60"/>
+        <w:ind w:left="510" w:hanging="510"/>
+      </w:pPr>
+      <w:r>
+        <w:rPr>
+          <w:b/>
+          <w:i w:val="0"/>
+        </w:rPr>
+        <w:t>10.</w:t>
+      </w:r>
+      <w:r>
+        <w:t xml:space="preserve"> И там, несравненный красотой, лучший из санньяси, сияющий, как луна, весь день плясал с вайшнавами, и лишь вечером великая душа остановилась.</w:t>
+      </w:r>
+    </w:p>
+    <w:p>
+      <w:pPr>
+        <w:spacing w:after="60"/>
+        <w:ind w:left="510" w:hanging="510"/>
+      </w:pPr>
+      <w:r>
+        <w:rPr>
+          <w:b/>
+          <w:i w:val="0"/>
+        </w:rPr>
+        <w:t>11.</w:t>
+      </w:r>
+      <w:r>
+        <w:t xml:space="preserve"> Видя Его, толпы людей радовались, снова и снова славили и восхваляли Его. А владыка мудрецов, вкусив поданной пищи, провёл там ночь.</w:t>
+      </w:r>
+    </w:p>
+    <w:p>
+      <w:pPr>
+        <w:spacing w:after="60"/>
+        <w:ind w:left="510" w:hanging="510"/>
+      </w:pPr>
+      <w:r>
+        <w:rPr>
+          <w:b/>
+          <w:i w:val="0"/>
+        </w:rPr>
+        <w:t>12.</w:t>
+      </w:r>
+      <w:r>
+        <w:t xml:space="preserve"> Утром лотосоликий Господь, чья прекрасная шея подобна раковине, пошёл дальше, минуя страну и другие города, и со временем достиг быстрой реки, истекающей из потока реки богов, —</w:t>
+      </w:r>
+    </w:p>
+    <w:p>
+      <w:pPr>
+        <w:spacing w:after="60"/>
+        <w:ind w:left="510" w:hanging="510"/>
+      </w:pPr>
+      <w:r>
+        <w:rPr>
+          <w:b/>
+          <w:i w:val="0"/>
+        </w:rPr>
+        <w:t>13.</w:t>
+      </w:r>
+      <w:r>
+        <w:t xml:space="preserve"> прекрасной Вайтарани</w:t>
+      </w:r>
+      <w:r>
+        <w:rPr>
+          <w:b w:val="0"/>
+          <w:i w:val="0"/>
+          <w:vertAlign w:val="superscript"/>
+        </w:rPr>
+        <w:t>5</w:t>
+      </w:r>
+      <w:r>
+        <w:t>, смывающей всё множество грехов людей. Кто увидит её, перед тем никогда не предстанет Вайтарани Ямы, — что же говорить об омовении в ней!</w:t>
+      </w:r>
+    </w:p>
+    <w:p>
+      <w:pPr>
+        <w:spacing w:after="60"/>
+        <w:ind w:left="510" w:hanging="510"/>
+      </w:pPr>
+      <w:r>
+        <w:rPr>
+          <w:b/>
+          <w:i w:val="0"/>
+        </w:rPr>
+        <w:t>14.</w:t>
+      </w:r>
+      <w:r>
+        <w:t xml:space="preserve"> Совершив здесь омовение по правилам, Он узрел Господа в облике дивного Вепря: благодаря лицезрению Его семьдесят семь колен рода человеческого восходят на небо.</w:t>
+      </w:r>
+    </w:p>
+    <w:p>
+      <w:pPr>
+        <w:spacing w:after="60"/>
+        <w:ind w:left="510" w:hanging="510"/>
+      </w:pPr>
+      <w:r>
+        <w:rPr>
+          <w:b/>
+          <w:i w:val="0"/>
+        </w:rPr>
+        <w:t>15.</w:t>
+      </w:r>
+      <w:r>
+        <w:t xml:space="preserve"> Увидев Его, Он радостно пришёл в город по имени Яджапура</w:t>
+      </w:r>
+      <w:r>
+        <w:rPr>
+          <w:b w:val="0"/>
+          <w:i w:val="0"/>
+          <w:vertAlign w:val="superscript"/>
+        </w:rPr>
+        <w:t>6</w:t>
+      </w:r>
+      <w:r>
+        <w:t>, землю брахманов, где Четырёхликий совершил жертвоприношение и даровал землю лучшим из брахманов.</w:t>
+      </w:r>
+    </w:p>
+    <w:p>
+      <w:pPr>
+        <w:spacing w:after="60"/>
+        <w:ind w:left="510" w:hanging="510"/>
+      </w:pPr>
+      <w:r>
+        <w:rPr>
+          <w:b/>
+          <w:i w:val="0"/>
+        </w:rPr>
+        <w:t>16.</w:t>
+      </w:r>
+      <w:r>
+        <w:t xml:space="preserve"> Умирающие там, даже грешники, обретают облик Шивы. Увидев там сотни лингамов Шанкары, Владыка склонил перед ними голову.</w:t>
+      </w:r>
+    </w:p>
+    <w:p>
+      <w:pPr>
+        <w:spacing w:after="60"/>
+        <w:ind w:left="510" w:hanging="510"/>
+      </w:pPr>
+      <w:r>
+        <w:rPr>
+          <w:b/>
+          <w:i w:val="0"/>
+        </w:rPr>
+        <w:t>17.</w:t>
+      </w:r>
+      <w:r>
+        <w:t xml:space="preserve"> Бхагаван, океан милости, пошёл увидеть лотос лица Вираджи</w:t>
+      </w:r>
+      <w:r>
+        <w:rPr>
+          <w:b w:val="0"/>
+          <w:i w:val="0"/>
+          <w:vertAlign w:val="superscript"/>
+        </w:rPr>
+        <w:t>7</w:t>
+      </w:r>
+      <w:r>
+        <w:t>; кто узрит её, у того исчезают все грехи, накопленные за миллионы рождений.</w:t>
+      </w:r>
+    </w:p>
+    <w:p>
+      <w:pPr>
+        <w:spacing w:after="60"/>
+        <w:ind w:left="510" w:hanging="510"/>
+      </w:pPr>
+      <w:r>
+        <w:rPr>
+          <w:b/>
+          <w:i w:val="0"/>
+        </w:rPr>
+        <w:t>18.</w:t>
+      </w:r>
+      <w:r>
+        <w:t xml:space="preserve"> Увидев её, Владыка мира поклонился и испросил несравненной преданности в любви. Затем лотосоликий Владыка пришёл в бесценную Гая-набхи</w:t>
+      </w:r>
+      <w:r>
+        <w:rPr>
+          <w:b w:val="0"/>
+          <w:i w:val="0"/>
+          <w:vertAlign w:val="superscript"/>
+        </w:rPr>
+        <w:t>8</w:t>
+      </w:r>
+      <w:r>
+        <w:t>, святое место для поминовения предков.</w:t>
+      </w:r>
+    </w:p>
+    <w:p>
+      <w:pPr>
+        <w:spacing w:after="60"/>
+        <w:ind w:left="510" w:hanging="510"/>
+      </w:pPr>
+      <w:r>
+        <w:rPr>
+          <w:b/>
+          <w:i w:val="0"/>
+        </w:rPr>
+        <w:t>19.</w:t>
+      </w:r>
+      <w:r>
+        <w:t xml:space="preserve"> Лучший из брахманов, знаток предписаний, тотчас омылся в водах Брахма-кунды, где явление Яджна-Варахи</w:t>
+      </w:r>
+      <w:r>
+        <w:rPr>
+          <w:b w:val="0"/>
+          <w:i w:val="0"/>
+          <w:vertAlign w:val="superscript"/>
+        </w:rPr>
+        <w:t>9</w:t>
+      </w:r>
+      <w:r>
+        <w:t>, представ взорам, принесло мирам счастье.</w:t>
+      </w:r>
+    </w:p>
+    <w:p>
+      <w:pPr>
+        <w:spacing w:after="60"/>
+        <w:ind w:left="510" w:hanging="510"/>
+      </w:pPr>
+      <w:r>
+        <w:rPr>
+          <w:b/>
+          <w:i w:val="0"/>
+        </w:rPr>
+        <w:t>20.</w:t>
+      </w:r>
+      <w:r>
+        <w:t xml:space="preserve"> Великодушный Бхагаван бродил там, осматривая город и созерцая лингам Владыки существ: город этот подобен Варанаси, столице Садашивы, где миллионы лингамов Шивы во главе с Трилочаной</w:t>
+      </w:r>
+      <w:r>
+        <w:rPr>
+          <w:b w:val="0"/>
+          <w:i w:val="0"/>
+          <w:vertAlign w:val="superscript"/>
+        </w:rPr>
+        <w:t>10</w:t>
+      </w:r>
+      <w:r>
+        <w:t>.</w:t>
+      </w:r>
+    </w:p>
+    <w:p>
+      <w:pPr>
+        <w:spacing w:after="60"/>
+        <w:ind w:left="510" w:hanging="510"/>
+      </w:pPr>
+      <w:r>
+        <w:rPr>
+          <w:b/>
+          <w:i w:val="0"/>
+        </w:rPr>
+        <w:t>21.</w:t>
+      </w:r>
+      <w:r>
+        <w:t xml:space="preserve"> Кто выслушает это святое повествование о Хари, смывающее все грехи, тот обретёт бесконечное счастье, плод паломничества и плод всех жертвенных обрядов в святых местах предков и станет наделён всеми достоинствами.</w:t>
+      </w:r>
+    </w:p>
+    <w:p>
+      <w:pPr>
+        <w:spacing w:after="60"/>
+        <w:jc w:val="both"/>
+      </w:pPr>
+      <w:r>
+        <w:rPr>
+          <w:b w:val="0"/>
+          <w:i/>
+        </w:rPr>
+        <w:t>Так заканчивается шестая сарга, «Странствие по южной стране» (Дакшинадеша-бхрамана), третьей пракрамы поэмы «Шри Кришна-чайтанья-чаритамрита».</w:t>
+      </w:r>
+    </w:p>
+    <w:p>
+      <w:pPr>
+        <w:spacing w:after="60"/>
+        <w:ind w:left="283"/>
+      </w:pPr>
+      <w:r>
+        <w:rPr>
+          <w:b/>
+          <w:i w:val="0"/>
+          <w:sz w:val="18"/>
+        </w:rPr>
+        <w:t>1.</w:t>
+      </w:r>
+      <w:r>
+        <w:rPr>
+          <w:sz w:val="18"/>
+        </w:rPr>
+        <w:t xml:space="preserve"> Тамолипта (Тамралипта) — древний портовый город на юго-западе Бенгалии (ныне Тамлук).</w:t>
+      </w:r>
+    </w:p>
+    <w:p>
+      <w:pPr>
+        <w:spacing w:after="60"/>
+        <w:ind w:left="283"/>
+      </w:pPr>
+      <w:r>
+        <w:rPr>
+          <w:b/>
+          <w:i w:val="0"/>
+          <w:sz w:val="18"/>
+        </w:rPr>
+        <w:t>2.</w:t>
+      </w:r>
+      <w:r>
+        <w:rPr>
+          <w:sz w:val="18"/>
+        </w:rPr>
+        <w:t xml:space="preserve"> Чтение «в Варанаси» дают все свидетели. Ср. предание о божестве Гопалы, которое пошло вслед за брахманом, чтобы засвидетельствовать данное ему слово.</w:t>
+      </w:r>
+    </w:p>
+    <w:p>
+      <w:pPr>
+        <w:spacing w:after="60"/>
+        <w:ind w:left="283"/>
+      </w:pPr>
+      <w:r>
+        <w:rPr>
+          <w:b/>
+          <w:i w:val="0"/>
+          <w:sz w:val="18"/>
+        </w:rPr>
+        <w:t>3.</w:t>
+      </w:r>
+      <w:r>
+        <w:rPr>
+          <w:sz w:val="18"/>
+        </w:rPr>
+        <w:t xml:space="preserve"> Гопинатха в Ремуне известен как Кширачора («Похититель сладкого риса»): Он утаил для Своего преданного, Мадхавендры Пури, горшок сладкого риса.</w:t>
+      </w:r>
+    </w:p>
+    <w:p>
+      <w:pPr>
+        <w:spacing w:after="60"/>
+        <w:ind w:left="283"/>
+      </w:pPr>
+      <w:r>
+        <w:rPr>
+          <w:b/>
+          <w:i w:val="0"/>
+          <w:sz w:val="18"/>
+        </w:rPr>
+        <w:t>4.</w:t>
+      </w:r>
+      <w:r>
+        <w:rPr>
+          <w:sz w:val="18"/>
+        </w:rPr>
+        <w:t xml:space="preserve"> Букв. «в пространстве»; понимаем как пространство сердца. Чтение сомнительно.</w:t>
+      </w:r>
+    </w:p>
+    <w:p>
+      <w:pPr>
+        <w:spacing w:after="60"/>
+        <w:ind w:left="283"/>
+      </w:pPr>
+      <w:r>
+        <w:rPr>
+          <w:b/>
+          <w:i w:val="0"/>
+          <w:sz w:val="18"/>
+        </w:rPr>
+        <w:t>5.</w:t>
+      </w:r>
+      <w:r>
+        <w:rPr>
+          <w:sz w:val="18"/>
+        </w:rPr>
+        <w:t xml:space="preserve"> Вайтарани — река в Ориссе; одноимённая река в царстве Ямы, бога смерти, отделяет грешников от загробного мира.</w:t>
+      </w:r>
+    </w:p>
+    <w:p>
+      <w:pPr>
+        <w:spacing w:after="60"/>
+        <w:ind w:left="283"/>
+      </w:pPr>
+      <w:r>
+        <w:rPr>
+          <w:b/>
+          <w:i w:val="0"/>
+          <w:sz w:val="18"/>
+        </w:rPr>
+        <w:t>6.</w:t>
+      </w:r>
+      <w:r>
+        <w:rPr>
+          <w:sz w:val="18"/>
+        </w:rPr>
+        <w:t xml:space="preserve"> Яджапура («Город жертвоприношения») — ныне Джаджпур в Ориссе.</w:t>
+      </w:r>
+    </w:p>
+    <w:p>
+      <w:pPr>
+        <w:spacing w:after="60"/>
+        <w:ind w:left="283"/>
+      </w:pPr>
+      <w:r>
+        <w:rPr>
+          <w:b/>
+          <w:i w:val="0"/>
+          <w:sz w:val="18"/>
+        </w:rPr>
+        <w:t>7.</w:t>
+      </w:r>
+      <w:r>
+        <w:rPr>
+          <w:sz w:val="18"/>
+        </w:rPr>
+        <w:t xml:space="preserve"> Вираджа — богиня, почитаемая в Яджапуре.</w:t>
+      </w:r>
+    </w:p>
+    <w:p>
+      <w:pPr>
+        <w:spacing w:after="60"/>
+        <w:ind w:left="283"/>
+      </w:pPr>
+      <w:r>
+        <w:rPr>
+          <w:b/>
+          <w:i w:val="0"/>
+          <w:sz w:val="18"/>
+        </w:rPr>
+        <w:t>8.</w:t>
+      </w:r>
+      <w:r>
+        <w:rPr>
+          <w:sz w:val="18"/>
+        </w:rPr>
+        <w:t xml:space="preserve"> Гая-набхи (Набхи-Гая) — святое место в Яджапуре, где, по преданию, находится пуп демона Гаи; здесь, как и в Гае, совершают обряды для предков.</w:t>
+      </w:r>
+    </w:p>
+    <w:p>
+      <w:pPr>
+        <w:spacing w:after="60"/>
+        <w:ind w:left="283"/>
+      </w:pPr>
+      <w:r>
+        <w:rPr>
+          <w:b/>
+          <w:i w:val="0"/>
+          <w:sz w:val="18"/>
+        </w:rPr>
+        <w:t>9.</w:t>
+      </w:r>
+      <w:r>
+        <w:rPr>
+          <w:sz w:val="18"/>
+        </w:rPr>
+        <w:t xml:space="preserve"> Яджна-Вараха — Вепрь, воплощение жертвоприношения (Вишну в облике Варахи).</w:t>
+      </w:r>
+    </w:p>
+    <w:p>
+      <w:pPr>
+        <w:spacing w:after="60"/>
+        <w:ind w:left="283"/>
+      </w:pPr>
+      <w:r>
+        <w:rPr>
+          <w:b/>
+          <w:i w:val="0"/>
+          <w:sz w:val="18"/>
+        </w:rPr>
+        <w:t>10.</w:t>
+      </w:r>
+      <w:r>
+        <w:rPr>
+          <w:sz w:val="18"/>
+        </w:rPr>
+        <w:t xml:space="preserve"> Трилочана («Трёхокий») — один из главных лингамов Шивы в Варанаси.</w:t>
       </w:r>
     </w:p>
     <w:sectPr>

--- a/murari-gupta/Murari-Gupta-Kadacha-ru.docx
+++ b/murari-gupta/Murari-Gupta-Kadacha-ru.docx
@@ -536,6 +536,42 @@
       </w:r>
     </w:p>
     <w:p>
+      <w:pPr>
+        <w:spacing w:after="60"/>
+        <w:ind w:left="340"/>
+      </w:pPr>
+      <w:r>
+        <w:t>• Пракрама 3, сарга 7. Лицезрение Шри Вираджи</w:t>
+      </w:r>
+    </w:p>
+    <w:p>
+      <w:pPr>
+        <w:spacing w:after="60"/>
+        <w:ind w:left="340"/>
+      </w:pPr>
+      <w:r>
+        <w:t>• Пракрама 3, сарга 8. Лицезрение Махадевы</w:t>
+      </w:r>
+    </w:p>
+    <w:p>
+      <w:pPr>
+        <w:spacing w:after="60"/>
+        <w:ind w:left="340"/>
+      </w:pPr>
+      <w:r>
+        <w:t>• Пракрама 3, сарга 9. Правило о вкушении остатков подношений Шиве</w:t>
+      </w:r>
+    </w:p>
+    <w:p>
+      <w:pPr>
+        <w:spacing w:after="60"/>
+        <w:ind w:left="340"/>
+      </w:pPr>
+      <w:r>
+        <w:t>• Пракрама 3, сарга 10. Лицезрение Шри Пурушоттамы</w:t>
+      </w:r>
+    </w:p>
+    <w:p>
       <w:r>
         <w:br w:type="page"/>
       </w:r>
@@ -27375,6 +27411,2541 @@
           <w:sz w:val="18"/>
         </w:rPr>
         <w:t xml:space="preserve"> Трилочана («Трёхокий») — один из главных лингамов Шивы в Варанаси.</w:t>
+      </w:r>
+    </w:p>
+    <w:p>
+      <w:pPr>
+        <w:pStyle w:val="Heading2"/>
+      </w:pPr>
+      <w:r>
+        <w:t>Пракрама 3, сарга 7. Лицезрение Шри Вираджи</w:t>
+      </w:r>
+    </w:p>
+    <w:p>
+      <w:pPr>
+        <w:spacing w:after="60"/>
+        <w:jc w:val="both"/>
+      </w:pPr>
+      <w:r>
+        <w:rPr>
+          <w:b w:val="0"/>
+          <w:i/>
+        </w:rPr>
+        <w:t>Мукунда ручается, что сборщики пошлины не опасны, но на заставе его связывают и держат до вечера; начальник сборщиков приходит к Господу с повинной; на другое утро Господь идёт к Вирадже, чьё лицезрение равно лицезрению Бхагавана</w:t>
+      </w:r>
+    </w:p>
+    <w:p>
+      <w:pPr>
+        <w:spacing w:after="60"/>
+        <w:ind w:left="510" w:hanging="510"/>
+      </w:pPr>
+      <w:r>
+        <w:rPr>
+          <w:b/>
+          <w:i w:val="0"/>
+        </w:rPr>
+        <w:t>1.</w:t>
+      </w:r>
+      <w:r>
+        <w:t xml:space="preserve"> Тогда Мукунда, вайдья</w:t>
+      </w:r>
+      <w:r>
+        <w:rPr>
+          <w:b w:val="0"/>
+          <w:i w:val="0"/>
+          <w:vertAlign w:val="superscript"/>
+        </w:rPr>
+        <w:t>1</w:t>
+      </w:r>
+      <w:r>
+        <w:t>, с преданностью поклонился Владыке и, сияя лицом, радостно сказал Господу мира:</w:t>
+      </w:r>
+    </w:p>
+    <w:p>
+      <w:pPr>
+        <w:spacing w:after="60"/>
+        <w:ind w:left="510" w:hanging="510"/>
+      </w:pPr>
+      <w:r>
+        <w:rPr>
+          <w:b/>
+          <w:i w:val="0"/>
+        </w:rPr>
+        <w:t>2.</w:t>
+      </w:r>
+      <w:r>
+        <w:t xml:space="preserve"> «Бхагаван, здесь нет ни малейшей опасности от сборщиков пошлины: я насквозь знаю здешних жителей, как бы заносчивы они ни были».</w:t>
+      </w:r>
+    </w:p>
+    <w:p>
+      <w:pPr>
+        <w:spacing w:after="60"/>
+        <w:ind w:left="510" w:hanging="510"/>
+      </w:pPr>
+      <w:r>
+        <w:rPr>
+          <w:b/>
+          <w:i w:val="0"/>
+        </w:rPr>
+        <w:t>3.</w:t>
+      </w:r>
+      <w:r>
+        <w:t xml:space="preserve"> Услышав это, Бхагаван, чьё юное лицо было прелестно от улыбки, сказал: «Вот и вся наша опасность: ты уже позаботился о том, чтобы нас защитить».</w:t>
+      </w:r>
+    </w:p>
+    <w:p>
+      <w:pPr>
+        <w:spacing w:after="60"/>
+        <w:ind w:left="510" w:hanging="510"/>
+      </w:pPr>
+      <w:r>
+        <w:rPr>
+          <w:b/>
+          <w:i w:val="0"/>
+        </w:rPr>
+        <w:t>4.</w:t>
+      </w:r>
+      <w:r>
+        <w:t xml:space="preserve"> Сказав так, Хари — Сам Кришна, супруг Лакшми, теперь несущий бамбуковый посох санньяси, — отправился за подаянием, чтобы Своим примером учить людей.</w:t>
+      </w:r>
+    </w:p>
+    <w:p>
+      <w:pPr>
+        <w:spacing w:after="60"/>
+        <w:ind w:left="510" w:hanging="510"/>
+      </w:pPr>
+      <w:r>
+        <w:rPr>
+          <w:b/>
+          <w:i w:val="0"/>
+        </w:rPr>
+        <w:t>5.</w:t>
+      </w:r>
+      <w:r>
+        <w:t xml:space="preserve"> Пошли собирать подаяние и Нитьянанда Авадхута, наделённый всеми силами, и славный Гададхара, брахман, и Мукунда, и другие благочестивые спутники.</w:t>
+      </w:r>
+    </w:p>
+    <w:p>
+      <w:pPr>
+        <w:spacing w:after="60"/>
+        <w:ind w:left="510" w:hanging="510"/>
+      </w:pPr>
+      <w:r>
+        <w:rPr>
+          <w:b/>
+          <w:i w:val="0"/>
+        </w:rPr>
+        <w:t>6.</w:t>
+      </w:r>
+      <w:r>
+        <w:t xml:space="preserve"> Но здесь сборщик пошлины не пропустил и их: в гневе он связал Мукунду и продержал его под стражей целый день.</w:t>
+      </w:r>
+    </w:p>
+    <w:p>
+      <w:pPr>
+        <w:spacing w:after="60"/>
+        <w:ind w:left="510" w:hanging="510"/>
+      </w:pPr>
+      <w:r>
+        <w:rPr>
+          <w:b/>
+          <w:i w:val="0"/>
+        </w:rPr>
+        <w:t>7.</w:t>
+      </w:r>
+      <w:r>
+        <w:t xml:space="preserve"> Лишь в вечерний час, взяв лучшее покрывало, он отпустил их всех, и они ушли удручённые.</w:t>
+      </w:r>
+    </w:p>
+    <w:p>
+      <w:pPr>
+        <w:spacing w:after="60"/>
+        <w:ind w:left="510" w:hanging="510"/>
+      </w:pPr>
+      <w:r>
+        <w:rPr>
+          <w:b/>
+          <w:i w:val="0"/>
+        </w:rPr>
+        <w:t>8.</w:t>
+      </w:r>
+      <w:r>
+        <w:t xml:space="preserve"> Придя к брахманам, они собрали подаяние и поели. А Нитьянанду, полного великой мощи, — Самого Господа, — кто мог бы уследить</w:t>
+      </w:r>
+      <w:r>
+        <w:rPr>
+          <w:b w:val="0"/>
+          <w:i w:val="0"/>
+          <w:vertAlign w:val="superscript"/>
+        </w:rPr>
+        <w:t>2</w:t>
+      </w:r>
+      <w:r>
+        <w:t>?</w:t>
+      </w:r>
+    </w:p>
+    <w:p>
+      <w:pPr>
+        <w:spacing w:after="60"/>
+        <w:ind w:left="510" w:hanging="510"/>
+      </w:pPr>
+      <w:r>
+        <w:rPr>
+          <w:b/>
+          <w:i w:val="0"/>
+        </w:rPr>
+        <w:t>9.</w:t>
+      </w:r>
+      <w:r>
+        <w:t xml:space="preserve"> Затем они пошли на ночлег в беседку при жилище одного брахмана, и туда пришёл великодушный Нитьянанда, посмеиваясь над тем, кого связали.</w:t>
+      </w:r>
+    </w:p>
+    <w:p>
+      <w:pPr>
+        <w:spacing w:after="60"/>
+        <w:ind w:left="510" w:hanging="510"/>
+      </w:pPr>
+      <w:r>
+        <w:rPr>
+          <w:b/>
+          <w:i w:val="0"/>
+        </w:rPr>
+        <w:t>10.</w:t>
+      </w:r>
+      <w:r>
+        <w:t xml:space="preserve"> Туда же, собрав подаяние, пришёл и Сам Бхагаван; увидев Его, Ему рассказали обо всём, что силой учинили сборщики пошлины.</w:t>
+      </w:r>
+    </w:p>
+    <w:p>
+      <w:pPr>
+        <w:spacing w:after="60"/>
+        <w:ind w:left="510" w:hanging="510"/>
+      </w:pPr>
+      <w:r>
+        <w:rPr>
+          <w:b/>
+          <w:i w:val="0"/>
+        </w:rPr>
+        <w:t>11.</w:t>
+      </w:r>
+      <w:r>
+        <w:t xml:space="preserve"> Выслушав это, Бхагаван сказал: «Подождите — всё будет хорошо, всё будет хорошо». И Его сила тотчас направила туда правителя</w:t>
+      </w:r>
+      <w:r>
+        <w:rPr>
+          <w:b w:val="0"/>
+          <w:i w:val="0"/>
+          <w:vertAlign w:val="superscript"/>
+        </w:rPr>
+        <w:t>3</w:t>
+      </w:r>
+      <w:r>
+        <w:t>.</w:t>
+      </w:r>
+    </w:p>
+    <w:p>
+      <w:pPr>
+        <w:spacing w:after="60"/>
+        <w:ind w:left="510" w:hanging="510"/>
+      </w:pPr>
+      <w:r>
+        <w:rPr>
+          <w:b/>
+          <w:i w:val="0"/>
+        </w:rPr>
+        <w:t>12.</w:t>
+      </w:r>
+      <w:r>
+        <w:t xml:space="preserve"> В тот же миг туда пришёл начальник сборщиков пошлины и поклонился лотосным стопам Хари, а великие души во главе с Мукундой рассказали ему о случившемся.</w:t>
+      </w:r>
+    </w:p>
+    <w:p>
+      <w:pPr>
+        <w:spacing w:after="60"/>
+        <w:ind w:left="510" w:hanging="510"/>
+      </w:pPr>
+      <w:r>
+        <w:rPr>
+          <w:b/>
+          <w:i w:val="0"/>
+        </w:rPr>
+        <w:t>13.</w:t>
+      </w:r>
+      <w:r>
+        <w:t xml:space="preserve"> И он сказал: «За это я велю избить всех людей, что стоят на заставе, этих злодеев, — чтобы они так больше не делали».</w:t>
+      </w:r>
+    </w:p>
+    <w:p>
+      <w:pPr>
+        <w:spacing w:after="60"/>
+        <w:ind w:left="510" w:hanging="510"/>
+      </w:pPr>
+      <w:r>
+        <w:rPr>
+          <w:b/>
+          <w:i w:val="0"/>
+        </w:rPr>
+        <w:t>14.</w:t>
+      </w:r>
+      <w:r>
+        <w:t xml:space="preserve"> Услышав, что натворили его слуги, начальник сборщиков опечалился и подарил им новое, драгоценное покрывало.</w:t>
+      </w:r>
+    </w:p>
+    <w:p>
+      <w:pPr>
+        <w:spacing w:after="60"/>
+        <w:ind w:left="510" w:hanging="510"/>
+      </w:pPr>
+      <w:r>
+        <w:rPr>
+          <w:b/>
+          <w:i w:val="0"/>
+        </w:rPr>
+        <w:t>15.</w:t>
+      </w:r>
+      <w:r>
+        <w:t xml:space="preserve"> Сказав так, он поклонился и ушёл в свой богатый дом; и с тех пор, оставив всё, с очищенным умом созерцал стопу Хари.</w:t>
+      </w:r>
+    </w:p>
+    <w:p>
+      <w:pPr>
+        <w:spacing w:after="60"/>
+        <w:ind w:left="510" w:hanging="510"/>
+      </w:pPr>
+      <w:r>
+        <w:rPr>
+          <w:b/>
+          <w:i w:val="0"/>
+        </w:rPr>
+        <w:t>16.</w:t>
+      </w:r>
+      <w:r>
+        <w:t xml:space="preserve"> Так уняв их уязвлённую гордость, Владыка богов счастливо проспал всю ночь, а утром поспешно поднялся</w:t>
+      </w:r>
+    </w:p>
+    <w:p>
+      <w:pPr>
+        <w:spacing w:after="60"/>
+        <w:ind w:left="510" w:hanging="510"/>
+      </w:pPr>
+      <w:r>
+        <w:rPr>
+          <w:b/>
+          <w:i w:val="0"/>
+        </w:rPr>
+        <w:t>17.</w:t>
+      </w:r>
+      <w:r>
+        <w:t xml:space="preserve"> и пошёл увидеть Вираджу</w:t>
+      </w:r>
+      <w:r>
+        <w:rPr>
+          <w:b w:val="0"/>
+          <w:i w:val="0"/>
+          <w:vertAlign w:val="superscript"/>
+        </w:rPr>
+        <w:t>4</w:t>
+      </w:r>
+      <w:r>
+        <w:t>, единую очистительницу всех миров: кто с верой и преданностью узрит её, освобождается от уз мирского бытия.</w:t>
+      </w:r>
+    </w:p>
+    <w:p>
+      <w:pPr>
+        <w:spacing w:after="60"/>
+        <w:ind w:left="510" w:hanging="510"/>
+      </w:pPr>
+      <w:r>
+        <w:rPr>
+          <w:b/>
+          <w:i w:val="0"/>
+        </w:rPr>
+        <w:t>18.</w:t>
+      </w:r>
+      <w:r>
+        <w:t xml:space="preserve"> Какой плод получает человек, лицезрея Бхагавана, такой же плод обретает он, лицезрея лик Вираджи.</w:t>
+      </w:r>
+    </w:p>
+    <w:p>
+      <w:pPr>
+        <w:spacing w:after="60"/>
+        <w:ind w:left="510" w:hanging="510"/>
+      </w:pPr>
+      <w:r>
+        <w:rPr>
+          <w:b/>
+          <w:i w:val="0"/>
+        </w:rPr>
+        <w:t>19.</w:t>
+      </w:r>
+      <w:r>
+        <w:t xml:space="preserve"> И в Каши, и у Вираджи, где воочию пребывает божественный и славный Трилочана</w:t>
+      </w:r>
+      <w:r>
+        <w:rPr>
+          <w:b w:val="0"/>
+          <w:i w:val="0"/>
+          <w:vertAlign w:val="superscript"/>
+        </w:rPr>
+        <w:t>5</w:t>
+      </w:r>
+      <w:r>
+        <w:t>, смерть дарует освобождение.</w:t>
+      </w:r>
+    </w:p>
+    <w:p>
+      <w:pPr>
+        <w:spacing w:after="60"/>
+        <w:ind w:left="510" w:hanging="510"/>
+      </w:pPr>
+      <w:r>
+        <w:rPr>
+          <w:b/>
+          <w:i w:val="0"/>
+        </w:rPr>
+        <w:t>20.</w:t>
+      </w:r>
+      <w:r>
+        <w:t xml:space="preserve"> Какую радость испытывает Шанкара, когда человек умирает в Варанаси, ещё бо́льшая радость бывает у Него, когда умирают у Вираджи.</w:t>
+      </w:r>
+    </w:p>
+    <w:p>
+      <w:pPr>
+        <w:spacing w:after="60"/>
+        <w:ind w:left="510" w:hanging="510"/>
+      </w:pPr>
+      <w:r>
+        <w:rPr>
+          <w:b/>
+          <w:i w:val="0"/>
+        </w:rPr>
+        <w:t>21.</w:t>
+      </w:r>
+      <w:r>
+        <w:t xml:space="preserve"> Узрев её, Кришна, единый очиститель всех миров, отправился дальше, воспевая имена Кришны вместе с сонмом преданных.</w:t>
+      </w:r>
+    </w:p>
+    <w:p>
+      <w:pPr>
+        <w:spacing w:after="60"/>
+        <w:jc w:val="both"/>
+      </w:pPr>
+      <w:r>
+        <w:rPr>
+          <w:b w:val="0"/>
+          <w:i/>
+        </w:rPr>
+        <w:t>Так заканчивается седьмая сарга, «Лицезрение Шри Вираджи» (Шри-Вираджа-даршана), третьей пракрамы поэмы «Шри Кришна-чайтанья-чаритамрита».</w:t>
+      </w:r>
+    </w:p>
+    <w:p>
+      <w:pPr>
+        <w:spacing w:after="60"/>
+        <w:ind w:left="283"/>
+      </w:pPr>
+      <w:r>
+        <w:rPr>
+          <w:b/>
+          <w:i w:val="0"/>
+          <w:sz w:val="18"/>
+        </w:rPr>
+        <w:t>1.</w:t>
+      </w:r>
+      <w:r>
+        <w:rPr>
+          <w:sz w:val="18"/>
+        </w:rPr>
+        <w:t xml:space="preserve"> Букв. «амбаштха» — каста вайдьев (лекарей), к которой принадлежал Мукунда Датта.</w:t>
+      </w:r>
+    </w:p>
+    <w:p>
+      <w:pPr>
+        <w:spacing w:after="60"/>
+        <w:ind w:left="283"/>
+      </w:pPr>
+      <w:r>
+        <w:rPr>
+          <w:b/>
+          <w:i w:val="0"/>
+          <w:sz w:val="18"/>
+        </w:rPr>
+        <w:t>2.</w:t>
+      </w:r>
+      <w:r>
+        <w:rPr>
+          <w:sz w:val="18"/>
+        </w:rPr>
+        <w:t xml:space="preserve"> То есть Нитьянанда где-то пропадал сам по себе и пришёл лишь позже (шл. 9).</w:t>
+      </w:r>
+    </w:p>
+    <w:p>
+      <w:pPr>
+        <w:spacing w:after="60"/>
+        <w:ind w:left="283"/>
+      </w:pPr>
+      <w:r>
+        <w:rPr>
+          <w:b/>
+          <w:i w:val="0"/>
+          <w:sz w:val="18"/>
+        </w:rPr>
+        <w:t>3.</w:t>
+      </w:r>
+      <w:r>
+        <w:rPr>
+          <w:sz w:val="18"/>
+        </w:rPr>
+        <w:t xml:space="preserve"> «Правитель» — здесь начальник сборщиков пошлины (шл. 12–14). Господь никого за ним не посылает: правителя приводит Его сила.</w:t>
+      </w:r>
+    </w:p>
+    <w:p>
+      <w:pPr>
+        <w:spacing w:after="60"/>
+        <w:ind w:left="283"/>
+      </w:pPr>
+      <w:r>
+        <w:rPr>
+          <w:b/>
+          <w:i w:val="0"/>
+          <w:sz w:val="18"/>
+        </w:rPr>
+        <w:t>4.</w:t>
+      </w:r>
+      <w:r>
+        <w:rPr>
+          <w:sz w:val="18"/>
+        </w:rPr>
+        <w:t xml:space="preserve"> Вираджа — богиня, почитаемая в Яджапуре (Джаджпуре); см. саргу 3.06, шл. 17.</w:t>
+      </w:r>
+    </w:p>
+    <w:p>
+      <w:pPr>
+        <w:spacing w:after="60"/>
+        <w:ind w:left="283"/>
+      </w:pPr>
+      <w:r>
+        <w:rPr>
+          <w:b/>
+          <w:i w:val="0"/>
+          <w:sz w:val="18"/>
+        </w:rPr>
+        <w:t>5.</w:t>
+      </w:r>
+      <w:r>
+        <w:rPr>
+          <w:sz w:val="18"/>
+        </w:rPr>
+        <w:t xml:space="preserve"> Трилочана («Трёхокий») — Шива; его главный лингам в Варанаси носит то же имя (ср. саргу 3.06, шл. 20).</w:t>
+      </w:r>
+    </w:p>
+    <w:p>
+      <w:pPr>
+        <w:pStyle w:val="Heading2"/>
+      </w:pPr>
+      <w:r>
+        <w:t>Пракрама 3, сарга 8. Лицезрение Махадевы</w:t>
+      </w:r>
+    </w:p>
+    <w:p>
+      <w:pPr>
+        <w:spacing w:after="60"/>
+        <w:jc w:val="both"/>
+      </w:pPr>
+      <w:r>
+        <w:rPr>
+          <w:b w:val="0"/>
+          <w:i/>
+        </w:rPr>
+        <w:t>Господь приходит в Экамраку (Бхуванешвару), город Шивы, подобный Каши; описание храма, города и пруда Бинду-саровара; поклонившись Криттивасе, Он возносит Шиве хвалебное «восьмистишие», моля о любви к Хари</w:t>
+      </w:r>
+    </w:p>
+    <w:p>
+      <w:pPr>
+        <w:spacing w:after="60"/>
+        <w:ind w:left="510" w:hanging="510"/>
+      </w:pPr>
+      <w:r>
+        <w:rPr>
+          <w:b/>
+          <w:i w:val="0"/>
+        </w:rPr>
+        <w:t>1.</w:t>
+      </w:r>
+      <w:r>
+        <w:t xml:space="preserve"> Затем, шагая, как царь птиц, Он мало-помалу пришёл в место, называемое Экамракой</w:t>
+      </w:r>
+      <w:r>
+        <w:rPr>
+          <w:b w:val="0"/>
+          <w:i w:val="0"/>
+          <w:vertAlign w:val="superscript"/>
+        </w:rPr>
+        <w:t>1</w:t>
+      </w:r>
+      <w:r>
+        <w:t>, где на вершине царя гор пребывает бог Гириша с Гириджей и со всеми хранителями миров.</w:t>
+      </w:r>
+    </w:p>
+    <w:p>
+      <w:pPr>
+        <w:spacing w:after="60"/>
+        <w:ind w:left="510" w:hanging="510"/>
+      </w:pPr>
+      <w:r>
+        <w:rPr>
+          <w:b/>
+          <w:i w:val="0"/>
+        </w:rPr>
+        <w:t>2.</w:t>
+      </w:r>
+      <w:r>
+        <w:t xml:space="preserve"> Там Он увидел великий храм Шивы, сияющий всей красотой, с развевающимися стягами, побелённый, высокий, с прекрасной вершиной и дивными воротами, — словно вторая Белая гора</w:t>
+      </w:r>
+      <w:r>
+        <w:rPr>
+          <w:b w:val="0"/>
+          <w:i w:val="0"/>
+          <w:vertAlign w:val="superscript"/>
+        </w:rPr>
+        <w:t>2</w:t>
+      </w:r>
+      <w:r>
+        <w:t>.</w:t>
+      </w:r>
+    </w:p>
+    <w:p>
+      <w:pPr>
+        <w:spacing w:after="60"/>
+        <w:ind w:left="510" w:hanging="510"/>
+      </w:pPr>
+      <w:r>
+        <w:rPr>
+          <w:b/>
+          <w:i w:val="0"/>
+        </w:rPr>
+        <w:t>3.</w:t>
+      </w:r>
+      <w:r>
+        <w:t xml:space="preserve"> Пав на землю, Бог поклонился обители Шивы, увенчанной трезубцем: неся на своём стяге волну небесной реки, она словно играючи восходит ввысь.</w:t>
+      </w:r>
+    </w:p>
+    <w:p>
+      <w:pPr>
+        <w:spacing w:after="60"/>
+        <w:ind w:left="510" w:hanging="510"/>
+      </w:pPr>
+      <w:r>
+        <w:rPr>
+          <w:b/>
+          <w:i w:val="0"/>
+        </w:rPr>
+        <w:t>4.</w:t>
+      </w:r>
+      <w:r>
+        <w:t xml:space="preserve"> Затем с величайшей радостью Он пошёл в город Пурари</w:t>
+      </w:r>
+      <w:r>
+        <w:rPr>
+          <w:b w:val="0"/>
+          <w:i w:val="0"/>
+          <w:vertAlign w:val="superscript"/>
+        </w:rPr>
+        <w:t>3</w:t>
+      </w:r>
+      <w:r>
+        <w:t>, чтобы узреть Владыку. Там пребывают миллионы лингамов Владыки во главе с Вишвешварой и святейшие тиртхи.</w:t>
+      </w:r>
+    </w:p>
+    <w:p>
+      <w:pPr>
+        <w:spacing w:after="60"/>
+        <w:ind w:left="510" w:hanging="510"/>
+      </w:pPr>
+      <w:r>
+        <w:rPr>
+          <w:b/>
+          <w:i w:val="0"/>
+        </w:rPr>
+        <w:t>5.</w:t>
+      </w:r>
+      <w:r>
+        <w:t xml:space="preserve"> Там блистают миллионы дворцов, богатые прекрасными воротами, с вершинами в сверкающих, развевающихся тканях; а люди, в украшениях, умащённые прелестными благовониями, получают всё желаемое, как в обители Индры</w:t>
+      </w:r>
+      <w:r>
+        <w:rPr>
+          <w:b w:val="0"/>
+          <w:i w:val="0"/>
+          <w:vertAlign w:val="superscript"/>
+        </w:rPr>
+        <w:t>4</w:t>
+      </w:r>
+      <w:r>
+        <w:t>.</w:t>
+      </w:r>
+    </w:p>
+    <w:p>
+      <w:pPr>
+        <w:spacing w:after="60"/>
+        <w:ind w:left="510" w:hanging="510"/>
+      </w:pPr>
+      <w:r>
+        <w:rPr>
+          <w:b/>
+          <w:i w:val="0"/>
+        </w:rPr>
+        <w:t>6.</w:t>
+      </w:r>
+      <w:r>
+        <w:t xml:space="preserve"> Там миллионы тиртх во главе с Маникарникой</w:t>
+      </w:r>
+      <w:r>
+        <w:rPr>
+          <w:b w:val="0"/>
+          <w:i w:val="0"/>
+          <w:vertAlign w:val="superscript"/>
+        </w:rPr>
+        <w:t>5</w:t>
+      </w:r>
+      <w:r>
+        <w:t>; кто оставляет там тело, тотчас достигает высшего блага, к которому йоги приходят суровой йогой за четыре юги.</w:t>
+      </w:r>
+    </w:p>
+    <w:p>
+      <w:pPr>
+        <w:spacing w:after="60"/>
+        <w:ind w:left="510" w:hanging="510"/>
+      </w:pPr>
+      <w:r>
+        <w:rPr>
+          <w:b/>
+          <w:i w:val="0"/>
+        </w:rPr>
+        <w:t>7.</w:t>
+      </w:r>
+      <w:r>
+        <w:t xml:space="preserve"> Там лучший из богов, собрав капли из всех тиртх, создал пруд, называемый Маха-Бинду-саровара</w:t>
+      </w:r>
+      <w:r>
+        <w:rPr>
+          <w:b w:val="0"/>
+          <w:i w:val="0"/>
+          <w:vertAlign w:val="superscript"/>
+        </w:rPr>
+        <w:t>6</w:t>
+      </w:r>
+      <w:r>
+        <w:t>; омывшись в нём, человек обретает чистую обитель.</w:t>
+      </w:r>
+    </w:p>
+    <w:p>
+      <w:pPr>
+        <w:spacing w:after="60"/>
+        <w:ind w:left="510" w:hanging="510"/>
+      </w:pPr>
+      <w:r>
+        <w:rPr>
+          <w:b/>
+          <w:i w:val="0"/>
+        </w:rPr>
+        <w:t>8.</w:t>
+      </w:r>
+      <w:r>
+        <w:t xml:space="preserve"> Поспешно оставив Каши, чтобы поселиться здесь, достойнейший бог Махеша, чистый в своей мощи, призвал все святые тиртхи и поселил их в этой лучшей из святых земель.</w:t>
+      </w:r>
+    </w:p>
+    <w:p>
+      <w:pPr>
+        <w:spacing w:after="60"/>
+        <w:ind w:left="510" w:hanging="510"/>
+      </w:pPr>
+      <w:r>
+        <w:rPr>
+          <w:b/>
+          <w:i w:val="0"/>
+        </w:rPr>
+        <w:t>9.</w:t>
+      </w:r>
+      <w:r>
+        <w:t xml:space="preserve"> Сам бог Криттиваса</w:t>
+      </w:r>
+      <w:r>
+        <w:rPr>
+          <w:b w:val="0"/>
+          <w:i w:val="0"/>
+          <w:vertAlign w:val="superscript"/>
+        </w:rPr>
+        <w:t>7</w:t>
+      </w:r>
+      <w:r>
+        <w:t xml:space="preserve"> пребывает здесь в облике лингама, а с ним и Ишвари; почитаемый владыками отшельников, он сам вкушает все изысканные божественные услады.</w:t>
+      </w:r>
+    </w:p>
+    <w:p>
+      <w:pPr>
+        <w:spacing w:after="60"/>
+        <w:ind w:left="510" w:hanging="510"/>
+      </w:pPr>
+      <w:r>
+        <w:rPr>
+          <w:b/>
+          <w:i w:val="0"/>
+        </w:rPr>
+        <w:t>10.</w:t>
+      </w:r>
+      <w:r>
+        <w:t xml:space="preserve"> Убранную благоуханными гирляндами и рядами светильников с фитилями из лучшей камфары, полную гула мридангов, пения прекрасных раковин и богинь, отдавшихся пляске</w:t>
+      </w:r>
+      <w:r>
+        <w:rPr>
+          <w:b w:val="0"/>
+          <w:i w:val="0"/>
+          <w:vertAlign w:val="superscript"/>
+        </w:rPr>
+        <w:t>8</w:t>
+      </w:r>
+      <w:r>
+        <w:t>, —</w:t>
+      </w:r>
+    </w:p>
+    <w:p>
+      <w:pPr>
+        <w:spacing w:after="60"/>
+        <w:ind w:left="510" w:hanging="510"/>
+      </w:pPr>
+      <w:r>
+        <w:rPr>
+          <w:b/>
+          <w:i w:val="0"/>
+        </w:rPr>
+        <w:t>11.</w:t>
+      </w:r>
+      <w:r>
+        <w:t xml:space="preserve"> такую обитель Пурари, белого, как луна, вошёл со Своими слугами Хари, Высший Владыка, — как Рождённый из лотоса</w:t>
+      </w:r>
+      <w:r>
+        <w:rPr>
+          <w:b w:val="0"/>
+          <w:i w:val="0"/>
+          <w:vertAlign w:val="superscript"/>
+        </w:rPr>
+        <w:t>9</w:t>
+      </w:r>
+      <w:r>
+        <w:t>, пчела у лотосных стоп Кришны, входит в праздничный дворец великого Индры.</w:t>
+      </w:r>
+    </w:p>
+    <w:p>
+      <w:pPr>
+        <w:spacing w:after="60"/>
+        <w:ind w:left="510" w:hanging="510"/>
+      </w:pPr>
+      <w:r>
+        <w:rPr>
+          <w:b/>
+          <w:i w:val="0"/>
+        </w:rPr>
+        <w:t>12.</w:t>
+      </w:r>
+      <w:r>
+        <w:t xml:space="preserve"> Положив Своё тело на землю, словно палку, Он склонил голову перед Криттивасой; и Носящий диск, с телом, трепещущим от восторга, восхвалил Гиришу прерывающимся голосом:</w:t>
+      </w:r>
+    </w:p>
+    <w:p>
+      <w:pPr>
+        <w:spacing w:after="60"/>
+        <w:ind w:left="510" w:hanging="510"/>
+      </w:pPr>
+      <w:r>
+        <w:rPr>
+          <w:b/>
+          <w:i w:val="0"/>
+        </w:rPr>
+        <w:t>13.</w:t>
+      </w:r>
+      <w:r>
+        <w:t xml:space="preserve"> «Поклон, поклон тебе вовеки — владыке Тридцати, повелителю бхутов и прочих существ, Мриде Милостивому, чей венец — юный месяц, восходящий из волн Ганги, празднику для глаз Гаури!</w:t>
+      </w:r>
+    </w:p>
+    <w:p>
+      <w:pPr>
+        <w:spacing w:after="60"/>
+        <w:ind w:left="510" w:hanging="510"/>
+      </w:pPr>
+      <w:r>
+        <w:rPr>
+          <w:b/>
+          <w:i w:val="0"/>
+        </w:rPr>
+        <w:t>14.</w:t>
+      </w:r>
+      <w:r>
+        <w:t xml:space="preserve"> Поклон тому, чьи лики сияют, как расплавленное золото, луна, синий лотос, коралл и дождевая туча</w:t>
+      </w:r>
+      <w:r>
+        <w:rPr>
+          <w:b w:val="0"/>
+          <w:i w:val="0"/>
+          <w:vertAlign w:val="superscript"/>
+        </w:rPr>
+        <w:t>10</w:t>
+      </w:r>
+      <w:r>
+        <w:t>, кто на арене дивной пляски дарует желанные дары, — владыке кайвальи, чьё знамя — бык!</w:t>
+      </w:r>
+    </w:p>
+    <w:p>
+      <w:pPr>
+        <w:spacing w:after="60"/>
+        <w:ind w:left="510" w:hanging="510"/>
+      </w:pPr>
+      <w:r>
+        <w:rPr>
+          <w:b/>
+          <w:i w:val="0"/>
+        </w:rPr>
+        <w:t>15.</w:t>
+      </w:r>
+      <w:r>
+        <w:t xml:space="preserve"> Да будет поклон тебе, кто глазами — луной, солнцем и огнём — рассеивает тьму, тебе, благу мира, чьё сияние превосходит тысячи лун и тысячи солнц!</w:t>
+      </w:r>
+    </w:p>
+    <w:p>
+      <w:pPr>
+        <w:spacing w:after="60"/>
+        <w:ind w:left="510" w:hanging="510"/>
+      </w:pPr>
+      <w:r>
+        <w:rPr>
+          <w:b/>
+          <w:i w:val="0"/>
+        </w:rPr>
+        <w:t>16.</w:t>
+      </w:r>
+      <w:r>
+        <w:t xml:space="preserve"> Поклон тому, чей облик сверкает самоцветами царя змей, кто божественно сияет в одеянии из тигровой шкуры, кто восседает на тысячелепестковом лотосе, чьи руки украшены дивными браслетами;</w:t>
+      </w:r>
+    </w:p>
+    <w:p>
+      <w:pPr>
+        <w:spacing w:after="60"/>
+        <w:ind w:left="510" w:hanging="510"/>
+      </w:pPr>
+      <w:r>
+        <w:rPr>
+          <w:b/>
+          <w:i w:val="0"/>
+        </w:rPr>
+        <w:t>17.</w:t>
+      </w:r>
+      <w:r>
+        <w:t xml:space="preserve"> тому, кто дарит радость слугам нектаром, струящимся с его лотосных стоп в дивных ножных браслетах; тому, кто убран множеством дивных самоцветов! Даруй же ныне любовь — любовь к Хари!</w:t>
+      </w:r>
+    </w:p>
+    <w:p>
+      <w:pPr>
+        <w:spacing w:after="60"/>
+        <w:ind w:left="510" w:hanging="510"/>
+      </w:pPr>
+      <w:r>
+        <w:rPr>
+          <w:b/>
+          <w:i w:val="0"/>
+        </w:rPr>
+        <w:t>18.</w:t>
+      </w:r>
+      <w:r>
+        <w:t xml:space="preserve"> Тому, кто царь пчёл, опьянённых нектаром имён „Шри Рама, Говинда, Мукунда, Шаури, Шри Кришна, Нараяна, Васудева“ и других, тому, кто уничтожает всякую скорбь, — поклон!</w:t>
+      </w:r>
+    </w:p>
+    <w:p>
+      <w:pPr>
+        <w:spacing w:after="60"/>
+        <w:ind w:left="510" w:hanging="510"/>
+      </w:pPr>
+      <w:r>
+        <w:rPr>
+          <w:b/>
+          <w:i w:val="0"/>
+        </w:rPr>
+        <w:t>19.</w:t>
+      </w:r>
+      <w:r>
+        <w:t xml:space="preserve"> Тому, у кого Шри Нарада и другие постоянно вопрошают о сокровеннейшем, кто скоро дарует дары, кто дарует им радость преданности Хари, — Шиве, гуру всех, поклон, поклон!</w:t>
+      </w:r>
+    </w:p>
+    <w:p>
+      <w:pPr>
+        <w:spacing w:after="60"/>
+        <w:ind w:left="510" w:hanging="510"/>
+      </w:pPr>
+      <w:r>
+        <w:rPr>
+          <w:b/>
+          <w:i w:val="0"/>
+        </w:rPr>
+        <w:t>20.</w:t>
+      </w:r>
+      <w:r>
+        <w:t xml:space="preserve"> Тебе, благому празднику для глаз Шри Гаури, владыке её жизни, дарующему расу, всегда искусному петь, томясь, об играх Говинды, — поклон тебе!»</w:t>
+      </w:r>
+    </w:p>
+    <w:p>
+      <w:pPr>
+        <w:spacing w:after="60"/>
+        <w:ind w:left="510" w:hanging="510"/>
+      </w:pPr>
+      <w:r>
+        <w:rPr>
+          <w:b/>
+          <w:i w:val="0"/>
+        </w:rPr>
+        <w:t>21.</w:t>
+      </w:r>
+      <w:r>
+        <w:t xml:space="preserve"> Кто, исполненный чувства, слушает это дивное, великое восьмистишие Шиве, тот скоро обретёт любовь к Хари, знание и постижение, невиданное величие и высший почёт.</w:t>
+      </w:r>
+    </w:p>
+    <w:p>
+      <w:pPr>
+        <w:spacing w:after="60"/>
+        <w:ind w:left="510" w:hanging="510"/>
+      </w:pPr>
+      <w:r>
+        <w:rPr>
+          <w:b/>
+          <w:i w:val="0"/>
+        </w:rPr>
+        <w:t>22.</w:t>
+      </w:r>
+      <w:r>
+        <w:t xml:space="preserve"> Слуги Шивы с рвением украсили Его, так славившего […]</w:t>
+      </w:r>
+      <w:r>
+        <w:rPr>
+          <w:b w:val="0"/>
+          <w:i w:val="0"/>
+          <w:vertAlign w:val="superscript"/>
+        </w:rPr>
+        <w:t>11</w:t>
+      </w:r>
+      <w:r>
+        <w:t>, Его, несравненного телом, дивными гирляндами и благовониями; затем Он расположился в домах за пределами храма.</w:t>
+      </w:r>
+    </w:p>
+    <w:p>
+      <w:pPr>
+        <w:spacing w:after="60"/>
+        <w:ind w:left="510" w:hanging="510"/>
+      </w:pPr>
+      <w:r>
+        <w:rPr>
+          <w:b/>
+          <w:i w:val="0"/>
+        </w:rPr>
+        <w:t>23.</w:t>
+      </w:r>
+      <w:r>
+        <w:t xml:space="preserve"> Затем Он вкусил пищу, поднесённую преданными, и радостно проспал там всю ночь; а утром поднялся, воспевал игры Кришны и был полон счастья.</w:t>
+      </w:r>
+    </w:p>
+    <w:p>
+      <w:pPr>
+        <w:spacing w:after="60"/>
+        <w:ind w:left="510" w:hanging="510"/>
+      </w:pPr>
+      <w:r>
+        <w:rPr>
+          <w:b/>
+          <w:i w:val="0"/>
+        </w:rPr>
+        <w:t>24.</w:t>
+      </w:r>
+      <w:r>
+        <w:t xml:space="preserve"> Кто прочтёт этот гимн Пурари, сложенный лотосооким Пурушоттамой</w:t>
+      </w:r>
+      <w:r>
+        <w:rPr>
+          <w:b w:val="0"/>
+          <w:i w:val="0"/>
+          <w:vertAlign w:val="superscript"/>
+        </w:rPr>
+        <w:t>12</w:t>
+      </w:r>
+      <w:r>
+        <w:t>, тот уже здесь обретёт вечную любовь, которую так трудно обрести даже сонмам мудрецов и богов.</w:t>
+      </w:r>
+    </w:p>
+    <w:p>
+      <w:pPr>
+        <w:spacing w:after="60"/>
+        <w:jc w:val="both"/>
+      </w:pPr>
+      <w:r>
+        <w:rPr>
+          <w:b w:val="0"/>
+          <w:i/>
+        </w:rPr>
+        <w:t>Так заканчивается восьмая сарга, «Лицезрение Махадевы» (Махадева-даршана), третьей пракрамы поэмы «Шри Кришна-чайтанья-чаритамрита».</w:t>
+      </w:r>
+    </w:p>
+    <w:p>
+      <w:pPr>
+        <w:spacing w:after="60"/>
+        <w:ind w:left="283"/>
+      </w:pPr>
+      <w:r>
+        <w:rPr>
+          <w:b/>
+          <w:i w:val="0"/>
+          <w:sz w:val="18"/>
+        </w:rPr>
+        <w:t>1.</w:t>
+      </w:r>
+      <w:r>
+        <w:rPr>
+          <w:sz w:val="18"/>
+        </w:rPr>
+        <w:t xml:space="preserve"> Экамрака (Экамра) — Бхуванешвара в Ориссе, священный город Шивы. Гириша («Владыка гор») и Гириджа («Дочь гор») — Шива и Парвати; «царь гор» — Гималаи, где на Кайласе обитает Шива: здесь, в Экамраке, он пребывает так же, как там.</w:t>
+      </w:r>
+    </w:p>
+    <w:p>
+      <w:pPr>
+        <w:spacing w:after="60"/>
+        <w:ind w:left="283"/>
+      </w:pPr>
+      <w:r>
+        <w:rPr>
+          <w:b/>
+          <w:i w:val="0"/>
+          <w:sz w:val="18"/>
+        </w:rPr>
+        <w:t>2.</w:t>
+      </w:r>
+      <w:r>
+        <w:rPr>
+          <w:sz w:val="18"/>
+        </w:rPr>
+        <w:t xml:space="preserve"> Белая гора — Кайласа, обитель Шивы.</w:t>
+      </w:r>
+    </w:p>
+    <w:p>
+      <w:pPr>
+        <w:spacing w:after="60"/>
+        <w:ind w:left="283"/>
+      </w:pPr>
+      <w:r>
+        <w:rPr>
+          <w:b/>
+          <w:i w:val="0"/>
+          <w:sz w:val="18"/>
+        </w:rPr>
+        <w:t>3.</w:t>
+      </w:r>
+      <w:r>
+        <w:rPr>
+          <w:sz w:val="18"/>
+        </w:rPr>
+        <w:t xml:space="preserve"> Пурари («Враг Трёх градов») — Шива, сжёгший три летающих города асуров.</w:t>
+      </w:r>
+    </w:p>
+    <w:p>
+      <w:pPr>
+        <w:spacing w:after="60"/>
+        <w:ind w:left="283"/>
+      </w:pPr>
+      <w:r>
+        <w:rPr>
+          <w:b/>
+          <w:i w:val="0"/>
+          <w:sz w:val="18"/>
+        </w:rPr>
+        <w:t>4.</w:t>
+      </w:r>
+      <w:r>
+        <w:rPr>
+          <w:sz w:val="18"/>
+        </w:rPr>
+        <w:t xml:space="preserve"> Чтение и смысл этого места неуверенны.</w:t>
+      </w:r>
+    </w:p>
+    <w:p>
+      <w:pPr>
+        <w:spacing w:after="60"/>
+        <w:ind w:left="283"/>
+      </w:pPr>
+      <w:r>
+        <w:rPr>
+          <w:b/>
+          <w:i w:val="0"/>
+          <w:sz w:val="18"/>
+        </w:rPr>
+        <w:t>5.</w:t>
+      </w:r>
+      <w:r>
+        <w:rPr>
+          <w:sz w:val="18"/>
+        </w:rPr>
+        <w:t xml:space="preserve"> Маникарника — знаменитая тиртха (гхат) в Каши; описание Экамраки повторяет Каши, так как Шива перенёс сюда святые места Каши (шл. 8). Вишвешвара — главный лингам Каши.</w:t>
+      </w:r>
+    </w:p>
+    <w:p>
+      <w:pPr>
+        <w:spacing w:after="60"/>
+        <w:ind w:left="283"/>
+      </w:pPr>
+      <w:r>
+        <w:rPr>
+          <w:b/>
+          <w:i w:val="0"/>
+          <w:sz w:val="18"/>
+        </w:rPr>
+        <w:t>6.</w:t>
+      </w:r>
+      <w:r>
+        <w:rPr>
+          <w:sz w:val="18"/>
+        </w:rPr>
+        <w:t xml:space="preserve"> Бинду-саровара («Озеро капель») — священный пруд в Бхуванешваре.</w:t>
+      </w:r>
+    </w:p>
+    <w:p>
+      <w:pPr>
+        <w:spacing w:after="60"/>
+        <w:ind w:left="283"/>
+      </w:pPr>
+      <w:r>
+        <w:rPr>
+          <w:b/>
+          <w:i w:val="0"/>
+          <w:sz w:val="18"/>
+        </w:rPr>
+        <w:t>7.</w:t>
+      </w:r>
+      <w:r>
+        <w:rPr>
+          <w:sz w:val="18"/>
+        </w:rPr>
+        <w:t xml:space="preserve"> Криттиваса («Одетый в шкуру») — Шива; так зовётся главный лингам Бхуванешвары (храм Лингараджи). Ишвари — его супруга.</w:t>
+      </w:r>
+    </w:p>
+    <w:p>
+      <w:pPr>
+        <w:spacing w:after="60"/>
+        <w:ind w:left="283"/>
+      </w:pPr>
+      <w:r>
+        <w:rPr>
+          <w:b/>
+          <w:i w:val="0"/>
+          <w:sz w:val="18"/>
+        </w:rPr>
+        <w:t>8.</w:t>
+      </w:r>
+      <w:r>
+        <w:rPr>
+          <w:sz w:val="18"/>
+        </w:rPr>
+        <w:t xml:space="preserve"> По-видимому, храмовые танцовщицы.</w:t>
+      </w:r>
+    </w:p>
+    <w:p>
+      <w:pPr>
+        <w:spacing w:after="60"/>
+        <w:ind w:left="283"/>
+      </w:pPr>
+      <w:r>
+        <w:rPr>
+          <w:b/>
+          <w:i w:val="0"/>
+          <w:sz w:val="18"/>
+        </w:rPr>
+        <w:t>9.</w:t>
+      </w:r>
+      <w:r>
+        <w:rPr>
+          <w:sz w:val="18"/>
+        </w:rPr>
+        <w:t xml:space="preserve"> Брахма, родившийся из лотоса, растущего из пупа Вишну.</w:t>
+      </w:r>
+    </w:p>
+    <w:p>
+      <w:pPr>
+        <w:spacing w:after="60"/>
+        <w:ind w:left="283"/>
+      </w:pPr>
+      <w:r>
+        <w:rPr>
+          <w:b/>
+          <w:i w:val="0"/>
+          <w:sz w:val="18"/>
+        </w:rPr>
+        <w:t>10.</w:t>
+      </w:r>
+      <w:r>
+        <w:rPr>
+          <w:sz w:val="18"/>
+        </w:rPr>
+        <w:t xml:space="preserve"> Понимаем как пять ликов Шивы, каждый своего цвета. Чтение предположительно.</w:t>
+      </w:r>
+    </w:p>
+    <w:p>
+      <w:pPr>
+        <w:spacing w:after="60"/>
+        <w:ind w:left="283"/>
+      </w:pPr>
+      <w:r>
+        <w:rPr>
+          <w:b/>
+          <w:i w:val="0"/>
+          <w:sz w:val="18"/>
+        </w:rPr>
+        <w:t>11.</w:t>
+      </w:r>
+      <w:r>
+        <w:rPr>
+          <w:sz w:val="18"/>
+        </w:rPr>
+        <w:t xml:space="preserve"> Во всех изданиях здесь пропуск в несколько слогов (вероятно, утрачено имя или эпитет Господа).</w:t>
+      </w:r>
+    </w:p>
+    <w:p>
+      <w:pPr>
+        <w:spacing w:after="60"/>
+        <w:ind w:left="283"/>
+      </w:pPr>
+      <w:r>
+        <w:rPr>
+          <w:b/>
+          <w:i w:val="0"/>
+          <w:sz w:val="18"/>
+        </w:rPr>
+        <w:t>12.</w:t>
+      </w:r>
+      <w:r>
+        <w:rPr>
+          <w:sz w:val="18"/>
+        </w:rPr>
+        <w:t xml:space="preserve"> То есть Самим Господом; можно понять и так: «обретёт любовь к Пурушоттаме».</w:t>
+      </w:r>
+    </w:p>
+    <w:p>
+      <w:pPr>
+        <w:pStyle w:val="Heading2"/>
+      </w:pPr>
+      <w:r>
+        <w:t>Пракрама 3, сарга 9. Правило о вкушении остатков подношений Шиве</w:t>
+      </w:r>
+    </w:p>
+    <w:p>
+      <w:pPr>
+        <w:spacing w:after="60"/>
+        <w:jc w:val="both"/>
+      </w:pPr>
+      <w:r>
+        <w:rPr>
+          <w:b w:val="0"/>
+          <w:i/>
+        </w:rPr>
+        <w:t>В Бхуванешваре Господь желает прасада Шивы и, получив его, с почтением вкушает; Мурари объясняет Дамодаре Пандиту, почему проклятие Бхригу не касается остатков подношений Шиве, когда его почитают как лучшего из вайшнавов</w:t>
+      </w:r>
+    </w:p>
+    <w:p>
+      <w:pPr>
+        <w:spacing w:after="60"/>
+        <w:ind w:left="510" w:hanging="510"/>
+      </w:pPr>
+      <w:r>
+        <w:rPr>
+          <w:b/>
+          <w:i w:val="0"/>
+        </w:rPr>
+        <w:t>1.</w:t>
+      </w:r>
+      <w:r>
+        <w:t xml:space="preserve"> Омывшись в Бинду-сарасе</w:t>
+      </w:r>
+      <w:r>
+        <w:rPr>
+          <w:b w:val="0"/>
+          <w:i w:val="0"/>
+          <w:vertAlign w:val="superscript"/>
+        </w:rPr>
+        <w:t>1</w:t>
+      </w:r>
+      <w:r>
+        <w:t xml:space="preserve"> и узрев Шри Бхуванешвару</w:t>
+      </w:r>
+      <w:r>
+        <w:rPr>
+          <w:b w:val="0"/>
+          <w:i w:val="0"/>
+          <w:vertAlign w:val="superscript"/>
+        </w:rPr>
+        <w:t>2</w:t>
+      </w:r>
+      <w:r>
+        <w:t>, Бхагаван, погружённый в блаженство любви, отдыхал в счастье.</w:t>
+      </w:r>
+    </w:p>
+    <w:p>
+      <w:pPr>
+        <w:spacing w:after="60"/>
+        <w:ind w:left="510" w:hanging="510"/>
+      </w:pPr>
+      <w:r>
+        <w:rPr>
+          <w:b/>
+          <w:i w:val="0"/>
+        </w:rPr>
+        <w:t>2.</w:t>
+      </w:r>
+      <w:r>
+        <w:t xml:space="preserve"> Затем Господь вкусил дивную пищу, поднесённую преданными, и радостно уснул там, размышляя о лотосных стопах Кришны.</w:t>
+      </w:r>
+    </w:p>
+    <w:p>
+      <w:pPr>
+        <w:spacing w:after="60"/>
+        <w:ind w:left="510" w:hanging="510"/>
+      </w:pPr>
+      <w:r>
+        <w:rPr>
+          <w:b/>
+          <w:i w:val="0"/>
+        </w:rPr>
+        <w:t>3.</w:t>
+      </w:r>
+      <w:r>
+        <w:t xml:space="preserve"> Бхагаван подумал: «Если бы нам достался махапрасад Бога богов, Носящего трезубец, мы бы вкусили его».</w:t>
+      </w:r>
+    </w:p>
+    <w:p>
+      <w:pPr>
+        <w:spacing w:after="60"/>
+        <w:ind w:left="510" w:hanging="510"/>
+      </w:pPr>
+      <w:r>
+        <w:rPr>
+          <w:b/>
+          <w:i w:val="0"/>
+        </w:rPr>
+        <w:t>4.</w:t>
+      </w:r>
+      <w:r>
+        <w:t xml:space="preserve"> Пока Он так думал, некий брахман, держа в обеих руках прасад Махадевы, встал перед Ним</w:t>
+      </w:r>
+    </w:p>
+    <w:p>
+      <w:pPr>
+        <w:spacing w:after="60"/>
+        <w:ind w:left="510" w:hanging="510"/>
+      </w:pPr>
+      <w:r>
+        <w:rPr>
+          <w:b/>
+          <w:i w:val="0"/>
+        </w:rPr>
+        <w:t>5.</w:t>
+      </w:r>
+      <w:r>
+        <w:t xml:space="preserve"> и сказал: «Прими прасад Махадевы». Услышав это, Господь тотчас поднялся, с поклоном принял его на голову</w:t>
+      </w:r>
+    </w:p>
+    <w:p>
+      <w:pPr>
+        <w:spacing w:after="60"/>
+        <w:ind w:left="510" w:hanging="510"/>
+      </w:pPr>
+      <w:r>
+        <w:rPr>
+          <w:b/>
+          <w:i w:val="0"/>
+        </w:rPr>
+        <w:t>6.</w:t>
+      </w:r>
+      <w:r>
+        <w:t xml:space="preserve"> и, взяв махапрасад, вкусил его со Своими слугами, словно нектар: так Хари показал, что Шри Кришне дорог Шива.</w:t>
+      </w:r>
+    </w:p>
+    <w:p>
+      <w:pPr>
+        <w:spacing w:after="60"/>
+        <w:ind w:left="510" w:hanging="510"/>
+      </w:pPr>
+      <w:r>
+        <w:rPr>
+          <w:b/>
+          <w:i w:val="0"/>
+        </w:rPr>
+        <w:t>7.</w:t>
+      </w:r>
+      <w:r>
+        <w:t xml:space="preserve"> Утром Хари снова в радости поспешно поднялся, омылся в Бинду-сарасе, поклонился Шиве и отправился дальше.</w:t>
+      </w:r>
+    </w:p>
+    <w:p>
+      <w:pPr>
+        <w:spacing w:after="60"/>
+        <w:ind w:left="510" w:hanging="510"/>
+      </w:pPr>
+      <w:r>
+        <w:rPr>
+          <w:b/>
+          <w:i w:val="0"/>
+        </w:rPr>
+        <w:t>8.</w:t>
+      </w:r>
+      <w:r>
+        <w:t xml:space="preserve"> Услышав о том, как Господь вкусил нирмалью</w:t>
+      </w:r>
+      <w:r>
+        <w:rPr>
+          <w:b w:val="0"/>
+          <w:i w:val="0"/>
+          <w:vertAlign w:val="superscript"/>
+        </w:rPr>
+        <w:t>3</w:t>
+      </w:r>
+      <w:r>
+        <w:t xml:space="preserve"> Шивы, исполненный великой силы Шри Дамодара Пандит возразил:</w:t>
+      </w:r>
+    </w:p>
+    <w:p>
+      <w:pPr>
+        <w:spacing w:after="60"/>
+        <w:ind w:left="510" w:hanging="510"/>
+      </w:pPr>
+      <w:r>
+        <w:rPr>
+          <w:b/>
+          <w:i w:val="0"/>
+        </w:rPr>
+        <w:t>9.</w:t>
+      </w:r>
+      <w:r>
+        <w:t xml:space="preserve"> «Нирмалью бога Шивы не едят — из-за проклятия Бхригу</w:t>
+      </w:r>
+      <w:r>
+        <w:rPr>
+          <w:b w:val="0"/>
+          <w:i w:val="0"/>
+          <w:vertAlign w:val="superscript"/>
+        </w:rPr>
+        <w:t>4</w:t>
+      </w:r>
+      <w:r>
+        <w:t>. Как же Бхагаван, лучший из людей, зная это, вкусил её?»</w:t>
+      </w:r>
+    </w:p>
+    <w:p>
+      <w:pPr>
+        <w:spacing w:after="60"/>
+        <w:ind w:left="510" w:hanging="510"/>
+      </w:pPr>
+      <w:r>
+        <w:rPr>
+          <w:b/>
+          <w:i w:val="0"/>
+        </w:rPr>
+        <w:t>10.</w:t>
+      </w:r>
+      <w:r>
+        <w:t xml:space="preserve"> Услышав это, Мурари сказал лучшему из брахманов: «Выслушай, как было дело с нектаром нирмальи Шри Шивы.</w:t>
+      </w:r>
+    </w:p>
+    <w:p>
+      <w:pPr>
+        <w:spacing w:after="60"/>
+        <w:ind w:left="510" w:hanging="510"/>
+      </w:pPr>
+      <w:r>
+        <w:rPr>
+          <w:b/>
+          <w:i w:val="0"/>
+        </w:rPr>
+        <w:t>11.</w:t>
+      </w:r>
+      <w:r>
+        <w:t xml:space="preserve"> На самом деле, когда к нему благодатно пришёл Шри Кришна, Махадева с радостью оказал Ему гостеприимство, — потому Он и вкусил. Но слушай дальше.</w:t>
+      </w:r>
+    </w:p>
+    <w:p>
+      <w:pPr>
+        <w:spacing w:after="60"/>
+        <w:ind w:left="510" w:hanging="510"/>
+      </w:pPr>
+      <w:r>
+        <w:rPr>
+          <w:b/>
+          <w:i w:val="0"/>
+        </w:rPr>
+        <w:t>12.</w:t>
+      </w:r>
+      <w:r>
+        <w:t xml:space="preserve"> Кто почитает Махешвару, видя в нём лучшего из вайшнавов</w:t>
+      </w:r>
+      <w:r>
+        <w:rPr>
+          <w:b w:val="0"/>
+          <w:i w:val="0"/>
+          <w:vertAlign w:val="superscript"/>
+        </w:rPr>
+        <w:t>5</w:t>
+      </w:r>
+      <w:r>
+        <w:t>, — их подношения принимает и Он; такая пища очищает в высшей степени.</w:t>
+      </w:r>
+    </w:p>
+    <w:p>
+      <w:pPr>
+        <w:spacing w:after="60"/>
+        <w:ind w:left="510" w:hanging="510"/>
+      </w:pPr>
+      <w:r>
+        <w:rPr>
+          <w:b/>
+          <w:i w:val="0"/>
+        </w:rPr>
+        <w:t>13.</w:t>
+      </w:r>
+      <w:r>
+        <w:t xml:space="preserve"> Кто видит различие между Шри Кришной и преданными Кришны, тот падает. И, чтобы научить таких злобных противников, Сам Хари в облике преданного —</w:t>
+      </w:r>
+    </w:p>
+    <w:p>
+      <w:pPr>
+        <w:spacing w:after="60"/>
+        <w:ind w:left="510" w:hanging="510"/>
+      </w:pPr>
+      <w:r>
+        <w:rPr>
+          <w:b/>
+          <w:i w:val="0"/>
+        </w:rPr>
+        <w:t>14.</w:t>
+      </w:r>
+      <w:r>
+        <w:t xml:space="preserve"> Владыка богов, Владыка мира, благодетель всех воплощённых — Сам так и поступает: с почтением принимает нирмалью.</w:t>
+      </w:r>
+    </w:p>
+    <w:p>
+      <w:pPr>
+        <w:spacing w:after="60"/>
+        <w:ind w:left="510" w:hanging="510"/>
+      </w:pPr>
+      <w:r>
+        <w:rPr>
+          <w:b/>
+          <w:i w:val="0"/>
+        </w:rPr>
+        <w:t>15.</w:t>
+      </w:r>
+      <w:r>
+        <w:t xml:space="preserve"> Проклятие брахмана действует лишь там, где лингам установлен людьми и почитается с сознанием различия; где есть единство, оно не действует никогда.</w:t>
+      </w:r>
+    </w:p>
+    <w:p>
+      <w:pPr>
+        <w:spacing w:after="60"/>
+        <w:ind w:left="510" w:hanging="510"/>
+      </w:pPr>
+      <w:r>
+        <w:rPr>
+          <w:b/>
+          <w:i w:val="0"/>
+        </w:rPr>
+        <w:t>16.</w:t>
+      </w:r>
+      <w:r>
+        <w:t xml:space="preserve"> При самоявленном лингаме</w:t>
+      </w:r>
+      <w:r>
+        <w:rPr>
+          <w:b w:val="0"/>
+          <w:i w:val="0"/>
+          <w:vertAlign w:val="superscript"/>
+        </w:rPr>
+        <w:t>6</w:t>
+      </w:r>
+      <w:r>
+        <w:t xml:space="preserve"> Хари и Шанкара едины; когда поклоняются с сознанием неразличия, проклятие не действует никогда.</w:t>
+      </w:r>
+    </w:p>
+    <w:p>
+      <w:pPr>
+        <w:spacing w:after="60"/>
+        <w:ind w:left="510" w:hanging="510"/>
+      </w:pPr>
+      <w:r>
+        <w:rPr>
+          <w:b/>
+          <w:i w:val="0"/>
+        </w:rPr>
+        <w:t>17.</w:t>
+      </w:r>
+      <w:r>
+        <w:t xml:space="preserve"> Поэтому там Хари и Шанкара радуются ещё больше; и поклонение здесь самоявленному лингаму, в неразличии, превосходит всё.</w:t>
+      </w:r>
+    </w:p>
+    <w:p>
+      <w:pPr>
+        <w:spacing w:after="60"/>
+        <w:ind w:left="510" w:hanging="510"/>
+      </w:pPr>
+      <w:r>
+        <w:rPr>
+          <w:b/>
+          <w:i w:val="0"/>
+        </w:rPr>
+        <w:t>18.</w:t>
+      </w:r>
+      <w:r>
+        <w:t xml:space="preserve"> Кто вкусит там махапрасад, обретёт освобождение, избавится от тяжких болезней и обретёт прочное благосостояние.</w:t>
+      </w:r>
+    </w:p>
+    <w:p>
+      <w:pPr>
+        <w:spacing w:after="60"/>
+        <w:ind w:left="510" w:hanging="510"/>
+      </w:pPr>
+      <w:r>
+        <w:rPr>
+          <w:b/>
+          <w:i w:val="0"/>
+        </w:rPr>
+        <w:t>19.</w:t>
+      </w:r>
+      <w:r>
+        <w:t xml:space="preserve"> А те, кто по заблуждению его не ест, становятся оскорбителями Хари и Шивы, лишаются удачи и становятся больными.</w:t>
+      </w:r>
+    </w:p>
+    <w:p>
+      <w:pPr>
+        <w:spacing w:after="60"/>
+        <w:ind w:left="510" w:hanging="510"/>
+      </w:pPr>
+      <w:r>
+        <w:rPr>
+          <w:b/>
+          <w:i w:val="0"/>
+        </w:rPr>
+        <w:t>20.</w:t>
+      </w:r>
+      <w:r>
+        <w:t xml:space="preserve"> Где вайшнавы, придя к безначальному лингаму, с величайшим почтением почитают Шри Шиву ради радости Шри Кришны,</w:t>
+      </w:r>
+    </w:p>
+    <w:p>
+      <w:pPr>
+        <w:spacing w:after="60"/>
+        <w:ind w:left="510" w:hanging="510"/>
+      </w:pPr>
+      <w:r>
+        <w:rPr>
+          <w:b/>
+          <w:i w:val="0"/>
+        </w:rPr>
+        <w:t>21.</w:t>
+      </w:r>
+      <w:r>
+        <w:t xml:space="preserve"> там нет никакого сомнения в том, принимать ли нирмалью. Лишь преданность, о брахман, всегда дарует благо всем воплощённым».</w:t>
+      </w:r>
+    </w:p>
+    <w:p>
+      <w:pPr>
+        <w:spacing w:after="60"/>
+        <w:jc w:val="both"/>
+      </w:pPr>
+      <w:r>
+        <w:rPr>
+          <w:b w:val="0"/>
+          <w:i/>
+        </w:rPr>
+        <w:t>Так заканчивается девятая сарга, «Правило о вкушении остатков подношений Шри Шиве» (Шри-Шива-нирмалья-бходжана-вьявастха), третьей пракрамы поэмы «Шри Кришна-чайтанья-чаритамрита».</w:t>
+      </w:r>
+    </w:p>
+    <w:p>
+      <w:pPr>
+        <w:spacing w:after="60"/>
+        <w:ind w:left="283"/>
+      </w:pPr>
+      <w:r>
+        <w:rPr>
+          <w:b/>
+          <w:i w:val="0"/>
+          <w:sz w:val="18"/>
+        </w:rPr>
+        <w:t>1.</w:t>
+      </w:r>
+      <w:r>
+        <w:rPr>
+          <w:sz w:val="18"/>
+        </w:rPr>
+        <w:t xml:space="preserve"> Бинду-сарас — то же, что Бинду-саровара, священный пруд в Бхуванешваре (см. саргу 3.08, шл. 7).</w:t>
+      </w:r>
+    </w:p>
+    <w:p>
+      <w:pPr>
+        <w:spacing w:after="60"/>
+        <w:ind w:left="283"/>
+      </w:pPr>
+      <w:r>
+        <w:rPr>
+          <w:b/>
+          <w:i w:val="0"/>
+          <w:sz w:val="18"/>
+        </w:rPr>
+        <w:t>2.</w:t>
+      </w:r>
+      <w:r>
+        <w:rPr>
+          <w:sz w:val="18"/>
+        </w:rPr>
+        <w:t xml:space="preserve"> Бхуванешвара («Владыка миров») — Шива, почитаемый в Экамраке (Криттиваса, сарга 3.08); от него получил имя и сам город.</w:t>
+      </w:r>
+    </w:p>
+    <w:p>
+      <w:pPr>
+        <w:spacing w:after="60"/>
+        <w:ind w:left="283"/>
+      </w:pPr>
+      <w:r>
+        <w:rPr>
+          <w:b/>
+          <w:i w:val="0"/>
+          <w:sz w:val="18"/>
+        </w:rPr>
+        <w:t>3.</w:t>
+      </w:r>
+      <w:r>
+        <w:rPr>
+          <w:sz w:val="18"/>
+        </w:rPr>
+        <w:t xml:space="preserve"> Нирмалья — остатки (цветы, пища и пр.) подношений божеству.</w:t>
+      </w:r>
+    </w:p>
+    <w:p>
+      <w:pPr>
+        <w:spacing w:after="60"/>
+        <w:ind w:left="283"/>
+      </w:pPr>
+      <w:r>
+        <w:rPr>
+          <w:b/>
+          <w:i w:val="0"/>
+          <w:sz w:val="18"/>
+        </w:rPr>
+        <w:t>4.</w:t>
+      </w:r>
+      <w:r>
+        <w:rPr>
+          <w:sz w:val="18"/>
+        </w:rPr>
+        <w:t xml:space="preserve"> На жертвоприношении Дакши мудрец Бхригу проклял почитателей Шивы (Бхагавата-пурана 4.2); с этим связывали запрет вкушать остатки подношений Шиве. Дамодара Пандит — слушатель, которому Мурари рассказывает эту повесть (ср. саргу 3.01, шл. 1).</w:t>
+      </w:r>
+    </w:p>
+    <w:p>
+      <w:pPr>
+        <w:spacing w:after="60"/>
+        <w:ind w:left="283"/>
+      </w:pPr>
+      <w:r>
+        <w:rPr>
+          <w:b/>
+          <w:i w:val="0"/>
+          <w:sz w:val="18"/>
+        </w:rPr>
+        <w:t>5.</w:t>
+      </w:r>
+      <w:r>
+        <w:rPr>
+          <w:sz w:val="18"/>
+        </w:rPr>
+        <w:t xml:space="preserve"> Ср. Бхагавата-пурана 12.13.16: «Как Шамбху — лучший из вайшнавов…»</w:t>
+      </w:r>
+    </w:p>
+    <w:p>
+      <w:pPr>
+        <w:spacing w:after="60"/>
+        <w:ind w:left="283"/>
+      </w:pPr>
+      <w:r>
+        <w:rPr>
+          <w:b/>
+          <w:i w:val="0"/>
+          <w:sz w:val="18"/>
+        </w:rPr>
+        <w:t>6.</w:t>
+      </w:r>
+      <w:r>
+        <w:rPr>
+          <w:sz w:val="18"/>
+        </w:rPr>
+        <w:t xml:space="preserve"> То есть лингаме, явившемся сам, а не установленном людьми (шл. 15).</w:t>
+      </w:r>
+    </w:p>
+    <w:p>
+      <w:pPr>
+        <w:pStyle w:val="Heading2"/>
+      </w:pPr>
+      <w:r>
+        <w:t>Пракрама 3, сарга 10. Лицезрение Шри Пурушоттамы</w:t>
+      </w:r>
+    </w:p>
+    <w:p>
+      <w:pPr>
+        <w:spacing w:after="60"/>
+        <w:jc w:val="both"/>
+      </w:pPr>
+      <w:r>
+        <w:rPr>
+          <w:b w:val="0"/>
+          <w:i/>
+        </w:rPr>
+        <w:t>Минуя Капота-лингу и реку Бхаргави, Господь видит храм Джаганнатхи и падает без чувств; над храмом Ему является мальчик с флейтой; омывшись в тиртхе Маркандеи, Он входит в храм, и Джаганнатха протягивает Ему руку</w:t>
+      </w:r>
+    </w:p>
+    <w:p>
+      <w:pPr>
+        <w:spacing w:after="60"/>
+        <w:ind w:left="510" w:hanging="510"/>
+      </w:pPr>
+      <w:r>
+        <w:rPr>
+          <w:b/>
+          <w:i w:val="0"/>
+        </w:rPr>
+        <w:t>1.</w:t>
+      </w:r>
+      <w:r>
+        <w:t xml:space="preserve"> Слушай же снова святое, пленяющее сердце повествование о Боге Чайтанье, великой душе, проливающем свежий нектар.</w:t>
+      </w:r>
+    </w:p>
+    <w:p>
+      <w:pPr>
+        <w:spacing w:after="60"/>
+        <w:ind w:left="510" w:hanging="510"/>
+      </w:pPr>
+      <w:r>
+        <w:rPr>
+          <w:b/>
+          <w:i w:val="0"/>
+        </w:rPr>
+        <w:t>2.</w:t>
+      </w:r>
+      <w:r>
+        <w:t xml:space="preserve"> Затем Бхагаван, Нерождённый, единственный друг праведных, радостно отправился в путь со Своими спутниками; увидев превосходный лингам, почитаемый голубем</w:t>
+      </w:r>
+      <w:r>
+        <w:rPr>
+          <w:b w:val="0"/>
+          <w:i w:val="0"/>
+          <w:vertAlign w:val="superscript"/>
+        </w:rPr>
+        <w:t>1</w:t>
+      </w:r>
+      <w:r>
+        <w:t>, Хари поклонился и вскоре пошёл дальше.</w:t>
+      </w:r>
+    </w:p>
+    <w:p>
+      <w:pPr>
+        <w:spacing w:after="60"/>
+        <w:ind w:left="510" w:hanging="510"/>
+      </w:pPr>
+      <w:r>
+        <w:rPr>
+          <w:b/>
+          <w:i w:val="0"/>
+        </w:rPr>
+        <w:t>3.</w:t>
+      </w:r>
+      <w:r>
+        <w:t xml:space="preserve"> Увидев и другие святые лингамы Шивы, Он радостно поклонился им и продолжил путь; в могучей реке Бхаргави</w:t>
+      </w:r>
+      <w:r>
+        <w:rPr>
+          <w:b w:val="0"/>
+          <w:i w:val="0"/>
+          <w:vertAlign w:val="superscript"/>
+        </w:rPr>
+        <w:t>2</w:t>
+      </w:r>
+      <w:r>
+        <w:t xml:space="preserve"> Он омылся по правилам и снова двинулся дальше.</w:t>
+      </w:r>
+    </w:p>
+    <w:p>
+      <w:pPr>
+        <w:spacing w:after="60"/>
+        <w:ind w:left="510" w:hanging="510"/>
+      </w:pPr>
+      <w:r>
+        <w:rPr>
+          <w:b/>
+          <w:i w:val="0"/>
+        </w:rPr>
+        <w:t>4.</w:t>
+      </w:r>
+      <w:r>
+        <w:t xml:space="preserve"> И вскоре Он увидел прекрасный храм Хари: побелённый, сияющий, как осенняя луна, увенчанный диском, со стягами, которые вздымал ветер, — ярко блистающее украшение Синей горы</w:t>
+      </w:r>
+      <w:r>
+        <w:rPr>
+          <w:b w:val="0"/>
+          <w:i w:val="0"/>
+          <w:vertAlign w:val="superscript"/>
+        </w:rPr>
+        <w:t>3</w:t>
+      </w:r>
+      <w:r>
+        <w:t>.</w:t>
+      </w:r>
+    </w:p>
+    <w:p>
+      <w:pPr>
+        <w:spacing w:after="60"/>
+        <w:ind w:left="510" w:hanging="510"/>
+      </w:pPr>
+      <w:r>
+        <w:rPr>
+          <w:b/>
+          <w:i w:val="0"/>
+        </w:rPr>
+        <w:t>5.</w:t>
+      </w:r>
+      <w:r>
+        <w:t xml:space="preserve"> Сиянием, высотой</w:t>
+      </w:r>
+      <w:r>
+        <w:rPr>
+          <w:b w:val="0"/>
+          <w:i w:val="0"/>
+          <w:vertAlign w:val="superscript"/>
+        </w:rPr>
+        <w:t>4</w:t>
+      </w:r>
+      <w:r>
+        <w:t xml:space="preserve"> и дивным блеском храм вновь и вновь посрамлял вершину Кайласы и руками-тканями, колеблемыми ветром, словно манил к себе Лотосоокого.</w:t>
+      </w:r>
+    </w:p>
+    <w:p>
+      <w:pPr>
+        <w:spacing w:after="60"/>
+        <w:ind w:left="510" w:hanging="510"/>
+      </w:pPr>
+      <w:r>
+        <w:rPr>
+          <w:b/>
+          <w:i w:val="0"/>
+        </w:rPr>
+        <w:t>6.</w:t>
+      </w:r>
+      <w:r>
+        <w:t xml:space="preserve"> И внезапно Хари, Сразитель врагов, Внутренняя Душа всех, без движения упал на землю. Увидев это, все Его благородные спутники лишились чувств, словно тела, покинутые дыханием жизни.</w:t>
+      </w:r>
+    </w:p>
+    <w:p>
+      <w:pPr>
+        <w:spacing w:after="60"/>
+        <w:ind w:left="510" w:hanging="510"/>
+      </w:pPr>
+      <w:r>
+        <w:rPr>
+          <w:b/>
+          <w:i w:val="0"/>
+        </w:rPr>
+        <w:t>7.</w:t>
+      </w:r>
+      <w:r>
+        <w:t xml:space="preserve"> Через миг, увидев, что Владыка поднялся, они в тревоге окружили Его, как чувства окружают жизнь. Люди не знали Его истинной природы</w:t>
+      </w:r>
+      <w:r>
+        <w:rPr>
+          <w:b w:val="0"/>
+          <w:i w:val="0"/>
+          <w:vertAlign w:val="superscript"/>
+        </w:rPr>
+        <w:t>5</w:t>
+      </w:r>
+      <w:r>
+        <w:t>, и Бхагаван, как Ему свойственно, сказал им:</w:t>
+      </w:r>
+    </w:p>
+    <w:p>
+      <w:pPr>
+        <w:spacing w:after="60"/>
+        <w:ind w:left="510" w:hanging="510"/>
+      </w:pPr>
+      <w:r>
+        <w:rPr>
+          <w:b/>
+          <w:i w:val="0"/>
+        </w:rPr>
+        <w:t>8.</w:t>
+      </w:r>
+      <w:r>
+        <w:t xml:space="preserve"> «Посмотрите сами: вон там, над домом Хари, стоит Господь — мальчик, сияющий, как огромный сапфир!» Брахманы мальчика не увидели, но, глядя на изваяние Господа, ответили: «Да, видим».</w:t>
+      </w:r>
+    </w:p>
+    <w:p>
+      <w:pPr>
+        <w:spacing w:after="60"/>
+        <w:ind w:left="510" w:hanging="510"/>
+      </w:pPr>
+      <w:r>
+        <w:rPr>
+          <w:b/>
+          <w:i w:val="0"/>
+        </w:rPr>
+        <w:t>9.</w:t>
+      </w:r>
+      <w:r>
+        <w:t xml:space="preserve"> Тогда Тот, за кого боялись, как бы Он снова не лишился чувств, сказал им: «Смотрите на стяг над домом Хари: разглядите мальчика, чьё лицо вновь и вновь посрамляет миллионы полных лун!</w:t>
+      </w:r>
+    </w:p>
+    <w:p>
+      <w:pPr>
+        <w:spacing w:after="60"/>
+        <w:ind w:left="510" w:hanging="510"/>
+      </w:pPr>
+      <w:r>
+        <w:rPr>
+          <w:b/>
+          <w:i w:val="0"/>
+        </w:rPr>
+        <w:t>10.</w:t>
+      </w:r>
+      <w:r>
+        <w:t xml:space="preserve"> Рукой — алым лотосом ладони с подвижными алыми пальцами — Он влечёт Меня к Себе; и как Он прекрасен, когда приникает устами к флейте, а пальцы правой и левой руки кладёт на её отверстия!</w:t>
+      </w:r>
+    </w:p>
+    <w:p>
+      <w:pPr>
+        <w:spacing w:after="60"/>
+        <w:ind w:left="510" w:hanging="510"/>
+      </w:pPr>
+      <w:r>
+        <w:rPr>
+          <w:b/>
+          <w:i w:val="0"/>
+        </w:rPr>
+        <w:t>11.</w:t>
+      </w:r>
+      <w:r>
+        <w:t xml:space="preserve"> Кто же Он, сияющий, как тысяча лун, чья улыбка чарует Мой ум?» Говоря так, Он, блистающий, как расплавленное золото, в крайнем томлении поспешил вперёд со Своими слугами.</w:t>
+      </w:r>
+    </w:p>
+    <w:p>
+      <w:pPr>
+        <w:spacing w:after="60"/>
+        <w:ind w:left="510" w:hanging="510"/>
+      </w:pPr>
+      <w:r>
+        <w:rPr>
+          <w:b/>
+          <w:i w:val="0"/>
+        </w:rPr>
+        <w:t>12.</w:t>
+      </w:r>
+      <w:r>
+        <w:t xml:space="preserve"> Глядя на храм Владыки мира, Он снова и снова спотыкался; из глаз Его лились потоки слёз, и Он был подобен вершине Сумеру, по которой бегут водопады. Так Он пришёл к тиртхе сына Мриканду</w:t>
+      </w:r>
+      <w:r>
+        <w:rPr>
+          <w:b w:val="0"/>
+          <w:i w:val="0"/>
+          <w:vertAlign w:val="superscript"/>
+        </w:rPr>
+        <w:t>6</w:t>
+      </w:r>
+      <w:r>
+        <w:t>.</w:t>
+      </w:r>
+    </w:p>
+    <w:p>
+      <w:pPr>
+        <w:spacing w:after="60"/>
+        <w:ind w:left="510" w:hanging="510"/>
+      </w:pPr>
+      <w:r>
+        <w:rPr>
+          <w:b/>
+          <w:i w:val="0"/>
+        </w:rPr>
+        <w:t>13.</w:t>
+      </w:r>
+      <w:r>
+        <w:t xml:space="preserve"> Эту тиртху с сияющими берегами Сам Грозный Носитель диска сотворил Своим диском для Махеши, и, омывшись в ней, люди достигали мира Шивы. Поспешно придя туда, Господь совершил всё, что положено.</w:t>
+      </w:r>
+    </w:p>
+    <w:p>
+      <w:pPr>
+        <w:spacing w:after="60"/>
+        <w:ind w:left="510" w:hanging="510"/>
+      </w:pPr>
+      <w:r>
+        <w:rPr>
+          <w:b/>
+          <w:i w:val="0"/>
+        </w:rPr>
+        <w:t>14.</w:t>
+      </w:r>
+      <w:r>
+        <w:t xml:space="preserve"> Омывшись, Владыка повторил мантру Агхора</w:t>
+      </w:r>
+      <w:r>
+        <w:rPr>
+          <w:b w:val="0"/>
+          <w:i w:val="0"/>
+          <w:vertAlign w:val="superscript"/>
+        </w:rPr>
+        <w:t>7</w:t>
+      </w:r>
+      <w:r>
+        <w:t xml:space="preserve"> и поклонился лингаму Шанкары, пав, словно палка; восхвалив Махешу благодатнейшими гимнами, Господь пошёл в великую обитель Владыки жертвоприношений</w:t>
+      </w:r>
+      <w:r>
+        <w:rPr>
+          <w:b w:val="0"/>
+          <w:i w:val="0"/>
+          <w:vertAlign w:val="superscript"/>
+        </w:rPr>
+        <w:t>8</w:t>
+      </w:r>
+      <w:r>
+        <w:t>.</w:t>
+      </w:r>
+    </w:p>
+    <w:p>
+      <w:pPr>
+        <w:spacing w:after="60"/>
+        <w:ind w:left="510" w:hanging="510"/>
+      </w:pPr>
+      <w:r>
+        <w:rPr>
+          <w:b/>
+          <w:i w:val="0"/>
+        </w:rPr>
+        <w:t>15.</w:t>
+      </w:r>
+      <w:r>
+        <w:t xml:space="preserve"> Волосы на Его теле встали дыбом, грудь омывали воды Его лотосных очей, мысль была погружена в Высшую Душу; так Он вошёл в праздничный дом Владыки богов и, увидев Господа миров, поклонился.</w:t>
+      </w:r>
+    </w:p>
+    <w:p>
+      <w:pPr>
+        <w:spacing w:after="60"/>
+        <w:ind w:left="510" w:hanging="510"/>
+      </w:pPr>
+      <w:r>
+        <w:rPr>
+          <w:b/>
+          <w:i w:val="0"/>
+        </w:rPr>
+        <w:t>16.</w:t>
+      </w:r>
+      <w:r>
+        <w:t xml:space="preserve"> Он снова упал на землю, словно палка, кланяясь вновь и вновь, и лицо Его было взволновано бременем любви. А через миг, увидев, что руки Владыки мира подобны сжатым кулакам</w:t>
+      </w:r>
+      <w:r>
+        <w:rPr>
+          <w:b w:val="0"/>
+          <w:i w:val="0"/>
+          <w:vertAlign w:val="superscript"/>
+        </w:rPr>
+        <w:t>9</w:t>
+      </w:r>
+      <w:r>
+        <w:t>, Он, потрясённый, горько заплакал.</w:t>
+      </w:r>
+    </w:p>
+    <w:p>
+      <w:pPr>
+        <w:spacing w:after="60"/>
+        <w:ind w:left="510" w:hanging="510"/>
+      </w:pPr>
+      <w:r>
+        <w:rPr>
+          <w:b/>
+          <w:i w:val="0"/>
+        </w:rPr>
+        <w:t>17.</w:t>
+      </w:r>
+      <w:r>
+        <w:t xml:space="preserve"> Увидев Его таким, Хари Пурушоттама протянул Ему нежную руку, отмеченную лотосом, и показал алую ладонь; и Чайтаньядева в восторге радостно рассмеялся.</w:t>
+      </w:r>
+    </w:p>
+    <w:p>
+      <w:pPr>
+        <w:spacing w:after="60"/>
+        <w:ind w:left="510" w:hanging="510"/>
+      </w:pPr>
+      <w:r>
+        <w:rPr>
+          <w:b/>
+          <w:i w:val="0"/>
+        </w:rPr>
+        <w:t>18.</w:t>
+      </w:r>
+      <w:r>
+        <w:t xml:space="preserve"> И Он сказал: «Океан милости, будь милостив, Владыка богов, чтимый Махешей!» Но, не видя больше пальцев руки, нежной, как молодой побег, Он, потрясённый, заплакал вдвое сильнее.</w:t>
+      </w:r>
+    </w:p>
+    <w:p>
+      <w:pPr>
+        <w:spacing w:after="60"/>
+        <w:ind w:left="510" w:hanging="510"/>
+      </w:pPr>
+      <w:r>
+        <w:rPr>
+          <w:b/>
+          <w:i w:val="0"/>
+        </w:rPr>
+        <w:t>19.</w:t>
+      </w:r>
+      <w:r>
+        <w:t xml:space="preserve"> А увидев их снова, Он исполнился величайшего ликования, и Его тонкий стан омыли потоки слёз радости</w:t>
+      </w:r>
+      <w:r>
+        <w:rPr>
+          <w:b w:val="0"/>
+          <w:i w:val="0"/>
+          <w:vertAlign w:val="superscript"/>
+        </w:rPr>
+        <w:t>10</w:t>
+      </w:r>
+      <w:r>
+        <w:t>.</w:t>
+      </w:r>
+    </w:p>
+    <w:p>
+      <w:pPr>
+        <w:spacing w:after="60"/>
+        <w:ind w:left="510" w:hanging="510"/>
+      </w:pPr>
+      <w:r>
+        <w:rPr>
+          <w:b/>
+          <w:i w:val="0"/>
+        </w:rPr>
+        <w:t>20.</w:t>
+      </w:r>
+      <w:r>
+        <w:t xml:space="preserve"> Люди, которые слушают и воспевают эти дивные деяния Их обоих, прозревают высшую истину и достигают высшей обители Мурари, откуда уже никогда не бывает падения.</w:t>
+      </w:r>
+    </w:p>
+    <w:p>
+      <w:pPr>
+        <w:spacing w:after="60"/>
+        <w:jc w:val="both"/>
+      </w:pPr>
+      <w:r>
+        <w:rPr>
+          <w:b w:val="0"/>
+          <w:i/>
+        </w:rPr>
+        <w:t>Так заканчивается десятая сарга, «Лицезрение Шри Пурушоттамы» (Шри-Пурушоттама-даршана), третьей пракрамы поэмы «Шри Кришна-чайтанья-чаритамрита».</w:t>
+      </w:r>
+    </w:p>
+    <w:p>
+      <w:pPr>
+        <w:spacing w:after="60"/>
+        <w:ind w:left="283"/>
+      </w:pPr>
+      <w:r>
+        <w:rPr>
+          <w:b/>
+          <w:i w:val="0"/>
+          <w:sz w:val="18"/>
+        </w:rPr>
+        <w:t>1.</w:t>
+      </w:r>
+      <w:r>
+        <w:rPr>
+          <w:sz w:val="18"/>
+        </w:rPr>
+        <w:t xml:space="preserve"> Капота-линга («лингам голубя») — святыня Шивы на пути из Бхуванешвары в Пури.</w:t>
+      </w:r>
+    </w:p>
+    <w:p>
+      <w:pPr>
+        <w:spacing w:after="60"/>
+        <w:ind w:left="283"/>
+      </w:pPr>
+      <w:r>
+        <w:rPr>
+          <w:b/>
+          <w:i w:val="0"/>
+          <w:sz w:val="18"/>
+        </w:rPr>
+        <w:t>2.</w:t>
+      </w:r>
+      <w:r>
+        <w:rPr>
+          <w:sz w:val="18"/>
+        </w:rPr>
+        <w:t xml:space="preserve"> Бхаргави — река в Ориссе, протекающая близ Пури.</w:t>
+      </w:r>
+    </w:p>
+    <w:p>
+      <w:pPr>
+        <w:spacing w:after="60"/>
+        <w:ind w:left="283"/>
+      </w:pPr>
+      <w:r>
+        <w:rPr>
+          <w:b/>
+          <w:i w:val="0"/>
+          <w:sz w:val="18"/>
+        </w:rPr>
+        <w:t>3.</w:t>
+      </w:r>
+      <w:r>
+        <w:rPr>
+          <w:sz w:val="18"/>
+        </w:rPr>
+        <w:t xml:space="preserve"> Синяя гора — Нилачала (Нилагири), холм, на котором стоит храм Джаганнатхи в Пурушоттаме (Пури).</w:t>
+      </w:r>
+    </w:p>
+    <w:p>
+      <w:pPr>
+        <w:spacing w:after="60"/>
+        <w:ind w:left="283"/>
+      </w:pPr>
+      <w:r>
+        <w:rPr>
+          <w:b/>
+          <w:i w:val="0"/>
+          <w:sz w:val="18"/>
+        </w:rPr>
+        <w:t>4.</w:t>
+      </w:r>
+      <w:r>
+        <w:rPr>
+          <w:sz w:val="18"/>
+        </w:rPr>
+        <w:t xml:space="preserve"> Перевод слова предположительный.</w:t>
+      </w:r>
+    </w:p>
+    <w:p>
+      <w:pPr>
+        <w:spacing w:after="60"/>
+        <w:ind w:left="283"/>
+      </w:pPr>
+      <w:r>
+        <w:rPr>
+          <w:b/>
+          <w:i w:val="0"/>
+          <w:sz w:val="18"/>
+        </w:rPr>
+        <w:t>5.</w:t>
+      </w:r>
+      <w:r>
+        <w:rPr>
+          <w:sz w:val="18"/>
+        </w:rPr>
+        <w:t xml:space="preserve"> Вторая половина шлоки неясна; перевод предположительный.</w:t>
+      </w:r>
+    </w:p>
+    <w:p>
+      <w:pPr>
+        <w:spacing w:after="60"/>
+        <w:ind w:left="283"/>
+      </w:pPr>
+      <w:r>
+        <w:rPr>
+          <w:b/>
+          <w:i w:val="0"/>
+          <w:sz w:val="18"/>
+        </w:rPr>
+        <w:t>6.</w:t>
+      </w:r>
+      <w:r>
+        <w:rPr>
+          <w:sz w:val="18"/>
+        </w:rPr>
+        <w:t xml:space="preserve"> Сын Мриканду — мудрец Маркандея; его тиртха (пруд Маркандея) находится в Пури.</w:t>
+      </w:r>
+    </w:p>
+    <w:p>
+      <w:pPr>
+        <w:spacing w:after="60"/>
+        <w:ind w:left="283"/>
+      </w:pPr>
+      <w:r>
+        <w:rPr>
+          <w:b/>
+          <w:i w:val="0"/>
+          <w:sz w:val="18"/>
+        </w:rPr>
+        <w:t>7.</w:t>
+      </w:r>
+      <w:r>
+        <w:rPr>
+          <w:sz w:val="18"/>
+        </w:rPr>
+        <w:t xml:space="preserve"> Агхора — одна из мантр Шивы (по имени одного из его ликов).</w:t>
+      </w:r>
+    </w:p>
+    <w:p>
+      <w:pPr>
+        <w:spacing w:after="60"/>
+        <w:ind w:left="283"/>
+      </w:pPr>
+      <w:r>
+        <w:rPr>
+          <w:b/>
+          <w:i w:val="0"/>
+          <w:sz w:val="18"/>
+        </w:rPr>
+        <w:t>8.</w:t>
+      </w:r>
+      <w:r>
+        <w:rPr>
+          <w:sz w:val="18"/>
+        </w:rPr>
+        <w:t xml:space="preserve"> То есть Джаганнатхи.</w:t>
+      </w:r>
+    </w:p>
+    <w:p>
+      <w:pPr>
+        <w:spacing w:after="60"/>
+        <w:ind w:left="283"/>
+      </w:pPr>
+      <w:r>
+        <w:rPr>
+          <w:b/>
+          <w:i w:val="0"/>
+          <w:sz w:val="18"/>
+        </w:rPr>
+        <w:t>9.</w:t>
+      </w:r>
+      <w:r>
+        <w:rPr>
+          <w:sz w:val="18"/>
+        </w:rPr>
+        <w:t xml:space="preserve"> У изваяния Джаганнатхи руки округлы и без кистей; Господь скорбит, не видя у Него ладоней, и Джаганнатха по милости показывает Ему Свою руку (шл. 17–18).</w:t>
+      </w:r>
+    </w:p>
+    <w:p>
+      <w:pPr>
+        <w:spacing w:after="60"/>
+        <w:ind w:left="283"/>
+      </w:pPr>
+      <w:r>
+        <w:rPr>
+          <w:b/>
+          <w:i w:val="0"/>
+          <w:sz w:val="18"/>
+        </w:rPr>
+        <w:t>10.</w:t>
+      </w:r>
+      <w:r>
+        <w:rPr>
+          <w:sz w:val="18"/>
+        </w:rPr>
+        <w:t xml:space="preserve"> Во всех изданиях от этой шлоки сохранилась лишь половина.</w:t>
       </w:r>
     </w:p>
     <w:sectPr>

--- a/murari-gupta/Murari-Gupta-Kadacha-ru.docx
+++ b/murari-gupta/Murari-Gupta-Kadacha-ru.docx
@@ -572,6 +572,42 @@
       </w:r>
     </w:p>
     <w:p>
+      <w:pPr>
+        <w:spacing w:after="60"/>
+        <w:ind w:left="340"/>
+      </w:pPr>
+      <w:r>
+        <w:t>• Пракрама 3, сарга 11. Величие махапрасада</w:t>
+      </w:r>
+    </w:p>
+    <w:p>
+      <w:pPr>
+        <w:spacing w:after="60"/>
+        <w:ind w:left="340"/>
+      </w:pPr>
+      <w:r>
+        <w:t>• Пракрама 3, сарга 12. Милость к Сарвабхауме</w:t>
+      </w:r>
+    </w:p>
+    <w:p>
+      <w:pPr>
+        <w:spacing w:after="60"/>
+        <w:ind w:left="340"/>
+      </w:pPr>
+      <w:r>
+        <w:t>• Пракрама 3, сарга 13. Утешение Сарвабхаумы</w:t>
+      </w:r>
+    </w:p>
+    <w:p>
+      <w:pPr>
+        <w:spacing w:after="60"/>
+        <w:ind w:left="340"/>
+      </w:pPr>
+      <w:r>
+        <w:t>• Пракрама 3, сарга 14. Шри Джияда-Нрисимха</w:t>
+      </w:r>
+    </w:p>
+    <w:p>
       <w:r>
         <w:br w:type="page"/>
       </w:r>
@@ -29946,6 +29982,2339 @@
           <w:sz w:val="18"/>
         </w:rPr>
         <w:t xml:space="preserve"> Во всех изданиях от этой шлоки сохранилась лишь половина.</w:t>
+      </w:r>
+    </w:p>
+    <w:p>
+      <w:pPr>
+        <w:pStyle w:val="Heading2"/>
+      </w:pPr>
+      <w:r>
+        <w:t>Пракрама 3, сарга 11. Величие махапрасада</w:t>
+      </w:r>
+    </w:p>
+    <w:p>
+      <w:pPr>
+        <w:spacing w:after="60"/>
+        <w:jc w:val="both"/>
+      </w:pPr>
+      <w:r>
+        <w:rPr>
+          <w:b w:val="0"/>
+          <w:i/>
+        </w:rPr>
+        <w:t>Господь приходит в дом Сарвабхаумы; тот, изумлённый Его обликом, посылает с Ним в храм своего младшего брата; при виде Джаганнатхи Господь падает без чувств, приходит в себя в доме Сарвабхаумы и вкушает махапрасад, о величии которого говорит поэт</w:t>
+      </w:r>
+    </w:p>
+    <w:p>
+      <w:pPr>
+        <w:spacing w:after="60"/>
+        <w:ind w:left="510" w:hanging="510"/>
+      </w:pPr>
+      <w:r>
+        <w:rPr>
+          <w:b/>
+          <w:i w:val="0"/>
+        </w:rPr>
+        <w:t>1.</w:t>
+      </w:r>
+      <w:r>
+        <w:t xml:space="preserve"> Выслушав это, лучший из брахманов Шри Дамодара Пандит спросил: «Как Бхагаван увидел Владыку Пурушоттаму?</w:t>
+      </w:r>
+    </w:p>
+    <w:p>
+      <w:pPr>
+        <w:spacing w:after="60"/>
+        <w:ind w:left="510" w:hanging="510"/>
+      </w:pPr>
+      <w:r>
+        <w:rPr>
+          <w:b/>
+          <w:i w:val="0"/>
+        </w:rPr>
+        <w:t>2.</w:t>
+      </w:r>
+      <w:r>
+        <w:t xml:space="preserve"> Кто помог Ему увидеть Его, и что сделал Сам Джанардана?» Услышав это, лекарь Гупта остался доволен и начал благой рассказ.</w:t>
+      </w:r>
+    </w:p>
+    <w:p>
+      <w:pPr>
+        <w:spacing w:after="60"/>
+        <w:ind w:left="510" w:hanging="510"/>
+      </w:pPr>
+      <w:r>
+        <w:rPr>
+          <w:b/>
+          <w:i w:val="0"/>
+        </w:rPr>
+        <w:t>3.</w:t>
+      </w:r>
+      <w:r>
+        <w:t xml:space="preserve"> «Слушай внимательно, брахман, дивное повествование о Шри Владыке мира, очищающее три мира и рождённое из блаженства лицезрения.</w:t>
+      </w:r>
+    </w:p>
+    <w:p>
+      <w:pPr>
+        <w:spacing w:after="60"/>
+        <w:ind w:left="510" w:hanging="510"/>
+      </w:pPr>
+      <w:r>
+        <w:rPr>
+          <w:b/>
+          <w:i w:val="0"/>
+        </w:rPr>
+        <w:t>4.</w:t>
+      </w:r>
+      <w:r>
+        <w:t xml:space="preserve"> Сперва Господь пришёл в дом Васудевы Сарвабхаумы, и мудрый Сарвабхаума, поспешно поднявшись, поклонился Ему, пав, словно палка.</w:t>
+      </w:r>
+    </w:p>
+    <w:p>
+      <w:pPr>
+        <w:spacing w:after="60"/>
+        <w:ind w:left="510" w:hanging="510"/>
+      </w:pPr>
+      <w:r>
+        <w:rPr>
+          <w:b/>
+          <w:i w:val="0"/>
+        </w:rPr>
+        <w:t>5.</w:t>
+      </w:r>
+      <w:r>
+        <w:t xml:space="preserve"> Увидев его, Хари Бхагаван сказал прерывающимся голосом: „Как Мне увидеть Джаганнатху, вечного Владыку богов?“</w:t>
+      </w:r>
+    </w:p>
+    <w:p>
+      <w:pPr>
+        <w:spacing w:after="60"/>
+        <w:ind w:left="510" w:hanging="510"/>
+      </w:pPr>
+      <w:r>
+        <w:rPr>
+          <w:b/>
+          <w:i w:val="0"/>
+        </w:rPr>
+        <w:t>6.</w:t>
+      </w:r>
+      <w:r>
+        <w:t xml:space="preserve"> Услышав Его слова, прославленный Сарвабхаума широко раскрыл лотосы глаз и оглядел Его облик.</w:t>
+      </w:r>
+    </w:p>
+    <w:p>
+      <w:pPr>
+        <w:spacing w:after="60"/>
+        <w:ind w:left="510" w:hanging="510"/>
+      </w:pPr>
+      <w:r>
+        <w:rPr>
+          <w:b/>
+          <w:i w:val="0"/>
+        </w:rPr>
+        <w:t>7.</w:t>
+      </w:r>
+      <w:r>
+        <w:t xml:space="preserve"> Он сиял, как расплавленное золото, — словно вторая вершина Меру; лицо Его было подобно полной луне, глаза — лотосам.</w:t>
+      </w:r>
+    </w:p>
+    <w:p>
+      <w:pPr>
+        <w:spacing w:after="60"/>
+        <w:ind w:left="510" w:hanging="510"/>
+      </w:pPr>
+      <w:r>
+        <w:rPr>
+          <w:b/>
+          <w:i w:val="0"/>
+        </w:rPr>
+        <w:t>8.</w:t>
+      </w:r>
+      <w:r>
+        <w:t xml:space="preserve"> Прекрасен был Его нос, шея — как раковина, грудь широка, руки могучи, а губы, алые, как бутоны бандхуки, пленяли сердце.</w:t>
+      </w:r>
+    </w:p>
+    <w:p>
+      <w:pPr>
+        <w:spacing w:after="60"/>
+        <w:ind w:left="510" w:hanging="510"/>
+      </w:pPr>
+      <w:r>
+        <w:rPr>
+          <w:b/>
+          <w:i w:val="0"/>
+        </w:rPr>
+        <w:t>9.</w:t>
+      </w:r>
+      <w:r>
+        <w:t xml:space="preserve"> Зубы Его были как цветы жасмина, улыбка далеко превосходила лунные лучи, руки свисали до колен, сияли лотосные стопы.</w:t>
+      </w:r>
+    </w:p>
+    <w:p>
+      <w:pPr>
+        <w:spacing w:after="60"/>
+        <w:ind w:left="510" w:hanging="510"/>
+      </w:pPr>
+      <w:r>
+        <w:rPr>
+          <w:b/>
+          <w:i w:val="0"/>
+        </w:rPr>
+        <w:t>10.</w:t>
+      </w:r>
+      <w:r>
+        <w:t xml:space="preserve"> Он светился любовью к Кришне, волоски на Его теле не переставая стояли дыбом, а стопы были выпуклы, как панцирь черепахи. Увидев всё это, Сарвабхаума поначалу изумился и подумал:</w:t>
+      </w:r>
+    </w:p>
+    <w:p>
+      <w:pPr>
+        <w:spacing w:after="60"/>
+        <w:ind w:left="510" w:hanging="510"/>
+      </w:pPr>
+      <w:r>
+        <w:rPr>
+          <w:b/>
+          <w:i w:val="0"/>
+        </w:rPr>
+        <w:t>11.</w:t>
+      </w:r>
+      <w:r>
+        <w:t xml:space="preserve"> „Неужели этот тигр среди людей, отмеченный знаками великого человека, — бог, принявший облик и словно нисшедший с Вайкунтхи?</w:t>
+      </w:r>
+    </w:p>
+    <w:p>
+      <w:pPr>
+        <w:spacing w:after="60"/>
+        <w:ind w:left="510" w:hanging="510"/>
+      </w:pPr>
+      <w:r>
+        <w:rPr>
+          <w:b/>
+          <w:i w:val="0"/>
+        </w:rPr>
+        <w:t>12.</w:t>
+      </w:r>
+      <w:r>
+        <w:t xml:space="preserve"> Или Он — Тот, чей облик есть бытие, сознание и блаженство, воплощённая раса? Или Он — Сам Владыка, благодетель всех живых существ?“</w:t>
+      </w:r>
+    </w:p>
+    <w:p>
+      <w:pPr>
+        <w:spacing w:after="60"/>
+        <w:ind w:left="510" w:hanging="510"/>
+      </w:pPr>
+      <w:r>
+        <w:rPr>
+          <w:b/>
+          <w:i w:val="0"/>
+        </w:rPr>
+        <w:t>13.</w:t>
+      </w:r>
+      <w:r>
+        <w:t xml:space="preserve"> Так поразмыслив, чистый разумом Сарвабхаума сказал младшему брату: „Иди сегодня же со славным Чайтаньей, великой душой,</w:t>
+      </w:r>
+    </w:p>
+    <w:p>
+      <w:pPr>
+        <w:spacing w:after="60"/>
+        <w:ind w:left="510" w:hanging="510"/>
+      </w:pPr>
+      <w:r>
+        <w:rPr>
+          <w:b/>
+          <w:i w:val="0"/>
+        </w:rPr>
+        <w:t>14.</w:t>
+      </w:r>
+      <w:r>
+        <w:t xml:space="preserve"> скорее в обитель Бхагавана и сделай так, чтобы Он без труда увидел Пурушоттаму, Бесконечную Личность“.</w:t>
+      </w:r>
+    </w:p>
+    <w:p>
+      <w:pPr>
+        <w:spacing w:after="60"/>
+        <w:ind w:left="510" w:hanging="510"/>
+      </w:pPr>
+      <w:r>
+        <w:rPr>
+          <w:b/>
+          <w:i w:val="0"/>
+        </w:rPr>
+        <w:t>15.</w:t>
+      </w:r>
+      <w:r>
+        <w:t xml:space="preserve"> Выслушав дивные, как нектар, слова Сарвабхаумы, его разумный младший брат отправился в путь вместе с Чайтаньей.</w:t>
+      </w:r>
+    </w:p>
+    <w:p>
+      <w:pPr>
+        <w:spacing w:after="60"/>
+        <w:ind w:left="510" w:hanging="510"/>
+      </w:pPr>
+      <w:r>
+        <w:rPr>
+          <w:b/>
+          <w:i w:val="0"/>
+        </w:rPr>
+        <w:t>16.</w:t>
+      </w:r>
+      <w:r>
+        <w:t xml:space="preserve"> Придя с ним в храм Шри Хари, Бхагаван увидел Лотосоокого Владыку Пурушоттаму.</w:t>
+      </w:r>
+    </w:p>
+    <w:p>
+      <w:pPr>
+        <w:spacing w:after="60"/>
+        <w:ind w:left="510" w:hanging="510"/>
+      </w:pPr>
+      <w:r>
+        <w:rPr>
+          <w:b/>
+          <w:i w:val="0"/>
+        </w:rPr>
+        <w:t>17.</w:t>
+      </w:r>
+      <w:r>
+        <w:t xml:space="preserve"> Едва Он увидел Его, Его тонкий стан затрепетал в восторге, широкую грудь залили потоки слёз любви, по телу пробежала дрожь, лицо-луну омыли обильные слёзы — и Он рухнул, словно вершина золотой горы, опрокинутая ветром</w:t>
+      </w:r>
+      <w:r>
+        <w:rPr>
+          <w:b w:val="0"/>
+          <w:i w:val="0"/>
+          <w:vertAlign w:val="superscript"/>
+        </w:rPr>
+        <w:t>1</w:t>
+      </w:r>
+      <w:r>
+        <w:t>.</w:t>
+      </w:r>
+    </w:p>
+    <w:p>
+      <w:pPr>
+        <w:spacing w:after="60"/>
+        <w:ind w:left="510" w:hanging="510"/>
+      </w:pPr>
+      <w:r>
+        <w:rPr>
+          <w:b/>
+          <w:i w:val="0"/>
+        </w:rPr>
+        <w:t>18.</w:t>
+      </w:r>
+      <w:r>
+        <w:t xml:space="preserve"> Бхагаван лишился чувств и лежал на земле: руки Его сжались в кулаки, одежда и пояс упали. Увидев, что Он беспомощен, брахманы тотчас подхватили Его на руки и понесли перед собой прочь от Бхагавана</w:t>
+      </w:r>
+      <w:r>
+        <w:rPr>
+          <w:b w:val="0"/>
+          <w:i w:val="0"/>
+          <w:vertAlign w:val="superscript"/>
+        </w:rPr>
+        <w:t>2</w:t>
+      </w:r>
+      <w:r>
+        <w:t>.</w:t>
+      </w:r>
+    </w:p>
+    <w:p>
+      <w:pPr>
+        <w:spacing w:after="60"/>
+        <w:ind w:left="510" w:hanging="510"/>
+      </w:pPr>
+      <w:r>
+        <w:rPr>
+          <w:b/>
+          <w:i w:val="0"/>
+        </w:rPr>
+        <w:t>19.</w:t>
+      </w:r>
+      <w:r>
+        <w:t xml:space="preserve"> Придя в сознание в прекрасном доме Шри Сарвабхаумы, Он снова начал санкиртану Нарахари</w:t>
+      </w:r>
+      <w:r>
+        <w:rPr>
+          <w:b w:val="0"/>
+          <w:i w:val="0"/>
+          <w:vertAlign w:val="superscript"/>
+        </w:rPr>
+        <w:t>3</w:t>
+      </w:r>
+      <w:r>
+        <w:t xml:space="preserve"> и танцевал там — Владыка всех людей, чьё золотое тело было покрыто рядами поднявшихся волосков.</w:t>
+      </w:r>
+    </w:p>
+    <w:p>
+      <w:pPr>
+        <w:spacing w:after="60"/>
+        <w:ind w:left="510" w:hanging="510"/>
+      </w:pPr>
+      <w:r>
+        <w:rPr>
+          <w:b/>
+          <w:i w:val="0"/>
+        </w:rPr>
+        <w:t>20.</w:t>
+      </w:r>
+      <w:r>
+        <w:t xml:space="preserve"> Затем Бхагаван вместе со Своим преданным вкусил трапезу — поднесённый этим преданным нектар великого махапрасада Пурушоттамы: пищу, лучшее снадобье для больных недугом мирского бытия, недоступную даже для Индры.</w:t>
+      </w:r>
+    </w:p>
+    <w:p>
+      <w:pPr>
+        <w:spacing w:after="60"/>
+        <w:ind w:left="510" w:hanging="510"/>
+      </w:pPr>
+      <w:r>
+        <w:rPr>
+          <w:b/>
+          <w:i w:val="0"/>
+        </w:rPr>
+        <w:t>21.</w:t>
+      </w:r>
+      <w:r>
+        <w:t xml:space="preserve"> Вкусивший эту пищу оставляет всякий грех и обретает дхарму, богатство, исполнение желаний, бессмертие и величие. А глупец, который не вкушает её, лишается дхармы и идёт путём свиньи.</w:t>
+      </w:r>
+    </w:p>
+    <w:p>
+      <w:pPr>
+        <w:spacing w:after="60"/>
+        <w:ind w:left="510" w:hanging="510"/>
+      </w:pPr>
+      <w:r>
+        <w:rPr>
+          <w:b/>
+          <w:i w:val="0"/>
+        </w:rPr>
+        <w:t>22.</w:t>
+      </w:r>
+      <w:r>
+        <w:t xml:space="preserve"> То, что вкушает здесь Чайтаньядева, явившийся в мир, вне Себя от любви, что вкушает даже Шива</w:t>
+      </w:r>
+      <w:r>
+        <w:rPr>
+          <w:b w:val="0"/>
+          <w:i w:val="0"/>
+          <w:vertAlign w:val="superscript"/>
+        </w:rPr>
+        <w:t>4</w:t>
+      </w:r>
+      <w:r>
+        <w:t>, — если кто-либо не ест этого здесь, думая: «Это принесено издалека», — или видя, что этого коснулся собакоед, увы, тот становится свиньёй.</w:t>
+      </w:r>
+    </w:p>
+    <w:p>
+      <w:pPr>
+        <w:spacing w:after="60"/>
+        <w:jc w:val="both"/>
+      </w:pPr>
+      <w:r>
+        <w:rPr>
+          <w:b w:val="0"/>
+          <w:i/>
+        </w:rPr>
+        <w:t>Так заканчивается одиннадцатая сарга, «Величие Шри Махапрасада» (Шри-Махапрасада-махима), третьей пракрамы поэмы «Шри Кришна-чайтанья-чаритамрита».</w:t>
+      </w:r>
+    </w:p>
+    <w:p>
+      <w:pPr>
+        <w:spacing w:after="60"/>
+        <w:ind w:left="283"/>
+      </w:pPr>
+      <w:r>
+        <w:rPr>
+          <w:b/>
+          <w:i w:val="0"/>
+          <w:sz w:val="18"/>
+        </w:rPr>
+        <w:t>1.</w:t>
+      </w:r>
+      <w:r>
+        <w:rPr>
+          <w:sz w:val="18"/>
+        </w:rPr>
+        <w:t xml:space="preserve"> Первая строка этой шлоки во всех изданиях короче размера; текст, по-видимому, повреждён, но смысл ясен.</w:t>
+      </w:r>
+    </w:p>
+    <w:p>
+      <w:pPr>
+        <w:spacing w:after="60"/>
+        <w:ind w:left="283"/>
+      </w:pPr>
+      <w:r>
+        <w:rPr>
+          <w:b/>
+          <w:i w:val="0"/>
+          <w:sz w:val="18"/>
+        </w:rPr>
+        <w:t>2.</w:t>
+      </w:r>
+      <w:r>
+        <w:rPr>
+          <w:sz w:val="18"/>
+        </w:rPr>
+        <w:t xml:space="preserve"> То есть от изваяния Джаганнатхи, из храма.</w:t>
+      </w:r>
+    </w:p>
+    <w:p>
+      <w:pPr>
+        <w:spacing w:after="60"/>
+        <w:ind w:left="283"/>
+      </w:pPr>
+      <w:r>
+        <w:rPr>
+          <w:b/>
+          <w:i w:val="0"/>
+          <w:sz w:val="18"/>
+        </w:rPr>
+        <w:t>3.</w:t>
+      </w:r>
+      <w:r>
+        <w:rPr>
+          <w:sz w:val="18"/>
+        </w:rPr>
+        <w:t xml:space="preserve"> Нарахари («Человек-Хари») — здесь имя Кришны.</w:t>
+      </w:r>
+    </w:p>
+    <w:p>
+      <w:pPr>
+        <w:spacing w:after="60"/>
+        <w:ind w:left="283"/>
+      </w:pPr>
+      <w:r>
+        <w:rPr>
+          <w:b/>
+          <w:i w:val="0"/>
+          <w:sz w:val="18"/>
+        </w:rPr>
+        <w:t>4.</w:t>
+      </w:r>
+      <w:r>
+        <w:rPr>
+          <w:sz w:val="18"/>
+        </w:rPr>
+        <w:t xml:space="preserve"> Начало шлоки во всех изданиях испорчено; перевод предположительный.</w:t>
+      </w:r>
+    </w:p>
+    <w:p>
+      <w:pPr>
+        <w:pStyle w:val="Heading2"/>
+      </w:pPr>
+      <w:r>
+        <w:t>Пракрама 3, сарга 12. Милость к Сарвабхауме</w:t>
+      </w:r>
+    </w:p>
+    <w:p>
+      <w:pPr>
+        <w:spacing w:after="60"/>
+        <w:jc w:val="both"/>
+      </w:pPr>
+      <w:r>
+        <w:rPr>
+          <w:b w:val="0"/>
+          <w:i/>
+        </w:rPr>
+        <w:t>Вечерний даршан Джаганнатхи; Сарвабхаума, считая Господа обычным человеком, хочет заново дать Ему священный шнур и обучить веданте; Господь открывает ему сокровенный смысл веданты, Сарвабхаума падает к Его стопам и возносит молитвы, и Господь обнимает его</w:t>
+      </w:r>
+    </w:p>
+    <w:p>
+      <w:pPr>
+        <w:spacing w:after="60"/>
+        <w:ind w:left="510" w:hanging="510"/>
+      </w:pPr>
+      <w:r>
+        <w:rPr>
+          <w:b/>
+          <w:i w:val="0"/>
+        </w:rPr>
+        <w:t>1.</w:t>
+      </w:r>
+      <w:r>
+        <w:t xml:space="preserve"> Вкусив прасад Нрихари</w:t>
+      </w:r>
+      <w:r>
+        <w:rPr>
+          <w:b w:val="0"/>
+          <w:i w:val="0"/>
+          <w:vertAlign w:val="superscript"/>
+        </w:rPr>
+        <w:t>1</w:t>
+      </w:r>
+      <w:r>
+        <w:t>, Бхагаван вечером вошёл в Его храм и увидел Лотосоокого, окуренного благовонным дымом, озарённого множеством светильников, украшенного множеством гирлянд,</w:t>
+      </w:r>
+    </w:p>
+    <w:p>
+      <w:pPr>
+        <w:spacing w:after="60"/>
+        <w:ind w:left="510" w:hanging="510"/>
+      </w:pPr>
+      <w:r>
+        <w:rPr>
+          <w:b/>
+          <w:i w:val="0"/>
+        </w:rPr>
+        <w:t>2.</w:t>
+      </w:r>
+      <w:r>
+        <w:t xml:space="preserve"> подобного по сиянию тысяче полных лун, цветом — как свежая дождевая туча. Он поклонился до земли Тому, кого зовут Пурушоттамой, и широко раскрытыми глазами снова и снова пил Его облик.</w:t>
+      </w:r>
+    </w:p>
+    <w:p>
+      <w:pPr>
+        <w:spacing w:after="60"/>
+        <w:ind w:left="510" w:hanging="510"/>
+      </w:pPr>
+      <w:r>
+        <w:rPr>
+          <w:b/>
+          <w:i w:val="0"/>
+        </w:rPr>
+        <w:t>3.</w:t>
+      </w:r>
+      <w:r>
+        <w:t xml:space="preserve"> Ум Его погрузился в море блаженства, грудь омывали потоки слёз, по телу, словно украшение, пробегал трепет, и золотое тело Его походило на вершину золотой горы.</w:t>
+      </w:r>
+    </w:p>
+    <w:p>
+      <w:pPr>
+        <w:spacing w:after="60"/>
+        <w:ind w:left="510" w:hanging="510"/>
+      </w:pPr>
+      <w:r>
+        <w:rPr>
+          <w:b/>
+          <w:i w:val="0"/>
+        </w:rPr>
+        <w:t>4.</w:t>
+      </w:r>
+      <w:r>
+        <w:t xml:space="preserve"> Господь сиял, словно царь среди брахманов, и пробыл там до часа, когда на Джаганнатху проливается дождь цветов; а затем, снова поклонившись Шри Пурушоттаме, Владыка ашрамов</w:t>
+      </w:r>
+      <w:r>
+        <w:rPr>
+          <w:b w:val="0"/>
+          <w:i w:val="0"/>
+          <w:vertAlign w:val="superscript"/>
+        </w:rPr>
+        <w:t>2</w:t>
+      </w:r>
+      <w:r>
+        <w:t xml:space="preserve"> ушёл в Свою обитель.</w:t>
+      </w:r>
+    </w:p>
+    <w:p>
+      <w:pPr>
+        <w:spacing w:after="60"/>
+        <w:ind w:left="510" w:hanging="510"/>
+      </w:pPr>
+      <w:r>
+        <w:rPr>
+          <w:b/>
+          <w:i w:val="0"/>
+        </w:rPr>
+        <w:t>5.</w:t>
+      </w:r>
+      <w:r>
+        <w:t xml:space="preserve"> Придя туда, Он ночью снова воспевал славу Хари, дивного доблестью; вне Себя, утратив от любви всякое самообладание, Он катался по земле и не сознавал больше ничего.</w:t>
+      </w:r>
+    </w:p>
+    <w:p>
+      <w:pPr>
+        <w:spacing w:after="60"/>
+        <w:ind w:left="510" w:hanging="510"/>
+      </w:pPr>
+      <w:r>
+        <w:rPr>
+          <w:b/>
+          <w:i w:val="0"/>
+        </w:rPr>
+        <w:t>6.</w:t>
+      </w:r>
+      <w:r>
+        <w:t xml:space="preserve"> Так Он, великая душа, прожил там несколько дней; праведники почитали Его стопы, а Лотосоокий радостно наставлял благих людей пленительным нектаром Своих слов.</w:t>
+      </w:r>
+    </w:p>
+    <w:p>
+      <w:pPr>
+        <w:spacing w:after="60"/>
+        <w:ind w:left="510" w:hanging="510"/>
+      </w:pPr>
+      <w:r>
+        <w:rPr>
+          <w:b/>
+          <w:i w:val="0"/>
+        </w:rPr>
+        <w:t>7.</w:t>
+      </w:r>
+      <w:r>
+        <w:t xml:space="preserve"> И вот однажды к Господу пришёл Шри Сарвабхаума, чей ум был в заблуждении: сочтя Чайтаньядеву простым человеком, он сказал кое-что среди своих людей.</w:t>
+      </w:r>
+    </w:p>
+    <w:p>
+      <w:pPr>
+        <w:spacing w:after="60"/>
+        <w:ind w:left="510" w:hanging="510"/>
+      </w:pPr>
+      <w:r>
+        <w:rPr>
+          <w:b/>
+          <w:i w:val="0"/>
+        </w:rPr>
+        <w:t>8.</w:t>
+      </w:r>
+      <w:r>
+        <w:t xml:space="preserve"> Но и само это заблуждение было избытком милости Джанарданы к Шри Сарвабхауме: всё, что ни делает Хари, Сам Господь, поистине совершается ради блага мира.</w:t>
+      </w:r>
+    </w:p>
+    <w:p>
+      <w:pPr>
+        <w:spacing w:after="60"/>
+        <w:ind w:left="510" w:hanging="510"/>
+      </w:pPr>
+      <w:r>
+        <w:rPr>
+          <w:b/>
+          <w:i w:val="0"/>
+        </w:rPr>
+        <w:t>9.</w:t>
+      </w:r>
+      <w:r>
+        <w:t xml:space="preserve"> «Этот человек рождён в великом роду, он большой учёный, но так юн — как ему соблюдать дхарму санньясы? Сделаем же его снова дваждырождённым и научим веданте о Самости».</w:t>
+      </w:r>
+    </w:p>
+    <w:p>
+      <w:pPr>
+        <w:spacing w:after="60"/>
+        <w:ind w:left="510" w:hanging="510"/>
+      </w:pPr>
+      <w:r>
+        <w:rPr>
+          <w:b/>
+          <w:i w:val="0"/>
+        </w:rPr>
+        <w:t>10.</w:t>
+      </w:r>
+      <w:r>
+        <w:t xml:space="preserve"> Узнав об этом, Хари с улыбкой ответил: «Пусть Мне снова дадут священный шнур — тогда Я поднесу брахману цветы, орехи бетеля и благоуханные гирлянды»</w:t>
+      </w:r>
+      <w:r>
+        <w:rPr>
+          <w:b w:val="0"/>
+          <w:i w:val="0"/>
+          <w:vertAlign w:val="superscript"/>
+        </w:rPr>
+        <w:t>3</w:t>
+      </w:r>
+      <w:r>
+        <w:t>.</w:t>
+      </w:r>
+    </w:p>
+    <w:p>
+      <w:pPr>
+        <w:spacing w:after="60"/>
+        <w:ind w:left="510" w:hanging="510"/>
+      </w:pPr>
+      <w:r>
+        <w:rPr>
+          <w:b/>
+          <w:i w:val="0"/>
+        </w:rPr>
+        <w:t>11.</w:t>
+      </w:r>
+      <w:r>
+        <w:t xml:space="preserve"> Кто-то, узнав об этих словах Мурари</w:t>
+      </w:r>
+      <w:r>
+        <w:rPr>
+          <w:b w:val="0"/>
+          <w:i w:val="0"/>
+          <w:vertAlign w:val="superscript"/>
+        </w:rPr>
+        <w:t>4</w:t>
+      </w:r>
+      <w:r>
+        <w:t>, пошёл и пересказал их Шри Сарвабхауме; и тот из страха ничего подобного больше не говорил, а смутился и исполнился стыда.</w:t>
+      </w:r>
+    </w:p>
+    <w:p>
+      <w:pPr>
+        <w:spacing w:after="60"/>
+        <w:ind w:left="510" w:hanging="510"/>
+      </w:pPr>
+      <w:r>
+        <w:rPr>
+          <w:b/>
+          <w:i w:val="0"/>
+        </w:rPr>
+        <w:t>12.</w:t>
+      </w:r>
+      <w:r>
+        <w:t xml:space="preserve"> Затем однажды после полудня, в присутствии множества брахманов, перед Сарвабхаумой Махапрабху изложил сокровенный смысл веданты — учение о прибежище у лотосных стоп Мурари.</w:t>
+      </w:r>
+    </w:p>
+    <w:p>
+      <w:pPr>
+        <w:spacing w:after="60"/>
+        <w:ind w:left="510" w:hanging="510"/>
+      </w:pPr>
+      <w:r>
+        <w:rPr>
+          <w:b/>
+          <w:i w:val="0"/>
+        </w:rPr>
+        <w:t>13.</w:t>
+      </w:r>
+      <w:r>
+        <w:t xml:space="preserve"> Постигнув это заключение веданты и признав никчёмным всё, что знал прежде, великая душа Сарвабхаума, с умом, раскрывшимся от изумления, припал к лотосным стопам Чайтаньи.</w:t>
+      </w:r>
+    </w:p>
+    <w:p>
+      <w:pPr>
+        <w:spacing w:after="60"/>
+        <w:ind w:left="510" w:hanging="510"/>
+      </w:pPr>
+      <w:r>
+        <w:rPr>
+          <w:b/>
+          <w:i w:val="0"/>
+        </w:rPr>
+        <w:t>14.</w:t>
+      </w:r>
+      <w:r>
+        <w:t xml:space="preserve"> «Ты — Бхагаван, Господь, возлюбивший Веды, но мир никогда не знает Тебя; вот и я, с умом, помрачённым Твоей майей, о Господь, не узнал Твоих лотосных стоп, явившихся в мире прямо передо мной.</w:t>
+      </w:r>
+    </w:p>
+    <w:p>
+      <w:pPr>
+        <w:spacing w:after="60"/>
+        <w:ind w:left="510" w:hanging="510"/>
+      </w:pPr>
+      <w:r>
+        <w:rPr>
+          <w:b/>
+          <w:i w:val="0"/>
+        </w:rPr>
+        <w:t>15.</w:t>
+      </w:r>
+      <w:r>
+        <w:t xml:space="preserve"> Некогда Ты нисшёл на землю в доме Васудевы и сразил великих асуров во главе с Камсой, а затем, вернувшись в Свою обитель, снова явился в доме брахмана.</w:t>
+      </w:r>
+    </w:p>
+    <w:p>
+      <w:pPr>
+        <w:spacing w:after="60"/>
+        <w:ind w:left="510" w:hanging="510"/>
+      </w:pPr>
+      <w:r>
+        <w:rPr>
+          <w:b/>
+          <w:i w:val="0"/>
+        </w:rPr>
+        <w:t>16.</w:t>
+      </w:r>
+      <w:r>
+        <w:t xml:space="preserve"> Ты нисшёл ради блага мира, чтобы дать Своим близким вкусить великолепие игр Твоей сладости и ради их радости. Защити же меня, несчастного, о океан нектара милосердия!</w:t>
+      </w:r>
+    </w:p>
+    <w:p>
+      <w:pPr>
+        <w:spacing w:after="60"/>
+        <w:ind w:left="510" w:hanging="510"/>
+      </w:pPr>
+      <w:r>
+        <w:rPr>
+          <w:b/>
+          <w:i w:val="0"/>
+        </w:rPr>
+        <w:t>17.</w:t>
+      </w:r>
+      <w:r>
+        <w:t xml:space="preserve"> Единая изначальная Личность, океан милости, принял облик Шри Кришны Чайтаньи, чтобы научить отречению, знанию и йоге преданности Себе. Ему я вручаю себя.</w:t>
+      </w:r>
+    </w:p>
+    <w:p>
+      <w:pPr>
+        <w:spacing w:after="60"/>
+        <w:ind w:left="510" w:hanging="510"/>
+      </w:pPr>
+      <w:r>
+        <w:rPr>
+          <w:b/>
+          <w:i w:val="0"/>
+        </w:rPr>
+        <w:t>18.</w:t>
+      </w:r>
+      <w:r>
+        <w:t xml:space="preserve"> Он явился под именем Кришны Чайтаньи, чтобы вновь открыть миру йогу преданности Себе, утраченную с течением времени. Пусть же пчела моего ума всё глубже и глубже погружается в Его лотосные стопы!»</w:t>
+      </w:r>
+      <w:r>
+        <w:rPr>
+          <w:b w:val="0"/>
+          <w:i w:val="0"/>
+          <w:vertAlign w:val="superscript"/>
+        </w:rPr>
+        <w:t>5</w:t>
+      </w:r>
+    </w:p>
+    <w:p>
+      <w:pPr>
+        <w:spacing w:after="60"/>
+        <w:ind w:left="510" w:hanging="510"/>
+      </w:pPr>
+      <w:r>
+        <w:rPr>
+          <w:b/>
+          <w:i w:val="0"/>
+        </w:rPr>
+        <w:t>19.</w:t>
+      </w:r>
+      <w:r>
+        <w:t xml:space="preserve"> Когда Сарвабхаума сказал это, Супруг Шри, покорный Своим преданным, порывисто, с чувством и нежностью взял его за руку, прижал к Своему сердцу и заключил в объятия двумя прекрасными руками.</w:t>
+      </w:r>
+    </w:p>
+    <w:p>
+      <w:pPr>
+        <w:spacing w:after="60"/>
+        <w:jc w:val="both"/>
+      </w:pPr>
+      <w:r>
+        <w:rPr>
+          <w:b w:val="0"/>
+          <w:i/>
+        </w:rPr>
+        <w:t>Так заканчивается двенадцатая сарга, «Милость к Сарвабхауме» (Сарвабхаума-ануграха), третьей пракрамы поэмы «Шри Кришна-чайтанья-чаритамрита».</w:t>
+      </w:r>
+    </w:p>
+    <w:p>
+      <w:pPr>
+        <w:spacing w:after="60"/>
+        <w:ind w:left="283"/>
+      </w:pPr>
+      <w:r>
+        <w:rPr>
+          <w:b/>
+          <w:i w:val="0"/>
+          <w:sz w:val="18"/>
+        </w:rPr>
+        <w:t>1.</w:t>
+      </w:r>
+      <w:r>
+        <w:rPr>
+          <w:sz w:val="18"/>
+        </w:rPr>
+        <w:t xml:space="preserve"> Нрихари («Человек-Хари») — здесь Джаганнатха.</w:t>
+      </w:r>
+    </w:p>
+    <w:p>
+      <w:pPr>
+        <w:spacing w:after="60"/>
+        <w:ind w:left="283"/>
+      </w:pPr>
+      <w:r>
+        <w:rPr>
+          <w:b/>
+          <w:i w:val="0"/>
+          <w:sz w:val="18"/>
+        </w:rPr>
+        <w:t>2.</w:t>
+      </w:r>
+      <w:r>
+        <w:rPr>
+          <w:sz w:val="18"/>
+        </w:rPr>
+        <w:t xml:space="preserve"> Владыка ашрамов — Господь как санньяси, высший из четырёх ашрамов.</w:t>
+      </w:r>
+    </w:p>
+    <w:p>
+      <w:pPr>
+        <w:spacing w:after="60"/>
+        <w:ind w:left="283"/>
+      </w:pPr>
+      <w:r>
+        <w:rPr>
+          <w:b/>
+          <w:i w:val="0"/>
+          <w:sz w:val="18"/>
+        </w:rPr>
+        <w:t>3.</w:t>
+      </w:r>
+      <w:r>
+        <w:rPr>
+          <w:sz w:val="18"/>
+        </w:rPr>
+        <w:t xml:space="preserve"> Шутливый ответ Господа: при обряде посвящения ученик подносит дары брахману-наставнику.</w:t>
+      </w:r>
+    </w:p>
+    <w:p>
+      <w:pPr>
+        <w:spacing w:after="60"/>
+        <w:ind w:left="283"/>
+      </w:pPr>
+      <w:r>
+        <w:rPr>
+          <w:b/>
+          <w:i w:val="0"/>
+          <w:sz w:val="18"/>
+        </w:rPr>
+        <w:t>4.</w:t>
+      </w:r>
+      <w:r>
+        <w:rPr>
+          <w:sz w:val="18"/>
+        </w:rPr>
+        <w:t xml:space="preserve"> Здесь Мурари («Враг Муры») — имя Кришны, то есть Самого Господа.</w:t>
+      </w:r>
+    </w:p>
+    <w:p>
+      <w:pPr>
+        <w:spacing w:after="60"/>
+        <w:ind w:left="283"/>
+      </w:pPr>
+      <w:r>
+        <w:rPr>
+          <w:b/>
+          <w:i w:val="0"/>
+          <w:sz w:val="18"/>
+        </w:rPr>
+        <w:t>5.</w:t>
+      </w:r>
+      <w:r>
+        <w:rPr>
+          <w:sz w:val="18"/>
+        </w:rPr>
+        <w:t xml:space="preserve"> Шлоки 17–18 приводятся как молитва Сарвабхаумы и в «Чайтанья-чаритамрите» Кришнадаса Кавираджи (Мадхья, 6.254–255).</w:t>
+      </w:r>
+    </w:p>
+    <w:p>
+      <w:pPr>
+        <w:pStyle w:val="Heading2"/>
+      </w:pPr>
+      <w:r>
+        <w:t>Пракрама 3, сарга 13. Утешение Сарвабхаумы</w:t>
+      </w:r>
+    </w:p>
+    <w:p>
+      <w:pPr>
+        <w:spacing w:after="60"/>
+        <w:jc w:val="both"/>
+      </w:pPr>
+      <w:r>
+        <w:rPr>
+          <w:b w:val="0"/>
+          <w:i/>
+        </w:rPr>
+        <w:t>Господь решает идти по святым местам и прощается с Джаганнатхой, который дарит Ему свою гирлянду; Он прощается с Каши Мишрой и Сарвабхаумой и утешает их обещанием скоро вернуться</w:t>
+      </w:r>
+    </w:p>
+    <w:p>
+      <w:pPr>
+        <w:spacing w:after="60"/>
+        <w:ind w:left="510" w:hanging="510"/>
+      </w:pPr>
+      <w:r>
+        <w:rPr>
+          <w:b/>
+          <w:i w:val="0"/>
+        </w:rPr>
+        <w:t>1.</w:t>
+      </w:r>
+      <w:r>
+        <w:t xml:space="preserve"> Так некоторое время Господь провёл в играх с вайшнавами. И вот, посоветовавшись с мудрым Шри Кашинатхой Мишрой</w:t>
+      </w:r>
+      <w:r>
+        <w:rPr>
+          <w:b w:val="0"/>
+          <w:i w:val="0"/>
+          <w:vertAlign w:val="superscript"/>
+        </w:rPr>
+        <w:t>1</w:t>
+      </w:r>
+      <w:r>
+        <w:t>, первым из вайшнавов,</w:t>
+      </w:r>
+    </w:p>
+    <w:p>
+      <w:pPr>
+        <w:spacing w:after="60"/>
+        <w:ind w:left="510" w:hanging="510"/>
+      </w:pPr>
+      <w:r>
+        <w:rPr>
+          <w:b/>
+          <w:i w:val="0"/>
+        </w:rPr>
+        <w:t>2.</w:t>
+      </w:r>
+      <w:r>
+        <w:t xml:space="preserve"> Бхагаван Кришна, великий сиянием, решил идти в другие святые края, чтобы очистить тиртхи.</w:t>
+      </w:r>
+    </w:p>
+    <w:p>
+      <w:pPr>
+        <w:spacing w:after="60"/>
+        <w:ind w:left="510" w:hanging="510"/>
+      </w:pPr>
+      <w:r>
+        <w:rPr>
+          <w:b/>
+          <w:i w:val="0"/>
+        </w:rPr>
+        <w:t>3.</w:t>
+      </w:r>
+      <w:r>
+        <w:t xml:space="preserve"> Он пришёл к Джаганнатхе и, увидев Шри Пурушоттаму, с преданностью поклонился Ему; из глаз Его лились потоки слёз.</w:t>
+      </w:r>
+    </w:p>
+    <w:p>
+      <w:pPr>
+        <w:spacing w:after="60"/>
+        <w:ind w:left="510" w:hanging="510"/>
+      </w:pPr>
+      <w:r>
+        <w:rPr>
+          <w:b/>
+          <w:i w:val="0"/>
+        </w:rPr>
+        <w:t>4.</w:t>
+      </w:r>
+      <w:r>
+        <w:t xml:space="preserve"> Сложив ладони, Хари, чей прекрасный облик был полон любви, прерывающимся голосом обратился к Нему со сладостной речью:</w:t>
+      </w:r>
+    </w:p>
+    <w:p>
+      <w:pPr>
+        <w:spacing w:after="60"/>
+        <w:ind w:left="510" w:hanging="510"/>
+      </w:pPr>
+      <w:r>
+        <w:rPr>
+          <w:b/>
+          <w:i w:val="0"/>
+        </w:rPr>
+        <w:t>5.</w:t>
+      </w:r>
+      <w:r>
+        <w:t xml:space="preserve"> «Боже, раз у Меня нет права жить в Твоём краю, Мне хочется идти в другие края, Господь.</w:t>
+      </w:r>
+    </w:p>
+    <w:p>
+      <w:pPr>
+        <w:spacing w:after="60"/>
+        <w:ind w:left="510" w:hanging="510"/>
+      </w:pPr>
+      <w:r>
+        <w:rPr>
+          <w:b/>
+          <w:i w:val="0"/>
+        </w:rPr>
+        <w:t>6.</w:t>
+      </w:r>
+      <w:r>
+        <w:t xml:space="preserve"> Лицо Твоё — как полная луна, глаза — как осенние лотосы, губы — как продолговатые плоды бимбы, грудь широка и прекрасна:</w:t>
+      </w:r>
+    </w:p>
+    <w:p>
+      <w:pPr>
+        <w:spacing w:after="60"/>
+        <w:ind w:left="510" w:hanging="510"/>
+      </w:pPr>
+      <w:r>
+        <w:rPr>
+          <w:b/>
+          <w:i w:val="0"/>
+        </w:rPr>
+        <w:t>7.</w:t>
+      </w:r>
+      <w:r>
+        <w:t xml:space="preserve"> кто, увидев Тебя, захочет уйти в другой край, Хари? Значит, нет у Тебя ко Мне такой милости, чтобы Я остался здесь</w:t>
+      </w:r>
+      <w:r>
+        <w:rPr>
+          <w:b w:val="0"/>
+          <w:i w:val="0"/>
+          <w:vertAlign w:val="superscript"/>
+        </w:rPr>
+        <w:t>2</w:t>
+      </w:r>
+      <w:r>
+        <w:t>.</w:t>
+      </w:r>
+    </w:p>
+    <w:p>
+      <w:pPr>
+        <w:spacing w:after="60"/>
+        <w:ind w:left="510" w:hanging="510"/>
+      </w:pPr>
+      <w:r>
+        <w:rPr>
+          <w:b/>
+          <w:i w:val="0"/>
+        </w:rPr>
+        <w:t>8.</w:t>
+      </w:r>
+      <w:r>
+        <w:t xml:space="preserve"> Я пойду посмотреть на другие Твои края, Джанардана. Сделай же, Боже, так, чтобы Я мог обойти тиртхи.</w:t>
+      </w:r>
+    </w:p>
+    <w:p>
+      <w:pPr>
+        <w:spacing w:after="60"/>
+        <w:ind w:left="510" w:hanging="510"/>
+      </w:pPr>
+      <w:r>
+        <w:rPr>
+          <w:b/>
+          <w:i w:val="0"/>
+        </w:rPr>
+        <w:t>9.</w:t>
+      </w:r>
+      <w:r>
+        <w:t xml:space="preserve"> Пока ум беспокоен и не стал совершенно чист, человеку следует странствовать повсюду по святым тиртхам.</w:t>
+      </w:r>
+    </w:p>
+    <w:p>
+      <w:pPr>
+        <w:spacing w:after="60"/>
+        <w:ind w:left="510" w:hanging="510"/>
+      </w:pPr>
+      <w:r>
+        <w:rPr>
+          <w:b/>
+          <w:i w:val="0"/>
+        </w:rPr>
+        <w:t>10.</w:t>
+      </w:r>
+      <w:r>
+        <w:t xml:space="preserve"> А когда ум стал совершенно чист, твёрдый разумом поселяется навсегда в Пурушоттаме, как путник — в своём доме».</w:t>
+      </w:r>
+    </w:p>
+    <w:p>
+      <w:pPr>
+        <w:spacing w:after="60"/>
+        <w:ind w:left="510" w:hanging="510"/>
+      </w:pPr>
+      <w:r>
+        <w:rPr>
+          <w:b/>
+          <w:i w:val="0"/>
+        </w:rPr>
+        <w:t>11.</w:t>
+      </w:r>
+      <w:r>
+        <w:t xml:space="preserve"> Пока Чайтанья так говорил, гирлянда, висевшая на шее Кришны, упала на подножие Его трона.</w:t>
+      </w:r>
+    </w:p>
+    <w:p>
+      <w:pPr>
+        <w:spacing w:after="60"/>
+        <w:ind w:left="510" w:hanging="510"/>
+      </w:pPr>
+      <w:r>
+        <w:rPr>
+          <w:b/>
+          <w:i w:val="0"/>
+        </w:rPr>
+        <w:t>12.</w:t>
+      </w:r>
+      <w:r>
+        <w:t xml:space="preserve"> Храмовый привратник по велению Джаганнатхи с радостью поднял её и возложил эту гирлянду на голову Чайтаньи как знак милости.</w:t>
+      </w:r>
+    </w:p>
+    <w:p>
+      <w:pPr>
+        <w:spacing w:after="60"/>
+        <w:ind w:left="510" w:hanging="510"/>
+      </w:pPr>
+      <w:r>
+        <w:rPr>
+          <w:b/>
+          <w:i w:val="0"/>
+        </w:rPr>
+        <w:t>13.</w:t>
+      </w:r>
+      <w:r>
+        <w:t xml:space="preserve"> Тогда и Хари, могучий сиянием, просиял лицом; полный любви и святых имён, Он пошёл, ступая, словно слон,</w:t>
+      </w:r>
+    </w:p>
+    <w:p>
+      <w:pPr>
+        <w:spacing w:after="60"/>
+        <w:ind w:left="510" w:hanging="510"/>
+      </w:pPr>
+      <w:r>
+        <w:rPr>
+          <w:b/>
+          <w:i w:val="0"/>
+        </w:rPr>
+        <w:t>14.</w:t>
+      </w:r>
+      <w:r>
+        <w:t xml:space="preserve"> и, чтобы научить людей, сын Шри Шачи с глазами, влажными от любви, пришёл в обитель Каши Мишры и сказал ему:</w:t>
+      </w:r>
+    </w:p>
+    <w:p>
+      <w:pPr>
+        <w:spacing w:after="60"/>
+        <w:ind w:left="510" w:hanging="510"/>
+      </w:pPr>
+      <w:r>
+        <w:rPr>
+          <w:b/>
+          <w:i w:val="0"/>
+        </w:rPr>
+        <w:t>15.</w:t>
+      </w:r>
+      <w:r>
+        <w:t xml:space="preserve"> «Вы смотрите на Владыку Пурушоттаму, а Я, обделённый Джаганнатхой, ухожу странствовать по тиртхам».</w:t>
+      </w:r>
+    </w:p>
+    <w:p>
+      <w:pPr>
+        <w:spacing w:after="60"/>
+        <w:ind w:left="510" w:hanging="510"/>
+      </w:pPr>
+      <w:r>
+        <w:rPr>
+          <w:b/>
+          <w:i w:val="0"/>
+        </w:rPr>
+        <w:t>16.</w:t>
+      </w:r>
+      <w:r>
+        <w:t xml:space="preserve"> Услышав это, Кашинатха пришёл в отчаяние: он упал, словно палка, на землю к стопам Господа и разрыдался.</w:t>
+      </w:r>
+    </w:p>
+    <w:p>
+      <w:pPr>
+        <w:spacing w:after="60"/>
+        <w:ind w:left="510" w:hanging="510"/>
+      </w:pPr>
+      <w:r>
+        <w:rPr>
+          <w:b/>
+          <w:i w:val="0"/>
+        </w:rPr>
+        <w:t>17.</w:t>
+      </w:r>
+      <w:r>
+        <w:t xml:space="preserve"> «Почему не постигло меня горе утраты сына? Почему я не слёг в тяжёлой болезни? Почему вместо этого мне выпала разлука с лотосными стопами Чайтаньи?»</w:t>
+      </w:r>
+    </w:p>
+    <w:p>
+      <w:pPr>
+        <w:spacing w:after="60"/>
+        <w:ind w:left="510" w:hanging="510"/>
+      </w:pPr>
+      <w:r>
+        <w:rPr>
+          <w:b/>
+          <w:i w:val="0"/>
+        </w:rPr>
+        <w:t>18.</w:t>
+      </w:r>
+      <w:r>
+        <w:t xml:space="preserve"> Так он, полный горя, снова и снова катался по земле, и Господь, чьё сердце смягчилось от сострадания, утешил его обещанием вернуться и другими словами.</w:t>
+      </w:r>
+    </w:p>
+    <w:p>
+      <w:pPr>
+        <w:spacing w:after="60"/>
+        <w:ind w:left="510" w:hanging="510"/>
+      </w:pPr>
+      <w:r>
+        <w:rPr>
+          <w:b/>
+          <w:i w:val="0"/>
+        </w:rPr>
+        <w:t>19.</w:t>
+      </w:r>
+      <w:r>
+        <w:t xml:space="preserve"> Затем Бхагаван, Наставник мира, пришёл в дом Шри Сарвабхаумы и попросил у него позволения отправиться к тиртхам.</w:t>
+      </w:r>
+    </w:p>
+    <w:p>
+      <w:pPr>
+        <w:spacing w:after="60"/>
+        <w:ind w:left="510" w:hanging="510"/>
+      </w:pPr>
+      <w:r>
+        <w:rPr>
+          <w:b/>
+          <w:i w:val="0"/>
+        </w:rPr>
+        <w:t>20.</w:t>
+      </w:r>
+      <w:r>
+        <w:t xml:space="preserve"> Услышав это, тот с рыданиями обхватил лотосные стопы Кришны и сказал: «Почему не ударила мне в голову молния, о могучерукий?</w:t>
+      </w:r>
+    </w:p>
+    <w:p>
+      <w:pPr>
+        <w:spacing w:after="60"/>
+        <w:ind w:left="510" w:hanging="510"/>
+      </w:pPr>
+      <w:r>
+        <w:rPr>
+          <w:b/>
+          <w:i w:val="0"/>
+        </w:rPr>
+        <w:t>21.</w:t>
+      </w:r>
+      <w:r>
+        <w:t xml:space="preserve"> Как я сохраню жизнь без Твоих стоп, Господь? Возьми меня с собой, куда бы Ты ни пошёл!»</w:t>
+      </w:r>
+    </w:p>
+    <w:p>
+      <w:pPr>
+        <w:spacing w:after="60"/>
+        <w:ind w:left="510" w:hanging="510"/>
+      </w:pPr>
+      <w:r>
+        <w:rPr>
+          <w:b/>
+          <w:i w:val="0"/>
+        </w:rPr>
+        <w:t>22.</w:t>
+      </w:r>
+      <w:r>
+        <w:t xml:space="preserve"> Услышав это, Кешава рассмеялся, взял его за обе руки и сказал: «Я скоро вернусь».</w:t>
+      </w:r>
+    </w:p>
+    <w:p>
+      <w:pPr>
+        <w:spacing w:after="60"/>
+        <w:ind w:left="510" w:hanging="510"/>
+      </w:pPr>
+      <w:r>
+        <w:rPr>
+          <w:b/>
+          <w:i w:val="0"/>
+        </w:rPr>
+        <w:t>23.</w:t>
+      </w:r>
+      <w:r>
+        <w:t xml:space="preserve"> И, обняв его, пока тот ещё говорил, Господь, чей облик полон сострадания, искусный во всех способах утешения, утешил его Своей любовью.</w:t>
+      </w:r>
+    </w:p>
+    <w:p>
+      <w:pPr>
+        <w:spacing w:after="60"/>
+        <w:jc w:val="both"/>
+      </w:pPr>
+      <w:r>
+        <w:rPr>
+          <w:b w:val="0"/>
+          <w:i/>
+        </w:rPr>
+        <w:t>Так заканчивается тринадцатая сарга, «Утешение Сарвабхаумы» (Сарвабхаума-сантвана), третьей пракрамы поэмы «Шри Кришна-чайтанья-чаритамрита».</w:t>
+      </w:r>
+    </w:p>
+    <w:p>
+      <w:pPr>
+        <w:spacing w:after="60"/>
+        <w:ind w:left="283"/>
+      </w:pPr>
+      <w:r>
+        <w:rPr>
+          <w:b/>
+          <w:i w:val="0"/>
+          <w:sz w:val="18"/>
+        </w:rPr>
+        <w:t>1.</w:t>
+      </w:r>
+      <w:r>
+        <w:rPr>
+          <w:sz w:val="18"/>
+        </w:rPr>
+        <w:t xml:space="preserve"> Кашинатха Мишра (Каши Мишра) — вайшнав из Пури, в доме которого впоследствии жил Господь.</w:t>
+      </w:r>
+    </w:p>
+    <w:p>
+      <w:pPr>
+        <w:spacing w:after="60"/>
+        <w:ind w:left="283"/>
+      </w:pPr>
+      <w:r>
+        <w:rPr>
+          <w:b/>
+          <w:i w:val="0"/>
+          <w:sz w:val="18"/>
+        </w:rPr>
+        <w:t>2.</w:t>
+      </w:r>
+      <w:r>
+        <w:rPr>
+          <w:sz w:val="18"/>
+        </w:rPr>
+        <w:t xml:space="preserve"> Господь говорит в любовном самоуничижении: желание уйти от такой красоты Он объясняет тем, что Джаганнатха не даровал Ему милости остаться.</w:t>
+      </w:r>
+    </w:p>
+    <w:p>
+      <w:pPr>
+        <w:pStyle w:val="Heading2"/>
+      </w:pPr>
+      <w:r>
+        <w:t>Пракрама 3, сарга 14. Шри Джияда-Нрисимха</w:t>
+      </w:r>
+    </w:p>
+    <w:p>
+      <w:pPr>
+        <w:spacing w:after="60"/>
+        <w:jc w:val="both"/>
+      </w:pPr>
+      <w:r>
+        <w:rPr>
+          <w:b w:val="0"/>
+          <w:i/>
+        </w:rPr>
+        <w:t>Господь идёт на юг: в Курма-кшетре исцеляет прокажённого брахмана Васудеву; у Джияда-Нрисимхи рассказывает древнюю историю этого божества; в Алаланатхе пробуждает любовь к Кришне в людях, которых обнимает по пути</w:t>
+      </w:r>
+    </w:p>
+    <w:p>
+      <w:pPr>
+        <w:spacing w:after="60"/>
+        <w:ind w:left="510" w:hanging="510"/>
+      </w:pPr>
+      <w:r>
+        <w:rPr>
+          <w:b/>
+          <w:i w:val="0"/>
+        </w:rPr>
+        <w:t>1.</w:t>
+      </w:r>
+      <w:r>
+        <w:t xml:space="preserve"> Затем Бхагаван, желая оказать милость людям, отправился в путь и в Курма-кшетре</w:t>
+      </w:r>
+      <w:r>
+        <w:rPr>
+          <w:b w:val="0"/>
+          <w:i w:val="0"/>
+          <w:vertAlign w:val="superscript"/>
+        </w:rPr>
+        <w:t>1</w:t>
+      </w:r>
+      <w:r>
+        <w:t xml:space="preserve"> увидел Джаганнатху в облике Черепахи.</w:t>
+      </w:r>
+    </w:p>
+    <w:p>
+      <w:pPr>
+        <w:spacing w:after="60"/>
+        <w:ind w:left="510" w:hanging="510"/>
+      </w:pPr>
+      <w:r>
+        <w:rPr>
+          <w:b/>
+          <w:i w:val="0"/>
+        </w:rPr>
+        <w:t>2.</w:t>
+      </w:r>
+      <w:r>
+        <w:t xml:space="preserve"> Некий брахман по имени Курма, для которого видеть Господа было великим праздником, радостно оказал Ему гостеприимство и счёл этот день прожитым не напрасно.</w:t>
+      </w:r>
+    </w:p>
+    <w:p>
+      <w:pPr>
+        <w:spacing w:after="60"/>
+        <w:ind w:left="510" w:hanging="510"/>
+      </w:pPr>
+      <w:r>
+        <w:rPr>
+          <w:b/>
+          <w:i w:val="0"/>
+        </w:rPr>
+        <w:t>3.</w:t>
+      </w:r>
+      <w:r>
+        <w:t xml:space="preserve"> А лучший из брахманов Васудева</w:t>
+      </w:r>
+      <w:r>
+        <w:rPr>
+          <w:b w:val="0"/>
+          <w:i w:val="0"/>
+          <w:vertAlign w:val="superscript"/>
+        </w:rPr>
+        <w:t>2</w:t>
+      </w:r>
+      <w:r>
+        <w:t>, увидев Шри Пурушоттаму, в восторге от этого лицезрения узнал в Нём Кришну и пустился в пляс.</w:t>
+      </w:r>
+    </w:p>
+    <w:p>
+      <w:pPr>
+        <w:spacing w:after="60"/>
+        <w:ind w:left="510" w:hanging="510"/>
+      </w:pPr>
+      <w:r>
+        <w:rPr>
+          <w:b/>
+          <w:i w:val="0"/>
+        </w:rPr>
+        <w:t>4.</w:t>
+      </w:r>
+      <w:r>
+        <w:t xml:space="preserve"> Бхагаван обнял этого брахмана, больного проказой, лучшего из великих бхагават, и тот засиял, словно золото.</w:t>
+      </w:r>
+    </w:p>
+    <w:p>
+      <w:pPr>
+        <w:spacing w:after="60"/>
+        <w:ind w:left="510" w:hanging="510"/>
+      </w:pPr>
+      <w:r>
+        <w:rPr>
+          <w:b/>
+          <w:i w:val="0"/>
+        </w:rPr>
+        <w:t>5.</w:t>
+      </w:r>
+      <w:r>
+        <w:t xml:space="preserve"> Видя, что оба Его преданных исполнены любви, Супруг Шри сказал им: «По Моему велению приобщайте людей к преданности Кришне — легко и радостно».</w:t>
+      </w:r>
+    </w:p>
+    <w:p>
+      <w:pPr>
+        <w:spacing w:after="60"/>
+        <w:ind w:left="510" w:hanging="510"/>
+      </w:pPr>
+      <w:r>
+        <w:rPr>
+          <w:b/>
+          <w:i w:val="0"/>
+        </w:rPr>
+        <w:t>6.</w:t>
+      </w:r>
+      <w:r>
+        <w:t xml:space="preserve"> Сказав так, Хари Гаурачандра тотчас скрылся, воспевая «Кришна, Кришна!» и повергая Своих людей в изумление.</w:t>
+      </w:r>
+    </w:p>
+    <w:p>
+      <w:pPr>
+        <w:spacing w:after="60"/>
+        <w:ind w:left="510" w:hanging="510"/>
+      </w:pPr>
+      <w:r>
+        <w:rPr>
+          <w:b/>
+          <w:i w:val="0"/>
+        </w:rPr>
+        <w:t>7.</w:t>
+      </w:r>
+      <w:r>
+        <w:t xml:space="preserve"> Пройдя ещё немного, Он, ликуя, увидел Нрисимху, называемого Джиядой</w:t>
+      </w:r>
+      <w:r>
+        <w:rPr>
+          <w:b w:val="0"/>
+          <w:i w:val="0"/>
+          <w:vertAlign w:val="superscript"/>
+        </w:rPr>
+        <w:t>3</w:t>
+      </w:r>
+      <w:r>
+        <w:t>; глаза Его наполнились слезами любви, волоски на теле поднялись.</w:t>
+      </w:r>
+    </w:p>
+    <w:p>
+      <w:pPr>
+        <w:spacing w:after="60"/>
+        <w:ind w:left="510" w:hanging="510"/>
+      </w:pPr>
+      <w:r>
+        <w:rPr>
+          <w:b/>
+          <w:i w:val="0"/>
+        </w:rPr>
+        <w:t>8.</w:t>
+      </w:r>
+      <w:r>
+        <w:t xml:space="preserve"> И Сам Владыка миров, возлюбленный Своих преданных, рассказал древнюю историю о том, как этот Нрисимха покорился Своему преданному:</w:t>
+      </w:r>
+    </w:p>
+    <w:p>
+      <w:pPr>
+        <w:spacing w:after="60"/>
+        <w:ind w:left="510" w:hanging="510"/>
+      </w:pPr>
+      <w:r>
+        <w:rPr>
+          <w:b/>
+          <w:i w:val="0"/>
+        </w:rPr>
+        <w:t>9.</w:t>
+      </w:r>
+      <w:r>
+        <w:t xml:space="preserve"> «Некогда здесь жил земледелец по имени Пундая, известный тем, что выращивал плоды маямбу</w:t>
+      </w:r>
+      <w:r>
+        <w:rPr>
+          <w:b w:val="0"/>
+          <w:i w:val="0"/>
+          <w:vertAlign w:val="superscript"/>
+        </w:rPr>
+        <w:t>4</w:t>
+      </w:r>
+      <w:r>
+        <w:t>.</w:t>
+      </w:r>
+    </w:p>
+    <w:p>
+      <w:pPr>
+        <w:spacing w:after="60"/>
+        <w:ind w:left="510" w:hanging="510"/>
+      </w:pPr>
+      <w:r>
+        <w:rPr>
+          <w:b/>
+          <w:i w:val="0"/>
+        </w:rPr>
+        <w:t>10.</w:t>
+      </w:r>
+      <w:r>
+        <w:t xml:space="preserve"> Мурари, приняв облик вепря, разорил его поле в клочья, и сильный и праведный пастух вступил с Ним в схватку.</w:t>
+      </w:r>
+    </w:p>
+    <w:p>
+      <w:pPr>
+        <w:spacing w:after="60"/>
+        <w:ind w:left="510" w:hanging="510"/>
+      </w:pPr>
+      <w:r>
+        <w:rPr>
+          <w:b/>
+          <w:i w:val="0"/>
+        </w:rPr>
+        <w:t>11.</w:t>
+      </w:r>
+      <w:r>
+        <w:t xml:space="preserve"> Но пронзённый стрелой Вепрь стал восклицать: „Рама, Рама!“ — и по этому пастух понял, что перед ним Владыка, и стал поститься и совершать иные обеты.</w:t>
+      </w:r>
+    </w:p>
+    <w:p>
+      <w:pPr>
+        <w:spacing w:after="60"/>
+        <w:ind w:left="510" w:hanging="510"/>
+      </w:pPr>
+      <w:r>
+        <w:rPr>
+          <w:b/>
+          <w:i w:val="0"/>
+        </w:rPr>
+        <w:t>12.</w:t>
+      </w:r>
+      <w:r>
+        <w:t xml:space="preserve"> И милосердный Бхагаван сказал: „Ороси это место молоком — и ты непременно увидишь Меня вместе с царём“. Таково было Его слово.</w:t>
+      </w:r>
+    </w:p>
+    <w:p>
+      <w:pPr>
+        <w:spacing w:after="60"/>
+        <w:ind w:left="510" w:hanging="510"/>
+      </w:pPr>
+      <w:r>
+        <w:rPr>
+          <w:b/>
+          <w:i w:val="0"/>
+        </w:rPr>
+        <w:t>13.</w:t>
+      </w:r>
+      <w:r>
+        <w:t xml:space="preserve"> Услышав слово Бхагавана, пастух, переполненный любовью, передал это веление царю, и тот исполнил его в точности»</w:t>
+      </w:r>
+      <w:r>
+        <w:rPr>
+          <w:b w:val="0"/>
+          <w:i w:val="0"/>
+          <w:vertAlign w:val="superscript"/>
+        </w:rPr>
+        <w:t>5</w:t>
+      </w:r>
+      <w:r>
+        <w:t>.</w:t>
+      </w:r>
+    </w:p>
+    <w:p>
+      <w:pPr>
+        <w:spacing w:after="60"/>
+        <w:ind w:left="510" w:hanging="510"/>
+      </w:pPr>
+      <w:r>
+        <w:rPr>
+          <w:b/>
+          <w:i w:val="0"/>
+        </w:rPr>
+        <w:t>14.</w:t>
+      </w:r>
+      <w:r>
+        <w:t xml:space="preserve"> А Сарвабхаума Бхаттачарья</w:t>
+      </w:r>
+      <w:r>
+        <w:rPr>
+          <w:b w:val="0"/>
+          <w:i w:val="0"/>
+          <w:vertAlign w:val="superscript"/>
+        </w:rPr>
+        <w:t>6</w:t>
+      </w:r>
+      <w:r>
+        <w:t xml:space="preserve"> был в такой тревоге, что словно лишился чувств; так же и все преданные пребывали тогда в смятении.</w:t>
+      </w:r>
+    </w:p>
+    <w:p>
+      <w:pPr>
+        <w:spacing w:after="60"/>
+        <w:ind w:left="510" w:hanging="510"/>
+      </w:pPr>
+      <w:r>
+        <w:rPr>
+          <w:b/>
+          <w:i w:val="0"/>
+        </w:rPr>
+        <w:t>15.</w:t>
+      </w:r>
+      <w:r>
+        <w:t xml:space="preserve"> Шри Кришна Чайтанья тем временем двинулся на юг и, придя в Алаланатху</w:t>
+      </w:r>
+      <w:r>
+        <w:rPr>
+          <w:b w:val="0"/>
+          <w:i w:val="0"/>
+          <w:vertAlign w:val="superscript"/>
+        </w:rPr>
+        <w:t>7</w:t>
+      </w:r>
+      <w:r>
+        <w:t>, от любви утратил всякую власть над телом:</w:t>
+      </w:r>
+    </w:p>
+    <w:p>
+      <w:pPr>
+        <w:spacing w:after="60"/>
+        <w:ind w:left="510" w:hanging="510"/>
+      </w:pPr>
+      <w:r>
+        <w:rPr>
+          <w:b/>
+          <w:i w:val="0"/>
+        </w:rPr>
+        <w:t>16.</w:t>
+      </w:r>
+      <w:r>
+        <w:t xml:space="preserve"> громко, снова и снова Он восклицал: «Кришна, Кришна, Кришна!» — то катался по земле, то лишался чувств, то бормотал что-то невнятное,</w:t>
+      </w:r>
+    </w:p>
+    <w:p>
+      <w:pPr>
+        <w:spacing w:after="60"/>
+        <w:ind w:left="510" w:hanging="510"/>
+      </w:pPr>
+      <w:r>
+        <w:rPr>
+          <w:b/>
+          <w:i w:val="0"/>
+        </w:rPr>
+        <w:t>17.</w:t>
+      </w:r>
+      <w:r>
+        <w:t xml:space="preserve"> то пел имена: «Говинда, Кришна, Рама!» — и при виде Алаланатхи всё тело Его было залито великой любовью.</w:t>
+      </w:r>
+    </w:p>
+    <w:p>
+      <w:pPr>
+        <w:spacing w:after="60"/>
+        <w:ind w:left="510" w:hanging="510"/>
+      </w:pPr>
+      <w:r>
+        <w:rPr>
+          <w:b/>
+          <w:i w:val="0"/>
+        </w:rPr>
+        <w:t>18.</w:t>
+      </w:r>
+      <w:r>
+        <w:t xml:space="preserve"> Встретив на дороге какого-то человека, Он обнял его и передал ему Свою силу; и тот, вне себя от любви, тут же стал радостно танцевать и петь.</w:t>
+      </w:r>
+    </w:p>
+    <w:p>
+      <w:pPr>
+        <w:spacing w:after="60"/>
+        <w:ind w:left="510" w:hanging="510"/>
+      </w:pPr>
+      <w:r>
+        <w:rPr>
+          <w:b/>
+          <w:i w:val="0"/>
+        </w:rPr>
+        <w:t>19.</w:t>
+      </w:r>
+      <w:r>
+        <w:t xml:space="preserve"> Омытый сотней потоков любви, этот человек пошёл к себе домой и, встречая жителей других деревень, обнимал их с любовью.</w:t>
+      </w:r>
+    </w:p>
+    <w:p>
+      <w:pPr>
+        <w:spacing w:after="60"/>
+        <w:ind w:left="510" w:hanging="510"/>
+      </w:pPr>
+      <w:r>
+        <w:rPr>
+          <w:b/>
+          <w:i w:val="0"/>
+        </w:rPr>
+        <w:t>20.</w:t>
+      </w:r>
+      <w:r>
+        <w:t xml:space="preserve"> А те, в свою очередь, упокоившись в любви, пели и радовались. Так, от одного к другому, Он сделал такими всех.</w:t>
+      </w:r>
+    </w:p>
+    <w:p>
+      <w:pPr>
+        <w:spacing w:after="60"/>
+        <w:ind w:left="510" w:hanging="510"/>
+      </w:pPr>
+      <w:r>
+        <w:rPr>
+          <w:b/>
+          <w:i w:val="0"/>
+        </w:rPr>
+        <w:t>21.</w:t>
+      </w:r>
+      <w:r>
+        <w:t xml:space="preserve"> Одну ночь Он провёл в краю Алаланатхи, а на следующий день встал, совершил утренние обряды</w:t>
+      </w:r>
+    </w:p>
+    <w:p>
+      <w:pPr>
+        <w:spacing w:after="60"/>
+        <w:ind w:left="510" w:hanging="510"/>
+      </w:pPr>
+      <w:r>
+        <w:rPr>
+          <w:b/>
+          <w:i w:val="0"/>
+        </w:rPr>
+        <w:t>22.</w:t>
+      </w:r>
+      <w:r>
+        <w:t xml:space="preserve"> и, отправляясь в южную страну, пел так и танцевал:</w:t>
+      </w:r>
+    </w:p>
+    <w:p>
+      <w:pPr>
+        <w:spacing w:after="60"/>
+        <w:ind w:left="510" w:hanging="510"/>
+      </w:pPr>
+      <w:r>
+        <w:rPr>
+          <w:b/>
+          <w:i w:val="0"/>
+        </w:rPr>
+        <w:t>23.</w:t>
+      </w:r>
+      <w:r>
+        <w:t xml:space="preserve"> «Кришна, Кришна, Кришна, Кришна, Кришна, Кришна, Кришна, о! Кришна, Кришна, Кришна, Кришна, Кришна, Кришна, Кришна, о!</w:t>
+      </w:r>
+    </w:p>
+    <w:p>
+      <w:pPr>
+        <w:spacing w:after="60"/>
+        <w:ind w:left="510" w:hanging="510"/>
+      </w:pPr>
+      <w:r>
+        <w:rPr>
+          <w:b/>
+          <w:i w:val="0"/>
+        </w:rPr>
+        <w:t>24.</w:t>
+      </w:r>
+      <w:r>
+        <w:t xml:space="preserve"> Кришна, Кришна, Кришна, Кришна, Кришна, Кришна, спаси меня! Кришна, Кришна, Кришна, Кришна, Кришна, Кришна, защити меня!»</w:t>
+      </w:r>
+      <w:r>
+        <w:rPr>
+          <w:b w:val="0"/>
+          <w:i w:val="0"/>
+          <w:vertAlign w:val="superscript"/>
+        </w:rPr>
+        <w:t>8</w:t>
+      </w:r>
+    </w:p>
+    <w:p>
+      <w:pPr>
+        <w:spacing w:after="60"/>
+        <w:ind w:left="510" w:hanging="510"/>
+      </w:pPr>
+      <w:r>
+        <w:rPr>
+          <w:b/>
+          <w:i w:val="0"/>
+        </w:rPr>
+        <w:t>25.</w:t>
+      </w:r>
+      <w:r>
+        <w:t xml:space="preserve"> Повторяя эту мантру, Он заливался слезами любви, катался по земле, бежал, сотрясаемый дрожью; со словами «Здесь Хари!» Он плакал, и голос Его прерывался от слёз, и Он с любовью смотрел на деревья и лианы.</w:t>
+      </w:r>
+    </w:p>
+    <w:p>
+      <w:pPr>
+        <w:spacing w:after="60"/>
+        <w:ind w:left="510" w:hanging="510"/>
+      </w:pPr>
+      <w:r>
+        <w:rPr>
+          <w:b/>
+          <w:i w:val="0"/>
+        </w:rPr>
+        <w:t>26.</w:t>
+      </w:r>
+      <w:r>
+        <w:t xml:space="preserve"> Когда Он пришёл в Курма-кшетру, где Джанардана пребывает в облике Черепахи, лучший из брахманов по имени Курма принялся воздавать Ему почести</w:t>
+      </w:r>
+    </w:p>
+    <w:p>
+      <w:pPr>
+        <w:spacing w:after="60"/>
+        <w:ind w:left="510" w:hanging="510"/>
+      </w:pPr>
+      <w:r>
+        <w:rPr>
+          <w:b/>
+          <w:i w:val="0"/>
+        </w:rPr>
+        <w:t>27.</w:t>
+      </w:r>
+      <w:r>
+        <w:t xml:space="preserve"> и с верой угостил Господа прекрасной пищей — прасадом</w:t>
+      </w:r>
+      <w:r>
+        <w:rPr>
+          <w:b w:val="0"/>
+          <w:i w:val="0"/>
+          <w:vertAlign w:val="superscript"/>
+        </w:rPr>
+        <w:t>9</w:t>
+      </w:r>
+      <w:r>
+        <w:t>.</w:t>
+      </w:r>
+    </w:p>
+    <w:p>
+      <w:pPr>
+        <w:spacing w:after="60"/>
+        <w:ind w:left="510" w:hanging="510"/>
+      </w:pPr>
+      <w:r>
+        <w:rPr>
+          <w:b/>
+          <w:i w:val="0"/>
+        </w:rPr>
+        <w:t>28.</w:t>
+      </w:r>
+      <w:r>
+        <w:t xml:space="preserve"> «Одним лишь орошением молоком Бхагаван явил Себя — Свой святой облик — праведным, а прочих, как Он сделал, не допустил</w:t>
+      </w:r>
+      <w:r>
+        <w:rPr>
+          <w:b w:val="0"/>
+          <w:i w:val="0"/>
+          <w:vertAlign w:val="superscript"/>
+        </w:rPr>
+        <w:t>10</w:t>
+      </w:r>
+      <w:r>
+        <w:t>.</w:t>
+      </w:r>
+    </w:p>
+    <w:p>
+      <w:pPr>
+        <w:spacing w:after="60"/>
+        <w:ind w:left="510" w:hanging="510"/>
+      </w:pPr>
+      <w:r>
+        <w:rPr>
+          <w:b/>
+          <w:i w:val="0"/>
+        </w:rPr>
+        <w:t>29.</w:t>
+      </w:r>
+      <w:r>
+        <w:t xml:space="preserve"> Спустя некоторое время пришёл, желая лицезреть Господа, некий человек, живший торговлей, а с ним его жена.</w:t>
+      </w:r>
+    </w:p>
+    <w:p>
+      <w:pPr>
+        <w:spacing w:after="60"/>
+        <w:ind w:left="510" w:hanging="510"/>
+      </w:pPr>
+      <w:r>
+        <w:rPr>
+          <w:b/>
+          <w:i w:val="0"/>
+        </w:rPr>
+        <w:t>30.</w:t>
+      </w:r>
+      <w:r>
+        <w:t xml:space="preserve"> Опьянённый блаженством лицезрения, он вошёл в святой храм и, достигнув святых лотосных стоп и узрев их, исполнился радости.</w:t>
+      </w:r>
+    </w:p>
+    <w:p>
+      <w:pPr>
+        <w:spacing w:after="60"/>
+        <w:ind w:left="510" w:hanging="510"/>
+      </w:pPr>
+      <w:r>
+        <w:rPr>
+          <w:b/>
+          <w:i w:val="0"/>
+        </w:rPr>
+        <w:t>31.</w:t>
+      </w:r>
+      <w:r>
+        <w:t xml:space="preserve"> Бхагаван сказал этому праведнику: „Избери желанный дар“. — „Меня зовут Джияда — прими это имя, Владыка мира!“</w:t>
+      </w:r>
+    </w:p>
+    <w:p>
+      <w:pPr>
+        <w:spacing w:after="60"/>
+        <w:ind w:left="510" w:hanging="510"/>
+      </w:pPr>
+      <w:r>
+        <w:rPr>
+          <w:b/>
+          <w:i w:val="0"/>
+        </w:rPr>
+        <w:t>32.</w:t>
+      </w:r>
+      <w:r>
+        <w:t xml:space="preserve"> Источник мира сказал: „Да будет так“, — и с тех пор прославился как Шри Джияда-Нрисимха. Ведь Хари всегда покорен Своим преданным».</w:t>
+      </w:r>
+    </w:p>
+    <w:p>
+      <w:pPr>
+        <w:spacing w:after="60"/>
+        <w:ind w:left="510" w:hanging="510"/>
+      </w:pPr>
+      <w:r>
+        <w:rPr>
+          <w:b/>
+          <w:i w:val="0"/>
+        </w:rPr>
+        <w:t>33.</w:t>
+      </w:r>
+      <w:r>
+        <w:t xml:space="preserve"> Рассказав это, Сам Хари, Шри Гауранга Махапрабху, скрылся оттуда, — и кто видел, как Он ушёл?</w:t>
+      </w:r>
+    </w:p>
+    <w:p>
+      <w:pPr>
+        <w:spacing w:after="60"/>
+        <w:jc w:val="both"/>
+      </w:pPr>
+      <w:r>
+        <w:rPr>
+          <w:b w:val="0"/>
+          <w:i/>
+        </w:rPr>
+        <w:t>Так заканчивается четырнадцатая сарга, «Рассказ о Шри Джияда-Нрисимхе» (Шри-Джияда-Нрисимха-прасанга), третьей пракрамы поэмы «Шри Кришна-чайтанья-чаритамрита».</w:t>
+      </w:r>
+    </w:p>
+    <w:p>
+      <w:pPr>
+        <w:spacing w:after="60"/>
+        <w:ind w:left="283"/>
+      </w:pPr>
+      <w:r>
+        <w:rPr>
+          <w:b/>
+          <w:i w:val="0"/>
+          <w:sz w:val="18"/>
+        </w:rPr>
+        <w:t>1.</w:t>
+      </w:r>
+      <w:r>
+        <w:rPr>
+          <w:sz w:val="18"/>
+        </w:rPr>
+        <w:t xml:space="preserve"> Курма-кшетра (Шрикурмам) — святыня Вишну в облике Черепахи на побережье к югу от Ориссы.</w:t>
+      </w:r>
+    </w:p>
+    <w:p>
+      <w:pPr>
+        <w:spacing w:after="60"/>
+        <w:ind w:left="283"/>
+      </w:pPr>
+      <w:r>
+        <w:rPr>
+          <w:b/>
+          <w:i w:val="0"/>
+          <w:sz w:val="18"/>
+        </w:rPr>
+        <w:t>2.</w:t>
+      </w:r>
+      <w:r>
+        <w:rPr>
+          <w:sz w:val="18"/>
+        </w:rPr>
+        <w:t xml:space="preserve"> Васудева — брахман, больной проказой, которого исцелил Господь (шл. 4).</w:t>
+      </w:r>
+    </w:p>
+    <w:p>
+      <w:pPr>
+        <w:spacing w:after="60"/>
+        <w:ind w:left="283"/>
+      </w:pPr>
+      <w:r>
+        <w:rPr>
+          <w:b/>
+          <w:i w:val="0"/>
+          <w:sz w:val="18"/>
+        </w:rPr>
+        <w:t>3.</w:t>
+      </w:r>
+      <w:r>
+        <w:rPr>
+          <w:sz w:val="18"/>
+        </w:rPr>
+        <w:t xml:space="preserve"> Джияда-Нрисимха — божество Нрисимхи в Симхачале (близ Вишакхапатнама); происхождение имени объясняется в шл. 29–32.</w:t>
+      </w:r>
+    </w:p>
+    <w:p>
+      <w:pPr>
+        <w:spacing w:after="60"/>
+        <w:ind w:left="283"/>
+      </w:pPr>
+      <w:r>
+        <w:rPr>
+          <w:b/>
+          <w:i w:val="0"/>
+          <w:sz w:val="18"/>
+        </w:rPr>
+        <w:t>4.</w:t>
+      </w:r>
+      <w:r>
+        <w:rPr>
+          <w:sz w:val="18"/>
+        </w:rPr>
+        <w:t xml:space="preserve"> Имя земледельца и название урожая в изданиях неясны и переданы так, как они читаются.</w:t>
+      </w:r>
+    </w:p>
+    <w:p>
+      <w:pPr>
+        <w:spacing w:after="60"/>
+        <w:ind w:left="283"/>
+      </w:pPr>
+      <w:r>
+        <w:rPr>
+          <w:b/>
+          <w:i w:val="0"/>
+          <w:sz w:val="18"/>
+        </w:rPr>
+        <w:t>5.</w:t>
+      </w:r>
+      <w:r>
+        <w:rPr>
+          <w:sz w:val="18"/>
+        </w:rPr>
+        <w:t xml:space="preserve"> Рассказ о Джияде продолжается в шл. 28. В бенгальском издании (Калькутта, 1945) шлоки этой сарги идут в ином порядке: сначала 14–27, затем 1–13 и 28–33; такой порядок соответствует пути Господа (Алаланатха — Курма-кшетра — Джияда-Нрисимха) и не прерывает рассказа. Здесь сохранены порядок и нумерация основного издания.</w:t>
+      </w:r>
+    </w:p>
+    <w:p>
+      <w:pPr>
+        <w:spacing w:after="60"/>
+        <w:ind w:left="283"/>
+      </w:pPr>
+      <w:r>
+        <w:rPr>
+          <w:b/>
+          <w:i w:val="0"/>
+          <w:sz w:val="18"/>
+        </w:rPr>
+        <w:t>6.</w:t>
+      </w:r>
+      <w:r>
+        <w:rPr>
+          <w:sz w:val="18"/>
+        </w:rPr>
+        <w:t xml:space="preserve"> Это и следующие события происходят после ухода Господа из Пури (конец сарги 13).</w:t>
+      </w:r>
+    </w:p>
+    <w:p>
+      <w:pPr>
+        <w:spacing w:after="60"/>
+        <w:ind w:left="283"/>
+      </w:pPr>
+      <w:r>
+        <w:rPr>
+          <w:b/>
+          <w:i w:val="0"/>
+          <w:sz w:val="18"/>
+        </w:rPr>
+        <w:t>7.</w:t>
+      </w:r>
+      <w:r>
+        <w:rPr>
+          <w:sz w:val="18"/>
+        </w:rPr>
+        <w:t xml:space="preserve"> Алаланатха — храм Вишну в Брахмагири, к югу от Пури.</w:t>
+      </w:r>
+    </w:p>
+    <w:p>
+      <w:pPr>
+        <w:spacing w:after="60"/>
+        <w:ind w:left="283"/>
+      </w:pPr>
+      <w:r>
+        <w:rPr>
+          <w:b/>
+          <w:i w:val="0"/>
+          <w:sz w:val="18"/>
+        </w:rPr>
+        <w:t>8.</w:t>
+      </w:r>
+      <w:r>
+        <w:rPr>
+          <w:sz w:val="18"/>
+        </w:rPr>
+        <w:t xml:space="preserve"> Эта молитва приводится и в «Чайтанья-чаритамрите» Кришнадаса Кавираджи (Мадхья, 7.96).</w:t>
+      </w:r>
+    </w:p>
+    <w:p>
+      <w:pPr>
+        <w:spacing w:after="60"/>
+        <w:ind w:left="283"/>
+      </w:pPr>
+      <w:r>
+        <w:rPr>
+          <w:b/>
+          <w:i w:val="0"/>
+          <w:sz w:val="18"/>
+        </w:rPr>
+        <w:t>9.</w:t>
+      </w:r>
+      <w:r>
+        <w:rPr>
+          <w:sz w:val="18"/>
+        </w:rPr>
+        <w:t xml:space="preserve"> Шлоки 26–27 вкратце повторяют шл. 1–2; шл. 27 во всех изданиях сохранилась лишь наполовину, как и шл. 22.</w:t>
+      </w:r>
+    </w:p>
+    <w:p>
+      <w:pPr>
+        <w:spacing w:after="60"/>
+        <w:ind w:left="283"/>
+      </w:pPr>
+      <w:r>
+        <w:rPr>
+          <w:b/>
+          <w:i w:val="0"/>
+          <w:sz w:val="18"/>
+        </w:rPr>
+        <w:t>10.</w:t>
+      </w:r>
+      <w:r>
+        <w:rPr>
+          <w:sz w:val="18"/>
+        </w:rPr>
+        <w:t xml:space="preserve"> Вторая половина шлоки неясна; перевод предположительный.</w:t>
       </w:r>
     </w:p>
     <w:sectPr>

--- a/murari-gupta/Murari-Gupta-Kadacha-ru.docx
+++ b/murari-gupta/Murari-Gupta-Kadacha-ru.docx
@@ -608,6 +608,42 @@
       </w:r>
     </w:p>
     <w:p>
+      <w:pPr>
+        <w:spacing w:after="60"/>
+        <w:ind w:left="340"/>
+      </w:pPr>
+      <w:r>
+        <w:t>• Пракрама 3, сарга 15. Радостная встреча с Шри Парамананда Пури</w:t>
+      </w:r>
+    </w:p>
+    <w:p>
+      <w:pPr>
+        <w:spacing w:after="60"/>
+        <w:ind w:left="340"/>
+      </w:pPr>
+      <w:r>
+        <w:t>• Пракрама 3, сарга 16. Лицезрение Шри Джаганнатхи</w:t>
+      </w:r>
+    </w:p>
+    <w:p>
+      <w:pPr>
+        <w:spacing w:after="60"/>
+        <w:ind w:left="340"/>
+      </w:pPr>
+      <w:r>
+        <w:t>• Пракрама 3, сарга 17. Милость к Девананде</w:t>
+      </w:r>
+    </w:p>
+    <w:p>
+      <w:pPr>
+        <w:spacing w:after="60"/>
+        <w:ind w:left="340"/>
+      </w:pPr>
+      <w:r>
+        <w:t>• Пракрама 3, сарга 18. Лицезрение Шри Гопинатхи после странствия по Гауде</w:t>
+      </w:r>
+    </w:p>
+    <w:p>
       <w:r>
         <w:br w:type="page"/>
       </w:r>
@@ -32315,6 +32351,2789 @@
           <w:sz w:val="18"/>
         </w:rPr>
         <w:t xml:space="preserve"> Вторая половина шлоки неясна; перевод предположительный.</w:t>
+      </w:r>
+    </w:p>
+    <w:p>
+      <w:pPr>
+        <w:pStyle w:val="Heading2"/>
+      </w:pPr>
+      <w:r>
+        <w:t>Пракрама 3, сарга 15. Радостная встреча с Шри Парамананда Пури</w:t>
+      </w:r>
+    </w:p>
+    <w:p>
+      <w:pPr>
+        <w:spacing w:after="60"/>
+        <w:jc w:val="both"/>
+      </w:pPr>
+      <w:r>
+        <w:rPr>
+          <w:b w:val="0"/>
+          <w:i/>
+        </w:rPr>
+        <w:t>Господь открывает Рамананде Раю тайну игр Вриндавана, проходит Панчавати и Шрирангам, проводит пору дождей у брахмана Трималлы и благословляет его сына Гопалу, а на обратном пути встречает Парамананду Пури</w:t>
+      </w:r>
+    </w:p>
+    <w:p>
+      <w:pPr>
+        <w:spacing w:after="60"/>
+        <w:ind w:left="510" w:hanging="510"/>
+      </w:pPr>
+      <w:r>
+        <w:rPr>
+          <w:b/>
+          <w:i w:val="0"/>
+        </w:rPr>
+        <w:t>1.</w:t>
+      </w:r>
+      <w:r>
+        <w:t xml:space="preserve"> Затем ясным, благим утром Прабху, Учитель мира, воспевая Хари, с сердцем, утратившим от любви всякую стойкость, отправился в город Канчи, чтобы увидеть Шри Рамананду Рая</w:t>
+      </w:r>
+      <w:r>
+        <w:rPr>
+          <w:b w:val="0"/>
+          <w:i w:val="0"/>
+          <w:vertAlign w:val="superscript"/>
+        </w:rPr>
+        <w:t>1</w:t>
+      </w:r>
+      <w:r>
+        <w:t>.</w:t>
+      </w:r>
+    </w:p>
+    <w:p>
+      <w:pPr>
+        <w:spacing w:after="60"/>
+        <w:ind w:left="510" w:hanging="510"/>
+      </w:pPr>
+      <w:r>
+        <w:rPr>
+          <w:b/>
+          <w:i w:val="0"/>
+        </w:rPr>
+        <w:t>2.</w:t>
+      </w:r>
+      <w:r>
+        <w:t xml:space="preserve"> А тот у себя дома, окончив поклонение Кришне, созерцал Высший Брахман, сына царя Враджи, — и трижды увидел великую, дивную сладость Гауранги и пришёл в величайшее изумление.</w:t>
+      </w:r>
+    </w:p>
+    <w:p>
+      <w:pPr>
+        <w:spacing w:after="60"/>
+        <w:ind w:left="510" w:hanging="510"/>
+      </w:pPr>
+      <w:r>
+        <w:rPr>
+          <w:b/>
+          <w:i w:val="0"/>
+        </w:rPr>
+        <w:t>3.</w:t>
+      </w:r>
+      <w:r>
+        <w:t xml:space="preserve"> Раскрыв глаза, он увидел тот же самый облик — Высший Брахман в одеянии санньяси; склонившись до земли и сложив ладони, он спросил: «Откуда Вы, Господин?»</w:t>
+      </w:r>
+    </w:p>
+    <w:p>
+      <w:pPr>
+        <w:spacing w:after="60"/>
+        <w:ind w:left="510" w:hanging="510"/>
+      </w:pPr>
+      <w:r>
+        <w:rPr>
+          <w:b/>
+          <w:i w:val="0"/>
+        </w:rPr>
+        <w:t>4.</w:t>
+      </w:r>
+      <w:r>
+        <w:t xml:space="preserve"> Прабху рассмеялся и сказал: «Как же ты не помнишь, о пчела у лотосных стоп Шри Радхики?» — и, открыв так Себя, Сам Хари обнял его обеими руками.</w:t>
+      </w:r>
+    </w:p>
+    <w:p>
+      <w:pPr>
+        <w:spacing w:after="60"/>
+        <w:ind w:left="510" w:hanging="510"/>
+      </w:pPr>
+      <w:r>
+        <w:rPr>
+          <w:b/>
+          <w:i w:val="0"/>
+        </w:rPr>
+        <w:t>5.</w:t>
+      </w:r>
+      <w:r>
+        <w:t xml:space="preserve"> Венец царей расиков открыл ему дивную тайну игр в лесах Вриндавана, велел поскорее идти в Кшетру</w:t>
+      </w:r>
+      <w:r>
+        <w:rPr>
+          <w:b w:val="0"/>
+          <w:i w:val="0"/>
+          <w:vertAlign w:val="superscript"/>
+        </w:rPr>
+        <w:t>2</w:t>
+      </w:r>
+      <w:r>
+        <w:t xml:space="preserve"> и, утешив его, Джанардана удалился.</w:t>
+      </w:r>
+    </w:p>
+    <w:p>
+      <w:pPr>
+        <w:spacing w:after="60"/>
+        <w:ind w:left="510" w:hanging="510"/>
+      </w:pPr>
+      <w:r>
+        <w:rPr>
+          <w:b/>
+          <w:i w:val="0"/>
+        </w:rPr>
+        <w:t>6.</w:t>
+      </w:r>
+      <w:r>
+        <w:t xml:space="preserve"> Воспевая «Шри Рама! Говинда! Кришна!», Кришна переправился через Годавари и вошёл в великий лес Шри Панчавати</w:t>
+      </w:r>
+      <w:r>
+        <w:rPr>
+          <w:b w:val="0"/>
+          <w:i w:val="0"/>
+          <w:vertAlign w:val="superscript"/>
+        </w:rPr>
+        <w:t>3</w:t>
+      </w:r>
+      <w:r>
+        <w:t>, потрясённый воспоминанием о Шри Раме и Сите.</w:t>
+      </w:r>
+    </w:p>
+    <w:p>
+      <w:pPr>
+        <w:spacing w:after="60"/>
+        <w:ind w:left="510" w:hanging="510"/>
+      </w:pPr>
+      <w:r>
+        <w:rPr>
+          <w:b/>
+          <w:i w:val="0"/>
+        </w:rPr>
+        <w:t>7.</w:t>
+      </w:r>
+      <w:r>
+        <w:t xml:space="preserve"> Затем Шри Владыка мира, Прабху, шёл по земле, озаряя все стороны света; переправившись через Кавери, Он увидел Шри Ранганатху</w:t>
+      </w:r>
+      <w:r>
+        <w:rPr>
+          <w:b w:val="0"/>
+          <w:i w:val="0"/>
+          <w:vertAlign w:val="superscript"/>
+        </w:rPr>
+        <w:t>4</w:t>
+      </w:r>
+      <w:r>
+        <w:t xml:space="preserve"> и в великой радости благоговейно танцевал.</w:t>
+      </w:r>
+    </w:p>
+    <w:p>
+      <w:pPr>
+        <w:spacing w:after="60"/>
+        <w:ind w:left="510" w:hanging="510"/>
+      </w:pPr>
+      <w:r>
+        <w:rPr>
+          <w:b/>
+          <w:i w:val="0"/>
+        </w:rPr>
+        <w:t>8.</w:t>
+      </w:r>
+      <w:r>
+        <w:t xml:space="preserve"> Возле Шри Ранганатхи один брахман читал Гиту, не разбирая её как следует; но, увидев, что он весь в слезах любви, Кришна обнял его и сказал: «Вот это и есть подлинное знание писания!»</w:t>
+      </w:r>
+      <w:r>
+        <w:rPr>
+          <w:b w:val="0"/>
+          <w:i w:val="0"/>
+          <w:vertAlign w:val="superscript"/>
+        </w:rPr>
+        <w:t>5</w:t>
+      </w:r>
+    </w:p>
+    <w:p>
+      <w:pPr>
+        <w:spacing w:after="60"/>
+        <w:ind w:left="510" w:hanging="510"/>
+      </w:pPr>
+      <w:r>
+        <w:rPr>
+          <w:b/>
+          <w:i w:val="0"/>
+        </w:rPr>
+        <w:t>9.</w:t>
+      </w:r>
+      <w:r>
+        <w:t xml:space="preserve"> Там же некий лучший из достойных брахманов, видя Прабху — высокого, золотистого, полного слёз любви, — рассудил в уме, что это Тот, о ком сказано «Кришна-варна»</w:t>
+      </w:r>
+      <w:r>
+        <w:rPr>
+          <w:b w:val="0"/>
+          <w:i w:val="0"/>
+          <w:vertAlign w:val="superscript"/>
+        </w:rPr>
+        <w:t>6</w:t>
+      </w:r>
+      <w:r>
+        <w:t>, и сказал об этом своему родичу.</w:t>
+      </w:r>
+    </w:p>
+    <w:p>
+      <w:pPr>
+        <w:spacing w:after="60"/>
+        <w:ind w:left="510" w:hanging="510"/>
+      </w:pPr>
+      <w:r>
+        <w:rPr>
+          <w:b/>
+          <w:i w:val="0"/>
+        </w:rPr>
+        <w:t>10.</w:t>
+      </w:r>
+      <w:r>
+        <w:t xml:space="preserve"> Помыслив: «О, какое мне счастье!», бхатта-раджа по имени Трималла</w:t>
+      </w:r>
+      <w:r>
+        <w:rPr>
+          <w:b w:val="0"/>
+          <w:i w:val="0"/>
+          <w:vertAlign w:val="superscript"/>
+        </w:rPr>
+        <w:t>7</w:t>
+      </w:r>
+      <w:r>
+        <w:t xml:space="preserve"> обхватил обеими руками святые стопы Господа и, ликуя, обратился к Нему с мольбой:</w:t>
+      </w:r>
+    </w:p>
+    <w:p>
+      <w:pPr>
+        <w:spacing w:after="60"/>
+        <w:ind w:left="510" w:hanging="510"/>
+      </w:pPr>
+      <w:r>
+        <w:rPr>
+          <w:b/>
+          <w:i w:val="0"/>
+        </w:rPr>
+        <w:t>11.</w:t>
+      </w:r>
+      <w:r>
+        <w:t xml:space="preserve"> «О Великая душа, Господь! Из сострадания Ты всегда должен оказывать нам милость: ведь в этом самом нисхождении, развеивающем майю, Ты оросил мир нектаром милости.</w:t>
+      </w:r>
+    </w:p>
+    <w:p>
+      <w:pPr>
+        <w:spacing w:after="60"/>
+        <w:ind w:left="510" w:hanging="510"/>
+      </w:pPr>
+      <w:r>
+        <w:rPr>
+          <w:b/>
+          <w:i w:val="0"/>
+        </w:rPr>
+        <w:t>12.</w:t>
+      </w:r>
+      <w:r>
+        <w:t xml:space="preserve"> Никто, кроме Кришны, не в силах избавить всех людей — и недвижных существ, и движущихся, и прочих. Вот и пора дождей наступила, о Владыка: сотвори же доброе и прекрасное для меня, Твоего слуги»</w:t>
+      </w:r>
+      <w:r>
+        <w:rPr>
+          <w:b w:val="0"/>
+          <w:i w:val="0"/>
+          <w:vertAlign w:val="superscript"/>
+        </w:rPr>
+        <w:t>8</w:t>
+      </w:r>
+      <w:r>
+        <w:t>.</w:t>
+      </w:r>
+    </w:p>
+    <w:p>
+      <w:pPr>
+        <w:spacing w:after="60"/>
+        <w:ind w:left="510" w:hanging="510"/>
+      </w:pPr>
+      <w:r>
+        <w:rPr>
+          <w:b/>
+          <w:i w:val="0"/>
+        </w:rPr>
+        <w:t>13.</w:t>
+      </w:r>
+      <w:r>
+        <w:t xml:space="preserve"> Выслушав эти сладостные, прекрасные речи Своего преданного, Господь обнял его и вошёл в его дом. А мудрый брахман омыл Его лотосные стопы и с любовью принял эту воду вместе со всеми своими.</w:t>
+      </w:r>
+    </w:p>
+    <w:p>
+      <w:pPr>
+        <w:spacing w:after="60"/>
+        <w:ind w:left="510" w:hanging="510"/>
+      </w:pPr>
+      <w:r>
+        <w:rPr>
+          <w:b/>
+          <w:i w:val="0"/>
+        </w:rPr>
+        <w:t>14.</w:t>
+      </w:r>
+      <w:r>
+        <w:t xml:space="preserve"> Когда Владыка мира удобно расположился, лучший из брахманов по имени Трималла, исполненный любви, стал служить Ему вместе с женой, сыновьями и всеми родными.</w:t>
+      </w:r>
+    </w:p>
+    <w:p>
+      <w:pPr>
+        <w:spacing w:after="60"/>
+        <w:ind w:left="510" w:hanging="510"/>
+      </w:pPr>
+      <w:r>
+        <w:rPr>
+          <w:b/>
+          <w:i w:val="0"/>
+        </w:rPr>
+        <w:t>15.</w:t>
+      </w:r>
+      <w:r>
+        <w:t xml:space="preserve"> Его мальчик по имени Гопала</w:t>
+      </w:r>
+      <w:r>
+        <w:rPr>
+          <w:b w:val="0"/>
+          <w:i w:val="0"/>
+          <w:vertAlign w:val="superscript"/>
+        </w:rPr>
+        <w:t>9</w:t>
+      </w:r>
+      <w:r>
+        <w:t xml:space="preserve"> стоял тогда рядом с Прабху. Увидев его, Господь, чьё сердце размягчилось от сострадания,</w:t>
+      </w:r>
+    </w:p>
+    <w:p>
+      <w:pPr>
+        <w:spacing w:after="60"/>
+        <w:ind w:left="510" w:hanging="510"/>
+      </w:pPr>
+      <w:r>
+        <w:rPr>
+          <w:b/>
+          <w:i w:val="0"/>
+        </w:rPr>
+        <w:t>16.</w:t>
+      </w:r>
+      <w:r>
+        <w:t xml:space="preserve"> поставил ему на голову Свою лотосную стопу и сказал: «Говори: „Хари“!» И мальчик, исполнившись радости, оставил детские игры и стал петь имя Кришны и танцевать.</w:t>
+      </w:r>
+    </w:p>
+    <w:p>
+      <w:pPr>
+        <w:spacing w:after="60"/>
+        <w:ind w:left="510" w:hanging="510"/>
+      </w:pPr>
+      <w:r>
+        <w:rPr>
+          <w:b/>
+          <w:i w:val="0"/>
+        </w:rPr>
+        <w:t>17.</w:t>
+      </w:r>
+      <w:r>
+        <w:t xml:space="preserve"> Так Хари, Непогрешимый, погружённый в настроение санкиртаны Шри Кришны, счастливо провёл там пору дождей, и брахманы Шри Ранга-кшетры чтили Его подаянием пищи, питья и прочего.</w:t>
+      </w:r>
+    </w:p>
+    <w:p>
+      <w:pPr>
+        <w:spacing w:after="60"/>
+        <w:ind w:left="510" w:hanging="510"/>
+      </w:pPr>
+      <w:r>
+        <w:rPr>
+          <w:b/>
+          <w:i w:val="0"/>
+        </w:rPr>
+        <w:t>18.</w:t>
+      </w:r>
+      <w:r>
+        <w:t xml:space="preserve"> Владыка расиков, чьё тело прекрасно, как гора Меру</w:t>
+      </w:r>
+      <w:r>
+        <w:rPr>
+          <w:b w:val="0"/>
+          <w:i w:val="0"/>
+          <w:vertAlign w:val="superscript"/>
+        </w:rPr>
+        <w:t>10</w:t>
+      </w:r>
+      <w:r>
+        <w:t>, был опьянён воспеванием имён и качеств Кришны; голос Его прерывался от упоения расой Радхики, а тело омывали потоки слёз любви.</w:t>
+      </w:r>
+    </w:p>
+    <w:p>
+      <w:pPr>
+        <w:spacing w:after="60"/>
+        <w:ind w:left="510" w:hanging="510"/>
+      </w:pPr>
+      <w:r>
+        <w:rPr>
+          <w:b/>
+          <w:i w:val="0"/>
+        </w:rPr>
+        <w:t>19.</w:t>
+      </w:r>
+      <w:r>
+        <w:t xml:space="preserve"> Прожив так в Ранга-кшетре, Он отправился дальше и на пути встретил ученика Шри Мадхавы Пури</w:t>
+      </w:r>
+      <w:r>
+        <w:rPr>
+          <w:b w:val="0"/>
+          <w:i w:val="0"/>
+          <w:vertAlign w:val="superscript"/>
+        </w:rPr>
+        <w:t>11</w:t>
+      </w:r>
+      <w:r>
+        <w:t xml:space="preserve"> по имени Парамананда.</w:t>
+      </w:r>
+    </w:p>
+    <w:p>
+      <w:pPr>
+        <w:spacing w:after="60"/>
+        <w:ind w:left="510" w:hanging="510"/>
+      </w:pPr>
+      <w:r>
+        <w:rPr>
+          <w:b/>
+          <w:i w:val="0"/>
+        </w:rPr>
+        <w:t>20.</w:t>
+      </w:r>
+      <w:r>
+        <w:t xml:space="preserve"> Шри Парамананда Пури, увидев облик Гауранги, вспомнил слова своего гуру — и украсился слезами любви и трепетом.</w:t>
+      </w:r>
+    </w:p>
+    <w:p>
+      <w:pPr>
+        <w:spacing w:after="60"/>
+        <w:ind w:left="510" w:hanging="510"/>
+      </w:pPr>
+      <w:r>
+        <w:rPr>
+          <w:b/>
+          <w:i w:val="0"/>
+        </w:rPr>
+        <w:t>21.</w:t>
+      </w:r>
+      <w:r>
+        <w:t xml:space="preserve"> А Господь, хранитель дхармы, в величайшей радости простёрся, как палка, коснувшись головой земли, перед Пури-падой и его слугой.</w:t>
+      </w:r>
+    </w:p>
+    <w:p>
+      <w:pPr>
+        <w:spacing w:after="60"/>
+        <w:ind w:left="510" w:hanging="510"/>
+      </w:pPr>
+      <w:r>
+        <w:rPr>
+          <w:b/>
+          <w:i w:val="0"/>
+        </w:rPr>
+        <w:t>22.</w:t>
+      </w:r>
+      <w:r>
+        <w:t xml:space="preserve"> В смятении Пури сказал: «Не подобает Тебе так поступать! Ведь Ты — Владыка миров, Тот, кто пробуждает в мире сознание</w:t>
+      </w:r>
+      <w:r>
+        <w:rPr>
+          <w:b w:val="0"/>
+          <w:i w:val="0"/>
+          <w:vertAlign w:val="superscript"/>
+        </w:rPr>
+        <w:t>12</w:t>
+      </w:r>
+      <w:r>
+        <w:t>.</w:t>
+      </w:r>
+    </w:p>
+    <w:p>
+      <w:pPr>
+        <w:spacing w:after="60"/>
+        <w:ind w:left="510" w:hanging="510"/>
+      </w:pPr>
+      <w:r>
+        <w:rPr>
+          <w:b/>
+          <w:i w:val="0"/>
+        </w:rPr>
+        <w:t>23.</w:t>
+      </w:r>
+      <w:r>
+        <w:t xml:space="preserve"> Я узнал Тебя: Ты — Сам Бхагаван, принявший облик преданного Шри Кришны, Ты проникся настроением Шри Радхи и жаждешь расы сладости».</w:t>
+      </w:r>
+    </w:p>
+    <w:p>
+      <w:pPr>
+        <w:spacing w:after="60"/>
+        <w:ind w:left="510" w:hanging="510"/>
+      </w:pPr>
+      <w:r>
+        <w:rPr>
+          <w:b/>
+          <w:i w:val="0"/>
+        </w:rPr>
+        <w:t>24.</w:t>
+      </w:r>
+      <w:r>
+        <w:t xml:space="preserve"> Выслушав его слова, Кришна рассмеялся и почтительно ответил: «Знай, что сердце Моё связано твоей любовью, — в этом нет сомнения.</w:t>
+      </w:r>
+    </w:p>
+    <w:p>
+      <w:pPr>
+        <w:spacing w:after="60"/>
+        <w:ind w:left="510" w:hanging="510"/>
+      </w:pPr>
+      <w:r>
+        <w:rPr>
+          <w:b/>
+          <w:i w:val="0"/>
+        </w:rPr>
+        <w:t>25.</w:t>
+      </w:r>
+      <w:r>
+        <w:t xml:space="preserve"> Иди в прекраснейшую Кшетру и оставайся там, пока Я не вернусь». Сказав так, Хари продолжил путь.</w:t>
+      </w:r>
+    </w:p>
+    <w:p>
+      <w:pPr>
+        <w:spacing w:after="60"/>
+        <w:jc w:val="both"/>
+      </w:pPr>
+      <w:r>
+        <w:rPr>
+          <w:b w:val="0"/>
+          <w:i/>
+        </w:rPr>
+        <w:t>Так заканчивается пятнадцатая сарга, «Радостная встреча с Шри Парамананда Пури» (Шри-Парамананда-пури-санга-утсава), третьей пракрамы поэмы «Шри Кришна-чайтанья-чаритамрита».</w:t>
+      </w:r>
+    </w:p>
+    <w:p>
+      <w:pPr>
+        <w:spacing w:after="60"/>
+        <w:ind w:left="283"/>
+      </w:pPr>
+      <w:r>
+        <w:rPr>
+          <w:b/>
+          <w:i w:val="0"/>
+          <w:sz w:val="18"/>
+        </w:rPr>
+        <w:t>1.</w:t>
+      </w:r>
+      <w:r>
+        <w:rPr>
+          <w:sz w:val="18"/>
+        </w:rPr>
+        <w:t xml:space="preserve"> Рамананда Рай — великий преданный, правитель области на юге при царе Пратапарудре. Мурари Гупта помещает встречу с ним в Канчи; в «Чайтанья-чаритамрите» Кришнадаса Кавираджи она происходит на берегу Годавари.</w:t>
+      </w:r>
+    </w:p>
+    <w:p>
+      <w:pPr>
+        <w:spacing w:after="60"/>
+        <w:ind w:left="283"/>
+      </w:pPr>
+      <w:r>
+        <w:rPr>
+          <w:b/>
+          <w:i w:val="0"/>
+          <w:sz w:val="18"/>
+        </w:rPr>
+        <w:t>2.</w:t>
+      </w:r>
+      <w:r>
+        <w:rPr>
+          <w:sz w:val="18"/>
+        </w:rPr>
+        <w:t xml:space="preserve"> Кшетра (Шри-кшетра) — Пури, обитель Джаганнатхи.</w:t>
+      </w:r>
+    </w:p>
+    <w:p>
+      <w:pPr>
+        <w:spacing w:after="60"/>
+        <w:ind w:left="283"/>
+      </w:pPr>
+      <w:r>
+        <w:rPr>
+          <w:b/>
+          <w:i w:val="0"/>
+          <w:sz w:val="18"/>
+        </w:rPr>
+        <w:t>3.</w:t>
+      </w:r>
+      <w:r>
+        <w:rPr>
+          <w:sz w:val="18"/>
+        </w:rPr>
+        <w:t xml:space="preserve"> Панчавати — лес на Годавари, где Рама и Сита жили в изгнании.</w:t>
+      </w:r>
+    </w:p>
+    <w:p>
+      <w:pPr>
+        <w:spacing w:after="60"/>
+        <w:ind w:left="283"/>
+      </w:pPr>
+      <w:r>
+        <w:rPr>
+          <w:b/>
+          <w:i w:val="0"/>
+          <w:sz w:val="18"/>
+        </w:rPr>
+        <w:t>4.</w:t>
+      </w:r>
+      <w:r>
+        <w:rPr>
+          <w:sz w:val="18"/>
+        </w:rPr>
+        <w:t xml:space="preserve"> Ранганатха — Вишну, возлежащий на змее Шеше, в Шрирангаме, на острове посреди Кавери.</w:t>
+      </w:r>
+    </w:p>
+    <w:p>
+      <w:pPr>
+        <w:spacing w:after="60"/>
+        <w:ind w:left="283"/>
+      </w:pPr>
+      <w:r>
+        <w:rPr>
+          <w:b/>
+          <w:i w:val="0"/>
+          <w:sz w:val="18"/>
+        </w:rPr>
+        <w:t>5.</w:t>
+      </w:r>
+      <w:r>
+        <w:rPr>
+          <w:sz w:val="18"/>
+        </w:rPr>
+        <w:t xml:space="preserve"> Тот же рассказ — в «Чайтанья-чаритамрите» (Мадхья, 9): брахман не знал толком санскрита, но, читая Гиту, видел Кришну на колеснице Арджуны и плакал.</w:t>
+      </w:r>
+    </w:p>
+    <w:p>
+      <w:pPr>
+        <w:spacing w:after="60"/>
+        <w:ind w:left="283"/>
+      </w:pPr>
+      <w:r>
+        <w:rPr>
+          <w:b/>
+          <w:i w:val="0"/>
+          <w:sz w:val="18"/>
+        </w:rPr>
+        <w:t>6.</w:t>
+      </w:r>
+      <w:r>
+        <w:rPr>
+          <w:sz w:val="18"/>
+        </w:rPr>
+        <w:t xml:space="preserve"> «Кришна-варна» — «воспевающий слоги „Криш-на“» или «зовущийся Кришной»; слова из «Бхагаватам» (11.5.32: «кришна-варнам твишакришнам»), которые гаудия-вайшнавы относят к Шри Чайтанье.</w:t>
+      </w:r>
+    </w:p>
+    <w:p>
+      <w:pPr>
+        <w:spacing w:after="60"/>
+        <w:ind w:left="283"/>
+      </w:pPr>
+      <w:r>
+        <w:rPr>
+          <w:b/>
+          <w:i w:val="0"/>
+          <w:sz w:val="18"/>
+        </w:rPr>
+        <w:t>7.</w:t>
+      </w:r>
+      <w:r>
+        <w:rPr>
+          <w:sz w:val="18"/>
+        </w:rPr>
+        <w:t xml:space="preserve"> Трималла Бхатта — брахман из Шрирангама. В «Чайтанья-чаритамрите» хозяин Господа — Венката Бхатта, а Трималла — его брат.</w:t>
+      </w:r>
+    </w:p>
+    <w:p>
+      <w:pPr>
+        <w:spacing w:after="60"/>
+        <w:ind w:left="283"/>
+      </w:pPr>
+      <w:r>
+        <w:rPr>
+          <w:b/>
+          <w:i w:val="0"/>
+          <w:sz w:val="18"/>
+        </w:rPr>
+        <w:t>8.</w:t>
+      </w:r>
+      <w:r>
+        <w:rPr>
+          <w:sz w:val="18"/>
+        </w:rPr>
+        <w:t xml:space="preserve"> То есть остаться у него на четыре месяца дождей (чатурмасья), когда санньяси не странствуют.</w:t>
+      </w:r>
+    </w:p>
+    <w:p>
+      <w:pPr>
+        <w:spacing w:after="60"/>
+        <w:ind w:left="283"/>
+      </w:pPr>
+      <w:r>
+        <w:rPr>
+          <w:b/>
+          <w:i w:val="0"/>
+          <w:sz w:val="18"/>
+        </w:rPr>
+        <w:t>9.</w:t>
+      </w:r>
+      <w:r>
+        <w:rPr>
+          <w:sz w:val="18"/>
+        </w:rPr>
+        <w:t xml:space="preserve"> Гопала — впоследствии Гопала Бхатта Госвами, один из шести Госвами Вриндавана; в поздних жизнеописаниях — сын Венкаты Бхатты.</w:t>
+      </w:r>
+    </w:p>
+    <w:p>
+      <w:pPr>
+        <w:spacing w:after="60"/>
+        <w:ind w:left="283"/>
+      </w:pPr>
+      <w:r>
+        <w:rPr>
+          <w:b/>
+          <w:i w:val="0"/>
+          <w:sz w:val="18"/>
+        </w:rPr>
+        <w:t>10.</w:t>
+      </w:r>
+      <w:r>
+        <w:rPr>
+          <w:sz w:val="18"/>
+        </w:rPr>
+        <w:t xml:space="preserve"> Меру — золотая гора в центре мира; сравнение говорит о золотистом цвете и высоком росте Господа.</w:t>
+      </w:r>
+    </w:p>
+    <w:p>
+      <w:pPr>
+        <w:spacing w:after="60"/>
+        <w:ind w:left="283"/>
+      </w:pPr>
+      <w:r>
+        <w:rPr>
+          <w:b/>
+          <w:i w:val="0"/>
+          <w:sz w:val="18"/>
+        </w:rPr>
+        <w:t>11.</w:t>
+      </w:r>
+      <w:r>
+        <w:rPr>
+          <w:sz w:val="18"/>
+        </w:rPr>
+        <w:t xml:space="preserve"> Мадхава Пури — Мадхавендра Пури, гуру Ишвары Пури и Парамананды Пури.</w:t>
+      </w:r>
+    </w:p>
+    <w:p>
+      <w:pPr>
+        <w:spacing w:after="60"/>
+        <w:ind w:left="283"/>
+      </w:pPr>
+      <w:r>
+        <w:rPr>
+          <w:b/>
+          <w:i w:val="0"/>
+          <w:sz w:val="18"/>
+        </w:rPr>
+        <w:t>12.</w:t>
+      </w:r>
+      <w:r>
+        <w:rPr>
+          <w:sz w:val="18"/>
+        </w:rPr>
+        <w:t xml:space="preserve"> В подлиннике игра слов: «джагач-чайтанья-карака» — «пробуждающий сознание (чайтанья) в мире», то есть «дающий миру Чайтанью».</w:t>
+      </w:r>
+    </w:p>
+    <w:p>
+      <w:pPr>
+        <w:pStyle w:val="Heading2"/>
+      </w:pPr>
+      <w:r>
+        <w:t>Пракрама 3, сарга 16. Лицезрение Шри Джаганнатхи</w:t>
+      </w:r>
+    </w:p>
+    <w:p>
+      <w:pPr>
+        <w:spacing w:after="60"/>
+        <w:jc w:val="both"/>
+      </w:pPr>
+      <w:r>
+        <w:rPr>
+          <w:b w:val="0"/>
+          <w:i/>
+        </w:rPr>
+        <w:t>Господь освобождает семерых гандхарвов, воплощённых в деревьях тамала, танцует перед Рамешварой в Сетубандхе, на обратном пути вновь встречается с Раманандой Раем и возвращается в Пури к Джаганнатхе</w:t>
+      </w:r>
+    </w:p>
+    <w:p>
+      <w:pPr>
+        <w:spacing w:after="60"/>
+        <w:ind w:left="510" w:hanging="510"/>
+      </w:pPr>
+      <w:r>
+        <w:rPr>
+          <w:b/>
+          <w:i w:val="0"/>
+        </w:rPr>
+        <w:t>1.</w:t>
+      </w:r>
+      <w:r>
+        <w:t xml:space="preserve"> Так, о брахман</w:t>
+      </w:r>
+      <w:r>
+        <w:rPr>
+          <w:b w:val="0"/>
+          <w:i w:val="0"/>
+          <w:vertAlign w:val="superscript"/>
+        </w:rPr>
+        <w:t>1</w:t>
+      </w:r>
+      <w:r>
+        <w:t>, Единственный Друг мира шёл Своим путём и, увидев прекрасные деревья тамала, со смехом обнял их — и одним Своим прикосновением даровал им избавление.</w:t>
+      </w:r>
+    </w:p>
+    <w:p>
+      <w:pPr>
+        <w:spacing w:after="60"/>
+        <w:ind w:left="510" w:hanging="510"/>
+      </w:pPr>
+      <w:r>
+        <w:rPr>
+          <w:b/>
+          <w:i w:val="0"/>
+        </w:rPr>
+        <w:t>2.</w:t>
+      </w:r>
+      <w:r>
+        <w:t xml:space="preserve"> В тот же миг они приняли облик семи гандхарвов</w:t>
+      </w:r>
+      <w:r>
+        <w:rPr>
+          <w:b w:val="0"/>
+          <w:i w:val="0"/>
+          <w:vertAlign w:val="superscript"/>
+        </w:rPr>
+        <w:t>2</w:t>
+      </w:r>
+      <w:r>
+        <w:t xml:space="preserve"> и, погружённые в океан блаженства от лицезрения Господа, сбросили грех, порождённый проклятием мудреца, поклонились Прабху и удалились в свои благие владения.</w:t>
+      </w:r>
+    </w:p>
+    <w:p>
+      <w:pPr>
+        <w:spacing w:after="60"/>
+        <w:ind w:left="510" w:hanging="510"/>
+      </w:pPr>
+      <w:r>
+        <w:rPr>
+          <w:b/>
+          <w:i w:val="0"/>
+        </w:rPr>
+        <w:t>3.</w:t>
+      </w:r>
+      <w:r>
+        <w:t xml:space="preserve"> Затем Высший Брахман, явленный воочию, опьянённый расой Кришны, шёл, повторяя благие слоги: «Шри Рама! Говинда! Хари! Мурари! Джанардана! Шридхара! Васудева!</w:t>
+      </w:r>
+    </w:p>
+    <w:p>
+      <w:pPr>
+        <w:spacing w:after="60"/>
+        <w:ind w:left="510" w:hanging="510"/>
+      </w:pPr>
+      <w:r>
+        <w:rPr>
+          <w:b/>
+          <w:i w:val="0"/>
+        </w:rPr>
+        <w:t>4.</w:t>
+      </w:r>
+      <w:r>
+        <w:t xml:space="preserve"> Защитник Своих преданных! Царь Рагхавов! Супруг Ситы! Владыка жизни Лакшманы! Сердечный друг Сугривы, глубоко скорбевший при убиении Вали</w:t>
+      </w:r>
+      <w:r>
+        <w:rPr>
+          <w:b w:val="0"/>
+          <w:i w:val="0"/>
+          <w:vertAlign w:val="superscript"/>
+        </w:rPr>
+        <w:t>3</w:t>
+      </w:r>
+      <w:r>
+        <w:t>! Дарующий радость сыну Ветра! Враг Раваны!»</w:t>
+      </w:r>
+    </w:p>
+    <w:p>
+      <w:pPr>
+        <w:spacing w:after="60"/>
+        <w:ind w:left="510" w:hanging="510"/>
+      </w:pPr>
+      <w:r>
+        <w:rPr>
+          <w:b/>
+          <w:i w:val="0"/>
+        </w:rPr>
+        <w:t>5.</w:t>
+      </w:r>
+      <w:r>
+        <w:t xml:space="preserve"> Опьянённый нектаром этих и других имён, Хари поспешно достиг Шри Сетубандхи и увидел дивную Рамешвара-лингу</w:t>
+      </w:r>
+      <w:r>
+        <w:rPr>
+          <w:b w:val="0"/>
+          <w:i w:val="0"/>
+          <w:vertAlign w:val="superscript"/>
+        </w:rPr>
+        <w:t>4</w:t>
+      </w:r>
+      <w:r>
+        <w:t xml:space="preserve"> — ведь Хари всегда дороже всего для Шри Шанкары.</w:t>
+      </w:r>
+    </w:p>
+    <w:p>
+      <w:pPr>
+        <w:spacing w:after="60"/>
+        <w:ind w:left="510" w:hanging="510"/>
+      </w:pPr>
+      <w:r>
+        <w:rPr>
+          <w:b/>
+          <w:i w:val="0"/>
+        </w:rPr>
+        <w:t>6.</w:t>
+      </w:r>
+      <w:r>
+        <w:t xml:space="preserve"> Поклонившись владыке со сложенными ладонями и узрев Садашиву, дарующего расу Гаури, Сам Владыка всех пустился там в пляс, и в экстазе Его на каждом шагу прогибалась земля.</w:t>
+      </w:r>
+    </w:p>
+    <w:p>
+      <w:pPr>
+        <w:spacing w:after="60"/>
+        <w:ind w:left="510" w:hanging="510"/>
+      </w:pPr>
+      <w:r>
+        <w:rPr>
+          <w:b/>
+          <w:i w:val="0"/>
+        </w:rPr>
+        <w:t>7.</w:t>
+      </w:r>
+      <w:r>
+        <w:t xml:space="preserve"> Все, кто видел Шри Гаурачандру, Единственного Друга мира, опьянённого Своей расой, пришли в величайшее изумление, — а Он, ускользнув от них, скрылся из глаз.</w:t>
+      </w:r>
+    </w:p>
+    <w:p>
+      <w:pPr>
+        <w:spacing w:after="60"/>
+        <w:ind w:left="510" w:hanging="510"/>
+      </w:pPr>
+      <w:r>
+        <w:rPr>
+          <w:b/>
+          <w:i w:val="0"/>
+        </w:rPr>
+        <w:t>8.</w:t>
+      </w:r>
+      <w:r>
+        <w:t xml:space="preserve"> Обойдя по порядку все святые места, Прабху, океан милости, повернул назад и, охваченный сильным желанием увидеть Шри Джаганнатху, направил стопы к Шри Кшетре, царю святых мест.</w:t>
+      </w:r>
+    </w:p>
+    <w:p>
+      <w:pPr>
+        <w:spacing w:after="60"/>
+        <w:ind w:left="510" w:hanging="510"/>
+      </w:pPr>
+      <w:r>
+        <w:rPr>
+          <w:b/>
+          <w:i w:val="0"/>
+        </w:rPr>
+        <w:t>9.</w:t>
+      </w:r>
+      <w:r>
+        <w:t xml:space="preserve"> Идя вдоль берега Годавари, Прабху, прибежище праведных, пришёл туда и остановился; и, вновь радушно принятый знатоком расы Шри Раманандой Раем, Он счастливо сиял в доме брахмана.</w:t>
+      </w:r>
+    </w:p>
+    <w:p>
+      <w:pPr>
+        <w:spacing w:after="60"/>
+        <w:ind w:left="510" w:hanging="510"/>
+      </w:pPr>
+      <w:r>
+        <w:rPr>
+          <w:b/>
+          <w:i w:val="0"/>
+        </w:rPr>
+        <w:t>10.</w:t>
+      </w:r>
+      <w:r>
+        <w:t xml:space="preserve"> Ночью они вели беседы о святых местах, наслаждаясь расой Шри Радхики и Кришны; а затем Господь повелел: «Приходи скорее — тебе подобает всегда видеть Шри Лотосоокого: нет иного счастья».</w:t>
+      </w:r>
+    </w:p>
+    <w:p>
+      <w:pPr>
+        <w:spacing w:after="60"/>
+        <w:ind w:left="510" w:hanging="510"/>
+      </w:pPr>
+      <w:r>
+        <w:rPr>
+          <w:b/>
+          <w:i w:val="0"/>
+        </w:rPr>
+        <w:t>11.</w:t>
+      </w:r>
+      <w:r>
+        <w:t xml:space="preserve"> Так венец царей расиков, Шри Гаурачандра, провёл ту ночь вместе с Раем — от радости встречи она пролетела, словно миг; и вновь Он пожелал отправиться в путь.</w:t>
+      </w:r>
+    </w:p>
+    <w:p>
+      <w:pPr>
+        <w:spacing w:after="60"/>
+        <w:ind w:left="510" w:hanging="510"/>
+      </w:pPr>
+      <w:r>
+        <w:rPr>
+          <w:b/>
+          <w:i w:val="0"/>
+        </w:rPr>
+        <w:t>12.</w:t>
+      </w:r>
+      <w:r>
+        <w:t xml:space="preserve"> Вместе с брахманом Шри Вишнудасом Прабху увидел Джанардану Алаланатху</w:t>
+      </w:r>
+      <w:r>
+        <w:rPr>
+          <w:b w:val="0"/>
+          <w:i w:val="0"/>
+          <w:vertAlign w:val="superscript"/>
+        </w:rPr>
+        <w:t>5</w:t>
+      </w:r>
+      <w:r>
+        <w:t>, поклонился Ему, пробыл там несколько дней и пришёл в Синюю пещеру</w:t>
+      </w:r>
+      <w:r>
+        <w:rPr>
+          <w:b w:val="0"/>
+          <w:i w:val="0"/>
+          <w:vertAlign w:val="superscript"/>
+        </w:rPr>
+        <w:t>6</w:t>
+      </w:r>
+      <w:r>
+        <w:t xml:space="preserve"> Владыки всех.</w:t>
+      </w:r>
+    </w:p>
+    <w:p>
+      <w:pPr>
+        <w:spacing w:after="60"/>
+        <w:ind w:left="510" w:hanging="510"/>
+      </w:pPr>
+      <w:r>
+        <w:rPr>
+          <w:b/>
+          <w:i w:val="0"/>
+        </w:rPr>
+        <w:t>13.</w:t>
+      </w:r>
+      <w:r>
+        <w:t xml:space="preserve"> Остановившись в доме Шри Кашинатхи, Хари, сопровождаемый Шри Сарвабхаумой и другими, омыл стопы и, желая увидеть Шри Джаганнатху, пошёл в святой храм, сокровищницу драгоценностей.</w:t>
+      </w:r>
+    </w:p>
+    <w:p>
+      <w:pPr>
+        <w:spacing w:after="60"/>
+        <w:ind w:left="510" w:hanging="510"/>
+      </w:pPr>
+      <w:r>
+        <w:rPr>
+          <w:b/>
+          <w:i w:val="0"/>
+        </w:rPr>
+        <w:t>14.</w:t>
+      </w:r>
+      <w:r>
+        <w:t xml:space="preserve"> Встав у святого столпа Гаруды</w:t>
+      </w:r>
+      <w:r>
+        <w:rPr>
+          <w:b w:val="0"/>
+          <w:i w:val="0"/>
+          <w:vertAlign w:val="superscript"/>
+        </w:rPr>
+        <w:t>7</w:t>
+      </w:r>
+      <w:r>
+        <w:t>, Сам Шри Кришна, Супруг Шри, исполненный расы преданности, увидел Владыку всех, Господа, Высший Брахман, — Самого, вместе со старшим братом.</w:t>
+      </w:r>
+    </w:p>
+    <w:p>
+      <w:pPr>
+        <w:spacing w:after="60"/>
+        <w:ind w:left="510" w:hanging="510"/>
+      </w:pPr>
+      <w:r>
+        <w:rPr>
+          <w:b/>
+          <w:i w:val="0"/>
+        </w:rPr>
+        <w:t>15.</w:t>
+      </w:r>
+      <w:r>
+        <w:t xml:space="preserve"> И преданные, погружённые в океан счастья, видели бок о бок Прекрасного Тёмного и Прекрасного Золотого</w:t>
+      </w:r>
+      <w:r>
+        <w:rPr>
+          <w:b w:val="0"/>
+          <w:i w:val="0"/>
+          <w:vertAlign w:val="superscript"/>
+        </w:rPr>
+        <w:t>8</w:t>
+      </w:r>
+      <w:r>
+        <w:t xml:space="preserve"> — и не могли насытиться; и, как скупцы, обретшие богатство, никому не могли о том рассказать.</w:t>
+      </w:r>
+    </w:p>
+    <w:p>
+      <w:pPr>
+        <w:spacing w:after="60"/>
+        <w:ind w:left="510" w:hanging="510"/>
+      </w:pPr>
+      <w:r>
+        <w:rPr>
+          <w:b/>
+          <w:i w:val="0"/>
+        </w:rPr>
+        <w:t>16.</w:t>
+      </w:r>
+      <w:r>
+        <w:t xml:space="preserve"> Слава ему — Раме по имени Нитьянанда, гуру всех рас, погружённому в любовь к Гауре, дарующему любовь всем! Вместе с сонмами преданных он созерцал два облика, сотканных из расы, тёмный и золотой, и непрестанно ревел, издавал львиные клики, восклицал «Джая! Джая!» и неистово плясал, насыщаясь лицезрением Носящего палицу</w:t>
+      </w:r>
+      <w:r>
+        <w:rPr>
+          <w:b w:val="0"/>
+          <w:i w:val="0"/>
+          <w:vertAlign w:val="superscript"/>
+        </w:rPr>
+        <w:t>9</w:t>
+      </w:r>
+      <w:r>
+        <w:t>.</w:t>
+      </w:r>
+    </w:p>
+    <w:p>
+      <w:pPr>
+        <w:spacing w:after="60"/>
+        <w:ind w:left="510" w:hanging="510"/>
+      </w:pPr>
+      <w:r>
+        <w:rPr>
+          <w:b/>
+          <w:i w:val="0"/>
+        </w:rPr>
+        <w:t>17.</w:t>
+      </w:r>
+      <w:r>
+        <w:t xml:space="preserve"> Тогда же мудрый и великодушный жрец, по велению Шри Кришны, взял Его гирлянду, перевитую туласи, и поднёс её Шри Гаурачандре, считавшему Себя лишь преданным, и всем Его преданным.</w:t>
+      </w:r>
+    </w:p>
+    <w:p>
+      <w:pPr>
+        <w:spacing w:after="60"/>
+        <w:ind w:left="510" w:hanging="510"/>
+      </w:pPr>
+      <w:r>
+        <w:rPr>
+          <w:b/>
+          <w:i w:val="0"/>
+        </w:rPr>
+        <w:t>18.</w:t>
+      </w:r>
+      <w:r>
+        <w:t xml:space="preserve"> Очиститель мира, Сам Хари, полный слёз любви, весь в трепете, вместе со Своими преданными принял гирлянду-прасад Владыки мира на голову, склонившись в поклоне.</w:t>
+      </w:r>
+    </w:p>
+    <w:p>
+      <w:pPr>
+        <w:spacing w:after="60"/>
+        <w:jc w:val="both"/>
+      </w:pPr>
+      <w:r>
+        <w:rPr>
+          <w:b w:val="0"/>
+          <w:i/>
+        </w:rPr>
+        <w:t>Так заканчивается шестнадцатая сарга, «Лицезрение Шри Джаганнатхи» (Шри-Джаганнатха-даршана), третьей пракрамы поэмы «Шри Кришна-чайтанья-чаритамрита».</w:t>
+      </w:r>
+    </w:p>
+    <w:p>
+      <w:pPr>
+        <w:spacing w:after="60"/>
+        <w:ind w:left="283"/>
+      </w:pPr>
+      <w:r>
+        <w:rPr>
+          <w:b/>
+          <w:i w:val="0"/>
+          <w:sz w:val="18"/>
+        </w:rPr>
+        <w:t>1.</w:t>
+      </w:r>
+      <w:r>
+        <w:rPr>
+          <w:sz w:val="18"/>
+        </w:rPr>
+        <w:t xml:space="preserve"> Мурари обращается к Дамодаре Пандиту, своему собеседнику.</w:t>
+      </w:r>
+    </w:p>
+    <w:p>
+      <w:pPr>
+        <w:spacing w:after="60"/>
+        <w:ind w:left="283"/>
+      </w:pPr>
+      <w:r>
+        <w:rPr>
+          <w:b/>
+          <w:i w:val="0"/>
+          <w:sz w:val="18"/>
+        </w:rPr>
+        <w:t>2.</w:t>
+      </w:r>
+      <w:r>
+        <w:rPr>
+          <w:sz w:val="18"/>
+        </w:rPr>
+        <w:t xml:space="preserve"> Гандхарвы — небесные певцы и музыканты. В «Чайтанья-чаритамрите» (Мадхья, 9) похожий рассказ — о семи пальмах тала, которых коснулся Господь.</w:t>
+      </w:r>
+    </w:p>
+    <w:p>
+      <w:pPr>
+        <w:spacing w:after="60"/>
+        <w:ind w:left="283"/>
+      </w:pPr>
+      <w:r>
+        <w:rPr>
+          <w:b/>
+          <w:i w:val="0"/>
+          <w:sz w:val="18"/>
+        </w:rPr>
+        <w:t>3.</w:t>
+      </w:r>
+      <w:r>
+        <w:rPr>
+          <w:sz w:val="18"/>
+        </w:rPr>
+        <w:t xml:space="preserve"> Смысл этого эпитета в изданиях неясен; перевод предположительный.</w:t>
+      </w:r>
+    </w:p>
+    <w:p>
+      <w:pPr>
+        <w:spacing w:after="60"/>
+        <w:ind w:left="283"/>
+      </w:pPr>
+      <w:r>
+        <w:rPr>
+          <w:b/>
+          <w:i w:val="0"/>
+          <w:sz w:val="18"/>
+        </w:rPr>
+        <w:t>4.</w:t>
+      </w:r>
+      <w:r>
+        <w:rPr>
+          <w:sz w:val="18"/>
+        </w:rPr>
+        <w:t xml:space="preserve"> Сетубандха — место на южном побережье, откуда Рама построил мост на Ланку; Рамешвара — линга Шивы, по преданию установленная Рамой.</w:t>
+      </w:r>
+    </w:p>
+    <w:p>
+      <w:pPr>
+        <w:spacing w:after="60"/>
+        <w:ind w:left="283"/>
+      </w:pPr>
+      <w:r>
+        <w:rPr>
+          <w:b/>
+          <w:i w:val="0"/>
+          <w:sz w:val="18"/>
+        </w:rPr>
+        <w:t>5.</w:t>
+      </w:r>
+      <w:r>
+        <w:rPr>
+          <w:sz w:val="18"/>
+        </w:rPr>
+        <w:t xml:space="preserve"> Алаланатха — храм Вишну в Брахмагири, к югу от Пури (ср. сарга 14).</w:t>
+      </w:r>
+    </w:p>
+    <w:p>
+      <w:pPr>
+        <w:spacing w:after="60"/>
+        <w:ind w:left="283"/>
+      </w:pPr>
+      <w:r>
+        <w:rPr>
+          <w:b/>
+          <w:i w:val="0"/>
+          <w:sz w:val="18"/>
+        </w:rPr>
+        <w:t>6.</w:t>
+      </w:r>
+      <w:r>
+        <w:rPr>
+          <w:sz w:val="18"/>
+        </w:rPr>
+        <w:t xml:space="preserve"> То есть в Нилачалу («Синюю гору») — Пури.</w:t>
+      </w:r>
+    </w:p>
+    <w:p>
+      <w:pPr>
+        <w:spacing w:after="60"/>
+        <w:ind w:left="283"/>
+      </w:pPr>
+      <w:r>
+        <w:rPr>
+          <w:b/>
+          <w:i w:val="0"/>
+          <w:sz w:val="18"/>
+        </w:rPr>
+        <w:t>7.</w:t>
+      </w:r>
+      <w:r>
+        <w:rPr>
+          <w:sz w:val="18"/>
+        </w:rPr>
+        <w:t xml:space="preserve"> Столп Гаруды в храме Джаганнатхи, откуда Шри Чайтанья обычно созерцал Божество.</w:t>
+      </w:r>
+    </w:p>
+    <w:p>
+      <w:pPr>
+        <w:spacing w:after="60"/>
+        <w:ind w:left="283"/>
+      </w:pPr>
+      <w:r>
+        <w:rPr>
+          <w:b/>
+          <w:i w:val="0"/>
+          <w:sz w:val="18"/>
+        </w:rPr>
+        <w:t>8.</w:t>
+      </w:r>
+      <w:r>
+        <w:rPr>
+          <w:sz w:val="18"/>
+        </w:rPr>
+        <w:t xml:space="preserve"> Тёмный — Джаганнатха, Золотой — Сам Шри Чайтанья, стоящий перед Ним.</w:t>
+      </w:r>
+    </w:p>
+    <w:p>
+      <w:pPr>
+        <w:spacing w:after="60"/>
+        <w:ind w:left="283"/>
+      </w:pPr>
+      <w:r>
+        <w:rPr>
+          <w:b/>
+          <w:i w:val="0"/>
+          <w:sz w:val="18"/>
+        </w:rPr>
+        <w:t>9.</w:t>
+      </w:r>
+      <w:r>
+        <w:rPr>
+          <w:sz w:val="18"/>
+        </w:rPr>
+        <w:t xml:space="preserve"> Окончание шлоки в изданиях испорчено; возможно также понимание «насыщаясь лицезрением Гададхары». Перевод предположительный.</w:t>
+      </w:r>
+    </w:p>
+    <w:p>
+      <w:pPr>
+        <w:pStyle w:val="Heading2"/>
+      </w:pPr>
+      <w:r>
+        <w:t>Пракрама 3, сарга 17. Милость к Девананде</w:t>
+      </w:r>
+    </w:p>
+    <w:p>
+      <w:pPr>
+        <w:spacing w:after="60"/>
+        <w:jc w:val="both"/>
+      </w:pPr>
+      <w:r>
+        <w:rPr>
+          <w:b w:val="0"/>
+          <w:i/>
+        </w:rPr>
+        <w:t>Господь объявляет, что идёт в Матхуру; Нрисимхананда в уме мостит Ему дорогу и предсказывает, что Он вернётся от Натьяшалы; у Вачаспати Господь избавляет страждущих и наставляет Девананду Пандита о «Бхагаватам»</w:t>
+      </w:r>
+    </w:p>
+    <w:p>
+      <w:pPr>
+        <w:spacing w:after="60"/>
+        <w:ind w:left="510" w:hanging="510"/>
+      </w:pPr>
+      <w:r>
+        <w:rPr>
+          <w:b/>
+          <w:i w:val="0"/>
+        </w:rPr>
+        <w:t>1.</w:t>
+      </w:r>
+      <w:r>
+        <w:t xml:space="preserve"> Однажды Бхагаван Кришна, окружённый преданными, сказал: «С вашего согласия Я иду в Матхуру».</w:t>
+      </w:r>
+    </w:p>
+    <w:p>
+      <w:pPr>
+        <w:spacing w:after="60"/>
+        <w:ind w:left="510" w:hanging="510"/>
+      </w:pPr>
+      <w:r>
+        <w:rPr>
+          <w:b/>
+          <w:i w:val="0"/>
+        </w:rPr>
+        <w:t>2.</w:t>
+      </w:r>
+      <w:r>
+        <w:t xml:space="preserve"> Палимые горем, они встали перед Ним, сложив ладони, и сказали: «Как может кто-то пожелать расстаться с Твоими стопами, о Лотосоокий?</w:t>
+      </w:r>
+    </w:p>
+    <w:p>
+      <w:pPr>
+        <w:spacing w:after="60"/>
+        <w:ind w:left="510" w:hanging="510"/>
+      </w:pPr>
+      <w:r>
+        <w:rPr>
+          <w:b/>
+          <w:i w:val="0"/>
+        </w:rPr>
+        <w:t>3.</w:t>
+      </w:r>
+      <w:r>
+        <w:t xml:space="preserve"> Ведь где Ты — там все святые места, там Вриндаван и Мадху</w:t>
+      </w:r>
+      <w:r>
+        <w:rPr>
+          <w:b w:val="0"/>
+          <w:i w:val="0"/>
+          <w:vertAlign w:val="superscript"/>
+        </w:rPr>
+        <w:t>1</w:t>
+      </w:r>
+      <w:r>
+        <w:t xml:space="preserve"> — в зримом облике они пребывают рядом с Тобой, преданные служению Тебе.</w:t>
+      </w:r>
+    </w:p>
+    <w:p>
+      <w:pPr>
+        <w:spacing w:after="60"/>
+        <w:ind w:left="510" w:hanging="510"/>
+      </w:pPr>
+      <w:r>
+        <w:rPr>
+          <w:b/>
+          <w:i w:val="0"/>
+        </w:rPr>
+        <w:t>4.</w:t>
+      </w:r>
+      <w:r>
+        <w:t xml:space="preserve"> Ради услады Своих игр Ты пойдёшь в Матхуру, о Прабху, — и всё же Тебе подобает поддержать и защитить тех, кто скорбит».</w:t>
+      </w:r>
+    </w:p>
+    <w:p>
+      <w:pPr>
+        <w:spacing w:after="60"/>
+        <w:ind w:left="510" w:hanging="510"/>
+      </w:pPr>
+      <w:r>
+        <w:rPr>
+          <w:b/>
+          <w:i w:val="0"/>
+        </w:rPr>
+        <w:t>5.</w:t>
+      </w:r>
+      <w:r>
+        <w:t xml:space="preserve"> «Я скоро вернусь», — так утешил их Сокровищница милосердия и отправился к дому Вачаспати</w:t>
+      </w:r>
+      <w:r>
+        <w:rPr>
+          <w:b w:val="0"/>
+          <w:i w:val="0"/>
+          <w:vertAlign w:val="superscript"/>
+        </w:rPr>
+        <w:t>2</w:t>
+      </w:r>
+      <w:r>
+        <w:t>, чтобы увидеть Гангу.</w:t>
+      </w:r>
+    </w:p>
+    <w:p>
+      <w:pPr>
+        <w:spacing w:after="60"/>
+        <w:ind w:left="510" w:hanging="510"/>
+      </w:pPr>
+      <w:r>
+        <w:rPr>
+          <w:b/>
+          <w:i w:val="0"/>
+        </w:rPr>
+        <w:t>6.</w:t>
+      </w:r>
+      <w:r>
+        <w:t xml:space="preserve"> Услышав об этом, Нрисимхананда</w:t>
+      </w:r>
+      <w:r>
+        <w:rPr>
+          <w:b w:val="0"/>
+          <w:i w:val="0"/>
+          <w:vertAlign w:val="superscript"/>
+        </w:rPr>
+        <w:t>3</w:t>
+      </w:r>
+      <w:r>
+        <w:t xml:space="preserve"> погрузился в размышление и начал мысленно прокладывать путь</w:t>
+      </w:r>
+      <w:r>
+        <w:rPr>
+          <w:b w:val="0"/>
+          <w:i w:val="0"/>
+          <w:vertAlign w:val="superscript"/>
+        </w:rPr>
+        <w:t>4</w:t>
+      </w:r>
+      <w:r>
+        <w:t xml:space="preserve"> от Кшетры до самой Мадхупуры —</w:t>
+      </w:r>
+    </w:p>
+    <w:p>
+      <w:pPr>
+        <w:spacing w:after="60"/>
+        <w:ind w:left="510" w:hanging="510"/>
+      </w:pPr>
+      <w:r>
+        <w:rPr>
+          <w:b/>
+          <w:i w:val="0"/>
+        </w:rPr>
+        <w:t>7.</w:t>
+      </w:r>
+      <w:r>
+        <w:t xml:space="preserve"> мостить его золотом, серебром, кораллами, множеством самоцветов и драгоценностей, устилать тончайшими китайскими шелками и рядами цветов без стеблей.</w:t>
+      </w:r>
+    </w:p>
+    <w:p>
+      <w:pPr>
+        <w:spacing w:after="60"/>
+        <w:ind w:left="510" w:hanging="510"/>
+      </w:pPr>
+      <w:r>
+        <w:rPr>
+          <w:b/>
+          <w:i w:val="0"/>
+        </w:rPr>
+        <w:t>8.</w:t>
+      </w:r>
+      <w:r>
+        <w:t xml:space="preserve"> Путь этот украшали водоёмы, полные лотосов, голубых кувшинок и других водных цветов, с самоцветными ступенями к воде, с лебедятами и водяными курочками.</w:t>
+      </w:r>
+    </w:p>
+    <w:p>
+      <w:pPr>
+        <w:spacing w:after="60"/>
+        <w:ind w:left="510" w:hanging="510"/>
+      </w:pPr>
+      <w:r>
+        <w:rPr>
+          <w:b/>
+          <w:i w:val="0"/>
+        </w:rPr>
+        <w:t>9.</w:t>
+      </w:r>
+      <w:r>
+        <w:t xml:space="preserve"> Так, шаг за шагом, брахман довёл дорогу до места плясок</w:t>
+      </w:r>
+      <w:r>
+        <w:rPr>
+          <w:b w:val="0"/>
+          <w:i w:val="0"/>
+          <w:vertAlign w:val="superscript"/>
+        </w:rPr>
+        <w:t>5</w:t>
+      </w:r>
+      <w:r>
+        <w:t xml:space="preserve"> и изобразил там лесные игры, вспоминая подвиги Кришны</w:t>
+      </w:r>
+    </w:p>
+    <w:p>
+      <w:pPr>
+        <w:spacing w:after="60"/>
+        <w:ind w:left="510" w:hanging="510"/>
+      </w:pPr>
+      <w:r>
+        <w:rPr>
+          <w:b/>
+          <w:i w:val="0"/>
+        </w:rPr>
+        <w:t>10.</w:t>
+      </w:r>
+      <w:r>
+        <w:t xml:space="preserve"> и то, как пристрастен Прабху к Своим преданным. И, счастливый, смеясь и танцуя, он сказал перед преданными:</w:t>
+      </w:r>
+    </w:p>
+    <w:p>
+      <w:pPr>
+        <w:spacing w:after="60"/>
+        <w:ind w:left="510" w:hanging="510"/>
+      </w:pPr>
+      <w:r>
+        <w:rPr>
+          <w:b/>
+          <w:i w:val="0"/>
+        </w:rPr>
+        <w:t>11.</w:t>
+      </w:r>
+      <w:r>
+        <w:t xml:space="preserve"> «Сейчас Бхагаван не пойдёт в Матхуру — знайте: от места плясок Кришны Он вернётся назад».</w:t>
+      </w:r>
+    </w:p>
+    <w:p>
+      <w:pPr>
+        <w:spacing w:after="60"/>
+        <w:ind w:left="510" w:hanging="510"/>
+      </w:pPr>
+      <w:r>
+        <w:rPr>
+          <w:b/>
+          <w:i w:val="0"/>
+        </w:rPr>
+        <w:t>12.</w:t>
+      </w:r>
+      <w:r>
+        <w:t xml:space="preserve"> Услышав эти благие слова, все преданные впивали их, как нектар, а затем обошли его кругом и простёрлись на земле, словно палки.</w:t>
+      </w:r>
+    </w:p>
+    <w:p>
+      <w:pPr>
+        <w:spacing w:after="60"/>
+        <w:ind w:left="510" w:hanging="510"/>
+      </w:pPr>
+      <w:r>
+        <w:rPr>
+          <w:b/>
+          <w:i w:val="0"/>
+        </w:rPr>
+        <w:t>13.</w:t>
+      </w:r>
+      <w:r>
+        <w:t xml:space="preserve"> И он, с сердцем, полным любви, поклонился им в ответ; все обнимали друг друга и ликовали, словно уже обрели счастье лицезреть Господа.</w:t>
+      </w:r>
+    </w:p>
+    <w:p>
+      <w:pPr>
+        <w:spacing w:after="60"/>
+        <w:ind w:left="510" w:hanging="510"/>
+      </w:pPr>
+      <w:r>
+        <w:rPr>
+          <w:b/>
+          <w:i w:val="0"/>
+        </w:rPr>
+        <w:t>14.</w:t>
+      </w:r>
+      <w:r>
+        <w:t xml:space="preserve"> А Сам Ачьюта тем временем, совершая несущую благо миру санкиртану Шри Кришны, в окружении Своих людей пришёл в дом лучшего из брахманов, Вачаспати.</w:t>
+      </w:r>
+    </w:p>
+    <w:p>
+      <w:pPr>
+        <w:spacing w:after="60"/>
+        <w:ind w:left="510" w:hanging="510"/>
+      </w:pPr>
+      <w:r>
+        <w:rPr>
+          <w:b/>
+          <w:i w:val="0"/>
+        </w:rPr>
+        <w:t>15.</w:t>
+      </w:r>
+      <w:r>
+        <w:t xml:space="preserve"> Жители славной Навадвипы и другие люди — те, что обитают в мире богов, — увидев воочию лотосный лик Прабху, желали иметь сотню глаз со всех сторон.</w:t>
+      </w:r>
+    </w:p>
+    <w:p>
+      <w:pPr>
+        <w:spacing w:after="60"/>
+        <w:ind w:left="510" w:hanging="510"/>
+      </w:pPr>
+      <w:r>
+        <w:rPr>
+          <w:b/>
+          <w:i w:val="0"/>
+        </w:rPr>
+        <w:t>16.</w:t>
+      </w:r>
+      <w:r>
+        <w:t xml:space="preserve"> Прожив несколько дней в доме брахмана, Кришна избавил всех людей — и немых, и слепых, и глухих, и прочих.</w:t>
+      </w:r>
+    </w:p>
+    <w:p>
+      <w:pPr>
+        <w:spacing w:after="60"/>
+        <w:ind w:left="510" w:hanging="510"/>
+      </w:pPr>
+      <w:r>
+        <w:rPr>
+          <w:b/>
+          <w:i w:val="0"/>
+        </w:rPr>
+        <w:t>17.</w:t>
+      </w:r>
+      <w:r>
+        <w:t xml:space="preserve"> Учёный Девананда Пандит</w:t>
+      </w:r>
+      <w:r>
+        <w:rPr>
+          <w:b w:val="0"/>
+          <w:i w:val="0"/>
+          <w:vertAlign w:val="superscript"/>
+        </w:rPr>
+        <w:t>6</w:t>
+      </w:r>
+      <w:r>
+        <w:t>, удостоенный милости Вакрешвары, пришёл к стопам Прабху, поведал о своём прежнем злонравии</w:t>
+      </w:r>
+    </w:p>
+    <w:p>
+      <w:pPr>
+        <w:spacing w:after="60"/>
+        <w:ind w:left="510" w:hanging="510"/>
+      </w:pPr>
+      <w:r>
+        <w:rPr>
+          <w:b/>
+          <w:i w:val="0"/>
+        </w:rPr>
+        <w:t>18.</w:t>
+      </w:r>
+      <w:r>
+        <w:t xml:space="preserve"> и спросил, в чём его благо. И Сокровищница милости сказал ему: «Знай, что „Шримад-Бхагаватам“ — это Сам Шри Кришна воочию, воплощение бытия, сознания и блаженства,</w:t>
+      </w:r>
+    </w:p>
+    <w:p>
+      <w:pPr>
+        <w:spacing w:after="60"/>
+        <w:ind w:left="510" w:hanging="510"/>
+      </w:pPr>
+      <w:r>
+        <w:rPr>
+          <w:b/>
+          <w:i w:val="0"/>
+        </w:rPr>
+        <w:t>19.</w:t>
+      </w:r>
+      <w:r>
+        <w:t xml:space="preserve"> чуждое зависти и всякой скверны</w:t>
+      </w:r>
+      <w:r>
+        <w:rPr>
+          <w:b w:val="0"/>
+          <w:i w:val="0"/>
+          <w:vertAlign w:val="superscript"/>
+        </w:rPr>
+        <w:t>7</w:t>
+      </w:r>
+      <w:r>
+        <w:t>. Тот, кто читает его, вкушая расу преданности, обретёт блаженство».</w:t>
+      </w:r>
+    </w:p>
+    <w:p>
+      <w:pPr>
+        <w:spacing w:after="60"/>
+        <w:ind w:left="510" w:hanging="510"/>
+      </w:pPr>
+      <w:r>
+        <w:rPr>
+          <w:b/>
+          <w:i w:val="0"/>
+        </w:rPr>
+        <w:t>20.</w:t>
+      </w:r>
+      <w:r>
+        <w:t xml:space="preserve"> Услышав это, брахман склонил голову и, покрытый пылью Его стоп, погружённый в расу Гаурачандры, дивно танцевал.</w:t>
+      </w:r>
+    </w:p>
+    <w:p>
+      <w:pPr>
+        <w:spacing w:after="60"/>
+        <w:jc w:val="both"/>
+      </w:pPr>
+      <w:r>
+        <w:rPr>
+          <w:b w:val="0"/>
+          <w:i/>
+        </w:rPr>
+        <w:t>Так заканчивается семнадцатая сарга, «Милость к Девананде» (Девананда-ануграха), третьей пракрамы поэмы «Шри Кришна-чайтанья-чаритамрита».</w:t>
+      </w:r>
+    </w:p>
+    <w:p>
+      <w:pPr>
+        <w:spacing w:after="60"/>
+        <w:ind w:left="283"/>
+      </w:pPr>
+      <w:r>
+        <w:rPr>
+          <w:b/>
+          <w:i w:val="0"/>
+          <w:sz w:val="18"/>
+        </w:rPr>
+        <w:t>1.</w:t>
+      </w:r>
+      <w:r>
+        <w:rPr>
+          <w:sz w:val="18"/>
+        </w:rPr>
+        <w:t xml:space="preserve"> Мадху (Мадхупура, Мадхупури) — Матхура.</w:t>
+      </w:r>
+    </w:p>
+    <w:p>
+      <w:pPr>
+        <w:spacing w:after="60"/>
+        <w:ind w:left="283"/>
+      </w:pPr>
+      <w:r>
+        <w:rPr>
+          <w:b/>
+          <w:i w:val="0"/>
+          <w:sz w:val="18"/>
+        </w:rPr>
+        <w:t>2.</w:t>
+      </w:r>
+      <w:r>
+        <w:rPr>
+          <w:sz w:val="18"/>
+        </w:rPr>
+        <w:t xml:space="preserve"> Вачаспати — брахман, живший у Ганги в Бенгалии; по другим жизнеописаниям — Видья-Вачаспати, брат Сарвабхаумы.</w:t>
+      </w:r>
+    </w:p>
+    <w:p>
+      <w:pPr>
+        <w:spacing w:after="60"/>
+        <w:ind w:left="283"/>
+      </w:pPr>
+      <w:r>
+        <w:rPr>
+          <w:b/>
+          <w:i w:val="0"/>
+          <w:sz w:val="18"/>
+        </w:rPr>
+        <w:t>3.</w:t>
+      </w:r>
+      <w:r>
+        <w:rPr>
+          <w:sz w:val="18"/>
+        </w:rPr>
+        <w:t xml:space="preserve"> Нрисимхананда — Прадьюмна Брахмачари, преданный Господа, прозванный так за поклонение Нрисимхе. Этот рассказ приводится и в «Чайтанья-чаритамрите» (Мадхья, 1).</w:t>
+      </w:r>
+    </w:p>
+    <w:p>
+      <w:pPr>
+        <w:spacing w:after="60"/>
+        <w:ind w:left="283"/>
+      </w:pPr>
+      <w:r>
+        <w:rPr>
+          <w:b/>
+          <w:i w:val="0"/>
+          <w:sz w:val="18"/>
+        </w:rPr>
+        <w:t>4.</w:t>
+      </w:r>
+      <w:r>
+        <w:rPr>
+          <w:sz w:val="18"/>
+        </w:rPr>
+        <w:t xml:space="preserve"> Слово, переданное здесь как «путь», в изданиях неясно; смысл ясен из шл. 7–9.</w:t>
+      </w:r>
+    </w:p>
+    <w:p>
+      <w:pPr>
+        <w:spacing w:after="60"/>
+        <w:ind w:left="283"/>
+      </w:pPr>
+      <w:r>
+        <w:rPr>
+          <w:b/>
+          <w:i w:val="0"/>
+          <w:sz w:val="18"/>
+        </w:rPr>
+        <w:t>5.</w:t>
+      </w:r>
+      <w:r>
+        <w:rPr>
+          <w:sz w:val="18"/>
+        </w:rPr>
+        <w:t xml:space="preserve"> Место плясок — Канай-Натьяшала, селение на пути во Вриндаван, откуда Господь в тот раз повернул назад.</w:t>
+      </w:r>
+    </w:p>
+    <w:p>
+      <w:pPr>
+        <w:spacing w:after="60"/>
+        <w:ind w:left="283"/>
+      </w:pPr>
+      <w:r>
+        <w:rPr>
+          <w:b/>
+          <w:i w:val="0"/>
+          <w:sz w:val="18"/>
+        </w:rPr>
+        <w:t>6.</w:t>
+      </w:r>
+      <w:r>
+        <w:rPr>
+          <w:sz w:val="18"/>
+        </w:rPr>
+        <w:t xml:space="preserve"> Девананда Пандит — чтец «Бхагаватам» в Навадвипе, некогда оскорбивший Шривасу; милость Господа он получил по ходатайству Вакрешвары Пандита (подробно — в «Чайтанья-бхагавате» Вриндавана даса).</w:t>
+      </w:r>
+    </w:p>
+    <w:p>
+      <w:pPr>
+        <w:spacing w:after="60"/>
+        <w:ind w:left="283"/>
+      </w:pPr>
+      <w:r>
+        <w:rPr>
+          <w:b/>
+          <w:i w:val="0"/>
+          <w:sz w:val="18"/>
+        </w:rPr>
+        <w:t>7.</w:t>
+      </w:r>
+      <w:r>
+        <w:rPr>
+          <w:sz w:val="18"/>
+        </w:rPr>
+        <w:t xml:space="preserve"> Ср. «Бхагаватам» (1.1.2): эта книга — для праведных, свободных от зависти.</w:t>
+      </w:r>
+    </w:p>
+    <w:p>
+      <w:pPr>
+        <w:pStyle w:val="Heading2"/>
+      </w:pPr>
+      <w:r>
+        <w:t>Пракрама 3, сарга 18. Лицезрение Шри Гопинатхи после странствия по Гауде</w:t>
+      </w:r>
+    </w:p>
+    <w:p>
+      <w:pPr>
+        <w:spacing w:after="60"/>
+        <w:jc w:val="both"/>
+      </w:pPr>
+      <w:r>
+        <w:rPr>
+          <w:b w:val="0"/>
+          <w:i/>
+        </w:rPr>
+        <w:t>Господь в Рамакели благословляет Санатану и его брата; от Натьяшалы поворачивает назад, гостит у Адвайты, встречается с матерью и преданными Навадвипы и возвращается в Пури, где вместе с Нитьянандой и Гададхарой вкушает прасад Гопинатхи</w:t>
+      </w:r>
+    </w:p>
+    <w:p>
+      <w:pPr>
+        <w:spacing w:after="60"/>
+        <w:ind w:left="510" w:hanging="510"/>
+      </w:pPr>
+      <w:r>
+        <w:rPr>
+          <w:b/>
+          <w:i w:val="0"/>
+        </w:rPr>
+        <w:t>1.</w:t>
+      </w:r>
+      <w:r>
+        <w:t xml:space="preserve"> Затем Кришна в окружении преданных пришёл в Рамакели</w:t>
+      </w:r>
+      <w:r>
+        <w:rPr>
+          <w:b w:val="0"/>
+          <w:i w:val="0"/>
+          <w:vertAlign w:val="superscript"/>
+        </w:rPr>
+        <w:t>1</w:t>
+      </w:r>
+      <w:r>
+        <w:t>. Узнав об этом, Санатана пришёл туда, чтобы увидеть стопы Прабху.</w:t>
+      </w:r>
+    </w:p>
+    <w:p>
+      <w:pPr>
+        <w:spacing w:after="60"/>
+        <w:ind w:left="510" w:hanging="510"/>
+      </w:pPr>
+      <w:r>
+        <w:rPr>
+          <w:b/>
+          <w:i w:val="0"/>
+        </w:rPr>
+        <w:t>2.</w:t>
+      </w:r>
+      <w:r>
+        <w:t xml:space="preserve"> Увидев Прабху, он возрадовался сердцем, вместе с младшим братом пал на землю и, держа в зубах травинку</w:t>
+      </w:r>
+      <w:r>
+        <w:rPr>
+          <w:b w:val="0"/>
+          <w:i w:val="0"/>
+          <w:vertAlign w:val="superscript"/>
+        </w:rPr>
+        <w:t>2</w:t>
+      </w:r>
+      <w:r>
+        <w:t>, сказал Кешаве:</w:t>
+      </w:r>
+    </w:p>
+    <w:p>
+      <w:pPr>
+        <w:spacing w:after="60"/>
+        <w:ind w:left="510" w:hanging="510"/>
+      </w:pPr>
+      <w:r>
+        <w:rPr>
+          <w:b/>
+          <w:i w:val="0"/>
+        </w:rPr>
+        <w:t>3.</w:t>
+      </w:r>
+      <w:r>
+        <w:t xml:space="preserve"> «Нет на свете такого грешника, как я, нет такого оскорбителя. Мне стыдно даже оправдываться — что же я скажу, о Пурушоттама?»</w:t>
+      </w:r>
+    </w:p>
+    <w:p>
+      <w:pPr>
+        <w:spacing w:after="60"/>
+        <w:ind w:left="510" w:hanging="510"/>
+      </w:pPr>
+      <w:r>
+        <w:rPr>
+          <w:b/>
+          <w:i w:val="0"/>
+        </w:rPr>
+        <w:t>4.</w:t>
+      </w:r>
+      <w:r>
+        <w:t xml:space="preserve"> Джанардана поставил Свою стопу ему на голову и сказал: «Ты — житель Вриндавана, поистине, поистине, в этом нет сомнения.</w:t>
+      </w:r>
+    </w:p>
+    <w:p>
+      <w:pPr>
+        <w:spacing w:after="60"/>
+        <w:ind w:left="510" w:hanging="510"/>
+      </w:pPr>
+      <w:r>
+        <w:rPr>
+          <w:b/>
+          <w:i w:val="0"/>
+        </w:rPr>
+        <w:t>5.</w:t>
+      </w:r>
+      <w:r>
+        <w:t xml:space="preserve"> Я хочу не спеша отправиться в Матхуру вместе с тобой. А явить утраченные святые места</w:t>
+      </w:r>
+      <w:r>
+        <w:rPr>
+          <w:b w:val="0"/>
+          <w:i w:val="0"/>
+          <w:vertAlign w:val="superscript"/>
+        </w:rPr>
+        <w:t>3</w:t>
+      </w:r>
+      <w:r>
+        <w:t>, а также Вриндаван</w:t>
+      </w:r>
+    </w:p>
+    <w:p>
+      <w:pPr>
+        <w:spacing w:after="60"/>
+        <w:ind w:left="510" w:hanging="510"/>
+      </w:pPr>
+      <w:r>
+        <w:rPr>
+          <w:b/>
+          <w:i w:val="0"/>
+        </w:rPr>
+        <w:t>6.</w:t>
+      </w:r>
+      <w:r>
+        <w:t xml:space="preserve"> надлежит тебе: всё это сбудется по Моей милости — ведь она есть сама преданность во плоти и дарует любовную преданность».</w:t>
+      </w:r>
+    </w:p>
+    <w:p>
+      <w:pPr>
+        <w:spacing w:after="60"/>
+        <w:ind w:left="510" w:hanging="510"/>
+      </w:pPr>
+      <w:r>
+        <w:rPr>
+          <w:b/>
+          <w:i w:val="0"/>
+        </w:rPr>
+        <w:t>7.</w:t>
+      </w:r>
+      <w:r>
+        <w:t xml:space="preserve"> Выслушав это, мудрейший Шри Санатана вместе с младшим братом сказал: «Вриндаван — сад услад Кришначандры, прекрасный и благой:</w:t>
+      </w:r>
+    </w:p>
+    <w:p>
+      <w:pPr>
+        <w:spacing w:after="60"/>
+        <w:ind w:left="510" w:hanging="510"/>
+      </w:pPr>
+      <w:r>
+        <w:rPr>
+          <w:b/>
+          <w:i w:val="0"/>
+        </w:rPr>
+        <w:t>8.</w:t>
+      </w:r>
+      <w:r>
+        <w:t xml:space="preserve"> там Кришна вечно играет со Шри Радхой; он навсегда недоступен ни йогам, ни богам, ни сиддхам, ни людям, ни иным существам.</w:t>
+      </w:r>
+    </w:p>
+    <w:p>
+      <w:pPr>
+        <w:spacing w:after="60"/>
+        <w:ind w:left="510" w:hanging="510"/>
+      </w:pPr>
+      <w:r>
+        <w:rPr>
+          <w:b/>
+          <w:i w:val="0"/>
+        </w:rPr>
+        <w:t>9.</w:t>
+      </w:r>
+      <w:r>
+        <w:t xml:space="preserve"> Это место уединённое — какая же радость прийти туда с толпами людей? Мечом Своей милости Ты разрубил мою крепкую цепь —</w:t>
+      </w:r>
+    </w:p>
+    <w:p>
+      <w:pPr>
+        <w:spacing w:after="60"/>
+        <w:ind w:left="510" w:hanging="510"/>
+      </w:pPr>
+      <w:r>
+        <w:rPr>
+          <w:b/>
+          <w:i w:val="0"/>
+        </w:rPr>
+        <w:t>10.</w:t>
+      </w:r>
+      <w:r>
+        <w:t xml:space="preserve"> службу царского министра и прочее — и привёл меня к Себе. Так надели же меня силой, о Кришна, и поступай, как Тебе угодно».</w:t>
+      </w:r>
+    </w:p>
+    <w:p>
+      <w:pPr>
+        <w:spacing w:after="60"/>
+        <w:ind w:left="510" w:hanging="510"/>
+      </w:pPr>
+      <w:r>
+        <w:rPr>
+          <w:b/>
+          <w:i w:val="0"/>
+        </w:rPr>
+        <w:t>11.</w:t>
+      </w:r>
+      <w:r>
+        <w:t xml:space="preserve"> Испив нектар его слов, Прабху рассмеялся и сказал: «Кришна всегда будет исполнять ваши желания».</w:t>
+      </w:r>
+    </w:p>
+    <w:p>
+      <w:pPr>
+        <w:spacing w:after="60"/>
+        <w:ind w:left="510" w:hanging="510"/>
+      </w:pPr>
+      <w:r>
+        <w:rPr>
+          <w:b/>
+          <w:i w:val="0"/>
+        </w:rPr>
+        <w:t>12.</w:t>
+      </w:r>
+      <w:r>
+        <w:t xml:space="preserve"> Утешив его так, Кришна дошёл до места плясок</w:t>
+      </w:r>
+      <w:r>
+        <w:rPr>
+          <w:b w:val="0"/>
+          <w:i w:val="0"/>
+          <w:vertAlign w:val="superscript"/>
+        </w:rPr>
+        <w:t>4</w:t>
+      </w:r>
+      <w:r>
+        <w:t>, и ночью Он размышлял: «Поистине, сказано верно, в этом нет сомнения:</w:t>
+      </w:r>
+    </w:p>
+    <w:p>
+      <w:pPr>
+        <w:spacing w:after="60"/>
+        <w:ind w:left="510" w:hanging="510"/>
+      </w:pPr>
+      <w:r>
+        <w:rPr>
+          <w:b/>
+          <w:i w:val="0"/>
+        </w:rPr>
+        <w:t>13.</w:t>
+      </w:r>
+      <w:r>
+        <w:t xml:space="preserve"> устами мудрого Санатаны Мне говорил Сам Мадхава — лес Вринды и вправду уединён и труднодостижим.</w:t>
+      </w:r>
+    </w:p>
+    <w:p>
+      <w:pPr>
+        <w:spacing w:after="60"/>
+        <w:ind w:left="510" w:hanging="510"/>
+      </w:pPr>
+      <w:r>
+        <w:rPr>
+          <w:b/>
+          <w:i w:val="0"/>
+        </w:rPr>
+        <w:t>14.</w:t>
+      </w:r>
+      <w:r>
+        <w:t xml:space="preserve"> Идти туда с толпами людей — одно лишь мучение, без сомнения. Я пойду туда, оставив спутников, а сейчас направлюсь на юг».</w:t>
+      </w:r>
+    </w:p>
+    <w:p>
+      <w:pPr>
+        <w:spacing w:after="60"/>
+        <w:ind w:left="510" w:hanging="510"/>
+      </w:pPr>
+      <w:r>
+        <w:rPr>
+          <w:b/>
+          <w:i w:val="0"/>
+        </w:rPr>
+        <w:t>15.</w:t>
+      </w:r>
+      <w:r>
+        <w:t xml:space="preserve"> Рассудив так, Бхагаван Шри Кришна, чья суть — раса густого блаженства, наутро встал и вместе с Нитьянандой</w:t>
+      </w:r>
+    </w:p>
+    <w:p>
+      <w:pPr>
+        <w:spacing w:after="60"/>
+        <w:ind w:left="510" w:hanging="510"/>
+      </w:pPr>
+      <w:r>
+        <w:rPr>
+          <w:b/>
+          <w:i w:val="0"/>
+        </w:rPr>
+        <w:t>16.</w:t>
+      </w:r>
+      <w:r>
+        <w:t xml:space="preserve"> радостно поспешил в обитель Адвайты Ачарьи. Чтимый им, Даритель счастья преданным остановился там.</w:t>
+      </w:r>
+    </w:p>
+    <w:p>
+      <w:pPr>
+        <w:spacing w:after="60"/>
+        <w:ind w:left="510" w:hanging="510"/>
+      </w:pPr>
+      <w:r>
+        <w:rPr>
+          <w:b/>
+          <w:i w:val="0"/>
+        </w:rPr>
+        <w:t>17.</w:t>
+      </w:r>
+      <w:r>
+        <w:t xml:space="preserve"> С Ачьютой</w:t>
+      </w:r>
+      <w:r>
+        <w:rPr>
+          <w:b w:val="0"/>
+          <w:i w:val="0"/>
+          <w:vertAlign w:val="superscript"/>
+        </w:rPr>
+        <w:t>5</w:t>
+      </w:r>
+      <w:r>
+        <w:t xml:space="preserve"> Он непрестанно умножал радость забав, наслаждаясь расой шуток, и был полон милости к Харидасу.</w:t>
+      </w:r>
+    </w:p>
+    <w:p>
+      <w:pPr>
+        <w:spacing w:after="60"/>
+        <w:ind w:left="510" w:hanging="510"/>
+      </w:pPr>
+      <w:r>
+        <w:rPr>
+          <w:b/>
+          <w:i w:val="0"/>
+        </w:rPr>
+        <w:t>18.</w:t>
+      </w:r>
+      <w:r>
+        <w:t xml:space="preserve"> Ночью, окружённый преданными, Он совершал санкиртану Хари и в величайшей радости танцевал вместе с Нитьянандой.</w:t>
+      </w:r>
+    </w:p>
+    <w:p>
+      <w:pPr>
+        <w:spacing w:after="60"/>
+        <w:ind w:left="510" w:hanging="510"/>
+      </w:pPr>
+      <w:r>
+        <w:rPr>
+          <w:b/>
+          <w:i w:val="0"/>
+        </w:rPr>
+        <w:t>19.</w:t>
+      </w:r>
+      <w:r>
+        <w:t xml:space="preserve"> Венец почитающих мать, Он велел привести из Навадвипы Свою мать и преданных и развеял их горе;</w:t>
+      </w:r>
+    </w:p>
+    <w:p>
+      <w:pPr>
+        <w:spacing w:after="60"/>
+        <w:ind w:left="510" w:hanging="510"/>
+      </w:pPr>
+      <w:r>
+        <w:rPr>
+          <w:b/>
+          <w:i w:val="0"/>
+        </w:rPr>
+        <w:t>20.</w:t>
+      </w:r>
+      <w:r>
+        <w:t xml:space="preserve"> и пищу четырёх видов</w:t>
+      </w:r>
+      <w:r>
+        <w:rPr>
+          <w:b w:val="0"/>
+          <w:i w:val="0"/>
+          <w:vertAlign w:val="superscript"/>
+        </w:rPr>
+        <w:t>6</w:t>
+      </w:r>
+      <w:r>
+        <w:t>, которую она, как подобает, приготовила, Он вкусил среди сотен радостей преданных, шутя с Нитьянандой.</w:t>
+      </w:r>
+    </w:p>
+    <w:p>
+      <w:pPr>
+        <w:spacing w:after="60"/>
+        <w:ind w:left="510" w:hanging="510"/>
+      </w:pPr>
+      <w:r>
+        <w:rPr>
+          <w:b/>
+          <w:i w:val="0"/>
+        </w:rPr>
+        <w:t>21.</w:t>
+      </w:r>
+      <w:r>
+        <w:t xml:space="preserve"> Так, вкушая еду и питьё у преданных в селении за селением, в доме за домом и даря им радость, Он отправился к Шри Пурушоттаме.</w:t>
+      </w:r>
+    </w:p>
+    <w:p>
+      <w:pPr>
+        <w:spacing w:after="60"/>
+        <w:ind w:left="510" w:hanging="510"/>
+      </w:pPr>
+      <w:r>
+        <w:rPr>
+          <w:b/>
+          <w:i w:val="0"/>
+        </w:rPr>
+        <w:t>22.</w:t>
+      </w:r>
+      <w:r>
+        <w:t xml:space="preserve"> Славный Нитьянанда-Рама и Шри Гададхара Пандит, опьянённые нектаром любви к Гауре, были дороги Гауранге, как сама жизнь.</w:t>
+      </w:r>
+    </w:p>
+    <w:p>
+      <w:pPr>
+        <w:spacing w:after="60"/>
+        <w:ind w:left="510" w:hanging="510"/>
+      </w:pPr>
+      <w:r>
+        <w:rPr>
+          <w:b/>
+          <w:i w:val="0"/>
+        </w:rPr>
+        <w:t>23.</w:t>
+      </w:r>
+      <w:r>
+        <w:t xml:space="preserve"> Сопровождаемый ими двоими, Кришна увидел Гопинатху</w:t>
+      </w:r>
+      <w:r>
+        <w:rPr>
+          <w:b w:val="0"/>
+          <w:i w:val="0"/>
+          <w:vertAlign w:val="superscript"/>
+        </w:rPr>
+        <w:t>7</w:t>
+      </w:r>
+      <w:r>
+        <w:t xml:space="preserve"> — воочию сына Нанды, Всемогущего, с флейтой у уст.</w:t>
+      </w:r>
+    </w:p>
+    <w:p>
+      <w:pPr>
+        <w:spacing w:after="60"/>
+        <w:ind w:left="510" w:hanging="510"/>
+      </w:pPr>
+      <w:r>
+        <w:rPr>
+          <w:b/>
+          <w:i w:val="0"/>
+        </w:rPr>
+        <w:t>24.</w:t>
+      </w:r>
+      <w:r>
+        <w:t xml:space="preserve"> Хари, наслаждающийся желаниями гопи, обнял Его и застыл; а Гададхара, видя там единую суть Гауры и Кришны, был счастлив.</w:t>
+      </w:r>
+    </w:p>
+    <w:p>
+      <w:pPr>
+        <w:spacing w:after="60"/>
+        <w:ind w:left="510" w:hanging="510"/>
+      </w:pPr>
+      <w:r>
+        <w:rPr>
+          <w:b/>
+          <w:i w:val="0"/>
+        </w:rPr>
+        <w:t>25.</w:t>
+      </w:r>
+      <w:r>
+        <w:t xml:space="preserve"> Он, по природе своей Сама Радха</w:t>
+      </w:r>
+      <w:r>
+        <w:rPr>
+          <w:b w:val="0"/>
+          <w:i w:val="0"/>
+          <w:vertAlign w:val="superscript"/>
+        </w:rPr>
+        <w:t>8</w:t>
+      </w:r>
+      <w:r>
+        <w:t>, прижал Гопинатху к груди, с радостным пылом принёс Его и незыблемо установил.</w:t>
+      </w:r>
+    </w:p>
+    <w:p>
+      <w:pPr>
+        <w:spacing w:after="60"/>
+        <w:ind w:left="510" w:hanging="510"/>
+      </w:pPr>
+      <w:r>
+        <w:rPr>
+          <w:b/>
+          <w:i w:val="0"/>
+        </w:rPr>
+        <w:t>26.</w:t>
+      </w:r>
+      <w:r>
+        <w:t xml:space="preserve"> Пищу, приготовленную им самим, — остатки трапезы Гопинатхи — Гададхара, весь в трепете, поставил перед Гаурачандрой;</w:t>
+      </w:r>
+    </w:p>
+    <w:p>
+      <w:pPr>
+        <w:spacing w:after="60"/>
+        <w:ind w:left="510" w:hanging="510"/>
+      </w:pPr>
+      <w:r>
+        <w:rPr>
+          <w:b/>
+          <w:i w:val="0"/>
+        </w:rPr>
+        <w:t>27.</w:t>
+      </w:r>
+      <w:r>
+        <w:t xml:space="preserve"> и по его просьбе Господь радостно разделил прасад Гопинатхи на три доли и вкусил первым</w:t>
+      </w:r>
+      <w:r>
+        <w:rPr>
+          <w:b w:val="0"/>
+          <w:i w:val="0"/>
+          <w:vertAlign w:val="superscript"/>
+        </w:rPr>
+        <w:t>9</w:t>
+      </w:r>
+      <w:r>
+        <w:t>.</w:t>
+      </w:r>
+    </w:p>
+    <w:p>
+      <w:pPr>
+        <w:spacing w:after="60"/>
+        <w:ind w:left="510" w:hanging="510"/>
+      </w:pPr>
+      <w:r>
+        <w:rPr>
+          <w:b/>
+          <w:i w:val="0"/>
+        </w:rPr>
+        <w:t>28.</w:t>
+      </w:r>
+      <w:r>
+        <w:t xml:space="preserve"> А Гададхара, упоённый расой, сначала своей рукой накормил Нитьянанду, а затем вкусил и сам.</w:t>
+      </w:r>
+    </w:p>
+    <w:p>
+      <w:pPr>
+        <w:spacing w:after="60"/>
+        <w:ind w:left="510" w:hanging="510"/>
+      </w:pPr>
+      <w:r>
+        <w:rPr>
+          <w:b/>
+          <w:i w:val="0"/>
+        </w:rPr>
+        <w:t>29.</w:t>
+      </w:r>
+      <w:r>
+        <w:t xml:space="preserve"> А потом Гауранга, Сам знаток расы, удобно расположился вместе с Гададхарой и, когда Рама удалился на покой, жаждущий танца раса, опьянённый расой услады, упивался Тем, кто — услада услад расы</w:t>
+      </w:r>
+      <w:r>
+        <w:rPr>
+          <w:b w:val="0"/>
+          <w:i w:val="0"/>
+          <w:vertAlign w:val="superscript"/>
+        </w:rPr>
+        <w:t>10</w:t>
+      </w:r>
+      <w:r>
+        <w:t>.</w:t>
+      </w:r>
+    </w:p>
+    <w:p>
+      <w:pPr>
+        <w:spacing w:after="60"/>
+        <w:jc w:val="both"/>
+      </w:pPr>
+      <w:r>
+        <w:rPr>
+          <w:b w:val="0"/>
+          <w:i/>
+        </w:rPr>
+        <w:t>Так заканчивается восемнадцатая сарга, «Лицезрение Шри Гопинатхи после странствия по Гауде» (Гауда-деша-бхрамана-анантарам Шри-Гопинатха-даршана), третьей пракрамы поэмы «Шри Кришна-чайтанья-чаритамрита».</w:t>
+      </w:r>
+    </w:p>
+    <w:p>
+      <w:pPr>
+        <w:spacing w:after="60"/>
+        <w:ind w:left="283"/>
+      </w:pPr>
+      <w:r>
+        <w:rPr>
+          <w:b/>
+          <w:i w:val="0"/>
+          <w:sz w:val="18"/>
+        </w:rPr>
+        <w:t>1.</w:t>
+      </w:r>
+      <w:r>
+        <w:rPr>
+          <w:sz w:val="18"/>
+        </w:rPr>
+        <w:t xml:space="preserve"> Рамакели — селение близ Гауды, столицы Бенгалии, где Санатана и его младший брат Рупа служили министрами султана.</w:t>
+      </w:r>
+    </w:p>
+    <w:p>
+      <w:pPr>
+        <w:spacing w:after="60"/>
+        <w:ind w:left="283"/>
+      </w:pPr>
+      <w:r>
+        <w:rPr>
+          <w:b/>
+          <w:i w:val="0"/>
+          <w:sz w:val="18"/>
+        </w:rPr>
+        <w:t>2.</w:t>
+      </w:r>
+      <w:r>
+        <w:rPr>
+          <w:sz w:val="18"/>
+        </w:rPr>
+        <w:t xml:space="preserve"> Травинка в зубах — знак полного смирения и мольбы о прощении.</w:t>
+      </w:r>
+    </w:p>
+    <w:p>
+      <w:pPr>
+        <w:spacing w:after="60"/>
+        <w:ind w:left="283"/>
+      </w:pPr>
+      <w:r>
+        <w:rPr>
+          <w:b/>
+          <w:i w:val="0"/>
+          <w:sz w:val="18"/>
+        </w:rPr>
+        <w:t>3.</w:t>
+      </w:r>
+      <w:r>
+        <w:rPr>
+          <w:sz w:val="18"/>
+        </w:rPr>
+        <w:t xml:space="preserve"> Утраченные святые места Враджи, которые по велению Господа отыскали Рупа и Санатана.</w:t>
+      </w:r>
+    </w:p>
+    <w:p>
+      <w:pPr>
+        <w:spacing w:after="60"/>
+        <w:ind w:left="283"/>
+      </w:pPr>
+      <w:r>
+        <w:rPr>
+          <w:b/>
+          <w:i w:val="0"/>
+          <w:sz w:val="18"/>
+        </w:rPr>
+        <w:t>4.</w:t>
+      </w:r>
+      <w:r>
+        <w:rPr>
+          <w:sz w:val="18"/>
+        </w:rPr>
+        <w:t xml:space="preserve"> Канай-Натьяшала (см. сарга 17, шл. 9–11).</w:t>
+      </w:r>
+    </w:p>
+    <w:p>
+      <w:pPr>
+        <w:spacing w:after="60"/>
+        <w:ind w:left="283"/>
+      </w:pPr>
+      <w:r>
+        <w:rPr>
+          <w:b/>
+          <w:i w:val="0"/>
+          <w:sz w:val="18"/>
+        </w:rPr>
+        <w:t>5.</w:t>
+      </w:r>
+      <w:r>
+        <w:rPr>
+          <w:sz w:val="18"/>
+        </w:rPr>
+        <w:t xml:space="preserve"> Ачьюта (Ачьютананда) — сын Адвайты Ачарьи.</w:t>
+      </w:r>
+    </w:p>
+    <w:p>
+      <w:pPr>
+        <w:spacing w:after="60"/>
+        <w:ind w:left="283"/>
+      </w:pPr>
+      <w:r>
+        <w:rPr>
+          <w:b/>
+          <w:i w:val="0"/>
+          <w:sz w:val="18"/>
+        </w:rPr>
+        <w:t>6.</w:t>
+      </w:r>
+      <w:r>
+        <w:rPr>
+          <w:sz w:val="18"/>
+        </w:rPr>
+        <w:t xml:space="preserve"> Четыре вида пищи — та, что жуют, сосут, лижут и пьют.</w:t>
+      </w:r>
+    </w:p>
+    <w:p>
+      <w:pPr>
+        <w:spacing w:after="60"/>
+        <w:ind w:left="283"/>
+      </w:pPr>
+      <w:r>
+        <w:rPr>
+          <w:b/>
+          <w:i w:val="0"/>
+          <w:sz w:val="18"/>
+        </w:rPr>
+        <w:t>7.</w:t>
+      </w:r>
+      <w:r>
+        <w:rPr>
+          <w:sz w:val="18"/>
+        </w:rPr>
+        <w:t xml:space="preserve"> Гопинатха — божество Кришны с флейтой в Пури, которому служил Гададхара Пандит (Тота-Гопинатха).</w:t>
+      </w:r>
+    </w:p>
+    <w:p>
+      <w:pPr>
+        <w:spacing w:after="60"/>
+        <w:ind w:left="283"/>
+      </w:pPr>
+      <w:r>
+        <w:rPr>
+          <w:b/>
+          <w:i w:val="0"/>
+          <w:sz w:val="18"/>
+        </w:rPr>
+        <w:t>8.</w:t>
+      </w:r>
+      <w:r>
+        <w:rPr>
+          <w:sz w:val="18"/>
+        </w:rPr>
+        <w:t xml:space="preserve"> По учению гаудия-вайшнавов, Гададхара Пандит — воплощение Шри Радхи.</w:t>
+      </w:r>
+    </w:p>
+    <w:p>
+      <w:pPr>
+        <w:spacing w:after="60"/>
+        <w:ind w:left="283"/>
+      </w:pPr>
+      <w:r>
+        <w:rPr>
+          <w:b/>
+          <w:i w:val="0"/>
+          <w:sz w:val="18"/>
+        </w:rPr>
+        <w:t>9.</w:t>
+      </w:r>
+      <w:r>
+        <w:rPr>
+          <w:sz w:val="18"/>
+        </w:rPr>
+        <w:t xml:space="preserve"> В шл. 26–27 подлежащее выражено нечётко; перевод предположительный.</w:t>
+      </w:r>
+    </w:p>
+    <w:p>
+      <w:pPr>
+        <w:spacing w:after="60"/>
+        <w:ind w:left="283"/>
+      </w:pPr>
+      <w:r>
+        <w:rPr>
+          <w:b/>
+          <w:i w:val="0"/>
+          <w:sz w:val="18"/>
+        </w:rPr>
+        <w:t>10.</w:t>
+      </w:r>
+      <w:r>
+        <w:rPr>
+          <w:sz w:val="18"/>
+        </w:rPr>
+        <w:t xml:space="preserve"> Вторая половина шлоки сохранилась лишь в бенгальском издании (Калькутта, 1945) и построена на игре слов «раса» (танец), «раса» (вкус любви) и «Рама»; перевод предположительный. Рама — Нитьянанда.</w:t>
       </w:r>
     </w:p>
     <w:sectPr>

--- a/murari-gupta/Murari-Gupta-Kadacha-ru.docx
+++ b/murari-gupta/Murari-Gupta-Kadacha-ru.docx
@@ -644,6 +644,58 @@
       </w:r>
     </w:p>
     <w:p>
+      <w:pPr>
+        <w:spacing w:after="60"/>
+        <w:ind w:left="340"/>
+      </w:pPr>
+      <w:r>
+        <w:t xml:space="preserve">• </w:t>
+      </w:r>
+      <w:r>
+        <w:rPr>
+          <w:b/>
+          <w:i w:val="0"/>
+        </w:rPr>
+        <w:t>Пракрама четвёртая</w:t>
+      </w:r>
+    </w:p>
+    <w:p>
+      <w:pPr>
+        <w:spacing w:after="60"/>
+        <w:ind w:left="340"/>
+      </w:pPr>
+      <w:r>
+        <w:t>• Пракрама 4, сарга 1. Милость к Тапане Мишре и другим жителям Каши на пути во Вриндаван</w:t>
+      </w:r>
+    </w:p>
+    <w:p>
+      <w:pPr>
+        <w:spacing w:after="60"/>
+        <w:ind w:left="340"/>
+      </w:pPr>
+      <w:r>
+        <w:t>• Пракрама 4, сарга 2. Лицезрение Шри Матхура-мандалы</w:t>
+      </w:r>
+    </w:p>
+    <w:p>
+      <w:pPr>
+        <w:spacing w:after="60"/>
+        <w:ind w:left="340"/>
+      </w:pPr>
+      <w:r>
+        <w:t>• Пракрама 4, сарга 3. Повесть о двенадцати лесах</w:t>
+      </w:r>
+    </w:p>
+    <w:p>
+      <w:pPr>
+        <w:spacing w:after="60"/>
+        <w:ind w:left="340"/>
+      </w:pPr>
+      <w:r>
+        <w:t>• Пракрама 4, сарга 4. Лицезрение гхатов, колодцев и прочих мест Матхура-мандалы</w:t>
+      </w:r>
+    </w:p>
+    <w:p>
       <w:r>
         <w:br w:type="page"/>
       </w:r>
@@ -35134,6 +35186,2609 @@
           <w:sz w:val="18"/>
         </w:rPr>
         <w:t xml:space="preserve"> Вторая половина шлоки сохранилась лишь в бенгальском издании (Калькутта, 1945) и построена на игре слов «раса» (танец), «раса» (вкус любви) и «Рама»; перевод предположительный. Рама — Нитьянанда.</w:t>
+      </w:r>
+    </w:p>
+    <w:p>
+      <w:r>
+        <w:br w:type="page"/>
+      </w:r>
+    </w:p>
+    <w:p>
+      <w:pPr>
+        <w:pStyle w:val="Heading1"/>
+        <w:jc w:val="center"/>
+      </w:pPr>
+      <w:r>
+        <w:t>Пракрама четвёртая</w:t>
+      </w:r>
+    </w:p>
+    <w:p>
+      <w:pPr>
+        <w:pStyle w:val="Heading2"/>
+      </w:pPr>
+      <w:r>
+        <w:t>Пракрама 4, сарга 1. Милость к Тапане Мишре и другим жителям Каши на пути во Вриндаван</w:t>
+      </w:r>
+    </w:p>
+    <w:p>
+      <w:pPr>
+        <w:spacing w:after="60"/>
+        <w:jc w:val="both"/>
+      </w:pPr>
+      <w:r>
+        <w:rPr>
+          <w:b w:val="0"/>
+          <w:i/>
+        </w:rPr>
+        <w:t>Господь поёт и пляшет в Нилачале с преданными Пури и Гауды, затем прощается с ними и, ничего не видя вокруг, кроме Вриндавана, устремляется на север; в Каши Он гостит у Тапаны Мишры, благословляет его сына Рагхунатху и обращает жителей города к преданности Хари</w:t>
+      </w:r>
+    </w:p>
+    <w:p>
+      <w:pPr>
+        <w:spacing w:after="60"/>
+        <w:ind w:left="510" w:hanging="510"/>
+      </w:pPr>
+      <w:r>
+        <w:rPr>
+          <w:b/>
+          <w:i w:val="0"/>
+        </w:rPr>
+        <w:t>1.</w:t>
+      </w:r>
+      <w:r>
+        <w:t xml:space="preserve"> Так в Нилачале Тот, чей ум был полон санкиртаной Шри Кришны, пел о расах танца раса и плясал вместе со Сварупой, Гададхарой и другими — Он, находящий радость в Святом Имени.</w:t>
+      </w:r>
+    </w:p>
+    <w:p>
+      <w:pPr>
+        <w:spacing w:after="60"/>
+        <w:ind w:left="510" w:hanging="510"/>
+      </w:pPr>
+      <w:r>
+        <w:rPr>
+          <w:b/>
+          <w:i w:val="0"/>
+        </w:rPr>
+        <w:t>2.</w:t>
+      </w:r>
+      <w:r>
+        <w:t xml:space="preserve"> Вместе со Шри Сарвабхаумой пришли Шри Рамананда и прочие жители Кшетры</w:t>
+      </w:r>
+      <w:r>
+        <w:rPr>
+          <w:b w:val="0"/>
+          <w:i w:val="0"/>
+          <w:vertAlign w:val="superscript"/>
+        </w:rPr>
+        <w:t>1</w:t>
+      </w:r>
+      <w:r>
+        <w:t>, исполненные расы Шри Гауры, и с радостью пили взором лотос лица Прабху.</w:t>
+      </w:r>
+    </w:p>
+    <w:p>
+      <w:pPr>
+        <w:spacing w:after="60"/>
+        <w:ind w:left="510" w:hanging="510"/>
+      </w:pPr>
+      <w:r>
+        <w:rPr>
+          <w:b/>
+          <w:i w:val="0"/>
+        </w:rPr>
+        <w:t>3.</w:t>
+      </w:r>
+      <w:r>
+        <w:t xml:space="preserve"> Они слушают благодатную санкиртану Имени и поют, утопая в океане блаженства; и все пляшут вне себя вместе с Гаурангачандрой, венцом царей среди расиков.</w:t>
+      </w:r>
+    </w:p>
+    <w:p>
+      <w:pPr>
+        <w:spacing w:after="60"/>
+        <w:ind w:left="510" w:hanging="510"/>
+      </w:pPr>
+      <w:r>
+        <w:rPr>
+          <w:b/>
+          <w:i w:val="0"/>
+        </w:rPr>
+        <w:t>4.</w:t>
+      </w:r>
+      <w:r>
+        <w:t xml:space="preserve"> Кашишвара, Рама, Мукунда и другие первые среди них, Вакрешвара, Рагхава и Васудева, Шри Шанкара, Шри Харидас, Гауридас и прочие — жители Гауды</w:t>
+      </w:r>
+      <w:r>
+        <w:rPr>
+          <w:b w:val="0"/>
+          <w:i w:val="0"/>
+          <w:vertAlign w:val="superscript"/>
+        </w:rPr>
+        <w:t>2</w:t>
+      </w:r>
+      <w:r>
+        <w:t>,</w:t>
+      </w:r>
+    </w:p>
+    <w:p>
+      <w:pPr>
+        <w:spacing w:after="60"/>
+        <w:ind w:left="510" w:hanging="510"/>
+      </w:pPr>
+      <w:r>
+        <w:rPr>
+          <w:b/>
+          <w:i w:val="0"/>
+        </w:rPr>
+        <w:t>5.</w:t>
+      </w:r>
+      <w:r>
+        <w:t xml:space="preserve"> а также Шри Рагхунандана и другие, что живут в Кханде, и жители Кулинаграмы</w:t>
+      </w:r>
+      <w:r>
+        <w:rPr>
+          <w:b w:val="0"/>
+          <w:i w:val="0"/>
+          <w:vertAlign w:val="superscript"/>
+        </w:rPr>
+        <w:t>3</w:t>
+      </w:r>
+      <w:r>
+        <w:t xml:space="preserve"> — все, чьи сердца проникнуты чувством к Гауранге, радостно пляшут, поют и непрестанно склоняются перед Ним.</w:t>
+      </w:r>
+    </w:p>
+    <w:p>
+      <w:pPr>
+        <w:spacing w:after="60"/>
+        <w:ind w:left="510" w:hanging="510"/>
+      </w:pPr>
+      <w:r>
+        <w:rPr>
+          <w:b/>
+          <w:i w:val="0"/>
+        </w:rPr>
+        <w:t>6.</w:t>
+      </w:r>
+      <w:r>
+        <w:t xml:space="preserve"> Когда пляска закончилась, Сам Господь Ачьюта, исполненный сострадания к Своим преданным, сказал: «Если будет на то ваша милость, Я отправлюсь в прекрасный Вриндаван, которого так трудно достичь».</w:t>
+      </w:r>
+    </w:p>
+    <w:p>
+      <w:pPr>
+        <w:spacing w:after="60"/>
+        <w:ind w:left="510" w:hanging="510"/>
+      </w:pPr>
+      <w:r>
+        <w:rPr>
+          <w:b/>
+          <w:i w:val="0"/>
+        </w:rPr>
+        <w:t>7.</w:t>
+      </w:r>
+      <w:r>
+        <w:t xml:space="preserve"> Они пьют нектар лотоса лица Гауранги — и хотя насыщаются им, всё же глубоко опечалены. Плача, они припадают к лотосным стопам Гауранги и, держа в зубах травинки</w:t>
+      </w:r>
+      <w:r>
+        <w:rPr>
+          <w:b w:val="0"/>
+          <w:i w:val="0"/>
+          <w:vertAlign w:val="superscript"/>
+        </w:rPr>
+        <w:t>4</w:t>
+      </w:r>
+      <w:r>
+        <w:t>, говорят:</w:t>
+      </w:r>
+    </w:p>
+    <w:p>
+      <w:pPr>
+        <w:spacing w:after="60"/>
+        <w:ind w:left="510" w:hanging="510"/>
+      </w:pPr>
+      <w:r>
+        <w:rPr>
+          <w:b/>
+          <w:i w:val="0"/>
+        </w:rPr>
+        <w:t>8.</w:t>
+      </w:r>
+      <w:r>
+        <w:t xml:space="preserve"> «О Прабху, Ты — Сама Луна Вриндавана, и всё же всегда спрашиваешь согласия Своих слуг, прежде чем что-либо сделать. Так сделай же ныне наши лица светлыми от радости и блаженства!»</w:t>
+      </w:r>
+      <w:r>
+        <w:rPr>
+          <w:b w:val="0"/>
+          <w:i w:val="0"/>
+          <w:vertAlign w:val="superscript"/>
+        </w:rPr>
+        <w:t>5</w:t>
+      </w:r>
+    </w:p>
+    <w:p>
+      <w:pPr>
+        <w:spacing w:after="60"/>
+        <w:ind w:left="510" w:hanging="510"/>
+      </w:pPr>
+      <w:r>
+        <w:rPr>
+          <w:b/>
+          <w:i w:val="0"/>
+        </w:rPr>
+        <w:t>9.</w:t>
+      </w:r>
+      <w:r>
+        <w:t xml:space="preserve"> Услышав это, Он с улыбкой сказал: «Я всегда пребываю рядом с вами», — и с этими словами поспешно собрался в путь.</w:t>
+      </w:r>
+    </w:p>
+    <w:p>
+      <w:pPr>
+        <w:spacing w:after="60"/>
+        <w:ind w:left="510" w:hanging="510"/>
+      </w:pPr>
+      <w:r>
+        <w:rPr>
+          <w:b/>
+          <w:i w:val="0"/>
+        </w:rPr>
+        <w:t>10.</w:t>
+      </w:r>
+      <w:r>
+        <w:t xml:space="preserve"> Обняв плачущих и снова и снова утешая их словами: «Я вернусь», — Кришна отправился в благой Вриндаван.</w:t>
+      </w:r>
+    </w:p>
+    <w:p>
+      <w:pPr>
+        <w:spacing w:after="60"/>
+        <w:ind w:left="510" w:hanging="510"/>
+      </w:pPr>
+      <w:r>
+        <w:rPr>
+          <w:b/>
+          <w:i w:val="0"/>
+        </w:rPr>
+        <w:t>11.</w:t>
+      </w:r>
+      <w:r>
+        <w:t xml:space="preserve"> Прабху бежал, полный тоски, словно разъярённый лев, а Его спутники, Баладева</w:t>
+      </w:r>
+      <w:r>
+        <w:rPr>
+          <w:b w:val="0"/>
+          <w:i w:val="0"/>
+          <w:vertAlign w:val="superscript"/>
+        </w:rPr>
+        <w:t>6</w:t>
+      </w:r>
+      <w:r>
+        <w:t xml:space="preserve"> и другие, преданно бежали следом.</w:t>
+      </w:r>
+    </w:p>
+    <w:p>
+      <w:pPr>
+        <w:spacing w:after="60"/>
+        <w:ind w:left="510" w:hanging="510"/>
+      </w:pPr>
+      <w:r>
+        <w:rPr>
+          <w:b/>
+          <w:i w:val="0"/>
+        </w:rPr>
+        <w:t>12.</w:t>
+      </w:r>
+      <w:r>
+        <w:t xml:space="preserve"> Где бы ни видел Высший Прабху горы и реки, Он видел в них Говардхану, Вриндаван и Калинди</w:t>
+      </w:r>
+      <w:r>
+        <w:rPr>
+          <w:b w:val="0"/>
+          <w:i w:val="0"/>
+          <w:vertAlign w:val="superscript"/>
+        </w:rPr>
+        <w:t>7</w:t>
+      </w:r>
+      <w:r>
+        <w:t>.</w:t>
+      </w:r>
+    </w:p>
+    <w:p>
+      <w:pPr>
+        <w:spacing w:after="60"/>
+        <w:ind w:left="510" w:hanging="510"/>
+      </w:pPr>
+      <w:r>
+        <w:rPr>
+          <w:b/>
+          <w:i w:val="0"/>
+        </w:rPr>
+        <w:t>13.</w:t>
+      </w:r>
+      <w:r>
+        <w:t xml:space="preserve"> С громом опьянённых возгласов, поступью опьянённого слона, Он то пляшет, то бежит, то вскрикивает, то катается по земле.</w:t>
+      </w:r>
+    </w:p>
+    <w:p>
+      <w:pPr>
+        <w:spacing w:after="60"/>
+        <w:ind w:left="510" w:hanging="510"/>
+      </w:pPr>
+      <w:r>
+        <w:rPr>
+          <w:b/>
+          <w:i w:val="0"/>
+        </w:rPr>
+        <w:t>14.</w:t>
+      </w:r>
+      <w:r>
+        <w:t xml:space="preserve"> Так, шаг за шагом, Бхагаван пришёл в Каши и, увидев великую лингу Вишвешвары</w:t>
+      </w:r>
+      <w:r>
+        <w:rPr>
+          <w:b w:val="0"/>
+          <w:i w:val="0"/>
+          <w:vertAlign w:val="superscript"/>
+        </w:rPr>
+        <w:t>8</w:t>
+      </w:r>
+      <w:r>
+        <w:t>, был вне Себя от блаженства.</w:t>
+      </w:r>
+    </w:p>
+    <w:p>
+      <w:pPr>
+        <w:spacing w:after="60"/>
+        <w:ind w:left="510" w:hanging="510"/>
+      </w:pPr>
+      <w:r>
+        <w:rPr>
+          <w:b/>
+          <w:i w:val="0"/>
+        </w:rPr>
+        <w:t>15.</w:t>
+      </w:r>
+      <w:r>
+        <w:t xml:space="preserve"> Там некий брахман, истинный вайшнав по имени Тапана</w:t>
+      </w:r>
+      <w:r>
+        <w:rPr>
+          <w:b w:val="0"/>
+          <w:i w:val="0"/>
+          <w:vertAlign w:val="superscript"/>
+        </w:rPr>
+        <w:t>9</w:t>
+      </w:r>
+      <w:r>
+        <w:t>, увидев Прабху, весьма обрадовался и привёл Его в свой дом.</w:t>
+      </w:r>
+    </w:p>
+    <w:p>
+      <w:pPr>
+        <w:spacing w:after="60"/>
+        <w:ind w:left="510" w:hanging="510"/>
+      </w:pPr>
+      <w:r>
+        <w:rPr>
+          <w:b/>
+          <w:i w:val="0"/>
+        </w:rPr>
+        <w:t>16.</w:t>
+      </w:r>
+      <w:r>
+        <w:t xml:space="preserve"> Он почтил Кришну, омыв Ему стопы и поднеся всё прочее; и Учитель мира, приняв трапезу в его доме, удобно расположившись,</w:t>
+      </w:r>
+    </w:p>
+    <w:p>
+      <w:pPr>
+        <w:spacing w:after="60"/>
+        <w:ind w:left="510" w:hanging="510"/>
+      </w:pPr>
+      <w:r>
+        <w:rPr>
+          <w:b/>
+          <w:i w:val="0"/>
+        </w:rPr>
+        <w:t>17.</w:t>
+      </w:r>
+      <w:r>
+        <w:t xml:space="preserve"> остался там, почитаемый и сыном его, Рагхунатхой</w:t>
+      </w:r>
+      <w:r>
+        <w:rPr>
+          <w:b w:val="0"/>
+          <w:i w:val="0"/>
+          <w:vertAlign w:val="superscript"/>
+        </w:rPr>
+        <w:t>10</w:t>
+      </w:r>
+      <w:r>
+        <w:t>; и этому великодушному мальчику Он оказал великую милость.</w:t>
+      </w:r>
+    </w:p>
+    <w:p>
+      <w:pPr>
+        <w:spacing w:after="60"/>
+        <w:ind w:left="510" w:hanging="510"/>
+      </w:pPr>
+      <w:r>
+        <w:rPr>
+          <w:b/>
+          <w:i w:val="0"/>
+        </w:rPr>
+        <w:t>18.</w:t>
+      </w:r>
+      <w:r>
+        <w:t xml:space="preserve"> И хотя Сам Он жил в доме лекаря Чандрашекхары</w:t>
+      </w:r>
+      <w:r>
+        <w:rPr>
+          <w:b w:val="0"/>
+          <w:i w:val="0"/>
+          <w:vertAlign w:val="superscript"/>
+        </w:rPr>
+        <w:t>11</w:t>
+      </w:r>
+      <w:r>
+        <w:t>, Он поистине обращал жителей Каши к преданности Хари:</w:t>
+      </w:r>
+    </w:p>
+    <w:p>
+      <w:pPr>
+        <w:spacing w:after="60"/>
+        <w:ind w:left="510" w:hanging="510"/>
+      </w:pPr>
+      <w:r>
+        <w:rPr>
+          <w:b/>
+          <w:i w:val="0"/>
+        </w:rPr>
+        <w:t>19.</w:t>
+      </w:r>
+      <w:r>
+        <w:t xml:space="preserve"> наслаждаясь санкиртаной Хари, окружённый Своими преданными, Он неизменно вскидывал руку и восклицал: «Скажите: Хари!»</w:t>
+      </w:r>
+    </w:p>
+    <w:p>
+      <w:pPr>
+        <w:spacing w:after="60"/>
+        <w:jc w:val="both"/>
+      </w:pPr>
+      <w:r>
+        <w:rPr>
+          <w:b w:val="0"/>
+          <w:i/>
+        </w:rPr>
+        <w:t>Так заканчивается первая сарга, называемая «Милость к Тапане Мишре и другим жителям Каши на пути во Шри Вриндаван» (Шри-Вриндавана-гамана-пурвакам Каши-васи-Тапана-Мишра-ади-ануграха), четвёртой пракрамы поэмы «Шри Кришна-чайтанья-чаритамрита».</w:t>
+      </w:r>
+    </w:p>
+    <w:p>
+      <w:pPr>
+        <w:spacing w:after="60"/>
+        <w:ind w:left="283"/>
+      </w:pPr>
+      <w:r>
+        <w:rPr>
+          <w:b/>
+          <w:i w:val="0"/>
+          <w:sz w:val="18"/>
+        </w:rPr>
+        <w:t>1.</w:t>
+      </w:r>
+      <w:r>
+        <w:rPr>
+          <w:sz w:val="18"/>
+        </w:rPr>
+        <w:t xml:space="preserve"> Кшетра — Пурушоттама-кшетра, то есть Пури (Нилачала).</w:t>
+      </w:r>
+    </w:p>
+    <w:p>
+      <w:pPr>
+        <w:spacing w:after="60"/>
+        <w:ind w:left="283"/>
+      </w:pPr>
+      <w:r>
+        <w:rPr>
+          <w:b/>
+          <w:i w:val="0"/>
+          <w:sz w:val="18"/>
+        </w:rPr>
+        <w:t>2.</w:t>
+      </w:r>
+      <w:r>
+        <w:rPr>
+          <w:sz w:val="18"/>
+        </w:rPr>
+        <w:t xml:space="preserve"> Рама здесь, по-видимому, Нитьянанда; Рагхава — Рагхава Пандит, Васудева — Васудева Датта, Шанкара — Шанкара Пандит, брат Дамодары Пандита.</w:t>
+      </w:r>
+    </w:p>
+    <w:p>
+      <w:pPr>
+        <w:spacing w:after="60"/>
+        <w:ind w:left="283"/>
+      </w:pPr>
+      <w:r>
+        <w:rPr>
+          <w:b/>
+          <w:i w:val="0"/>
+          <w:sz w:val="18"/>
+        </w:rPr>
+        <w:t>3.</w:t>
+      </w:r>
+      <w:r>
+        <w:rPr>
+          <w:sz w:val="18"/>
+        </w:rPr>
+        <w:t xml:space="preserve"> Кханда (Шрикханда) — селение Нарахари Саркара и его племянника Рагхунанданы; Кулинаграма — селение семьи Васу (Сатьяраджа Хана и Рамананды Васу) в Бенгалии.</w:t>
+      </w:r>
+    </w:p>
+    <w:p>
+      <w:pPr>
+        <w:spacing w:after="60"/>
+        <w:ind w:left="283"/>
+      </w:pPr>
+      <w:r>
+        <w:rPr>
+          <w:b/>
+          <w:i w:val="0"/>
+          <w:sz w:val="18"/>
+        </w:rPr>
+        <w:t>4.</w:t>
+      </w:r>
+      <w:r>
+        <w:rPr>
+          <w:sz w:val="18"/>
+        </w:rPr>
+        <w:t xml:space="preserve"> Травинка в зубах — знак полного смирения и мольбы.</w:t>
+      </w:r>
+    </w:p>
+    <w:p>
+      <w:pPr>
+        <w:spacing w:after="60"/>
+        <w:ind w:left="283"/>
+      </w:pPr>
+      <w:r>
+        <w:rPr>
+          <w:b/>
+          <w:i w:val="0"/>
+          <w:sz w:val="18"/>
+        </w:rPr>
+        <w:t>5.</w:t>
+      </w:r>
+      <w:r>
+        <w:rPr>
+          <w:sz w:val="18"/>
+        </w:rPr>
+        <w:t xml:space="preserve"> Чтение второй половины стиха в изданиях расходится; перевод предположительный.</w:t>
+      </w:r>
+    </w:p>
+    <w:p>
+      <w:pPr>
+        <w:spacing w:after="60"/>
+        <w:ind w:left="283"/>
+      </w:pPr>
+      <w:r>
+        <w:rPr>
+          <w:b/>
+          <w:i w:val="0"/>
+          <w:sz w:val="18"/>
+        </w:rPr>
+        <w:t>6.</w:t>
+      </w:r>
+      <w:r>
+        <w:rPr>
+          <w:sz w:val="18"/>
+        </w:rPr>
+        <w:t xml:space="preserve"> Баладева — спутник Господа в странствии во Вриндаван, брахман Балабхадра Бхаттачарья.</w:t>
+      </w:r>
+    </w:p>
+    <w:p>
+      <w:pPr>
+        <w:spacing w:after="60"/>
+        <w:ind w:left="283"/>
+      </w:pPr>
+      <w:r>
+        <w:rPr>
+          <w:b/>
+          <w:i w:val="0"/>
+          <w:sz w:val="18"/>
+        </w:rPr>
+        <w:t>7.</w:t>
+      </w:r>
+      <w:r>
+        <w:rPr>
+          <w:sz w:val="18"/>
+        </w:rPr>
+        <w:t xml:space="preserve"> Калинди — Ямуна, дочь Калинды.</w:t>
+      </w:r>
+    </w:p>
+    <w:p>
+      <w:pPr>
+        <w:spacing w:after="60"/>
+        <w:ind w:left="283"/>
+      </w:pPr>
+      <w:r>
+        <w:rPr>
+          <w:b/>
+          <w:i w:val="0"/>
+          <w:sz w:val="18"/>
+        </w:rPr>
+        <w:t>8.</w:t>
+      </w:r>
+      <w:r>
+        <w:rPr>
+          <w:sz w:val="18"/>
+        </w:rPr>
+        <w:t xml:space="preserve"> Вишвешвара — главная линга Шивы в Каши (Варанаси).</w:t>
+      </w:r>
+    </w:p>
+    <w:p>
+      <w:pPr>
+        <w:spacing w:after="60"/>
+        <w:ind w:left="283"/>
+      </w:pPr>
+      <w:r>
+        <w:rPr>
+          <w:b/>
+          <w:i w:val="0"/>
+          <w:sz w:val="18"/>
+        </w:rPr>
+        <w:t>9.</w:t>
+      </w:r>
+      <w:r>
+        <w:rPr>
+          <w:sz w:val="18"/>
+        </w:rPr>
+        <w:t xml:space="preserve"> Тапана Мишра — брахман из Восточной Бенгалии, получивший наставление от Господа во время Его странствия по Восточной Бенгалии и по Его слову переселившийся в Каши.</w:t>
+      </w:r>
+    </w:p>
+    <w:p>
+      <w:pPr>
+        <w:spacing w:after="60"/>
+        <w:ind w:left="283"/>
+      </w:pPr>
+      <w:r>
+        <w:rPr>
+          <w:b/>
+          <w:i w:val="0"/>
+          <w:sz w:val="18"/>
+        </w:rPr>
+        <w:t>10.</w:t>
+      </w:r>
+      <w:r>
+        <w:rPr>
+          <w:sz w:val="18"/>
+        </w:rPr>
+        <w:t xml:space="preserve"> Рагхунатха — впоследствии Рагхунатха Бхатта, один из шести Госвами Вриндавана.</w:t>
+      </w:r>
+    </w:p>
+    <w:p>
+      <w:pPr>
+        <w:spacing w:after="60"/>
+        <w:ind w:left="283"/>
+      </w:pPr>
+      <w:r>
+        <w:rPr>
+          <w:b/>
+          <w:i w:val="0"/>
+          <w:sz w:val="18"/>
+        </w:rPr>
+        <w:t>11.</w:t>
+      </w:r>
+      <w:r>
+        <w:rPr>
+          <w:sz w:val="18"/>
+        </w:rPr>
+        <w:t xml:space="preserve"> Чандрашекхара — лекарь (вайдья) и писец в Каши, преданный Господа; не путать с Чандрашекхарой Ачарьяратной из Навадвипы.</w:t>
+      </w:r>
+    </w:p>
+    <w:p>
+      <w:pPr>
+        <w:pStyle w:val="Heading2"/>
+      </w:pPr>
+      <w:r>
+        <w:t>Пракрама 4, сарга 2. Лицезрение Шри Матхура-мандалы</w:t>
+      </w:r>
+    </w:p>
+    <w:p>
+      <w:pPr>
+        <w:spacing w:after="60"/>
+        <w:jc w:val="both"/>
+      </w:pPr>
+      <w:r>
+        <w:rPr>
+          <w:b w:val="0"/>
+          <w:i/>
+        </w:rPr>
+        <w:t>Через Праягу, Агру, Ренуку, Раджаграму и Гокулу Господь приходит в Матхуру; там Его встречает брахман Кришнадас, и Господь велит ему открыть Ему святые места Матхура-мандалы; ночь проходит в беседах об играх Враджа</w:t>
+      </w:r>
+    </w:p>
+    <w:p>
+      <w:pPr>
+        <w:spacing w:after="60"/>
+        <w:ind w:left="510" w:hanging="510"/>
+      </w:pPr>
+      <w:r>
+        <w:rPr>
+          <w:b/>
+          <w:i w:val="0"/>
+        </w:rPr>
+        <w:t>1.</w:t>
+      </w:r>
+      <w:r>
+        <w:t xml:space="preserve"> Затем Прабху пришёл в Праягу и, увидев Шри Мадхаву</w:t>
+      </w:r>
+      <w:r>
+        <w:rPr>
+          <w:b w:val="0"/>
+          <w:i w:val="0"/>
+          <w:vertAlign w:val="superscript"/>
+        </w:rPr>
+        <w:t>1</w:t>
+      </w:r>
+      <w:r>
+        <w:t>, исполнился нектара блаженства любви и плясал со Своими спутниками.</w:t>
+      </w:r>
+    </w:p>
+    <w:p>
+      <w:pPr>
+        <w:spacing w:after="60"/>
+        <w:ind w:left="510" w:hanging="510"/>
+      </w:pPr>
+      <w:r>
+        <w:rPr>
+          <w:b/>
+          <w:i w:val="0"/>
+        </w:rPr>
+        <w:t>2.</w:t>
+      </w:r>
+      <w:r>
+        <w:t xml:space="preserve"> Он увидел славный Акшая-ват</w:t>
+      </w:r>
+      <w:r>
+        <w:rPr>
+          <w:b w:val="0"/>
+          <w:i w:val="0"/>
+          <w:vertAlign w:val="superscript"/>
+        </w:rPr>
+        <w:t>2</w:t>
+      </w:r>
+      <w:r>
+        <w:t>, совершил омовение в Тривени</w:t>
+      </w:r>
+      <w:r>
+        <w:rPr>
+          <w:b w:val="0"/>
+          <w:i w:val="0"/>
+          <w:vertAlign w:val="superscript"/>
+        </w:rPr>
+        <w:t>3</w:t>
+      </w:r>
+      <w:r>
+        <w:t>, окунулся в Ямуну и плясал с повадкой льва.</w:t>
+      </w:r>
+    </w:p>
+    <w:p>
+      <w:pPr>
+        <w:spacing w:after="60"/>
+        <w:ind w:left="510" w:hanging="510"/>
+      </w:pPr>
+      <w:r>
+        <w:rPr>
+          <w:b/>
+          <w:i w:val="0"/>
+        </w:rPr>
+        <w:t>3.</w:t>
+      </w:r>
+      <w:r>
+        <w:t xml:space="preserve"> С глубокими раскатами возгласов, весь в слезах любви и трепете, Он шёл всё дальше и, переправившись через Ямуну, увидел лес Агры</w:t>
+      </w:r>
+      <w:r>
+        <w:rPr>
+          <w:b w:val="0"/>
+          <w:i w:val="0"/>
+          <w:vertAlign w:val="superscript"/>
+        </w:rPr>
+        <w:t>4</w:t>
+      </w:r>
+      <w:r>
+        <w:t>.</w:t>
+      </w:r>
+    </w:p>
+    <w:p>
+      <w:pPr>
+        <w:spacing w:after="60"/>
+        <w:ind w:left="510" w:hanging="510"/>
+      </w:pPr>
+      <w:r>
+        <w:rPr>
+          <w:b/>
+          <w:i w:val="0"/>
+        </w:rPr>
+        <w:t>4.</w:t>
+      </w:r>
+      <w:r>
+        <w:t xml:space="preserve"> Там есть селение по имени Ренука — место великого душой сына Джамадагни, владыки воинов</w:t>
+      </w:r>
+      <w:r>
+        <w:rPr>
+          <w:b w:val="0"/>
+          <w:i w:val="0"/>
+          <w:vertAlign w:val="superscript"/>
+        </w:rPr>
+        <w:t>5</w:t>
+      </w:r>
+      <w:r>
+        <w:t>; в это святое место Он затем и пришёл.</w:t>
+      </w:r>
+    </w:p>
+    <w:p>
+      <w:pPr>
+        <w:spacing w:after="60"/>
+        <w:ind w:left="510" w:hanging="510"/>
+      </w:pPr>
+      <w:r>
+        <w:rPr>
+          <w:b/>
+          <w:i w:val="0"/>
+        </w:rPr>
+        <w:t>5.</w:t>
+      </w:r>
+      <w:r>
+        <w:t xml:space="preserve"> Там Он увидел Ямуну, вечно обращённую к лесу Вринды; затем пришёл в Раджаграму</w:t>
+      </w:r>
+      <w:r>
+        <w:rPr>
+          <w:b w:val="0"/>
+          <w:i w:val="0"/>
+          <w:vertAlign w:val="superscript"/>
+        </w:rPr>
+        <w:t>6</w:t>
+      </w:r>
+      <w:r>
+        <w:t xml:space="preserve"> и, увидев Гокулу, был вне Себя.</w:t>
+      </w:r>
+    </w:p>
+    <w:p>
+      <w:pPr>
+        <w:spacing w:after="60"/>
+        <w:ind w:left="510" w:hanging="510"/>
+      </w:pPr>
+      <w:r>
+        <w:rPr>
+          <w:b/>
+          <w:i w:val="0"/>
+        </w:rPr>
+        <w:t>6.</w:t>
+      </w:r>
+      <w:r>
+        <w:t xml:space="preserve"> Созерцая Махаранью</w:t>
+      </w:r>
+      <w:r>
+        <w:rPr>
+          <w:b w:val="0"/>
+          <w:i w:val="0"/>
+          <w:vertAlign w:val="superscript"/>
+        </w:rPr>
+        <w:t>7</w:t>
+      </w:r>
+      <w:r>
+        <w:t>, Он увидел и Матхуру — царскую столицу, исполненную великого величия и несказанно прекрасную,</w:t>
+      </w:r>
+    </w:p>
+    <w:p>
+      <w:pPr>
+        <w:spacing w:after="60"/>
+        <w:ind w:left="510" w:hanging="510"/>
+      </w:pPr>
+      <w:r>
+        <w:rPr>
+          <w:b/>
+          <w:i w:val="0"/>
+        </w:rPr>
+        <w:t>7.</w:t>
+      </w:r>
+      <w:r>
+        <w:t xml:space="preserve"> высший предмет поклонения на земле даже для Шри Вайкунтхи и прочих обителей, место явления Шри Кришны, дарующее любовную преданность.</w:t>
+      </w:r>
+    </w:p>
+    <w:p>
+      <w:pPr>
+        <w:spacing w:after="60"/>
+        <w:ind w:left="510" w:hanging="510"/>
+      </w:pPr>
+      <w:r>
+        <w:rPr>
+          <w:b/>
+          <w:i w:val="0"/>
+        </w:rPr>
+        <w:t>8.</w:t>
+      </w:r>
+      <w:r>
+        <w:t xml:space="preserve"> Увидев её, Гаурахари, охваченный всеми преображениями любви, смеялся, плясал, плакал, катался по земле, и всё тело Его трепетало.</w:t>
+      </w:r>
+    </w:p>
+    <w:p>
+      <w:pPr>
+        <w:spacing w:after="60"/>
+        <w:ind w:left="510" w:hanging="510"/>
+      </w:pPr>
+      <w:r>
+        <w:rPr>
+          <w:b/>
+          <w:i w:val="0"/>
+        </w:rPr>
+        <w:t>9.</w:t>
+      </w:r>
+      <w:r>
+        <w:t xml:space="preserve"> Там некий брахман, лучший из лучших, увидев Хари, утратил от любви всякую стойкость; волоски на его теле поднялись, голос прервался, и этот благочестивый человек пал к стопам Владыки мира.</w:t>
+      </w:r>
+    </w:p>
+    <w:p>
+      <w:pPr>
+        <w:spacing w:after="60"/>
+        <w:ind w:left="510" w:hanging="510"/>
+      </w:pPr>
+      <w:r>
+        <w:rPr>
+          <w:b/>
+          <w:i w:val="0"/>
+        </w:rPr>
+        <w:t>10.</w:t>
+      </w:r>
+      <w:r>
+        <w:t xml:space="preserve"> «Кто ты, почтенный, чья стойкость разбита любовью? По счастливой судьбе Я увидел тебя», — сказал Сам Прабху. И тот, обрадованный, ответил Прабху: «Я Твой слуга, о Бхагаван, сокровищница милости.</w:t>
+      </w:r>
+    </w:p>
+    <w:p>
+      <w:pPr>
+        <w:spacing w:after="60"/>
+        <w:ind w:left="510" w:hanging="510"/>
+      </w:pPr>
+      <w:r>
+        <w:rPr>
+          <w:b/>
+          <w:i w:val="0"/>
+        </w:rPr>
+        <w:t>11.</w:t>
+      </w:r>
+      <w:r>
+        <w:t xml:space="preserve"> Хотя я Кришнадас</w:t>
+      </w:r>
+      <w:r>
+        <w:rPr>
+          <w:b w:val="0"/>
+          <w:i w:val="0"/>
+          <w:vertAlign w:val="superscript"/>
+        </w:rPr>
+        <w:t>8</w:t>
+      </w:r>
+      <w:r>
+        <w:t xml:space="preserve"> лишь по имени, мне всё же выпало счастье увидеть Тебя. О сокровищница милости, очисти меня пылью со стоп вайшнавов, о Гаура, юный сын Нанды!»</w:t>
+      </w:r>
+    </w:p>
+    <w:p>
+      <w:pPr>
+        <w:spacing w:after="60"/>
+        <w:ind w:left="510" w:hanging="510"/>
+      </w:pPr>
+      <w:r>
+        <w:rPr>
+          <w:b/>
+          <w:i w:val="0"/>
+        </w:rPr>
+        <w:t>12.</w:t>
+      </w:r>
+      <w:r>
+        <w:t xml:space="preserve"> Услышав это, Прабху погрузился в океан расы радости и сказал: «Это ты поистине слуга Кришны. Ведь ты знаешь все тайные игры обители Шри Кришны — поведай же их, о лучший из людей!»</w:t>
+      </w:r>
+    </w:p>
+    <w:p>
+      <w:pPr>
+        <w:spacing w:after="60"/>
+        <w:ind w:left="510" w:hanging="510"/>
+      </w:pPr>
+      <w:r>
+        <w:rPr>
+          <w:b/>
+          <w:i w:val="0"/>
+        </w:rPr>
+        <w:t>13.</w:t>
+      </w:r>
+      <w:r>
+        <w:t xml:space="preserve"> А тот сказал Ему: «Выслушай, о Кешава, о Прабху! Хотя Ты Сам почитаешь Себя преданным, всё же поставь Свои стопы в моё сердце и яви Свою Мадху-мандалу</w:t>
+      </w:r>
+      <w:r>
+        <w:rPr>
+          <w:b w:val="0"/>
+          <w:i w:val="0"/>
+          <w:vertAlign w:val="superscript"/>
+        </w:rPr>
+        <w:t>9</w:t>
+      </w:r>
+      <w:r>
+        <w:t>».</w:t>
+      </w:r>
+    </w:p>
+    <w:p>
+      <w:pPr>
+        <w:spacing w:after="60"/>
+        <w:ind w:left="510" w:hanging="510"/>
+      </w:pPr>
+      <w:r>
+        <w:rPr>
+          <w:b/>
+          <w:i w:val="0"/>
+        </w:rPr>
+        <w:t>14.</w:t>
+      </w:r>
+      <w:r>
+        <w:t xml:space="preserve"> Испив нектар его слов, Хари сказал голосом, глубоким, как гром тучи: «По Моему повелению пусть тебе легко откроются повсюду и игры Шри Кришны, и святые места».</w:t>
+      </w:r>
+    </w:p>
+    <w:p>
+      <w:pPr>
+        <w:spacing w:after="60"/>
+        <w:ind w:left="510" w:hanging="510"/>
+      </w:pPr>
+      <w:r>
+        <w:rPr>
+          <w:b/>
+          <w:i w:val="0"/>
+        </w:rPr>
+        <w:t>15.</w:t>
+      </w:r>
+      <w:r>
+        <w:t xml:space="preserve"> Тогда брахман от радости пал к Его лотосным стопам: «О Прабху, сокровищница милости! Когда Ты поставишь Свои стопы мне на голову, я покажу Тебе всё».</w:t>
+      </w:r>
+    </w:p>
+    <w:p>
+      <w:pPr>
+        <w:spacing w:after="60"/>
+        <w:ind w:left="510" w:hanging="510"/>
+      </w:pPr>
+      <w:r>
+        <w:rPr>
+          <w:b/>
+          <w:i w:val="0"/>
+        </w:rPr>
+        <w:t>16.</w:t>
+      </w:r>
+      <w:r>
+        <w:t xml:space="preserve"> Так говорил он, опьянённый расой Гауры, плясал и плакал, утратив от любви всякую стойкость; а Владыка гопи снова и снова воспевал великолепие водных забав после Шри раса-лилы</w:t>
+      </w:r>
+      <w:r>
+        <w:rPr>
+          <w:b w:val="0"/>
+          <w:i w:val="0"/>
+          <w:vertAlign w:val="superscript"/>
+        </w:rPr>
+        <w:t>10</w:t>
+      </w:r>
+      <w:r>
+        <w:t>.</w:t>
+      </w:r>
+    </w:p>
+    <w:p>
+      <w:pPr>
+        <w:spacing w:after="60"/>
+        <w:ind w:left="510" w:hanging="510"/>
+      </w:pPr>
+      <w:r>
+        <w:rPr>
+          <w:b/>
+          <w:i w:val="0"/>
+        </w:rPr>
+        <w:t>17.</w:t>
+      </w:r>
+      <w:r>
+        <w:t xml:space="preserve"> Так в ту ночь Хари в чарующей мир игре радостно беседовал об играх Враджа и, весь исполненный расы бхакти, воспевал пляску любовных игр Шри Радхики и Кришны.</w:t>
+      </w:r>
+    </w:p>
+    <w:p>
+      <w:pPr>
+        <w:spacing w:after="60"/>
+        <w:jc w:val="both"/>
+      </w:pPr>
+      <w:r>
+        <w:rPr>
+          <w:b w:val="0"/>
+          <w:i/>
+        </w:rPr>
+        <w:t>Так заканчивается вторая сарга, называемая «Лицезрение Шри Матхура-мандалы» (Шри-Матхура-мандала-даршана), четвёртой пракрамы поэмы «Шри Кришна-чайтанья-чаритамрита».</w:t>
+      </w:r>
+    </w:p>
+    <w:p>
+      <w:pPr>
+        <w:spacing w:after="60"/>
+        <w:ind w:left="283"/>
+      </w:pPr>
+      <w:r>
+        <w:rPr>
+          <w:b/>
+          <w:i w:val="0"/>
+          <w:sz w:val="18"/>
+        </w:rPr>
+        <w:t>1.</w:t>
+      </w:r>
+      <w:r>
+        <w:rPr>
+          <w:sz w:val="18"/>
+        </w:rPr>
+        <w:t xml:space="preserve"> Шри Мадхава — Вени-Мадхава, божество Вишну в Праяге (Аллахабаде).</w:t>
+      </w:r>
+    </w:p>
+    <w:p>
+      <w:pPr>
+        <w:spacing w:after="60"/>
+        <w:ind w:left="283"/>
+      </w:pPr>
+      <w:r>
+        <w:rPr>
+          <w:b/>
+          <w:i w:val="0"/>
+          <w:sz w:val="18"/>
+        </w:rPr>
+        <w:t>2.</w:t>
+      </w:r>
+      <w:r>
+        <w:rPr>
+          <w:sz w:val="18"/>
+        </w:rPr>
+        <w:t xml:space="preserve"> Акшая-ват — «неувядающий баньян», священное дерево в Праяге.</w:t>
+      </w:r>
+    </w:p>
+    <w:p>
+      <w:pPr>
+        <w:spacing w:after="60"/>
+        <w:ind w:left="283"/>
+      </w:pPr>
+      <w:r>
+        <w:rPr>
+          <w:b/>
+          <w:i w:val="0"/>
+          <w:sz w:val="18"/>
+        </w:rPr>
+        <w:t>3.</w:t>
+      </w:r>
+      <w:r>
+        <w:rPr>
+          <w:sz w:val="18"/>
+        </w:rPr>
+        <w:t xml:space="preserve"> Тривени — слияние трёх рек (Ганги, Ямуны и незримой Сарасвати) в Праяге.</w:t>
+      </w:r>
+    </w:p>
+    <w:p>
+      <w:pPr>
+        <w:spacing w:after="60"/>
+        <w:ind w:left="283"/>
+      </w:pPr>
+      <w:r>
+        <w:rPr>
+          <w:b/>
+          <w:i w:val="0"/>
+          <w:sz w:val="18"/>
+        </w:rPr>
+        <w:t>4.</w:t>
+      </w:r>
+      <w:r>
+        <w:rPr>
+          <w:sz w:val="18"/>
+        </w:rPr>
+        <w:t xml:space="preserve"> Чтение и понимание этого места предположительны: возможно также «и увидел лес впереди».</w:t>
+      </w:r>
+    </w:p>
+    <w:p>
+      <w:pPr>
+        <w:spacing w:after="60"/>
+        <w:ind w:left="283"/>
+      </w:pPr>
+      <w:r>
+        <w:rPr>
+          <w:b/>
+          <w:i w:val="0"/>
+          <w:sz w:val="18"/>
+        </w:rPr>
+        <w:t>5.</w:t>
+      </w:r>
+      <w:r>
+        <w:rPr>
+          <w:sz w:val="18"/>
+        </w:rPr>
+        <w:t xml:space="preserve"> Сын Джамадагни — Парашурама; Ренука, мать Парашурамы, дала имя селению (ныне Рунакта близ Агры).</w:t>
+      </w:r>
+    </w:p>
+    <w:p>
+      <w:pPr>
+        <w:spacing w:after="60"/>
+        <w:ind w:left="283"/>
+      </w:pPr>
+      <w:r>
+        <w:rPr>
+          <w:b/>
+          <w:i w:val="0"/>
+          <w:sz w:val="18"/>
+        </w:rPr>
+        <w:t>6.</w:t>
+      </w:r>
+      <w:r>
+        <w:rPr>
+          <w:sz w:val="18"/>
+        </w:rPr>
+        <w:t xml:space="preserve"> Раджаграма — селение на пути к Гокуле; точное местоположение неясно.</w:t>
+      </w:r>
+    </w:p>
+    <w:p>
+      <w:pPr>
+        <w:spacing w:after="60"/>
+        <w:ind w:left="283"/>
+      </w:pPr>
+      <w:r>
+        <w:rPr>
+          <w:b/>
+          <w:i w:val="0"/>
+          <w:sz w:val="18"/>
+        </w:rPr>
+        <w:t>7.</w:t>
+      </w:r>
+      <w:r>
+        <w:rPr>
+          <w:sz w:val="18"/>
+        </w:rPr>
+        <w:t xml:space="preserve"> Махаранья («Великий лес») — Махавана, где находится Гокула.</w:t>
+      </w:r>
+    </w:p>
+    <w:p>
+      <w:pPr>
+        <w:spacing w:after="60"/>
+        <w:ind w:left="283"/>
+      </w:pPr>
+      <w:r>
+        <w:rPr>
+          <w:b/>
+          <w:i w:val="0"/>
+          <w:sz w:val="18"/>
+        </w:rPr>
+        <w:t>8.</w:t>
+      </w:r>
+      <w:r>
+        <w:rPr>
+          <w:sz w:val="18"/>
+        </w:rPr>
+        <w:t xml:space="preserve"> Кришнадас — «слуга Кришны».</w:t>
+      </w:r>
+    </w:p>
+    <w:p>
+      <w:pPr>
+        <w:spacing w:after="60"/>
+        <w:ind w:left="283"/>
+      </w:pPr>
+      <w:r>
+        <w:rPr>
+          <w:b/>
+          <w:i w:val="0"/>
+          <w:sz w:val="18"/>
+        </w:rPr>
+        <w:t>9.</w:t>
+      </w:r>
+      <w:r>
+        <w:rPr>
+          <w:sz w:val="18"/>
+        </w:rPr>
+        <w:t xml:space="preserve"> Мадху-мандала — край Мадху, то есть Матхура-мандала.</w:t>
+      </w:r>
+    </w:p>
+    <w:p>
+      <w:pPr>
+        <w:spacing w:after="60"/>
+        <w:ind w:left="283"/>
+      </w:pPr>
+      <w:r>
+        <w:rPr>
+          <w:b/>
+          <w:i w:val="0"/>
+          <w:sz w:val="18"/>
+        </w:rPr>
+        <w:t>10.</w:t>
+      </w:r>
+      <w:r>
+        <w:rPr>
+          <w:sz w:val="18"/>
+        </w:rPr>
+        <w:t xml:space="preserve"> Водные забавы — игры Кришны с гопи в Ямуне после танца раса (Бхагавата-пурана 10.33).</w:t>
+      </w:r>
+    </w:p>
+    <w:p>
+      <w:pPr>
+        <w:pStyle w:val="Heading2"/>
+      </w:pPr>
+      <w:r>
+        <w:t>Пракрама 4, сарга 3. Повесть о двенадцати лесах</w:t>
+      </w:r>
+    </w:p>
+    <w:p>
+      <w:pPr>
+        <w:spacing w:after="60"/>
+        <w:jc w:val="both"/>
+      </w:pPr>
+      <w:r>
+        <w:rPr>
+          <w:b w:val="0"/>
+          <w:i/>
+        </w:rPr>
+        <w:t>Господь просит брахмана Кришнадаса показать Ему Матхура-мандалу, и тот описывает Ямуну и двенадцать лесов Враджа — семь на западном берегу и пять на восточном</w:t>
+      </w:r>
+    </w:p>
+    <w:p>
+      <w:pPr>
+        <w:spacing w:after="60"/>
+        <w:ind w:left="510" w:hanging="510"/>
+      </w:pPr>
+      <w:r>
+        <w:rPr>
+          <w:b/>
+          <w:i w:val="0"/>
+        </w:rPr>
+        <w:t>1.</w:t>
+      </w:r>
+      <w:r>
+        <w:t xml:space="preserve"> Так, проведя ту ночь словно один миг, сын Шачи, полный нетерпения, на исходе её поспешно позвал брахмана</w:t>
+      </w:r>
+    </w:p>
+    <w:p>
+      <w:pPr>
+        <w:spacing w:after="60"/>
+        <w:ind w:left="510" w:hanging="510"/>
+      </w:pPr>
+      <w:r>
+        <w:rPr>
+          <w:b/>
+          <w:i w:val="0"/>
+        </w:rPr>
+        <w:t>2.</w:t>
+      </w:r>
+      <w:r>
+        <w:t xml:space="preserve"> и сказал: «Покажи Мне Матхура-мандалу, друг! Расскажи о ней так, чтобы Мне была высшая радость».</w:t>
+      </w:r>
+    </w:p>
+    <w:p>
+      <w:pPr>
+        <w:spacing w:after="60"/>
+        <w:ind w:left="510" w:hanging="510"/>
+      </w:pPr>
+      <w:r>
+        <w:rPr>
+          <w:b/>
+          <w:i w:val="0"/>
+        </w:rPr>
+        <w:t>3.</w:t>
+      </w:r>
+      <w:r>
+        <w:t xml:space="preserve"> И тот ответил: «О брахман</w:t>
+      </w:r>
+      <w:r>
+        <w:rPr>
+          <w:b w:val="0"/>
+          <w:i w:val="0"/>
+          <w:vertAlign w:val="superscript"/>
+        </w:rPr>
+        <w:t>1</w:t>
+      </w:r>
+      <w:r>
+        <w:t>, в краю Матхуры Ямуна превыше всего: находя в ней радость,</w:t>
+      </w:r>
+    </w:p>
+    <w:p>
+      <w:pPr>
+        <w:spacing w:after="60"/>
+        <w:ind w:left="510" w:hanging="510"/>
+      </w:pPr>
+      <w:r>
+        <w:rPr>
+          <w:b/>
+          <w:i w:val="0"/>
+        </w:rPr>
+        <w:t>4.</w:t>
+      </w:r>
+      <w:r>
+        <w:t xml:space="preserve"> Кришна — Владыка всех владык, Высшая Душа в облике человека, наслаждающийся расой пастушков и гопи, — весело играл, любя танец раса и забавы в воде.</w:t>
+      </w:r>
+    </w:p>
+    <w:p>
+      <w:pPr>
+        <w:spacing w:after="60"/>
+        <w:ind w:left="510" w:hanging="510"/>
+      </w:pPr>
+      <w:r>
+        <w:rPr>
+          <w:b/>
+          <w:i w:val="0"/>
+        </w:rPr>
+        <w:t>5.</w:t>
+      </w:r>
+      <w:r>
+        <w:t xml:space="preserve"> На западной стороне Калинди лежат дивные Мадхувана и Вриндавана, а также Кумуда, Кхадира, Тала, Камья и Бахула.</w:t>
+      </w:r>
+    </w:p>
+    <w:p>
+      <w:pPr>
+        <w:spacing w:after="60"/>
+        <w:ind w:left="510" w:hanging="510"/>
+      </w:pPr>
+      <w:r>
+        <w:rPr>
+          <w:b/>
+          <w:i w:val="0"/>
+        </w:rPr>
+        <w:t>6.</w:t>
+      </w:r>
+      <w:r>
+        <w:t xml:space="preserve"> К востоку от неё — леса Бхадра, Билва, Лоха и Бхандира и Великий лес; о них ради любви созерцают расики.</w:t>
+      </w:r>
+    </w:p>
+    <w:p>
+      <w:pPr>
+        <w:spacing w:after="60"/>
+        <w:ind w:left="510" w:hanging="510"/>
+      </w:pPr>
+      <w:r>
+        <w:rPr>
+          <w:b/>
+          <w:i w:val="0"/>
+        </w:rPr>
+        <w:t>7.</w:t>
+      </w:r>
+      <w:r>
+        <w:t xml:space="preserve"> Бхадра, Шри</w:t>
+      </w:r>
+      <w:r>
+        <w:rPr>
+          <w:b w:val="0"/>
+          <w:i w:val="0"/>
+          <w:vertAlign w:val="superscript"/>
+        </w:rPr>
+        <w:t>2</w:t>
+      </w:r>
+      <w:r>
+        <w:t>, Лоха, Бхандира, Махавана, Тала, Кхадира, Бахула, Кумуда, Камья, Мадху и Вриндавана —</w:t>
+      </w:r>
+    </w:p>
+    <w:p>
+      <w:pPr>
+        <w:spacing w:after="60"/>
+        <w:ind w:left="510" w:hanging="510"/>
+      </w:pPr>
+      <w:r>
+        <w:rPr>
+          <w:b/>
+          <w:i w:val="0"/>
+        </w:rPr>
+        <w:t>8.</w:t>
+      </w:r>
+      <w:r>
+        <w:t xml:space="preserve"> эти двенадцать прекрасных лесов всегда дарят любовь к Шри Кришне. Их величие знают преданные, а иные — никогда.</w:t>
+      </w:r>
+    </w:p>
+    <w:p>
+      <w:pPr>
+        <w:spacing w:after="60"/>
+        <w:ind w:left="510" w:hanging="510"/>
+      </w:pPr>
+      <w:r>
+        <w:rPr>
+          <w:b/>
+          <w:i w:val="0"/>
+        </w:rPr>
+        <w:t>9.</w:t>
+      </w:r>
+      <w:r>
+        <w:t xml:space="preserve"> На западном берегу Ямуны — великий дворец Камсы</w:t>
+      </w:r>
+      <w:r>
+        <w:rPr>
+          <w:b w:val="0"/>
+          <w:i w:val="0"/>
+          <w:vertAlign w:val="superscript"/>
+        </w:rPr>
+        <w:t>3</w:t>
+      </w:r>
+      <w:r>
+        <w:t>; к северу от него — прекраснейший, труднодостижимый лес Вринды.</w:t>
+      </w:r>
+    </w:p>
+    <w:p>
+      <w:pPr>
+        <w:spacing w:after="60"/>
+        <w:ind w:left="510" w:hanging="510"/>
+      </w:pPr>
+      <w:r>
+        <w:rPr>
+          <w:b/>
+          <w:i w:val="0"/>
+        </w:rPr>
+        <w:t>10.</w:t>
+      </w:r>
+      <w:r>
+        <w:t xml:space="preserve"> К юго-западу от города</w:t>
+      </w:r>
+      <w:r>
+        <w:rPr>
+          <w:b w:val="0"/>
+          <w:i w:val="0"/>
+          <w:vertAlign w:val="superscript"/>
+        </w:rPr>
+        <w:t>4</w:t>
+      </w:r>
+      <w:r>
+        <w:t xml:space="preserve"> — лес по имени Кумуда, дарующий радость Хари; к югу от него — лес по имени Кхадира, радующий Кришну.</w:t>
+      </w:r>
+    </w:p>
+    <w:p>
+      <w:pPr>
+        <w:spacing w:after="60"/>
+        <w:ind w:left="510" w:hanging="510"/>
+      </w:pPr>
+      <w:r>
+        <w:rPr>
+          <w:b/>
+          <w:i w:val="0"/>
+        </w:rPr>
+        <w:t>11.</w:t>
+      </w:r>
+      <w:r>
+        <w:t xml:space="preserve"> К западу от Матхуры — Талавана, любимая Кешавой. Там течёт река по имени Манаса-Ганга, очищающая миры, —</w:t>
+      </w:r>
+    </w:p>
+    <w:p>
+      <w:pPr>
+        <w:spacing w:after="60"/>
+        <w:ind w:left="510" w:hanging="510"/>
+      </w:pPr>
+      <w:r>
+        <w:rPr>
+          <w:b/>
+          <w:i w:val="0"/>
+        </w:rPr>
+        <w:t>12.</w:t>
+      </w:r>
+      <w:r>
+        <w:t xml:space="preserve"> к западу от леса Вринды, у склона горы Говардханы, где Шри Кришна играет, катаясь в лодке, и предаётся другим забавам</w:t>
+      </w:r>
+      <w:r>
+        <w:rPr>
+          <w:b w:val="0"/>
+          <w:i w:val="0"/>
+          <w:vertAlign w:val="superscript"/>
+        </w:rPr>
+        <w:t>5</w:t>
+      </w:r>
+      <w:r>
+        <w:t>.</w:t>
+      </w:r>
+    </w:p>
+    <w:p>
+      <w:pPr>
+        <w:spacing w:after="60"/>
+        <w:ind w:left="510" w:hanging="510"/>
+      </w:pPr>
+      <w:r>
+        <w:rPr>
+          <w:b/>
+          <w:i w:val="0"/>
+        </w:rPr>
+        <w:t>13.</w:t>
+      </w:r>
+      <w:r>
+        <w:t xml:space="preserve"> К западу от Матхуры — великая гора по имени Говардхана, а ещё западнее — Камьявана, эликсир для Кришны.</w:t>
+      </w:r>
+    </w:p>
+    <w:p>
+      <w:pPr>
+        <w:spacing w:after="60"/>
+        <w:ind w:left="510" w:hanging="510"/>
+      </w:pPr>
+      <w:r>
+        <w:rPr>
+          <w:b/>
+          <w:i w:val="0"/>
+        </w:rPr>
+        <w:t>14.</w:t>
+      </w:r>
+      <w:r>
+        <w:t xml:space="preserve"> Рядом с нею течёт святейшая, благая река Сарасвати, а к северу от Мадхупури она бежит вслед за Ямуной.</w:t>
+      </w:r>
+    </w:p>
+    <w:p>
+      <w:pPr>
+        <w:spacing w:after="60"/>
+        <w:ind w:left="510" w:hanging="510"/>
+      </w:pPr>
+      <w:r>
+        <w:rPr>
+          <w:b/>
+          <w:i w:val="0"/>
+        </w:rPr>
+        <w:t>15.</w:t>
+      </w:r>
+      <w:r>
+        <w:t xml:space="preserve"> К северо-востоку от Матхуры — благой лес по имени Бахула, где Убийца Камсы играет, переправившись через Мано-Гангу,</w:t>
+      </w:r>
+    </w:p>
+    <w:p>
+      <w:pPr>
+        <w:spacing w:after="60"/>
+        <w:ind w:left="510" w:hanging="510"/>
+      </w:pPr>
+      <w:r>
+        <w:rPr>
+          <w:b/>
+          <w:i w:val="0"/>
+        </w:rPr>
+        <w:t>16.</w:t>
+      </w:r>
+      <w:r>
+        <w:t xml:space="preserve"> а также лес по имени Мохана</w:t>
+      </w:r>
+      <w:r>
+        <w:rPr>
+          <w:b w:val="0"/>
+          <w:i w:val="0"/>
+          <w:vertAlign w:val="superscript"/>
+        </w:rPr>
+        <w:t>6</w:t>
+      </w:r>
+      <w:r>
+        <w:t>. Вот я и описал, о могучерукий, семь лесов к западу от Ямуны; слушай же дальше.</w:t>
+      </w:r>
+    </w:p>
+    <w:p>
+      <w:pPr>
+        <w:spacing w:after="60"/>
+        <w:ind w:left="510" w:hanging="510"/>
+      </w:pPr>
+      <w:r>
+        <w:rPr>
+          <w:b/>
+          <w:i w:val="0"/>
+        </w:rPr>
+        <w:t>17.</w:t>
+      </w:r>
+      <w:r>
+        <w:t xml:space="preserve"> На её восточном берегу, о владыка расиков, — пять лесов; властью её милости они открылись мне во всей полноте.</w:t>
+      </w:r>
+    </w:p>
+    <w:p>
+      <w:pPr>
+        <w:spacing w:after="60"/>
+        <w:ind w:left="510" w:hanging="510"/>
+      </w:pPr>
+      <w:r>
+        <w:rPr>
+          <w:b/>
+          <w:i w:val="0"/>
+        </w:rPr>
+        <w:t>18.</w:t>
+      </w:r>
+      <w:r>
+        <w:t xml:space="preserve"> Совсем близко к Ямуне — труднодостижимый Великий лес; к западу от него — прекрасная Билва, дарующая плод любви к Кришне.</w:t>
+      </w:r>
+    </w:p>
+    <w:p>
+      <w:pPr>
+        <w:spacing w:after="60"/>
+        <w:ind w:left="510" w:hanging="510"/>
+      </w:pPr>
+      <w:r>
+        <w:rPr>
+          <w:b/>
+          <w:i w:val="0"/>
+        </w:rPr>
+        <w:t>19.</w:t>
+      </w:r>
+      <w:r>
+        <w:t xml:space="preserve"> К северу от неё — лес по имени Лоха, а также Бхадравана и великая, прекрасная Бхандиравана, дарующая преданность Кришне.</w:t>
+      </w:r>
+    </w:p>
+    <w:p>
+      <w:pPr>
+        <w:spacing w:after="60"/>
+        <w:ind w:left="510" w:hanging="510"/>
+      </w:pPr>
+      <w:r>
+        <w:rPr>
+          <w:b/>
+          <w:i w:val="0"/>
+        </w:rPr>
+        <w:t>20.</w:t>
+      </w:r>
+      <w:r>
+        <w:t xml:space="preserve"> Эти двенадцать прекрасных лесов и есть Матхура-мандала, о Прабху. В них и резвится Кришна, Владыка владык йоги.</w:t>
+      </w:r>
+    </w:p>
+    <w:p>
+      <w:pPr>
+        <w:spacing w:after="60"/>
+        <w:ind w:left="510" w:hanging="510"/>
+      </w:pPr>
+      <w:r>
+        <w:rPr>
+          <w:b/>
+          <w:i w:val="0"/>
+        </w:rPr>
+        <w:t>21.</w:t>
+      </w:r>
+      <w:r>
+        <w:t xml:space="preserve"> Я покажу Тебе каждый из них, ибо на мне непременно пребудет Твоя милость, о Хришикеша, — а с нею приходит избавление от круговорота рождений».</w:t>
+      </w:r>
+    </w:p>
+    <w:p>
+      <w:pPr>
+        <w:spacing w:after="60"/>
+        <w:jc w:val="both"/>
+      </w:pPr>
+      <w:r>
+        <w:rPr>
+          <w:b w:val="0"/>
+          <w:i/>
+        </w:rPr>
+        <w:t>Так заканчивается третья сарга, называемая «Повесть о двенадцати лесах» (Двадаша-вана-прасанга), четвёртой пракрамы поэмы «Шри Кришна-чайтанья-чаритамрита».</w:t>
+      </w:r>
+    </w:p>
+    <w:p>
+      <w:pPr>
+        <w:spacing w:after="60"/>
+        <w:ind w:left="283"/>
+      </w:pPr>
+      <w:r>
+        <w:rPr>
+          <w:b/>
+          <w:i w:val="0"/>
+          <w:sz w:val="18"/>
+        </w:rPr>
+        <w:t>1.</w:t>
+      </w:r>
+      <w:r>
+        <w:rPr>
+          <w:sz w:val="18"/>
+        </w:rPr>
+        <w:t xml:space="preserve"> Брахман Кришнадас обращается к Господу, который по рождению брахман.</w:t>
+      </w:r>
+    </w:p>
+    <w:p>
+      <w:pPr>
+        <w:spacing w:after="60"/>
+        <w:ind w:left="283"/>
+      </w:pPr>
+      <w:r>
+        <w:rPr>
+          <w:b/>
+          <w:i w:val="0"/>
+          <w:sz w:val="18"/>
+        </w:rPr>
+        <w:t>2.</w:t>
+      </w:r>
+      <w:r>
+        <w:rPr>
+          <w:sz w:val="18"/>
+        </w:rPr>
+        <w:t xml:space="preserve"> Шри (Шривана) — другое имя Билвы.</w:t>
+      </w:r>
+    </w:p>
+    <w:p>
+      <w:pPr>
+        <w:spacing w:after="60"/>
+        <w:ind w:left="283"/>
+      </w:pPr>
+      <w:r>
+        <w:rPr>
+          <w:b/>
+          <w:i w:val="0"/>
+          <w:sz w:val="18"/>
+        </w:rPr>
+        <w:t>3.</w:t>
+      </w:r>
+      <w:r>
+        <w:rPr>
+          <w:sz w:val="18"/>
+        </w:rPr>
+        <w:t xml:space="preserve"> Камса — царь Матхуры, дядя Кришны, убитый Им.</w:t>
+      </w:r>
+    </w:p>
+    <w:p>
+      <w:pPr>
+        <w:spacing w:after="60"/>
+        <w:ind w:left="283"/>
+      </w:pPr>
+      <w:r>
+        <w:rPr>
+          <w:b/>
+          <w:i w:val="0"/>
+          <w:sz w:val="18"/>
+        </w:rPr>
+        <w:t>4.</w:t>
+      </w:r>
+      <w:r>
+        <w:rPr>
+          <w:sz w:val="18"/>
+        </w:rPr>
+        <w:t xml:space="preserve"> Букв. «от неё» — по-видимому, от Матхуры.</w:t>
+      </w:r>
+    </w:p>
+    <w:p>
+      <w:pPr>
+        <w:spacing w:after="60"/>
+        <w:ind w:left="283"/>
+      </w:pPr>
+      <w:r>
+        <w:rPr>
+          <w:b/>
+          <w:i w:val="0"/>
+          <w:sz w:val="18"/>
+        </w:rPr>
+        <w:t>5.</w:t>
+      </w:r>
+      <w:r>
+        <w:rPr>
+          <w:sz w:val="18"/>
+        </w:rPr>
+        <w:t xml:space="preserve"> Букв. «игрой наука-кханда» — по-видимому, игра Кришны с гопи в лодке; точный смысл слова неясен.</w:t>
+      </w:r>
+    </w:p>
+    <w:p>
+      <w:pPr>
+        <w:spacing w:after="60"/>
+        <w:ind w:left="283"/>
+      </w:pPr>
+      <w:r>
+        <w:rPr>
+          <w:b/>
+          <w:i w:val="0"/>
+          <w:sz w:val="18"/>
+        </w:rPr>
+        <w:t>6.</w:t>
+      </w:r>
+      <w:r>
+        <w:rPr>
+          <w:sz w:val="18"/>
+        </w:rPr>
+        <w:t xml:space="preserve"> Лес Мохана в перечне шлок 5 и 7 не назван; по-видимому, это Мадхувана, которая иначе среди семи западных лесов не упомянута.</w:t>
+      </w:r>
+    </w:p>
+    <w:p>
+      <w:pPr>
+        <w:pStyle w:val="Heading2"/>
+      </w:pPr>
+      <w:r>
+        <w:t>Пракрама 4, сарга 4. Лицезрение гхатов, колодцев и прочих мест Матхура-мандалы</w:t>
+      </w:r>
+    </w:p>
+    <w:p>
+      <w:pPr>
+        <w:spacing w:after="60"/>
+        <w:jc w:val="both"/>
+      </w:pPr>
+      <w:r>
+        <w:rPr>
+          <w:b w:val="0"/>
+          <w:i/>
+        </w:rPr>
+        <w:t>Кришнадас показывает Господу Матхуру: стены и ворота, дворец Камсы, темницу и «место, где помочился» Младенец Кришна, дома Уддхавы, прачки, цветочника, Кубджи, Васудевы и Уграсены, арену, образ Гаташрамы, двенадцать гхатов, Колодец Камсы и другие святыни; после обхода города Господь принимает трапезу в доме Кришнадаса</w:t>
+      </w:r>
+    </w:p>
+    <w:p>
+      <w:pPr>
+        <w:spacing w:after="60"/>
+        <w:ind w:left="510" w:hanging="510"/>
+      </w:pPr>
+      <w:r>
+        <w:rPr>
+          <w:b/>
+          <w:i w:val="0"/>
+        </w:rPr>
+        <w:t>1.</w:t>
+      </w:r>
+      <w:r>
+        <w:t xml:space="preserve"> «Выслушай, о океан сострадания, благую повесть о крае Матхуры. Взгляни сперва на Мадхупури — прекрасную царскую столицу.</w:t>
+      </w:r>
+    </w:p>
+    <w:p>
+      <w:pPr>
+        <w:spacing w:after="60"/>
+        <w:ind w:left="510" w:hanging="510"/>
+      </w:pPr>
+      <w:r>
+        <w:rPr>
+          <w:b/>
+          <w:i w:val="0"/>
+        </w:rPr>
+        <w:t>2.</w:t>
+      </w:r>
+      <w:r>
+        <w:t xml:space="preserve"> С трёх сторон её окружает высокая крепостная стена, превосходный вал, а с востока от города течёт на юг дочь Солнца</w:t>
+      </w:r>
+      <w:r>
+        <w:rPr>
+          <w:b w:val="0"/>
+          <w:i w:val="0"/>
+          <w:vertAlign w:val="superscript"/>
+        </w:rPr>
+        <w:t>1</w:t>
+      </w:r>
+      <w:r>
+        <w:t>.</w:t>
+      </w:r>
+    </w:p>
+    <w:p>
+      <w:pPr>
+        <w:spacing w:after="60"/>
+        <w:ind w:left="510" w:hanging="510"/>
+      </w:pPr>
+      <w:r>
+        <w:rPr>
+          <w:b/>
+          <w:i w:val="0"/>
+        </w:rPr>
+        <w:t>3.</w:t>
+      </w:r>
+      <w:r>
+        <w:t xml:space="preserve"> На севере и на юге — двое ворот с самоцветными створками; на юго-западе — царский дворец, украшенный множеством самоцветов,</w:t>
+      </w:r>
+    </w:p>
+    <w:p>
+      <w:pPr>
+        <w:spacing w:after="60"/>
+        <w:ind w:left="510" w:hanging="510"/>
+      </w:pPr>
+      <w:r>
+        <w:rPr>
+          <w:b/>
+          <w:i w:val="0"/>
+        </w:rPr>
+        <w:t>4.</w:t>
+      </w:r>
+      <w:r>
+        <w:t xml:space="preserve"> с воротами на восток и на север, отделанными самоцветами и алмазами; а с северной стороны дворца — помост, где восседал царь.</w:t>
+      </w:r>
+    </w:p>
+    <w:p>
+      <w:pPr>
+        <w:spacing w:after="60"/>
+        <w:ind w:left="510" w:hanging="510"/>
+      </w:pPr>
+      <w:r>
+        <w:rPr>
+          <w:b/>
+          <w:i w:val="0"/>
+        </w:rPr>
+        <w:t>5.</w:t>
+      </w:r>
+      <w:r>
+        <w:t xml:space="preserve"> На северо-западе города — темница, а к югу от неё взгляни, не спеша, на „место, где Он помочился“.</w:t>
+      </w:r>
+    </w:p>
+    <w:p>
+      <w:pPr>
+        <w:spacing w:after="60"/>
+        <w:ind w:left="510" w:hanging="510"/>
+      </w:pPr>
+      <w:r>
+        <w:rPr>
+          <w:b/>
+          <w:i w:val="0"/>
+        </w:rPr>
+        <w:t>6.</w:t>
+      </w:r>
+      <w:r>
+        <w:t xml:space="preserve"> Я расскажу, как это было, — слушай внимательно, о Прабху. Благородный Васудева, страшась Камсы,</w:t>
+      </w:r>
+    </w:p>
+    <w:p>
+      <w:pPr>
+        <w:spacing w:after="60"/>
+        <w:ind w:left="510" w:hanging="510"/>
+      </w:pPr>
+      <w:r>
+        <w:rPr>
+          <w:b/>
+          <w:i w:val="0"/>
+        </w:rPr>
+        <w:t>7.</w:t>
+      </w:r>
+      <w:r>
+        <w:t xml:space="preserve"> взял Кришну и, великодушный, понёс Его в пастушье селение Нанды. Почувствовав, что Кришна у него на руках мочится, он поспешно и радостно</w:t>
+      </w:r>
+    </w:p>
+    <w:p>
+      <w:pPr>
+        <w:spacing w:after="60"/>
+        <w:ind w:left="510" w:hanging="510"/>
+      </w:pPr>
+      <w:r>
+        <w:rPr>
+          <w:b/>
+          <w:i w:val="0"/>
+        </w:rPr>
+        <w:t>8.</w:t>
+      </w:r>
+      <w:r>
+        <w:t xml:space="preserve"> взошёл на этот камень и простоял на нём миг, о Прабху; и вот след мочи Кришны остаётся на камне доныне.</w:t>
+      </w:r>
+    </w:p>
+    <w:p>
+      <w:pPr>
+        <w:spacing w:after="60"/>
+        <w:ind w:left="510" w:hanging="510"/>
+      </w:pPr>
+      <w:r>
+        <w:rPr>
+          <w:b/>
+          <w:i w:val="0"/>
+        </w:rPr>
+        <w:t>9.</w:t>
+      </w:r>
+      <w:r>
+        <w:t xml:space="preserve"> Поэтому все люди и называют это место „местом, где Он помочился“. А к югу от него — взгляни — дом Уддхавы».</w:t>
+      </w:r>
+    </w:p>
+    <w:p>
+      <w:pPr>
+        <w:spacing w:after="60"/>
+        <w:ind w:left="510" w:hanging="510"/>
+      </w:pPr>
+      <w:r>
+        <w:rPr>
+          <w:b/>
+          <w:i w:val="0"/>
+        </w:rPr>
+        <w:t>10.</w:t>
+      </w:r>
+      <w:r>
+        <w:t xml:space="preserve"> Услышав это, Прабху издал громовой возглас «хум». Увидев это, лучший из брахманов испугался и, мудрый, сложив ладони, сказал:</w:t>
+      </w:r>
+    </w:p>
+    <w:p>
+      <w:pPr>
+        <w:spacing w:after="60"/>
+        <w:ind w:left="510" w:hanging="510"/>
+      </w:pPr>
+      <w:r>
+        <w:rPr>
+          <w:b/>
+          <w:i w:val="0"/>
+        </w:rPr>
+        <w:t>11.</w:t>
+      </w:r>
+      <w:r>
+        <w:t xml:space="preserve"> «Выслушай моё слово, о Кришна, творящий игры, о Учитель мира: будь спокоен — одно лишь лицезрение непременно принесёт Тебе радость.</w:t>
+      </w:r>
+    </w:p>
+    <w:p>
+      <w:pPr>
+        <w:spacing w:after="60"/>
+        <w:ind w:left="510" w:hanging="510"/>
+      </w:pPr>
+      <w:r>
+        <w:rPr>
+          <w:b/>
+          <w:i w:val="0"/>
+        </w:rPr>
+        <w:t>12.</w:t>
+      </w:r>
+      <w:r>
+        <w:t xml:space="preserve"> Взгляни: к востоку от дома Уддхавы — дом прачки</w:t>
+      </w:r>
+      <w:r>
+        <w:rPr>
+          <w:b w:val="0"/>
+          <w:i w:val="0"/>
+          <w:vertAlign w:val="superscript"/>
+        </w:rPr>
+        <w:t>2</w:t>
+      </w:r>
+      <w:r>
+        <w:t>, а к востоку от дома прачки — дом цветочника.</w:t>
+      </w:r>
+    </w:p>
+    <w:p>
+      <w:pPr>
+        <w:spacing w:after="60"/>
+        <w:ind w:left="510" w:hanging="510"/>
+      </w:pPr>
+      <w:r>
+        <w:rPr>
+          <w:b/>
+          <w:i w:val="0"/>
+        </w:rPr>
+        <w:t>13.</w:t>
+      </w:r>
+      <w:r>
+        <w:t xml:space="preserve"> К югу от него — дом Кубджи</w:t>
+      </w:r>
+      <w:r>
+        <w:rPr>
+          <w:b w:val="0"/>
+          <w:i w:val="0"/>
+          <w:vertAlign w:val="superscript"/>
+        </w:rPr>
+        <w:t>3</w:t>
+      </w:r>
+      <w:r>
+        <w:t>, построенный богами, а к юго-западу от дома Кубджи — великолепная арена.</w:t>
+      </w:r>
+    </w:p>
+    <w:p>
+      <w:pPr>
+        <w:spacing w:after="60"/>
+        <w:ind w:left="510" w:hanging="510"/>
+      </w:pPr>
+      <w:r>
+        <w:rPr>
+          <w:b/>
+          <w:i w:val="0"/>
+        </w:rPr>
+        <w:t>14.</w:t>
+      </w:r>
+      <w:r>
+        <w:t xml:space="preserve"> В юго-восточном углу арены — благой дом Васудевы, а к северо-востоку от него — дом Уграсены</w:t>
+      </w:r>
+      <w:r>
+        <w:rPr>
+          <w:b w:val="0"/>
+          <w:i w:val="0"/>
+          <w:vertAlign w:val="superscript"/>
+        </w:rPr>
+        <w:t>4</w:t>
+      </w:r>
+      <w:r>
+        <w:t>, возведённый Творцом.</w:t>
+      </w:r>
+    </w:p>
+    <w:p>
+      <w:pPr>
+        <w:spacing w:after="60"/>
+        <w:ind w:left="510" w:hanging="510"/>
+      </w:pPr>
+      <w:r>
+        <w:rPr>
+          <w:b/>
+          <w:i w:val="0"/>
+        </w:rPr>
+        <w:t>15.</w:t>
+      </w:r>
+      <w:r>
+        <w:t xml:space="preserve"> А к югу от него взгляни на образ Кришны Гаташрамы</w:t>
+      </w:r>
+      <w:r>
+        <w:rPr>
+          <w:b w:val="0"/>
+          <w:i w:val="0"/>
+          <w:vertAlign w:val="superscript"/>
+        </w:rPr>
+        <w:t>5</w:t>
+      </w:r>
+      <w:r>
+        <w:t>». Увидев его, Шри Гаурачандра весь затрепетал.</w:t>
+      </w:r>
+    </w:p>
+    <w:p>
+      <w:pPr>
+        <w:spacing w:after="60"/>
+        <w:ind w:left="510" w:hanging="510"/>
+      </w:pPr>
+      <w:r>
+        <w:rPr>
+          <w:b/>
+          <w:i w:val="0"/>
+        </w:rPr>
+        <w:t>16.</w:t>
+      </w:r>
+      <w:r>
+        <w:t xml:space="preserve"> «Вишрама, Шрамашанта, гхат по имени Камсакхали, Праяга, гхат по имени Тинду, Саптарши, Мокша, Коти,</w:t>
+      </w:r>
+    </w:p>
+    <w:p>
+      <w:pPr>
+        <w:spacing w:after="60"/>
+        <w:ind w:left="510" w:hanging="510"/>
+      </w:pPr>
+      <w:r>
+        <w:rPr>
+          <w:b/>
+          <w:i w:val="0"/>
+        </w:rPr>
+        <w:t>17.</w:t>
+      </w:r>
+      <w:r>
+        <w:t xml:space="preserve"> Бодхи, Шива, Ганеша и прочие — их называют двенадцатью гхатами</w:t>
+      </w:r>
+      <w:r>
+        <w:rPr>
+          <w:b w:val="0"/>
+          <w:i w:val="0"/>
+          <w:vertAlign w:val="superscript"/>
+        </w:rPr>
+        <w:t>6</w:t>
+      </w:r>
+      <w:r>
+        <w:t>; знай, что они идут по порядку на юг, — это царь святых мест, полный великого сияния.</w:t>
+      </w:r>
+    </w:p>
+    <w:p>
+      <w:pPr>
+        <w:spacing w:after="60"/>
+        <w:ind w:left="510" w:hanging="510"/>
+      </w:pPr>
+      <w:r>
+        <w:rPr>
+          <w:b/>
+          <w:i w:val="0"/>
+        </w:rPr>
+        <w:t>18.</w:t>
+      </w:r>
+      <w:r>
+        <w:t xml:space="preserve"> На юге города — арена, радующая Кришну</w:t>
+      </w:r>
+      <w:r>
+        <w:rPr>
+          <w:b w:val="0"/>
+          <w:i w:val="0"/>
+          <w:vertAlign w:val="superscript"/>
+        </w:rPr>
+        <w:t>7</w:t>
+      </w:r>
+      <w:r>
+        <w:t>, а к югу от неё взгляни на колодец, вырытый против Шри Кришны:</w:t>
+      </w:r>
+    </w:p>
+    <w:p>
+      <w:pPr>
+        <w:spacing w:after="60"/>
+        <w:ind w:left="510" w:hanging="510"/>
+      </w:pPr>
+      <w:r>
+        <w:rPr>
+          <w:b/>
+          <w:i w:val="0"/>
+        </w:rPr>
+        <w:t>19.</w:t>
+      </w:r>
+      <w:r>
+        <w:t xml:space="preserve"> его вырыл Камса, и потому он зовётся Колодцем Камсы. А к юго-западу от него — пруд, сделанный Агастьей</w:t>
+      </w:r>
+      <w:r>
+        <w:rPr>
+          <w:b w:val="0"/>
+          <w:i w:val="0"/>
+          <w:vertAlign w:val="superscript"/>
+        </w:rPr>
+        <w:t>8</w:t>
+      </w:r>
+      <w:r>
+        <w:t>.</w:t>
+      </w:r>
+    </w:p>
+    <w:p>
+      <w:pPr>
+        <w:spacing w:after="60"/>
+        <w:ind w:left="510" w:hanging="510"/>
+      </w:pPr>
+      <w:r>
+        <w:rPr>
+          <w:b/>
+          <w:i w:val="0"/>
+        </w:rPr>
+        <w:t>20.</w:t>
+      </w:r>
+      <w:r>
+        <w:t xml:space="preserve"> К северу от города — пруд по имени Сапта-самудра („Семь океанов“). Взгляни на камень, приготовленный для погубления сыновей Деваки</w:t>
+      </w:r>
+      <w:r>
+        <w:rPr>
+          <w:b w:val="0"/>
+          <w:i w:val="0"/>
+          <w:vertAlign w:val="superscript"/>
+        </w:rPr>
+        <w:t>9</w:t>
+      </w:r>
+    </w:p>
+    <w:p>
+      <w:pPr>
+        <w:spacing w:after="60"/>
+        <w:ind w:left="510" w:hanging="510"/>
+      </w:pPr>
+      <w:r>
+        <w:rPr>
+          <w:b/>
+          <w:i w:val="0"/>
+        </w:rPr>
+        <w:t>21.</w:t>
+      </w:r>
+      <w:r>
+        <w:t xml:space="preserve"> Камсой». И, смеясь, брахман снова сказал смеющемуся Господу: «А к северу от него, о Прабху, взгляни на лингу Бхутешвару</w:t>
+      </w:r>
+      <w:r>
+        <w:rPr>
+          <w:b w:val="0"/>
+          <w:i w:val="0"/>
+          <w:vertAlign w:val="superscript"/>
+        </w:rPr>
+        <w:t>10</w:t>
+      </w:r>
+      <w:r>
+        <w:t>.</w:t>
+      </w:r>
+    </w:p>
+    <w:p>
+      <w:pPr>
+        <w:spacing w:after="60"/>
+        <w:ind w:left="510" w:hanging="510"/>
+      </w:pPr>
+      <w:r>
+        <w:rPr>
+          <w:b/>
+          <w:i w:val="0"/>
+        </w:rPr>
+        <w:t>22.</w:t>
+      </w:r>
+      <w:r>
+        <w:t xml:space="preserve"> И ещё взгляни на Ямуну, слившуюся с Сарасвати, на Дашашвамедха-гхат, а там же — на Сома-тиртху,</w:t>
+      </w:r>
+    </w:p>
+    <w:p>
+      <w:pPr>
+        <w:spacing w:after="60"/>
+        <w:ind w:left="510" w:hanging="510"/>
+      </w:pPr>
+      <w:r>
+        <w:rPr>
+          <w:b/>
+          <w:i w:val="0"/>
+        </w:rPr>
+        <w:t>23.</w:t>
+      </w:r>
+      <w:r>
+        <w:t xml:space="preserve"> на тиртху Кантхабхарана, на тиртху по имени Нага-тиртха, на пруд по имени Самьяма и прочие святыни, которыми полон весь город».</w:t>
+      </w:r>
+    </w:p>
+    <w:p>
+      <w:pPr>
+        <w:spacing w:after="60"/>
+        <w:ind w:left="510" w:hanging="510"/>
+      </w:pPr>
+      <w:r>
+        <w:rPr>
+          <w:b/>
+          <w:i w:val="0"/>
+        </w:rPr>
+        <w:t>24.</w:t>
+      </w:r>
+      <w:r>
+        <w:t xml:space="preserve"> Так Верховный Владыка обошёл Матхуру, оставляя её по правую руку, и с радостью принял подаяние — пищу в доме Кришнадаса.</w:t>
+      </w:r>
+    </w:p>
+    <w:p>
+      <w:pPr>
+        <w:spacing w:after="60"/>
+        <w:ind w:left="510" w:hanging="510"/>
+      </w:pPr>
+      <w:r>
+        <w:rPr>
+          <w:b/>
+          <w:i w:val="0"/>
+        </w:rPr>
+        <w:t>25.</w:t>
+      </w:r>
+      <w:r>
+        <w:t xml:space="preserve"> Затем, когда Кришнадас услуживал Его стопам, Прабху, вспоминая, рассказывал о сладости высшего блаженства Шри Кришны.</w:t>
+      </w:r>
+    </w:p>
+    <w:p>
+      <w:pPr>
+        <w:spacing w:after="60"/>
+        <w:jc w:val="both"/>
+      </w:pPr>
+      <w:r>
+        <w:rPr>
+          <w:b w:val="0"/>
+          <w:i/>
+        </w:rPr>
+        <w:t>Так заканчивается четвёртая сарга, называемая «Лицезрение гхатов, колодцев и прочих мест Матхура-мандалы» (Матхура-мандала-гхатта-купади-даршана), четвёртой пракрамы поэмы «Шри Кришна-чайтанья-чаритамрита».</w:t>
+      </w:r>
+    </w:p>
+    <w:p>
+      <w:pPr>
+        <w:spacing w:after="60"/>
+        <w:ind w:left="283"/>
+      </w:pPr>
+      <w:r>
+        <w:rPr>
+          <w:b/>
+          <w:i w:val="0"/>
+          <w:sz w:val="18"/>
+        </w:rPr>
+        <w:t>1.</w:t>
+      </w:r>
+      <w:r>
+        <w:rPr>
+          <w:sz w:val="18"/>
+        </w:rPr>
+        <w:t xml:space="preserve"> Дочь Солнца — Ямуна.</w:t>
+      </w:r>
+    </w:p>
+    <w:p>
+      <w:pPr>
+        <w:spacing w:after="60"/>
+        <w:ind w:left="283"/>
+      </w:pPr>
+      <w:r>
+        <w:rPr>
+          <w:b/>
+          <w:i w:val="0"/>
+          <w:sz w:val="18"/>
+        </w:rPr>
+        <w:t>2.</w:t>
+      </w:r>
+      <w:r>
+        <w:rPr>
+          <w:sz w:val="18"/>
+        </w:rPr>
+        <w:t xml:space="preserve"> Прачка — царский красильщик Камсы, которого Кришна убил, войдя в Матхуру; цветочник — Судама, увенчавший Кришну и Балараму гирляндами (Бхагавата-пурана 10.41).</w:t>
+      </w:r>
+    </w:p>
+    <w:p>
+      <w:pPr>
+        <w:spacing w:after="60"/>
+        <w:ind w:left="283"/>
+      </w:pPr>
+      <w:r>
+        <w:rPr>
+          <w:b/>
+          <w:i w:val="0"/>
+          <w:sz w:val="18"/>
+        </w:rPr>
+        <w:t>3.</w:t>
+      </w:r>
+      <w:r>
+        <w:rPr>
+          <w:sz w:val="18"/>
+        </w:rPr>
+        <w:t xml:space="preserve"> Кубджа — горбатая служанка Камсы, которую Кришна исцелил (Бхагавата-пурана 10.42).</w:t>
+      </w:r>
+    </w:p>
+    <w:p>
+      <w:pPr>
+        <w:spacing w:after="60"/>
+        <w:ind w:left="283"/>
+      </w:pPr>
+      <w:r>
+        <w:rPr>
+          <w:b/>
+          <w:i w:val="0"/>
+          <w:sz w:val="18"/>
+        </w:rPr>
+        <w:t>4.</w:t>
+      </w:r>
+      <w:r>
+        <w:rPr>
+          <w:sz w:val="18"/>
+        </w:rPr>
+        <w:t xml:space="preserve"> Уграсена — отец Камсы, свергнутый им и вновь возведённый Кришной на трон.</w:t>
+      </w:r>
+    </w:p>
+    <w:p>
+      <w:pPr>
+        <w:spacing w:after="60"/>
+        <w:ind w:left="283"/>
+      </w:pPr>
+      <w:r>
+        <w:rPr>
+          <w:b/>
+          <w:i w:val="0"/>
+          <w:sz w:val="18"/>
+        </w:rPr>
+        <w:t>5.</w:t>
+      </w:r>
+      <w:r>
+        <w:rPr>
+          <w:sz w:val="18"/>
+        </w:rPr>
+        <w:t xml:space="preserve"> Гаташрама («Избавленный от усталости») — образ Кришны, отдыхающего после победы над Камсой, у Вишрама-гхата.</w:t>
+      </w:r>
+    </w:p>
+    <w:p>
+      <w:pPr>
+        <w:spacing w:after="60"/>
+        <w:ind w:left="283"/>
+      </w:pPr>
+      <w:r>
+        <w:rPr>
+          <w:b/>
+          <w:i w:val="0"/>
+          <w:sz w:val="18"/>
+        </w:rPr>
+        <w:t>6.</w:t>
+      </w:r>
+      <w:r>
+        <w:rPr>
+          <w:sz w:val="18"/>
+        </w:rPr>
+        <w:t xml:space="preserve"> Гхаты — ступени для омовения на берегу Ямуны.</w:t>
+      </w:r>
+    </w:p>
+    <w:p>
+      <w:pPr>
+        <w:spacing w:after="60"/>
+        <w:ind w:left="283"/>
+      </w:pPr>
+      <w:r>
+        <w:rPr>
+          <w:b/>
+          <w:i w:val="0"/>
+          <w:sz w:val="18"/>
+        </w:rPr>
+        <w:t>7.</w:t>
+      </w:r>
+      <w:r>
+        <w:rPr>
+          <w:sz w:val="18"/>
+        </w:rPr>
+        <w:t xml:space="preserve"> Арена (ранга-бхуми), на которой Кришна и Баларама одолели борцов Камсы.</w:t>
+      </w:r>
+    </w:p>
+    <w:p>
+      <w:pPr>
+        <w:spacing w:after="60"/>
+        <w:ind w:left="283"/>
+      </w:pPr>
+      <w:r>
+        <w:rPr>
+          <w:b/>
+          <w:i w:val="0"/>
+          <w:sz w:val="18"/>
+        </w:rPr>
+        <w:t>8.</w:t>
+      </w:r>
+      <w:r>
+        <w:rPr>
+          <w:sz w:val="18"/>
+        </w:rPr>
+        <w:t xml:space="preserve"> Агастья — великий мудрец, герой Пуран.</w:t>
+      </w:r>
+    </w:p>
+    <w:p>
+      <w:pPr>
+        <w:spacing w:after="60"/>
+        <w:ind w:left="283"/>
+      </w:pPr>
+      <w:r>
+        <w:rPr>
+          <w:b/>
+          <w:i w:val="0"/>
+          <w:sz w:val="18"/>
+        </w:rPr>
+        <w:t>9.</w:t>
+      </w:r>
+      <w:r>
+        <w:rPr>
+          <w:sz w:val="18"/>
+        </w:rPr>
+        <w:t xml:space="preserve"> Деваки — мать Кришны; Камса убивал её младенцев, разбивая их о камень.</w:t>
+      </w:r>
+    </w:p>
+    <w:p>
+      <w:pPr>
+        <w:spacing w:after="60"/>
+        <w:ind w:left="283"/>
+      </w:pPr>
+      <w:r>
+        <w:rPr>
+          <w:b/>
+          <w:i w:val="0"/>
+          <w:sz w:val="18"/>
+        </w:rPr>
+        <w:t>10.</w:t>
+      </w:r>
+      <w:r>
+        <w:rPr>
+          <w:sz w:val="18"/>
+        </w:rPr>
+        <w:t xml:space="preserve"> Бхутешвара («Владыка существ») — линга Шивы, хранитель Матхуры.</w:t>
       </w:r>
     </w:p>
     <w:sectPr>

--- a/murari-gupta/Murari-Gupta-Kadacha-ru.docx
+++ b/murari-gupta/Murari-Gupta-Kadacha-ru.docx
@@ -696,6 +696,42 @@
       </w:r>
     </w:p>
     <w:p>
+      <w:pPr>
+        <w:spacing w:after="60"/>
+        <w:ind w:left="340"/>
+      </w:pPr>
+      <w:r>
+        <w:t>• Пракрама 4, сарга 5. Повесть об озере Сетубандха</w:t>
+      </w:r>
+    </w:p>
+    <w:p>
+      <w:pPr>
+        <w:spacing w:after="60"/>
+        <w:ind w:left="340"/>
+      </w:pPr>
+      <w:r>
+        <w:t>• Пракрама 4, сарга 6. Лицезрение Махаваны и других мест</w:t>
+      </w:r>
+    </w:p>
+    <w:p>
+      <w:pPr>
+        <w:spacing w:after="60"/>
+        <w:ind w:left="340"/>
+      </w:pPr>
+      <w:r>
+        <w:t>• Пракрама 4, сарга 7. Лицезрение мест похищения одежд и других игр</w:t>
+      </w:r>
+    </w:p>
+    <w:p>
+      <w:pPr>
+        <w:spacing w:after="60"/>
+        <w:ind w:left="340"/>
+      </w:pPr>
+      <w:r>
+        <w:t>• Пракрама 4, сарга 8. Лицезрение Шри Говардханы и других мест</w:t>
+      </w:r>
+    </w:p>
+    <w:p>
       <w:r>
         <w:br w:type="page"/>
       </w:r>
@@ -37789,6 +37825,2437 @@
           <w:sz w:val="18"/>
         </w:rPr>
         <w:t xml:space="preserve"> Бхутешвара («Владыка существ») — линга Шивы, хранитель Матхуры.</w:t>
+      </w:r>
+    </w:p>
+    <w:p>
+      <w:pPr>
+        <w:pStyle w:val="Heading2"/>
+      </w:pPr>
+      <w:r>
+        <w:t>Пракрама 4, сарга 5. Повесть об озере Сетубандха</w:t>
+      </w:r>
+    </w:p>
+    <w:p>
+      <w:pPr>
+        <w:spacing w:after="60"/>
+        <w:jc w:val="both"/>
+      </w:pPr>
+      <w:r>
+        <w:rPr>
+          <w:b w:val="0"/>
+          <w:i/>
+        </w:rPr>
+        <w:t>Бессонной ночью Господь томится по Кришне; Кришнадас рассказывает о мере Матхура-мандалы и об озере Сетубандха, где Кришна, назвавшись Рамой, в споре с Радхой построил запруду из камней и деревьев; услышав эту тайну, Господь в настроении Радхи пускается в пляс</w:t>
+      </w:r>
+    </w:p>
+    <w:p>
+      <w:pPr>
+        <w:spacing w:after="60"/>
+        <w:ind w:left="510" w:hanging="510"/>
+      </w:pPr>
+      <w:r>
+        <w:rPr>
+          <w:b/>
+          <w:i w:val="0"/>
+        </w:rPr>
+        <w:t>1.</w:t>
+      </w:r>
+      <w:r>
+        <w:t xml:space="preserve"> Затем Господь, хотя и улёгся отдохнуть, был исполнен расы преданности: томясь, Он пел об играх Кришны и проливал слёзы любви.</w:t>
+      </w:r>
+    </w:p>
+    <w:p>
+      <w:pPr>
+        <w:spacing w:after="60"/>
+        <w:ind w:left="510" w:hanging="510"/>
+      </w:pPr>
+      <w:r>
+        <w:rPr>
+          <w:b/>
+          <w:i w:val="0"/>
+        </w:rPr>
+        <w:t>2.</w:t>
+      </w:r>
+      <w:r>
+        <w:t xml:space="preserve"> Каждое мгновение Он спрашивал: «Кришнадас, говори же со Мной! Эта ночь стала такой долгой — она мучит Меня».</w:t>
+      </w:r>
+    </w:p>
+    <w:p>
+      <w:pPr>
+        <w:spacing w:after="60"/>
+        <w:ind w:left="510" w:hanging="510"/>
+      </w:pPr>
+      <w:r>
+        <w:rPr>
+          <w:b/>
+          <w:i w:val="0"/>
+        </w:rPr>
+        <w:t>3.</w:t>
+      </w:r>
+      <w:r>
+        <w:t xml:space="preserve"> Тот ответил: «Слушай, о Владыка. Знающие говорят, что Матхура-мандала простирается на восемьдесят четыре кроша</w:t>
+      </w:r>
+      <w:r>
+        <w:rPr>
+          <w:b w:val="0"/>
+          <w:i w:val="0"/>
+          <w:vertAlign w:val="superscript"/>
+        </w:rPr>
+        <w:t>1</w:t>
+      </w:r>
+      <w:r>
+        <w:t>.</w:t>
+      </w:r>
+    </w:p>
+    <w:p>
+      <w:pPr>
+        <w:spacing w:after="60"/>
+        <w:ind w:left="510" w:hanging="510"/>
+      </w:pPr>
+      <w:r>
+        <w:rPr>
+          <w:b/>
+          <w:i w:val="0"/>
+        </w:rPr>
+        <w:t>4.</w:t>
+      </w:r>
+      <w:r>
+        <w:t xml:space="preserve"> Я покажу Тебе всё по порядку, если Ты сохранишь спокойствие ума; тогда и мне будет радость, о Ты, любящий Своих преданных.</w:t>
+      </w:r>
+    </w:p>
+    <w:p>
+      <w:pPr>
+        <w:spacing w:after="60"/>
+        <w:ind w:left="510" w:hanging="510"/>
+      </w:pPr>
+      <w:r>
+        <w:rPr>
+          <w:b/>
+          <w:i w:val="0"/>
+        </w:rPr>
+        <w:t>5.</w:t>
+      </w:r>
+      <w:r>
+        <w:t xml:space="preserve"> Пройдя немного к северу от пруда, взгляни на озеро, называемое Сетубандха, — его создал Сам Шри Кришна».</w:t>
+      </w:r>
+    </w:p>
+    <w:p>
+      <w:pPr>
+        <w:spacing w:after="60"/>
+        <w:ind w:left="510" w:hanging="510"/>
+      </w:pPr>
+      <w:r>
+        <w:rPr>
+          <w:b/>
+          <w:i w:val="0"/>
+        </w:rPr>
+        <w:t>6.</w:t>
+      </w:r>
+      <w:r>
+        <w:t xml:space="preserve"> Услышав это, Господь, весь в трепете, с изумлением и почтительно сказал: «Расскажи Мне о нём подробно, Кришнадас».</w:t>
+      </w:r>
+    </w:p>
+    <w:p>
+      <w:pPr>
+        <w:spacing w:after="60"/>
+        <w:ind w:left="510" w:hanging="510"/>
+      </w:pPr>
+      <w:r>
+        <w:rPr>
+          <w:b/>
+          <w:i w:val="0"/>
+        </w:rPr>
+        <w:t>7.</w:t>
+      </w:r>
+      <w:r>
+        <w:t xml:space="preserve"> Так впивая слова Шри Гаурачандры — нектар для слуха — и вспомнив Кришну, тот с улыбкой заговорил:</w:t>
+      </w:r>
+    </w:p>
+    <w:p>
+      <w:pPr>
+        <w:spacing w:after="60"/>
+        <w:ind w:left="510" w:hanging="510"/>
+      </w:pPr>
+      <w:r>
+        <w:rPr>
+          <w:b/>
+          <w:i w:val="0"/>
+        </w:rPr>
+        <w:t>8.</w:t>
+      </w:r>
+      <w:r>
+        <w:t xml:space="preserve"> «Однажды Хари, венец расиков, услаждающийся забавами расы с гопи, резвился в этом озере, словно молодой слон, и болтал: „Я — лучший из Рагху!“</w:t>
+      </w:r>
+      <w:r>
+        <w:rPr>
+          <w:b w:val="0"/>
+          <w:i w:val="0"/>
+          <w:vertAlign w:val="superscript"/>
+        </w:rPr>
+        <w:t>2</w:t>
+      </w:r>
+    </w:p>
+    <w:p>
+      <w:pPr>
+        <w:spacing w:after="60"/>
+        <w:ind w:left="510" w:hanging="510"/>
+      </w:pPr>
+      <w:r>
+        <w:rPr>
+          <w:b/>
+          <w:i w:val="0"/>
+        </w:rPr>
+        <w:t>9.</w:t>
+      </w:r>
+      <w:r>
+        <w:t xml:space="preserve"> Радха, венец прекрасных, сказала Ему: „Ты сын пастуха, пасёшь коров. А тот царь был хранителем истины и дхармы — его деяния не под силу другим.</w:t>
+      </w:r>
+    </w:p>
+    <w:p>
+      <w:pPr>
+        <w:spacing w:after="60"/>
+        <w:ind w:left="510" w:hanging="510"/>
+      </w:pPr>
+      <w:r>
+        <w:rPr>
+          <w:b/>
+          <w:i w:val="0"/>
+        </w:rPr>
+        <w:t>10.</w:t>
+      </w:r>
+      <w:r>
+        <w:t xml:space="preserve"> Навести мост через океан и сразить Равану — только ему это и к лицу. Не выставляй напоказ своих достоинств, ты, похититель одежд и украшений девушек!“</w:t>
+      </w:r>
+      <w:r>
+        <w:rPr>
+          <w:b w:val="0"/>
+          <w:i w:val="0"/>
+          <w:vertAlign w:val="superscript"/>
+        </w:rPr>
+        <w:t>3</w:t>
+      </w:r>
+    </w:p>
+    <w:p>
+      <w:pPr>
+        <w:spacing w:after="60"/>
+        <w:ind w:left="510" w:hanging="510"/>
+      </w:pPr>
+      <w:r>
+        <w:rPr>
+          <w:b/>
+          <w:i w:val="0"/>
+        </w:rPr>
+        <w:t>11.</w:t>
+      </w:r>
+      <w:r>
+        <w:t xml:space="preserve"> Кришна, кладезь веселья, чья единственная отрада — раса смеха и проказ, ответил: „Только я — сокровищница всех достоинств; знай это, ведь ты всего лишь пастушка.</w:t>
+      </w:r>
+    </w:p>
+    <w:p>
+      <w:pPr>
+        <w:spacing w:after="60"/>
+        <w:ind w:left="510" w:hanging="510"/>
+      </w:pPr>
+      <w:r>
+        <w:rPr>
+          <w:b/>
+          <w:i w:val="0"/>
+        </w:rPr>
+        <w:t>12.</w:t>
+      </w:r>
+      <w:r>
+        <w:t xml:space="preserve"> Пусть камни никогда не расколоть ни всеми горами, ни великими сокровищами и стрелами</w:t>
+      </w:r>
+      <w:r>
+        <w:rPr>
+          <w:b w:val="0"/>
+          <w:i w:val="0"/>
+          <w:vertAlign w:val="superscript"/>
+        </w:rPr>
+        <w:t>4</w:t>
+      </w:r>
+      <w:r>
+        <w:t xml:space="preserve"> — всё равно взгляните, о сокровищница чувства, на могущество того, кто наделён всеми самоцветами достоинств!“</w:t>
+      </w:r>
+    </w:p>
+    <w:p>
+      <w:pPr>
+        <w:spacing w:after="60"/>
+        <w:ind w:left="510" w:hanging="510"/>
+      </w:pPr>
+      <w:r>
+        <w:rPr>
+          <w:b/>
+          <w:i w:val="0"/>
+        </w:rPr>
+        <w:t>13.</w:t>
+      </w:r>
+      <w:r>
+        <w:t xml:space="preserve"> Услышав суть слов Радхики, высшей среди расиков, все её подруги собрались толпой и с великим пылом принесли камни и прочее вместе с грудами деревьев, а Он построил из них запруду. Глядя на неё, они с кликами „Победа!“ поклонились Ему и восславили Его.</w:t>
+      </w:r>
+    </w:p>
+    <w:p>
+      <w:pPr>
+        <w:spacing w:after="60"/>
+        <w:ind w:left="510" w:hanging="510"/>
+      </w:pPr>
+      <w:r>
+        <w:rPr>
+          <w:b/>
+          <w:i w:val="0"/>
+        </w:rPr>
+        <w:t>14.</w:t>
+      </w:r>
+      <w:r>
+        <w:t xml:space="preserve"> Слава играм Шри Радхи и Кришны с гопи</w:t>
+      </w:r>
+      <w:r>
+        <w:rPr>
+          <w:b w:val="0"/>
+          <w:i w:val="0"/>
+          <w:vertAlign w:val="superscript"/>
+        </w:rPr>
+        <w:t>5</w:t>
+      </w:r>
+      <w:r>
+        <w:t>, исполненным сладчайшей расы смеха и других рас, всегда полным любви! Услышав о них, высшие расики с радостью вспоминают Тех Двоих: смеясь над блаженством знания, они пылко отвергают даже освобождение целиком».</w:t>
+      </w:r>
+    </w:p>
+    <w:p>
+      <w:pPr>
+        <w:spacing w:after="60"/>
+        <w:ind w:left="510" w:hanging="510"/>
+      </w:pPr>
+      <w:r>
+        <w:rPr>
+          <w:b/>
+          <w:i w:val="0"/>
+        </w:rPr>
+        <w:t>15.</w:t>
+      </w:r>
+      <w:r>
+        <w:t xml:space="preserve"> Услышав эту дивную тайну Кришны, Гаурахари, охваченный расой Радхи, самозабвенно заплясал от радости.</w:t>
+      </w:r>
+    </w:p>
+    <w:p>
+      <w:pPr>
+        <w:spacing w:after="60"/>
+        <w:jc w:val="both"/>
+      </w:pPr>
+      <w:r>
+        <w:rPr>
+          <w:b w:val="0"/>
+          <w:i/>
+        </w:rPr>
+        <w:t>Так заканчивается пятая сарга, называемая «Повесть об озере Сетубандха» (Сетубандха-саровара-прасанга), четвёртой пракрамы поэмы «Шри Кришна-чайтанья-чаритамрита».</w:t>
+      </w:r>
+    </w:p>
+    <w:p>
+      <w:pPr>
+        <w:spacing w:after="60"/>
+        <w:ind w:left="283"/>
+      </w:pPr>
+      <w:r>
+        <w:rPr>
+          <w:b/>
+          <w:i w:val="0"/>
+          <w:sz w:val="18"/>
+        </w:rPr>
+        <w:t>1.</w:t>
+      </w:r>
+      <w:r>
+        <w:rPr>
+          <w:sz w:val="18"/>
+        </w:rPr>
+        <w:t xml:space="preserve"> Крош (кроша) — мера длины, около трёх километров; восемьдесят четыре кроша — традиционная протяжённость обхода Враджа-мандалы.</w:t>
+      </w:r>
+    </w:p>
+    <w:p>
+      <w:pPr>
+        <w:spacing w:after="60"/>
+        <w:ind w:left="283"/>
+      </w:pPr>
+      <w:r>
+        <w:rPr>
+          <w:b/>
+          <w:i w:val="0"/>
+          <w:sz w:val="18"/>
+        </w:rPr>
+        <w:t>2.</w:t>
+      </w:r>
+      <w:r>
+        <w:rPr>
+          <w:sz w:val="18"/>
+        </w:rPr>
+        <w:t xml:space="preserve"> Лучший из Рагху — Рама, построивший мост на Ланку (Сетубандха — «наведение моста»).</w:t>
+      </w:r>
+    </w:p>
+    <w:p>
+      <w:pPr>
+        <w:spacing w:after="60"/>
+        <w:ind w:left="283"/>
+      </w:pPr>
+      <w:r>
+        <w:rPr>
+          <w:b/>
+          <w:i w:val="0"/>
+          <w:sz w:val="18"/>
+        </w:rPr>
+        <w:t>3.</w:t>
+      </w:r>
+      <w:r>
+        <w:rPr>
+          <w:sz w:val="18"/>
+        </w:rPr>
+        <w:t xml:space="preserve"> Намёк на похищение одежд гопи (Бхагавата-пурана 10.22).</w:t>
+      </w:r>
+    </w:p>
+    <w:p>
+      <w:pPr>
+        <w:spacing w:after="60"/>
+        <w:ind w:left="283"/>
+      </w:pPr>
+      <w:r>
+        <w:rPr>
+          <w:b/>
+          <w:i w:val="0"/>
+          <w:sz w:val="18"/>
+        </w:rPr>
+        <w:t>4.</w:t>
+      </w:r>
+      <w:r>
+        <w:rPr>
+          <w:sz w:val="18"/>
+        </w:rPr>
+        <w:t xml:space="preserve"> Смысл этой половины шлоки в тексте неясен; перевод предположителен.</w:t>
+      </w:r>
+    </w:p>
+    <w:p>
+      <w:pPr>
+        <w:spacing w:after="60"/>
+        <w:ind w:left="283"/>
+      </w:pPr>
+      <w:r>
+        <w:rPr>
+          <w:b/>
+          <w:i w:val="0"/>
+          <w:sz w:val="18"/>
+        </w:rPr>
+        <w:t>5.</w:t>
+      </w:r>
+      <w:r>
+        <w:rPr>
+          <w:sz w:val="18"/>
+        </w:rPr>
+        <w:t xml:space="preserve"> В этой шлоке текст издания содержит два пропуска (в начале второй и третьей строк); перевод дан по сохранившимся словам.</w:t>
+      </w:r>
+    </w:p>
+    <w:p>
+      <w:pPr>
+        <w:pStyle w:val="Heading2"/>
+      </w:pPr>
+      <w:r>
+        <w:t>Пракрама 4, сарга 6. Лицезрение Махаваны и других мест</w:t>
+      </w:r>
+    </w:p>
+    <w:p>
+      <w:pPr>
+        <w:spacing w:after="60"/>
+        <w:jc w:val="both"/>
+      </w:pPr>
+      <w:r>
+        <w:rPr>
+          <w:b w:val="0"/>
+          <w:i/>
+        </w:rPr>
+        <w:t>Переправившись через Ямуну, Кришнадас показывает Господу Махавану и дом Нанды — места детских игр Кришны: освобождения Путаны, связывания Дамодары, сломанных деревьев арджуна; Гокулу, Гопешвару, Сапта-самудру, дома Аяны, Ананды и Упананды; рассказ о Нанде, отдающем Кришну гопи в грозовой день, растрогивает Господа; сарга кончается переселением Враджа в Бхадраку и Бхандиру</w:t>
+      </w:r>
+    </w:p>
+    <w:p>
+      <w:pPr>
+        <w:spacing w:after="60"/>
+        <w:ind w:left="510" w:hanging="510"/>
+      </w:pPr>
+      <w:r>
+        <w:rPr>
+          <w:b/>
+          <w:i w:val="0"/>
+        </w:rPr>
+        <w:t>1.</w:t>
+      </w:r>
+      <w:r>
+        <w:t xml:space="preserve"> Беседуя так, брахман переправился вместе с Прабху через дочь Солнца и показал Ему дом Нанды — Махавану.</w:t>
+      </w:r>
+    </w:p>
+    <w:p>
+      <w:pPr>
+        <w:spacing w:after="60"/>
+        <w:ind w:left="510" w:hanging="510"/>
+      </w:pPr>
+      <w:r>
+        <w:rPr>
+          <w:b/>
+          <w:i w:val="0"/>
+        </w:rPr>
+        <w:t>2.</w:t>
+      </w:r>
+      <w:r>
+        <w:t xml:space="preserve"> «Здесь Путана обрела освобождение, здесь была разбита повозка, здесь Хари убил злонравного Тринаварту</w:t>
+      </w:r>
+      <w:r>
+        <w:rPr>
+          <w:b w:val="0"/>
+          <w:i w:val="0"/>
+          <w:vertAlign w:val="superscript"/>
+        </w:rPr>
+        <w:t>1</w:t>
+      </w:r>
+      <w:r>
+        <w:t>.</w:t>
+      </w:r>
+    </w:p>
+    <w:p>
+      <w:pPr>
+        <w:spacing w:after="60"/>
+        <w:ind w:left="510" w:hanging="510"/>
+      </w:pPr>
+      <w:r>
+        <w:rPr>
+          <w:b/>
+          <w:i w:val="0"/>
+        </w:rPr>
+        <w:t>3.</w:t>
+      </w:r>
+      <w:r>
+        <w:t xml:space="preserve"> Здесь Кришна, зевнув, показал матери в Своём чреве дивную вселенную, и она, хотя и испугалась, благословила Его.</w:t>
+      </w:r>
+    </w:p>
+    <w:p>
+      <w:pPr>
+        <w:spacing w:after="60"/>
+        <w:ind w:left="510" w:hanging="510"/>
+      </w:pPr>
+      <w:r>
+        <w:rPr>
+          <w:b/>
+          <w:i w:val="0"/>
+        </w:rPr>
+        <w:t>4.</w:t>
+      </w:r>
+      <w:r>
+        <w:t xml:space="preserve"> Здесь же, как говорят, Гарга совершил обряд наречения имени</w:t>
+      </w:r>
+      <w:r>
+        <w:rPr>
+          <w:b w:val="0"/>
+          <w:i w:val="0"/>
+          <w:vertAlign w:val="superscript"/>
+        </w:rPr>
+        <w:t>2</w:t>
+      </w:r>
+      <w:r>
+        <w:t>; здесь Кришна ел глину и явил вселенскую форму.</w:t>
+      </w:r>
+    </w:p>
+    <w:p>
+      <w:pPr>
+        <w:spacing w:after="60"/>
+        <w:ind w:left="510" w:hanging="510"/>
+      </w:pPr>
+      <w:r>
+        <w:rPr>
+          <w:b/>
+          <w:i w:val="0"/>
+        </w:rPr>
+        <w:t>5.</w:t>
+      </w:r>
+      <w:r>
+        <w:t xml:space="preserve"> Здесь Хари Сам держал мутовку для сбивания простокваши; здесь Господь, на радость матери, принимался плясать.</w:t>
+      </w:r>
+    </w:p>
+    <w:p>
+      <w:pPr>
+        <w:spacing w:after="60"/>
+        <w:ind w:left="510" w:hanging="510"/>
+      </w:pPr>
+      <w:r>
+        <w:rPr>
+          <w:b/>
+          <w:i w:val="0"/>
+        </w:rPr>
+        <w:t>6.</w:t>
+      </w:r>
+      <w:r>
+        <w:t xml:space="preserve"> Яшода, взяв Его на колени, смеялась, глядя Ему в лицо, и, полная умиления, давала Ему грудь.</w:t>
+      </w:r>
+    </w:p>
+    <w:p>
+      <w:pPr>
+        <w:spacing w:after="60"/>
+        <w:ind w:left="510" w:hanging="510"/>
+      </w:pPr>
+      <w:r>
+        <w:rPr>
+          <w:b/>
+          <w:i w:val="0"/>
+        </w:rPr>
+        <w:t>7.</w:t>
+      </w:r>
+      <w:r>
+        <w:t xml:space="preserve"> Увидев, что молоко закипает, добрая женщина поспешно опустила Его на землю, сняла молоко с очага и вернулась к сбиванию</w:t>
+      </w:r>
+      <w:r>
+        <w:rPr>
+          <w:b w:val="0"/>
+          <w:i w:val="0"/>
+          <w:vertAlign w:val="superscript"/>
+        </w:rPr>
+        <w:t>3</w:t>
+      </w:r>
+      <w:r>
+        <w:t>.</w:t>
+      </w:r>
+    </w:p>
+    <w:p>
+      <w:pPr>
+        <w:spacing w:after="60"/>
+        <w:ind w:left="510" w:hanging="510"/>
+      </w:pPr>
+      <w:r>
+        <w:rPr>
+          <w:b/>
+          <w:i w:val="0"/>
+        </w:rPr>
+        <w:t>8.</w:t>
+      </w:r>
+      <w:r>
+        <w:t xml:space="preserve"> Кришна же, разгневавшись, разбил камнем горшок, вошёл в дом, наелся свежего масла и, взобравшись на ступу, стоял там и смеялся.</w:t>
+      </w:r>
+    </w:p>
+    <w:p>
+      <w:pPr>
+        <w:spacing w:after="60"/>
+        <w:ind w:left="510" w:hanging="510"/>
+      </w:pPr>
+      <w:r>
+        <w:rPr>
+          <w:b/>
+          <w:i w:val="0"/>
+        </w:rPr>
+        <w:t>9.</w:t>
+      </w:r>
+      <w:r>
+        <w:t xml:space="preserve"> Тогда Яшода, уразумев проделку своего сына, увидев, как Он лепечет и смеётся, связала Его верёвкой — потому-то здесь Он и получил имя Дамодара</w:t>
+      </w:r>
+      <w:r>
+        <w:rPr>
+          <w:b w:val="0"/>
+          <w:i w:val="0"/>
+          <w:vertAlign w:val="superscript"/>
+        </w:rPr>
+        <w:t>4</w:t>
+      </w:r>
+      <w:r>
+        <w:t>, Он, дарующий любовь.</w:t>
+      </w:r>
+    </w:p>
+    <w:p>
+      <w:pPr>
+        <w:spacing w:after="60"/>
+        <w:ind w:left="510" w:hanging="510"/>
+      </w:pPr>
+      <w:r>
+        <w:rPr>
+          <w:b/>
+          <w:i w:val="0"/>
+        </w:rPr>
+        <w:t>10.</w:t>
+      </w:r>
+      <w:r>
+        <w:t xml:space="preserve"> Здесь Господь Дамодара сломал два дерева арджуна</w:t>
+      </w:r>
+      <w:r>
+        <w:rPr>
+          <w:b w:val="0"/>
+          <w:i w:val="0"/>
+          <w:vertAlign w:val="superscript"/>
+        </w:rPr>
+        <w:t>5</w:t>
+      </w:r>
+      <w:r>
+        <w:t>; здесь Владыка, дарующий плоды, отдал зерно и вкусил плодов</w:t>
+      </w:r>
+      <w:r>
+        <w:rPr>
+          <w:b w:val="0"/>
+          <w:i w:val="0"/>
+          <w:vertAlign w:val="superscript"/>
+        </w:rPr>
+        <w:t>6</w:t>
+      </w:r>
+      <w:r>
+        <w:t>.</w:t>
+      </w:r>
+    </w:p>
+    <w:p>
+      <w:pPr>
+        <w:spacing w:after="60"/>
+        <w:ind w:left="510" w:hanging="510"/>
+      </w:pPr>
+      <w:r>
+        <w:rPr>
+          <w:b/>
+          <w:i w:val="0"/>
+        </w:rPr>
+        <w:t>11.</w:t>
+      </w:r>
+      <w:r>
+        <w:t xml:space="preserve"> К югу отсюда — Гокула, которую зовут Голокой; здесь Хари со Своей матерью предавался детским играм.</w:t>
+      </w:r>
+    </w:p>
+    <w:p>
+      <w:pPr>
+        <w:spacing w:after="60"/>
+        <w:ind w:left="510" w:hanging="510"/>
+      </w:pPr>
+      <w:r>
+        <w:rPr>
+          <w:b/>
+          <w:i w:val="0"/>
+        </w:rPr>
+        <w:t>12.</w:t>
+      </w:r>
+      <w:r>
+        <w:t xml:space="preserve"> Взгляни здесь на бога Гопешвару</w:t>
+      </w:r>
+      <w:r>
+        <w:rPr>
+          <w:b w:val="0"/>
+          <w:i w:val="0"/>
+          <w:vertAlign w:val="superscript"/>
+        </w:rPr>
+        <w:t>7</w:t>
+      </w:r>
+      <w:r>
+        <w:t>, о Владыка всех владык, а здесь — пруд Сапта-самудра, очищающий миры.</w:t>
+      </w:r>
+    </w:p>
+    <w:p>
+      <w:pPr>
+        <w:spacing w:after="60"/>
+        <w:ind w:left="510" w:hanging="510"/>
+      </w:pPr>
+      <w:r>
+        <w:rPr>
+          <w:b/>
+          <w:i w:val="0"/>
+        </w:rPr>
+        <w:t>13.</w:t>
+      </w:r>
+      <w:r>
+        <w:t xml:space="preserve"> В селении к западу — дом Аяны</w:t>
+      </w:r>
+      <w:r>
+        <w:rPr>
+          <w:b w:val="0"/>
+          <w:i w:val="0"/>
+          <w:vertAlign w:val="superscript"/>
+        </w:rPr>
+        <w:t>8</w:t>
+      </w:r>
+      <w:r>
+        <w:t>, полный расы; к югу от него жил пастух по имени Ананда.</w:t>
+      </w:r>
+    </w:p>
+    <w:p>
+      <w:pPr>
+        <w:spacing w:after="60"/>
+        <w:ind w:left="510" w:hanging="510"/>
+      </w:pPr>
+      <w:r>
+        <w:rPr>
+          <w:b/>
+          <w:i w:val="0"/>
+        </w:rPr>
+        <w:t>14.</w:t>
+      </w:r>
+      <w:r>
+        <w:t xml:space="preserve"> Посреди селения — дом Упананды, доставлявший радость Кришне, а с западной стороны от него — роща, где предавался подвижничеству Равана.</w:t>
+      </w:r>
+    </w:p>
+    <w:p>
+      <w:pPr>
+        <w:spacing w:after="60"/>
+        <w:ind w:left="510" w:hanging="510"/>
+      </w:pPr>
+      <w:r>
+        <w:rPr>
+          <w:b/>
+          <w:i w:val="0"/>
+        </w:rPr>
+        <w:t>15.</w:t>
+      </w:r>
+      <w:r>
+        <w:t xml:space="preserve"> К северу от неё, о Кришна, — обитель мудреца Дурвасы, а рядом с ней, о Прабху, — Лохавана и Билвавана.</w:t>
+      </w:r>
+    </w:p>
+    <w:p>
+      <w:pPr>
+        <w:spacing w:after="60"/>
+        <w:ind w:left="510" w:hanging="510"/>
+      </w:pPr>
+      <w:r>
+        <w:rPr>
+          <w:b/>
+          <w:i w:val="0"/>
+        </w:rPr>
+        <w:t>16.</w:t>
+      </w:r>
+      <w:r>
+        <w:t xml:space="preserve"> Взгляни и сюда: здесь Нанда радостно забавлял Кришну, а Тот дарил ему дивнейшую расу Своих детских игр.</w:t>
+      </w:r>
+    </w:p>
+    <w:p>
+      <w:pPr>
+        <w:spacing w:after="60"/>
+        <w:ind w:left="510" w:hanging="510"/>
+      </w:pPr>
+      <w:r>
+        <w:rPr>
+          <w:b/>
+          <w:i w:val="0"/>
+        </w:rPr>
+        <w:t>17.</w:t>
+      </w:r>
+      <w:r>
+        <w:t xml:space="preserve"> Увидев, что надвигаются тучи, Нанда сказал прекрасной пастушке: „Возьми Кришну и скорее отнеси Его хозяйке моего дома“</w:t>
+      </w:r>
+      <w:r>
+        <w:rPr>
+          <w:b w:val="0"/>
+          <w:i w:val="0"/>
+          <w:vertAlign w:val="superscript"/>
+        </w:rPr>
+        <w:t>9</w:t>
+      </w:r>
+      <w:r>
+        <w:t>.</w:t>
+      </w:r>
+    </w:p>
+    <w:p>
+      <w:pPr>
+        <w:spacing w:after="60"/>
+        <w:ind w:left="510" w:hanging="510"/>
+      </w:pPr>
+      <w:r>
+        <w:rPr>
+          <w:b/>
+          <w:i w:val="0"/>
+        </w:rPr>
+        <w:t>18.</w:t>
+      </w:r>
+      <w:r>
+        <w:t xml:space="preserve"> А она посадила Его к себе на колени и поцеловала, вне себя от блаженства; когда же Он крепко её обнял, она в изумлении совсем лишилась сил».</w:t>
+      </w:r>
+    </w:p>
+    <w:p>
+      <w:pPr>
+        <w:spacing w:after="60"/>
+        <w:ind w:left="510" w:hanging="510"/>
+      </w:pPr>
+      <w:r>
+        <w:rPr>
+          <w:b/>
+          <w:i w:val="0"/>
+        </w:rPr>
+        <w:t>19.</w:t>
+      </w:r>
+      <w:r>
+        <w:t xml:space="preserve"> Услышав об этом ликовании расы Кришны, о величии Младенца, Гаура-Кришна Сам с любовью обнял Кришнадаса.</w:t>
+      </w:r>
+    </w:p>
+    <w:p>
+      <w:pPr>
+        <w:spacing w:after="60"/>
+        <w:ind w:left="510" w:hanging="510"/>
+      </w:pPr>
+      <w:r>
+        <w:rPr>
+          <w:b/>
+          <w:i w:val="0"/>
+        </w:rPr>
+        <w:t>20.</w:t>
+      </w:r>
+      <w:r>
+        <w:t xml:space="preserve"> «Взгляни и сюда, о Говинда: вот благое деяние Гопалы — этот пруд сделал Хари, когда пришёл сюда пасти коров.</w:t>
+      </w:r>
+    </w:p>
+    <w:p>
+      <w:pPr>
+        <w:spacing w:after="60"/>
+        <w:ind w:left="510" w:hanging="510"/>
+      </w:pPr>
+      <w:r>
+        <w:rPr>
+          <w:b/>
+          <w:i w:val="0"/>
+        </w:rPr>
+        <w:t>21.</w:t>
+      </w:r>
+      <w:r>
+        <w:t xml:space="preserve"> Здесь же достойный Упананда, окружённый пастухами, призвал Нанду и, держа совет о благе Кришны,</w:t>
+      </w:r>
+    </w:p>
+    <w:p>
+      <w:pPr>
+        <w:spacing w:after="60"/>
+        <w:ind w:left="510" w:hanging="510"/>
+      </w:pPr>
+      <w:r>
+        <w:rPr>
+          <w:b/>
+          <w:i w:val="0"/>
+        </w:rPr>
+        <w:t>22.</w:t>
+      </w:r>
+      <w:r>
+        <w:t xml:space="preserve"> взошёл со всем Враджем на повозки вместе с Рамой и Кришной и отправился в Бхадраку и Бхандиру</w:t>
+      </w:r>
+      <w:r>
+        <w:rPr>
+          <w:b w:val="0"/>
+          <w:i w:val="0"/>
+          <w:vertAlign w:val="superscript"/>
+        </w:rPr>
+        <w:t>10</w:t>
+      </w:r>
+      <w:r>
+        <w:t>; там они прожили два месяца».</w:t>
+      </w:r>
+    </w:p>
+    <w:p>
+      <w:pPr>
+        <w:spacing w:after="60"/>
+        <w:jc w:val="both"/>
+      </w:pPr>
+      <w:r>
+        <w:rPr>
+          <w:b w:val="0"/>
+          <w:i/>
+        </w:rPr>
+        <w:t>Так заканчивается шестая сарга, называемая «Лицезрение Махаваны и других мест» (Махавана-ади-даршана), четвёртой пракрамы поэмы «Шри Кришна-чайтанья-чаритамрита».</w:t>
+      </w:r>
+    </w:p>
+    <w:p>
+      <w:pPr>
+        <w:spacing w:after="60"/>
+        <w:ind w:left="283"/>
+      </w:pPr>
+      <w:r>
+        <w:rPr>
+          <w:b/>
+          <w:i w:val="0"/>
+          <w:sz w:val="18"/>
+        </w:rPr>
+        <w:t>1.</w:t>
+      </w:r>
+      <w:r>
+        <w:rPr>
+          <w:sz w:val="18"/>
+        </w:rPr>
+        <w:t xml:space="preserve"> Путана — ракшаси, пытавшаяся отравить Младенца Кришну своей грудью; повозку, под которой лежал Кришна, Он опрокинул ножкой; Тринаварта — асур-вихрь (Бхагавата-пурана 10.6–7).</w:t>
+      </w:r>
+    </w:p>
+    <w:p>
+      <w:pPr>
+        <w:spacing w:after="60"/>
+        <w:ind w:left="283"/>
+      </w:pPr>
+      <w:r>
+        <w:rPr>
+          <w:b/>
+          <w:i w:val="0"/>
+          <w:sz w:val="18"/>
+        </w:rPr>
+        <w:t>2.</w:t>
+      </w:r>
+      <w:r>
+        <w:rPr>
+          <w:sz w:val="18"/>
+        </w:rPr>
+        <w:t xml:space="preserve"> Гарга — жрец рода Яду, тайно нарёкший имена Кришне и Балараме (Бхагавата-пурана 10.8).</w:t>
+      </w:r>
+    </w:p>
+    <w:p>
+      <w:pPr>
+        <w:spacing w:after="60"/>
+        <w:ind w:left="283"/>
+      </w:pPr>
+      <w:r>
+        <w:rPr>
+          <w:b/>
+          <w:i w:val="0"/>
+          <w:sz w:val="18"/>
+        </w:rPr>
+        <w:t>3.</w:t>
+      </w:r>
+      <w:r>
+        <w:rPr>
+          <w:sz w:val="18"/>
+        </w:rPr>
+        <w:t xml:space="preserve"> Чтение этой строки восстановлено предположительно.</w:t>
+      </w:r>
+    </w:p>
+    <w:p>
+      <w:pPr>
+        <w:spacing w:after="60"/>
+        <w:ind w:left="283"/>
+      </w:pPr>
+      <w:r>
+        <w:rPr>
+          <w:b/>
+          <w:i w:val="0"/>
+          <w:sz w:val="18"/>
+        </w:rPr>
+        <w:t>4.</w:t>
+      </w:r>
+      <w:r>
+        <w:rPr>
+          <w:sz w:val="18"/>
+        </w:rPr>
+        <w:t xml:space="preserve"> Дамодара — «Тот, чей живот (удара) обвязан верёвкой (дама)» (Бхагавата-пурана 10.9).</w:t>
+      </w:r>
+    </w:p>
+    <w:p>
+      <w:pPr>
+        <w:spacing w:after="60"/>
+        <w:ind w:left="283"/>
+      </w:pPr>
+      <w:r>
+        <w:rPr>
+          <w:b/>
+          <w:i w:val="0"/>
+          <w:sz w:val="18"/>
+        </w:rPr>
+        <w:t>5.</w:t>
+      </w:r>
+      <w:r>
+        <w:rPr>
+          <w:sz w:val="18"/>
+        </w:rPr>
+        <w:t xml:space="preserve"> Два дерева арджуна — сыновья Куберы Налакувара и Манигрива, проклятые Нарадой; Кришна, привязанный к ступе, вырвал их с корнем (Бхагавата-пурана 10.10).</w:t>
+      </w:r>
+    </w:p>
+    <w:p>
+      <w:pPr>
+        <w:spacing w:after="60"/>
+        <w:ind w:left="283"/>
+      </w:pPr>
+      <w:r>
+        <w:rPr>
+          <w:b/>
+          <w:i w:val="0"/>
+          <w:sz w:val="18"/>
+        </w:rPr>
+        <w:t>6.</w:t>
+      </w:r>
+      <w:r>
+        <w:rPr>
+          <w:sz w:val="18"/>
+        </w:rPr>
+        <w:t xml:space="preserve"> Намёк на торговку плодами, которой Младенец Кришна отдал горсть зерна, а она взамен наполнила Его ручки плодами (Бхагавата-пурана 10.11).</w:t>
+      </w:r>
+    </w:p>
+    <w:p>
+      <w:pPr>
+        <w:spacing w:after="60"/>
+        <w:ind w:left="283"/>
+      </w:pPr>
+      <w:r>
+        <w:rPr>
+          <w:b/>
+          <w:i w:val="0"/>
+          <w:sz w:val="18"/>
+        </w:rPr>
+        <w:t>7.</w:t>
+      </w:r>
+      <w:r>
+        <w:rPr>
+          <w:sz w:val="18"/>
+        </w:rPr>
+        <w:t xml:space="preserve"> Гопешвара («Владыка пастухов») — местное божество Махаваны.</w:t>
+      </w:r>
+    </w:p>
+    <w:p>
+      <w:pPr>
+        <w:spacing w:after="60"/>
+        <w:ind w:left="283"/>
+      </w:pPr>
+      <w:r>
+        <w:rPr>
+          <w:b/>
+          <w:i w:val="0"/>
+          <w:sz w:val="18"/>
+        </w:rPr>
+        <w:t>8.</w:t>
+      </w:r>
+      <w:r>
+        <w:rPr>
+          <w:sz w:val="18"/>
+        </w:rPr>
+        <w:t xml:space="preserve"> Аяна — пастух, по преданию считавшийся мужем Радхи.</w:t>
+      </w:r>
+    </w:p>
+    <w:p>
+      <w:pPr>
+        <w:spacing w:after="60"/>
+        <w:ind w:left="283"/>
+      </w:pPr>
+      <w:r>
+        <w:rPr>
+          <w:b/>
+          <w:i w:val="0"/>
+          <w:sz w:val="18"/>
+        </w:rPr>
+        <w:t>9.</w:t>
+      </w:r>
+      <w:r>
+        <w:rPr>
+          <w:sz w:val="18"/>
+        </w:rPr>
+        <w:t xml:space="preserve"> Ср. начало «Гита-говинды» Джаядевы, где Нанда, видя тучи, велит Радхе отвести Кришну домой.</w:t>
+      </w:r>
+    </w:p>
+    <w:p>
+      <w:pPr>
+        <w:spacing w:after="60"/>
+        <w:ind w:left="283"/>
+      </w:pPr>
+      <w:r>
+        <w:rPr>
+          <w:b/>
+          <w:i w:val="0"/>
+          <w:sz w:val="18"/>
+        </w:rPr>
+        <w:t>10.</w:t>
+      </w:r>
+      <w:r>
+        <w:rPr>
+          <w:sz w:val="18"/>
+        </w:rPr>
+        <w:t xml:space="preserve"> Бхадрака и Бхандира — два из двенадцати лесов Враджа (см. саргу 3).</w:t>
+      </w:r>
+    </w:p>
+    <w:p>
+      <w:pPr>
+        <w:pStyle w:val="Heading2"/>
+      </w:pPr>
+      <w:r>
+        <w:t>Пракрама 4, сарга 7. Лицезрение мест похищения одежд и других игр</w:t>
+      </w:r>
+    </w:p>
+    <w:p>
+      <w:pPr>
+        <w:spacing w:after="60"/>
+        <w:jc w:val="both"/>
+      </w:pPr>
+      <w:r>
+        <w:rPr>
+          <w:b w:val="0"/>
+          <w:i/>
+        </w:rPr>
+        <w:t>Кришнадас ведёт Господа по Вриндавану: крепость из повозок, места убиения Ватсасуры, Бакасуры, Агхасуры, Дхенуки и Праламбы, похищения телят Брахмой, усмирения Калии, гхат Двенадцати Адитьев, баньян Бхандира, лес Ишика, где Кришна выпил лесной пожар, место похищения одежд гопи и трапезы, принятой от жён брахманов</w:t>
+      </w:r>
+    </w:p>
+    <w:p>
+      <w:pPr>
+        <w:spacing w:after="60"/>
+        <w:ind w:left="510" w:hanging="510"/>
+      </w:pPr>
+      <w:r>
+        <w:rPr>
+          <w:b/>
+          <w:i w:val="0"/>
+        </w:rPr>
+        <w:t>1.</w:t>
+      </w:r>
+      <w:r>
+        <w:t xml:space="preserve"> «А затем, за Ямуной, лежит вечная Вриндаранья; там Нанда и другие пастухи неутомимо обустроили себе жильё.</w:t>
+      </w:r>
+    </w:p>
+    <w:p>
+      <w:pPr>
+        <w:spacing w:after="60"/>
+        <w:ind w:left="510" w:hanging="510"/>
+      </w:pPr>
+      <w:r>
+        <w:rPr>
+          <w:b/>
+          <w:i w:val="0"/>
+        </w:rPr>
+        <w:t>2.</w:t>
+      </w:r>
+      <w:r>
+        <w:t xml:space="preserve"> Взгляни: здесь отцы и другие старшие устроили крепость из повозок; под их охраной Рама и Кришна играли с коровами и пастушками.</w:t>
+      </w:r>
+    </w:p>
+    <w:p>
+      <w:pPr>
+        <w:spacing w:after="60"/>
+        <w:ind w:left="510" w:hanging="510"/>
+      </w:pPr>
+      <w:r>
+        <w:rPr>
+          <w:b/>
+          <w:i w:val="0"/>
+        </w:rPr>
+        <w:t>3.</w:t>
+      </w:r>
+      <w:r>
+        <w:t xml:space="preserve"> Здесь, у корня дерева капиттха, Джанардана убил Ватсасуру, принявшего облик телёнка, а также Бакасуру, явившегося в облике цапли, о Гаурачандра</w:t>
+      </w:r>
+      <w:r>
+        <w:rPr>
+          <w:b w:val="0"/>
+          <w:i w:val="0"/>
+          <w:vertAlign w:val="superscript"/>
+        </w:rPr>
+        <w:t>1</w:t>
+      </w:r>
+      <w:r>
+        <w:t>.</w:t>
+      </w:r>
+    </w:p>
+    <w:p>
+      <w:pPr>
+        <w:spacing w:after="60"/>
+        <w:ind w:left="510" w:hanging="510"/>
+      </w:pPr>
+      <w:r>
+        <w:rPr>
+          <w:b/>
+          <w:i w:val="0"/>
+        </w:rPr>
+        <w:t>4.</w:t>
+      </w:r>
+      <w:r>
+        <w:t xml:space="preserve"> Здесь же Шри Рама и Джанардана, два Владыки мира, играли с друзьями, у которых были свирели, посохи и прочее, — среди множества обезьян и птиц, под крики павлинов и другие звуки».</w:t>
+      </w:r>
+    </w:p>
+    <w:p>
+      <w:pPr>
+        <w:spacing w:after="60"/>
+        <w:ind w:left="510" w:hanging="510"/>
+      </w:pPr>
+      <w:r>
+        <w:rPr>
+          <w:b/>
+          <w:i w:val="0"/>
+        </w:rPr>
+        <w:t>5.</w:t>
+      </w:r>
+      <w:r>
+        <w:t xml:space="preserve"> Услышав это, Прабху Гаурачандра — венец царей расиков, Сам принявший прекрасный облик преданного, — исполнился расы Кришны, объятый расами обеих Своих игр, прежней и нынешней, как объект любви и как её обитель</w:t>
+      </w:r>
+      <w:r>
+        <w:rPr>
+          <w:b w:val="0"/>
+          <w:i w:val="0"/>
+          <w:vertAlign w:val="superscript"/>
+        </w:rPr>
+        <w:t>2</w:t>
+      </w:r>
+      <w:r>
+        <w:t>.</w:t>
+      </w:r>
+    </w:p>
+    <w:p>
+      <w:pPr>
+        <w:spacing w:after="60"/>
+        <w:ind w:left="510" w:hanging="510"/>
+      </w:pPr>
+      <w:r>
+        <w:rPr>
+          <w:b/>
+          <w:i w:val="0"/>
+        </w:rPr>
+        <w:t>6.</w:t>
+      </w:r>
+      <w:r>
+        <w:t xml:space="preserve"> «Взгляни сюда, о Гауранга: здесь явился и Агха в облике змея — младший брат Баки, великий грешник, и Хари убил его</w:t>
+      </w:r>
+      <w:r>
+        <w:rPr>
+          <w:b w:val="0"/>
+          <w:i w:val="0"/>
+          <w:vertAlign w:val="superscript"/>
+        </w:rPr>
+        <w:t>3</w:t>
+      </w:r>
+      <w:r>
+        <w:t>.</w:t>
+      </w:r>
+    </w:p>
+    <w:p>
+      <w:pPr>
+        <w:spacing w:after="60"/>
+        <w:ind w:left="510" w:hanging="510"/>
+      </w:pPr>
+      <w:r>
+        <w:rPr>
+          <w:b/>
+          <w:i w:val="0"/>
+        </w:rPr>
+        <w:t>7.</w:t>
+      </w:r>
+      <w:r>
+        <w:t xml:space="preserve"> Здесь Самосущий</w:t>
+      </w:r>
+      <w:r>
+        <w:rPr>
+          <w:b w:val="0"/>
+          <w:i w:val="0"/>
+          <w:vertAlign w:val="superscript"/>
+        </w:rPr>
+        <w:t>4</w:t>
+      </w:r>
+      <w:r>
+        <w:t>, увидев весёлую трапезу Кришны с близкими и друзьями, похитил на год телят и Его товарищей.</w:t>
+      </w:r>
+    </w:p>
+    <w:p>
+      <w:pPr>
+        <w:spacing w:after="60"/>
+        <w:ind w:left="510" w:hanging="510"/>
+      </w:pPr>
+      <w:r>
+        <w:rPr>
+          <w:b/>
+          <w:i w:val="0"/>
+        </w:rPr>
+        <w:t>8.</w:t>
+      </w:r>
+      <w:r>
+        <w:t xml:space="preserve"> Здесь был убит и милостиво освобождён Дхенука; здесь был усмирён Калия</w:t>
+      </w:r>
+      <w:r>
+        <w:rPr>
+          <w:b w:val="0"/>
+          <w:i w:val="0"/>
+          <w:vertAlign w:val="superscript"/>
+        </w:rPr>
+        <w:t>5</w:t>
+      </w:r>
+      <w:r>
+        <w:t xml:space="preserve"> — взгляни на эту прозрачнейшую заводь.</w:t>
+      </w:r>
+    </w:p>
+    <w:p>
+      <w:pPr>
+        <w:spacing w:after="60"/>
+        <w:ind w:left="510" w:hanging="510"/>
+      </w:pPr>
+      <w:r>
+        <w:rPr>
+          <w:b/>
+          <w:i w:val="0"/>
+        </w:rPr>
+        <w:t>9.</w:t>
+      </w:r>
+      <w:r>
+        <w:t xml:space="preserve"> Взгляни здесь, о Учитель мира, и на образ Усмирителя Калии. Здесь Кришна, притворившись озябшим, вышел из воды на берег.</w:t>
+      </w:r>
+    </w:p>
+    <w:p>
+      <w:pPr>
+        <w:spacing w:after="60"/>
+        <w:ind w:left="510" w:hanging="510"/>
+      </w:pPr>
+      <w:r>
+        <w:rPr>
+          <w:b/>
+          <w:i w:val="0"/>
+        </w:rPr>
+        <w:t>10.</w:t>
+      </w:r>
+      <w:r>
+        <w:t xml:space="preserve"> И здесь на небе взошли двенадцать Адитьев</w:t>
+      </w:r>
+      <w:r>
+        <w:rPr>
+          <w:b w:val="0"/>
+          <w:i w:val="0"/>
+          <w:vertAlign w:val="superscript"/>
+        </w:rPr>
+        <w:t>6</w:t>
+      </w:r>
+      <w:r>
+        <w:t>; потому знатоки Вед и называют это место гхатом Двенадцати Адитьев.</w:t>
+      </w:r>
+    </w:p>
+    <w:p>
+      <w:pPr>
+        <w:spacing w:after="60"/>
+        <w:ind w:left="510" w:hanging="510"/>
+      </w:pPr>
+      <w:r>
+        <w:rPr>
+          <w:b/>
+          <w:i w:val="0"/>
+        </w:rPr>
+        <w:t>11.</w:t>
+      </w:r>
+      <w:r>
+        <w:t xml:space="preserve"> Здесь же сын Нанды, избавляющий преданных от страданий, спас пастушков от лесного пожара.</w:t>
+      </w:r>
+    </w:p>
+    <w:p>
+      <w:pPr>
+        <w:spacing w:after="60"/>
+        <w:ind w:left="510" w:hanging="510"/>
+      </w:pPr>
+      <w:r>
+        <w:rPr>
+          <w:b/>
+          <w:i w:val="0"/>
+        </w:rPr>
+        <w:t>12.</w:t>
+      </w:r>
+      <w:r>
+        <w:t xml:space="preserve"> Проиграв в игре, Кришна радостно нёс на себе мальчика по имени Шридама, а Праламба нёс сына Рохини</w:t>
+      </w:r>
+      <w:r>
+        <w:rPr>
+          <w:b w:val="0"/>
+          <w:i w:val="0"/>
+          <w:vertAlign w:val="superscript"/>
+        </w:rPr>
+        <w:t>7</w:t>
+      </w:r>
+      <w:r>
+        <w:t>.</w:t>
+      </w:r>
+    </w:p>
+    <w:p>
+      <w:pPr>
+        <w:spacing w:after="60"/>
+        <w:ind w:left="510" w:hanging="510"/>
+      </w:pPr>
+      <w:r>
+        <w:rPr>
+          <w:b/>
+          <w:i w:val="0"/>
+        </w:rPr>
+        <w:t>13.</w:t>
+      </w:r>
+      <w:r>
+        <w:t xml:space="preserve"> Но Тот распознал асура, сжал в кулак Свою лотосную руку и ударил его по голове, и асур рухнул замертво.</w:t>
+      </w:r>
+    </w:p>
+    <w:p>
+      <w:pPr>
+        <w:spacing w:after="60"/>
+        <w:ind w:left="510" w:hanging="510"/>
+      </w:pPr>
+      <w:r>
+        <w:rPr>
+          <w:b/>
+          <w:i w:val="0"/>
+        </w:rPr>
+        <w:t>14.</w:t>
+      </w:r>
+      <w:r>
+        <w:t xml:space="preserve"> Взгляни на величайший баньян во Вриндаранье, называемый Бхандира. А здесь — лес под названием Ишика. Стадо, соблазнённое травой,</w:t>
+      </w:r>
+    </w:p>
+    <w:p>
+      <w:pPr>
+        <w:spacing w:after="60"/>
+        <w:ind w:left="510" w:hanging="510"/>
+      </w:pPr>
+      <w:r>
+        <w:rPr>
+          <w:b/>
+          <w:i w:val="0"/>
+        </w:rPr>
+        <w:t>15.</w:t>
+      </w:r>
+      <w:r>
+        <w:t xml:space="preserve"> забрело туда, и Кришна вернул его звуком свирели. А когда Шри Хари увидел, что Его товарищи оказались посреди лесного пожара,</w:t>
+      </w:r>
+    </w:p>
+    <w:p>
+      <w:pPr>
+        <w:spacing w:after="60"/>
+        <w:ind w:left="510" w:hanging="510"/>
+      </w:pPr>
+      <w:r>
+        <w:rPr>
+          <w:b/>
+          <w:i w:val="0"/>
+        </w:rPr>
+        <w:t>16.</w:t>
+      </w:r>
+      <w:r>
+        <w:t xml:space="preserve"> Он, любящий Своих преданных, взял огонь на ладонь и выпил его</w:t>
+      </w:r>
+      <w:r>
+        <w:rPr>
+          <w:b w:val="0"/>
+          <w:i w:val="0"/>
+          <w:vertAlign w:val="superscript"/>
+        </w:rPr>
+        <w:t>8</w:t>
+      </w:r>
+      <w:r>
+        <w:t>. Взгляни и на то, что сделал здесь Шри Кришна, знаток расы.</w:t>
+      </w:r>
+    </w:p>
+    <w:p>
+      <w:pPr>
+        <w:spacing w:after="60"/>
+        <w:ind w:left="510" w:hanging="510"/>
+      </w:pPr>
+      <w:r>
+        <w:rPr>
+          <w:b/>
+          <w:i w:val="0"/>
+        </w:rPr>
+        <w:t>17.</w:t>
+      </w:r>
+      <w:r>
+        <w:t xml:space="preserve"> Желая Его одного себе в мужья, девушки соблюдали обет</w:t>
+      </w:r>
+      <w:r>
+        <w:rPr>
+          <w:b w:val="0"/>
+          <w:i w:val="0"/>
+          <w:vertAlign w:val="superscript"/>
+        </w:rPr>
+        <w:t>9</w:t>
+      </w:r>
+      <w:r>
+        <w:t>. Здесь, на берегу Ямуны, они оставили свои одежды и украшения</w:t>
+      </w:r>
+    </w:p>
+    <w:p>
+      <w:pPr>
+        <w:spacing w:after="60"/>
+        <w:ind w:left="510" w:hanging="510"/>
+      </w:pPr>
+      <w:r>
+        <w:rPr>
+          <w:b/>
+          <w:i w:val="0"/>
+        </w:rPr>
+        <w:t>18.</w:t>
+      </w:r>
+      <w:r>
+        <w:t xml:space="preserve"> и вошли в воду. Тогда венец щёголей забрал их одежды и проворно взобрался на дерево нипа</w:t>
+      </w:r>
+      <w:r>
+        <w:rPr>
+          <w:b w:val="0"/>
+          <w:i w:val="0"/>
+          <w:vertAlign w:val="superscript"/>
+        </w:rPr>
+        <w:t>10</w:t>
+      </w:r>
+      <w:r>
+        <w:t>.</w:t>
+      </w:r>
+    </w:p>
+    <w:p>
+      <w:pPr>
+        <w:spacing w:after="60"/>
+        <w:ind w:left="510" w:hanging="510"/>
+      </w:pPr>
+      <w:r>
+        <w:rPr>
+          <w:b/>
+          <w:i w:val="0"/>
+        </w:rPr>
+        <w:t>19.</w:t>
+      </w:r>
+      <w:r>
+        <w:t xml:space="preserve"> Он смеётся — и деревья смеются вместе с Ним. А они, дрожа от холода, проникнутые чистым чувством, угодили Кришне.</w:t>
+      </w:r>
+    </w:p>
+    <w:p>
+      <w:pPr>
+        <w:spacing w:after="60"/>
+        <w:ind w:left="510" w:hanging="510"/>
+      </w:pPr>
+      <w:r>
+        <w:rPr>
+          <w:b/>
+          <w:i w:val="0"/>
+        </w:rPr>
+        <w:t>20.</w:t>
+      </w:r>
+      <w:r>
+        <w:t xml:space="preserve"> Здесь Кришна вместе со Шри Рамой, указывая ему на деревья Вриндараньи и восхваляя их, пошёл к Ямуне.</w:t>
+      </w:r>
+    </w:p>
+    <w:p>
+      <w:pPr>
+        <w:spacing w:after="60"/>
+        <w:ind w:left="510" w:hanging="510"/>
+      </w:pPr>
+      <w:r>
+        <w:rPr>
+          <w:b/>
+          <w:i w:val="0"/>
+        </w:rPr>
+        <w:t>21.</w:t>
+      </w:r>
+      <w:r>
+        <w:t xml:space="preserve"> А затем здесь Вкушающий жертвы принял пищу от жён брахманов</w:t>
+      </w:r>
+      <w:r>
+        <w:rPr>
+          <w:b w:val="0"/>
+          <w:i w:val="0"/>
+          <w:vertAlign w:val="superscript"/>
+        </w:rPr>
+        <w:t>11</w:t>
+      </w:r>
+      <w:r>
+        <w:t xml:space="preserve"> и разделил трапезу с мальчиками и могучим Балой».</w:t>
+      </w:r>
+    </w:p>
+    <w:p>
+      <w:pPr>
+        <w:spacing w:after="60"/>
+        <w:jc w:val="both"/>
+      </w:pPr>
+      <w:r>
+        <w:rPr>
+          <w:b w:val="0"/>
+          <w:i/>
+        </w:rPr>
+        <w:t>Так заканчивается седьмая сарга, называемая «Лицезрение мест похищения одежд и других игр» (Вастра-харана-ади-лила-стхали-даршана), четвёртой пракрамы поэмы «Шри Кришна-чайтанья-чаритамрита».</w:t>
+      </w:r>
+    </w:p>
+    <w:p>
+      <w:pPr>
+        <w:spacing w:after="60"/>
+        <w:ind w:left="283"/>
+      </w:pPr>
+      <w:r>
+        <w:rPr>
+          <w:b/>
+          <w:i w:val="0"/>
+          <w:sz w:val="18"/>
+        </w:rPr>
+        <w:t>1.</w:t>
+      </w:r>
+      <w:r>
+        <w:rPr>
+          <w:sz w:val="18"/>
+        </w:rPr>
+        <w:t xml:space="preserve"> Ватсасура и Бакасура — асуры, посланные Камсой, принявшие облик телёнка и огромной цапли (Бхагавата-пурана 10.11).</w:t>
+      </w:r>
+    </w:p>
+    <w:p>
+      <w:pPr>
+        <w:spacing w:after="60"/>
+        <w:ind w:left="283"/>
+      </w:pPr>
+      <w:r>
+        <w:rPr>
+          <w:b/>
+          <w:i w:val="0"/>
+          <w:sz w:val="18"/>
+        </w:rPr>
+        <w:t>2.</w:t>
+      </w:r>
+      <w:r>
+        <w:rPr>
+          <w:sz w:val="18"/>
+        </w:rPr>
+        <w:t xml:space="preserve"> Вишая — объект любви (Кришна), ашрая — её обитель (преданный). В прежней игре Господь, как Кришна, был объектом любви, в нынешней, как Гаура, — её обителью.</w:t>
+      </w:r>
+    </w:p>
+    <w:p>
+      <w:pPr>
+        <w:spacing w:after="60"/>
+        <w:ind w:left="283"/>
+      </w:pPr>
+      <w:r>
+        <w:rPr>
+          <w:b/>
+          <w:i w:val="0"/>
+          <w:sz w:val="18"/>
+        </w:rPr>
+        <w:t>3.</w:t>
+      </w:r>
+      <w:r>
+        <w:rPr>
+          <w:sz w:val="18"/>
+        </w:rPr>
+        <w:t xml:space="preserve"> Агхасура проглотил пастушков и телят в облике огромного змея и был убит Кришной изнутри (Бхагавата-пурана 10.12).</w:t>
+      </w:r>
+    </w:p>
+    <w:p>
+      <w:pPr>
+        <w:spacing w:after="60"/>
+        <w:ind w:left="283"/>
+      </w:pPr>
+      <w:r>
+        <w:rPr>
+          <w:b/>
+          <w:i w:val="0"/>
+          <w:sz w:val="18"/>
+        </w:rPr>
+        <w:t>4.</w:t>
+      </w:r>
+      <w:r>
+        <w:rPr>
+          <w:sz w:val="18"/>
+        </w:rPr>
+        <w:t xml:space="preserve"> Самосущий (Сваямбху) — Брахма (Бхагавата-пурана 10.13).</w:t>
+      </w:r>
+    </w:p>
+    <w:p>
+      <w:pPr>
+        <w:spacing w:after="60"/>
+        <w:ind w:left="283"/>
+      </w:pPr>
+      <w:r>
+        <w:rPr>
+          <w:b/>
+          <w:i w:val="0"/>
+          <w:sz w:val="18"/>
+        </w:rPr>
+        <w:t>5.</w:t>
+      </w:r>
+      <w:r>
+        <w:rPr>
+          <w:sz w:val="18"/>
+        </w:rPr>
+        <w:t xml:space="preserve"> Дхенука — асур в облике осла, убитый Баларамой; Калия — многоглавый змей, отравлявший Ямуну, которого Кришна усмирил, танцуя на его головах (Бхагавата-пурана 10.15–16).</w:t>
+      </w:r>
+    </w:p>
+    <w:p>
+      <w:pPr>
+        <w:spacing w:after="60"/>
+        <w:ind w:left="283"/>
+      </w:pPr>
+      <w:r>
+        <w:rPr>
+          <w:b/>
+          <w:i w:val="0"/>
+          <w:sz w:val="18"/>
+        </w:rPr>
+        <w:t>6.</w:t>
+      </w:r>
+      <w:r>
+        <w:rPr>
+          <w:sz w:val="18"/>
+        </w:rPr>
+        <w:t xml:space="preserve"> Адитьи — двенадцать сыновей Адити, солнечные божества; по местному преданию, они взошли, чтобы согреть Кришну, вышедшего из заводи Калии.</w:t>
+      </w:r>
+    </w:p>
+    <w:p>
+      <w:pPr>
+        <w:spacing w:after="60"/>
+        <w:ind w:left="283"/>
+      </w:pPr>
+      <w:r>
+        <w:rPr>
+          <w:b/>
+          <w:i w:val="0"/>
+          <w:sz w:val="18"/>
+        </w:rPr>
+        <w:t>7.</w:t>
+      </w:r>
+      <w:r>
+        <w:rPr>
+          <w:sz w:val="18"/>
+        </w:rPr>
+        <w:t xml:space="preserve"> Шридама — друг Кришны; сын Рохини — Баларама. Асур Праламба, затесавшийся в игру пастушков, пытался унести Балараму (Бхагавата-пурана 10.18).</w:t>
+      </w:r>
+    </w:p>
+    <w:p>
+      <w:pPr>
+        <w:spacing w:after="60"/>
+        <w:ind w:left="283"/>
+      </w:pPr>
+      <w:r>
+        <w:rPr>
+          <w:b/>
+          <w:i w:val="0"/>
+          <w:sz w:val="18"/>
+        </w:rPr>
+        <w:t>8.</w:t>
+      </w:r>
+      <w:r>
+        <w:rPr>
+          <w:sz w:val="18"/>
+        </w:rPr>
+        <w:t xml:space="preserve"> Бхагавата-пурана 10.17 и 10.19.</w:t>
+      </w:r>
+    </w:p>
+    <w:p>
+      <w:pPr>
+        <w:spacing w:after="60"/>
+        <w:ind w:left="283"/>
+      </w:pPr>
+      <w:r>
+        <w:rPr>
+          <w:b/>
+          <w:i w:val="0"/>
+          <w:sz w:val="18"/>
+        </w:rPr>
+        <w:t>9.</w:t>
+      </w:r>
+      <w:r>
+        <w:rPr>
+          <w:sz w:val="18"/>
+        </w:rPr>
+        <w:t xml:space="preserve"> Обет богине Катьяяни, который гопи соблюдали, чтобы обрести Кришну в мужья (Бхагавата-пурана 10.22).</w:t>
+      </w:r>
+    </w:p>
+    <w:p>
+      <w:pPr>
+        <w:spacing w:after="60"/>
+        <w:ind w:left="283"/>
+      </w:pPr>
+      <w:r>
+        <w:rPr>
+          <w:b/>
+          <w:i w:val="0"/>
+          <w:sz w:val="18"/>
+        </w:rPr>
+        <w:t>10.</w:t>
+      </w:r>
+      <w:r>
+        <w:rPr>
+          <w:sz w:val="18"/>
+        </w:rPr>
+        <w:t xml:space="preserve"> Нипа — кадамба.</w:t>
+      </w:r>
+    </w:p>
+    <w:p>
+      <w:pPr>
+        <w:spacing w:after="60"/>
+        <w:ind w:left="283"/>
+      </w:pPr>
+      <w:r>
+        <w:rPr>
+          <w:b/>
+          <w:i w:val="0"/>
+          <w:sz w:val="18"/>
+        </w:rPr>
+        <w:t>11.</w:t>
+      </w:r>
+      <w:r>
+        <w:rPr>
+          <w:sz w:val="18"/>
+        </w:rPr>
+        <w:t xml:space="preserve"> Бхагавата-пурана 10.23.</w:t>
+      </w:r>
+    </w:p>
+    <w:p>
+      <w:pPr>
+        <w:pStyle w:val="Heading2"/>
+      </w:pPr>
+      <w:r>
+        <w:t>Пракрама 4, сарга 8. Лицезрение Шри Говардханы и других мест</w:t>
+      </w:r>
+    </w:p>
+    <w:p>
+      <w:pPr>
+        <w:spacing w:after="60"/>
+        <w:jc w:val="both"/>
+      </w:pPr>
+      <w:r>
+        <w:rPr>
+          <w:b w:val="0"/>
+          <w:i/>
+        </w:rPr>
+        <w:t>Кришнадас рассказывает о переселении Враджа в Нандишвару и показывает Господу Говардхану: Мано-Гангу, где Кришна катал гопи в лодке, место, где Он взимал с них пошлину, — здесь Господь, созерцая эту игру, теряет внешнее сознание и плачет над камнем; круг раса, место Аннакуты, божества Харирая и Гопаларая, пруды у подножия холма; восхвалив Говардхану, Господь пускается в пляс</w:t>
+      </w:r>
+    </w:p>
+    <w:p>
+      <w:pPr>
+        <w:spacing w:after="60"/>
+        <w:ind w:left="510" w:hanging="510"/>
+      </w:pPr>
+      <w:r>
+        <w:rPr>
+          <w:b/>
+          <w:i w:val="0"/>
+        </w:rPr>
+        <w:t>1.</w:t>
+      </w:r>
+      <w:r>
+        <w:t xml:space="preserve"> «Затем Нанда, страшась Камсы, снова посовещался со своими и со всем Враджем поселился в Нандишваре</w:t>
+      </w:r>
+      <w:r>
+        <w:rPr>
+          <w:b w:val="0"/>
+          <w:i w:val="0"/>
+          <w:vertAlign w:val="superscript"/>
+        </w:rPr>
+        <w:t>1</w:t>
+      </w:r>
+      <w:r>
+        <w:t>.</w:t>
+      </w:r>
+    </w:p>
+    <w:p>
+      <w:pPr>
+        <w:spacing w:after="60"/>
+        <w:ind w:left="510" w:hanging="510"/>
+      </w:pPr>
+      <w:r>
+        <w:rPr>
+          <w:b/>
+          <w:i w:val="0"/>
+        </w:rPr>
+        <w:t>2.</w:t>
+      </w:r>
+      <w:r>
+        <w:t xml:space="preserve"> На прелестной горе Говардхане, на берегу небесной реки Манаса</w:t>
+      </w:r>
+      <w:r>
+        <w:rPr>
+          <w:b w:val="0"/>
+          <w:i w:val="0"/>
+          <w:vertAlign w:val="superscript"/>
+        </w:rPr>
+        <w:t>2</w:t>
+      </w:r>
+      <w:r>
+        <w:t>, Кришна и Рама вместе с друзьями резвились постоянно.</w:t>
+      </w:r>
+    </w:p>
+    <w:p>
+      <w:pPr>
+        <w:spacing w:after="60"/>
+        <w:ind w:left="510" w:hanging="510"/>
+      </w:pPr>
+      <w:r>
+        <w:rPr>
+          <w:b/>
+          <w:i w:val="0"/>
+        </w:rPr>
+        <w:t>3.</w:t>
+      </w:r>
+      <w:r>
+        <w:t xml:space="preserve"> Чтобы сбить гордыню Индры, Хари, как говорят, семи лет от роду, радостно поднял гору, помышляя о защите Своих</w:t>
+      </w:r>
+      <w:r>
+        <w:rPr>
+          <w:b w:val="0"/>
+          <w:i w:val="0"/>
+          <w:vertAlign w:val="superscript"/>
+        </w:rPr>
+        <w:t>3</w:t>
+      </w:r>
+      <w:r>
+        <w:t>.</w:t>
+      </w:r>
+    </w:p>
+    <w:p>
+      <w:pPr>
+        <w:spacing w:after="60"/>
+        <w:ind w:left="510" w:hanging="510"/>
+      </w:pPr>
+      <w:r>
+        <w:rPr>
+          <w:b/>
+          <w:i w:val="0"/>
+        </w:rPr>
+        <w:t>4.</w:t>
+      </w:r>
+      <w:r>
+        <w:t xml:space="preserve"> Охочий до забав расы, Кришна катался в лодке по Ганге — там, где жители пастушьего селения ходят в Матхуру и обратно</w:t>
+      </w:r>
+      <w:r>
+        <w:rPr>
+          <w:b w:val="0"/>
+          <w:i w:val="0"/>
+          <w:vertAlign w:val="superscript"/>
+        </w:rPr>
+        <w:t>4</w:t>
+      </w:r>
+      <w:r>
+        <w:t>.</w:t>
+      </w:r>
+    </w:p>
+    <w:p>
+      <w:pPr>
+        <w:spacing w:after="60"/>
+        <w:ind w:left="510" w:hanging="510"/>
+      </w:pPr>
+      <w:r>
+        <w:rPr>
+          <w:b/>
+          <w:i w:val="0"/>
+        </w:rPr>
+        <w:t>5.</w:t>
+      </w:r>
+      <w:r>
+        <w:t xml:space="preserve"> Здесь Хари, желая явить милость Своим преданным, вошёл в расщелину скал, чтобы взимать пошлину, и наслаждался, услаждая гопи».</w:t>
+      </w:r>
+    </w:p>
+    <w:p>
+      <w:pPr>
+        <w:spacing w:after="60"/>
+        <w:ind w:left="510" w:hanging="510"/>
+      </w:pPr>
+      <w:r>
+        <w:rPr>
+          <w:b/>
+          <w:i w:val="0"/>
+        </w:rPr>
+        <w:t>6.</w:t>
+      </w:r>
+      <w:r>
+        <w:t xml:space="preserve"> Созерцая это, Шри Гаурачандра в жажде вкусить расу оставил внешнее сознание: Он видел тёмное Сияние, украшенное свирелью, знаком Шриватса</w:t>
+      </w:r>
+      <w:r>
+        <w:rPr>
+          <w:b w:val="0"/>
+          <w:i w:val="0"/>
+          <w:vertAlign w:val="superscript"/>
+        </w:rPr>
+        <w:t>5</w:t>
+      </w:r>
+      <w:r>
+        <w:t xml:space="preserve"> и посохом, цветами и молодыми листьями, — Того, кто сказал: «Дай Мне пошлину, Радха, полная расы, чистая, — Мне, достойному дара!» И так Гаура славит Его: «Слава же Ему, Владыке жизни Радхики!»</w:t>
+      </w:r>
+    </w:p>
+    <w:p>
+      <w:pPr>
+        <w:spacing w:after="60"/>
+        <w:ind w:left="510" w:hanging="510"/>
+      </w:pPr>
+      <w:r>
+        <w:rPr>
+          <w:b/>
+          <w:i w:val="0"/>
+        </w:rPr>
+        <w:t>7.</w:t>
+      </w:r>
+      <w:r>
+        <w:t xml:space="preserve"> И тотчас Владыка всего, внезапно охваченный расой преданности, рыдая, омочил камень слезами и помазал им Свою голову.</w:t>
+      </w:r>
+    </w:p>
+    <w:p>
+      <w:pPr>
+        <w:spacing w:after="60"/>
+        <w:ind w:left="510" w:hanging="510"/>
+      </w:pPr>
+      <w:r>
+        <w:rPr>
+          <w:b/>
+          <w:i w:val="0"/>
+        </w:rPr>
+        <w:t>8.</w:t>
+      </w:r>
+      <w:r>
+        <w:t xml:space="preserve"> «Взгляни: к востоку от горы — два пруда</w:t>
+      </w:r>
+      <w:r>
+        <w:rPr>
+          <w:b w:val="0"/>
+          <w:i w:val="0"/>
+          <w:vertAlign w:val="superscript"/>
+        </w:rPr>
+        <w:t>6</w:t>
+      </w:r>
+      <w:r>
+        <w:t>, дарующие расу Кришны, а к югу от них — превосходный круг раса.</w:t>
+      </w:r>
+    </w:p>
+    <w:p>
+      <w:pPr>
+        <w:spacing w:after="60"/>
+        <w:ind w:left="510" w:hanging="510"/>
+      </w:pPr>
+      <w:r>
+        <w:rPr>
+          <w:b/>
+          <w:i w:val="0"/>
+        </w:rPr>
+        <w:t>9.</w:t>
+      </w:r>
+      <w:r>
+        <w:t xml:space="preserve"> Здесь — место, где Шри Радха и Кришна предавались игре раса; взгляни: его постигают лишь преданные, исполненные расы любви».</w:t>
+      </w:r>
+    </w:p>
+    <w:p>
+      <w:pPr>
+        <w:spacing w:after="60"/>
+        <w:ind w:left="510" w:hanging="510"/>
+      </w:pPr>
+      <w:r>
+        <w:rPr>
+          <w:b/>
+          <w:i w:val="0"/>
+        </w:rPr>
+        <w:t>10.</w:t>
+      </w:r>
+      <w:r>
+        <w:t xml:space="preserve"> Единый с Радхой и Мадхавой, проникнутый каждым из Их чувств, Гауранга являл в подражании каждую из Их игр.</w:t>
+      </w:r>
+    </w:p>
+    <w:p>
+      <w:pPr>
+        <w:spacing w:after="60"/>
+        <w:ind w:left="510" w:hanging="510"/>
+      </w:pPr>
+      <w:r>
+        <w:rPr>
+          <w:b/>
+          <w:i w:val="0"/>
+        </w:rPr>
+        <w:t>11.</w:t>
+      </w:r>
+      <w:r>
+        <w:t xml:space="preserve"> Кришне, являвшему эти чувства, лучший из брахманов сказал: «Взгляни: на горе — место поклонения Радхики.</w:t>
+      </w:r>
+    </w:p>
+    <w:p>
+      <w:pPr>
+        <w:spacing w:after="60"/>
+        <w:ind w:left="510" w:hanging="510"/>
+      </w:pPr>
+      <w:r>
+        <w:rPr>
+          <w:b/>
+          <w:i w:val="0"/>
+        </w:rPr>
+        <w:t>12.</w:t>
+      </w:r>
+      <w:r>
+        <w:t xml:space="preserve"> А здесь — место Аннакуты</w:t>
+      </w:r>
+      <w:r>
+        <w:rPr>
+          <w:b w:val="0"/>
+          <w:i w:val="0"/>
+          <w:vertAlign w:val="superscript"/>
+        </w:rPr>
+        <w:t>7</w:t>
+      </w:r>
+      <w:r>
+        <w:t>, сокрушившей гордыню владыки богов: увидев натиск Индры, Хари стал Держащим Говардхану.</w:t>
+      </w:r>
+    </w:p>
+    <w:p>
+      <w:pPr>
+        <w:spacing w:after="60"/>
+        <w:ind w:left="510" w:hanging="510"/>
+      </w:pPr>
+      <w:r>
+        <w:rPr>
+          <w:b/>
+          <w:i w:val="0"/>
+        </w:rPr>
+        <w:t>13.</w:t>
+      </w:r>
+      <w:r>
+        <w:t xml:space="preserve"> Взгляни на горе на Владыку, называемого Харирая, а выше Него, к югу, — на Того, кого зовут Гопаларая</w:t>
+      </w:r>
+      <w:r>
+        <w:rPr>
+          <w:b w:val="0"/>
+          <w:i w:val="0"/>
+          <w:vertAlign w:val="superscript"/>
+        </w:rPr>
+        <w:t>8</w:t>
+      </w:r>
+      <w:r>
+        <w:t>.</w:t>
+      </w:r>
+    </w:p>
+    <w:p>
+      <w:pPr>
+        <w:spacing w:after="60"/>
+        <w:ind w:left="510" w:hanging="510"/>
+      </w:pPr>
+      <w:r>
+        <w:rPr>
+          <w:b/>
+          <w:i w:val="0"/>
+        </w:rPr>
+        <w:t>14.</w:t>
+      </w:r>
+      <w:r>
+        <w:t xml:space="preserve"> Когда гордыня Индры была сбита, благая Сурабхи</w:t>
+      </w:r>
+      <w:r>
+        <w:rPr>
+          <w:b w:val="0"/>
+          <w:i w:val="0"/>
+          <w:vertAlign w:val="superscript"/>
+        </w:rPr>
+        <w:t>9</w:t>
+      </w:r>
+      <w:r>
+        <w:t>, по слову Брахмы, радостно совершила омовение водой небесной реки</w:t>
+      </w:r>
+    </w:p>
+    <w:p>
+      <w:pPr>
+        <w:spacing w:after="60"/>
+        <w:ind w:left="510" w:hanging="510"/>
+      </w:pPr>
+      <w:r>
+        <w:rPr>
+          <w:b/>
+          <w:i w:val="0"/>
+        </w:rPr>
+        <w:t>15.</w:t>
+      </w:r>
+      <w:r>
+        <w:t xml:space="preserve"> Говинды, Которому на великом празднестве служили Веды и прочие; и даже великий Индра, совершивший оскорбление, восхвалив Его, избавился от страха.</w:t>
+      </w:r>
+    </w:p>
+    <w:p>
+      <w:pPr>
+        <w:spacing w:after="60"/>
+        <w:ind w:left="510" w:hanging="510"/>
+      </w:pPr>
+      <w:r>
+        <w:rPr>
+          <w:b/>
+          <w:i w:val="0"/>
+        </w:rPr>
+        <w:t>16.</w:t>
+      </w:r>
+      <w:r>
+        <w:t xml:space="preserve"> Взгляни к югу от горы на пруд, смывающий все грехи; а за ним — пять прудов: Брахмы, Рудры, Индры, Сурьи</w:t>
+      </w:r>
+    </w:p>
+    <w:p>
+      <w:pPr>
+        <w:spacing w:after="60"/>
+        <w:ind w:left="510" w:hanging="510"/>
+      </w:pPr>
+      <w:r>
+        <w:rPr>
+          <w:b/>
+          <w:i w:val="0"/>
+        </w:rPr>
+        <w:t>17.</w:t>
+      </w:r>
+      <w:r>
+        <w:t xml:space="preserve"> и благой пруд по имени „Мокша“, смывающий все грехи». Созерцая их, Прабху Гаурахари — Кришна — с любовью сказал брахману:</w:t>
+      </w:r>
+    </w:p>
+    <w:p>
+      <w:pPr>
+        <w:spacing w:after="60"/>
+        <w:ind w:left="510" w:hanging="510"/>
+      </w:pPr>
+      <w:r>
+        <w:rPr>
+          <w:b/>
+          <w:i w:val="0"/>
+        </w:rPr>
+        <w:t>18.</w:t>
+      </w:r>
+      <w:r>
+        <w:t xml:space="preserve"> «Благословен в мире лишь этот царь гор, где Шри Кришна и Рама — о! — непрестанно и радостно играют с пастушками!» Так говорит Сам Шри Гаурачандра, дарующий расу совершенной любви, — и сам Шри Говардхана, ревностно поклоняясь Ему, пускается в пляс.</w:t>
+      </w:r>
+    </w:p>
+    <w:p>
+      <w:pPr>
+        <w:spacing w:after="60"/>
+        <w:jc w:val="both"/>
+      </w:pPr>
+      <w:r>
+        <w:rPr>
+          <w:b w:val="0"/>
+          <w:i/>
+        </w:rPr>
+        <w:t>Так заканчивается восьмая сарга, называемая «Лицезрение Шри Говардханы и других мест» (Шри-Говардхана-ади-даршана), четвёртой пракрамы поэмы «Шри Кришна-чайтанья-чаритамрита».</w:t>
+      </w:r>
+    </w:p>
+    <w:p>
+      <w:pPr>
+        <w:spacing w:after="60"/>
+        <w:ind w:left="283"/>
+      </w:pPr>
+      <w:r>
+        <w:rPr>
+          <w:b/>
+          <w:i w:val="0"/>
+          <w:sz w:val="18"/>
+        </w:rPr>
+        <w:t>1.</w:t>
+      </w:r>
+      <w:r>
+        <w:rPr>
+          <w:sz w:val="18"/>
+        </w:rPr>
+        <w:t xml:space="preserve"> Нандишвара — холм в Нандаграме, где, по преданию, поселился Нанда.</w:t>
+      </w:r>
+    </w:p>
+    <w:p>
+      <w:pPr>
+        <w:spacing w:after="60"/>
+        <w:ind w:left="283"/>
+      </w:pPr>
+      <w:r>
+        <w:rPr>
+          <w:b/>
+          <w:i w:val="0"/>
+          <w:sz w:val="18"/>
+        </w:rPr>
+        <w:t>2.</w:t>
+      </w:r>
+      <w:r>
+        <w:rPr>
+          <w:sz w:val="18"/>
+        </w:rPr>
+        <w:t xml:space="preserve"> То есть Мано-Ганги (Манаси-Ганги) — священного озера у Говардханы.</w:t>
+      </w:r>
+    </w:p>
+    <w:p>
+      <w:pPr>
+        <w:spacing w:after="60"/>
+        <w:ind w:left="283"/>
+      </w:pPr>
+      <w:r>
+        <w:rPr>
+          <w:b/>
+          <w:i w:val="0"/>
+          <w:sz w:val="18"/>
+        </w:rPr>
+        <w:t>3.</w:t>
+      </w:r>
+      <w:r>
+        <w:rPr>
+          <w:sz w:val="18"/>
+        </w:rPr>
+        <w:t xml:space="preserve"> Бхагавата-пурана 10.25.</w:t>
+      </w:r>
+    </w:p>
+    <w:p>
+      <w:pPr>
+        <w:spacing w:after="60"/>
+        <w:ind w:left="283"/>
+      </w:pPr>
+      <w:r>
+        <w:rPr>
+          <w:b/>
+          <w:i w:val="0"/>
+          <w:sz w:val="18"/>
+        </w:rPr>
+        <w:t>4.</w:t>
+      </w:r>
+      <w:r>
+        <w:rPr>
+          <w:sz w:val="18"/>
+        </w:rPr>
+        <w:t xml:space="preserve"> Смысл второй половины шлоки в тексте неясен; перевод предположителен.</w:t>
+      </w:r>
+    </w:p>
+    <w:p>
+      <w:pPr>
+        <w:spacing w:after="60"/>
+        <w:ind w:left="283"/>
+      </w:pPr>
+      <w:r>
+        <w:rPr>
+          <w:b/>
+          <w:i w:val="0"/>
+          <w:sz w:val="18"/>
+        </w:rPr>
+        <w:t>5.</w:t>
+      </w:r>
+      <w:r>
+        <w:rPr>
+          <w:sz w:val="18"/>
+        </w:rPr>
+        <w:t xml:space="preserve"> Шриватса — знак на груди Вишну.</w:t>
+      </w:r>
+    </w:p>
+    <w:p>
+      <w:pPr>
+        <w:spacing w:after="60"/>
+        <w:ind w:left="283"/>
+      </w:pPr>
+      <w:r>
+        <w:rPr>
+          <w:b/>
+          <w:i w:val="0"/>
+          <w:sz w:val="18"/>
+        </w:rPr>
+        <w:t>6.</w:t>
+      </w:r>
+      <w:r>
+        <w:rPr>
+          <w:sz w:val="18"/>
+        </w:rPr>
+        <w:t xml:space="preserve"> По-видимому, Радха-кунда и Шьяма-кунда.</w:t>
+      </w:r>
+    </w:p>
+    <w:p>
+      <w:pPr>
+        <w:spacing w:after="60"/>
+        <w:ind w:left="283"/>
+      </w:pPr>
+      <w:r>
+        <w:rPr>
+          <w:b/>
+          <w:i w:val="0"/>
+          <w:sz w:val="18"/>
+        </w:rPr>
+        <w:t>7.</w:t>
+      </w:r>
+      <w:r>
+        <w:rPr>
+          <w:sz w:val="18"/>
+        </w:rPr>
+        <w:t xml:space="preserve"> Аннакута («гора пищи») — подношение Говардхане, которое пастухи по совету Кришны совершили вместо жертвы Индре (Бхагавата-пурана 10.24).</w:t>
+      </w:r>
+    </w:p>
+    <w:p>
+      <w:pPr>
+        <w:spacing w:after="60"/>
+        <w:ind w:left="283"/>
+      </w:pPr>
+      <w:r>
+        <w:rPr>
+          <w:b/>
+          <w:i w:val="0"/>
+          <w:sz w:val="18"/>
+        </w:rPr>
+        <w:t>8.</w:t>
+      </w:r>
+      <w:r>
+        <w:rPr>
+          <w:sz w:val="18"/>
+        </w:rPr>
+        <w:t xml:space="preserve"> Харирая и Гопаларая — божества Кришны на Говардхане.</w:t>
+      </w:r>
+    </w:p>
+    <w:p>
+      <w:pPr>
+        <w:spacing w:after="60"/>
+        <w:ind w:left="283"/>
+      </w:pPr>
+      <w:r>
+        <w:rPr>
+          <w:b/>
+          <w:i w:val="0"/>
+          <w:sz w:val="18"/>
+        </w:rPr>
+        <w:t>9.</w:t>
+      </w:r>
+      <w:r>
+        <w:rPr>
+          <w:sz w:val="18"/>
+        </w:rPr>
+        <w:t xml:space="preserve"> Сурабхи — небесная корова, праматерь коров; омовение Кришны (Говинды) после поднятия Говардханы — Бхагавата-пурана 10.27.</w:t>
       </w:r>
     </w:p>
     <w:sectPr>
